--- a/00-首页/题组Word/第一轮·综合套卷/第一轮综合卷03（学生版）.docx
+++ b/00-首页/题组Word/第一轮·综合套卷/第一轮综合卷03（学生版）.docx
@@ -2,7 +2,7 @@
 <file path=word/document.xml><?xml version="1.0" encoding="utf-8"?>
 <w:document xmlns:w="http://schemas.openxmlformats.org/wordprocessingml/2006/main" xmlns:m="http://schemas.openxmlformats.org/officeDocument/2006/math" xmlns:r="http://schemas.openxmlformats.org/officeDocument/2006/relationships" xmlns:o="urn:schemas-microsoft-com:office:office" xmlns:v="urn:schemas-microsoft-com:vml" xmlns:w10="urn:schemas-microsoft-com:office:word" xmlns:a="http://schemas.openxmlformats.org/drawingml/2006/main" xmlns:pic="http://schemas.openxmlformats.org/drawingml/2006/picture" xmlns:wp="http://schemas.openxmlformats.org/drawingml/2006/wordprocessingDrawing">
   <w:body>
-    <w:bookmarkStart w:id="64" w:name="第一轮综合练习-第03卷"/>
+    <w:bookmarkStart w:id="66" w:name="第一轮综合练习-第03卷"/>
     <w:p>
       <w:pPr>
         <w:pStyle w:val="Heading1"/>
@@ -50,7 +50,7 @@
         </w:pict>
       </w:r>
     </w:p>
-    <w:bookmarkStart w:id="63" w:name="题目"/>
+    <w:bookmarkStart w:id="65" w:name="题目"/>
     <w:p>
       <w:pPr>
         <w:pStyle w:val="Heading2"/>
@@ -4219,7 +4219,7 @@
       </w:r>
     </w:p>
     <w:bookmarkEnd w:id="37"/>
-    <w:bookmarkStart w:id="41" w:name="第12题"/>
+    <w:bookmarkStart w:id="38" w:name="第12题"/>
     <w:p>
       <w:pPr>
         <w:pStyle w:val="Heading3"/>
@@ -4252,7 +4252,19 @@
         <w:rPr>
           <w:rFonts w:hint="eastAsia" w:ascii="Times New Roman" w:hAnsi="Times New Roman" w:eastAsia="FangSong" w:cs="Times New Roman"/>
         </w:rPr>
-        <w:t>碳酸钙晶体有两种常见的晶型</w:t>
+        <w:t xml:space="preserve">一种新型陶瓷材料中仅含有</w:t>
+      </w:r>
+      <w:r>
+        <w:rPr>
+          <w:rFonts w:ascii="Times New Roman" w:hAnsi="Times New Roman" w:eastAsia="Times New Roman" w:cs="Times New Roman"/>
+        </w:rPr>
+        <w:t xml:space="preserve"> V、Al、C </w:t>
+      </w:r>
+      <w:r>
+        <w:rPr>
+          <w:rFonts w:hint="eastAsia" w:ascii="Times New Roman" w:hAnsi="Times New Roman" w:eastAsia="FangSong" w:cs="Times New Roman"/>
+        </w:rPr>
+        <w:t>三种原子</w:t>
       </w:r>
       <w:r>
         <w:rPr>
@@ -4264,7 +4276,7 @@
         <w:rPr>
           <w:rFonts w:hint="eastAsia" w:ascii="Times New Roman" w:hAnsi="Times New Roman" w:eastAsia="FangSong" w:cs="Times New Roman"/>
         </w:rPr>
-        <w:t>分别称为方解石和文石</w:t>
+        <w:t>属六方晶系</w:t>
       </w:r>
       <w:r>
         <w:rPr>
@@ -4276,7 +4288,499 @@
         <w:rPr>
           <w:rFonts w:hint="eastAsia" w:ascii="Times New Roman" w:hAnsi="Times New Roman" w:eastAsia="FangSong" w:cs="Times New Roman"/>
         </w:rPr>
-        <w:t>文献中常用下图表示两者的结构</w:t>
+        <w:t>晶体中</w:t>
+      </w:r>
+      <w:r>
+        <w:rPr>
+          <w:rFonts w:ascii="Times New Roman" w:hAnsi="Times New Roman" w:eastAsia="Times New Roman" w:cs="Times New Roman"/>
+        </w:rPr>
+        <w:t xml:space="preserve"> V </w:t>
+      </w:r>
+      <w:r>
+        <w:rPr>
+          <w:rFonts w:hint="eastAsia" w:ascii="Times New Roman" w:hAnsi="Times New Roman" w:eastAsia="FangSong" w:cs="Times New Roman"/>
+        </w:rPr>
+        <w:t>原子的堆积方式为</w:t>
+      </w:r>
+      <w:r>
+        <w:rPr>
+          <w:rFonts w:hint="eastAsia" w:ascii="Times New Roman" w:hAnsi="Times New Roman" w:eastAsia="Times New Roman" w:cs="Times New Roman"/>
+        </w:rPr>
+        <w:t>…BACBBCABBACBBCAB…，</w:t>
+      </w:r>
+      <w:r>
+        <w:rPr>
+          <w:rFonts w:hint="eastAsia" w:ascii="Times New Roman" w:hAnsi="Times New Roman" w:eastAsia="FangSong" w:cs="Times New Roman"/>
+        </w:rPr>
+        <w:t>其中</w:t>
+      </w:r>
+      <w:r>
+        <w:rPr>
+          <w:rFonts w:ascii="Times New Roman" w:hAnsi="Times New Roman" w:eastAsia="Times New Roman" w:cs="Times New Roman"/>
+        </w:rPr>
+        <w:t xml:space="preserve"> A、B、C </w:t>
+      </w:r>
+      <w:r>
+        <w:rPr>
+          <w:rFonts w:hint="eastAsia" w:ascii="Times New Roman" w:hAnsi="Times New Roman" w:eastAsia="FangSong" w:cs="Times New Roman"/>
+        </w:rPr>
+        <w:t>都是密置单层</w:t>
+      </w:r>
+      <w:r>
+        <w:rPr>
+          <w:rFonts w:hint="eastAsia" w:ascii="Times New Roman" w:hAnsi="Times New Roman" w:eastAsia="Times New Roman" w:cs="Times New Roman"/>
+        </w:rPr>
+        <w:t>。C</w:t>
+      </w:r>
+      <w:r>
+        <w:rPr>
+          <w:rFonts w:ascii="Times New Roman" w:hAnsi="Times New Roman" w:eastAsia="Times New Roman" w:cs="Times New Roman"/>
+        </w:rPr>
+        <w:t xml:space="preserve"> </w:t>
+      </w:r>
+      <w:r>
+        <w:rPr>
+          <w:rFonts w:hint="eastAsia" w:ascii="Times New Roman" w:hAnsi="Times New Roman" w:eastAsia="FangSong" w:cs="Times New Roman"/>
+        </w:rPr>
+        <w:t>原子有规律地占据八面体空隙</w:t>
+      </w:r>
+      <w:r>
+        <w:rPr>
+          <w:rFonts w:hint="eastAsia" w:ascii="Times New Roman" w:hAnsi="Times New Roman" w:eastAsia="Times New Roman" w:cs="Times New Roman"/>
+        </w:rPr>
+        <w:t>，</w:t>
+      </w:r>
+      <w:r>
+        <w:rPr>
+          <w:rFonts w:hint="eastAsia" w:ascii="Times New Roman" w:hAnsi="Times New Roman" w:eastAsia="FangSong" w:cs="Times New Roman"/>
+        </w:rPr>
+        <w:t>而</w:t>
+      </w:r>
+      <w:r>
+        <w:rPr>
+          <w:rFonts w:ascii="Times New Roman" w:hAnsi="Times New Roman" w:eastAsia="Times New Roman" w:cs="Times New Roman"/>
+        </w:rPr>
+        <w:t xml:space="preserve"> Al </w:t>
+      </w:r>
+      <w:r>
+        <w:rPr>
+          <w:rFonts w:hint="eastAsia" w:ascii="Times New Roman" w:hAnsi="Times New Roman" w:eastAsia="FangSong" w:cs="Times New Roman"/>
+        </w:rPr>
+        <w:t>原子有规律地占据三棱柱空隙</w:t>
+      </w:r>
+      <w:r>
+        <w:rPr>
+          <w:rFonts w:hint="eastAsia" w:ascii="Times New Roman" w:hAnsi="Times New Roman" w:eastAsia="Times New Roman" w:cs="Times New Roman"/>
+        </w:rPr>
+        <w:t>。</w:t>
+      </w:r>
+      <w:r>
+        <w:rPr>
+          <w:rFonts w:hint="eastAsia" w:ascii="Times New Roman" w:hAnsi="Times New Roman" w:eastAsia="FangSong" w:cs="Times New Roman"/>
+        </w:rPr>
+        <w:t>这种晶体正当晶胞的晶胞参数</w:t>
+      </w:r>
+      <w:r>
+        <w:rPr>
+          <w:rFonts w:ascii="Times New Roman" w:hAnsi="Times New Roman" w:eastAsia="Times New Roman" w:cs="Times New Roman"/>
+        </w:rPr>
+        <w:t xml:space="preserve"> </w:t>
+      </w:r>
+      <m:oMath>
+        <m:oMathPr>
+          <m:ctrlPr>
+            <w:rPr>
+              <w:sz w:val="28"/>
+              <w:szCs w:val="28"/>
+            </w:rPr>
+          </m:ctrlPr>
+        </m:oMathPr>
+        <m:r>
+          <m:t>a</m:t>
+        </m:r>
+        <m:r>
+          <m:rPr>
+            <m:sty m:val="p"/>
+          </m:rPr>
+          <m:t>=</m:t>
+        </m:r>
+        <m:r>
+          <m:t>508.8</m:t>
+        </m:r>
+        <m:r>
+          <m:rPr>
+            <m:sty m:val="p"/>
+          </m:rPr>
+          <m:t>p</m:t>
+        </m:r>
+        <m:r>
+          <m:rPr>
+            <m:sty m:val="p"/>
+          </m:rPr>
+          <m:t>m</m:t>
+        </m:r>
+      </m:oMath>
+      <w:r>
+        <w:rPr>
+          <w:rFonts w:ascii="Times New Roman" w:hAnsi="Times New Roman" w:eastAsia="Times New Roman" w:cs="Times New Roman"/>
+        </w:rPr>
+        <w:t xml:space="preserve"> </w:t>
+      </w:r>
+      <w:r>
+        <w:rPr>
+          <w:rFonts w:hint="eastAsia" w:ascii="Times New Roman" w:hAnsi="Times New Roman" w:eastAsia="Times New Roman" w:cs="Times New Roman"/>
+        </w:rPr>
+        <w:t xml:space="preserve">，</w:t>
+      </w:r>
+      <w:r>
+        <w:rPr>
+          <w:rFonts w:ascii="Times New Roman" w:hAnsi="Times New Roman" w:eastAsia="Times New Roman" w:cs="Times New Roman"/>
+        </w:rPr>
+        <w:t xml:space="preserve"> </w:t>
+      </w:r>
+      <m:oMath>
+        <m:oMathPr>
+          <m:ctrlPr>
+            <w:rPr>
+              <w:sz w:val="28"/>
+              <w:szCs w:val="28"/>
+            </w:rPr>
+          </m:ctrlPr>
+        </m:oMathPr>
+        <m:r>
+          <m:t>c</m:t>
+        </m:r>
+        <m:r>
+          <m:rPr>
+            <m:sty m:val="p"/>
+          </m:rPr>
+          <m:t>=</m:t>
+        </m:r>
+        <m:r>
+          <m:t>2298</m:t>
+        </m:r>
+        <m:r>
+          <m:rPr>
+            <m:sty m:val="p"/>
+          </m:rPr>
+          <m:t>p</m:t>
+        </m:r>
+        <m:r>
+          <m:rPr>
+            <m:sty m:val="p"/>
+          </m:rPr>
+          <m:t>m</m:t>
+        </m:r>
+      </m:oMath>
+      <w:r>
+        <w:rPr>
+          <w:rFonts w:ascii="Times New Roman" w:hAnsi="Times New Roman" w:eastAsia="Times New Roman" w:cs="Times New Roman"/>
+        </w:rPr>
+        <w:t xml:space="preserve"> </w:t>
+      </w:r>
+      <w:r>
+        <w:rPr>
+          <w:rFonts w:hint="eastAsia" w:ascii="Times New Roman" w:hAnsi="Times New Roman" w:eastAsia="Times New Roman" w:cs="Times New Roman"/>
+        </w:rPr>
+        <w:t xml:space="preserve">，</w:t>
+      </w:r>
+      <w:r>
+        <w:rPr>
+          <w:rFonts w:ascii="Times New Roman" w:hAnsi="Times New Roman" w:eastAsia="Times New Roman" w:cs="Times New Roman"/>
+        </w:rPr>
+        <w:t xml:space="preserve"> </w:t>
+      </w:r>
+      <m:oMath>
+        <m:oMathPr>
+          <m:ctrlPr>
+            <w:rPr>
+              <w:sz w:val="28"/>
+              <w:szCs w:val="28"/>
+            </w:rPr>
+          </m:ctrlPr>
+        </m:oMathPr>
+        <m:r>
+          <m:t>ρ</m:t>
+        </m:r>
+        <m:r>
+          <m:rPr>
+            <m:sty m:val="p"/>
+          </m:rPr>
+          <m:t>=</m:t>
+        </m:r>
+        <m:r>
+          <m:t>5.08</m:t>
+        </m:r>
+        <m:r>
+          <m:rPr>
+            <m:sty m:val="p"/>
+          </m:rPr>
+          <m:t>g</m:t>
+        </m:r>
+        <m:r>
+          <m:rPr>
+            <m:sty m:val="p"/>
+          </m:rPr>
+          <m:t>⋅</m:t>
+        </m:r>
+        <m:sSup>
+          <m:e>
+            <m:r>
+              <m:rPr>
+                <m:sty m:val="p"/>
+              </m:rPr>
+              <m:t>c</m:t>
+            </m:r>
+            <m:r>
+              <m:rPr>
+                <m:sty m:val="p"/>
+              </m:rPr>
+              <m:t>m</m:t>
+            </m:r>
+          </m:e>
+          <m:sup>
+            <m:r>
+              <m:rPr>
+                <m:sty m:val="p"/>
+              </m:rPr>
+              <m:t>−</m:t>
+            </m:r>
+            <m:r>
+              <m:t>3</m:t>
+            </m:r>
+          </m:sup>
+        </m:sSup>
+      </m:oMath>
+      <w:r>
+        <w:rPr>
+          <w:rFonts w:ascii="Times New Roman" w:hAnsi="Times New Roman" w:eastAsia="Times New Roman" w:cs="Times New Roman"/>
+        </w:rPr>
+        <w:t xml:space="preserve"> </w:t>
+      </w:r>
+      <w:r>
+        <w:rPr>
+          <w:rFonts w:hint="eastAsia" w:ascii="Times New Roman" w:hAnsi="Times New Roman" w:eastAsia="Times New Roman" w:cs="Times New Roman"/>
+        </w:rPr>
+        <w:t>，</w:t>
+      </w:r>
+      <w:r>
+        <w:rPr>
+          <w:rFonts w:hint="eastAsia" w:ascii="Times New Roman" w:hAnsi="Times New Roman" w:eastAsia="FangSong" w:cs="Times New Roman"/>
+        </w:rPr>
+        <w:t>每个正当晶胞中有</w:t>
+      </w:r>
+      <w:r>
+        <w:rPr>
+          <w:rFonts w:ascii="Times New Roman" w:hAnsi="Times New Roman" w:eastAsia="Times New Roman" w:cs="Times New Roman"/>
+        </w:rPr>
+        <w:t xml:space="preserve"> 46 </w:t>
+      </w:r>
+      <w:r>
+        <w:rPr>
+          <w:rFonts w:hint="eastAsia" w:ascii="Times New Roman" w:hAnsi="Times New Roman" w:eastAsia="FangSong" w:cs="Times New Roman"/>
+        </w:rPr>
+        <w:t>个原子</w:t>
+      </w:r>
+      <w:r>
+        <w:rPr>
+          <w:rFonts w:hint="eastAsia" w:ascii="Times New Roman" w:hAnsi="Times New Roman" w:eastAsia="Times New Roman" w:cs="Times New Roman"/>
+        </w:rPr>
+        <w:t>，</w:t>
+      </w:r>
+      <w:r>
+        <w:rPr>
+          <w:rFonts w:hint="eastAsia" w:ascii="Times New Roman" w:hAnsi="Times New Roman" w:eastAsia="FangSong" w:cs="Times New Roman"/>
+        </w:rPr>
+        <w:t>其中有</w:t>
+      </w:r>
+      <w:r>
+        <w:rPr>
+          <w:rFonts w:ascii="Times New Roman" w:hAnsi="Times New Roman" w:eastAsia="Times New Roman" w:cs="Times New Roman"/>
+        </w:rPr>
+        <w:t xml:space="preserve"> 24 </w:t>
+      </w:r>
+      <w:r>
+        <w:rPr>
+          <w:rFonts w:hint="eastAsia" w:ascii="Times New Roman" w:hAnsi="Times New Roman" w:eastAsia="FangSong" w:cs="Times New Roman"/>
+        </w:rPr>
+        <w:t>个是钒原子</w:t>
+      </w:r>
+      <w:r>
+        <w:rPr>
+          <w:rFonts w:hint="eastAsia" w:ascii="Times New Roman" w:hAnsi="Times New Roman" w:eastAsia="Times New Roman" w:cs="Times New Roman"/>
+        </w:rPr>
+        <w:t>。</w:t>
+      </w:r>
+    </w:p>
+    <w:p>
+      <w:pPr>
+        <w:spacing w:before="160" w:after="80"/>
+      </w:pPr>
+      <w:r>
+        <w:pict>
+          <v:rect style="width:0;height:1.5pt" o:hralign="center" o:hrstd="t" o:hr="t"/>
+        </w:pict>
+      </w:r>
+    </w:p>
+    <w:bookmarkEnd w:id="38"/>
+    <w:bookmarkStart w:id="42" w:name="第13题"/>
+    <w:p>
+      <w:pPr>
+        <w:pStyle w:val="Heading3"/>
+        <w:spacing w:before="280" w:after="120"/>
+      </w:pPr>
+      <w:r>
+        <w:rPr>
+          <w:rFonts w:hint="eastAsia" w:ascii="Times New Roman" w:hAnsi="Times New Roman" w:eastAsia="SimHei" w:cs="Times New Roman"/>
+        </w:rPr>
+        <w:t>第</w:t>
+      </w:r>
+      <w:r>
+        <w:rPr>
+          <w:rFonts w:hint="eastAsia" w:ascii="Times New Roman" w:hAnsi="Times New Roman" w:eastAsia="Times New Roman" w:cs="Times New Roman"/>
+        </w:rPr>
+        <w:t>13</w:t>
+      </w:r>
+      <w:r>
+        <w:rPr>
+          <w:rFonts w:hint="eastAsia" w:ascii="Times New Roman" w:hAnsi="Times New Roman" w:eastAsia="SimHei" w:cs="Times New Roman"/>
+        </w:rPr>
+        <w:t>题</w:t>
+      </w:r>
+    </w:p>
+    <w:p>
+      <w:pPr>
+        <w:pStyle w:val="FirstParagraph"/>
+      </w:pPr>
+      <w:r>
+        <w:rPr>
+          <w:rFonts w:ascii="Times New Roman" w:hAnsi="Times New Roman" w:eastAsia="Times New Roman" w:cs="Times New Roman"/>
+        </w:rPr>
+        <w:t xml:space="preserve">BaFCl </w:t>
+      </w:r>
+      <w:r>
+        <w:rPr>
+          <w:rFonts w:hint="eastAsia" w:ascii="Times New Roman" w:hAnsi="Times New Roman" w:eastAsia="FangSong" w:cs="Times New Roman"/>
+        </w:rPr>
+        <w:t>晶胞属四方晶系</w:t>
+      </w:r>
+      <w:r>
+        <w:rPr>
+          <w:rFonts w:hint="eastAsia" w:ascii="Times New Roman" w:hAnsi="Times New Roman" w:eastAsia="Times New Roman" w:cs="Times New Roman"/>
+        </w:rPr>
+        <w:t>，</w:t>
+      </w:r>
+      <w:r>
+        <w:rPr>
+          <w:rFonts w:hint="eastAsia" w:ascii="Times New Roman" w:hAnsi="Times New Roman" w:eastAsia="FangSong" w:cs="Times New Roman"/>
+        </w:rPr>
+        <w:t>沿</w:t>
+      </w:r>
+      <w:r>
+        <w:rPr>
+          <w:rFonts w:ascii="Times New Roman" w:hAnsi="Times New Roman" w:eastAsia="Times New Roman" w:cs="Times New Roman"/>
+        </w:rPr>
+        <w:t xml:space="preserve"> c </w:t>
+      </w:r>
+      <w:r>
+        <w:rPr>
+          <w:rFonts w:hint="eastAsia" w:ascii="Times New Roman" w:hAnsi="Times New Roman" w:eastAsia="FangSong" w:cs="Times New Roman"/>
+        </w:rPr>
+        <w:t>轴投影如下图所示</w:t>
+      </w:r>
+      <w:r>
+        <w:rPr>
+          <w:rFonts w:hint="eastAsia" w:ascii="Times New Roman" w:hAnsi="Times New Roman" w:eastAsia="Times New Roman" w:cs="Times New Roman"/>
+        </w:rPr>
+        <w:t>。</w:t>
+      </w:r>
+      <w:r>
+        <w:rPr>
+          <w:rFonts w:hint="eastAsia" w:ascii="Times New Roman" w:hAnsi="Times New Roman" w:eastAsia="FangSong" w:cs="Times New Roman"/>
+        </w:rPr>
+        <w:t>其排列方式为</w:t>
+      </w:r>
+      <w:r>
+        <w:rPr>
+          <w:rFonts w:hint="eastAsia" w:ascii="Times New Roman" w:hAnsi="Times New Roman" w:eastAsia="Times New Roman" w:cs="Times New Roman"/>
+        </w:rPr>
+        <w:t>—Cl</w:t>
+      </w:r>
+      <w:r>
+        <w:rPr>
+          <w:rFonts w:hint="eastAsia" w:ascii="Times New Roman" w:hAnsi="Times New Roman" w:eastAsia="Times New Roman" w:cs="Times New Roman"/>
+          <w:vertAlign w:val="subscript"/>
+        </w:rPr>
+        <w:t>1</w:t>
+      </w:r>
+      <w:r>
+        <w:rPr>
+          <w:rFonts w:hint="eastAsia" w:ascii="Times New Roman" w:hAnsi="Times New Roman" w:eastAsia="Times New Roman" w:cs="Times New Roman"/>
+        </w:rPr>
+        <w:t>—Cl</w:t>
+      </w:r>
+      <w:r>
+        <w:rPr>
+          <w:rFonts w:hint="eastAsia" w:ascii="Times New Roman" w:hAnsi="Times New Roman" w:eastAsia="Times New Roman" w:cs="Times New Roman"/>
+          <w:vertAlign w:val="subscript"/>
+        </w:rPr>
+        <w:t>2</w:t>
+      </w:r>
+      <w:r>
+        <w:rPr>
+          <w:rFonts w:hint="eastAsia" w:ascii="Times New Roman" w:hAnsi="Times New Roman" w:eastAsia="Times New Roman" w:cs="Times New Roman"/>
+        </w:rPr>
+        <w:t>—Ba</w:t>
+      </w:r>
+      <w:r>
+        <w:rPr>
+          <w:rFonts w:hint="eastAsia" w:ascii="Times New Roman" w:hAnsi="Times New Roman" w:eastAsia="Times New Roman" w:cs="Times New Roman"/>
+          <w:vertAlign w:val="subscript"/>
+        </w:rPr>
+        <w:t>1</w:t>
+      </w:r>
+      <w:r>
+        <w:rPr>
+          <w:rFonts w:hint="eastAsia" w:ascii="Times New Roman" w:hAnsi="Times New Roman" w:eastAsia="Times New Roman" w:cs="Times New Roman"/>
+        </w:rPr>
+        <w:t>—F—Ba</w:t>
+      </w:r>
+      <w:r>
+        <w:rPr>
+          <w:rFonts w:hint="eastAsia" w:ascii="Times New Roman" w:hAnsi="Times New Roman" w:eastAsia="Times New Roman" w:cs="Times New Roman"/>
+          <w:vertAlign w:val="subscript"/>
+        </w:rPr>
+        <w:t>2</w:t>
+      </w:r>
+      <w:r>
+        <w:rPr>
+          <w:rFonts w:hint="eastAsia" w:ascii="Times New Roman" w:hAnsi="Times New Roman" w:eastAsia="Times New Roman" w:cs="Times New Roman"/>
+        </w:rPr>
+        <w:t>—(</w:t>
+      </w:r>
+      <w:r>
+        <w:rPr>
+          <w:rFonts w:hint="eastAsia" w:ascii="Times New Roman" w:hAnsi="Times New Roman" w:eastAsia="FangSong" w:cs="Times New Roman"/>
+        </w:rPr>
+        <w:t>下标是不同的层的表示</w:t>
+      </w:r>
+      <w:r>
+        <w:rPr>
+          <w:rFonts w:hint="eastAsia" w:ascii="Times New Roman" w:hAnsi="Times New Roman" w:eastAsia="Times New Roman" w:cs="Times New Roman"/>
+        </w:rPr>
+        <w:t>)，Ba</w:t>
+      </w:r>
+      <w:r>
+        <w:rPr>
+          <w:rFonts w:ascii="Times New Roman" w:hAnsi="Times New Roman" w:eastAsia="Times New Roman" w:cs="Times New Roman"/>
+        </w:rPr>
+        <w:t xml:space="preserve"> </w:t>
+      </w:r>
+      <w:r>
+        <w:rPr>
+          <w:rFonts w:hint="eastAsia" w:ascii="Times New Roman" w:hAnsi="Times New Roman" w:eastAsia="FangSong" w:cs="Times New Roman"/>
+        </w:rPr>
+        <w:t>的配位数尽可能高</w:t>
       </w:r>
       <w:r>
         <w:rPr>
@@ -4297,20 +4801,20 @@
         </w:rPr>
         <w:drawing>
           <wp:inline>
-            <wp:extent cx="3240000" cy="3089486"/>
+            <wp:extent cx="3600000" cy="1819148"/>
             <wp:effectExtent b="0" l="0" r="0" t="0"/>
-            <wp:docPr descr="" title="" id="39" name="Picture"/>
+            <wp:docPr descr="" title="" id="40" name="Picture"/>
             <a:graphic>
               <a:graphicData uri="http://schemas.openxmlformats.org/drawingml/2006/picture">
                 <pic:pic>
                   <pic:nvPicPr>
-                    <pic:cNvPr descr="6627cd2801a9f3816f4a78bda231dcdd09aeaee214e2199431e9d7805cddd078.jpg" id="40" name="Picture"/>
+                    <pic:cNvPr descr="2eb05f63a5d3d59d4b8a9e42908756af8926acb44e1526e2fb0ee47799134659.jpg" id="41" name="Picture"/>
                     <pic:cNvPicPr>
                       <a:picLocks noChangeArrowheads="1" noChangeAspect="1"/>
                     </pic:cNvPicPr>
                   </pic:nvPicPr>
                   <pic:blipFill>
-                    <a:blip r:embed="rId38"/>
+                    <a:blip r:embed="rId39"/>
                     <a:stretch>
                       <a:fillRect/>
                     </a:stretch>
@@ -4318,7 +4822,7 @@
                   <pic:spPr bwMode="auto">
                     <a:xfrm>
                       <a:off x="0" y="0"/>
-                      <a:ext cx="3240000" cy="3089486"/>
+                      <a:ext cx="3600000" cy="1819148"/>
                     </a:xfrm>
                     <a:prstGeom prst="rect">
                       <a:avLst/>
@@ -4347,8 +4851,8 @@
         </w:pict>
       </w:r>
     </w:p>
-    <w:bookmarkEnd w:id="41"/>
-    <w:bookmarkStart w:id="42" w:name="第13题"/>
+    <w:bookmarkEnd w:id="42"/>
+    <w:bookmarkStart w:id="43" w:name="第14题"/>
     <w:p>
       <w:pPr>
         <w:pStyle w:val="Heading3"/>
@@ -4364,7 +4868,7 @@
         <w:rPr>
           <w:rFonts w:hint="eastAsia" w:ascii="Times New Roman" w:hAnsi="Times New Roman" w:eastAsia="Times New Roman" w:cs="Times New Roman"/>
         </w:rPr>
-        <w:t>13</w:t>
+        <w:t>14</w:t>
       </w:r>
       <w:r>
         <w:rPr>
@@ -4381,127 +4885,7 @@
         <w:rPr>
           <w:rFonts w:hint="eastAsia" w:ascii="Times New Roman" w:hAnsi="Times New Roman" w:eastAsia="FangSong" w:cs="Times New Roman"/>
         </w:rPr>
-        <w:t>一种合金属</w:t>
-      </w:r>
-      <w:r>
-        <w:rPr>
-          <w:rFonts w:hint="eastAsia" w:ascii="Times New Roman" w:hAnsi="Times New Roman" w:eastAsia="Times New Roman" w:cs="Times New Roman"/>
-        </w:rPr>
-        <w:t>M</w:t>
-      </w:r>
-      <w:r>
-        <w:rPr>
-          <w:rFonts w:hint="eastAsia" w:ascii="Times New Roman" w:hAnsi="Times New Roman" w:eastAsia="FangSong" w:cs="Times New Roman"/>
-        </w:rPr>
-        <w:t>和非金属</w:t>
-      </w:r>
-      <w:r>
-        <w:rPr>
-          <w:rFonts w:hint="eastAsia" w:ascii="Times New Roman" w:hAnsi="Times New Roman" w:eastAsia="Times New Roman" w:cs="Times New Roman"/>
-        </w:rPr>
-        <w:t>G</w:t>
-      </w:r>
-      <w:r>
-        <w:rPr>
-          <w:rFonts w:hint="eastAsia" w:ascii="Times New Roman" w:hAnsi="Times New Roman" w:eastAsia="FangSong" w:cs="Times New Roman"/>
-        </w:rPr>
-        <w:t>的耐火陶瓷电热元件</w:t>
-      </w:r>
-      <w:r>
-        <w:rPr>
-          <w:rFonts w:hint="eastAsia" w:ascii="Times New Roman" w:hAnsi="Times New Roman" w:eastAsia="Times New Roman" w:cs="Times New Roman"/>
-        </w:rPr>
-        <w:t>A</w:t>
-      </w:r>
-      <w:r>
-        <w:rPr>
-          <w:rFonts w:hint="eastAsia" w:ascii="Times New Roman" w:hAnsi="Times New Roman" w:eastAsia="FangSong" w:cs="Times New Roman"/>
-        </w:rPr>
-        <w:t>是一种二元化合物</w:t>
-      </w:r>
-      <w:r>
-        <w:rPr>
-          <w:rFonts w:hint="eastAsia" w:ascii="Times New Roman" w:hAnsi="Times New Roman" w:eastAsia="Times New Roman" w:cs="Times New Roman"/>
-        </w:rPr>
-        <w:t>，</w:t>
-      </w:r>
-      <w:r>
-        <w:rPr>
-          <w:rFonts w:hint="eastAsia" w:ascii="Times New Roman" w:hAnsi="Times New Roman" w:eastAsia="FangSong" w:cs="Times New Roman"/>
-        </w:rPr>
-        <w:t>由于两种元素的原子半径相差不大</w:t>
-      </w:r>
-      <w:r>
-        <w:rPr>
-          <w:rFonts w:hint="eastAsia" w:ascii="Times New Roman" w:hAnsi="Times New Roman" w:eastAsia="Times New Roman" w:cs="Times New Roman"/>
-        </w:rPr>
-        <w:t>，</w:t>
-      </w:r>
-      <w:r>
-        <w:rPr>
-          <w:rFonts w:hint="eastAsia" w:ascii="Times New Roman" w:hAnsi="Times New Roman" w:eastAsia="FangSong" w:cs="Times New Roman"/>
-        </w:rPr>
-        <w:t>电负性比较接近</w:t>
-      </w:r>
-      <w:r>
-        <w:rPr>
-          <w:rFonts w:hint="eastAsia" w:ascii="Times New Roman" w:hAnsi="Times New Roman" w:eastAsia="Times New Roman" w:cs="Times New Roman"/>
-        </w:rPr>
-        <w:t>，</w:t>
-      </w:r>
-      <w:r>
-        <w:rPr>
-          <w:rFonts w:hint="eastAsia" w:ascii="Times New Roman" w:hAnsi="Times New Roman" w:eastAsia="FangSong" w:cs="Times New Roman"/>
-        </w:rPr>
-        <w:t>所以其具有近似于金属与陶瓷的性质</w:t>
-      </w:r>
-      <w:r>
-        <w:rPr>
-          <w:rFonts w:hint="eastAsia" w:ascii="Times New Roman" w:hAnsi="Times New Roman" w:eastAsia="Times New Roman" w:cs="Times New Roman"/>
-        </w:rPr>
-        <w:t>，</w:t>
-      </w:r>
-      <w:r>
-        <w:rPr>
-          <w:rFonts w:hint="eastAsia" w:ascii="Times New Roman" w:hAnsi="Times New Roman" w:eastAsia="FangSong" w:cs="Times New Roman"/>
-        </w:rPr>
-        <w:t>具有导电性</w:t>
-      </w:r>
-      <w:r>
-        <w:rPr>
-          <w:rFonts w:hint="eastAsia" w:ascii="Times New Roman" w:hAnsi="Times New Roman" w:eastAsia="Times New Roman" w:cs="Times New Roman"/>
-        </w:rPr>
-        <w:t>，</w:t>
-      </w:r>
-      <w:r>
-        <w:rPr>
-          <w:rFonts w:hint="eastAsia" w:ascii="Times New Roman" w:hAnsi="Times New Roman" w:eastAsia="FangSong" w:cs="Times New Roman"/>
-        </w:rPr>
-        <w:t>其外观为灰色金属色泽</w:t>
-      </w:r>
-      <w:r>
-        <w:rPr>
-          <w:rFonts w:hint="eastAsia" w:ascii="Times New Roman" w:hAnsi="Times New Roman" w:eastAsia="Times New Roman" w:cs="Times New Roman"/>
-        </w:rPr>
-        <w:t>，</w:t>
-      </w:r>
-      <w:r>
-        <w:rPr>
-          <w:rFonts w:hint="eastAsia" w:ascii="Times New Roman" w:hAnsi="Times New Roman" w:eastAsia="FangSong" w:cs="Times New Roman"/>
-        </w:rPr>
-        <w:t>源于其四方型的晶体结构</w:t>
-      </w:r>
-      <w:r>
-        <w:rPr>
-          <w:rFonts w:hint="eastAsia" w:ascii="Times New Roman" w:hAnsi="Times New Roman" w:eastAsia="Times New Roman" w:cs="Times New Roman"/>
-        </w:rPr>
-        <w:t>，</w:t>
-      </w:r>
-      <w:r>
-        <w:rPr>
-          <w:rFonts w:hint="eastAsia" w:ascii="Times New Roman" w:hAnsi="Times New Roman" w:eastAsia="FangSong" w:cs="Times New Roman"/>
-        </w:rPr>
-        <w:t>密度为</w:t>
+        <w:t xml:space="preserve">近似的</w:t>
       </w:r>
       <w:r>
         <w:rPr>
@@ -4510,54 +4894,116 @@
         <w:t xml:space="preserve"> </w:t>
       </w:r>
       <m:oMath>
-        <m:oMathPr>
-          <m:ctrlPr>
-            <w:rPr>
-              <w:sz w:val="28"/>
-              <w:szCs w:val="28"/>
-            </w:rPr>
-          </m:ctrlPr>
-        </m:oMathPr>
-        <m:r>
-          <m:t>6.25</m:t>
-        </m:r>
+        <m:sSub>
+          <m:e>
+            <m:r>
+              <m:rPr>
+                <m:sty m:val="p"/>
+              </m:rPr>
+              <m:t>K</m:t>
+            </m:r>
+          </m:e>
+          <m:sub>
+            <m:r>
+              <m:t>3</m:t>
+            </m:r>
+          </m:sub>
+        </m:sSub>
         <m:r>
           <m:rPr>
             <m:sty m:val="p"/>
           </m:rPr>
-          <m:t>g</m:t>
-        </m:r>
-        <m:r>
-          <m:rPr>
-            <m:sty m:val="p"/>
-          </m:rPr>
-          <m:t>⋅</m:t>
-        </m:r>
+          <m:t>N</m:t>
+        </m:r>
+      </m:oMath>
+      <w:r>
+        <w:rPr>
+          <w:rFonts w:ascii="Times New Roman" w:hAnsi="Times New Roman" w:eastAsia="Times New Roman" w:cs="Times New Roman"/>
+        </w:rPr>
+        <w:t xml:space="preserve"> </w:t>
+      </w:r>
+      <w:r>
+        <w:rPr>
+          <w:rFonts w:hint="eastAsia" w:ascii="Times New Roman" w:hAnsi="Times New Roman" w:eastAsia="FangSong" w:cs="Times New Roman"/>
+        </w:rPr>
+        <w:t>晶体结构中</w:t>
+      </w:r>
+      <w:r>
+        <w:rPr>
+          <w:rFonts w:hint="eastAsia" w:ascii="Times New Roman" w:hAnsi="Times New Roman" w:eastAsia="Times New Roman" w:cs="Times New Roman"/>
+        </w:rPr>
+        <w:t>，</w:t>
+      </w:r>
+      <w:r>
+        <w:rPr>
+          <w:rFonts w:ascii="Times New Roman" w:hAnsi="Times New Roman" w:eastAsia="Times New Roman" w:cs="Times New Roman"/>
+        </w:rPr>
+        <w:t xml:space="preserve"> </w:t>
+      </w:r>
+      <m:oMath>
         <m:sSup>
           <m:e>
+            <m:r>
+              <m:rPr>
+                <m:sty m:val="bi"/>
+              </m:rPr>
+              <m:t>K</m:t>
+            </m:r>
+          </m:e>
+          <m:sup>
             <m:r>
               <m:rPr>
                 <m:sty m:val="p"/>
               </m:rPr>
-              <m:t>c</m:t>
-            </m:r>
+              <m:t>+</m:t>
+            </m:r>
+          </m:sup>
+        </m:sSup>
+      </m:oMath>
+      <w:r>
+        <w:rPr>
+          <w:rFonts w:ascii="Times New Roman" w:hAnsi="Times New Roman" w:eastAsia="Times New Roman" w:cs="Times New Roman"/>
+        </w:rPr>
+        <w:t xml:space="preserve"> </w:t>
+      </w:r>
+      <w:r>
+        <w:rPr>
+          <w:rFonts w:hint="eastAsia" w:ascii="Times New Roman" w:hAnsi="Times New Roman" w:eastAsia="FangSong" w:cs="Times New Roman"/>
+        </w:rPr>
+        <w:t>作六方最密堆积</w:t>
+      </w:r>
+      <w:r>
+        <w:rPr>
+          <w:rFonts w:hint="eastAsia" w:ascii="Times New Roman" w:hAnsi="Times New Roman" w:eastAsia="Times New Roman" w:cs="Times New Roman"/>
+        </w:rPr>
+        <w:t>，</w:t>
+      </w:r>
+      <w:r>
+        <w:rPr>
+          <w:rFonts w:ascii="Times New Roman" w:hAnsi="Times New Roman" w:eastAsia="Times New Roman" w:cs="Times New Roman"/>
+        </w:rPr>
+        <w:t xml:space="preserve"> </w:t>
+      </w:r>
+      <m:oMath>
+        <m:sSup>
+          <m:e>
             <m:r>
               <m:rPr>
-                <m:sty m:val="p"/>
+                <m:sty m:val="bi"/>
               </m:rPr>
-              <m:t>m</m:t>
+              <m:t>N</m:t>
             </m:r>
           </m:e>
           <m:sup>
+            <m:r>
+              <m:t>3</m:t>
+            </m:r>
             <m:r>
               <m:rPr>
                 <m:sty m:val="p"/>
               </m:rPr>
               <m:t>−</m:t>
             </m:r>
-            <m:r>
-              <m:t>3</m:t>
-            </m:r>
           </m:sup>
         </m:sSup>
       </m:oMath>
@@ -4569,6 +5015,47 @@
       </w:r>
       <w:r>
         <w:rPr>
+          <w:rFonts w:hint="eastAsia" w:ascii="Times New Roman" w:hAnsi="Times New Roman" w:eastAsia="FangSong" w:cs="Times New Roman"/>
+        </w:rPr>
+        <w:t>填入其中的八面体空隙</w:t>
+      </w:r>
+      <w:r>
+        <w:rPr>
+          <w:rFonts w:hint="eastAsia" w:ascii="Times New Roman" w:hAnsi="Times New Roman" w:eastAsia="Times New Roman" w:cs="Times New Roman"/>
+        </w:rPr>
+        <w:t>。</w:t>
+      </w:r>
+      <w:r>
+        <w:rPr>
+          <w:rFonts w:hint="eastAsia" w:ascii="Times New Roman" w:hAnsi="Times New Roman" w:eastAsia="FangSong" w:cs="Times New Roman"/>
+        </w:rPr>
+        <w:t>沿</w:t>
+      </w:r>
+      <w:r>
+        <w:rPr>
+          <w:rFonts w:ascii="Times New Roman" w:hAnsi="Times New Roman" w:eastAsia="Times New Roman" w:cs="Times New Roman"/>
+        </w:rPr>
+        <w:t xml:space="preserve"> </w:t>
+      </w:r>
+      <m:oMath>
+        <m:r>
+          <m:t>c</m:t>
+        </m:r>
+      </m:oMath>
+      <w:r>
+        <w:rPr>
+          <w:rFonts w:ascii="Times New Roman" w:hAnsi="Times New Roman" w:eastAsia="Times New Roman" w:cs="Times New Roman"/>
+        </w:rPr>
+        <w:t xml:space="preserve"> </w:t>
+      </w:r>
+      <w:r>
+        <w:rPr>
+          <w:rFonts w:hint="eastAsia" w:ascii="Times New Roman" w:hAnsi="Times New Roman" w:eastAsia="FangSong" w:cs="Times New Roman"/>
+        </w:rPr>
+        <w:t>轴方向</w:t>
+      </w:r>
+      <w:r>
+        <w:rPr>
           <w:rFonts w:hint="eastAsia" w:ascii="Times New Roman" w:hAnsi="Times New Roman" w:eastAsia="Times New Roman" w:cs="Times New Roman"/>
         </w:rPr>
         <w:t>，</w:t>
@@ -4577,7 +5064,224 @@
         <w:rPr>
           <w:rFonts w:hint="eastAsia" w:ascii="Times New Roman" w:hAnsi="Times New Roman" w:eastAsia="FangSong" w:cs="Times New Roman"/>
         </w:rPr>
-        <w:t>熔点高达</w:t>
+        <w:t>每一层</w:t>
+      </w:r>
+      <w:r>
+        <w:rPr>
+          <w:rFonts w:ascii="Times New Roman" w:hAnsi="Times New Roman" w:eastAsia="Times New Roman" w:cs="Times New Roman"/>
+        </w:rPr>
+        <w:t xml:space="preserve"> </w:t>
+      </w:r>
+      <m:oMath>
+        <m:sSup>
+          <m:e>
+            <m:r>
+              <m:rPr>
+                <m:sty m:val="bi"/>
+              </m:rPr>
+              <m:t>N</m:t>
+            </m:r>
+          </m:e>
+          <m:sup>
+            <m:r>
+              <m:t>3</m:t>
+            </m:r>
+            <m:r>
+              <m:rPr>
+                <m:sty m:val="p"/>
+              </m:rPr>
+              <m:t>−</m:t>
+            </m:r>
+          </m:sup>
+        </m:sSup>
+      </m:oMath>
+      <w:r>
+        <w:rPr>
+          <w:rFonts w:ascii="Times New Roman" w:hAnsi="Times New Roman" w:eastAsia="Times New Roman" w:cs="Times New Roman"/>
+        </w:rPr>
+        <w:t xml:space="preserve"> </w:t>
+      </w:r>
+      <w:r>
+        <w:rPr>
+          <w:rFonts w:hint="eastAsia" w:ascii="Times New Roman" w:hAnsi="Times New Roman" w:eastAsia="FangSong" w:cs="Times New Roman"/>
+        </w:rPr>
+        <w:t>的投影均重合</w:t>
+      </w:r>
+      <w:r>
+        <w:rPr>
+          <w:rFonts w:hint="eastAsia" w:ascii="Times New Roman" w:hAnsi="Times New Roman" w:eastAsia="Times New Roman" w:cs="Times New Roman"/>
+        </w:rPr>
+        <w:t>。</w:t>
+      </w:r>
+    </w:p>
+    <w:p>
+      <w:pPr>
+        <w:spacing w:before="160" w:after="80"/>
+      </w:pPr>
+      <w:r>
+        <w:pict>
+          <v:rect style="width:0;height:1.5pt" o:hralign="center" o:hrstd="t" o:hr="t"/>
+        </w:pict>
+      </w:r>
+    </w:p>
+    <w:bookmarkEnd w:id="43"/>
+    <w:bookmarkStart w:id="47" w:name="第15题"/>
+    <w:p>
+      <w:pPr>
+        <w:pStyle w:val="Heading3"/>
+        <w:spacing w:before="280" w:after="120"/>
+      </w:pPr>
+      <w:r>
+        <w:rPr>
+          <w:rFonts w:hint="eastAsia" w:ascii="Times New Roman" w:hAnsi="Times New Roman" w:eastAsia="SimHei" w:cs="Times New Roman"/>
+        </w:rPr>
+        <w:t>第</w:t>
+      </w:r>
+      <w:r>
+        <w:rPr>
+          <w:rFonts w:hint="eastAsia" w:ascii="Times New Roman" w:hAnsi="Times New Roman" w:eastAsia="Times New Roman" w:cs="Times New Roman"/>
+        </w:rPr>
+        <w:t>15</w:t>
+      </w:r>
+      <w:r>
+        <w:rPr>
+          <w:rFonts w:hint="eastAsia" w:ascii="Times New Roman" w:hAnsi="Times New Roman" w:eastAsia="SimHei" w:cs="Times New Roman"/>
+        </w:rPr>
+        <w:t>题</w:t>
+      </w:r>
+    </w:p>
+    <w:p>
+      <w:pPr>
+        <w:pStyle w:val="FirstParagraph"/>
+      </w:pPr>
+      <w:r>
+        <w:rPr>
+          <w:rFonts w:hint="eastAsia" w:ascii="Times New Roman" w:hAnsi="Times New Roman" w:eastAsia="FangSong" w:cs="Times New Roman"/>
+        </w:rPr>
+        <w:t xml:space="preserve">现有一种由正离子</w:t>
+      </w:r>
+      <w:r>
+        <w:rPr>
+          <w:rFonts w:ascii="Times New Roman" w:hAnsi="Times New Roman" w:eastAsia="Times New Roman" w:cs="Times New Roman"/>
+        </w:rPr>
+        <w:t xml:space="preserve"> </w:t>
+      </w:r>
+      <m:oMath>
+        <m:sSup>
+          <m:e>
+            <m:r>
+              <m:t>A</m:t>
+            </m:r>
+          </m:e>
+          <m:sup>
+            <m:r>
+              <m:t>n</m:t>
+            </m:r>
+            <m:r>
+              <m:rPr>
+                <m:sty m:val="p"/>
+              </m:rPr>
+              <m:t>+</m:t>
+            </m:r>
+          </m:sup>
+        </m:sSup>
+      </m:oMath>
+      <w:r>
+        <w:rPr>
+          <w:rFonts w:ascii="Times New Roman" w:hAnsi="Times New Roman" w:eastAsia="Times New Roman" w:cs="Times New Roman"/>
+        </w:rPr>
+        <w:t xml:space="preserve"> </w:t>
+      </w:r>
+      <w:r>
+        <w:rPr>
+          <w:rFonts w:ascii="Times New Roman" w:hAnsi="Times New Roman" w:eastAsia="Times New Roman" w:cs="Times New Roman"/>
+        </w:rPr>
+        <w:t xml:space="preserve">、</w:t>
+      </w:r>
+      <w:r>
+        <w:rPr>
+          <w:rFonts w:ascii="Times New Roman" w:hAnsi="Times New Roman" w:eastAsia="Times New Roman" w:cs="Times New Roman"/>
+        </w:rPr>
+        <w:t xml:space="preserve"> </w:t>
+      </w:r>
+      <m:oMath>
+        <m:sSup>
+          <m:e>
+            <m:r>
+              <m:t>B</m:t>
+            </m:r>
+          </m:e>
+          <m:sup>
+            <m:r>
+              <m:t>m</m:t>
+            </m:r>
+            <m:r>
+              <m:rPr>
+                <m:sty m:val="p"/>
+              </m:rPr>
+              <m:t>+</m:t>
+            </m:r>
+          </m:sup>
+        </m:sSup>
+      </m:oMath>
+      <w:r>
+        <w:rPr>
+          <w:rFonts w:ascii="Times New Roman" w:hAnsi="Times New Roman" w:eastAsia="Times New Roman" w:cs="Times New Roman"/>
+        </w:rPr>
+        <w:t xml:space="preserve"> </w:t>
+      </w:r>
+      <w:r>
+        <w:rPr>
+          <w:rFonts w:hint="eastAsia" w:ascii="Times New Roman" w:hAnsi="Times New Roman" w:eastAsia="FangSong" w:cs="Times New Roman"/>
+        </w:rPr>
+        <w:t xml:space="preserve">和负离子</w:t>
+      </w:r>
+      <w:r>
+        <w:rPr>
+          <w:rFonts w:ascii="Times New Roman" w:hAnsi="Times New Roman" w:eastAsia="Times New Roman" w:cs="Times New Roman"/>
+        </w:rPr>
+        <w:t xml:space="preserve"> </w:t>
+      </w:r>
+      <m:oMath>
+        <m:sSup>
+          <m:e>
+            <m:r>
+              <m:t>X</m:t>
+            </m:r>
+          </m:e>
+          <m:sup>
+            <m:r>
+              <m:rPr>
+                <m:sty m:val="p"/>
+              </m:rPr>
+              <m:t>−</m:t>
+            </m:r>
+          </m:sup>
+        </m:sSup>
+      </m:oMath>
+      <w:r>
+        <w:rPr>
+          <w:rFonts w:ascii="Times New Roman" w:hAnsi="Times New Roman" w:eastAsia="Times New Roman" w:cs="Times New Roman"/>
+        </w:rPr>
+        <w:t xml:space="preserve"> </w:t>
+      </w:r>
+      <w:r>
+        <w:rPr>
+          <w:rFonts w:hint="eastAsia" w:ascii="Times New Roman" w:hAnsi="Times New Roman" w:eastAsia="FangSong" w:cs="Times New Roman"/>
+        </w:rPr>
+        <w:t>组成的固体电解质</w:t>
+      </w:r>
+      <w:r>
+        <w:rPr>
+          <w:rFonts w:hint="eastAsia" w:ascii="Times New Roman" w:hAnsi="Times New Roman" w:eastAsia="Times New Roman" w:cs="Times New Roman"/>
+        </w:rPr>
+        <w:t>。</w:t>
+      </w:r>
+      <w:r>
+        <w:rPr>
+          <w:rFonts w:hint="eastAsia" w:ascii="Times New Roman" w:hAnsi="Times New Roman" w:eastAsia="FangSong" w:cs="Times New Roman"/>
+        </w:rPr>
+        <w:t>该物质在</w:t>
       </w:r>
       <w:r>
         <w:rPr>
@@ -4597,7 +5301,7 @@
         <m:sSup>
           <m:e>
             <m:r>
-              <m:t>2030</m:t>
+              <m:t>50.7</m:t>
             </m:r>
           </m:e>
           <m:sup>
@@ -4610,9 +5314,6 @@
           </m:sup>
         </m:sSup>
         <m:r>
-          <m:rPr>
-            <m:sty m:val="p"/>
-          </m:rPr>
           <m:t>C</m:t>
         </m:r>
       </m:oMath>
@@ -4624,6 +5325,72 @@
       </w:r>
       <w:r>
         <w:rPr>
+          <w:rFonts w:hint="eastAsia" w:ascii="Times New Roman" w:hAnsi="Times New Roman" w:eastAsia="FangSong" w:cs="Times New Roman"/>
+        </w:rPr>
+        <w:t>以上形成无序结构</w:t>
+      </w:r>
+      <w:r>
+        <w:rPr>
+          <w:rFonts w:hint="eastAsia" w:ascii="Times New Roman" w:hAnsi="Times New Roman" w:eastAsia="Times New Roman" w:cs="Times New Roman"/>
+        </w:rPr>
+        <w:t>(</w:t>
+      </w:r>
+      <w:r>
+        <w:rPr>
+          <w:rFonts w:hint="eastAsia" w:ascii="Times New Roman" w:hAnsi="Times New Roman" w:eastAsia="FangSong" w:cs="Times New Roman"/>
+        </w:rPr>
+        <w:t>高温相</w:t>
+      </w:r>
+      <w:r>
+        <w:rPr>
+          <w:rFonts w:hint="eastAsia" w:ascii="Times New Roman" w:hAnsi="Times New Roman" w:eastAsia="Times New Roman" w:cs="Times New Roman"/>
+        </w:rPr>
+        <w:t>)，</w:t>
+      </w:r>
+      <w:r>
+        <w:rPr>
+          <w:rFonts w:hint="eastAsia" w:ascii="Times New Roman" w:hAnsi="Times New Roman" w:eastAsia="FangSong" w:cs="Times New Roman"/>
+        </w:rPr>
+        <w:t>以下变为有序结构</w:t>
+      </w:r>
+      <w:r>
+        <w:rPr>
+          <w:rFonts w:hint="eastAsia" w:ascii="Times New Roman" w:hAnsi="Times New Roman" w:eastAsia="Times New Roman" w:cs="Times New Roman"/>
+        </w:rPr>
+        <w:t>(</w:t>
+      </w:r>
+      <w:r>
+        <w:rPr>
+          <w:rFonts w:hint="eastAsia" w:ascii="Times New Roman" w:hAnsi="Times New Roman" w:eastAsia="FangSong" w:cs="Times New Roman"/>
+        </w:rPr>
+        <w:t>低温相</w:t>
+      </w:r>
+      <w:r>
+        <w:rPr>
+          <w:rFonts w:hint="eastAsia" w:ascii="Times New Roman" w:hAnsi="Times New Roman" w:eastAsia="Times New Roman" w:cs="Times New Roman"/>
+        </w:rPr>
+        <w:t>)，</w:t>
+      </w:r>
+      <w:r>
+        <w:rPr>
+          <w:rFonts w:hint="eastAsia" w:ascii="Times New Roman" w:hAnsi="Times New Roman" w:eastAsia="FangSong" w:cs="Times New Roman"/>
+        </w:rPr>
+        <w:t>二者结构示意见下图</w:t>
+      </w:r>
+      <w:r>
+        <w:rPr>
+          <w:rFonts w:hint="eastAsia" w:ascii="Times New Roman" w:hAnsi="Times New Roman" w:eastAsia="Times New Roman" w:cs="Times New Roman"/>
+        </w:rPr>
+        <w:t>。</w:t>
+      </w:r>
+      <w:r>
+        <w:rPr>
+          <w:rFonts w:hint="eastAsia" w:ascii="Times New Roman" w:hAnsi="Times New Roman" w:eastAsia="FangSong" w:cs="Times New Roman"/>
+        </w:rPr>
+        <w:t>图中浅色球为负离子</w:t>
+      </w:r>
+      <w:r>
+        <w:rPr>
           <w:rFonts w:hint="eastAsia" w:ascii="Times New Roman" w:hAnsi="Times New Roman" w:eastAsia="Times New Roman" w:cs="Times New Roman"/>
         </w:rPr>
         <w:t>，</w:t>
@@ -4632,43 +5399,7 @@
         <w:rPr>
           <w:rFonts w:hint="eastAsia" w:ascii="Times New Roman" w:hAnsi="Times New Roman" w:eastAsia="FangSong" w:cs="Times New Roman"/>
         </w:rPr>
-        <w:t>在高温下表面能形成</w:t>
-      </w:r>
-      <w:r>
-        <w:rPr>
-          <w:rFonts w:hint="eastAsia" w:ascii="Times New Roman" w:hAnsi="Times New Roman" w:eastAsia="Times New Roman" w:cs="Times New Roman"/>
-        </w:rPr>
-        <w:t>G</w:t>
-      </w:r>
-      <w:r>
-        <w:rPr>
-          <w:rFonts w:hint="eastAsia" w:ascii="Times New Roman" w:hAnsi="Times New Roman" w:eastAsia="FangSong" w:cs="Times New Roman"/>
-        </w:rPr>
-        <w:t>的氧化膜钝化层以阻止进一步氧化</w:t>
-      </w:r>
-      <w:r>
-        <w:rPr>
-          <w:rFonts w:hint="eastAsia" w:ascii="Times New Roman" w:hAnsi="Times New Roman" w:eastAsia="Times New Roman" w:cs="Times New Roman"/>
-        </w:rPr>
-        <w:t>。M</w:t>
-      </w:r>
-      <w:r>
-        <w:rPr>
-          <w:rFonts w:hint="eastAsia" w:ascii="Times New Roman" w:hAnsi="Times New Roman" w:eastAsia="FangSong" w:cs="Times New Roman"/>
-        </w:rPr>
-        <w:t>的硫化物</w:t>
-      </w:r>
-      <w:r>
-        <w:rPr>
-          <w:rFonts w:hint="eastAsia" w:ascii="Times New Roman" w:hAnsi="Times New Roman" w:eastAsia="Times New Roman" w:cs="Times New Roman"/>
-        </w:rPr>
-        <w:t>B</w:t>
-      </w:r>
-      <w:r>
-        <w:rPr>
-          <w:rFonts w:hint="eastAsia" w:ascii="Times New Roman" w:hAnsi="Times New Roman" w:eastAsia="FangSong" w:cs="Times New Roman"/>
-        </w:rPr>
-        <w:t>是重要的固体润滑剂</w:t>
+        <w:t>高温相中的深色球为正离子或空位</w:t>
       </w:r>
       <w:r>
         <w:rPr>
@@ -4680,895 +5411,54 @@
         <w:rPr>
           <w:rFonts w:hint="eastAsia" w:ascii="Times New Roman" w:hAnsi="Times New Roman" w:eastAsia="FangSong" w:cs="Times New Roman"/>
         </w:rPr>
-        <w:t>含</w:t>
-      </w:r>
-      <w:r>
-        <w:rPr>
-          <w:rFonts w:hint="eastAsia" w:ascii="Times New Roman" w:hAnsi="Times New Roman" w:eastAsia="Times New Roman" w:cs="Times New Roman"/>
-        </w:rPr>
-        <w:t>M59.9%。</w:t>
-      </w:r>
-      <w:r>
-        <w:rPr>
-          <w:rFonts w:hint="eastAsia" w:ascii="Times New Roman" w:hAnsi="Times New Roman" w:eastAsia="FangSong" w:cs="Times New Roman"/>
-        </w:rPr>
-        <w:t>而金刚砂中含有大量的</w:t>
-      </w:r>
-      <w:r>
-        <w:rPr>
-          <w:rFonts w:hint="eastAsia" w:ascii="Times New Roman" w:hAnsi="Times New Roman" w:eastAsia="Times New Roman" w:cs="Times New Roman"/>
-        </w:rPr>
-        <w:t>G。</w:t>
+        <w:t>低温相中深色大球为</w:t>
+      </w:r>
+      <w:r>
+        <w:rPr>
+          <w:rFonts w:ascii="Times New Roman" w:hAnsi="Times New Roman" w:eastAsia="Times New Roman" w:cs="Times New Roman"/>
+        </w:rPr>
+        <w:t xml:space="preserve"> A </w:t>
+      </w:r>
+      <w:r>
+        <w:rPr>
+          <w:rFonts w:hint="eastAsia" w:ascii="Times New Roman" w:hAnsi="Times New Roman" w:eastAsia="FangSong" w:cs="Times New Roman"/>
+        </w:rPr>
+        <w:t>离子</w:t>
+      </w:r>
+      <w:r>
+        <w:rPr>
+          <w:rFonts w:hint="eastAsia" w:ascii="Times New Roman" w:hAnsi="Times New Roman" w:eastAsia="Times New Roman" w:cs="Times New Roman"/>
+        </w:rPr>
+        <w:t>，</w:t>
+      </w:r>
+      <w:r>
+        <w:rPr>
+          <w:rFonts w:hint="eastAsia" w:ascii="Times New Roman" w:hAnsi="Times New Roman" w:eastAsia="FangSong" w:cs="Times New Roman"/>
+        </w:rPr>
+        <w:t>深色小球为</w:t>
+      </w:r>
+      <w:r>
+        <w:rPr>
+          <w:rFonts w:ascii="Times New Roman" w:hAnsi="Times New Roman" w:eastAsia="Times New Roman" w:cs="Times New Roman"/>
+        </w:rPr>
+        <w:t xml:space="preserve"> B </w:t>
+      </w:r>
+      <w:r>
+        <w:rPr>
+          <w:rFonts w:hint="eastAsia" w:ascii="Times New Roman" w:hAnsi="Times New Roman" w:eastAsia="FangSong" w:cs="Times New Roman"/>
+        </w:rPr>
+        <w:t>离子</w:t>
+      </w:r>
+      <w:r>
+        <w:rPr>
+          <w:rFonts w:hint="eastAsia" w:ascii="Times New Roman" w:hAnsi="Times New Roman" w:eastAsia="Times New Roman" w:cs="Times New Roman"/>
+        </w:rPr>
+        <w:t>。</w:t>
       </w:r>
     </w:p>
     <w:p>
       <w:pPr>
-        <w:spacing w:before="160" w:after="80"/>
-      </w:pPr>
-      <w:r>
-        <w:pict>
-          <v:rect style="width:0;height:1.5pt" o:hralign="center" o:hrstd="t" o:hr="t"/>
-        </w:pict>
-      </w:r>
-    </w:p>
-    <w:bookmarkEnd w:id="42"/>
-    <w:bookmarkStart w:id="43" w:name="第14题"/>
-    <w:p>
-      <w:pPr>
-        <w:pStyle w:val="Heading3"/>
-        <w:spacing w:before="280" w:after="120"/>
-      </w:pPr>
-      <w:r>
-        <w:rPr>
-          <w:rFonts w:hint="eastAsia" w:ascii="Times New Roman" w:hAnsi="Times New Roman" w:eastAsia="SimHei" w:cs="Times New Roman"/>
-        </w:rPr>
-        <w:t>第</w:t>
-      </w:r>
-      <w:r>
-        <w:rPr>
-          <w:rFonts w:hint="eastAsia" w:ascii="Times New Roman" w:hAnsi="Times New Roman" w:eastAsia="Times New Roman" w:cs="Times New Roman"/>
-        </w:rPr>
-        <w:t>14</w:t>
-      </w:r>
-      <w:r>
-        <w:rPr>
-          <w:rFonts w:hint="eastAsia" w:ascii="Times New Roman" w:hAnsi="Times New Roman" w:eastAsia="SimHei" w:cs="Times New Roman"/>
-        </w:rPr>
-        <w:t>题</w:t>
-      </w:r>
-    </w:p>
-    <w:p>
-      <w:pPr>
-        <w:pStyle w:val="FirstParagraph"/>
-      </w:pPr>
-      <w:r>
-        <w:rPr>
-          <w:rFonts w:ascii="Times New Roman" w:hAnsi="Times New Roman" w:eastAsia="Times New Roman" w:cs="Times New Roman"/>
-        </w:rPr>
-        <w:t xml:space="preserve">MAX(M </w:t>
-      </w:r>
-      <w:r>
-        <w:rPr>
-          <w:rFonts w:hint="eastAsia" w:ascii="Times New Roman" w:hAnsi="Times New Roman" w:eastAsia="FangSong" w:cs="Times New Roman"/>
-        </w:rPr>
-        <w:t>代表过渡金属元素</w:t>
-      </w:r>
-      <w:r>
-        <w:rPr>
-          <w:rFonts w:hint="eastAsia" w:ascii="Times New Roman" w:hAnsi="Times New Roman" w:eastAsia="Times New Roman" w:cs="Times New Roman"/>
-        </w:rPr>
-        <w:t>，A</w:t>
-      </w:r>
-      <w:r>
-        <w:rPr>
-          <w:rFonts w:ascii="Times New Roman" w:hAnsi="Times New Roman" w:eastAsia="Times New Roman" w:cs="Times New Roman"/>
-        </w:rPr>
-        <w:t xml:space="preserve"> </w:t>
-      </w:r>
-      <w:r>
-        <w:rPr>
-          <w:rFonts w:hint="eastAsia" w:ascii="Times New Roman" w:hAnsi="Times New Roman" w:eastAsia="FangSong" w:cs="Times New Roman"/>
-        </w:rPr>
-        <w:t>代表主族元素</w:t>
-      </w:r>
-      <w:r>
-        <w:rPr>
-          <w:rFonts w:hint="eastAsia" w:ascii="Times New Roman" w:hAnsi="Times New Roman" w:eastAsia="Times New Roman" w:cs="Times New Roman"/>
-        </w:rPr>
-        <w:t>，X</w:t>
-      </w:r>
-      <w:r>
-        <w:rPr>
-          <w:rFonts w:ascii="Times New Roman" w:hAnsi="Times New Roman" w:eastAsia="Times New Roman" w:cs="Times New Roman"/>
-        </w:rPr>
-        <w:t xml:space="preserve"> </w:t>
-      </w:r>
-      <w:r>
-        <w:rPr>
-          <w:rFonts w:hint="eastAsia" w:ascii="Times New Roman" w:hAnsi="Times New Roman" w:eastAsia="FangSong" w:cs="Times New Roman"/>
-        </w:rPr>
-        <w:t>代表碳或氮</w:t>
-      </w:r>
-      <w:r>
-        <w:rPr>
-          <w:rFonts w:hint="eastAsia" w:ascii="Times New Roman" w:hAnsi="Times New Roman" w:eastAsia="Times New Roman" w:cs="Times New Roman"/>
-        </w:rPr>
-        <w:t>)</w:t>
-      </w:r>
-      <w:r>
-        <w:rPr>
-          <w:rFonts w:hint="eastAsia" w:ascii="Times New Roman" w:hAnsi="Times New Roman" w:eastAsia="FangSong" w:cs="Times New Roman"/>
-        </w:rPr>
-        <w:t>相是一类备受关注的新型陶瓷材料</w:t>
-      </w:r>
-      <w:r>
-        <w:rPr>
-          <w:rFonts w:hint="eastAsia" w:ascii="Times New Roman" w:hAnsi="Times New Roman" w:eastAsia="Times New Roman" w:cs="Times New Roman"/>
-        </w:rPr>
-        <w:t>。</w:t>
-      </w:r>
-      <w:r>
-        <w:rPr>
-          <w:rFonts w:hint="eastAsia" w:ascii="Times New Roman" w:hAnsi="Times New Roman" w:eastAsia="FangSong" w:cs="Times New Roman"/>
-        </w:rPr>
-        <w:t>由于独特的层状晶体结构</w:t>
-      </w:r>
-      <w:r>
-        <w:rPr>
-          <w:rFonts w:hint="eastAsia" w:ascii="Times New Roman" w:hAnsi="Times New Roman" w:eastAsia="Times New Roman" w:cs="Times New Roman"/>
-        </w:rPr>
-        <w:t>，</w:t>
-      </w:r>
-      <w:r>
-        <w:rPr>
-          <w:rFonts w:hint="eastAsia" w:ascii="Times New Roman" w:hAnsi="Times New Roman" w:eastAsia="FangSong" w:cs="Times New Roman"/>
-        </w:rPr>
-        <w:t>其具有自润滑</w:t>
-      </w:r>
-      <w:r>
-        <w:rPr>
-          <w:rFonts w:hint="eastAsia" w:ascii="Times New Roman" w:hAnsi="Times New Roman" w:eastAsia="Times New Roman" w:cs="Times New Roman"/>
-        </w:rPr>
-        <w:t>、</w:t>
-      </w:r>
-      <w:r>
-        <w:rPr>
-          <w:rFonts w:hint="eastAsia" w:ascii="Times New Roman" w:hAnsi="Times New Roman" w:eastAsia="FangSong" w:cs="Times New Roman"/>
-        </w:rPr>
-        <w:t>高韧性</w:t>
-      </w:r>
-      <w:r>
-        <w:rPr>
-          <w:rFonts w:hint="eastAsia" w:ascii="Times New Roman" w:hAnsi="Times New Roman" w:eastAsia="Times New Roman" w:cs="Times New Roman"/>
-        </w:rPr>
-        <w:t>、</w:t>
-      </w:r>
-      <w:r>
-        <w:rPr>
-          <w:rFonts w:hint="eastAsia" w:ascii="Times New Roman" w:hAnsi="Times New Roman" w:eastAsia="FangSong" w:cs="Times New Roman"/>
-        </w:rPr>
-        <w:t>可导电等性能</w:t>
-      </w:r>
-      <w:r>
-        <w:rPr>
-          <w:rFonts w:hint="eastAsia" w:ascii="Times New Roman" w:hAnsi="Times New Roman" w:eastAsia="Times New Roman" w:cs="Times New Roman"/>
-        </w:rPr>
-        <w:t>，</w:t>
-      </w:r>
-      <w:r>
-        <w:rPr>
-          <w:rFonts w:hint="eastAsia" w:ascii="Times New Roman" w:hAnsi="Times New Roman" w:eastAsia="FangSong" w:cs="Times New Roman"/>
-        </w:rPr>
-        <w:t>可作为高温结构材料</w:t>
-      </w:r>
-      <w:r>
-        <w:rPr>
-          <w:rFonts w:hint="eastAsia" w:ascii="Times New Roman" w:hAnsi="Times New Roman" w:eastAsia="Times New Roman" w:cs="Times New Roman"/>
-        </w:rPr>
-        <w:t>、</w:t>
-      </w:r>
-      <w:r>
-        <w:rPr>
-          <w:rFonts w:hint="eastAsia" w:ascii="Times New Roman" w:hAnsi="Times New Roman" w:eastAsia="FangSong" w:cs="Times New Roman"/>
-        </w:rPr>
-        <w:t>电极材料和化学防腐蚀材料</w:t>
-      </w:r>
-      <w:r>
-        <w:rPr>
-          <w:rFonts w:hint="eastAsia" w:ascii="Times New Roman" w:hAnsi="Times New Roman" w:eastAsia="Times New Roman" w:cs="Times New Roman"/>
-        </w:rPr>
-        <w:t>。</w:t>
-      </w:r>
-      <w:r>
-        <w:rPr>
-          <w:rFonts w:hint="eastAsia" w:ascii="Times New Roman" w:hAnsi="Times New Roman" w:eastAsia="FangSong" w:cs="Times New Roman"/>
-        </w:rPr>
-        <w:t>某</w:t>
-      </w:r>
-      <w:r>
-        <w:rPr>
-          <w:rFonts w:ascii="Times New Roman" w:hAnsi="Times New Roman" w:eastAsia="Times New Roman" w:cs="Times New Roman"/>
-        </w:rPr>
-        <w:t xml:space="preserve"> MAX </w:t>
-      </w:r>
-      <w:r>
-        <w:rPr>
-          <w:rFonts w:hint="eastAsia" w:ascii="Times New Roman" w:hAnsi="Times New Roman" w:eastAsia="FangSong" w:cs="Times New Roman"/>
-        </w:rPr>
-        <w:t xml:space="preserve">相材料含有</w:t>
-      </w:r>
-      <w:r>
-        <w:rPr>
-          <w:rFonts w:ascii="Times New Roman" w:hAnsi="Times New Roman" w:eastAsia="Times New Roman" w:cs="Times New Roman"/>
-        </w:rPr>
-        <w:t xml:space="preserve"> Ti、Al、N </w:t>
-      </w:r>
-      <w:r>
-        <w:rPr>
-          <w:rFonts w:hint="eastAsia" w:ascii="Times New Roman" w:hAnsi="Times New Roman" w:eastAsia="FangSong" w:cs="Times New Roman"/>
-        </w:rPr>
-        <w:t xml:space="preserve">共</w:t>
-      </w:r>
-      <w:r>
-        <w:rPr>
-          <w:rFonts w:ascii="Times New Roman" w:hAnsi="Times New Roman" w:eastAsia="Times New Roman" w:cs="Times New Roman"/>
-        </w:rPr>
-        <w:t xml:space="preserve"> 3 </w:t>
-      </w:r>
-      <w:r>
-        <w:rPr>
-          <w:rFonts w:hint="eastAsia" w:ascii="Times New Roman" w:hAnsi="Times New Roman" w:eastAsia="FangSong" w:cs="Times New Roman"/>
-        </w:rPr>
-        <w:t>种原子</w:t>
-      </w:r>
-      <w:r>
-        <w:rPr>
-          <w:rFonts w:hint="eastAsia" w:ascii="Times New Roman" w:hAnsi="Times New Roman" w:eastAsia="Times New Roman" w:cs="Times New Roman"/>
-        </w:rPr>
-        <w:t>，</w:t>
-      </w:r>
-      <w:r>
-        <w:rPr>
-          <w:rFonts w:hint="eastAsia" w:ascii="Times New Roman" w:hAnsi="Times New Roman" w:eastAsia="FangSong" w:cs="Times New Roman"/>
-        </w:rPr>
-        <w:t>属六方晶系</w:t>
-      </w:r>
-      <w:r>
-        <w:rPr>
-          <w:rFonts w:hint="eastAsia" w:ascii="Times New Roman" w:hAnsi="Times New Roman" w:eastAsia="Times New Roman" w:cs="Times New Roman"/>
-        </w:rPr>
-        <w:t>，Ti</w:t>
-      </w:r>
-      <w:r>
-        <w:rPr>
-          <w:rFonts w:ascii="Times New Roman" w:hAnsi="Times New Roman" w:eastAsia="Times New Roman" w:cs="Times New Roman"/>
-        </w:rPr>
-        <w:t xml:space="preserve"> </w:t>
-      </w:r>
-      <w:r>
-        <w:rPr>
-          <w:rFonts w:hint="eastAsia" w:ascii="Times New Roman" w:hAnsi="Times New Roman" w:eastAsia="FangSong" w:cs="Times New Roman"/>
-        </w:rPr>
-        <w:t>原子的堆积方式为</w:t>
-      </w:r>
-      <w:r>
-        <w:rPr>
-          <w:rFonts w:hint="eastAsia" w:ascii="Times New Roman" w:hAnsi="Times New Roman" w:eastAsia="Times New Roman" w:cs="Times New Roman"/>
-        </w:rPr>
-        <w:t>…BACBBCABBACBBCAB…，</w:t>
-      </w:r>
-      <w:r>
-        <w:rPr>
-          <w:rFonts w:hint="eastAsia" w:ascii="Times New Roman" w:hAnsi="Times New Roman" w:eastAsia="FangSong" w:cs="Times New Roman"/>
-        </w:rPr>
-        <w:t>其中</w:t>
-      </w:r>
-      <w:r>
-        <w:rPr>
-          <w:rFonts w:ascii="Times New Roman" w:hAnsi="Times New Roman" w:eastAsia="Times New Roman" w:cs="Times New Roman"/>
-        </w:rPr>
-        <w:t xml:space="preserve"> A、B、C </w:t>
-      </w:r>
-      <w:r>
-        <w:rPr>
-          <w:rFonts w:hint="eastAsia" w:ascii="Times New Roman" w:hAnsi="Times New Roman" w:eastAsia="FangSong" w:cs="Times New Roman"/>
-        </w:rPr>
-        <w:t>都是密置单层</w:t>
-      </w:r>
-      <w:r>
-        <w:rPr>
-          <w:rFonts w:hint="eastAsia" w:ascii="Times New Roman" w:hAnsi="Times New Roman" w:eastAsia="Times New Roman" w:cs="Times New Roman"/>
-        </w:rPr>
-        <w:t>。N</w:t>
-      </w:r>
-      <w:r>
-        <w:rPr>
-          <w:rFonts w:ascii="Times New Roman" w:hAnsi="Times New Roman" w:eastAsia="Times New Roman" w:cs="Times New Roman"/>
-        </w:rPr>
-        <w:t xml:space="preserve"> </w:t>
-      </w:r>
-      <w:r>
-        <w:rPr>
-          <w:rFonts w:hint="eastAsia" w:ascii="Times New Roman" w:hAnsi="Times New Roman" w:eastAsia="FangSong" w:cs="Times New Roman"/>
-        </w:rPr>
-        <w:t>原子占据所有的正八面体空隙</w:t>
-      </w:r>
-      <w:r>
-        <w:rPr>
-          <w:rFonts w:hint="eastAsia" w:ascii="Times New Roman" w:hAnsi="Times New Roman" w:eastAsia="Times New Roman" w:cs="Times New Roman"/>
-        </w:rPr>
-        <w:t>，</w:t>
-      </w:r>
-      <w:r>
-        <w:rPr>
-          <w:rFonts w:hint="eastAsia" w:ascii="Times New Roman" w:hAnsi="Times New Roman" w:eastAsia="FangSong" w:cs="Times New Roman"/>
-        </w:rPr>
-        <w:t>而</w:t>
-      </w:r>
-      <w:r>
-        <w:rPr>
-          <w:rFonts w:ascii="Times New Roman" w:hAnsi="Times New Roman" w:eastAsia="Times New Roman" w:cs="Times New Roman"/>
-        </w:rPr>
-        <w:t xml:space="preserve"> Al </w:t>
-      </w:r>
-      <w:r>
-        <w:rPr>
-          <w:rFonts w:hint="eastAsia" w:ascii="Times New Roman" w:hAnsi="Times New Roman" w:eastAsia="FangSong" w:cs="Times New Roman"/>
-        </w:rPr>
-        <w:t>原子占据一半的三棱柱空隙</w:t>
-      </w:r>
-      <w:r>
-        <w:rPr>
-          <w:rFonts w:hint="eastAsia" w:ascii="Times New Roman" w:hAnsi="Times New Roman" w:eastAsia="Times New Roman" w:cs="Times New Roman"/>
-        </w:rPr>
-        <w:t>。</w:t>
-      </w:r>
-      <w:r>
-        <w:rPr>
-          <w:rFonts w:hint="eastAsia" w:ascii="Times New Roman" w:hAnsi="Times New Roman" w:eastAsia="FangSong" w:cs="Times New Roman"/>
-        </w:rPr>
-        <w:t>如果</w:t>
-      </w:r>
-      <w:r>
-        <w:rPr>
-          <w:rFonts w:ascii="Times New Roman" w:hAnsi="Times New Roman" w:eastAsia="Times New Roman" w:cs="Times New Roman"/>
-        </w:rPr>
-        <w:t xml:space="preserve"> Ti </w:t>
-      </w:r>
-      <w:r>
-        <w:rPr>
-          <w:rFonts w:hint="eastAsia" w:ascii="Times New Roman" w:hAnsi="Times New Roman" w:eastAsia="FangSong" w:cs="Times New Roman"/>
-        </w:rPr>
-        <w:t xml:space="preserve">原子上下同时接触</w:t>
-      </w:r>
-      <w:r>
-        <w:rPr>
-          <w:rFonts w:ascii="Times New Roman" w:hAnsi="Times New Roman" w:eastAsia="Times New Roman" w:cs="Times New Roman"/>
-        </w:rPr>
-        <w:t xml:space="preserve"> N </w:t>
-      </w:r>
-      <w:r>
-        <w:rPr>
-          <w:rFonts w:hint="eastAsia" w:ascii="Times New Roman" w:hAnsi="Times New Roman" w:eastAsia="FangSong" w:cs="Times New Roman"/>
-        </w:rPr>
-        <w:t xml:space="preserve">和</w:t>
-      </w:r>
-      <w:r>
-        <w:rPr>
-          <w:rFonts w:ascii="Times New Roman" w:hAnsi="Times New Roman" w:eastAsia="Times New Roman" w:cs="Times New Roman"/>
-        </w:rPr>
-        <w:t xml:space="preserve"> Al </w:t>
-      </w:r>
-      <w:r>
-        <w:rPr>
-          <w:rFonts w:hint="eastAsia" w:ascii="Times New Roman" w:hAnsi="Times New Roman" w:eastAsia="FangSong" w:cs="Times New Roman"/>
-        </w:rPr>
-        <w:t>原子</w:t>
-      </w:r>
-      <w:r>
-        <w:rPr>
-          <w:rFonts w:hint="eastAsia" w:ascii="Times New Roman" w:hAnsi="Times New Roman" w:eastAsia="Times New Roman" w:cs="Times New Roman"/>
-        </w:rPr>
-        <w:t>，</w:t>
-      </w:r>
-      <w:r>
-        <w:rPr>
-          <w:rFonts w:hint="eastAsia" w:ascii="Times New Roman" w:hAnsi="Times New Roman" w:eastAsia="FangSong" w:cs="Times New Roman"/>
-        </w:rPr>
-        <w:t>则沿着晶胞</w:t>
-      </w:r>
-      <w:r>
-        <w:rPr>
-          <w:rFonts w:ascii="Times New Roman" w:hAnsi="Times New Roman" w:eastAsia="Times New Roman" w:cs="Times New Roman"/>
-        </w:rPr>
-        <w:t xml:space="preserve"> c </w:t>
-      </w:r>
-      <w:r>
-        <w:rPr>
-          <w:rFonts w:hint="eastAsia" w:ascii="Times New Roman" w:hAnsi="Times New Roman" w:eastAsia="FangSong" w:cs="Times New Roman"/>
-        </w:rPr>
-        <w:t>轴方向</w:t>
-      </w:r>
-      <w:r>
-        <w:rPr>
-          <w:rFonts w:hint="eastAsia" w:ascii="Times New Roman" w:hAnsi="Times New Roman" w:eastAsia="Times New Roman" w:cs="Times New Roman"/>
-        </w:rPr>
-        <w:t>，Al</w:t>
-      </w:r>
-      <w:r>
-        <w:rPr>
-          <w:rFonts w:ascii="Times New Roman" w:hAnsi="Times New Roman" w:eastAsia="Times New Roman" w:cs="Times New Roman"/>
-        </w:rPr>
-        <w:t xml:space="preserve"> </w:t>
-      </w:r>
-      <w:r>
-        <w:rPr>
-          <w:rFonts w:hint="eastAsia" w:ascii="Times New Roman" w:hAnsi="Times New Roman" w:eastAsia="FangSong" w:cs="Times New Roman"/>
-        </w:rPr>
-        <w:t xml:space="preserve">和</w:t>
-      </w:r>
-      <w:r>
-        <w:rPr>
-          <w:rFonts w:ascii="Times New Roman" w:hAnsi="Times New Roman" w:eastAsia="Times New Roman" w:cs="Times New Roman"/>
-        </w:rPr>
-        <w:t xml:space="preserve"> N </w:t>
-      </w:r>
-      <w:r>
-        <w:rPr>
-          <w:rFonts w:hint="eastAsia" w:ascii="Times New Roman" w:hAnsi="Times New Roman" w:eastAsia="FangSong" w:cs="Times New Roman"/>
-        </w:rPr>
-        <w:t>原子的投影重合</w:t>
-      </w:r>
-      <w:r>
-        <w:rPr>
-          <w:rFonts w:hint="eastAsia" w:ascii="Times New Roman" w:hAnsi="Times New Roman" w:eastAsia="Times New Roman" w:cs="Times New Roman"/>
-        </w:rPr>
-        <w:t>。</w:t>
-      </w:r>
-    </w:p>
-    <w:p>
-      <w:pPr>
-        <w:spacing w:before="160" w:after="80"/>
-      </w:pPr>
-      <w:r>
-        <w:pict>
-          <v:rect style="width:0;height:1.5pt" o:hralign="center" o:hrstd="t" o:hr="t"/>
-        </w:pict>
-      </w:r>
-    </w:p>
-    <w:bookmarkEnd w:id="43"/>
-    <w:bookmarkStart w:id="44" w:name="第15题"/>
-    <w:p>
-      <w:pPr>
-        <w:pStyle w:val="Heading3"/>
-        <w:spacing w:before="280" w:after="120"/>
-      </w:pPr>
-      <w:r>
-        <w:rPr>
-          <w:rFonts w:hint="eastAsia" w:ascii="Times New Roman" w:hAnsi="Times New Roman" w:eastAsia="SimHei" w:cs="Times New Roman"/>
-        </w:rPr>
-        <w:t>第</w:t>
-      </w:r>
-      <w:r>
-        <w:rPr>
-          <w:rFonts w:hint="eastAsia" w:ascii="Times New Roman" w:hAnsi="Times New Roman" w:eastAsia="Times New Roman" w:cs="Times New Roman"/>
-        </w:rPr>
-        <w:t>15</w:t>
-      </w:r>
-      <w:r>
-        <w:rPr>
-          <w:rFonts w:hint="eastAsia" w:ascii="Times New Roman" w:hAnsi="Times New Roman" w:eastAsia="SimHei" w:cs="Times New Roman"/>
-        </w:rPr>
-        <w:t>题</w:t>
-      </w:r>
-    </w:p>
-    <w:p>
-      <w:pPr>
-        <w:pStyle w:val="FirstParagraph"/>
-      </w:pPr>
-      <w:r>
-        <w:rPr>
-          <w:rFonts w:hint="eastAsia" w:ascii="Times New Roman" w:hAnsi="Times New Roman" w:eastAsia="FangSong" w:cs="Times New Roman"/>
-        </w:rPr>
-        <w:t xml:space="preserve">一种新型陶瓷材料中仅含有</w:t>
-      </w:r>
-      <w:r>
-        <w:rPr>
-          <w:rFonts w:ascii="Times New Roman" w:hAnsi="Times New Roman" w:eastAsia="Times New Roman" w:cs="Times New Roman"/>
-        </w:rPr>
-        <w:t xml:space="preserve"> V、Al、C </w:t>
-      </w:r>
-      <w:r>
-        <w:rPr>
-          <w:rFonts w:hint="eastAsia" w:ascii="Times New Roman" w:hAnsi="Times New Roman" w:eastAsia="FangSong" w:cs="Times New Roman"/>
-        </w:rPr>
-        <w:t>三种原子</w:t>
-      </w:r>
-      <w:r>
-        <w:rPr>
-          <w:rFonts w:hint="eastAsia" w:ascii="Times New Roman" w:hAnsi="Times New Roman" w:eastAsia="Times New Roman" w:cs="Times New Roman"/>
-        </w:rPr>
-        <w:t>，</w:t>
-      </w:r>
-      <w:r>
-        <w:rPr>
-          <w:rFonts w:hint="eastAsia" w:ascii="Times New Roman" w:hAnsi="Times New Roman" w:eastAsia="FangSong" w:cs="Times New Roman"/>
-        </w:rPr>
-        <w:t>属六方晶系</w:t>
-      </w:r>
-      <w:r>
-        <w:rPr>
-          <w:rFonts w:hint="eastAsia" w:ascii="Times New Roman" w:hAnsi="Times New Roman" w:eastAsia="Times New Roman" w:cs="Times New Roman"/>
-        </w:rPr>
-        <w:t>，</w:t>
-      </w:r>
-      <w:r>
-        <w:rPr>
-          <w:rFonts w:hint="eastAsia" w:ascii="Times New Roman" w:hAnsi="Times New Roman" w:eastAsia="FangSong" w:cs="Times New Roman"/>
-        </w:rPr>
-        <w:t>晶体中</w:t>
-      </w:r>
-      <w:r>
-        <w:rPr>
-          <w:rFonts w:ascii="Times New Roman" w:hAnsi="Times New Roman" w:eastAsia="Times New Roman" w:cs="Times New Roman"/>
-        </w:rPr>
-        <w:t xml:space="preserve"> V </w:t>
-      </w:r>
-      <w:r>
-        <w:rPr>
-          <w:rFonts w:hint="eastAsia" w:ascii="Times New Roman" w:hAnsi="Times New Roman" w:eastAsia="FangSong" w:cs="Times New Roman"/>
-        </w:rPr>
-        <w:t>原子的堆积方式为</w:t>
-      </w:r>
-      <w:r>
-        <w:rPr>
-          <w:rFonts w:hint="eastAsia" w:ascii="Times New Roman" w:hAnsi="Times New Roman" w:eastAsia="Times New Roman" w:cs="Times New Roman"/>
-        </w:rPr>
-        <w:t>…BACBBCABBACBBCAB…，</w:t>
-      </w:r>
-      <w:r>
-        <w:rPr>
-          <w:rFonts w:hint="eastAsia" w:ascii="Times New Roman" w:hAnsi="Times New Roman" w:eastAsia="FangSong" w:cs="Times New Roman"/>
-        </w:rPr>
-        <w:t>其中</w:t>
-      </w:r>
-      <w:r>
-        <w:rPr>
-          <w:rFonts w:ascii="Times New Roman" w:hAnsi="Times New Roman" w:eastAsia="Times New Roman" w:cs="Times New Roman"/>
-        </w:rPr>
-        <w:t xml:space="preserve"> A、B、C </w:t>
-      </w:r>
-      <w:r>
-        <w:rPr>
-          <w:rFonts w:hint="eastAsia" w:ascii="Times New Roman" w:hAnsi="Times New Roman" w:eastAsia="FangSong" w:cs="Times New Roman"/>
-        </w:rPr>
-        <w:t>都是密置单层</w:t>
-      </w:r>
-      <w:r>
-        <w:rPr>
-          <w:rFonts w:hint="eastAsia" w:ascii="Times New Roman" w:hAnsi="Times New Roman" w:eastAsia="Times New Roman" w:cs="Times New Roman"/>
-        </w:rPr>
-        <w:t>。C</w:t>
-      </w:r>
-      <w:r>
-        <w:rPr>
-          <w:rFonts w:ascii="Times New Roman" w:hAnsi="Times New Roman" w:eastAsia="Times New Roman" w:cs="Times New Roman"/>
-        </w:rPr>
-        <w:t xml:space="preserve"> </w:t>
-      </w:r>
-      <w:r>
-        <w:rPr>
-          <w:rFonts w:hint="eastAsia" w:ascii="Times New Roman" w:hAnsi="Times New Roman" w:eastAsia="FangSong" w:cs="Times New Roman"/>
-        </w:rPr>
-        <w:t>原子有规律地占据八面体空隙</w:t>
-      </w:r>
-      <w:r>
-        <w:rPr>
-          <w:rFonts w:hint="eastAsia" w:ascii="Times New Roman" w:hAnsi="Times New Roman" w:eastAsia="Times New Roman" w:cs="Times New Roman"/>
-        </w:rPr>
-        <w:t>，</w:t>
-      </w:r>
-      <w:r>
-        <w:rPr>
-          <w:rFonts w:hint="eastAsia" w:ascii="Times New Roman" w:hAnsi="Times New Roman" w:eastAsia="FangSong" w:cs="Times New Roman"/>
-        </w:rPr>
-        <w:t>而</w:t>
-      </w:r>
-      <w:r>
-        <w:rPr>
-          <w:rFonts w:ascii="Times New Roman" w:hAnsi="Times New Roman" w:eastAsia="Times New Roman" w:cs="Times New Roman"/>
-        </w:rPr>
-        <w:t xml:space="preserve"> Al </w:t>
-      </w:r>
-      <w:r>
-        <w:rPr>
-          <w:rFonts w:hint="eastAsia" w:ascii="Times New Roman" w:hAnsi="Times New Roman" w:eastAsia="FangSong" w:cs="Times New Roman"/>
-        </w:rPr>
-        <w:t>原子有规律地占据三棱柱空隙</w:t>
-      </w:r>
-      <w:r>
-        <w:rPr>
-          <w:rFonts w:hint="eastAsia" w:ascii="Times New Roman" w:hAnsi="Times New Roman" w:eastAsia="Times New Roman" w:cs="Times New Roman"/>
-        </w:rPr>
-        <w:t>。</w:t>
-      </w:r>
-      <w:r>
-        <w:rPr>
-          <w:rFonts w:hint="eastAsia" w:ascii="Times New Roman" w:hAnsi="Times New Roman" w:eastAsia="FangSong" w:cs="Times New Roman"/>
-        </w:rPr>
-        <w:t>这种晶体正当晶胞的晶胞参数</w:t>
-      </w:r>
-      <w:r>
-        <w:rPr>
-          <w:rFonts w:ascii="Times New Roman" w:hAnsi="Times New Roman" w:eastAsia="Times New Roman" w:cs="Times New Roman"/>
-        </w:rPr>
-        <w:t xml:space="preserve"> </w:t>
-      </w:r>
-      <m:oMath>
-        <m:oMathPr>
-          <m:ctrlPr>
-            <w:rPr>
-              <w:sz w:val="28"/>
-              <w:szCs w:val="28"/>
-            </w:rPr>
-          </m:ctrlPr>
-        </m:oMathPr>
-        <m:r>
-          <m:t>a</m:t>
-        </m:r>
-        <m:r>
-          <m:rPr>
-            <m:sty m:val="p"/>
-          </m:rPr>
-          <m:t>=</m:t>
-        </m:r>
-        <m:r>
-          <m:t>508.8</m:t>
-        </m:r>
-        <m:r>
-          <m:rPr>
-            <m:sty m:val="p"/>
-          </m:rPr>
-          <m:t>p</m:t>
-        </m:r>
-        <m:r>
-          <m:rPr>
-            <m:sty m:val="p"/>
-          </m:rPr>
-          <m:t>m</m:t>
-        </m:r>
-      </m:oMath>
-      <w:r>
-        <w:rPr>
-          <w:rFonts w:ascii="Times New Roman" w:hAnsi="Times New Roman" w:eastAsia="Times New Roman" w:cs="Times New Roman"/>
-        </w:rPr>
-        <w:t xml:space="preserve"> </w:t>
-      </w:r>
-      <w:r>
-        <w:rPr>
-          <w:rFonts w:hint="eastAsia" w:ascii="Times New Roman" w:hAnsi="Times New Roman" w:eastAsia="Times New Roman" w:cs="Times New Roman"/>
-        </w:rPr>
-        <w:t xml:space="preserve">，</w:t>
-      </w:r>
-      <w:r>
-        <w:rPr>
-          <w:rFonts w:ascii="Times New Roman" w:hAnsi="Times New Roman" w:eastAsia="Times New Roman" w:cs="Times New Roman"/>
-        </w:rPr>
-        <w:t xml:space="preserve"> </w:t>
-      </w:r>
-      <m:oMath>
-        <m:oMathPr>
-          <m:ctrlPr>
-            <w:rPr>
-              <w:sz w:val="28"/>
-              <w:szCs w:val="28"/>
-            </w:rPr>
-          </m:ctrlPr>
-        </m:oMathPr>
-        <m:r>
-          <m:t>c</m:t>
-        </m:r>
-        <m:r>
-          <m:rPr>
-            <m:sty m:val="p"/>
-          </m:rPr>
-          <m:t>=</m:t>
-        </m:r>
-        <m:r>
-          <m:t>2298</m:t>
-        </m:r>
-        <m:r>
-          <m:rPr>
-            <m:sty m:val="p"/>
-          </m:rPr>
-          <m:t>p</m:t>
-        </m:r>
-        <m:r>
-          <m:rPr>
-            <m:sty m:val="p"/>
-          </m:rPr>
-          <m:t>m</m:t>
-        </m:r>
-      </m:oMath>
-      <w:r>
-        <w:rPr>
-          <w:rFonts w:ascii="Times New Roman" w:hAnsi="Times New Roman" w:eastAsia="Times New Roman" w:cs="Times New Roman"/>
-        </w:rPr>
-        <w:t xml:space="preserve"> </w:t>
-      </w:r>
-      <w:r>
-        <w:rPr>
-          <w:rFonts w:hint="eastAsia" w:ascii="Times New Roman" w:hAnsi="Times New Roman" w:eastAsia="Times New Roman" w:cs="Times New Roman"/>
-        </w:rPr>
-        <w:t xml:space="preserve">，</w:t>
-      </w:r>
-      <w:r>
-        <w:rPr>
-          <w:rFonts w:ascii="Times New Roman" w:hAnsi="Times New Roman" w:eastAsia="Times New Roman" w:cs="Times New Roman"/>
-        </w:rPr>
-        <w:t xml:space="preserve"> </w:t>
-      </w:r>
-      <m:oMath>
-        <m:oMathPr>
-          <m:ctrlPr>
-            <w:rPr>
-              <w:sz w:val="28"/>
-              <w:szCs w:val="28"/>
-            </w:rPr>
-          </m:ctrlPr>
-        </m:oMathPr>
-        <m:r>
-          <m:t>ρ</m:t>
-        </m:r>
-        <m:r>
-          <m:rPr>
-            <m:sty m:val="p"/>
-          </m:rPr>
-          <m:t>=</m:t>
-        </m:r>
-        <m:r>
-          <m:t>5.08</m:t>
-        </m:r>
-        <m:r>
-          <m:rPr>
-            <m:sty m:val="p"/>
-          </m:rPr>
-          <m:t>g</m:t>
-        </m:r>
-        <m:r>
-          <m:rPr>
-            <m:sty m:val="p"/>
-          </m:rPr>
-          <m:t>⋅</m:t>
-        </m:r>
-        <m:sSup>
-          <m:e>
-            <m:r>
-              <m:rPr>
-                <m:sty m:val="p"/>
-              </m:rPr>
-              <m:t>c</m:t>
-            </m:r>
-            <m:r>
-              <m:rPr>
-                <m:sty m:val="p"/>
-              </m:rPr>
-              <m:t>m</m:t>
-            </m:r>
-          </m:e>
-          <m:sup>
-            <m:r>
-              <m:rPr>
-                <m:sty m:val="p"/>
-              </m:rPr>
-              <m:t>−</m:t>
-            </m:r>
-            <m:r>
-              <m:t>3</m:t>
-            </m:r>
-          </m:sup>
-        </m:sSup>
-      </m:oMath>
-      <w:r>
-        <w:rPr>
-          <w:rFonts w:ascii="Times New Roman" w:hAnsi="Times New Roman" w:eastAsia="Times New Roman" w:cs="Times New Roman"/>
-        </w:rPr>
-        <w:t xml:space="preserve"> </w:t>
-      </w:r>
-      <w:r>
-        <w:rPr>
-          <w:rFonts w:hint="eastAsia" w:ascii="Times New Roman" w:hAnsi="Times New Roman" w:eastAsia="Times New Roman" w:cs="Times New Roman"/>
-        </w:rPr>
-        <w:t>，</w:t>
-      </w:r>
-      <w:r>
-        <w:rPr>
-          <w:rFonts w:hint="eastAsia" w:ascii="Times New Roman" w:hAnsi="Times New Roman" w:eastAsia="FangSong" w:cs="Times New Roman"/>
-        </w:rPr>
-        <w:t>每个正当晶胞中有</w:t>
-      </w:r>
-      <w:r>
-        <w:rPr>
-          <w:rFonts w:ascii="Times New Roman" w:hAnsi="Times New Roman" w:eastAsia="Times New Roman" w:cs="Times New Roman"/>
-        </w:rPr>
-        <w:t xml:space="preserve"> 46 </w:t>
-      </w:r>
-      <w:r>
-        <w:rPr>
-          <w:rFonts w:hint="eastAsia" w:ascii="Times New Roman" w:hAnsi="Times New Roman" w:eastAsia="FangSong" w:cs="Times New Roman"/>
-        </w:rPr>
-        <w:t>个原子</w:t>
-      </w:r>
-      <w:r>
-        <w:rPr>
-          <w:rFonts w:hint="eastAsia" w:ascii="Times New Roman" w:hAnsi="Times New Roman" w:eastAsia="Times New Roman" w:cs="Times New Roman"/>
-        </w:rPr>
-        <w:t>，</w:t>
-      </w:r>
-      <w:r>
-        <w:rPr>
-          <w:rFonts w:hint="eastAsia" w:ascii="Times New Roman" w:hAnsi="Times New Roman" w:eastAsia="FangSong" w:cs="Times New Roman"/>
-        </w:rPr>
-        <w:t>其中有</w:t>
-      </w:r>
-      <w:r>
-        <w:rPr>
-          <w:rFonts w:ascii="Times New Roman" w:hAnsi="Times New Roman" w:eastAsia="Times New Roman" w:cs="Times New Roman"/>
-        </w:rPr>
-        <w:t xml:space="preserve"> 24 </w:t>
-      </w:r>
-      <w:r>
-        <w:rPr>
-          <w:rFonts w:hint="eastAsia" w:ascii="Times New Roman" w:hAnsi="Times New Roman" w:eastAsia="FangSong" w:cs="Times New Roman"/>
-        </w:rPr>
-        <w:t>个是钒原子</w:t>
-      </w:r>
-      <w:r>
-        <w:rPr>
-          <w:rFonts w:hint="eastAsia" w:ascii="Times New Roman" w:hAnsi="Times New Roman" w:eastAsia="Times New Roman" w:cs="Times New Roman"/>
-        </w:rPr>
-        <w:t>。</w:t>
-      </w:r>
-    </w:p>
-    <w:p>
-      <w:pPr>
-        <w:spacing w:before="160" w:after="80"/>
-      </w:pPr>
-      <w:r>
-        <w:pict>
-          <v:rect style="width:0;height:1.5pt" o:hralign="center" o:hrstd="t" o:hr="t"/>
-        </w:pict>
-      </w:r>
-    </w:p>
-    <w:bookmarkEnd w:id="44"/>
-    <w:bookmarkStart w:id="51" w:name="第16题"/>
-    <w:p>
-      <w:pPr>
-        <w:pStyle w:val="Heading3"/>
-        <w:spacing w:before="280" w:after="120"/>
-      </w:pPr>
-      <w:r>
-        <w:rPr>
-          <w:rFonts w:hint="eastAsia" w:ascii="Times New Roman" w:hAnsi="Times New Roman" w:eastAsia="SimHei" w:cs="Times New Roman"/>
-        </w:rPr>
-        <w:t>第</w:t>
-      </w:r>
-      <w:r>
-        <w:rPr>
-          <w:rFonts w:hint="eastAsia" w:ascii="Times New Roman" w:hAnsi="Times New Roman" w:eastAsia="Times New Roman" w:cs="Times New Roman"/>
-        </w:rPr>
-        <w:t>16</w:t>
-      </w:r>
-      <w:r>
-        <w:rPr>
-          <w:rFonts w:hint="eastAsia" w:ascii="Times New Roman" w:hAnsi="Times New Roman" w:eastAsia="SimHei" w:cs="Times New Roman"/>
-        </w:rPr>
-        <w:t>题</w:t>
-      </w:r>
-    </w:p>
-    <w:p>
-      <w:pPr>
-        <w:pStyle w:val="FirstParagraph"/>
+        <w:pStyle w:val="BodyText"/>
         <w:spacing w:before="160" w:after="80"/>
         <w:jc w:val="center"/>
       </w:pPr>
@@ -5578,20 +5468,20 @@
         </w:rPr>
         <w:drawing>
           <wp:inline>
-            <wp:extent cx="3600000" cy="1172442"/>
+            <wp:extent cx="2520000" cy="4063500"/>
             <wp:effectExtent b="0" l="0" r="0" t="0"/>
-            <wp:docPr descr="" title="" id="46" name="Picture"/>
+            <wp:docPr descr="" title="" id="45" name="Picture"/>
             <a:graphic>
               <a:graphicData uri="http://schemas.openxmlformats.org/drawingml/2006/picture">
                 <pic:pic>
                   <pic:nvPicPr>
-                    <pic:cNvPr descr="df7193a46740c4bcf08e7de89b5f4623e1d05d40f222629fd769587611e3e408.jpg" id="47" name="Picture"/>
+                    <pic:cNvPr descr="22b5819177a26e5728b9b3d48051c6f3a2a6776760dd547eea5d454fab402eb9.jpg" id="46" name="Picture"/>
                     <pic:cNvPicPr>
                       <a:picLocks noChangeArrowheads="1" noChangeAspect="1"/>
                     </pic:cNvPicPr>
                   </pic:nvPicPr>
                   <pic:blipFill>
-                    <a:blip r:embed="rId45"/>
+                    <a:blip r:embed="rId44"/>
                     <a:stretch>
                       <a:fillRect/>
                     </a:stretch>
@@ -5599,7 +5489,7 @@
                   <pic:spPr bwMode="auto">
                     <a:xfrm>
                       <a:off x="0" y="0"/>
-                      <a:ext cx="3600000" cy="1172442"/>
+                      <a:ext cx="2520000" cy="4063500"/>
                     </a:xfrm>
                     <a:prstGeom prst="rect">
                       <a:avLst/>
@@ -5620,229 +5510,6 @@
     </w:p>
     <w:p>
       <w:pPr>
-        <w:pStyle w:val="BodyText"/>
-      </w:pPr>
-      <w:r>
-        <w:rPr>
-          <w:rFonts w:hint="eastAsia" w:ascii="Times New Roman" w:hAnsi="Times New Roman" w:eastAsia="FangSong" w:cs="Times New Roman"/>
-        </w:rPr>
-        <w:t xml:space="preserve">其中</w:t>
-      </w:r>
-      <w:r>
-        <w:rPr>
-          <w:rFonts w:ascii="Times New Roman" w:hAnsi="Times New Roman" w:eastAsia="Times New Roman" w:cs="Times New Roman"/>
-        </w:rPr>
-        <w:t xml:space="preserve"> Mn </w:t>
-      </w:r>
-      <w:r>
-        <w:rPr>
-          <w:rFonts w:hint="eastAsia" w:ascii="Times New Roman" w:hAnsi="Times New Roman" w:eastAsia="FangSong" w:cs="Times New Roman"/>
-        </w:rPr>
-        <w:t xml:space="preserve">的质量分数为</w:t>
-      </w:r>
-      <w:r>
-        <w:rPr>
-          <w:rFonts w:ascii="Times New Roman" w:hAnsi="Times New Roman" w:eastAsia="Times New Roman" w:cs="Times New Roman"/>
-        </w:rPr>
-        <w:t xml:space="preserve"> 11.87%, H </w:t>
-      </w:r>
-      <w:r>
-        <w:rPr>
-          <w:rFonts w:hint="eastAsia" w:ascii="Times New Roman" w:hAnsi="Times New Roman" w:eastAsia="FangSong" w:cs="Times New Roman"/>
-        </w:rPr>
-        <w:t xml:space="preserve">的质量分数为</w:t>
-      </w:r>
-      <w:r>
-        <w:rPr>
-          <w:rFonts w:ascii="Times New Roman" w:hAnsi="Times New Roman" w:eastAsia="Times New Roman" w:cs="Times New Roman"/>
-        </w:rPr>
-        <w:t xml:space="preserve"> </w:t>
-      </w:r>
-      <w:r>
-        <w:rPr>
-          <w:rFonts w:hint="eastAsia" w:ascii="Times New Roman" w:hAnsi="Times New Roman" w:eastAsia="Times New Roman" w:cs="Times New Roman"/>
-        </w:rPr>
-        <w:t>5.23%。</w:t>
-      </w:r>
-      <w:r>
-        <w:rPr>
-          <w:rFonts w:hint="eastAsia" w:ascii="Times New Roman" w:hAnsi="Times New Roman" w:eastAsia="FangSong" w:cs="Times New Roman"/>
-        </w:rPr>
-        <w:t>画出该物质的结构</w:t>
-      </w:r>
-      <w:r>
-        <w:rPr>
-          <w:rFonts w:hint="eastAsia" w:ascii="Times New Roman" w:hAnsi="Times New Roman" w:eastAsia="Times New Roman" w:cs="Times New Roman"/>
-        </w:rPr>
-        <w:t>,</w:t>
-      </w:r>
-      <w:r>
-        <w:rPr>
-          <w:rFonts w:ascii="Times New Roman" w:hAnsi="Times New Roman" w:eastAsia="Times New Roman" w:cs="Times New Roman"/>
-        </w:rPr>
-        <w:t xml:space="preserve"> </w:t>
-      </w:r>
-      <w:r>
-        <w:rPr>
-          <w:rFonts w:hint="eastAsia" w:ascii="Times New Roman" w:hAnsi="Times New Roman" w:eastAsia="FangSong" w:cs="Times New Roman"/>
-        </w:rPr>
-        <w:t>讨论其是否可能有旋光异构体</w:t>
-      </w:r>
-      <w:r>
-        <w:rPr>
-          <w:rFonts w:hint="eastAsia" w:ascii="Times New Roman" w:hAnsi="Times New Roman" w:eastAsia="Times New Roman" w:cs="Times New Roman"/>
-        </w:rPr>
-        <w:t>。</w:t>
-      </w:r>
-    </w:p>
-    <w:p>
-      <w:pPr>
-        <w:pStyle w:val="BodyText"/>
-      </w:pPr>
-      <w:r>
-        <w:rPr>
-          <w:rFonts w:hint="eastAsia" w:ascii="Times New Roman" w:hAnsi="Times New Roman" w:eastAsia="FangSong" w:cs="Times New Roman"/>
-        </w:rPr>
-        <w:t>如下左图所示</w:t>
-      </w:r>
-      <w:r>
-        <w:rPr>
-          <w:rFonts w:hint="eastAsia" w:ascii="Times New Roman" w:hAnsi="Times New Roman" w:eastAsia="Times New Roman" w:cs="Times New Roman"/>
-        </w:rPr>
-        <w:t>。</w:t>
-      </w:r>
-    </w:p>
-    <w:p>
-      <w:pPr>
-        <w:pStyle w:val="BodyText"/>
-        <w:spacing w:before="160" w:after="80"/>
-        <w:jc w:val="center"/>
-      </w:pPr>
-      <w:r>
-        <w:rPr>
-          <w:rFonts w:ascii="Times New Roman" w:hAnsi="Times New Roman" w:eastAsia="Times New Roman" w:cs="Times New Roman"/>
-        </w:rPr>
-        <w:drawing>
-          <wp:inline>
-            <wp:extent cx="3600000" cy="1330714"/>
-            <wp:effectExtent b="0" l="0" r="0" t="0"/>
-            <wp:docPr descr="" title="" id="49" name="Picture"/>
-            <a:graphic>
-              <a:graphicData uri="http://schemas.openxmlformats.org/drawingml/2006/picture">
-                <pic:pic>
-                  <pic:nvPicPr>
-                    <pic:cNvPr descr="677a4e2ff36ac55d5fac405c3ce1cd536b6bf71dbf780fe40e7a3cc0481fc54c.jpg" id="50" name="Picture"/>
-                    <pic:cNvPicPr>
-                      <a:picLocks noChangeArrowheads="1" noChangeAspect="1"/>
-                    </pic:cNvPicPr>
-                  </pic:nvPicPr>
-                  <pic:blipFill>
-                    <a:blip r:embed="rId48"/>
-                    <a:stretch>
-                      <a:fillRect/>
-                    </a:stretch>
-                  </pic:blipFill>
-                  <pic:spPr bwMode="auto">
-                    <a:xfrm>
-                      <a:off x="0" y="0"/>
-                      <a:ext cx="3600000" cy="1330714"/>
-                    </a:xfrm>
-                    <a:prstGeom prst="rect">
-                      <a:avLst/>
-                    </a:prstGeom>
-                    <a:noFill/>
-                    <a:ln w="9525">
-                      <a:noFill/>
-                      <a:headEnd/>
-                      <a:tailEnd/>
-                    </a:ln>
-                  </pic:spPr>
-                </pic:pic>
-              </a:graphicData>
-            </a:graphic>
-          </wp:inline>
-        </w:drawing>
-      </w:r>
-    </w:p>
-    <w:p>
-      <w:pPr>
-        <w:pStyle w:val="BodyText"/>
-      </w:pPr>
-      <w:r>
-        <w:rPr>
-          <w:rFonts w:hint="eastAsia" w:ascii="Times New Roman" w:hAnsi="Times New Roman" w:eastAsia="FangSong" w:cs="Times New Roman"/>
-        </w:rPr>
-        <w:t>如上右图所示</w:t>
-      </w:r>
-      <w:r>
-        <w:rPr>
-          <w:rFonts w:hint="eastAsia" w:ascii="Times New Roman" w:hAnsi="Times New Roman" w:eastAsia="Times New Roman" w:cs="Times New Roman"/>
-        </w:rPr>
-        <w:t>，</w:t>
-      </w:r>
-      <w:r>
-        <w:rPr>
-          <w:rFonts w:hint="eastAsia" w:ascii="Times New Roman" w:hAnsi="Times New Roman" w:eastAsia="FangSong" w:cs="Times New Roman"/>
-        </w:rPr>
-        <w:t>若环己二胺为顺式</w:t>
-      </w:r>
-      <w:r>
-        <w:rPr>
-          <w:rFonts w:hint="eastAsia" w:ascii="Times New Roman" w:hAnsi="Times New Roman" w:eastAsia="Times New Roman" w:cs="Times New Roman"/>
-        </w:rPr>
-        <w:t>，</w:t>
-      </w:r>
-      <w:r>
-        <w:rPr>
-          <w:rFonts w:hint="eastAsia" w:ascii="Times New Roman" w:hAnsi="Times New Roman" w:eastAsia="FangSong" w:cs="Times New Roman"/>
-        </w:rPr>
-        <w:t>没有旋光异构体</w:t>
-      </w:r>
-      <w:r>
-        <w:rPr>
-          <w:rFonts w:hint="eastAsia" w:ascii="Times New Roman" w:hAnsi="Times New Roman" w:eastAsia="Times New Roman" w:cs="Times New Roman"/>
-        </w:rPr>
-        <w:t>；</w:t>
-      </w:r>
-      <w:r>
-        <w:rPr>
-          <w:rFonts w:hint="eastAsia" w:ascii="Times New Roman" w:hAnsi="Times New Roman" w:eastAsia="FangSong" w:cs="Times New Roman"/>
-        </w:rPr>
-        <w:t>但倘若环己二胺为反式</w:t>
-      </w:r>
-      <w:r>
-        <w:rPr>
-          <w:rFonts w:hint="eastAsia" w:ascii="Times New Roman" w:hAnsi="Times New Roman" w:eastAsia="Times New Roman" w:cs="Times New Roman"/>
-        </w:rPr>
-        <w:t>，</w:t>
-      </w:r>
-      <w:r>
-        <w:rPr>
-          <w:rFonts w:hint="eastAsia" w:ascii="Times New Roman" w:hAnsi="Times New Roman" w:eastAsia="FangSong" w:cs="Times New Roman"/>
-        </w:rPr>
-        <w:t>则配合物就不具有对称面了</w:t>
-      </w:r>
-      <w:r>
-        <w:rPr>
-          <w:rFonts w:hint="eastAsia" w:ascii="Times New Roman" w:hAnsi="Times New Roman" w:eastAsia="Times New Roman" w:cs="Times New Roman"/>
-        </w:rPr>
-        <w:t>，</w:t>
-      </w:r>
-      <w:r>
-        <w:rPr>
-          <w:rFonts w:hint="eastAsia" w:ascii="Times New Roman" w:hAnsi="Times New Roman" w:eastAsia="FangSong" w:cs="Times New Roman"/>
-        </w:rPr>
-        <w:t>因而存在旋光异构</w:t>
-      </w:r>
-      <w:r>
-        <w:rPr>
-          <w:rFonts w:hint="eastAsia" w:ascii="Times New Roman" w:hAnsi="Times New Roman" w:eastAsia="Times New Roman" w:cs="Times New Roman"/>
-        </w:rPr>
-        <w:t>。</w:t>
-      </w:r>
-    </w:p>
-    <w:p>
-      <w:pPr>
         <w:spacing w:before="160" w:after="80"/>
       </w:pPr>
       <w:r>
@@ -5851,8 +5518,8 @@
         </w:pict>
       </w:r>
     </w:p>
-    <w:bookmarkEnd w:id="51"/>
-    <w:bookmarkStart w:id="52" w:name="第17题"/>
+    <w:bookmarkEnd w:id="47"/>
+    <w:bookmarkStart w:id="48" w:name="第16题"/>
     <w:p>
       <w:pPr>
         <w:pStyle w:val="Heading3"/>
@@ -5868,7 +5535,7 @@
         <w:rPr>
           <w:rFonts w:hint="eastAsia" w:ascii="Times New Roman" w:hAnsi="Times New Roman" w:eastAsia="Times New Roman" w:cs="Times New Roman"/>
         </w:rPr>
-        <w:t>17</w:t>
+        <w:t>16</w:t>
       </w:r>
       <w:r>
         <w:rPr>
@@ -5883,39 +5550,9 @@
       </w:pPr>
       <w:r>
         <w:rPr>
-          <w:rFonts w:hint="eastAsia" w:ascii="Times New Roman" w:hAnsi="Times New Roman" w:eastAsia="Times New Roman" w:cs="Times New Roman"/>
-        </w:rPr>
-        <w:t xml:space="preserve">（2000</w:t>
-      </w:r>
-      <w:r>
-        <w:rPr>
-          <w:rFonts w:ascii="Times New Roman" w:hAnsi="Times New Roman" w:eastAsia="Times New Roman" w:cs="Times New Roman"/>
-        </w:rPr>
-        <w:t xml:space="preserve"> </w:t>
-      </w:r>
-      <w:r>
-        <w:rPr>
-          <w:rFonts w:hint="eastAsia" w:ascii="Times New Roman" w:hAnsi="Times New Roman" w:eastAsia="FangSong" w:cs="Times New Roman"/>
-        </w:rPr>
-        <w:t>全国初赛试题</w:t>
-      </w:r>
-      <w:r>
-        <w:rPr>
-          <w:rFonts w:hint="eastAsia" w:ascii="Times New Roman" w:hAnsi="Times New Roman" w:eastAsia="Times New Roman" w:cs="Times New Roman"/>
-        </w:rPr>
-        <w:t>）1999</w:t>
-      </w:r>
-      <w:r>
-        <w:rPr>
-          <w:rFonts w:ascii="Times New Roman" w:hAnsi="Times New Roman" w:eastAsia="Times New Roman" w:cs="Times New Roman"/>
-        </w:rPr>
-        <w:t xml:space="preserve"> </w:t>
-      </w:r>
-      <w:r>
-        <w:rPr>
-          <w:rFonts w:hint="eastAsia" w:ascii="Times New Roman" w:hAnsi="Times New Roman" w:eastAsia="FangSong" w:cs="Times New Roman"/>
-        </w:rPr>
-        <w:t>年是人造元素丰收年</w:t>
+          <w:rFonts w:hint="eastAsia" w:ascii="Times New Roman" w:hAnsi="Times New Roman" w:eastAsia="FangSong" w:cs="Times New Roman"/>
+        </w:rPr>
+        <w:t>写出反应的离子方程式</w:t>
       </w:r>
       <w:r>
         <w:rPr>
@@ -5927,227 +5564,13 @@
         <w:rPr>
           <w:rFonts w:hint="eastAsia" w:ascii="Times New Roman" w:hAnsi="Times New Roman" w:eastAsia="FangSong" w:cs="Times New Roman"/>
         </w:rPr>
-        <w:t>一年间得到第</w:t>
-      </w:r>
-      <w:r>
-        <w:rPr>
-          <w:rFonts w:ascii="Times New Roman" w:hAnsi="Times New Roman" w:eastAsia="Times New Roman" w:cs="Times New Roman"/>
-        </w:rPr>
-        <w:t xml:space="preserve"> 114、116 </w:t>
-      </w:r>
-      <w:r>
-        <w:rPr>
-          <w:rFonts w:hint="eastAsia" w:ascii="Times New Roman" w:hAnsi="Times New Roman" w:eastAsia="FangSong" w:cs="Times New Roman"/>
-        </w:rPr>
-        <w:t xml:space="preserve">和</w:t>
-      </w:r>
-      <w:r>
-        <w:rPr>
-          <w:rFonts w:ascii="Times New Roman" w:hAnsi="Times New Roman" w:eastAsia="Times New Roman" w:cs="Times New Roman"/>
-        </w:rPr>
-        <w:t xml:space="preserve"> 118 </w:t>
-      </w:r>
-      <w:r>
-        <w:rPr>
-          <w:rFonts w:hint="eastAsia" w:ascii="Times New Roman" w:hAnsi="Times New Roman" w:eastAsia="FangSong" w:cs="Times New Roman"/>
-        </w:rPr>
-        <w:t>号三个新元素</w:t>
-      </w:r>
-      <w:r>
-        <w:rPr>
-          <w:rFonts w:hint="eastAsia" w:ascii="Times New Roman" w:hAnsi="Times New Roman" w:eastAsia="Times New Roman" w:cs="Times New Roman"/>
-        </w:rPr>
-        <w:t>。</w:t>
-      </w:r>
-      <w:r>
-        <w:rPr>
-          <w:rFonts w:hint="eastAsia" w:ascii="Times New Roman" w:hAnsi="Times New Roman" w:eastAsia="FangSong" w:cs="Times New Roman"/>
-        </w:rPr>
-        <w:t>按已知的原子结构规律</w:t>
-      </w:r>
-      <w:r>
-        <w:rPr>
-          <w:rFonts w:hint="eastAsia" w:ascii="Times New Roman" w:hAnsi="Times New Roman" w:eastAsia="Times New Roman" w:cs="Times New Roman"/>
-        </w:rPr>
-        <w:t>，118</w:t>
-      </w:r>
-      <w:r>
-        <w:rPr>
-          <w:rFonts w:ascii="Times New Roman" w:hAnsi="Times New Roman" w:eastAsia="Times New Roman" w:cs="Times New Roman"/>
-        </w:rPr>
-        <w:t xml:space="preserve"> </w:t>
-      </w:r>
-      <w:r>
-        <w:rPr>
-          <w:rFonts w:hint="eastAsia" w:ascii="Times New Roman" w:hAnsi="Times New Roman" w:eastAsia="FangSong" w:cs="Times New Roman"/>
-        </w:rPr>
-        <w:t>号元素应是第</w:t>
-      </w:r>
-      <w:r>
-        <w:rPr>
-          <w:rFonts w:hint="eastAsia" w:ascii="Times New Roman" w:hAnsi="Times New Roman" w:eastAsia="Times New Roman" w:cs="Times New Roman"/>
-        </w:rPr>
-        <w:t>_</w:t>
-      </w:r>
-      <w:r>
-        <w:rPr>
-          <w:rFonts w:hint="eastAsia" w:ascii="Times New Roman" w:hAnsi="Times New Roman" w:eastAsia="FangSong" w:cs="Times New Roman"/>
-          <w:b/>
-          <w:bCs/>
-          <w:i/>
-          <w:iCs/>
-        </w:rPr>
-        <w:t xml:space="preserve">周期第</w:t>
-      </w:r>
-      <w:r>
-        <w:rPr>
-          <w:rFonts w:hint="eastAsia" w:ascii="Times New Roman" w:hAnsi="Times New Roman" w:eastAsia="Times New Roman" w:cs="Times New Roman"/>
-        </w:rPr>
-        <w:t>_</w:t>
-      </w:r>
-      <w:r>
-        <w:rPr>
-          <w:rFonts w:hint="eastAsia" w:ascii="Times New Roman" w:hAnsi="Times New Roman" w:eastAsia="FangSong" w:cs="Times New Roman"/>
-        </w:rPr>
-        <w:t>族元素</w:t>
-      </w:r>
-      <w:r>
-        <w:rPr>
-          <w:rFonts w:hint="eastAsia" w:ascii="Times New Roman" w:hAnsi="Times New Roman" w:eastAsia="Times New Roman" w:cs="Times New Roman"/>
-        </w:rPr>
-        <w:t>，</w:t>
-      </w:r>
-      <w:r>
-        <w:rPr>
-          <w:rFonts w:hint="eastAsia" w:ascii="Times New Roman" w:hAnsi="Times New Roman" w:eastAsia="FangSong" w:cs="Times New Roman"/>
-        </w:rPr>
-        <w:t>它的单质在常温常压下最可能呈现</w:t>
-      </w:r>
-      <w:r>
-        <w:rPr>
-          <w:rFonts w:hint="eastAsia" w:ascii="Times New Roman" w:hAnsi="Times New Roman" w:eastAsia="Times New Roman" w:cs="Times New Roman"/>
-        </w:rPr>
-        <w:t>_</w:t>
-      </w:r>
-      <w:r>
-        <w:rPr>
-          <w:rFonts w:hint="eastAsia" w:ascii="Times New Roman" w:hAnsi="Times New Roman" w:eastAsia="FangSong" w:cs="Times New Roman"/>
-          <w:b/>
-          <w:bCs/>
-          <w:i/>
-          <w:iCs/>
-        </w:rPr>
-        <w:t>态</w:t>
-      </w:r>
-      <w:r>
-        <w:rPr>
-          <w:rFonts w:hint="eastAsia" w:ascii="Times New Roman" w:hAnsi="Times New Roman" w:eastAsia="Times New Roman" w:cs="Times New Roman"/>
-          <w:b/>
-          <w:bCs/>
-          <w:i/>
-          <w:iCs/>
-        </w:rPr>
-        <w:t>。</w:t>
-      </w:r>
-      <w:r>
-        <w:rPr>
-          <w:rFonts w:hint="eastAsia" w:ascii="Times New Roman" w:hAnsi="Times New Roman" w:eastAsia="FangSong" w:cs="Times New Roman"/>
-          <w:b/>
-          <w:bCs/>
-          <w:i/>
-          <w:iCs/>
-        </w:rPr>
-        <w:t>近日传闻俄国合成了第</w:t>
-      </w:r>
-      <w:r>
-        <w:rPr>
-          <w:rFonts w:ascii="Times New Roman" w:hAnsi="Times New Roman" w:eastAsia="Times New Roman" w:cs="Times New Roman"/>
-          <w:b/>
-          <w:bCs/>
-          <w:i/>
-          <w:iCs/>
-        </w:rPr>
-        <w:t xml:space="preserve"> 166 </w:t>
-      </w:r>
-      <w:r>
-        <w:rPr>
-          <w:rFonts w:hint="eastAsia" w:ascii="Times New Roman" w:hAnsi="Times New Roman" w:eastAsia="FangSong" w:cs="Times New Roman"/>
-          <w:b/>
-          <w:bCs/>
-          <w:i/>
-          <w:iCs/>
-        </w:rPr>
-        <w:t>号元素</w:t>
-      </w:r>
-      <w:r>
-        <w:rPr>
-          <w:rFonts w:hint="eastAsia" w:ascii="Times New Roman" w:hAnsi="Times New Roman" w:eastAsia="Times New Roman" w:cs="Times New Roman"/>
-          <w:b/>
-          <w:bCs/>
-          <w:i/>
-          <w:iCs/>
-        </w:rPr>
-        <w:t>，</w:t>
-      </w:r>
-      <w:r>
-        <w:rPr>
-          <w:rFonts w:hint="eastAsia" w:ascii="Times New Roman" w:hAnsi="Times New Roman" w:eastAsia="FangSong" w:cs="Times New Roman"/>
-          <w:b/>
-          <w:bCs/>
-          <w:i/>
-          <w:iCs/>
-        </w:rPr>
-        <w:t>若已知原子结构规律不变</w:t>
-      </w:r>
-      <w:r>
-        <w:rPr>
-          <w:rFonts w:hint="eastAsia" w:ascii="Times New Roman" w:hAnsi="Times New Roman" w:eastAsia="Times New Roman" w:cs="Times New Roman"/>
-          <w:b/>
-          <w:bCs/>
-          <w:i/>
-          <w:iCs/>
-        </w:rPr>
-        <w:t>，</w:t>
-      </w:r>
-      <w:r>
-        <w:rPr>
-          <w:rFonts w:hint="eastAsia" w:ascii="Times New Roman" w:hAnsi="Times New Roman" w:eastAsia="FangSong" w:cs="Times New Roman"/>
-          <w:b/>
-          <w:bCs/>
-          <w:i/>
-          <w:iCs/>
-        </w:rPr>
-        <w:t>该元素应是第</w:t>
-      </w:r>
-      <w:r>
-        <w:rPr>
-          <w:rFonts w:hint="eastAsia" w:ascii="Times New Roman" w:hAnsi="Times New Roman" w:eastAsia="Times New Roman" w:cs="Times New Roman"/>
-        </w:rPr>
-        <w:t>_</w:t>
-      </w:r>
-      <w:r>
-        <w:rPr>
-          <w:rFonts w:hint="eastAsia" w:ascii="Times New Roman" w:hAnsi="Times New Roman" w:eastAsia="FangSong" w:cs="Times New Roman"/>
-        </w:rPr>
-        <w:t>周期第</w:t>
-      </w:r>
-      <w:r>
-        <w:rPr>
-          <w:rFonts w:hint="eastAsia" w:ascii="Times New Roman" w:hAnsi="Times New Roman" w:eastAsia="Times New Roman" w:cs="Times New Roman"/>
-        </w:rPr>
-        <w:t>____</w:t>
-      </w:r>
-      <w:r>
-        <w:rPr>
-          <w:rFonts w:hint="eastAsia" w:ascii="Times New Roman" w:hAnsi="Times New Roman" w:eastAsia="FangSong" w:cs="Times New Roman"/>
-        </w:rPr>
-        <w:t>族元素</w:t>
-      </w:r>
-      <w:r>
-        <w:rPr>
-          <w:rFonts w:hint="eastAsia" w:ascii="Times New Roman" w:hAnsi="Times New Roman" w:eastAsia="Times New Roman" w:cs="Times New Roman"/>
-        </w:rPr>
-        <w:t>。</w:t>
+        <w:t>并画出</w:t>
+      </w:r>
+      <w:r>
+        <w:rPr>
+          <w:rFonts w:hint="eastAsia" w:ascii="Times New Roman" w:hAnsi="Times New Roman" w:eastAsia="Times New Roman" w:cs="Times New Roman"/>
+        </w:rPr>
+        <w:t>[Fe(CN)…</w:t>
       </w:r>
     </w:p>
     <w:p>
@@ -6156,1146 +5579,54 @@
       </w:pPr>
       <w:r>
         <w:rPr>
-          <w:rFonts w:ascii="Times New Roman" w:hAnsi="Times New Roman" w:eastAsia="Times New Roman" w:cs="Times New Roman"/>
-          <w:b/>
-          <w:bCs/>
-        </w:rPr>
-        <w:t xml:space="preserve">2.</w:t>
-      </w:r>
-      <w:r>
-        <w:rPr>
-          <w:rFonts w:ascii="Times New Roman" w:hAnsi="Times New Roman" w:eastAsia="Times New Roman" w:cs="Times New Roman"/>
-        </w:rPr>
-        <w:t xml:space="preserve"> </w:t>
-      </w:r>
-      <w:r>
-        <w:rPr>
-          <w:rFonts w:hint="eastAsia" w:ascii="Times New Roman" w:hAnsi="Times New Roman" w:eastAsia="FangSong" w:cs="Times New Roman"/>
-        </w:rPr>
-        <w:t xml:space="preserve">右图表示元素</w:t>
-      </w:r>
-      <w:r>
-        <w:rPr>
-          <w:rFonts w:ascii="Times New Roman" w:hAnsi="Times New Roman" w:eastAsia="Times New Roman" w:cs="Times New Roman"/>
-        </w:rPr>
-        <w:t xml:space="preserve"> X </w:t>
-      </w:r>
-      <w:r>
-        <w:rPr>
-          <w:rFonts w:hint="eastAsia" w:ascii="Times New Roman" w:hAnsi="Times New Roman" w:eastAsia="FangSong" w:cs="Times New Roman"/>
-        </w:rPr>
-        <w:t>的头五级电离能的相对大小</w:t>
+          <w:rFonts w:hint="eastAsia" w:ascii="Times New Roman" w:hAnsi="Times New Roman" w:eastAsia="FangSong" w:cs="Times New Roman"/>
+        </w:rPr>
+        <w:t>水溶液检验</w:t>
+      </w:r>
+      <w:r>
+        <w:rPr>
+          <w:rFonts w:hint="eastAsia" w:ascii="Times New Roman" w:hAnsi="Times New Roman" w:eastAsia="Times New Roman" w:cs="Times New Roman"/>
+        </w:rPr>
+        <w:t>S</w:t>
+      </w:r>
+      <w:r>
+        <w:rPr>
+          <w:rFonts w:hint="eastAsia" w:ascii="Times New Roman" w:hAnsi="Times New Roman" w:eastAsia="Times New Roman" w:cs="Times New Roman"/>
+          <w:vertAlign w:val="superscript"/>
+        </w:rPr>
+        <w:t>-</w:t>
+      </w:r>
+      <w:r>
+        <w:rPr>
+          <w:rFonts w:ascii="Times New Roman" w:hAnsi="Times New Roman" w:eastAsia="Times New Roman" w:cs="Times New Roman"/>
+        </w:rPr>
+        <w:t xml:space="preserve"> </w:t>
+      </w:r>
+      <w:r>
+        <w:rPr>
+          <w:rFonts w:hint="eastAsia" w:ascii="Times New Roman" w:hAnsi="Times New Roman" w:eastAsia="FangSong" w:cs="Times New Roman"/>
+        </w:rPr>
+        <w:t>的一种方法是颜色体</w:t>
       </w:r>
       <w:r>
         <w:rPr>
           <w:rFonts w:hint="eastAsia" w:ascii="Times New Roman" w:hAnsi="Times New Roman" w:eastAsia="Times New Roman" w:cs="Times New Roman"/>
         </w:rPr>
         <w:t>。</w:t>
-      </w:r>
-      <w:r>
-        <w:rPr>
-          <w:rFonts w:hint="eastAsia" w:ascii="Times New Roman" w:hAnsi="Times New Roman" w:eastAsia="FangSong" w:cs="Times New Roman"/>
-        </w:rPr>
-        <w:t>已知</w:t>
-      </w:r>
-      <w:r>
-        <w:rPr>
-          <w:rFonts w:ascii="Times New Roman" w:hAnsi="Times New Roman" w:eastAsia="Times New Roman" w:cs="Times New Roman"/>
-        </w:rPr>
-        <w:t xml:space="preserve"> X </w:t>
-      </w:r>
-      <w:r>
-        <w:rPr>
-          <w:rFonts w:hint="eastAsia" w:ascii="Times New Roman" w:hAnsi="Times New Roman" w:eastAsia="FangSong" w:cs="Times New Roman"/>
-        </w:rPr>
-        <w:t xml:space="preserve">的原子序数</w:t>
-      </w:r>
-      <w:r>
-        <w:rPr>
-          <w:rFonts w:ascii="Times New Roman" w:hAnsi="Times New Roman" w:eastAsia="Times New Roman" w:cs="Times New Roman"/>
-        </w:rPr>
-        <w:t xml:space="preserve"> &lt; </w:t>
-      </w:r>
-      <w:r>
-        <w:rPr>
-          <w:rFonts w:hint="eastAsia" w:ascii="Times New Roman" w:hAnsi="Times New Roman" w:eastAsia="Times New Roman" w:cs="Times New Roman"/>
-        </w:rPr>
-        <w:t>20；</w:t>
-      </w:r>
-      <w:r>
-        <w:rPr>
-          <w:rFonts w:hint="eastAsia" w:ascii="Times New Roman" w:hAnsi="Times New Roman" w:eastAsia="FangSong" w:cs="Times New Roman"/>
-        </w:rPr>
-        <w:t>则</w:t>
-      </w:r>
-      <w:r>
-        <w:rPr>
-          <w:rFonts w:ascii="Times New Roman" w:hAnsi="Times New Roman" w:eastAsia="Times New Roman" w:cs="Times New Roman"/>
-        </w:rPr>
-        <w:t xml:space="preserve"> X </w:t>
-      </w:r>
-      <w:r>
-        <w:rPr>
-          <w:rFonts w:hint="eastAsia" w:ascii="Times New Roman" w:hAnsi="Times New Roman" w:eastAsia="FangSong" w:cs="Times New Roman"/>
-        </w:rPr>
-        <w:t>元素的元素符号是</w:t>
-      </w:r>
-      <w:r>
-        <w:rPr>
-          <w:rFonts w:hint="eastAsia" w:ascii="Times New Roman" w:hAnsi="Times New Roman" w:eastAsia="Times New Roman" w:cs="Times New Roman"/>
-        </w:rPr>
-        <w:t>_</w:t>
-      </w:r>
-      <w:r>
-        <w:rPr>
-          <w:rFonts w:hint="eastAsia" w:ascii="Times New Roman" w:hAnsi="Times New Roman" w:eastAsia="Times New Roman" w:cs="Times New Roman"/>
-          <w:b/>
-          <w:bCs/>
-          <w:i/>
-          <w:iCs/>
-        </w:rPr>
-        <w:t xml:space="preserve">；X</w:t>
-      </w:r>
-      <w:r>
-        <w:rPr>
-          <w:rFonts w:ascii="Times New Roman" w:hAnsi="Times New Roman" w:eastAsia="Times New Roman" w:cs="Times New Roman"/>
-          <w:b/>
-          <w:bCs/>
-          <w:i/>
-          <w:iCs/>
-        </w:rPr>
-        <w:t xml:space="preserve"> </w:t>
-      </w:r>
-      <w:r>
-        <w:rPr>
-          <w:rFonts w:hint="eastAsia" w:ascii="Times New Roman" w:hAnsi="Times New Roman" w:eastAsia="FangSong" w:cs="Times New Roman"/>
-          <w:b/>
-          <w:bCs/>
-          <w:i/>
-          <w:iCs/>
-        </w:rPr>
-        <w:t xml:space="preserve">的电子排布式是</w:t>
-      </w:r>
-      <w:r>
-        <w:rPr>
-          <w:rFonts w:hint="eastAsia" w:ascii="Times New Roman" w:hAnsi="Times New Roman" w:eastAsia="Times New Roman" w:cs="Times New Roman"/>
-        </w:rPr>
-        <w:t>_；</w:t>
-      </w:r>
-      <w:r>
-        <w:rPr>
-          <w:rFonts w:hint="eastAsia" w:ascii="Times New Roman" w:hAnsi="Times New Roman" w:eastAsia="FangSong" w:cs="Times New Roman"/>
-        </w:rPr>
-        <w:t>元素</w:t>
-      </w:r>
-      <w:r>
-        <w:rPr>
-          <w:rFonts w:ascii="Times New Roman" w:hAnsi="Times New Roman" w:eastAsia="Times New Roman" w:cs="Times New Roman"/>
-        </w:rPr>
-        <w:t xml:space="preserve"> X </w:t>
-      </w:r>
-      <w:r>
-        <w:rPr>
-          <w:rFonts w:hint="eastAsia" w:ascii="Times New Roman" w:hAnsi="Times New Roman" w:eastAsia="FangSong" w:cs="Times New Roman"/>
-        </w:rPr>
-        <w:t>与电负性最强的元素形成化合物的电子式是</w:t>
-      </w:r>
-      <w:r>
-        <w:rPr>
-          <w:rFonts w:hint="eastAsia" w:ascii="Times New Roman" w:hAnsi="Times New Roman" w:eastAsia="Times New Roman" w:cs="Times New Roman"/>
-        </w:rPr>
-        <w:t>____。</w:t>
       </w:r>
     </w:p>
     <w:p>
       <w:pPr>
-        <w:pStyle w:val="BodyText"/>
-      </w:pPr>
-      <w:r>
-        <w:rPr>
-          <w:rFonts w:ascii="Times New Roman" w:hAnsi="Times New Roman" w:eastAsia="Times New Roman" w:cs="Times New Roman"/>
-          <w:b/>
-          <w:bCs/>
-        </w:rPr>
-        <w:t xml:space="preserve">3.</w:t>
-      </w:r>
-      <w:r>
-        <w:rPr>
-          <w:rFonts w:ascii="Times New Roman" w:hAnsi="Times New Roman" w:eastAsia="Times New Roman" w:cs="Times New Roman"/>
-        </w:rPr>
-        <w:t xml:space="preserve"> </w:t>
-      </w:r>
-      <w:r>
-        <w:rPr>
-          <w:rFonts w:hint="eastAsia" w:ascii="Times New Roman" w:hAnsi="Times New Roman" w:eastAsia="FangSong" w:cs="Times New Roman"/>
-        </w:rPr>
-        <w:t>下列曲线分别表示元素的某种性质与核电荷数的关系</w:t>
-      </w:r>
-      <w:r>
-        <w:rPr>
-          <w:rFonts w:hint="eastAsia" w:ascii="Times New Roman" w:hAnsi="Times New Roman" w:eastAsia="Times New Roman" w:cs="Times New Roman"/>
-        </w:rPr>
-        <w:t>(Z</w:t>
-      </w:r>
-      <w:r>
-        <w:rPr>
-          <w:rFonts w:ascii="Times New Roman" w:hAnsi="Times New Roman" w:eastAsia="Times New Roman" w:cs="Times New Roman"/>
-        </w:rPr>
-        <w:t xml:space="preserve"> </w:t>
-      </w:r>
-      <w:r>
-        <w:rPr>
-          <w:rFonts w:hint="eastAsia" w:ascii="Times New Roman" w:hAnsi="Times New Roman" w:eastAsia="FangSong" w:cs="Times New Roman"/>
-        </w:rPr>
-        <w:t>为核电荷数</w:t>
-      </w:r>
-      <w:r>
-        <w:rPr>
-          <w:rFonts w:hint="eastAsia" w:ascii="Times New Roman" w:hAnsi="Times New Roman" w:eastAsia="Times New Roman" w:cs="Times New Roman"/>
-        </w:rPr>
-        <w:t>，Y</w:t>
-      </w:r>
-      <w:r>
-        <w:rPr>
-          <w:rFonts w:ascii="Times New Roman" w:hAnsi="Times New Roman" w:eastAsia="Times New Roman" w:cs="Times New Roman"/>
-        </w:rPr>
-        <w:t xml:space="preserve"> </w:t>
-      </w:r>
-      <w:r>
-        <w:rPr>
-          <w:rFonts w:hint="eastAsia" w:ascii="Times New Roman" w:hAnsi="Times New Roman" w:eastAsia="FangSong" w:cs="Times New Roman"/>
-        </w:rPr>
-        <w:t>为元素的有关性质</w:t>
-      </w:r>
-      <w:r>
-        <w:rPr>
-          <w:rFonts w:hint="eastAsia" w:ascii="Times New Roman" w:hAnsi="Times New Roman" w:eastAsia="Times New Roman" w:cs="Times New Roman"/>
-        </w:rPr>
-        <w:t>)：</w:t>
-      </w:r>
-      <w:r>
-        <w:rPr>
-          <w:rFonts w:ascii="Times New Roman" w:hAnsi="Times New Roman" w:eastAsia="Times New Roman" w:cs="Times New Roman"/>
-        </w:rPr>
-        <w:t xml:space="preserve"> </w:t>
-      </w:r>
-      <w:r>
-        <w:rPr>
-          <w:rFonts w:ascii="Times New Roman" w:hAnsi="Times New Roman" w:eastAsia="Times New Roman" w:cs="Times New Roman"/>
-        </w:rPr>
-        <w:t xml:space="preserve">(1) </w:t>
-      </w:r>
-      <w:r>
-        <w:rPr>
-          <w:rFonts w:hint="eastAsia" w:ascii="Times New Roman" w:hAnsi="Times New Roman" w:eastAsia="Times New Roman" w:cs="Times New Roman"/>
-        </w:rPr>
-        <w:t>ⅡA</w:t>
-      </w:r>
-      <w:r>
-        <w:rPr>
-          <w:rFonts w:hint="eastAsia" w:ascii="Times New Roman" w:hAnsi="Times New Roman" w:eastAsia="FangSong" w:cs="Times New Roman"/>
-        </w:rPr>
-        <w:t>族元素的价电子数</w:t>
-      </w:r>
-      <w:r>
-        <w:rPr>
-          <w:rFonts w:hint="eastAsia" w:ascii="Times New Roman" w:hAnsi="Times New Roman" w:eastAsia="Times New Roman" w:cs="Times New Roman"/>
-        </w:rPr>
-        <w:t>(</w:t>
-      </w:r>
-      <w:r>
-        <w:rPr>
-          <w:rFonts w:ascii="Times New Roman" w:hAnsi="Times New Roman" w:eastAsia="Times New Roman" w:cs="Times New Roman"/>
-        </w:rPr>
-        <w:t xml:space="preserve"> ) (2) </w:t>
-      </w:r>
-      <w:r>
-        <w:rPr>
-          <w:rFonts w:hint="eastAsia" w:ascii="Times New Roman" w:hAnsi="Times New Roman" w:eastAsia="Times New Roman" w:cs="Times New Roman"/>
-        </w:rPr>
-        <w:t>ⅦA</w:t>
-      </w:r>
-      <w:r>
-        <w:rPr>
-          <w:rFonts w:hint="eastAsia" w:ascii="Times New Roman" w:hAnsi="Times New Roman" w:eastAsia="FangSong" w:cs="Times New Roman"/>
-        </w:rPr>
-        <w:t>族元素氢化物的沸点</w:t>
-      </w:r>
-      <w:r>
-        <w:rPr>
-          <w:rFonts w:hint="eastAsia" w:ascii="Times New Roman" w:hAnsi="Times New Roman" w:eastAsia="Times New Roman" w:cs="Times New Roman"/>
-        </w:rPr>
-        <w:t>(</w:t>
-      </w:r>
-      <w:r>
-        <w:rPr>
-          <w:rFonts w:ascii="Times New Roman" w:hAnsi="Times New Roman" w:eastAsia="Times New Roman" w:cs="Times New Roman"/>
-        </w:rPr>
-        <w:t xml:space="preserve"> ) (3) </w:t>
-      </w:r>
-      <w:r>
-        <w:rPr>
-          <w:rFonts w:hint="eastAsia" w:ascii="Times New Roman" w:hAnsi="Times New Roman" w:eastAsia="FangSong" w:cs="Times New Roman"/>
-        </w:rPr>
-        <w:t>第三周期元素单质的熔点</w:t>
-      </w:r>
-      <w:r>
-        <w:rPr>
-          <w:rFonts w:hint="eastAsia" w:ascii="Times New Roman" w:hAnsi="Times New Roman" w:eastAsia="Times New Roman" w:cs="Times New Roman"/>
-        </w:rPr>
-        <w:t>(</w:t>
-      </w:r>
-      <w:r>
-        <w:rPr>
-          <w:rFonts w:ascii="Times New Roman" w:hAnsi="Times New Roman" w:eastAsia="Times New Roman" w:cs="Times New Roman"/>
-        </w:rPr>
-        <w:t xml:space="preserve"> ) (4) </w:t>
-      </w:r>
-      <w:r>
-        <w:rPr>
-          <w:rFonts w:hint="eastAsia" w:ascii="Times New Roman" w:hAnsi="Times New Roman" w:eastAsia="FangSong" w:cs="Times New Roman"/>
-        </w:rPr>
-        <w:t>第三周期元素的最高正化合价</w:t>
-      </w:r>
-      <w:r>
-        <w:rPr>
-          <w:rFonts w:hint="eastAsia" w:ascii="Times New Roman" w:hAnsi="Times New Roman" w:eastAsia="Times New Roman" w:cs="Times New Roman"/>
-        </w:rPr>
-        <w:t>(</w:t>
-      </w:r>
-      <w:r>
-        <w:rPr>
-          <w:rFonts w:ascii="Times New Roman" w:hAnsi="Times New Roman" w:eastAsia="Times New Roman" w:cs="Times New Roman"/>
-        </w:rPr>
-        <w:t xml:space="preserve"> ) (5) </w:t>
-      </w:r>
-      <w:r>
-        <w:rPr>
-          <w:rFonts w:hint="eastAsia" w:ascii="Times New Roman" w:hAnsi="Times New Roman" w:eastAsia="Times New Roman" w:cs="Times New Roman"/>
-        </w:rPr>
-        <w:t>IA</w:t>
-      </w:r>
-      <w:r>
-        <w:rPr>
-          <w:rFonts w:hint="eastAsia" w:ascii="Times New Roman" w:hAnsi="Times New Roman" w:eastAsia="FangSong" w:cs="Times New Roman"/>
-        </w:rPr>
-        <w:t>族元素单质熔点</w:t>
-      </w:r>
-      <w:r>
-        <w:rPr>
-          <w:rFonts w:hint="eastAsia" w:ascii="Times New Roman" w:hAnsi="Times New Roman" w:eastAsia="Times New Roman" w:cs="Times New Roman"/>
-        </w:rPr>
-        <w:t>(</w:t>
-      </w:r>
-      <w:r>
-        <w:rPr>
-          <w:rFonts w:ascii="Times New Roman" w:hAnsi="Times New Roman" w:eastAsia="Times New Roman" w:cs="Times New Roman"/>
-        </w:rPr>
-        <w:t xml:space="preserve"> ) (6) F</w:t>
-      </w:r>
-      <w:r>
-        <w:rPr>
-          <w:rFonts w:ascii="Times New Roman" w:hAnsi="Times New Roman" w:eastAsia="Times New Roman" w:cs="Times New Roman"/>
-          <w:vertAlign w:val="superscript"/>
-        </w:rPr>
-        <w:t>-</w:t>
-      </w:r>
-      <w:r>
-        <w:rPr>
-          <w:rFonts w:ascii="Times New Roman" w:hAnsi="Times New Roman" w:eastAsia="Times New Roman" w:cs="Times New Roman"/>
-        </w:rPr>
-        <w:t>、Na</w:t>
-      </w:r>
-      <w:r>
-        <w:rPr>
-          <w:rFonts w:ascii="Times New Roman" w:hAnsi="Times New Roman" w:eastAsia="Times New Roman" w:cs="Times New Roman"/>
-          <w:vertAlign w:val="superscript"/>
-        </w:rPr>
-        <w:t>+</w:t>
-      </w:r>
-      <w:r>
-        <w:rPr>
-          <w:rFonts w:ascii="Times New Roman" w:hAnsi="Times New Roman" w:eastAsia="Times New Roman" w:cs="Times New Roman"/>
-        </w:rPr>
-        <w:t>、Mg</w:t>
-      </w:r>
-      <w:r>
-        <w:rPr>
-          <w:rFonts w:ascii="Times New Roman" w:hAnsi="Times New Roman" w:eastAsia="Times New Roman" w:cs="Times New Roman"/>
-          <w:vertAlign w:val="superscript"/>
-        </w:rPr>
-        <w:t>2+</w:t>
-      </w:r>
-      <w:r>
-        <w:rPr>
-          <w:rFonts w:ascii="Times New Roman" w:hAnsi="Times New Roman" w:eastAsia="Times New Roman" w:cs="Times New Roman"/>
-        </w:rPr>
-        <w:t>、Al</w:t>
-      </w:r>
-      <w:r>
-        <w:rPr>
-          <w:rFonts w:ascii="Times New Roman" w:hAnsi="Times New Roman" w:eastAsia="Times New Roman" w:cs="Times New Roman"/>
-          <w:vertAlign w:val="superscript"/>
-        </w:rPr>
-        <w:t>3+</w:t>
-      </w:r>
-      <w:r>
-        <w:rPr>
-          <w:rFonts w:ascii="Times New Roman" w:hAnsi="Times New Roman" w:eastAsia="Times New Roman" w:cs="Times New Roman"/>
-        </w:rPr>
-        <w:t xml:space="preserve"> </w:t>
-      </w:r>
-      <w:r>
-        <w:rPr>
-          <w:rFonts w:hint="eastAsia" w:ascii="Times New Roman" w:hAnsi="Times New Roman" w:eastAsia="FangSong" w:cs="Times New Roman"/>
-        </w:rPr>
-        <w:t>四种离子的离子半径</w:t>
-      </w:r>
-      <w:r>
-        <w:rPr>
-          <w:rFonts w:hint="eastAsia" w:ascii="Times New Roman" w:hAnsi="Times New Roman" w:eastAsia="Times New Roman" w:cs="Times New Roman"/>
-        </w:rPr>
-        <w:t>(</w:t>
-      </w:r>
-      <w:r>
-        <w:rPr>
-          <w:rFonts w:ascii="Times New Roman" w:hAnsi="Times New Roman" w:eastAsia="Times New Roman" w:cs="Times New Roman"/>
-        </w:rPr>
-        <w:t xml:space="preserve"> ) (7) </w:t>
-      </w:r>
-      <w:r>
-        <w:rPr>
-          <w:rFonts w:hint="eastAsia" w:ascii="Times New Roman" w:hAnsi="Times New Roman" w:eastAsia="FangSong" w:cs="Times New Roman"/>
-        </w:rPr>
-        <w:t>同一短周期元素的原子半径</w:t>
-      </w:r>
-      <w:r>
-        <w:rPr>
-          <w:rFonts w:hint="eastAsia" w:ascii="Times New Roman" w:hAnsi="Times New Roman" w:eastAsia="Times New Roman" w:cs="Times New Roman"/>
-        </w:rPr>
-        <w:t>(</w:t>
-      </w:r>
-      <w:r>
-        <w:rPr>
-          <w:rFonts w:ascii="Times New Roman" w:hAnsi="Times New Roman" w:eastAsia="Times New Roman" w:cs="Times New Roman"/>
-        </w:rPr>
-        <w:t xml:space="preserve"> ) (8) </w:t>
-      </w:r>
-      <w:r>
-        <w:rPr>
-          <w:rFonts w:hint="eastAsia" w:ascii="Times New Roman" w:hAnsi="Times New Roman" w:eastAsia="FangSong" w:cs="Times New Roman"/>
-        </w:rPr>
-        <w:t>同一短周期元素的第一电离能</w:t>
-      </w:r>
-      <w:r>
-        <w:rPr>
-          <w:rFonts w:hint="eastAsia" w:ascii="Times New Roman" w:hAnsi="Times New Roman" w:eastAsia="Times New Roman" w:cs="Times New Roman"/>
-        </w:rPr>
-        <w:t>(</w:t>
-      </w:r>
-      <w:r>
-        <w:rPr>
-          <w:rFonts w:ascii="Times New Roman" w:hAnsi="Times New Roman" w:eastAsia="Times New Roman" w:cs="Times New Roman"/>
-        </w:rPr>
-        <w:t xml:space="preserve"> )</w:t>
-      </w:r>
-      <w:r>
-        <w:rPr>
-          <w:rFonts w:ascii="Times New Roman" w:hAnsi="Times New Roman" w:eastAsia="Times New Roman" w:cs="Times New Roman"/>
-        </w:rPr>
-        <w:t xml:space="preserve"> </w:t>
-      </w:r>
-      <w:r>
-        <w:rPr>
-          <w:rFonts w:hint="eastAsia" w:ascii="Times New Roman" w:hAnsi="Times New Roman" w:eastAsia="FangSong" w:cs="Times New Roman"/>
-        </w:rPr>
-        <w:t>请将各性质与对应的曲线字母匹配</w:t>
-      </w:r>
-      <w:r>
-        <w:rPr>
-          <w:rFonts w:hint="eastAsia" w:ascii="Times New Roman" w:hAnsi="Times New Roman" w:eastAsia="Times New Roman" w:cs="Times New Roman"/>
-        </w:rPr>
-        <w:t>。</w:t>
-      </w:r>
-    </w:p>
-    <w:p>
-      <w:pPr>
-        <w:pStyle w:val="BodyText"/>
-      </w:pPr>
-      <w:r>
-        <w:rPr>
-          <w:rFonts w:ascii="Times New Roman" w:hAnsi="Times New Roman" w:eastAsia="Times New Roman" w:cs="Times New Roman"/>
-          <w:b/>
-          <w:bCs/>
-        </w:rPr>
-        <w:t xml:space="preserve">4.</w:t>
-      </w:r>
-      <w:r>
-        <w:rPr>
-          <w:rFonts w:ascii="Times New Roman" w:hAnsi="Times New Roman" w:eastAsia="Times New Roman" w:cs="Times New Roman"/>
-        </w:rPr>
-        <w:t xml:space="preserve"> </w:t>
-      </w:r>
-      <w:r>
-        <w:rPr>
-          <w:rFonts w:ascii="Times New Roman" w:hAnsi="Times New Roman" w:eastAsia="Times New Roman" w:cs="Times New Roman"/>
-        </w:rPr>
-        <w:t xml:space="preserve">18 </w:t>
-      </w:r>
-      <w:r>
-        <w:rPr>
-          <w:rFonts w:hint="eastAsia" w:ascii="Times New Roman" w:hAnsi="Times New Roman" w:eastAsia="FangSong" w:cs="Times New Roman"/>
-        </w:rPr>
-        <w:t>电子构型的阳离子其相应元素在周期表中的位置在</w:t>
-      </w:r>
-      <w:r>
-        <w:rPr>
-          <w:rFonts w:hint="eastAsia" w:ascii="Times New Roman" w:hAnsi="Times New Roman" w:eastAsia="Times New Roman" w:cs="Times New Roman"/>
-        </w:rPr>
-        <w:t>(</w:t>
-      </w:r>
-      <w:r>
-        <w:rPr>
-          <w:rFonts w:ascii="Times New Roman" w:hAnsi="Times New Roman" w:eastAsia="Times New Roman" w:cs="Times New Roman"/>
-        </w:rPr>
-        <w:t xml:space="preserve"> )</w:t>
-      </w:r>
-      <w:r>
-        <w:rPr>
-          <w:rFonts w:ascii="Times New Roman" w:hAnsi="Times New Roman" w:eastAsia="Times New Roman" w:cs="Times New Roman"/>
-        </w:rPr>
-        <w:t xml:space="preserve"> </w:t>
-      </w:r>
-      <w:r>
-        <w:rPr>
-          <w:rFonts w:ascii="Times New Roman" w:hAnsi="Times New Roman" w:eastAsia="Times New Roman" w:cs="Times New Roman"/>
-        </w:rPr>
-        <w:t xml:space="preserve">A. </w:t>
-      </w:r>
-      <w:r>
-        <w:rPr>
-          <w:rFonts w:hint="eastAsia" w:ascii="Times New Roman" w:hAnsi="Times New Roman" w:eastAsia="Times New Roman" w:cs="Times New Roman"/>
-        </w:rPr>
-        <w:t>p</w:t>
-      </w:r>
-      <w:r>
-        <w:rPr>
-          <w:rFonts w:hint="eastAsia" w:ascii="Times New Roman" w:hAnsi="Times New Roman" w:eastAsia="FangSong" w:cs="Times New Roman"/>
-        </w:rPr>
-        <w:t>区和</w:t>
-      </w:r>
-      <w:r>
-        <w:rPr>
-          <w:rFonts w:hint="eastAsia" w:ascii="Times New Roman" w:hAnsi="Times New Roman" w:eastAsia="Times New Roman" w:cs="Times New Roman"/>
-        </w:rPr>
-        <w:t>s</w:t>
-      </w:r>
-      <w:r>
-        <w:rPr>
-          <w:rFonts w:hint="eastAsia" w:ascii="Times New Roman" w:hAnsi="Times New Roman" w:eastAsia="FangSong" w:cs="Times New Roman"/>
-        </w:rPr>
-        <w:t>区</w:t>
-      </w:r>
-      <w:r>
-        <w:rPr>
-          <w:rFonts w:ascii="Times New Roman" w:hAnsi="Times New Roman" w:eastAsia="Times New Roman" w:cs="Times New Roman"/>
-        </w:rPr>
-        <w:t xml:space="preserve"> B. </w:t>
-      </w:r>
-      <w:r>
-        <w:rPr>
-          <w:rFonts w:hint="eastAsia" w:ascii="Times New Roman" w:hAnsi="Times New Roman" w:eastAsia="Times New Roman" w:cs="Times New Roman"/>
-        </w:rPr>
-        <w:t>p</w:t>
-      </w:r>
-      <w:r>
-        <w:rPr>
-          <w:rFonts w:hint="eastAsia" w:ascii="Times New Roman" w:hAnsi="Times New Roman" w:eastAsia="FangSong" w:cs="Times New Roman"/>
-        </w:rPr>
-        <w:t>区和</w:t>
-      </w:r>
-      <w:r>
-        <w:rPr>
-          <w:rFonts w:hint="eastAsia" w:ascii="Times New Roman" w:hAnsi="Times New Roman" w:eastAsia="Times New Roman" w:cs="Times New Roman"/>
-        </w:rPr>
-        <w:t>d</w:t>
-      </w:r>
-      <w:r>
-        <w:rPr>
-          <w:rFonts w:hint="eastAsia" w:ascii="Times New Roman" w:hAnsi="Times New Roman" w:eastAsia="FangSong" w:cs="Times New Roman"/>
-        </w:rPr>
-        <w:t>区</w:t>
-      </w:r>
-      <w:r>
-        <w:rPr>
-          <w:rFonts w:ascii="Times New Roman" w:hAnsi="Times New Roman" w:eastAsia="Times New Roman" w:cs="Times New Roman"/>
-        </w:rPr>
-        <w:t xml:space="preserve"> C. </w:t>
-      </w:r>
-      <w:r>
-        <w:rPr>
-          <w:rFonts w:hint="eastAsia" w:ascii="Times New Roman" w:hAnsi="Times New Roman" w:eastAsia="Times New Roman" w:cs="Times New Roman"/>
-        </w:rPr>
-        <w:t>p</w:t>
-      </w:r>
-      <w:r>
-        <w:rPr>
-          <w:rFonts w:hint="eastAsia" w:ascii="Times New Roman" w:hAnsi="Times New Roman" w:eastAsia="FangSong" w:cs="Times New Roman"/>
-        </w:rPr>
-        <w:t>区和</w:t>
-      </w:r>
-      <w:r>
-        <w:rPr>
-          <w:rFonts w:hint="eastAsia" w:ascii="Times New Roman" w:hAnsi="Times New Roman" w:eastAsia="Times New Roman" w:cs="Times New Roman"/>
-        </w:rPr>
-        <w:t>ds</w:t>
-      </w:r>
-      <w:r>
-        <w:rPr>
-          <w:rFonts w:hint="eastAsia" w:ascii="Times New Roman" w:hAnsi="Times New Roman" w:eastAsia="FangSong" w:cs="Times New Roman"/>
-        </w:rPr>
-        <w:t>区</w:t>
-      </w:r>
-      <w:r>
-        <w:rPr>
-          <w:rFonts w:ascii="Times New Roman" w:hAnsi="Times New Roman" w:eastAsia="Times New Roman" w:cs="Times New Roman"/>
-        </w:rPr>
-        <w:t xml:space="preserve"> D. </w:t>
-      </w:r>
-      <w:r>
-        <w:rPr>
-          <w:rFonts w:hint="eastAsia" w:ascii="Times New Roman" w:hAnsi="Times New Roman" w:eastAsia="Times New Roman" w:cs="Times New Roman"/>
-        </w:rPr>
-        <w:t>d</w:t>
-      </w:r>
-      <w:r>
-        <w:rPr>
-          <w:rFonts w:hint="eastAsia" w:ascii="Times New Roman" w:hAnsi="Times New Roman" w:eastAsia="FangSong" w:cs="Times New Roman"/>
-        </w:rPr>
-        <w:t>区和</w:t>
-      </w:r>
-      <w:r>
-        <w:rPr>
-          <w:rFonts w:hint="eastAsia" w:ascii="Times New Roman" w:hAnsi="Times New Roman" w:eastAsia="Times New Roman" w:cs="Times New Roman"/>
-        </w:rPr>
-        <w:t>ds</w:t>
-      </w:r>
-      <w:r>
-        <w:rPr>
-          <w:rFonts w:hint="eastAsia" w:ascii="Times New Roman" w:hAnsi="Times New Roman" w:eastAsia="FangSong" w:cs="Times New Roman"/>
-        </w:rPr>
-        <w:t>区</w:t>
-      </w:r>
-    </w:p>
-    <w:p>
-      <w:pPr>
-        <w:pStyle w:val="BodyText"/>
-        <w:spacing w:after="80"/>
-      </w:pPr>
-      <w:r>
-        <w:rPr>
-          <w:rFonts w:ascii="Times New Roman" w:hAnsi="Times New Roman" w:eastAsia="Times New Roman" w:cs="Times New Roman"/>
-          <w:b/>
-          <w:bCs/>
-        </w:rPr>
-        <w:t xml:space="preserve">5.</w:t>
-      </w:r>
-      <w:r>
-        <w:rPr>
-          <w:rFonts w:ascii="Times New Roman" w:hAnsi="Times New Roman" w:eastAsia="Times New Roman" w:cs="Times New Roman"/>
-        </w:rPr>
-        <w:t xml:space="preserve"> </w:t>
-      </w:r>
-      <w:r>
-        <w:rPr>
-          <w:rFonts w:hint="eastAsia" w:ascii="Times New Roman" w:hAnsi="Times New Roman" w:eastAsia="FangSong" w:cs="Times New Roman"/>
-        </w:rPr>
-        <w:t>下面是某些短周期元素的电负性</w:t>
-      </w:r>
-      <w:r>
-        <w:rPr>
-          <w:rFonts w:hint="eastAsia" w:ascii="Times New Roman" w:hAnsi="Times New Roman" w:eastAsia="Times New Roman" w:cs="Times New Roman"/>
-        </w:rPr>
-        <w:t>(χ)</w:t>
-      </w:r>
-      <w:r>
-        <w:rPr>
-          <w:rFonts w:hint="eastAsia" w:ascii="Times New Roman" w:hAnsi="Times New Roman" w:eastAsia="FangSong" w:cs="Times New Roman"/>
-        </w:rPr>
-        <w:t>值</w:t>
-      </w:r>
-      <w:r>
-        <w:rPr>
-          <w:rFonts w:hint="eastAsia" w:ascii="Times New Roman" w:hAnsi="Times New Roman" w:eastAsia="Times New Roman" w:cs="Times New Roman"/>
-        </w:rPr>
-        <w:t>：</w:t>
-      </w:r>
-    </w:p>
-    <w:tbl>
-      <w:tblPr>
-        <w:tblStyle w:val="Table"/>
-        <w:tblW w:type="pct" w:w="5000"/>
-        <w:tblLayout w:type="fixed"/>
-        <w:tblLook w:firstRow="1" w:lastRow="0" w:firstColumn="0" w:lastColumn="0" w:noHBand="0" w:noVBand="0" w:val="0020"/>
-      </w:tblPr>
-      <w:tblGrid>
-        <w:gridCol w:w="1131"/>
-        <w:gridCol w:w="565"/>
-        <w:gridCol w:w="565"/>
-        <w:gridCol w:w="565"/>
-        <w:gridCol w:w="565"/>
-        <w:gridCol w:w="565"/>
-        <w:gridCol w:w="565"/>
-        <w:gridCol w:w="565"/>
-        <w:gridCol w:w="565"/>
-        <w:gridCol w:w="565"/>
-        <w:gridCol w:w="565"/>
-        <w:gridCol w:w="565"/>
-        <w:gridCol w:w="565"/>
-      </w:tblGrid>
-      <w:tr>
-        <w:trPr>
-          <w:tblHeader w:val="on"/>
-        </w:trPr>
-        <w:tc>
-          <w:tcPr/>
-          <w:p>
-            <w:pPr>
-              <w:pStyle w:val="Compact"/>
-              <w:jc w:val="center"/>
-            </w:pPr>
-            <w:r>
-              <w:rPr>
-                <w:rFonts w:hint="eastAsia" w:ascii="Times New Roman" w:hAnsi="Times New Roman" w:eastAsia="SimHei" w:cs="Times New Roman"/>
-                <w:b/>
-              </w:rPr>
-              <w:t xml:space="preserve">元素符号</w:t>
-            </w:r>
-          </w:p>
-        </w:tc>
-        <w:tc>
-          <w:tcPr/>
-          <w:p>
-            <w:pPr>
-              <w:pStyle w:val="Compact"/>
-              <w:jc w:val="center"/>
-            </w:pPr>
-            <w:r>
-              <w:rPr>
-                <w:rFonts w:ascii="Times New Roman" w:hAnsi="Times New Roman" w:eastAsia="Times New Roman" w:cs="Times New Roman"/>
-                <w:b/>
-              </w:rPr>
-              <w:t xml:space="preserve">Li</w:t>
-            </w:r>
-          </w:p>
-        </w:tc>
-        <w:tc>
-          <w:tcPr/>
-          <w:p>
-            <w:pPr>
-              <w:pStyle w:val="Compact"/>
-              <w:jc w:val="center"/>
-            </w:pPr>
-            <w:r>
-              <w:rPr>
-                <w:rFonts w:ascii="Times New Roman" w:hAnsi="Times New Roman" w:eastAsia="Times New Roman" w:cs="Times New Roman"/>
-                <w:b/>
-              </w:rPr>
-              <w:t xml:space="preserve">Be</w:t>
-            </w:r>
-          </w:p>
-        </w:tc>
-        <w:tc>
-          <w:tcPr/>
-          <w:p>
-            <w:pPr>
-              <w:pStyle w:val="Compact"/>
-              <w:jc w:val="center"/>
-            </w:pPr>
-            <w:r>
-              <w:rPr>
-                <w:rFonts w:ascii="Times New Roman" w:hAnsi="Times New Roman" w:eastAsia="Times New Roman" w:cs="Times New Roman"/>
-                <w:b/>
-              </w:rPr>
-              <w:t xml:space="preserve">B</w:t>
-            </w:r>
-          </w:p>
-        </w:tc>
-        <w:tc>
-          <w:tcPr/>
-          <w:p>
-            <w:pPr>
-              <w:pStyle w:val="Compact"/>
-              <w:jc w:val="center"/>
-            </w:pPr>
-            <w:r>
-              <w:rPr>
-                <w:rFonts w:ascii="Times New Roman" w:hAnsi="Times New Roman" w:eastAsia="Times New Roman" w:cs="Times New Roman"/>
-                <w:b/>
-              </w:rPr>
-              <w:t xml:space="preserve">C</w:t>
-            </w:r>
-          </w:p>
-        </w:tc>
-        <w:tc>
-          <w:tcPr/>
-          <w:p>
-            <w:pPr>
-              <w:pStyle w:val="Compact"/>
-              <w:jc w:val="center"/>
-            </w:pPr>
-            <w:r>
-              <w:rPr>
-                <w:rFonts w:ascii="Times New Roman" w:hAnsi="Times New Roman" w:eastAsia="Times New Roman" w:cs="Times New Roman"/>
-                <w:b/>
-              </w:rPr>
-              <w:t xml:space="preserve">O</w:t>
-            </w:r>
-          </w:p>
-        </w:tc>
-        <w:tc>
-          <w:tcPr/>
-          <w:p>
-            <w:pPr>
-              <w:pStyle w:val="Compact"/>
-              <w:jc w:val="center"/>
-            </w:pPr>
-            <w:r>
-              <w:rPr>
-                <w:rFonts w:ascii="Times New Roman" w:hAnsi="Times New Roman" w:eastAsia="Times New Roman" w:cs="Times New Roman"/>
-                <w:b/>
-              </w:rPr>
-              <w:t xml:space="preserve">F</w:t>
-            </w:r>
-          </w:p>
-        </w:tc>
-        <w:tc>
-          <w:tcPr/>
-          <w:p>
-            <w:pPr>
-              <w:pStyle w:val="Compact"/>
-              <w:jc w:val="center"/>
-            </w:pPr>
-            <w:r>
-              <w:rPr>
-                <w:rFonts w:ascii="Times New Roman" w:hAnsi="Times New Roman" w:eastAsia="Times New Roman" w:cs="Times New Roman"/>
-                <w:b/>
-              </w:rPr>
-              <w:t xml:space="preserve">Na</w:t>
-            </w:r>
-          </w:p>
-        </w:tc>
-        <w:tc>
-          <w:tcPr/>
-          <w:p>
-            <w:pPr>
-              <w:pStyle w:val="Compact"/>
-              <w:jc w:val="center"/>
-            </w:pPr>
-            <w:r>
-              <w:rPr>
-                <w:rFonts w:ascii="Times New Roman" w:hAnsi="Times New Roman" w:eastAsia="Times New Roman" w:cs="Times New Roman"/>
-                <w:b/>
-              </w:rPr>
-              <w:t xml:space="preserve">Al</w:t>
-            </w:r>
-          </w:p>
-        </w:tc>
-        <w:tc>
-          <w:tcPr/>
-          <w:p>
-            <w:pPr>
-              <w:pStyle w:val="Compact"/>
-              <w:jc w:val="center"/>
-            </w:pPr>
-            <w:r>
-              <w:rPr>
-                <w:rFonts w:ascii="Times New Roman" w:hAnsi="Times New Roman" w:eastAsia="Times New Roman" w:cs="Times New Roman"/>
-                <w:b/>
-              </w:rPr>
-              <w:t xml:space="preserve">Si</w:t>
-            </w:r>
-          </w:p>
-        </w:tc>
-        <w:tc>
-          <w:tcPr/>
-          <w:p>
-            <w:pPr>
-              <w:pStyle w:val="Compact"/>
-              <w:jc w:val="center"/>
-            </w:pPr>
-            <w:r>
-              <w:rPr>
-                <w:rFonts w:ascii="Times New Roman" w:hAnsi="Times New Roman" w:eastAsia="Times New Roman" w:cs="Times New Roman"/>
-                <w:b/>
-              </w:rPr>
-              <w:t xml:space="preserve">P</w:t>
-            </w:r>
-          </w:p>
-        </w:tc>
-        <w:tc>
-          <w:tcPr/>
-          <w:p>
-            <w:pPr>
-              <w:pStyle w:val="Compact"/>
-              <w:jc w:val="center"/>
-            </w:pPr>
-            <w:r>
-              <w:rPr>
-                <w:rFonts w:ascii="Times New Roman" w:hAnsi="Times New Roman" w:eastAsia="Times New Roman" w:cs="Times New Roman"/>
-                <w:b/>
-              </w:rPr>
-              <w:t xml:space="preserve">S</w:t>
-            </w:r>
-          </w:p>
-        </w:tc>
-        <w:tc>
-          <w:tcPr/>
-          <w:p>
-            <w:pPr>
-              <w:pStyle w:val="Compact"/>
-              <w:jc w:val="center"/>
-            </w:pPr>
-            <w:r>
-              <w:rPr>
-                <w:rFonts w:ascii="Times New Roman" w:hAnsi="Times New Roman" w:eastAsia="Times New Roman" w:cs="Times New Roman"/>
-                <w:b/>
-              </w:rPr>
-              <w:t xml:space="preserve">Cl</w:t>
-            </w:r>
-          </w:p>
-        </w:tc>
-      </w:tr>
-      <w:tr>
-        <w:tc>
-          <w:tcPr/>
-          <w:p>
-            <w:pPr>
-              <w:pStyle w:val="Compact"/>
-              <w:jc w:val="center"/>
-            </w:pPr>
-            <w:r>
-              <w:rPr>
-                <w:rFonts w:hint="eastAsia" w:ascii="Times New Roman" w:hAnsi="Times New Roman" w:eastAsia="Times New Roman" w:cs="Times New Roman"/>
-              </w:rPr>
-              <w:t>χ</w:t>
-            </w:r>
-            <w:r>
-              <w:rPr>
-                <w:rFonts w:hint="eastAsia" w:ascii="Times New Roman" w:hAnsi="Times New Roman" w:eastAsia="FangSong" w:cs="Times New Roman"/>
-              </w:rPr>
-              <w:t>值</w:t>
-            </w:r>
-          </w:p>
-        </w:tc>
-        <w:tc>
-          <w:tcPr/>
-          <w:p>
-            <w:pPr>
-              <w:pStyle w:val="Compact"/>
-              <w:jc w:val="center"/>
-            </w:pPr>
-            <w:r>
-              <w:rPr>
-                <w:rFonts w:ascii="Times New Roman" w:hAnsi="Times New Roman" w:eastAsia="Times New Roman" w:cs="Times New Roman"/>
-              </w:rPr>
-              <w:t xml:space="preserve">0.98</w:t>
-            </w:r>
-          </w:p>
-        </w:tc>
-        <w:tc>
-          <w:tcPr/>
-          <w:p>
-            <w:pPr>
-              <w:pStyle w:val="Compact"/>
-              <w:jc w:val="center"/>
-            </w:pPr>
-            <w:r>
-              <w:rPr>
-                <w:rFonts w:ascii="Times New Roman" w:hAnsi="Times New Roman" w:eastAsia="Times New Roman" w:cs="Times New Roman"/>
-              </w:rPr>
-              <w:t xml:space="preserve">1.57</w:t>
-            </w:r>
-          </w:p>
-        </w:tc>
-        <w:tc>
-          <w:tcPr/>
-          <w:p>
-            <w:pPr>
-              <w:pStyle w:val="Compact"/>
-              <w:jc w:val="center"/>
-            </w:pPr>
-            <w:r>
-              <w:rPr>
-                <w:rFonts w:ascii="Times New Roman" w:hAnsi="Times New Roman" w:eastAsia="Times New Roman" w:cs="Times New Roman"/>
-              </w:rPr>
-              <w:t xml:space="preserve">2.04</w:t>
-            </w:r>
-          </w:p>
-        </w:tc>
-        <w:tc>
-          <w:tcPr/>
-          <w:p>
-            <w:pPr>
-              <w:pStyle w:val="Compact"/>
-              <w:jc w:val="center"/>
-            </w:pPr>
-            <w:r>
-              <w:rPr>
-                <w:rFonts w:ascii="Times New Roman" w:hAnsi="Times New Roman" w:eastAsia="Times New Roman" w:cs="Times New Roman"/>
-              </w:rPr>
-              <w:t xml:space="preserve">2.55</w:t>
-            </w:r>
-          </w:p>
-        </w:tc>
-        <w:tc>
-          <w:tcPr/>
-          <w:p>
-            <w:pPr>
-              <w:pStyle w:val="Compact"/>
-              <w:jc w:val="center"/>
-            </w:pPr>
-            <w:r>
-              <w:rPr>
-                <w:rFonts w:ascii="Times New Roman" w:hAnsi="Times New Roman" w:eastAsia="Times New Roman" w:cs="Times New Roman"/>
-              </w:rPr>
-              <w:t xml:space="preserve">3.44</w:t>
-            </w:r>
-          </w:p>
-        </w:tc>
-        <w:tc>
-          <w:tcPr/>
-          <w:p>
-            <w:pPr>
-              <w:pStyle w:val="Compact"/>
-              <w:jc w:val="center"/>
-            </w:pPr>
-            <w:r>
-              <w:rPr>
-                <w:rFonts w:ascii="Times New Roman" w:hAnsi="Times New Roman" w:eastAsia="Times New Roman" w:cs="Times New Roman"/>
-              </w:rPr>
-              <w:t xml:space="preserve">3.98</w:t>
-            </w:r>
-          </w:p>
-        </w:tc>
-        <w:tc>
-          <w:tcPr/>
-          <w:p>
-            <w:pPr>
-              <w:pStyle w:val="Compact"/>
-              <w:jc w:val="center"/>
-            </w:pPr>
-            <w:r>
-              <w:rPr>
-                <w:rFonts w:ascii="Times New Roman" w:hAnsi="Times New Roman" w:eastAsia="Times New Roman" w:cs="Times New Roman"/>
-              </w:rPr>
-              <w:t xml:space="preserve">0.93</w:t>
-            </w:r>
-          </w:p>
-        </w:tc>
-        <w:tc>
-          <w:tcPr/>
-          <w:p>
-            <w:pPr>
-              <w:pStyle w:val="Compact"/>
-              <w:jc w:val="center"/>
-            </w:pPr>
-            <w:r>
-              <w:rPr>
-                <w:rFonts w:ascii="Times New Roman" w:hAnsi="Times New Roman" w:eastAsia="Times New Roman" w:cs="Times New Roman"/>
-              </w:rPr>
-              <w:t xml:space="preserve">1.61</w:t>
-            </w:r>
-          </w:p>
-        </w:tc>
-        <w:tc>
-          <w:tcPr/>
-          <w:p>
-            <w:pPr>
-              <w:pStyle w:val="Compact"/>
-              <w:jc w:val="center"/>
-            </w:pPr>
-            <w:r>
-              <w:rPr>
-                <w:rFonts w:ascii="Times New Roman" w:hAnsi="Times New Roman" w:eastAsia="Times New Roman" w:cs="Times New Roman"/>
-              </w:rPr>
-              <w:t xml:space="preserve">1.90</w:t>
-            </w:r>
-          </w:p>
-        </w:tc>
-        <w:tc>
-          <w:tcPr/>
-          <w:p>
-            <w:pPr>
-              <w:pStyle w:val="Compact"/>
-              <w:jc w:val="center"/>
-            </w:pPr>
-            <w:r>
-              <w:rPr>
-                <w:rFonts w:ascii="Times New Roman" w:hAnsi="Times New Roman" w:eastAsia="Times New Roman" w:cs="Times New Roman"/>
-              </w:rPr>
-              <w:t xml:space="preserve">2.19</w:t>
-            </w:r>
-          </w:p>
-        </w:tc>
-        <w:tc>
-          <w:tcPr/>
-          <w:p>
-            <w:pPr>
-              <w:pStyle w:val="Compact"/>
-              <w:jc w:val="center"/>
-            </w:pPr>
-            <w:r>
-              <w:rPr>
-                <w:rFonts w:ascii="Times New Roman" w:hAnsi="Times New Roman" w:eastAsia="Times New Roman" w:cs="Times New Roman"/>
-              </w:rPr>
-              <w:t xml:space="preserve">2.58</w:t>
-            </w:r>
-          </w:p>
-        </w:tc>
-        <w:tc>
-          <w:tcPr/>
-          <w:p>
-            <w:pPr>
-              <w:pStyle w:val="Compact"/>
-              <w:jc w:val="center"/>
-            </w:pPr>
-            <w:r>
-              <w:rPr>
-                <w:rFonts w:ascii="Times New Roman" w:hAnsi="Times New Roman" w:eastAsia="Times New Roman" w:cs="Times New Roman"/>
-              </w:rPr>
-              <w:t xml:space="preserve">3.16</w:t>
-            </w:r>
-          </w:p>
-        </w:tc>
-      </w:tr>
-    </w:tbl>
-    <w:p>
-      <w:pPr>
-        <w:pStyle w:val="Compact"/>
         <w:numPr>
           <w:ilvl w:val="0"/>
           <w:numId w:val="1009"/>
         </w:numPr>
-        <w:spacing w:before="120"/>
-      </w:pPr>
-      <w:r>
-        <w:rPr>
-          <w:rFonts w:hint="eastAsia" w:ascii="Times New Roman" w:hAnsi="Times New Roman" w:eastAsia="FangSong" w:cs="Times New Roman"/>
-        </w:rPr>
-        <w:t xml:space="preserve">通过分析</w:t>
-      </w:r>
-      <w:r>
-        <w:rPr>
-          <w:rFonts w:ascii="Times New Roman" w:hAnsi="Times New Roman" w:eastAsia="Times New Roman" w:cs="Times New Roman"/>
-        </w:rPr>
-        <w:t xml:space="preserve"> χ </w:t>
-      </w:r>
-      <w:r>
-        <w:rPr>
-          <w:rFonts w:hint="eastAsia" w:ascii="Times New Roman" w:hAnsi="Times New Roman" w:eastAsia="FangSong" w:cs="Times New Roman"/>
-        </w:rPr>
-        <w:t>值变化规律</w:t>
+      </w:pPr>
+      <w:r>
+        <w:rPr>
+          <w:rFonts w:hint="eastAsia" w:ascii="Times New Roman" w:hAnsi="Times New Roman" w:eastAsia="FangSong" w:cs="Times New Roman"/>
+        </w:rPr>
+        <w:t>写出反应的离子方程式</w:t>
       </w:r>
       <w:r>
         <w:rPr>
@@ -7307,159 +5638,382 @@
         <w:rPr>
           <w:rFonts w:hint="eastAsia" w:ascii="Times New Roman" w:hAnsi="Times New Roman" w:eastAsia="FangSong" w:cs="Times New Roman"/>
         </w:rPr>
-        <w:t>确定</w:t>
-      </w:r>
-      <w:r>
-        <w:rPr>
-          <w:rFonts w:ascii="Times New Roman" w:hAnsi="Times New Roman" w:eastAsia="Times New Roman" w:cs="Times New Roman"/>
-        </w:rPr>
-        <w:t xml:space="preserve"> N、Mg </w:t>
-      </w:r>
-      <w:r>
-        <w:rPr>
-          <w:rFonts w:hint="eastAsia" w:ascii="Times New Roman" w:hAnsi="Times New Roman" w:eastAsia="FangSong" w:cs="Times New Roman"/>
-        </w:rPr>
-        <w:t xml:space="preserve">的</w:t>
-      </w:r>
-      <w:r>
-        <w:rPr>
-          <w:rFonts w:ascii="Times New Roman" w:hAnsi="Times New Roman" w:eastAsia="Times New Roman" w:cs="Times New Roman"/>
-        </w:rPr>
-        <w:t xml:space="preserve"> χ </w:t>
-      </w:r>
-      <w:r>
-        <w:rPr>
-          <w:rFonts w:hint="eastAsia" w:ascii="Times New Roman" w:hAnsi="Times New Roman" w:eastAsia="FangSong" w:cs="Times New Roman"/>
-        </w:rPr>
-        <w:t>值范围</w:t>
-      </w:r>
-      <w:r>
-        <w:rPr>
-          <w:rFonts w:hint="eastAsia" w:ascii="Times New Roman" w:hAnsi="Times New Roman" w:eastAsia="Times New Roman" w:cs="Times New Roman"/>
-        </w:rPr>
-        <w:t>。____</w:t>
-      </w:r>
-      <w:r>
-        <w:rPr>
-          <w:rFonts w:ascii="Times New Roman" w:hAnsi="Times New Roman" w:eastAsia="Times New Roman" w:cs="Times New Roman"/>
-        </w:rPr>
-        <w:t xml:space="preserve"> &lt; χ(Mg) &lt; ____, ____ &lt; χ(N) &lt; ____</w:t>
+        <w:t>并画出</w:t>
+      </w:r>
+      <w:r>
+        <w:rPr>
+          <w:rFonts w:hint="eastAsia" w:ascii="Times New Roman" w:hAnsi="Times New Roman" w:eastAsia="Times New Roman" w:cs="Times New Roman"/>
+        </w:rPr>
+        <w:t>[Fe(CN)</w:t>
+      </w:r>
+      <w:r>
+        <w:rPr>
+          <w:rFonts w:hint="eastAsia" w:ascii="Times New Roman" w:hAnsi="Times New Roman" w:eastAsia="Times New Roman" w:cs="Times New Roman"/>
+          <w:vertAlign w:val="subscript"/>
+        </w:rPr>
+        <w:t>5</w:t>
+      </w:r>
+      <w:r>
+        <w:rPr>
+          <w:rFonts w:ascii="Times New Roman" w:hAnsi="Times New Roman" w:eastAsia="Times New Roman" w:cs="Times New Roman"/>
+        </w:rPr>
+        <w:t xml:space="preserve"> NO]</w:t>
+      </w:r>
+      <w:r>
+        <w:rPr>
+          <w:rFonts w:ascii="Times New Roman" w:hAnsi="Times New Roman" w:eastAsia="Times New Roman" w:cs="Times New Roman"/>
+          <w:vertAlign w:val="superscript"/>
+        </w:rPr>
+        <w:t>3+</w:t>
+      </w:r>
+      <w:r>
+        <w:rPr>
+          <w:rFonts w:ascii="Times New Roman" w:hAnsi="Times New Roman" w:eastAsia="Times New Roman" w:cs="Times New Roman"/>
+        </w:rPr>
+        <w:t xml:space="preserve"> </w:t>
+      </w:r>
+      <w:r>
+        <w:rPr>
+          <w:rFonts w:hint="eastAsia" w:ascii="Times New Roman" w:hAnsi="Times New Roman" w:eastAsia="FangSong" w:cs="Times New Roman"/>
+        </w:rPr>
+        <w:t xml:space="preserve">或</w:t>
+      </w:r>
+      <w:r>
+        <w:rPr>
+          <w:rFonts w:ascii="Times New Roman" w:hAnsi="Times New Roman" w:eastAsia="Times New Roman" w:cs="Times New Roman"/>
+        </w:rPr>
+        <w:t xml:space="preserve"> [Fe(CN)</w:t>
+      </w:r>
+      <w:r>
+        <w:rPr>
+          <w:rFonts w:ascii="Times New Roman" w:hAnsi="Times New Roman" w:eastAsia="Times New Roman" w:cs="Times New Roman"/>
+          <w:vertAlign w:val="subscript"/>
+        </w:rPr>
+        <w:t>5</w:t>
+      </w:r>
+      <w:r>
+        <w:rPr>
+          <w:rFonts w:ascii="Times New Roman" w:hAnsi="Times New Roman" w:eastAsia="Times New Roman" w:cs="Times New Roman"/>
+        </w:rPr>
+        <w:t xml:space="preserve"> NO]</w:t>
+      </w:r>
+      <w:r>
+        <w:rPr>
+          <w:rFonts w:ascii="Times New Roman" w:hAnsi="Times New Roman" w:eastAsia="Times New Roman" w:cs="Times New Roman"/>
+          <w:vertAlign w:val="superscript"/>
+        </w:rPr>
+        <w:t>3-</w:t>
+      </w:r>
+      <w:r>
+        <w:rPr>
+          <w:rFonts w:ascii="Times New Roman" w:hAnsi="Times New Roman" w:eastAsia="Times New Roman" w:cs="Times New Roman"/>
+        </w:rPr>
+        <w:t xml:space="preserve"> </w:t>
+      </w:r>
+      <w:r>
+        <w:rPr>
+          <w:rFonts w:hint="eastAsia" w:ascii="Times New Roman" w:hAnsi="Times New Roman" w:eastAsia="FangSong" w:cs="Times New Roman"/>
+        </w:rPr>
+        <w:t xml:space="preserve">与</w:t>
+      </w:r>
+      <w:r>
+        <w:rPr>
+          <w:rFonts w:ascii="Times New Roman" w:hAnsi="Times New Roman" w:eastAsia="Times New Roman" w:cs="Times New Roman"/>
+        </w:rPr>
+        <w:t xml:space="preserve"> S</w:t>
+      </w:r>
+      <w:r>
+        <w:rPr>
+          <w:rFonts w:ascii="Times New Roman" w:hAnsi="Times New Roman" w:eastAsia="Times New Roman" w:cs="Times New Roman"/>
+          <w:vertAlign w:val="superscript"/>
+        </w:rPr>
+        <w:t>2-</w:t>
+      </w:r>
+      <w:r>
+        <w:rPr>
+          <w:rFonts w:ascii="Times New Roman" w:hAnsi="Times New Roman" w:eastAsia="Times New Roman" w:cs="Times New Roman"/>
+        </w:rPr>
+        <w:t xml:space="preserve"> </w:t>
+      </w:r>
+      <w:r>
+        <w:rPr>
+          <w:rFonts w:hint="eastAsia" w:ascii="Times New Roman" w:hAnsi="Times New Roman" w:eastAsia="FangSong" w:cs="Times New Roman"/>
+        </w:rPr>
+        <w:t xml:space="preserve">的反应活性不如</w:t>
+      </w:r>
+      <w:r>
+        <w:rPr>
+          <w:rFonts w:ascii="Times New Roman" w:hAnsi="Times New Roman" w:eastAsia="Times New Roman" w:cs="Times New Roman"/>
+        </w:rPr>
+        <w:t xml:space="preserve"> [Fe(CN)</w:t>
+      </w:r>
+      <w:r>
+        <w:rPr>
+          <w:rFonts w:ascii="Times New Roman" w:hAnsi="Times New Roman" w:eastAsia="Times New Roman" w:cs="Times New Roman"/>
+          <w:vertAlign w:val="subscript"/>
+        </w:rPr>
+        <w:t>5</w:t>
+      </w:r>
+      <w:r>
+        <w:rPr>
+          <w:rFonts w:ascii="Times New Roman" w:hAnsi="Times New Roman" w:eastAsia="Times New Roman" w:cs="Times New Roman"/>
+        </w:rPr>
+        <w:t xml:space="preserve"> NO]</w:t>
+      </w:r>
+      <w:r>
+        <w:rPr>
+          <w:rFonts w:ascii="Times New Roman" w:hAnsi="Times New Roman" w:eastAsia="Times New Roman" w:cs="Times New Roman"/>
+          <w:vertAlign w:val="superscript"/>
+        </w:rPr>
+        <w:t>2-</w:t>
+      </w:r>
+      <w:r>
+        <w:rPr>
+          <w:rFonts w:ascii="Times New Roman" w:hAnsi="Times New Roman" w:eastAsia="Times New Roman" w:cs="Times New Roman"/>
+        </w:rPr>
+        <w:t xml:space="preserve"> , </w:t>
+      </w:r>
+      <w:r>
+        <w:rPr>
+          <w:rFonts w:hint="eastAsia" w:ascii="Times New Roman" w:hAnsi="Times New Roman" w:eastAsia="FangSong" w:cs="Times New Roman"/>
+        </w:rPr>
+        <w:t>解释原因</w:t>
+      </w:r>
+      <w:r>
+        <w:rPr>
+          <w:rFonts w:hint="eastAsia" w:ascii="Times New Roman" w:hAnsi="Times New Roman" w:eastAsia="Times New Roman" w:cs="Times New Roman"/>
+        </w:rPr>
+        <w:t>。</w:t>
       </w:r>
     </w:p>
     <w:p>
       <w:pPr>
-        <w:pStyle w:val="Compact"/>
         <w:numPr>
           <w:ilvl w:val="0"/>
           <w:numId w:val="1009"/>
         </w:numPr>
       </w:pPr>
-      <w:r>
-        <w:rPr>
-          <w:rFonts w:hint="eastAsia" w:ascii="Times New Roman" w:hAnsi="Times New Roman" w:eastAsia="FangSong" w:cs="Times New Roman"/>
-        </w:rPr>
-        <w:t xml:space="preserve">推测</w:t>
-      </w:r>
-      <w:r>
-        <w:rPr>
-          <w:rFonts w:ascii="Times New Roman" w:hAnsi="Times New Roman" w:eastAsia="Times New Roman" w:cs="Times New Roman"/>
-        </w:rPr>
-        <w:t xml:space="preserve"> χ </w:t>
-      </w:r>
-      <w:r>
-        <w:rPr>
-          <w:rFonts w:hint="eastAsia" w:ascii="Times New Roman" w:hAnsi="Times New Roman" w:eastAsia="FangSong" w:cs="Times New Roman"/>
-        </w:rPr>
-        <w:t>值与原子半径的关系是</w:t>
-      </w:r>
-      <w:r>
-        <w:rPr>
-          <w:rFonts w:hint="eastAsia" w:ascii="Times New Roman" w:hAnsi="Times New Roman" w:eastAsia="Times New Roman" w:cs="Times New Roman"/>
-        </w:rPr>
-        <w:t>_</w:t>
-      </w:r>
-      <w:r>
-        <w:rPr>
-          <w:rFonts w:hint="eastAsia" w:ascii="Times New Roman" w:hAnsi="Times New Roman" w:eastAsia="Times New Roman" w:cs="Times New Roman"/>
-          <w:b/>
-          <w:bCs/>
-          <w:i/>
-          <w:iCs/>
-        </w:rPr>
-        <w:t>；</w:t>
-      </w:r>
-      <w:r>
-        <w:rPr>
-          <w:rFonts w:hint="eastAsia" w:ascii="Times New Roman" w:hAnsi="Times New Roman" w:eastAsia="FangSong" w:cs="Times New Roman"/>
-          <w:b/>
-          <w:bCs/>
-          <w:i/>
-          <w:iCs/>
-        </w:rPr>
-        <w:t>根据短周期元素的</w:t>
-      </w:r>
-      <w:r>
-        <w:rPr>
-          <w:rFonts w:ascii="Times New Roman" w:hAnsi="Times New Roman" w:eastAsia="Times New Roman" w:cs="Times New Roman"/>
-          <w:b/>
-          <w:bCs/>
-          <w:i/>
-          <w:iCs/>
-        </w:rPr>
-        <w:t xml:space="preserve"> χ </w:t>
-      </w:r>
-      <w:r>
-        <w:rPr>
-          <w:rFonts w:hint="eastAsia" w:ascii="Times New Roman" w:hAnsi="Times New Roman" w:eastAsia="FangSong" w:cs="Times New Roman"/>
-          <w:b/>
-          <w:bCs/>
-          <w:i/>
-          <w:iCs/>
-        </w:rPr>
-        <w:t>值变化特点</w:t>
-      </w:r>
-      <w:r>
-        <w:rPr>
-          <w:rFonts w:hint="eastAsia" w:ascii="Times New Roman" w:hAnsi="Times New Roman" w:eastAsia="Times New Roman" w:cs="Times New Roman"/>
-          <w:b/>
-          <w:bCs/>
-          <w:i/>
-          <w:iCs/>
-        </w:rPr>
-        <w:t>，</w:t>
-      </w:r>
-      <w:r>
-        <w:rPr>
-          <w:rFonts w:hint="eastAsia" w:ascii="Times New Roman" w:hAnsi="Times New Roman" w:eastAsia="FangSong" w:cs="Times New Roman"/>
-          <w:b/>
-          <w:bCs/>
-          <w:i/>
-          <w:iCs/>
-        </w:rPr>
-        <w:t>体现了元素性质的</w:t>
-      </w:r>
-      <w:r>
-        <w:rPr>
-          <w:rFonts w:hint="eastAsia" w:ascii="Times New Roman" w:hAnsi="Times New Roman" w:eastAsia="Times New Roman" w:cs="Times New Roman"/>
-        </w:rPr>
-        <w:t>_</w:t>
-      </w:r>
-      <w:r>
-        <w:rPr>
-          <w:rFonts w:hint="eastAsia" w:ascii="Times New Roman" w:hAnsi="Times New Roman" w:eastAsia="FangSong" w:cs="Times New Roman"/>
-        </w:rPr>
-        <w:t>变化规律</w:t>
-      </w:r>
-      <w:r>
-        <w:rPr>
-          <w:rFonts w:hint="eastAsia" w:ascii="Times New Roman" w:hAnsi="Times New Roman" w:eastAsia="Times New Roman" w:cs="Times New Roman"/>
-        </w:rPr>
-        <w:t>。</w:t>
-      </w:r>
+      <m:oMath>
+        <m:oMathPr>
+          <m:ctrlPr>
+            <w:rPr>
+              <w:sz w:val="28"/>
+              <w:szCs w:val="28"/>
+            </w:rPr>
+          </m:ctrlPr>
+        </m:oMathPr>
+        <m:sSup>
+          <m:e>
+            <m:d>
+              <m:dPr>
+                <m:begChr m:val="["/>
+                <m:sepChr m:val=""/>
+                <m:endChr m:val="]"/>
+                <m:grow/>
+              </m:dPr>
+              <m:e>
+                <m:r>
+                  <m:rPr>
+                    <m:sty m:val="p"/>
+                  </m:rPr>
+                  <m:t>F</m:t>
+                </m:r>
+                <m:r>
+                  <m:rPr>
+                    <m:sty m:val="p"/>
+                  </m:rPr>
+                  <m:t>e</m:t>
+                </m:r>
+                <m:sSub>
+                  <m:e>
+                    <m:d>
+                      <m:dPr>
+                        <m:begChr m:val="("/>
+                        <m:sepChr m:val=""/>
+                        <m:endChr m:val=")"/>
+                        <m:grow/>
+                      </m:dPr>
+                      <m:e>
+                        <m:sSub>
+                          <m:e>
+                            <m:r>
+                              <m:rPr>
+                                <m:sty m:val="p"/>
+                              </m:rPr>
+                              <m:t>H</m:t>
+                            </m:r>
+                          </m:e>
+                          <m:sub>
+                            <m:r>
+                              <m:t>2</m:t>
+                            </m:r>
+                          </m:sub>
+                        </m:sSub>
+                        <m:r>
+                          <m:rPr>
+                            <m:sty m:val="p"/>
+                          </m:rPr>
+                          <m:t>O</m:t>
+                        </m:r>
+                      </m:e>
+                    </m:d>
+                  </m:e>
+                  <m:sub>
+                    <m:r>
+                      <m:t>5</m:t>
+                    </m:r>
+                  </m:sub>
+                </m:sSub>
+                <m:r>
+                  <m:rPr>
+                    <m:sty m:val="p"/>
+                  </m:rPr>
+                  <m:t>N</m:t>
+                </m:r>
+                <m:r>
+                  <m:rPr>
+                    <m:sty m:val="p"/>
+                  </m:rPr>
+                  <m:t>O</m:t>
+                </m:r>
+              </m:e>
+            </m:d>
+          </m:e>
+          <m:sup>
+            <m:r>
+              <m:t>3</m:t>
+            </m:r>
+            <m:r>
+              <m:rPr>
+                <m:sty m:val="p"/>
+              </m:rPr>
+              <m:t>+</m:t>
+            </m:r>
+          </m:sup>
+        </m:sSup>
+      </m:oMath>
+      <w:r>
+        <w:rPr>
+          <w:rFonts w:ascii="Times New Roman" w:hAnsi="Times New Roman" w:eastAsia="Times New Roman" w:cs="Times New Roman"/>
+        </w:rPr>
+        <w:t xml:space="preserve"> </w:t>
+      </w:r>
+      <w:r>
+        <w:rPr>
+          <w:rFonts w:hint="eastAsia" w:ascii="Times New Roman" w:hAnsi="Times New Roman" w:eastAsia="FangSong" w:cs="Times New Roman"/>
+        </w:rPr>
+        <w:t xml:space="preserve">或</w:t>
+      </w:r>
+      <w:r>
+        <w:rPr>
+          <w:rFonts w:ascii="Times New Roman" w:hAnsi="Times New Roman" w:eastAsia="Times New Roman" w:cs="Times New Roman"/>
+        </w:rPr>
+        <w:t xml:space="preserve"> </w:t>
+      </w:r>
+      <m:oMath>
+        <m:oMathPr>
+          <m:ctrlPr>
+            <w:rPr>
+              <w:sz w:val="28"/>
+              <w:szCs w:val="28"/>
+            </w:rPr>
+          </m:ctrlPr>
+        </m:oMathPr>
+        <m:sSup>
+          <m:e>
+            <m:d>
+              <m:dPr>
+                <m:begChr m:val="["/>
+                <m:sepChr m:val=""/>
+                <m:endChr m:val="]"/>
+                <m:grow/>
+              </m:dPr>
+              <m:e>
+                <m:r>
+                  <m:rPr>
+                    <m:sty m:val="p"/>
+                  </m:rPr>
+                  <m:t>F</m:t>
+                </m:r>
+                <m:r>
+                  <m:rPr>
+                    <m:sty m:val="p"/>
+                  </m:rPr>
+                  <m:t>e</m:t>
+                </m:r>
+                <m:r>
+                  <m:rPr>
+                    <m:sty m:val="p"/>
+                  </m:rPr>
+                  <m:t>(</m:t>
+                </m:r>
+                <m:r>
+                  <m:rPr>
+                    <m:sty m:val="p"/>
+                  </m:rPr>
+                  <m:t>C</m:t>
+                </m:r>
+                <m:r>
+                  <m:rPr>
+                    <m:sty m:val="p"/>
+                  </m:rPr>
+                  <m:t>N</m:t>
+                </m:r>
+                <m:sSub>
+                  <m:e>
+                    <m:r>
+                      <m:rPr>
+                        <m:sty m:val="p"/>
+                      </m:rPr>
+                      <m:t>)</m:t>
+                    </m:r>
+                  </m:e>
+                  <m:sub>
+                    <m:r>
+                      <m:t>3</m:t>
+                    </m:r>
+                  </m:sub>
+                </m:sSub>
+                <m:sSub>
+                  <m:e>
+                    <m:r>
+                      <m:rPr>
+                        <m:sty m:val="p"/>
+                      </m:rPr>
+                      <m:t>H</m:t>
+                    </m:r>
+                  </m:e>
+                  <m:sub>
+                    <m:r>
+                      <m:t>2</m:t>
+                    </m:r>
+                  </m:sub>
+                </m:sSub>
+                <m:r>
+                  <m:rPr>
+                    <m:sty m:val="p"/>
+                  </m:rPr>
+                  <m:t>O</m:t>
+                </m:r>
+              </m:e>
+            </m:d>
+          </m:e>
+          <m:sup>
+            <m:r>
+              <m:t>3</m:t>
+            </m:r>
+            <m:r>
+              <m:rPr>
+                <m:sty m:val="p"/>
+              </m:rPr>
+              <m:t>−</m:t>
+            </m:r>
+          </m:sup>
+        </m:sSup>
+      </m:oMath>
     </w:p>
     <w:p>
       <w:pPr>
-        <w:pStyle w:val="Compact"/>
         <w:numPr>
           <w:ilvl w:val="0"/>
           <w:numId w:val="1009"/>
@@ -7469,116 +6023,394 @@
         <w:rPr>
           <w:rFonts w:hint="eastAsia" w:ascii="Times New Roman" w:hAnsi="Times New Roman" w:eastAsia="FangSong" w:cs="Times New Roman"/>
         </w:rPr>
-        <w:t xml:space="preserve">当成键的两原子相应元素的</w:t>
-      </w:r>
-      <w:r>
-        <w:rPr>
-          <w:rFonts w:ascii="Times New Roman" w:hAnsi="Times New Roman" w:eastAsia="Times New Roman" w:cs="Times New Roman"/>
-        </w:rPr>
-        <w:t xml:space="preserve"> χ </w:t>
-      </w:r>
-      <w:r>
-        <w:rPr>
-          <w:rFonts w:hint="eastAsia" w:ascii="Times New Roman" w:hAnsi="Times New Roman" w:eastAsia="FangSong" w:cs="Times New Roman"/>
-        </w:rPr>
-        <w:t xml:space="preserve">差值即</w:t>
-      </w:r>
-      <w:r>
-        <w:rPr>
-          <w:rFonts w:ascii="Times New Roman" w:hAnsi="Times New Roman" w:eastAsia="Times New Roman" w:cs="Times New Roman"/>
-        </w:rPr>
-        <w:t xml:space="preserve"> Δχ &gt; 1.7 </w:t>
-      </w:r>
-      <w:r>
-        <w:rPr>
-          <w:rFonts w:hint="eastAsia" w:ascii="Times New Roman" w:hAnsi="Times New Roman" w:eastAsia="FangSong" w:cs="Times New Roman"/>
-        </w:rPr>
-        <w:t>时</w:t>
-      </w:r>
-      <w:r>
-        <w:rPr>
-          <w:rFonts w:hint="eastAsia" w:ascii="Times New Roman" w:hAnsi="Times New Roman" w:eastAsia="Times New Roman" w:cs="Times New Roman"/>
-        </w:rPr>
-        <w:t>，</w:t>
-      </w:r>
-      <w:r>
-        <w:rPr>
-          <w:rFonts w:hint="eastAsia" w:ascii="Times New Roman" w:hAnsi="Times New Roman" w:eastAsia="FangSong" w:cs="Times New Roman"/>
-        </w:rPr>
-        <w:t>一般为离子键</w:t>
-      </w:r>
-      <w:r>
-        <w:rPr>
-          <w:rFonts w:hint="eastAsia" w:ascii="Times New Roman" w:hAnsi="Times New Roman" w:eastAsia="Times New Roman" w:cs="Times New Roman"/>
-        </w:rPr>
-        <w:t>，Δχ</w:t>
-      </w:r>
-      <w:r>
-        <w:rPr>
-          <w:rFonts w:ascii="Times New Roman" w:hAnsi="Times New Roman" w:eastAsia="Times New Roman" w:cs="Times New Roman"/>
-        </w:rPr>
-        <w:t xml:space="preserve"> &lt; 1.7 </w:t>
-      </w:r>
-      <w:r>
-        <w:rPr>
-          <w:rFonts w:hint="eastAsia" w:ascii="Times New Roman" w:hAnsi="Times New Roman" w:eastAsia="FangSong" w:cs="Times New Roman"/>
-        </w:rPr>
-        <w:t>时</w:t>
-      </w:r>
-      <w:r>
-        <w:rPr>
-          <w:rFonts w:hint="eastAsia" w:ascii="Times New Roman" w:hAnsi="Times New Roman" w:eastAsia="Times New Roman" w:cs="Times New Roman"/>
-        </w:rPr>
-        <w:t>，</w:t>
-      </w:r>
-      <w:r>
-        <w:rPr>
-          <w:rFonts w:hint="eastAsia" w:ascii="Times New Roman" w:hAnsi="Times New Roman" w:eastAsia="FangSong" w:cs="Times New Roman"/>
-        </w:rPr>
-        <w:t>一般为共价键</w:t>
-      </w:r>
-      <w:r>
-        <w:rPr>
-          <w:rFonts w:hint="eastAsia" w:ascii="Times New Roman" w:hAnsi="Times New Roman" w:eastAsia="Times New Roman" w:cs="Times New Roman"/>
-        </w:rPr>
-        <w:t>，</w:t>
-      </w:r>
-      <w:r>
-        <w:rPr>
-          <w:rFonts w:hint="eastAsia" w:ascii="Times New Roman" w:hAnsi="Times New Roman" w:eastAsia="FangSong" w:cs="Times New Roman"/>
-        </w:rPr>
-        <w:t>试推断</w:t>
-      </w:r>
-      <w:r>
-        <w:rPr>
-          <w:rFonts w:hint="eastAsia" w:ascii="Times New Roman" w:hAnsi="Times New Roman" w:eastAsia="Times New Roman" w:cs="Times New Roman"/>
-        </w:rPr>
-        <w:t>：AlBr</w:t>
-      </w:r>
-      <w:r>
-        <w:rPr>
-          <w:rFonts w:hint="eastAsia" w:ascii="Times New Roman" w:hAnsi="Times New Roman" w:eastAsia="Times New Roman" w:cs="Times New Roman"/>
-          <w:vertAlign w:val="subscript"/>
-        </w:rPr>
-        <w:t>3</w:t>
-      </w:r>
-      <w:r>
-        <w:rPr>
-          <w:rFonts w:ascii="Times New Roman" w:hAnsi="Times New Roman" w:eastAsia="Times New Roman" w:cs="Times New Roman"/>
-        </w:rPr>
-        <w:t xml:space="preserve"> </w:t>
-      </w:r>
-      <w:r>
-        <w:rPr>
-          <w:rFonts w:hint="eastAsia" w:ascii="Times New Roman" w:hAnsi="Times New Roman" w:eastAsia="FangSong" w:cs="Times New Roman"/>
-        </w:rPr>
-        <w:t>中化学键类型是</w:t>
-      </w:r>
-      <w:r>
-        <w:rPr>
-          <w:rFonts w:hint="eastAsia" w:ascii="Times New Roman" w:hAnsi="Times New Roman" w:eastAsia="Times New Roman" w:cs="Times New Roman"/>
-        </w:rPr>
-        <w:t>____。</w:t>
+        <w:t>实际上</w:t>
+      </w:r>
+      <w:r>
+        <w:rPr>
+          <w:rFonts w:hint="eastAsia" w:ascii="Times New Roman" w:hAnsi="Times New Roman" w:eastAsia="Times New Roman" w:cs="Times New Roman"/>
+        </w:rPr>
+        <w:t>,</w:t>
+      </w:r>
+      <w:r>
+        <w:rPr>
+          <w:rFonts w:ascii="Times New Roman" w:hAnsi="Times New Roman" w:eastAsia="Times New Roman" w:cs="Times New Roman"/>
+        </w:rPr>
+        <w:t xml:space="preserve"> </w:t>
+      </w:r>
+      <w:r>
+        <w:rPr>
+          <w:rFonts w:hint="eastAsia" w:ascii="Times New Roman" w:hAnsi="Times New Roman" w:eastAsia="FangSong" w:cs="Times New Roman"/>
+        </w:rPr>
+        <w:t>反应过程中溶液会显紧红色与蓝色</w:t>
+      </w:r>
+      <w:r>
+        <w:rPr>
+          <w:rFonts w:hint="eastAsia" w:ascii="Times New Roman" w:hAnsi="Times New Roman" w:eastAsia="Times New Roman" w:cs="Times New Roman"/>
+        </w:rPr>
+        <w:t>,</w:t>
+      </w:r>
+      <w:r>
+        <w:rPr>
+          <w:rFonts w:ascii="Times New Roman" w:hAnsi="Times New Roman" w:eastAsia="Times New Roman" w:cs="Times New Roman"/>
+        </w:rPr>
+        <w:t xml:space="preserve"> </w:t>
+      </w:r>
+      <w:r>
+        <w:rPr>
+          <w:rFonts w:hint="eastAsia" w:ascii="Times New Roman" w:hAnsi="Times New Roman" w:eastAsia="FangSong" w:cs="Times New Roman"/>
+        </w:rPr>
+        <w:t>用液体加入气体</w:t>
+      </w:r>
+      <w:r>
+        <w:rPr>
+          <w:rFonts w:hint="eastAsia" w:ascii="Times New Roman" w:hAnsi="Times New Roman" w:eastAsia="Times New Roman" w:cs="Times New Roman"/>
+        </w:rPr>
+        <w:t>,</w:t>
+      </w:r>
+      <w:r>
+        <w:rPr>
+          <w:rFonts w:ascii="Times New Roman" w:hAnsi="Times New Roman" w:eastAsia="Times New Roman" w:cs="Times New Roman"/>
+        </w:rPr>
+        <w:t xml:space="preserve"> </w:t>
+      </w:r>
+      <w:r>
+        <w:rPr>
+          <w:rFonts w:hint="eastAsia" w:ascii="Times New Roman" w:hAnsi="Times New Roman" w:eastAsia="FangSong" w:cs="Times New Roman"/>
+        </w:rPr>
+        <w:t xml:space="preserve">用气体通过气体分离成质子化的</w:t>
+      </w:r>
+      <w:r>
+        <w:rPr>
+          <w:rFonts w:ascii="Times New Roman" w:hAnsi="Times New Roman" w:eastAsia="Times New Roman" w:cs="Times New Roman"/>
+        </w:rPr>
+        <w:t xml:space="preserve"> X </w:t>
+      </w:r>
+      <w:r>
+        <w:rPr>
+          <w:rFonts w:hint="eastAsia" w:ascii="Times New Roman" w:hAnsi="Times New Roman" w:eastAsia="FangSong" w:cs="Times New Roman"/>
+        </w:rPr>
+        <w:t xml:space="preserve">解离得到</w:t>
+      </w:r>
+      <w:r>
+        <w:rPr>
+          <w:rFonts w:ascii="Times New Roman" w:hAnsi="Times New Roman" w:eastAsia="Times New Roman" w:cs="Times New Roman"/>
+        </w:rPr>
+        <w:t xml:space="preserve"> </w:t>
+      </w:r>
+      <m:oMath>
+        <m:oMathPr>
+          <m:ctrlPr>
+            <w:rPr>
+              <w:sz w:val="28"/>
+              <w:szCs w:val="28"/>
+            </w:rPr>
+          </m:ctrlPr>
+        </m:oMathPr>
+        <m:sSup>
+          <m:e>
+            <m:d>
+              <m:dPr>
+                <m:begChr m:val="["/>
+                <m:sepChr m:val=""/>
+                <m:endChr m:val="]"/>
+                <m:grow/>
+              </m:dPr>
+              <m:e>
+                <m:r>
+                  <m:rPr>
+                    <m:sty m:val="p"/>
+                  </m:rPr>
+                  <m:t>F</m:t>
+                </m:r>
+                <m:r>
+                  <m:rPr>
+                    <m:sty m:val="p"/>
+                  </m:rPr>
+                  <m:t>e</m:t>
+                </m:r>
+                <m:r>
+                  <m:rPr>
+                    <m:sty m:val="p"/>
+                  </m:rPr>
+                  <m:t>(</m:t>
+                </m:r>
+                <m:r>
+                  <m:rPr>
+                    <m:sty m:val="p"/>
+                  </m:rPr>
+                  <m:t>C</m:t>
+                </m:r>
+                <m:r>
+                  <m:rPr>
+                    <m:sty m:val="p"/>
+                  </m:rPr>
+                  <m:t>N</m:t>
+                </m:r>
+                <m:sSub>
+                  <m:e>
+                    <m:r>
+                      <m:rPr>
+                        <m:sty m:val="p"/>
+                      </m:rPr>
+                      <m:t>)</m:t>
+                    </m:r>
+                  </m:e>
+                  <m:sub>
+                    <m:r>
+                      <m:t>5</m:t>
+                    </m:r>
+                  </m:sub>
+                </m:sSub>
+                <m:r>
+                  <m:rPr>
+                    <m:sty m:val="p"/>
+                  </m:rPr>
+                  <m:t>N</m:t>
+                </m:r>
+                <m:r>
+                  <m:rPr>
+                    <m:sty m:val="p"/>
+                  </m:rPr>
+                  <m:t>O</m:t>
+                </m:r>
+              </m:e>
+            </m:d>
+          </m:e>
+          <m:sup>
+            <m:r>
+              <m:t>3</m:t>
+            </m:r>
+            <m:r>
+              <m:rPr>
+                <m:sty m:val="p"/>
+              </m:rPr>
+              <m:t>−</m:t>
+            </m:r>
+          </m:sup>
+        </m:sSup>
+      </m:oMath>
+      <w:r>
+        <w:rPr>
+          <w:rFonts w:ascii="Times New Roman" w:hAnsi="Times New Roman" w:eastAsia="Times New Roman" w:cs="Times New Roman"/>
+        </w:rPr>
+        <w:t xml:space="preserve"> </w:t>
+      </w:r>
+      <w:r>
+        <w:rPr>
+          <w:rFonts w:hint="eastAsia" w:ascii="Times New Roman" w:hAnsi="Times New Roman" w:eastAsia="FangSong" w:cs="Times New Roman"/>
+        </w:rPr>
+        <w:t xml:space="preserve">与自由基负离子</w:t>
+      </w:r>
+      <w:r>
+        <w:rPr>
+          <w:rFonts w:ascii="Times New Roman" w:hAnsi="Times New Roman" w:eastAsia="Times New Roman" w:cs="Times New Roman"/>
+        </w:rPr>
+        <w:t xml:space="preserve"> A </w:t>
+      </w:r>
+      <w:r>
+        <w:rPr>
+          <w:rFonts w:hint="eastAsia" w:ascii="Times New Roman" w:hAnsi="Times New Roman" w:eastAsia="FangSong" w:cs="Times New Roman"/>
+        </w:rPr>
+        <w:t>后</w:t>
+      </w:r>
+      <w:r>
+        <w:rPr>
+          <w:rFonts w:hint="eastAsia" w:ascii="Times New Roman" w:hAnsi="Times New Roman" w:eastAsia="Times New Roman" w:cs="Times New Roman"/>
+        </w:rPr>
+        <w:t>,</w:t>
+      </w:r>
+      <w:r>
+        <w:rPr>
+          <w:rFonts w:ascii="Times New Roman" w:hAnsi="Times New Roman" w:eastAsia="Times New Roman" w:cs="Times New Roman"/>
+        </w:rPr>
+        <w:t xml:space="preserve"> A </w:t>
+      </w:r>
+      <w:r>
+        <w:rPr>
+          <w:rFonts w:hint="eastAsia" w:ascii="Times New Roman" w:hAnsi="Times New Roman" w:eastAsia="FangSong" w:cs="Times New Roman"/>
+        </w:rPr>
+        <w:t xml:space="preserve">在水溶液中可二聚得到物种</w:t>
+      </w:r>
+      <w:r>
+        <w:rPr>
+          <w:rFonts w:ascii="Times New Roman" w:hAnsi="Times New Roman" w:eastAsia="Times New Roman" w:cs="Times New Roman"/>
+        </w:rPr>
+        <w:t xml:space="preserve"> B, B </w:t>
+      </w:r>
+      <w:r>
+        <w:rPr>
+          <w:rFonts w:hint="eastAsia" w:ascii="Times New Roman" w:hAnsi="Times New Roman" w:eastAsia="FangSong" w:cs="Times New Roman"/>
+        </w:rPr>
+        <w:t xml:space="preserve">再与</w:t>
+      </w:r>
+      <w:r>
+        <w:rPr>
+          <w:rFonts w:ascii="Times New Roman" w:hAnsi="Times New Roman" w:eastAsia="Times New Roman" w:cs="Times New Roman"/>
+        </w:rPr>
+        <w:t xml:space="preserve"> X </w:t>
+      </w:r>
+      <w:r>
+        <w:rPr>
+          <w:rFonts w:hint="eastAsia" w:ascii="Times New Roman" w:hAnsi="Times New Roman" w:eastAsia="FangSong" w:cs="Times New Roman"/>
+        </w:rPr>
+        <w:t xml:space="preserve">或</w:t>
+      </w:r>
+      <w:r>
+        <w:rPr>
+          <w:rFonts w:ascii="Times New Roman" w:hAnsi="Times New Roman" w:eastAsia="Times New Roman" w:cs="Times New Roman"/>
+        </w:rPr>
+        <w:t xml:space="preserve"> </w:t>
+      </w:r>
+      <m:oMath>
+        <m:oMathPr>
+          <m:ctrlPr>
+            <w:rPr>
+              <w:sz w:val="28"/>
+              <w:szCs w:val="28"/>
+            </w:rPr>
+          </m:ctrlPr>
+        </m:oMathPr>
+        <m:sSup>
+          <m:e>
+            <m:d>
+              <m:dPr>
+                <m:begChr m:val="["/>
+                <m:sepChr m:val=""/>
+                <m:endChr m:val="]"/>
+                <m:grow/>
+              </m:dPr>
+              <m:e>
+                <m:r>
+                  <m:rPr>
+                    <m:sty m:val="p"/>
+                  </m:rPr>
+                  <m:t>F</m:t>
+                </m:r>
+                <m:r>
+                  <m:rPr>
+                    <m:sty m:val="p"/>
+                  </m:rPr>
+                  <m:t>e</m:t>
+                </m:r>
+                <m:r>
+                  <m:rPr>
+                    <m:sty m:val="p"/>
+                  </m:rPr>
+                  <m:t>(</m:t>
+                </m:r>
+                <m:r>
+                  <m:rPr>
+                    <m:sty m:val="p"/>
+                  </m:rPr>
+                  <m:t>C</m:t>
+                </m:r>
+                <m:r>
+                  <m:rPr>
+                    <m:sty m:val="p"/>
+                  </m:rPr>
+                  <m:t>N</m:t>
+                </m:r>
+                <m:sSub>
+                  <m:e>
+                    <m:r>
+                      <m:rPr>
+                        <m:sty m:val="p"/>
+                      </m:rPr>
+                      <m:t>)</m:t>
+                    </m:r>
+                  </m:e>
+                  <m:sub>
+                    <m:r>
+                      <m:t>5</m:t>
+                    </m:r>
+                  </m:sub>
+                </m:sSub>
+                <m:r>
+                  <m:rPr>
+                    <m:sty m:val="p"/>
+                  </m:rPr>
+                  <m:t>N</m:t>
+                </m:r>
+                <m:r>
+                  <m:rPr>
+                    <m:sty m:val="p"/>
+                  </m:rPr>
+                  <m:t>O</m:t>
+                </m:r>
+              </m:e>
+            </m:d>
+          </m:e>
+          <m:sup>
+            <m:r>
+              <m:t>2</m:t>
+            </m:r>
+            <m:r>
+              <m:rPr>
+                <m:sty m:val="p"/>
+              </m:rPr>
+              <m:t>−</m:t>
+            </m:r>
+          </m:sup>
+        </m:sSup>
+      </m:oMath>
+      <w:r>
+        <w:rPr>
+          <w:rFonts w:ascii="Times New Roman" w:hAnsi="Times New Roman" w:eastAsia="Times New Roman" w:cs="Times New Roman"/>
+        </w:rPr>
+        <w:t xml:space="preserve"> </w:t>
+      </w:r>
+      <w:r>
+        <w:rPr>
+          <w:rFonts w:hint="eastAsia" w:ascii="Times New Roman" w:hAnsi="Times New Roman" w:eastAsia="FangSong" w:cs="Times New Roman"/>
+        </w:rPr>
+        <w:t xml:space="preserve">反应都可得</w:t>
+      </w:r>
+      <w:r>
+        <w:rPr>
+          <w:rFonts w:ascii="Times New Roman" w:hAnsi="Times New Roman" w:eastAsia="Times New Roman" w:cs="Times New Roman"/>
+        </w:rPr>
+        <w:t xml:space="preserve"> Y, </w:t>
+      </w:r>
+      <w:r>
+        <w:rPr>
+          <w:rFonts w:hint="eastAsia" w:ascii="Times New Roman" w:hAnsi="Times New Roman" w:eastAsia="FangSong" w:cs="Times New Roman"/>
+        </w:rPr>
+        <w:t xml:space="preserve">画出</w:t>
+      </w:r>
+      <w:r>
+        <w:rPr>
+          <w:rFonts w:ascii="Times New Roman" w:hAnsi="Times New Roman" w:eastAsia="Times New Roman" w:cs="Times New Roman"/>
+        </w:rPr>
+        <w:t xml:space="preserve"> Y </w:t>
+      </w:r>
+      <w:r>
+        <w:rPr>
+          <w:rFonts w:hint="eastAsia" w:ascii="Times New Roman" w:hAnsi="Times New Roman" w:eastAsia="FangSong" w:cs="Times New Roman"/>
+        </w:rPr>
+        <w:t>的结构</w:t>
+      </w:r>
+      <w:r>
+        <w:rPr>
+          <w:rFonts w:hint="eastAsia" w:ascii="Times New Roman" w:hAnsi="Times New Roman" w:eastAsia="Times New Roman" w:cs="Times New Roman"/>
+        </w:rPr>
+        <w:t>。</w:t>
+      </w:r>
+    </w:p>
+    <w:p>
+      <w:pPr>
+        <w:pStyle w:val="FirstParagraph"/>
+      </w:pPr>
+      <w:r>
+        <w:rPr>
+          <w:rFonts w:hint="eastAsia" w:ascii="Times New Roman" w:hAnsi="Times New Roman" w:eastAsia="FangSong" w:cs="Times New Roman"/>
+        </w:rPr>
+        <w:t>回答下列与配位化学有关的问题</w:t>
+      </w:r>
+      <w:r>
+        <w:rPr>
+          <w:rFonts w:hint="eastAsia" w:ascii="Times New Roman" w:hAnsi="Times New Roman" w:eastAsia="Times New Roman" w:cs="Times New Roman"/>
+        </w:rPr>
+        <w:t>。</w:t>
       </w:r>
     </w:p>
     <w:p>
@@ -7586,418 +6418,740 @@
         <w:pStyle w:val="Compact"/>
         <w:numPr>
           <w:ilvl w:val="0"/>
-          <w:numId w:val="1009"/>
+          <w:numId w:val="1010"/>
         </w:numPr>
       </w:pPr>
       <w:r>
         <w:rPr>
           <w:rFonts w:hint="eastAsia" w:ascii="Times New Roman" w:hAnsi="Times New Roman" w:eastAsia="FangSong" w:cs="Times New Roman"/>
         </w:rPr>
-        <w:t>预测元素周期表中</w:t>
-      </w:r>
-      <w:r>
-        <w:rPr>
-          <w:rFonts w:hint="eastAsia" w:ascii="Times New Roman" w:hAnsi="Times New Roman" w:eastAsia="Times New Roman" w:cs="Times New Roman"/>
-        </w:rPr>
-        <w:t>，χ</w:t>
-      </w:r>
-      <w:r>
-        <w:rPr>
-          <w:rFonts w:ascii="Times New Roman" w:hAnsi="Times New Roman" w:eastAsia="Times New Roman" w:cs="Times New Roman"/>
-        </w:rPr>
-        <w:t xml:space="preserve"> </w:t>
-      </w:r>
-      <w:r>
-        <w:rPr>
-          <w:rFonts w:hint="eastAsia" w:ascii="Times New Roman" w:hAnsi="Times New Roman" w:eastAsia="FangSong" w:cs="Times New Roman"/>
-        </w:rPr>
-        <w:t>值最小的元素的位置</w:t>
-      </w:r>
-      <w:r>
-        <w:rPr>
-          <w:rFonts w:hint="eastAsia" w:ascii="Times New Roman" w:hAnsi="Times New Roman" w:eastAsia="Times New Roman" w:cs="Times New Roman"/>
-        </w:rPr>
-        <w:t>：____</w:t>
-      </w:r>
-      <w:r>
-        <w:rPr>
-          <w:rFonts w:ascii="Times New Roman" w:hAnsi="Times New Roman" w:eastAsia="Times New Roman" w:cs="Times New Roman"/>
-        </w:rPr>
-        <w:t xml:space="preserve"> </w:t>
-      </w:r>
-      <w:r>
-        <w:rPr>
-          <w:rFonts w:hint="eastAsia" w:ascii="Times New Roman" w:hAnsi="Times New Roman" w:eastAsia="Times New Roman" w:cs="Times New Roman"/>
-        </w:rPr>
-        <w:t>(</w:t>
-      </w:r>
-      <w:r>
-        <w:rPr>
-          <w:rFonts w:hint="eastAsia" w:ascii="Times New Roman" w:hAnsi="Times New Roman" w:eastAsia="FangSong" w:cs="Times New Roman"/>
-        </w:rPr>
-        <w:t>放射性元素除外</w:t>
-      </w:r>
-      <w:r>
-        <w:rPr>
-          <w:rFonts w:hint="eastAsia" w:ascii="Times New Roman" w:hAnsi="Times New Roman" w:eastAsia="Times New Roman" w:cs="Times New Roman"/>
-        </w:rPr>
-        <w:t>)。</w:t>
+        <w:t xml:space="preserve">为什么</w:t>
+      </w:r>
+      <w:r>
+        <w:rPr>
+          <w:rFonts w:ascii="Times New Roman" w:hAnsi="Times New Roman" w:eastAsia="Times New Roman" w:cs="Times New Roman"/>
+        </w:rPr>
+        <w:t xml:space="preserve"> </w:t>
+      </w:r>
+      <m:oMath>
+        <m:oMathPr>
+          <m:ctrlPr>
+            <w:rPr>
+              <w:sz w:val="28"/>
+              <w:szCs w:val="28"/>
+            </w:rPr>
+          </m:ctrlPr>
+        </m:oMathPr>
+        <m:sSup>
+          <m:e>
+            <m:d>
+              <m:dPr>
+                <m:begChr m:val="["/>
+                <m:sepChr m:val=""/>
+                <m:endChr m:val="]"/>
+                <m:grow/>
+              </m:dPr>
+              <m:e>
+                <m:r>
+                  <m:rPr>
+                    <m:sty m:val="p"/>
+                  </m:rPr>
+                  <m:t>N</m:t>
+                </m:r>
+                <m:r>
+                  <m:rPr>
+                    <m:sty m:val="p"/>
+                  </m:rPr>
+                  <m:t>i</m:t>
+                </m:r>
+                <m:sSub>
+                  <m:e>
+                    <m:d>
+                      <m:dPr>
+                        <m:begChr m:val="("/>
+                        <m:sepChr m:val=""/>
+                        <m:endChr m:val=")"/>
+                        <m:grow/>
+                      </m:dPr>
+                      <m:e>
+                        <m:sSub>
+                          <m:e>
+                            <m:r>
+                              <m:rPr>
+                                <m:sty m:val="p"/>
+                              </m:rPr>
+                              <m:t>H</m:t>
+                            </m:r>
+                          </m:e>
+                          <m:sub>
+                            <m:r>
+                              <m:t>2</m:t>
+                            </m:r>
+                          </m:sub>
+                        </m:sSub>
+                        <m:r>
+                          <m:rPr>
+                            <m:sty m:val="p"/>
+                          </m:rPr>
+                          <m:t>O</m:t>
+                        </m:r>
+                      </m:e>
+                    </m:d>
+                  </m:e>
+                  <m:sub>
+                    <m:r>
+                      <m:t>4</m:t>
+                    </m:r>
+                  </m:sub>
+                </m:sSub>
+              </m:e>
+            </m:d>
+          </m:e>
+          <m:sup>
+            <m:r>
+              <m:t>2</m:t>
+            </m:r>
+            <m:r>
+              <m:rPr>
+                <m:sty m:val="p"/>
+              </m:rPr>
+              <m:t>+</m:t>
+            </m:r>
+          </m:sup>
+        </m:sSup>
+      </m:oMath>
+      <w:r>
+        <w:rPr>
+          <w:rFonts w:ascii="Times New Roman" w:hAnsi="Times New Roman" w:eastAsia="Times New Roman" w:cs="Times New Roman"/>
+        </w:rPr>
+        <w:t xml:space="preserve"> </w:t>
+      </w:r>
+      <w:r>
+        <w:rPr>
+          <w:rFonts w:hint="eastAsia" w:ascii="Times New Roman" w:hAnsi="Times New Roman" w:eastAsia="FangSong" w:cs="Times New Roman"/>
+        </w:rPr>
+        <w:t>的空间结构为四面体</w:t>
+      </w:r>
+      <w:r>
+        <w:rPr>
+          <w:rFonts w:hint="eastAsia" w:ascii="Times New Roman" w:hAnsi="Times New Roman" w:eastAsia="Times New Roman" w:cs="Times New Roman"/>
+        </w:rPr>
+        <w:t>，</w:t>
+      </w:r>
+      <w:r>
+        <w:rPr>
+          <w:rFonts w:hint="eastAsia" w:ascii="Times New Roman" w:hAnsi="Times New Roman" w:eastAsia="FangSong" w:cs="Times New Roman"/>
+        </w:rPr>
+        <w:t>而</w:t>
+      </w:r>
+      <w:r>
+        <w:rPr>
+          <w:rFonts w:ascii="Times New Roman" w:hAnsi="Times New Roman" w:eastAsia="Times New Roman" w:cs="Times New Roman"/>
+        </w:rPr>
+        <w:t xml:space="preserve"> </w:t>
+      </w:r>
+      <m:oMath>
+        <m:oMathPr>
+          <m:ctrlPr>
+            <w:rPr>
+              <w:sz w:val="28"/>
+              <w:szCs w:val="28"/>
+            </w:rPr>
+          </m:ctrlPr>
+        </m:oMathPr>
+        <m:sSup>
+          <m:e>
+            <m:d>
+              <m:dPr>
+                <m:begChr m:val="["/>
+                <m:sepChr m:val=""/>
+                <m:endChr m:val="]"/>
+                <m:grow/>
+              </m:dPr>
+              <m:e>
+                <m:r>
+                  <m:rPr>
+                    <m:sty m:val="p"/>
+                  </m:rPr>
+                  <m:t>N</m:t>
+                </m:r>
+                <m:r>
+                  <m:rPr>
+                    <m:sty m:val="p"/>
+                  </m:rPr>
+                  <m:t>i</m:t>
+                </m:r>
+                <m:sSub>
+                  <m:e>
+                    <m:d>
+                      <m:dPr>
+                        <m:begChr m:val="("/>
+                        <m:sepChr m:val=""/>
+                        <m:endChr m:val=")"/>
+                        <m:grow/>
+                      </m:dPr>
+                      <m:e>
+                        <m:r>
+                          <m:rPr>
+                            <m:sty m:val="p"/>
+                          </m:rPr>
+                          <m:t>C</m:t>
+                        </m:r>
+                        <m:r>
+                          <m:rPr>
+                            <m:sty m:val="p"/>
+                          </m:rPr>
+                          <m:t>N</m:t>
+                        </m:r>
+                      </m:e>
+                    </m:d>
+                  </m:e>
+                  <m:sub>
+                    <m:r>
+                      <m:t>4</m:t>
+                    </m:r>
+                  </m:sub>
+                </m:sSub>
+              </m:e>
+            </m:d>
+          </m:e>
+          <m:sup>
+            <m:r>
+              <m:t>2</m:t>
+            </m:r>
+            <m:r>
+              <m:rPr>
+                <m:sty m:val="p"/>
+              </m:rPr>
+              <m:t>−</m:t>
+            </m:r>
+          </m:sup>
+        </m:sSup>
+      </m:oMath>
+      <w:r>
+        <w:rPr>
+          <w:rFonts w:ascii="Times New Roman" w:hAnsi="Times New Roman" w:eastAsia="Times New Roman" w:cs="Times New Roman"/>
+        </w:rPr>
+        <w:t xml:space="preserve"> </w:t>
+      </w:r>
+      <w:r>
+        <w:rPr>
+          <w:rFonts w:hint="eastAsia" w:ascii="Times New Roman" w:hAnsi="Times New Roman" w:eastAsia="FangSong" w:cs="Times New Roman"/>
+        </w:rPr>
+        <w:t>的空间结构为正方形</w:t>
+      </w:r>
+      <w:r>
+        <w:rPr>
+          <w:rFonts w:hint="eastAsia" w:ascii="Times New Roman" w:hAnsi="Times New Roman" w:eastAsia="Times New Roman" w:cs="Times New Roman"/>
+        </w:rPr>
+        <w:t>？</w:t>
       </w:r>
     </w:p>
     <w:p>
       <w:pPr>
-        <w:pStyle w:val="FirstParagraph"/>
-      </w:pPr>
-      <w:r>
-        <w:rPr>
-          <w:rFonts w:ascii="Times New Roman" w:hAnsi="Times New Roman" w:eastAsia="Times New Roman" w:cs="Times New Roman"/>
-          <w:b/>
-          <w:bCs/>
-        </w:rPr>
-        <w:t xml:space="preserve">6.</w:t>
-      </w:r>
-      <w:r>
-        <w:rPr>
-          <w:rFonts w:ascii="Times New Roman" w:hAnsi="Times New Roman" w:eastAsia="Times New Roman" w:cs="Times New Roman"/>
-        </w:rPr>
-        <w:t xml:space="preserve"> </w:t>
-      </w:r>
-      <w:r>
-        <w:rPr>
-          <w:rFonts w:hint="eastAsia" w:ascii="Times New Roman" w:hAnsi="Times New Roman" w:eastAsia="Times New Roman" w:cs="Times New Roman"/>
-        </w:rPr>
-        <w:t>W、X、Y、Z</w:t>
-      </w:r>
-      <w:r>
-        <w:rPr>
-          <w:rFonts w:hint="eastAsia" w:ascii="Times New Roman" w:hAnsi="Times New Roman" w:eastAsia="FangSong" w:cs="Times New Roman"/>
-        </w:rPr>
-        <w:t>四种短周期元素的原子序数</w:t>
-      </w:r>
-      <w:r>
-        <w:rPr>
-          <w:rFonts w:ascii="Times New Roman" w:hAnsi="Times New Roman" w:eastAsia="Times New Roman" w:cs="Times New Roman"/>
-        </w:rPr>
-        <w:t xml:space="preserve"> X &gt; W &gt; Z &gt; </w:t>
-      </w:r>
-      <w:r>
-        <w:rPr>
-          <w:rFonts w:hint="eastAsia" w:ascii="Times New Roman" w:hAnsi="Times New Roman" w:eastAsia="Times New Roman" w:cs="Times New Roman"/>
-        </w:rPr>
-        <w:t>Y。W</w:t>
-      </w:r>
-      <w:r>
-        <w:rPr>
-          <w:rFonts w:hint="eastAsia" w:ascii="Times New Roman" w:hAnsi="Times New Roman" w:eastAsia="FangSong" w:cs="Times New Roman"/>
-        </w:rPr>
-        <w:t>原子的最外层没有</w:t>
-      </w:r>
-      <w:r>
-        <w:rPr>
-          <w:rFonts w:hint="eastAsia" w:ascii="Times New Roman" w:hAnsi="Times New Roman" w:eastAsia="Times New Roman" w:cs="Times New Roman"/>
-        </w:rPr>
-        <w:t>p</w:t>
-      </w:r>
-      <w:r>
-        <w:rPr>
-          <w:rFonts w:hint="eastAsia" w:ascii="Times New Roman" w:hAnsi="Times New Roman" w:eastAsia="FangSong" w:cs="Times New Roman"/>
-        </w:rPr>
-        <w:t>电子</w:t>
-      </w:r>
-      <w:r>
-        <w:rPr>
-          <w:rFonts w:hint="eastAsia" w:ascii="Times New Roman" w:hAnsi="Times New Roman" w:eastAsia="Times New Roman" w:cs="Times New Roman"/>
-        </w:rPr>
-        <w:t>，X</w:t>
-      </w:r>
-      <w:r>
-        <w:rPr>
-          <w:rFonts w:hint="eastAsia" w:ascii="Times New Roman" w:hAnsi="Times New Roman" w:eastAsia="FangSong" w:cs="Times New Roman"/>
-        </w:rPr>
-        <w:t>原子核外</w:t>
-      </w:r>
-      <w:r>
-        <w:rPr>
-          <w:rFonts w:hint="eastAsia" w:ascii="Times New Roman" w:hAnsi="Times New Roman" w:eastAsia="Times New Roman" w:cs="Times New Roman"/>
-        </w:rPr>
-        <w:t>s</w:t>
-      </w:r>
-      <w:r>
-        <w:rPr>
-          <w:rFonts w:hint="eastAsia" w:ascii="Times New Roman" w:hAnsi="Times New Roman" w:eastAsia="FangSong" w:cs="Times New Roman"/>
-        </w:rPr>
-        <w:t>电子与</w:t>
-      </w:r>
-      <w:r>
-        <w:rPr>
-          <w:rFonts w:hint="eastAsia" w:ascii="Times New Roman" w:hAnsi="Times New Roman" w:eastAsia="Times New Roman" w:cs="Times New Roman"/>
-        </w:rPr>
-        <w:t>p</w:t>
-      </w:r>
-      <w:r>
-        <w:rPr>
-          <w:rFonts w:hint="eastAsia" w:ascii="Times New Roman" w:hAnsi="Times New Roman" w:eastAsia="FangSong" w:cs="Times New Roman"/>
-        </w:rPr>
-        <w:t>电子数之比为</w:t>
-      </w:r>
-      <w:r>
-        <w:rPr>
-          <w:rFonts w:ascii="Times New Roman" w:hAnsi="Times New Roman" w:eastAsia="Times New Roman" w:cs="Times New Roman"/>
-        </w:rPr>
-        <w:t xml:space="preserve"> </w:t>
-      </w:r>
-      <w:r>
-        <w:rPr>
-          <w:rFonts w:hint="eastAsia" w:ascii="Times New Roman" w:hAnsi="Times New Roman" w:eastAsia="Times New Roman" w:cs="Times New Roman"/>
-        </w:rPr>
-        <w:t>1:1，Y</w:t>
-      </w:r>
-      <w:r>
-        <w:rPr>
-          <w:rFonts w:hint="eastAsia" w:ascii="Times New Roman" w:hAnsi="Times New Roman" w:eastAsia="FangSong" w:cs="Times New Roman"/>
-        </w:rPr>
-        <w:t>原子最外层</w:t>
-      </w:r>
-      <w:r>
-        <w:rPr>
-          <w:rFonts w:hint="eastAsia" w:ascii="Times New Roman" w:hAnsi="Times New Roman" w:eastAsia="Times New Roman" w:cs="Times New Roman"/>
-        </w:rPr>
-        <w:t>s</w:t>
-      </w:r>
-      <w:r>
-        <w:rPr>
-          <w:rFonts w:hint="eastAsia" w:ascii="Times New Roman" w:hAnsi="Times New Roman" w:eastAsia="FangSong" w:cs="Times New Roman"/>
-        </w:rPr>
-        <w:t>电子与</w:t>
-      </w:r>
-      <w:r>
-        <w:rPr>
-          <w:rFonts w:hint="eastAsia" w:ascii="Times New Roman" w:hAnsi="Times New Roman" w:eastAsia="Times New Roman" w:cs="Times New Roman"/>
-        </w:rPr>
-        <w:t>p</w:t>
-      </w:r>
-      <w:r>
-        <w:rPr>
-          <w:rFonts w:hint="eastAsia" w:ascii="Times New Roman" w:hAnsi="Times New Roman" w:eastAsia="FangSong" w:cs="Times New Roman"/>
-        </w:rPr>
-        <w:t>电子数之比为</w:t>
-      </w:r>
-      <w:r>
-        <w:rPr>
-          <w:rFonts w:ascii="Times New Roman" w:hAnsi="Times New Roman" w:eastAsia="Times New Roman" w:cs="Times New Roman"/>
-        </w:rPr>
-        <w:t xml:space="preserve"> </w:t>
-      </w:r>
-      <w:r>
-        <w:rPr>
-          <w:rFonts w:hint="eastAsia" w:ascii="Times New Roman" w:hAnsi="Times New Roman" w:eastAsia="Times New Roman" w:cs="Times New Roman"/>
-        </w:rPr>
-        <w:t>1:1，Z</w:t>
-      </w:r>
-      <w:r>
-        <w:rPr>
-          <w:rFonts w:hint="eastAsia" w:ascii="Times New Roman" w:hAnsi="Times New Roman" w:eastAsia="FangSong" w:cs="Times New Roman"/>
-        </w:rPr>
-        <w:t>原子核外电子中</w:t>
-      </w:r>
-      <w:r>
-        <w:rPr>
-          <w:rFonts w:hint="eastAsia" w:ascii="Times New Roman" w:hAnsi="Times New Roman" w:eastAsia="Times New Roman" w:cs="Times New Roman"/>
-        </w:rPr>
-        <w:t>p</w:t>
-      </w:r>
-      <w:r>
-        <w:rPr>
-          <w:rFonts w:hint="eastAsia" w:ascii="Times New Roman" w:hAnsi="Times New Roman" w:eastAsia="FangSong" w:cs="Times New Roman"/>
-        </w:rPr>
-        <w:t>电子数比</w:t>
-      </w:r>
-      <w:r>
-        <w:rPr>
-          <w:rFonts w:hint="eastAsia" w:ascii="Times New Roman" w:hAnsi="Times New Roman" w:eastAsia="Times New Roman" w:cs="Times New Roman"/>
-        </w:rPr>
-        <w:t>Y</w:t>
-      </w:r>
-      <w:r>
-        <w:rPr>
-          <w:rFonts w:hint="eastAsia" w:ascii="Times New Roman" w:hAnsi="Times New Roman" w:eastAsia="FangSong" w:cs="Times New Roman"/>
-        </w:rPr>
-        <w:t>原子多</w:t>
-      </w:r>
-      <w:r>
-        <w:rPr>
-          <w:rFonts w:hint="eastAsia" w:ascii="Times New Roman" w:hAnsi="Times New Roman" w:eastAsia="Times New Roman" w:cs="Times New Roman"/>
-        </w:rPr>
-        <w:t>2</w:t>
-      </w:r>
-      <w:r>
-        <w:rPr>
-          <w:rFonts w:hint="eastAsia" w:ascii="Times New Roman" w:hAnsi="Times New Roman" w:eastAsia="FangSong" w:cs="Times New Roman"/>
-        </w:rPr>
-        <w:t>个</w:t>
-      </w:r>
-      <w:r>
-        <w:rPr>
-          <w:rFonts w:hint="eastAsia" w:ascii="Times New Roman" w:hAnsi="Times New Roman" w:eastAsia="Times New Roman" w:cs="Times New Roman"/>
-        </w:rPr>
-        <w:t>。</w:t>
-      </w:r>
-      <w:r>
-        <w:rPr>
-          <w:rFonts w:ascii="Times New Roman" w:hAnsi="Times New Roman" w:eastAsia="Times New Roman" w:cs="Times New Roman"/>
-        </w:rPr>
-        <w:t xml:space="preserve"> </w:t>
-      </w:r>
-      <w:r>
-        <w:rPr>
-          <w:rFonts w:ascii="Times New Roman" w:hAnsi="Times New Roman" w:eastAsia="Times New Roman" w:cs="Times New Roman"/>
-        </w:rPr>
-        <w:t xml:space="preserve">(1) W、X </w:t>
-      </w:r>
-      <w:r>
-        <w:rPr>
-          <w:rFonts w:hint="eastAsia" w:ascii="Times New Roman" w:hAnsi="Times New Roman" w:eastAsia="FangSong" w:cs="Times New Roman"/>
-        </w:rPr>
-        <w:t xml:space="preserve">元素的最高价氧化物对应水化物的碱性强弱为</w:t>
-      </w:r>
-      <w:r>
-        <w:rPr>
-          <w:rFonts w:ascii="Times New Roman" w:hAnsi="Times New Roman" w:eastAsia="Times New Roman" w:cs="Times New Roman"/>
-        </w:rPr>
-        <w:t xml:space="preserve"> ____ &lt; ____ </w:t>
-      </w:r>
-      <w:r>
-        <w:rPr>
-          <w:rFonts w:hint="eastAsia" w:ascii="Times New Roman" w:hAnsi="Times New Roman" w:eastAsia="Times New Roman" w:cs="Times New Roman"/>
-        </w:rPr>
-        <w:t>(</w:t>
-      </w:r>
-      <w:r>
-        <w:rPr>
-          <w:rFonts w:hint="eastAsia" w:ascii="Times New Roman" w:hAnsi="Times New Roman" w:eastAsia="FangSong" w:cs="Times New Roman"/>
-        </w:rPr>
-        <w:t>用化学式表示</w:t>
-      </w:r>
-      <w:r>
-        <w:rPr>
-          <w:rFonts w:hint="eastAsia" w:ascii="Times New Roman" w:hAnsi="Times New Roman" w:eastAsia="Times New Roman" w:cs="Times New Roman"/>
-        </w:rPr>
-        <w:t>)。</w:t>
-      </w:r>
-      <w:r>
-        <w:rPr>
-          <w:rFonts w:ascii="Times New Roman" w:hAnsi="Times New Roman" w:eastAsia="Times New Roman" w:cs="Times New Roman"/>
-        </w:rPr>
-        <w:t xml:space="preserve"> </w:t>
-      </w:r>
-      <w:r>
-        <w:rPr>
-          <w:rFonts w:ascii="Times New Roman" w:hAnsi="Times New Roman" w:eastAsia="Times New Roman" w:cs="Times New Roman"/>
-        </w:rPr>
-        <w:t xml:space="preserve">(2) </w:t>
-      </w:r>
-      <w:r>
-        <w:rPr>
-          <w:rFonts w:hint="eastAsia" w:ascii="Times New Roman" w:hAnsi="Times New Roman" w:eastAsia="FangSong" w:cs="Times New Roman"/>
-        </w:rPr>
-        <w:t xml:space="preserve">这四种元素原子半径的大小为</w:t>
-      </w:r>
-      <w:r>
-        <w:rPr>
-          <w:rFonts w:ascii="Times New Roman" w:hAnsi="Times New Roman" w:eastAsia="Times New Roman" w:cs="Times New Roman"/>
-        </w:rPr>
-        <w:t xml:space="preserve"> ____ &gt; ____ &gt; ____ &gt; ____ </w:t>
-      </w:r>
-      <w:r>
-        <w:rPr>
-          <w:rFonts w:hint="eastAsia" w:ascii="Times New Roman" w:hAnsi="Times New Roman" w:eastAsia="Times New Roman" w:cs="Times New Roman"/>
-        </w:rPr>
-        <w:t>(</w:t>
-      </w:r>
-      <w:r>
-        <w:rPr>
-          <w:rFonts w:hint="eastAsia" w:ascii="Times New Roman" w:hAnsi="Times New Roman" w:eastAsia="FangSong" w:cs="Times New Roman"/>
-        </w:rPr>
-        <w:t>填元素符号</w:t>
-      </w:r>
-      <w:r>
-        <w:rPr>
-          <w:rFonts w:hint="eastAsia" w:ascii="Times New Roman" w:hAnsi="Times New Roman" w:eastAsia="Times New Roman" w:cs="Times New Roman"/>
-        </w:rPr>
-        <w:t>)。</w:t>
+        <w:pStyle w:val="Compact"/>
+        <w:numPr>
+          <w:ilvl w:val="0"/>
+          <w:numId w:val="1010"/>
+        </w:numPr>
+      </w:pPr>
+      <w:r>
+        <w:rPr>
+          <w:rFonts w:hint="eastAsia" w:ascii="Times New Roman" w:hAnsi="Times New Roman" w:eastAsia="FangSong" w:cs="Times New Roman"/>
+        </w:rPr>
+        <w:t xml:space="preserve">为什么</w:t>
+      </w:r>
+      <w:r>
+        <w:rPr>
+          <w:rFonts w:ascii="Times New Roman" w:hAnsi="Times New Roman" w:eastAsia="Times New Roman" w:cs="Times New Roman"/>
+        </w:rPr>
+        <w:t xml:space="preserve"> </w:t>
+      </w:r>
+      <m:oMath>
+        <m:oMathPr>
+          <m:ctrlPr>
+            <w:rPr>
+              <w:sz w:val="28"/>
+              <w:szCs w:val="28"/>
+            </w:rPr>
+          </m:ctrlPr>
+        </m:oMathPr>
+        <m:sSup>
+          <m:e>
+            <m:d>
+              <m:dPr>
+                <m:begChr m:val="["/>
+                <m:sepChr m:val=""/>
+                <m:endChr m:val="]"/>
+                <m:grow/>
+              </m:dPr>
+              <m:e>
+                <m:r>
+                  <m:rPr>
+                    <m:sty m:val="p"/>
+                  </m:rPr>
+                  <m:t>A</m:t>
+                </m:r>
+                <m:r>
+                  <m:rPr>
+                    <m:sty m:val="p"/>
+                  </m:rPr>
+                  <m:t>g</m:t>
+                </m:r>
+                <m:sSub>
+                  <m:e>
+                    <m:d>
+                      <m:dPr>
+                        <m:begChr m:val="("/>
+                        <m:sepChr m:val=""/>
+                        <m:endChr m:val=")"/>
+                        <m:grow/>
+                      </m:dPr>
+                      <m:e>
+                        <m:sSub>
+                          <m:e>
+                            <m:r>
+                              <m:rPr>
+                                <m:sty m:val="p"/>
+                              </m:rPr>
+                              <m:t>N</m:t>
+                            </m:r>
+                            <m:r>
+                              <m:rPr>
+                                <m:sty m:val="p"/>
+                              </m:rPr>
+                              <m:t>H</m:t>
+                            </m:r>
+                          </m:e>
+                          <m:sub>
+                            <m:r>
+                              <m:t>3</m:t>
+                            </m:r>
+                          </m:sub>
+                        </m:sSub>
+                      </m:e>
+                    </m:d>
+                  </m:e>
+                  <m:sub>
+                    <m:r>
+                      <m:t>2</m:t>
+                    </m:r>
+                  </m:sub>
+                </m:sSub>
+              </m:e>
+            </m:d>
+          </m:e>
+          <m:sup>
+            <m:r>
+              <m:rPr>
+                <m:sty m:val="p"/>
+              </m:rPr>
+              <m:t>+</m:t>
+            </m:r>
+          </m:sup>
+        </m:sSup>
+      </m:oMath>
+      <w:r>
+        <w:rPr>
+          <w:rFonts w:ascii="Times New Roman" w:hAnsi="Times New Roman" w:eastAsia="Times New Roman" w:cs="Times New Roman"/>
+        </w:rPr>
+        <w:t xml:space="preserve"> </w:t>
+      </w:r>
+      <w:r>
+        <w:rPr>
+          <w:rFonts w:hint="eastAsia" w:ascii="Times New Roman" w:hAnsi="Times New Roman" w:eastAsia="FangSong" w:cs="Times New Roman"/>
+        </w:rPr>
+        <w:t xml:space="preserve">的</w:t>
+      </w:r>
+      <w:r>
+        <w:rPr>
+          <w:rFonts w:ascii="Times New Roman" w:hAnsi="Times New Roman" w:eastAsia="Times New Roman" w:cs="Times New Roman"/>
+        </w:rPr>
+        <w:t xml:space="preserve"> </w:t>
+      </w:r>
+      <m:oMath>
+        <m:r>
+          <m:rPr>
+            <m:sty m:val="p"/>
+          </m:rPr>
+          <m:t>lg</m:t>
+        </m:r>
+        <m:r>
+          <m:t>β</m:t>
+        </m:r>
+      </m:oMath>
+      <w:r>
+        <w:rPr>
+          <w:rFonts w:ascii="Times New Roman" w:hAnsi="Times New Roman" w:eastAsia="Times New Roman" w:cs="Times New Roman"/>
+        </w:rPr>
+        <w:t xml:space="preserve"> </w:t>
+      </w:r>
+      <w:r>
+        <w:rPr>
+          <w:rFonts w:hint="eastAsia" w:ascii="Times New Roman" w:hAnsi="Times New Roman" w:eastAsia="FangSong" w:cs="Times New Roman"/>
+        </w:rPr>
+        <w:t>为</w:t>
+      </w:r>
+      <w:r>
+        <w:rPr>
+          <w:rFonts w:hint="eastAsia" w:ascii="Times New Roman" w:hAnsi="Times New Roman" w:eastAsia="Times New Roman" w:cs="Times New Roman"/>
+        </w:rPr>
+        <w:t>7.2，</w:t>
+      </w:r>
+      <w:r>
+        <w:rPr>
+          <w:rFonts w:hint="eastAsia" w:ascii="Times New Roman" w:hAnsi="Times New Roman" w:eastAsia="FangSong" w:cs="Times New Roman"/>
+        </w:rPr>
+        <w:t>而</w:t>
+      </w:r>
+      <w:r>
+        <w:rPr>
+          <w:rFonts w:ascii="Times New Roman" w:hAnsi="Times New Roman" w:eastAsia="Times New Roman" w:cs="Times New Roman"/>
+        </w:rPr>
+        <w:t xml:space="preserve"> </w:t>
+      </w:r>
+      <m:oMath>
+        <m:oMathPr>
+          <m:ctrlPr>
+            <w:rPr>
+              <w:sz w:val="28"/>
+              <w:szCs w:val="28"/>
+            </w:rPr>
+          </m:ctrlPr>
+        </m:oMathPr>
+        <m:r>
+          <m:rPr>
+            <m:sty m:val="p"/>
+          </m:rPr>
+          <m:t>[</m:t>
+        </m:r>
+        <m:r>
+          <m:rPr>
+            <m:sty m:val="p"/>
+          </m:rPr>
+          <m:t>A</m:t>
+        </m:r>
+        <m:r>
+          <m:rPr>
+            <m:sty m:val="p"/>
+          </m:rPr>
+          <m:t>g</m:t>
+        </m:r>
+        <m:r>
+          <m:rPr>
+            <m:sty m:val="p"/>
+          </m:rPr>
+          <m:t>(</m:t>
+        </m:r>
+        <m:r>
+          <m:rPr>
+            <m:sty m:val="p"/>
+          </m:rPr>
+          <m:t>e</m:t>
+        </m:r>
+        <m:r>
+          <m:rPr>
+            <m:sty m:val="p"/>
+          </m:rPr>
+          <m:t>n</m:t>
+        </m:r>
+        <m:r>
+          <m:rPr>
+            <m:sty m:val="p"/>
+          </m:rPr>
+          <m:t>)</m:t>
+        </m:r>
+        <m:sSup>
+          <m:e>
+            <m:r>
+              <m:rPr>
+                <m:sty m:val="p"/>
+              </m:rPr>
+              <m:t>]</m:t>
+            </m:r>
+          </m:e>
+          <m:sup>
+            <m:r>
+              <m:rPr>
+                <m:sty m:val="p"/>
+              </m:rPr>
+              <m:t>+</m:t>
+            </m:r>
+          </m:sup>
+        </m:sSup>
+      </m:oMath>
+      <w:r>
+        <w:rPr>
+          <w:rFonts w:ascii="Times New Roman" w:hAnsi="Times New Roman" w:eastAsia="Times New Roman" w:cs="Times New Roman"/>
+        </w:rPr>
+        <w:t xml:space="preserve"> </w:t>
+      </w:r>
+      <w:r>
+        <w:rPr>
+          <w:rFonts w:hint="eastAsia" w:ascii="Times New Roman" w:hAnsi="Times New Roman" w:eastAsia="FangSong" w:cs="Times New Roman"/>
+        </w:rPr>
+        <w:t xml:space="preserve">的</w:t>
+      </w:r>
+      <w:r>
+        <w:rPr>
+          <w:rFonts w:ascii="Times New Roman" w:hAnsi="Times New Roman" w:eastAsia="Times New Roman" w:cs="Times New Roman"/>
+        </w:rPr>
+        <w:t xml:space="preserve"> </w:t>
+      </w:r>
+      <m:oMath>
+        <m:r>
+          <m:rPr>
+            <m:sty m:val="p"/>
+          </m:rPr>
+          <m:t>lg</m:t>
+        </m:r>
+        <m:r>
+          <m:t>β</m:t>
+        </m:r>
+      </m:oMath>
+      <w:r>
+        <w:rPr>
+          <w:rFonts w:ascii="Times New Roman" w:hAnsi="Times New Roman" w:eastAsia="Times New Roman" w:cs="Times New Roman"/>
+        </w:rPr>
+        <w:t xml:space="preserve"> </w:t>
+      </w:r>
+      <w:r>
+        <w:rPr>
+          <w:rFonts w:hint="eastAsia" w:ascii="Times New Roman" w:hAnsi="Times New Roman" w:eastAsia="FangSong" w:cs="Times New Roman"/>
+        </w:rPr>
+        <w:t>只有</w:t>
+      </w:r>
+      <w:r>
+        <w:rPr>
+          <w:rFonts w:hint="eastAsia" w:ascii="Times New Roman" w:hAnsi="Times New Roman" w:eastAsia="Times New Roman" w:cs="Times New Roman"/>
+        </w:rPr>
+        <w:t>6.0？</w:t>
       </w:r>
     </w:p>
     <w:p>
       <w:pPr>
-        <w:pStyle w:val="BodyText"/>
-      </w:pPr>
-      <w:r>
-        <w:rPr>
-          <w:rFonts w:ascii="Times New Roman" w:hAnsi="Times New Roman" w:eastAsia="Times New Roman" w:cs="Times New Roman"/>
-          <w:b/>
-          <w:bCs/>
-        </w:rPr>
-        <w:t xml:space="preserve">7.</w:t>
-      </w:r>
-      <w:r>
-        <w:rPr>
-          <w:rFonts w:ascii="Times New Roman" w:hAnsi="Times New Roman" w:eastAsia="Times New Roman" w:cs="Times New Roman"/>
-        </w:rPr>
-        <w:t xml:space="preserve"> </w:t>
-      </w:r>
-      <w:r>
-        <w:rPr>
-          <w:rFonts w:hint="eastAsia" w:ascii="Times New Roman" w:hAnsi="Times New Roman" w:eastAsia="FangSong" w:cs="Times New Roman"/>
-        </w:rPr>
-        <w:t>现行长式周期表是根据原子的电子特征构型的不同来划分族的</w:t>
-      </w:r>
-      <w:r>
-        <w:rPr>
-          <w:rFonts w:hint="eastAsia" w:ascii="Times New Roman" w:hAnsi="Times New Roman" w:eastAsia="Times New Roman" w:cs="Times New Roman"/>
-        </w:rPr>
-        <w:t>。</w:t>
-      </w:r>
-      <w:r>
-        <w:rPr>
-          <w:rFonts w:hint="eastAsia" w:ascii="Times New Roman" w:hAnsi="Times New Roman" w:eastAsia="FangSong" w:cs="Times New Roman"/>
-        </w:rPr>
-        <w:t>有人建议根据</w:t>
-      </w:r>
-      <w:r>
-        <w:rPr>
-          <w:rFonts w:hint="eastAsia" w:ascii="Times New Roman" w:hAnsi="Times New Roman" w:eastAsia="Times New Roman" w:cs="Times New Roman"/>
-        </w:rPr>
-        <w:t>”</w:t>
-      </w:r>
-      <w:r>
-        <w:rPr>
-          <w:rFonts w:hint="eastAsia" w:ascii="Times New Roman" w:hAnsi="Times New Roman" w:eastAsia="FangSong" w:cs="Times New Roman"/>
-        </w:rPr>
-        <w:t>最高价阳离子</w:t>
-      </w:r>
-      <w:r>
-        <w:rPr>
-          <w:rFonts w:hint="eastAsia" w:ascii="Times New Roman" w:hAnsi="Times New Roman" w:eastAsia="Times New Roman" w:cs="Times New Roman"/>
-        </w:rPr>
-        <w:t>”</w:t>
-      </w:r>
-      <w:r>
-        <w:rPr>
-          <w:rFonts w:hint="eastAsia" w:ascii="Times New Roman" w:hAnsi="Times New Roman" w:eastAsia="FangSong" w:cs="Times New Roman"/>
-        </w:rPr>
-        <w:t>电子排布的相似和差异来区分主副族</w:t>
-      </w:r>
-      <w:r>
-        <w:rPr>
-          <w:rFonts w:hint="eastAsia" w:ascii="Times New Roman" w:hAnsi="Times New Roman" w:eastAsia="Times New Roman" w:cs="Times New Roman"/>
-        </w:rPr>
-        <w:t>。</w:t>
-      </w:r>
-      <w:r>
-        <w:rPr>
-          <w:rFonts w:hint="eastAsia" w:ascii="Times New Roman" w:hAnsi="Times New Roman" w:eastAsia="FangSong" w:cs="Times New Roman"/>
-        </w:rPr>
-        <w:t>按照这个规定</w:t>
+        <w:pStyle w:val="Compact"/>
+        <w:numPr>
+          <w:ilvl w:val="0"/>
+          <w:numId w:val="1010"/>
+        </w:numPr>
+      </w:pPr>
+      <w:r>
+        <w:rPr>
+          <w:rFonts w:hint="eastAsia" w:ascii="Times New Roman" w:hAnsi="Times New Roman" w:eastAsia="FangSong" w:cs="Times New Roman"/>
+        </w:rPr>
+        <w:t xml:space="preserve">为什么</w:t>
+      </w:r>
+      <w:r>
+        <w:rPr>
+          <w:rFonts w:ascii="Times New Roman" w:hAnsi="Times New Roman" w:eastAsia="Times New Roman" w:cs="Times New Roman"/>
+        </w:rPr>
+        <w:t xml:space="preserve"> </w:t>
+      </w:r>
+      <m:oMath>
+        <m:oMathPr>
+          <m:ctrlPr>
+            <w:rPr>
+              <w:sz w:val="28"/>
+              <w:szCs w:val="28"/>
+            </w:rPr>
+          </m:ctrlPr>
+        </m:oMathPr>
+        <m:sSup>
+          <m:e>
+            <m:d>
+              <m:dPr>
+                <m:begChr m:val="["/>
+                <m:sepChr m:val=""/>
+                <m:endChr m:val="]"/>
+                <m:grow/>
+              </m:dPr>
+              <m:e>
+                <m:r>
+                  <m:rPr>
+                    <m:sty m:val="p"/>
+                  </m:rPr>
+                  <m:t>C</m:t>
+                </m:r>
+                <m:r>
+                  <m:rPr>
+                    <m:sty m:val="p"/>
+                  </m:rPr>
+                  <m:t>o</m:t>
+                </m:r>
+                <m:r>
+                  <m:rPr>
+                    <m:sty m:val="p"/>
+                  </m:rPr>
+                  <m:t>(</m:t>
+                </m:r>
+                <m:r>
+                  <m:rPr>
+                    <m:sty m:val="p"/>
+                  </m:rPr>
+                  <m:t>S</m:t>
+                </m:r>
+                <m:r>
+                  <m:rPr>
+                    <m:sty m:val="p"/>
+                  </m:rPr>
+                  <m:t>C</m:t>
+                </m:r>
+                <m:r>
+                  <m:rPr>
+                    <m:sty m:val="p"/>
+                  </m:rPr>
+                  <m:t>N</m:t>
+                </m:r>
+                <m:sSub>
+                  <m:e>
+                    <m:r>
+                      <m:rPr>
+                        <m:sty m:val="p"/>
+                      </m:rPr>
+                      <m:t>)</m:t>
+                    </m:r>
+                  </m:e>
+                  <m:sub>
+                    <m:r>
+                      <m:t>6</m:t>
+                    </m:r>
+                  </m:sub>
+                </m:sSub>
+              </m:e>
+            </m:d>
+          </m:e>
+          <m:sup>
+            <m:r>
+              <m:t>4</m:t>
+            </m:r>
+            <m:r>
+              <m:rPr>
+                <m:sty m:val="p"/>
+              </m:rPr>
+              <m:t>−</m:t>
+            </m:r>
+          </m:sup>
+        </m:sSup>
+      </m:oMath>
+      <w:r>
+        <w:rPr>
+          <w:rFonts w:ascii="Times New Roman" w:hAnsi="Times New Roman" w:eastAsia="Times New Roman" w:cs="Times New Roman"/>
+        </w:rPr>
+        <w:t xml:space="preserve"> </w:t>
+      </w:r>
+      <w:r>
+        <w:rPr>
+          <w:rFonts w:hint="eastAsia" w:ascii="Times New Roman" w:hAnsi="Times New Roman" w:eastAsia="FangSong" w:cs="Times New Roman"/>
+        </w:rPr>
+        <w:t xml:space="preserve">的稳定常数比</w:t>
+      </w:r>
+      <w:r>
+        <w:rPr>
+          <w:rFonts w:ascii="Times New Roman" w:hAnsi="Times New Roman" w:eastAsia="Times New Roman" w:cs="Times New Roman"/>
+        </w:rPr>
+        <w:t xml:space="preserve"> </w:t>
+      </w:r>
+      <m:oMath>
+        <m:oMathPr>
+          <m:ctrlPr>
+            <w:rPr>
+              <w:sz w:val="28"/>
+              <w:szCs w:val="28"/>
+            </w:rPr>
+          </m:ctrlPr>
+        </m:oMathPr>
+        <m:sSup>
+          <m:e>
+            <m:d>
+              <m:dPr>
+                <m:begChr m:val="["/>
+                <m:sepChr m:val=""/>
+                <m:endChr m:val="]"/>
+                <m:grow/>
+              </m:dPr>
+              <m:e>
+                <m:r>
+                  <m:rPr>
+                    <m:sty m:val="p"/>
+                  </m:rPr>
+                  <m:t>C</m:t>
+                </m:r>
+                <m:r>
+                  <m:rPr>
+                    <m:sty m:val="p"/>
+                  </m:rPr>
+                  <m:t>o</m:t>
+                </m:r>
+                <m:r>
+                  <m:rPr>
+                    <m:sty m:val="p"/>
+                  </m:rPr>
+                  <m:t>(</m:t>
+                </m:r>
+                <m:sSub>
+                  <m:e>
+                    <m:r>
+                      <m:rPr>
+                        <m:sty m:val="p"/>
+                      </m:rPr>
+                      <m:t>N</m:t>
+                    </m:r>
+                    <m:r>
+                      <m:rPr>
+                        <m:sty m:val="p"/>
+                      </m:rPr>
+                      <m:t>H</m:t>
+                    </m:r>
+                  </m:e>
+                  <m:sub>
+                    <m:r>
+                      <m:t>3</m:t>
+                    </m:r>
+                  </m:sub>
+                </m:sSub>
+                <m:sSub>
+                  <m:e>
+                    <m:r>
+                      <m:rPr>
+                        <m:sty m:val="p"/>
+                      </m:rPr>
+                      <m:t>)</m:t>
+                    </m:r>
+                  </m:e>
+                  <m:sub>
+                    <m:r>
+                      <m:t>6</m:t>
+                    </m:r>
+                  </m:sub>
+                </m:sSub>
+              </m:e>
+            </m:d>
+          </m:e>
+          <m:sup>
+            <m:r>
+              <m:t>2</m:t>
+            </m:r>
+            <m:r>
+              <m:rPr>
+                <m:sty m:val="p"/>
+              </m:rPr>
+              <m:t>+</m:t>
+            </m:r>
+          </m:sup>
+        </m:sSup>
+      </m:oMath>
+      <w:r>
+        <w:rPr>
+          <w:rFonts w:ascii="Times New Roman" w:hAnsi="Times New Roman" w:eastAsia="Times New Roman" w:cs="Times New Roman"/>
+        </w:rPr>
+        <w:t xml:space="preserve"> </w:t>
+      </w:r>
+      <w:r>
+        <w:rPr>
+          <w:rFonts w:hint="eastAsia" w:ascii="Times New Roman" w:hAnsi="Times New Roman" w:eastAsia="FangSong" w:cs="Times New Roman"/>
+        </w:rPr>
+        <w:t>小</w:t>
       </w:r>
       <w:r>
         <w:rPr>
@@ -8009,43 +7163,230 @@
         <w:rPr>
           <w:rFonts w:hint="eastAsia" w:ascii="Times New Roman" w:hAnsi="Times New Roman" w:eastAsia="FangSong" w:cs="Times New Roman"/>
         </w:rPr>
-        <w:t>新旧周期表主副族中哪些族的元素是统一的</w:t>
-      </w:r>
-      <w:r>
-        <w:rPr>
-          <w:rFonts w:hint="eastAsia" w:ascii="Times New Roman" w:hAnsi="Times New Roman" w:eastAsia="Times New Roman" w:cs="Times New Roman"/>
-        </w:rPr>
-        <w:t>(</w:t>
-      </w:r>
-      <w:r>
-        <w:rPr>
-          <w:rFonts w:hint="eastAsia" w:ascii="Times New Roman" w:hAnsi="Times New Roman" w:eastAsia="FangSong" w:cs="Times New Roman"/>
-        </w:rPr>
-        <w:t>即完全相同</w:t>
-      </w:r>
-      <w:r>
-        <w:rPr>
-          <w:rFonts w:hint="eastAsia" w:ascii="Times New Roman" w:hAnsi="Times New Roman" w:eastAsia="Times New Roman" w:cs="Times New Roman"/>
-        </w:rPr>
-        <w:t>)？</w:t>
-      </w:r>
-      <w:r>
-        <w:rPr>
-          <w:rFonts w:hint="eastAsia" w:ascii="Times New Roman" w:hAnsi="Times New Roman" w:eastAsia="FangSong" w:cs="Times New Roman"/>
-        </w:rPr>
-        <w:t>不同的新周期表的主</w:t>
-      </w:r>
-      <w:r>
-        <w:rPr>
-          <w:rFonts w:hint="eastAsia" w:ascii="Times New Roman" w:hAnsi="Times New Roman" w:eastAsia="Times New Roman" w:cs="Times New Roman"/>
-        </w:rPr>
-        <w:t>、</w:t>
-      </w:r>
-      <w:r>
-        <w:rPr>
-          <w:rFonts w:hint="eastAsia" w:ascii="Times New Roman" w:hAnsi="Times New Roman" w:eastAsia="FangSong" w:cs="Times New Roman"/>
-        </w:rPr>
-        <w:t>副族元素在原周期表的基础上做了怎样的变动</w:t>
+        <w:t>但在酸性溶液中</w:t>
+      </w:r>
+      <w:r>
+        <w:rPr>
+          <w:rFonts w:hint="eastAsia" w:ascii="Times New Roman" w:hAnsi="Times New Roman" w:eastAsia="Times New Roman" w:cs="Times New Roman"/>
+        </w:rPr>
+        <w:t>，</w:t>
+      </w:r>
+      <w:r>
+        <w:rPr>
+          <w:rFonts w:ascii="Times New Roman" w:hAnsi="Times New Roman" w:eastAsia="Times New Roman" w:cs="Times New Roman"/>
+        </w:rPr>
+        <w:t xml:space="preserve"> </w:t>
+      </w:r>
+      <m:oMath>
+        <m:oMathPr>
+          <m:ctrlPr>
+            <w:rPr>
+              <w:sz w:val="28"/>
+              <w:szCs w:val="28"/>
+            </w:rPr>
+          </m:ctrlPr>
+        </m:oMathPr>
+        <m:sSup>
+          <m:e>
+            <m:d>
+              <m:dPr>
+                <m:begChr m:val="["/>
+                <m:sepChr m:val=""/>
+                <m:endChr m:val="]"/>
+                <m:grow/>
+              </m:dPr>
+              <m:e>
+                <m:r>
+                  <m:rPr>
+                    <m:sty m:val="p"/>
+                  </m:rPr>
+                  <m:t>C</m:t>
+                </m:r>
+                <m:r>
+                  <m:rPr>
+                    <m:sty m:val="p"/>
+                  </m:rPr>
+                  <m:t>o</m:t>
+                </m:r>
+                <m:r>
+                  <m:rPr>
+                    <m:sty m:val="p"/>
+                  </m:rPr>
+                  <m:t>(</m:t>
+                </m:r>
+                <m:r>
+                  <m:rPr>
+                    <m:sty m:val="p"/>
+                  </m:rPr>
+                  <m:t>S</m:t>
+                </m:r>
+                <m:r>
+                  <m:rPr>
+                    <m:sty m:val="p"/>
+                  </m:rPr>
+                  <m:t>C</m:t>
+                </m:r>
+                <m:r>
+                  <m:rPr>
+                    <m:sty m:val="p"/>
+                  </m:rPr>
+                  <m:t>N</m:t>
+                </m:r>
+                <m:sSub>
+                  <m:e>
+                    <m:r>
+                      <m:rPr>
+                        <m:sty m:val="p"/>
+                      </m:rPr>
+                      <m:t>)</m:t>
+                    </m:r>
+                  </m:e>
+                  <m:sub>
+                    <m:r>
+                      <m:t>6</m:t>
+                    </m:r>
+                  </m:sub>
+                </m:sSub>
+              </m:e>
+            </m:d>
+          </m:e>
+          <m:sup>
+            <m:r>
+              <m:t>4</m:t>
+            </m:r>
+            <m:r>
+              <m:rPr>
+                <m:sty m:val="p"/>
+              </m:rPr>
+              <m:t>−</m:t>
+            </m:r>
+          </m:sup>
+        </m:sSup>
+      </m:oMath>
+      <w:r>
+        <w:rPr>
+          <w:rFonts w:ascii="Times New Roman" w:hAnsi="Times New Roman" w:eastAsia="Times New Roman" w:cs="Times New Roman"/>
+        </w:rPr>
+        <w:t xml:space="preserve"> </w:t>
+      </w:r>
+      <w:r>
+        <w:rPr>
+          <w:rFonts w:hint="eastAsia" w:ascii="Times New Roman" w:hAnsi="Times New Roman" w:eastAsia="FangSong" w:cs="Times New Roman"/>
+        </w:rPr>
+        <w:t>可以存在</w:t>
+      </w:r>
+      <w:r>
+        <w:rPr>
+          <w:rFonts w:hint="eastAsia" w:ascii="Times New Roman" w:hAnsi="Times New Roman" w:eastAsia="Times New Roman" w:cs="Times New Roman"/>
+        </w:rPr>
+        <w:t>，</w:t>
+      </w:r>
+      <w:r>
+        <w:rPr>
+          <w:rFonts w:ascii="Times New Roman" w:hAnsi="Times New Roman" w:eastAsia="Times New Roman" w:cs="Times New Roman"/>
+        </w:rPr>
+        <w:t xml:space="preserve"> </w:t>
+      </w:r>
+      <m:oMath>
+        <m:oMathPr>
+          <m:ctrlPr>
+            <w:rPr>
+              <w:sz w:val="28"/>
+              <w:szCs w:val="28"/>
+            </w:rPr>
+          </m:ctrlPr>
+        </m:oMathPr>
+        <m:sSup>
+          <m:e>
+            <m:d>
+              <m:dPr>
+                <m:begChr m:val="["/>
+                <m:sepChr m:val=""/>
+                <m:endChr m:val="]"/>
+                <m:grow/>
+              </m:dPr>
+              <m:e>
+                <m:r>
+                  <m:rPr>
+                    <m:sty m:val="p"/>
+                  </m:rPr>
+                  <m:t>C</m:t>
+                </m:r>
+                <m:r>
+                  <m:rPr>
+                    <m:sty m:val="p"/>
+                  </m:rPr>
+                  <m:t>o</m:t>
+                </m:r>
+                <m:r>
+                  <m:rPr>
+                    <m:sty m:val="p"/>
+                  </m:rPr>
+                  <m:t>(</m:t>
+                </m:r>
+                <m:sSub>
+                  <m:e>
+                    <m:r>
+                      <m:rPr>
+                        <m:sty m:val="p"/>
+                      </m:rPr>
+                      <m:t>N</m:t>
+                    </m:r>
+                    <m:r>
+                      <m:rPr>
+                        <m:sty m:val="p"/>
+                      </m:rPr>
+                      <m:t>H</m:t>
+                    </m:r>
+                  </m:e>
+                  <m:sub>
+                    <m:r>
+                      <m:t>3</m:t>
+                    </m:r>
+                  </m:sub>
+                </m:sSub>
+                <m:sSub>
+                  <m:e>
+                    <m:r>
+                      <m:rPr>
+                        <m:sty m:val="p"/>
+                      </m:rPr>
+                      <m:t>)</m:t>
+                    </m:r>
+                  </m:e>
+                  <m:sub>
+                    <m:r>
+                      <m:t>6</m:t>
+                    </m:r>
+                  </m:sub>
+                </m:sSub>
+              </m:e>
+            </m:d>
+          </m:e>
+          <m:sup>
+            <m:r>
+              <m:t>2</m:t>
+            </m:r>
+            <m:r>
+              <m:rPr>
+                <m:sty m:val="p"/>
+              </m:rPr>
+              <m:t>+</m:t>
+            </m:r>
+          </m:sup>
+        </m:sSup>
+      </m:oMath>
+      <w:r>
+        <w:rPr>
+          <w:rFonts w:ascii="Times New Roman" w:hAnsi="Times New Roman" w:eastAsia="Times New Roman" w:cs="Times New Roman"/>
+        </w:rPr>
+        <w:t xml:space="preserve"> </w:t>
+      </w:r>
+      <w:r>
+        <w:rPr>
+          <w:rFonts w:hint="eastAsia" w:ascii="Times New Roman" w:hAnsi="Times New Roman" w:eastAsia="FangSong" w:cs="Times New Roman"/>
+        </w:rPr>
+        <w:t>不能存在</w:t>
       </w:r>
       <w:r>
         <w:rPr>
@@ -8064,8 +7405,8 @@
         </w:pict>
       </w:r>
     </w:p>
-    <w:bookmarkEnd w:id="52"/>
-    <w:bookmarkStart w:id="53" w:name="第18题"/>
+    <w:bookmarkEnd w:id="48"/>
+    <w:bookmarkStart w:id="49" w:name="第17题"/>
     <w:p>
       <w:pPr>
         <w:pStyle w:val="Heading3"/>
@@ -8081,7 +7422,7 @@
         <w:rPr>
           <w:rFonts w:hint="eastAsia" w:ascii="Times New Roman" w:hAnsi="Times New Roman" w:eastAsia="Times New Roman" w:cs="Times New Roman"/>
         </w:rPr>
-        <w:t>18</w:t>
+        <w:t>17</w:t>
       </w:r>
       <w:r>
         <w:rPr>
@@ -9309,8 +8650,8 @@
         </w:pict>
       </w:r>
     </w:p>
-    <w:bookmarkEnd w:id="53"/>
-    <w:bookmarkStart w:id="54" w:name="第19题"/>
+    <w:bookmarkEnd w:id="49"/>
+    <w:bookmarkStart w:id="50" w:name="第18题"/>
     <w:p>
       <w:pPr>
         <w:pStyle w:val="Heading3"/>
@@ -9326,7 +8667,7 @@
         <w:rPr>
           <w:rFonts w:hint="eastAsia" w:ascii="Times New Roman" w:hAnsi="Times New Roman" w:eastAsia="Times New Roman" w:cs="Times New Roman"/>
         </w:rPr>
-        <w:t>19</w:t>
+        <w:t>18</w:t>
       </w:r>
       <w:r>
         <w:rPr>
@@ -9340,7 +8681,7 @@
         <w:pStyle w:val="Compact"/>
         <w:numPr>
           <w:ilvl w:val="0"/>
-          <w:numId w:val="1010"/>
+          <w:numId w:val="1011"/>
         </w:numPr>
       </w:pPr>
       <w:r>
@@ -9478,7 +8819,7 @@
         <w:pStyle w:val="Compact"/>
         <w:numPr>
           <w:ilvl w:val="0"/>
-          <w:numId w:val="1011"/>
+          <w:numId w:val="1012"/>
         </w:numPr>
       </w:pPr>
       <w:r>
@@ -9778,8 +9119,8 @@
         </w:pict>
       </w:r>
     </w:p>
-    <w:bookmarkEnd w:id="54"/>
-    <w:bookmarkStart w:id="55" w:name="第20题"/>
+    <w:bookmarkEnd w:id="50"/>
+    <w:bookmarkStart w:id="51" w:name="第19题"/>
     <w:p>
       <w:pPr>
         <w:pStyle w:val="Heading3"/>
@@ -9795,7 +9136,7 @@
         <w:rPr>
           <w:rFonts w:hint="eastAsia" w:ascii="Times New Roman" w:hAnsi="Times New Roman" w:eastAsia="Times New Roman" w:cs="Times New Roman"/>
         </w:rPr>
-        <w:t>20</w:t>
+        <w:t>19</w:t>
       </w:r>
       <w:r>
         <w:rPr>
@@ -10702,7 +10043,7 @@
         <w:pStyle w:val="Compact"/>
         <w:numPr>
           <w:ilvl w:val="0"/>
-          <w:numId w:val="1012"/>
+          <w:numId w:val="1013"/>
         </w:numPr>
       </w:pPr>
       <w:r>
@@ -10845,7 +10186,7 @@
         <w:pStyle w:val="Compact"/>
         <w:numPr>
           <w:ilvl w:val="0"/>
-          <w:numId w:val="1012"/>
+          <w:numId w:val="1013"/>
         </w:numPr>
       </w:pPr>
       <w:r>
@@ -10944,7 +10285,7 @@
         <w:pStyle w:val="Compact"/>
         <w:numPr>
           <w:ilvl w:val="0"/>
-          <w:numId w:val="1013"/>
+          <w:numId w:val="1014"/>
         </w:numPr>
       </w:pPr>
       <w:r>
@@ -11042,7 +10383,7 @@
         <w:pStyle w:val="Compact"/>
         <w:numPr>
           <w:ilvl w:val="0"/>
-          <w:numId w:val="1013"/>
+          <w:numId w:val="1014"/>
         </w:numPr>
       </w:pPr>
       <w:r>
@@ -11172,7 +10513,7 @@
         <w:pStyle w:val="Compact"/>
         <w:numPr>
           <w:ilvl w:val="0"/>
-          <w:numId w:val="1014"/>
+          <w:numId w:val="1015"/>
         </w:numPr>
       </w:pPr>
       <w:r>
@@ -11309,8 +10650,8 @@
         </w:pict>
       </w:r>
     </w:p>
-    <w:bookmarkEnd w:id="55"/>
-    <w:bookmarkStart w:id="56" w:name="第21题"/>
+    <w:bookmarkEnd w:id="51"/>
+    <w:bookmarkStart w:id="52" w:name="第20题"/>
     <w:p>
       <w:pPr>
         <w:pStyle w:val="Heading3"/>
@@ -11326,7 +10667,7 @@
         <w:rPr>
           <w:rFonts w:hint="eastAsia" w:ascii="Times New Roman" w:hAnsi="Times New Roman" w:eastAsia="Times New Roman" w:cs="Times New Roman"/>
         </w:rPr>
-        <w:t>21</w:t>
+        <w:t>20</w:t>
       </w:r>
       <w:r>
         <w:rPr>
@@ -11527,8 +10868,8 @@
         </w:pict>
       </w:r>
     </w:p>
-    <w:bookmarkEnd w:id="56"/>
-    <w:bookmarkStart w:id="57" w:name="第22题"/>
+    <w:bookmarkEnd w:id="52"/>
+    <w:bookmarkStart w:id="53" w:name="第21题"/>
     <w:p>
       <w:pPr>
         <w:pStyle w:val="Heading3"/>
@@ -11544,7 +10885,7 @@
         <w:rPr>
           <w:rFonts w:hint="eastAsia" w:ascii="Times New Roman" w:hAnsi="Times New Roman" w:eastAsia="Times New Roman" w:cs="Times New Roman"/>
         </w:rPr>
-        <w:t>22</w:t>
+        <w:t>21</w:t>
       </w:r>
       <w:r>
         <w:rPr>
@@ -11756,8 +11097,8 @@
         </w:pict>
       </w:r>
     </w:p>
-    <w:bookmarkEnd w:id="57"/>
-    <w:bookmarkStart w:id="58" w:name="第23题"/>
+    <w:bookmarkEnd w:id="53"/>
+    <w:bookmarkStart w:id="54" w:name="第22题"/>
     <w:p>
       <w:pPr>
         <w:pStyle w:val="Heading3"/>
@@ -11773,7 +11114,7 @@
         <w:rPr>
           <w:rFonts w:hint="eastAsia" w:ascii="Times New Roman" w:hAnsi="Times New Roman" w:eastAsia="Times New Roman" w:cs="Times New Roman"/>
         </w:rPr>
-        <w:t>23</w:t>
+        <w:t>22</w:t>
       </w:r>
       <w:r>
         <w:rPr>
@@ -12048,8 +11389,8 @@
         </w:pict>
       </w:r>
     </w:p>
-    <w:bookmarkEnd w:id="58"/>
-    <w:bookmarkStart w:id="59" w:name="第24题"/>
+    <w:bookmarkEnd w:id="54"/>
+    <w:bookmarkStart w:id="55" w:name="第23题"/>
     <w:p>
       <w:pPr>
         <w:pStyle w:val="Heading3"/>
@@ -12065,7 +11406,7 @@
         <w:rPr>
           <w:rFonts w:hint="eastAsia" w:ascii="Times New Roman" w:hAnsi="Times New Roman" w:eastAsia="Times New Roman" w:cs="Times New Roman"/>
         </w:rPr>
-        <w:t>24</w:t>
+        <w:t>23</w:t>
       </w:r>
       <w:r>
         <w:rPr>
@@ -12736,8 +12077,8 @@
         </w:pict>
       </w:r>
     </w:p>
-    <w:bookmarkEnd w:id="59"/>
-    <w:bookmarkStart w:id="60" w:name="第25题"/>
+    <w:bookmarkEnd w:id="55"/>
+    <w:bookmarkStart w:id="62" w:name="第24题"/>
     <w:p>
       <w:pPr>
         <w:pStyle w:val="Heading3"/>
@@ -12753,7 +12094,7 @@
         <w:rPr>
           <w:rFonts w:hint="eastAsia" w:ascii="Times New Roman" w:hAnsi="Times New Roman" w:eastAsia="Times New Roman" w:cs="Times New Roman"/>
         </w:rPr>
-        <w:t>25</w:t>
+        <w:t>24</w:t>
       </w:r>
       <w:r>
         <w:rPr>
@@ -12771,55 +12112,19 @@
         <w:rPr>
           <w:rFonts w:hint="eastAsia" w:ascii="Times New Roman" w:hAnsi="Times New Roman" w:eastAsia="FangSong" w:cs="Times New Roman"/>
         </w:rPr>
-        <w:t>早在</w:t>
-      </w:r>
-      <w:r>
-        <w:rPr>
-          <w:rFonts w:hint="eastAsia" w:ascii="Times New Roman" w:hAnsi="Times New Roman" w:eastAsia="Times New Roman" w:cs="Times New Roman"/>
-        </w:rPr>
-        <w:t>7000</w:t>
-      </w:r>
-      <w:r>
-        <w:rPr>
-          <w:rFonts w:hint="eastAsia" w:ascii="Times New Roman" w:hAnsi="Times New Roman" w:eastAsia="FangSong" w:cs="Times New Roman"/>
-        </w:rPr>
-        <w:t>年前人类就开始使用单质</w:t>
-      </w:r>
-      <w:r>
-        <w:rPr>
-          <w:rFonts w:hint="eastAsia" w:ascii="Times New Roman" w:hAnsi="Times New Roman" w:eastAsia="Times New Roman" w:cs="Times New Roman"/>
-        </w:rPr>
-        <w:t>X，《</w:t>
-      </w:r>
-      <w:r>
-        <w:rPr>
-          <w:rFonts w:hint="eastAsia" w:ascii="Times New Roman" w:hAnsi="Times New Roman" w:eastAsia="FangSong" w:cs="Times New Roman"/>
-        </w:rPr>
-        <w:t>周易参同契</w:t>
-      </w:r>
-      <w:r>
-        <w:rPr>
-          <w:rFonts w:hint="eastAsia" w:ascii="Times New Roman" w:hAnsi="Times New Roman" w:eastAsia="Times New Roman" w:cs="Times New Roman"/>
-        </w:rPr>
-        <w:t>》</w:t>
-      </w:r>
-      <w:r>
-        <w:rPr>
-          <w:rFonts w:hint="eastAsia" w:ascii="Times New Roman" w:hAnsi="Times New Roman" w:eastAsia="FangSong" w:cs="Times New Roman"/>
-        </w:rPr>
-        <w:t>中也曾提到</w:t>
-      </w:r>
-      <w:r>
-        <w:rPr>
-          <w:rFonts w:hint="eastAsia" w:ascii="Times New Roman" w:hAnsi="Times New Roman" w:eastAsia="Times New Roman" w:cs="Times New Roman"/>
-        </w:rPr>
-        <w:t>X</w:t>
-      </w:r>
-      <w:r>
-        <w:rPr>
-          <w:rFonts w:hint="eastAsia" w:ascii="Times New Roman" w:hAnsi="Times New Roman" w:eastAsia="FangSong" w:cs="Times New Roman"/>
-        </w:rPr>
-        <w:t>单质的冶炼方法</w:t>
+        <w:t>当今世界</w:t>
+      </w:r>
+      <w:r>
+        <w:rPr>
+          <w:rFonts w:hint="eastAsia" w:ascii="Times New Roman" w:hAnsi="Times New Roman" w:eastAsia="Times New Roman" w:cs="Times New Roman"/>
+        </w:rPr>
+        <w:t>，</w:t>
+      </w:r>
+      <w:r>
+        <w:rPr>
+          <w:rFonts w:hint="eastAsia" w:ascii="Times New Roman" w:hAnsi="Times New Roman" w:eastAsia="FangSong" w:cs="Times New Roman"/>
+        </w:rPr>
+        <w:t>食品生产几乎都离不开食品添加剂</w:t>
       </w:r>
       <w:r>
         <w:rPr>
@@ -12831,67 +12136,7 @@
         <w:rPr>
           <w:rFonts w:hint="eastAsia" w:ascii="Times New Roman" w:hAnsi="Times New Roman" w:eastAsia="FangSong" w:cs="Times New Roman"/>
         </w:rPr>
-        <w:t>为了研究</w:t>
-      </w:r>
-      <w:r>
-        <w:rPr>
-          <w:rFonts w:hint="eastAsia" w:ascii="Times New Roman" w:hAnsi="Times New Roman" w:eastAsia="Times New Roman" w:cs="Times New Roman"/>
-        </w:rPr>
-        <w:t>X</w:t>
-      </w:r>
-      <w:r>
-        <w:rPr>
-          <w:rFonts w:hint="eastAsia" w:ascii="Times New Roman" w:hAnsi="Times New Roman" w:eastAsia="FangSong" w:cs="Times New Roman"/>
-        </w:rPr>
-        <w:t>及其化合物的性质</w:t>
-      </w:r>
-      <w:r>
-        <w:rPr>
-          <w:rFonts w:hint="eastAsia" w:ascii="Times New Roman" w:hAnsi="Times New Roman" w:eastAsia="Times New Roman" w:cs="Times New Roman"/>
-        </w:rPr>
-        <w:t>，</w:t>
-      </w:r>
-      <w:r>
-        <w:rPr>
-          <w:rFonts w:hint="eastAsia" w:ascii="Times New Roman" w:hAnsi="Times New Roman" w:eastAsia="FangSong" w:cs="Times New Roman"/>
-        </w:rPr>
-        <w:t>进行了如下实验</w:t>
-      </w:r>
-      <w:r>
-        <w:rPr>
-          <w:rFonts w:hint="eastAsia" w:ascii="Times New Roman" w:hAnsi="Times New Roman" w:eastAsia="Times New Roman" w:cs="Times New Roman"/>
-        </w:rPr>
-        <w:t>：</w:t>
-      </w:r>
-      <w:r>
-        <w:rPr>
-          <w:rFonts w:hint="eastAsia" w:ascii="Times New Roman" w:hAnsi="Times New Roman" w:eastAsia="FangSong" w:cs="Times New Roman"/>
-        </w:rPr>
-        <w:t>将准确称量的等质量的物质</w:t>
-      </w:r>
-      <w:r>
-        <w:rPr>
-          <w:rFonts w:hint="eastAsia" w:ascii="Times New Roman" w:hAnsi="Times New Roman" w:eastAsia="Times New Roman" w:cs="Times New Roman"/>
-        </w:rPr>
-        <w:t>A</w:t>
-      </w:r>
-      <w:r>
-        <w:rPr>
-          <w:rFonts w:hint="eastAsia" w:ascii="Times New Roman" w:hAnsi="Times New Roman" w:eastAsia="FangSong" w:cs="Times New Roman"/>
-        </w:rPr>
-        <w:t>和</w:t>
-      </w:r>
-      <w:r>
-        <w:rPr>
-          <w:rFonts w:hint="eastAsia" w:ascii="Times New Roman" w:hAnsi="Times New Roman" w:eastAsia="Times New Roman" w:cs="Times New Roman"/>
-        </w:rPr>
-        <w:t>B</w:t>
-      </w:r>
-      <w:r>
-        <w:rPr>
-          <w:rFonts w:hint="eastAsia" w:ascii="Times New Roman" w:hAnsi="Times New Roman" w:eastAsia="FangSong" w:cs="Times New Roman"/>
-        </w:rPr>
-        <w:t>置于充满氩气的容器中充分混合</w:t>
+        <w:t>部分欧盟许可的食品添加剂信息如下表</w:t>
       </w:r>
       <w:r>
         <w:rPr>
@@ -12903,284 +12148,39 @@
         <w:rPr>
           <w:rFonts w:hint="eastAsia" w:ascii="Times New Roman" w:hAnsi="Times New Roman" w:eastAsia="FangSong" w:cs="Times New Roman"/>
         </w:rPr>
-        <w:t>将容器密闭</w:t>
-      </w:r>
-      <w:r>
-        <w:rPr>
-          <w:rFonts w:ascii="Times New Roman" w:hAnsi="Times New Roman" w:eastAsia="Times New Roman" w:cs="Times New Roman"/>
-        </w:rPr>
-        <w:t xml:space="preserve"> </w:t>
-      </w:r>
-      <m:oMath>
-        <m:oMathPr>
-          <m:ctrlPr>
-            <w:rPr>
-              <w:sz w:val="28"/>
-              <w:szCs w:val="28"/>
-            </w:rPr>
-          </m:ctrlPr>
-        </m:oMathPr>
-        <m:r>
-          <m:rPr>
-            <m:sty m:val="p"/>
-          </m:rPr>
-          <m:t>(</m:t>
-        </m:r>
-        <m:r>
-          <m:t>p</m:t>
-        </m:r>
-        <m:r>
-          <m:rPr>
-            <m:sty m:val="p"/>
-          </m:rPr>
-          <m:t>=</m:t>
-        </m:r>
-        <m:r>
-          <m:t>1.01</m:t>
-        </m:r>
-        <m:r>
-          <m:rPr>
-            <m:sty m:val="p"/>
-          </m:rPr>
-          <m:t>×</m:t>
-        </m:r>
-        <m:sSup>
-          <m:e>
-            <m:r>
-              <m:t>10</m:t>
-            </m:r>
-          </m:e>
-          <m:sup>
-            <m:r>
-              <m:t>5</m:t>
-            </m:r>
-          </m:sup>
-        </m:sSup>
-        <m:r>
-          <m:rPr>
-            <m:sty m:val="p"/>
-          </m:rPr>
-          <m:t>P</m:t>
-        </m:r>
-        <m:r>
-          <m:rPr>
-            <m:sty m:val="p"/>
-          </m:rPr>
-          <m:t>a</m:t>
-        </m:r>
-        <m:r>
-          <m:rPr>
-            <m:sty m:val="p"/>
-          </m:rPr>
-          <m:t>,</m:t>
-        </m:r>
-        <m:r>
-          <m:t>T</m:t>
-        </m:r>
-        <m:r>
-          <m:rPr>
-            <m:sty m:val="p"/>
-          </m:rPr>
-          <m:t>=</m:t>
-        </m:r>
-        <m:r>
-          <m:t>291</m:t>
-        </m:r>
-        <m:r>
-          <m:rPr>
-            <m:sty m:val="p"/>
-          </m:rPr>
-          <m:t>K</m:t>
-        </m:r>
-        <m:r>
-          <m:rPr>
-            <m:sty m:val="p"/>
-          </m:rPr>
-          <m:t>)</m:t>
-        </m:r>
-      </m:oMath>
-      <w:r>
-        <w:rPr>
-          <w:rFonts w:ascii="Times New Roman" w:hAnsi="Times New Roman" w:eastAsia="Times New Roman" w:cs="Times New Roman"/>
-        </w:rPr>
-        <w:t xml:space="preserve"> </w:t>
-      </w:r>
-      <w:r>
-        <w:rPr>
-          <w:rFonts w:hint="eastAsia" w:ascii="Times New Roman" w:hAnsi="Times New Roman" w:eastAsia="FangSong" w:cs="Times New Roman"/>
-        </w:rPr>
-        <w:t>并加热</w:t>
+        <w:t>已知</w:t>
+      </w:r>
+      <w:r>
+        <w:rPr>
+          <w:rFonts w:ascii="Times New Roman" w:hAnsi="Times New Roman" w:eastAsia="Times New Roman" w:cs="Times New Roman"/>
+        </w:rPr>
+        <w:t xml:space="preserve"> X、Y </w:t>
+      </w:r>
+      <w:r>
+        <w:rPr>
+          <w:rFonts w:hint="eastAsia" w:ascii="Times New Roman" w:hAnsi="Times New Roman" w:eastAsia="FangSong" w:cs="Times New Roman"/>
+        </w:rPr>
+        <w:t>为不同的金属元素</w:t>
       </w:r>
       <w:r>
         <w:rPr>
           <w:rFonts w:hint="eastAsia" w:ascii="Times New Roman" w:hAnsi="Times New Roman" w:eastAsia="Times New Roman" w:cs="Times New Roman"/>
         </w:rPr>
         <w:t>。</w:t>
-      </w:r>
-      <w:r>
-        <w:rPr>
-          <w:rFonts w:hint="eastAsia" w:ascii="Times New Roman" w:hAnsi="Times New Roman" w:eastAsia="FangSong" w:cs="Times New Roman"/>
-        </w:rPr>
-        <w:t>反应停止后</w:t>
-      </w:r>
-      <w:r>
-        <w:rPr>
-          <w:rFonts w:hint="eastAsia" w:ascii="Times New Roman" w:hAnsi="Times New Roman" w:eastAsia="Times New Roman" w:cs="Times New Roman"/>
-        </w:rPr>
-        <w:t>，</w:t>
-      </w:r>
-      <w:r>
-        <w:rPr>
-          <w:rFonts w:hint="eastAsia" w:ascii="Times New Roman" w:hAnsi="Times New Roman" w:eastAsia="FangSong" w:cs="Times New Roman"/>
-        </w:rPr>
-        <w:t>容器内的压强等于</w:t>
-      </w:r>
-      <w:r>
-        <w:rPr>
-          <w:rFonts w:ascii="Times New Roman" w:hAnsi="Times New Roman" w:eastAsia="Times New Roman" w:cs="Times New Roman"/>
-        </w:rPr>
-        <w:t xml:space="preserve"> </w:t>
-      </w:r>
-      <m:oMath>
-        <m:oMathPr>
-          <m:ctrlPr>
-            <w:rPr>
-              <w:sz w:val="28"/>
-              <w:szCs w:val="28"/>
-            </w:rPr>
-          </m:ctrlPr>
-        </m:oMathPr>
-        <m:r>
-          <m:t>2.66</m:t>
-        </m:r>
-        <m:r>
-          <m:rPr>
-            <m:sty m:val="p"/>
-          </m:rPr>
-          <m:t>×</m:t>
-        </m:r>
-        <m:sSup>
-          <m:e>
-            <m:r>
-              <m:t>10</m:t>
-            </m:r>
-          </m:e>
-          <m:sup>
-            <m:r>
-              <m:t>5</m:t>
-            </m:r>
-          </m:sup>
-        </m:sSup>
-        <m:r>
-          <m:rPr>
-            <m:sty m:val="p"/>
-          </m:rPr>
-          <m:t>P</m:t>
-        </m:r>
-        <m:r>
-          <m:rPr>
-            <m:sty m:val="p"/>
-          </m:rPr>
-          <m:t>a</m:t>
-        </m:r>
-        <m:r>
-          <m:rPr>
-            <m:sty m:val="p"/>
-          </m:rPr>
-          <m:t>(</m:t>
-        </m:r>
-        <m:r>
-          <m:t>T</m:t>
-        </m:r>
-        <m:r>
-          <m:rPr>
-            <m:sty m:val="p"/>
-          </m:rPr>
-          <m:t>=</m:t>
-        </m:r>
-        <m:r>
-          <m:t>300</m:t>
-        </m:r>
-        <m:r>
-          <m:rPr>
-            <m:sty m:val="p"/>
-          </m:rPr>
-          <m:t>K</m:t>
-        </m:r>
-        <m:r>
-          <m:rPr>
-            <m:sty m:val="p"/>
-          </m:rPr>
-          <m:t>)</m:t>
-        </m:r>
-      </m:oMath>
-      <w:r>
-        <w:rPr>
-          <w:rFonts w:hint="eastAsia" w:ascii="Times New Roman" w:hAnsi="Times New Roman" w:eastAsia="Times New Roman" w:cs="Times New Roman"/>
-        </w:rPr>
-        <w:t>，</w:t>
-      </w:r>
-      <w:r>
-        <w:rPr>
-          <w:rFonts w:hint="eastAsia" w:ascii="Times New Roman" w:hAnsi="Times New Roman" w:eastAsia="FangSong" w:cs="Times New Roman"/>
-        </w:rPr>
-        <w:t>而反应的唯一固体产物是一种单质</w:t>
-      </w:r>
-      <w:r>
-        <w:rPr>
-          <w:rFonts w:hint="eastAsia" w:ascii="Times New Roman" w:hAnsi="Times New Roman" w:eastAsia="Times New Roman" w:cs="Times New Roman"/>
-        </w:rPr>
-        <w:t>X。</w:t>
-      </w:r>
-      <w:r>
-        <w:rPr>
-          <w:rFonts w:hint="eastAsia" w:ascii="Times New Roman" w:hAnsi="Times New Roman" w:eastAsia="FangSong" w:cs="Times New Roman"/>
-        </w:rPr>
-        <w:t>在空气中加热氧化物</w:t>
-      </w:r>
-      <w:r>
-        <w:rPr>
-          <w:rFonts w:hint="eastAsia" w:ascii="Times New Roman" w:hAnsi="Times New Roman" w:eastAsia="Times New Roman" w:cs="Times New Roman"/>
-        </w:rPr>
-        <w:t>A</w:t>
-      </w:r>
-      <w:r>
-        <w:rPr>
-          <w:rFonts w:hint="eastAsia" w:ascii="Times New Roman" w:hAnsi="Times New Roman" w:eastAsia="FangSong" w:cs="Times New Roman"/>
-        </w:rPr>
-        <w:t>导致如下的质量损失</w:t>
-      </w:r>
-      <w:r>
-        <w:rPr>
-          <w:rFonts w:hint="eastAsia" w:ascii="Times New Roman" w:hAnsi="Times New Roman" w:eastAsia="Times New Roman" w:cs="Times New Roman"/>
-        </w:rPr>
-        <w:t>（</w:t>
-      </w:r>
-      <w:r>
-        <w:rPr>
-          <w:rFonts w:hint="eastAsia" w:ascii="Times New Roman" w:hAnsi="Times New Roman" w:eastAsia="FangSong" w:cs="Times New Roman"/>
-        </w:rPr>
-        <w:t>相对于起始质量</w:t>
-      </w:r>
-      <w:r>
-        <w:rPr>
-          <w:rFonts w:hint="eastAsia" w:ascii="Times New Roman" w:hAnsi="Times New Roman" w:eastAsia="Times New Roman" w:cs="Times New Roman"/>
-        </w:rPr>
-        <w:t>）：</w:t>
       </w:r>
     </w:p>
     <w:tbl>
       <w:tblPr>
         <w:tblStyle w:val="Table"/>
-        <w:tblW w:type="auto" w:w="0"/>
+        <w:tblW w:type="pct" w:w="5000"/>
+        <w:tblLayout w:type="fixed"/>
         <w:tblLook w:firstRow="1" w:lastRow="0" w:firstColumn="0" w:lastColumn="0" w:noHBand="0" w:noVBand="0" w:val="0020"/>
       </w:tblPr>
       <w:tblGrid>
-        <w:gridCol w:w="1584"/>
-        <w:gridCol w:w="1584"/>
-        <w:gridCol w:w="1584"/>
-        <w:gridCol w:w="1584"/>
-        <w:gridCol w:w="1584"/>
+        <w:gridCol w:w="1980"/>
+        <w:gridCol w:w="1980"/>
+        <w:gridCol w:w="1980"/>
+        <w:gridCol w:w="1980"/>
       </w:tblGrid>
       <w:tr>
         <w:trPr>
@@ -13198,14 +12198,7 @@
                 <w:rFonts w:hint="eastAsia" w:ascii="Times New Roman" w:hAnsi="Times New Roman" w:eastAsia="SimHei" w:cs="Times New Roman"/>
                 <w:b/>
               </w:rPr>
-              <w:t>温度</w:t>
-            </w:r>
-            <w:r>
-              <w:rPr>
-                <w:rFonts w:hint="eastAsia" w:ascii="Times New Roman" w:hAnsi="Times New Roman" w:eastAsia="Times New Roman" w:cs="Times New Roman"/>
-                <w:b/>
-              </w:rPr>
-              <w:t>,K</w:t>
+              <w:t xml:space="preserve">食品添加剂</w:t>
             </w:r>
           </w:p>
         </w:tc>
@@ -13218,10 +12211,10 @@
             </w:pPr>
             <w:r>
               <w:rPr>
-                <w:rFonts w:ascii="Times New Roman" w:hAnsi="Times New Roman" w:eastAsia="Times New Roman" w:cs="Times New Roman"/>
+                <w:rFonts w:hint="eastAsia" w:ascii="Times New Roman" w:hAnsi="Times New Roman" w:eastAsia="SimHei" w:cs="Times New Roman"/>
                 <w:b/>
               </w:rPr>
-              <w:t xml:space="preserve">566</w:t>
+              <w:t xml:space="preserve">元素成分</w:t>
             </w:r>
           </w:p>
         </w:tc>
@@ -13234,10 +12227,10 @@
             </w:pPr>
             <w:r>
               <w:rPr>
-                <w:rFonts w:ascii="Times New Roman" w:hAnsi="Times New Roman" w:eastAsia="Times New Roman" w:cs="Times New Roman"/>
+                <w:rFonts w:hint="eastAsia" w:ascii="Times New Roman" w:hAnsi="Times New Roman" w:eastAsia="SimHei" w:cs="Times New Roman"/>
                 <w:b/>
               </w:rPr>
-              <w:t xml:space="preserve">624</w:t>
+              <w:t xml:space="preserve">用途</w:t>
             </w:r>
           </w:p>
         </w:tc>
@@ -13250,26 +12243,10 @@
             </w:pPr>
             <w:r>
               <w:rPr>
-                <w:rFonts w:ascii="Times New Roman" w:hAnsi="Times New Roman" w:eastAsia="Times New Roman" w:cs="Times New Roman"/>
+                <w:rFonts w:hint="eastAsia" w:ascii="Times New Roman" w:hAnsi="Times New Roman" w:eastAsia="SimHei" w:cs="Times New Roman"/>
                 <w:b/>
               </w:rPr>
-              <w:t xml:space="preserve">647</w:t>
-            </w:r>
-          </w:p>
-        </w:tc>
-        <w:tc>
-          <w:tcPr/>
-          <w:p>
-            <w:pPr>
-              <w:pStyle w:val="Compact"/>
-              <w:jc w:val="center"/>
-            </w:pPr>
-            <w:r>
-              <w:rPr>
-                <w:rFonts w:ascii="Times New Roman" w:hAnsi="Times New Roman" w:eastAsia="Times New Roman" w:cs="Times New Roman"/>
-                <w:b/>
-              </w:rPr>
-              <w:t xml:space="preserve">878</w:t>
+              <w:t xml:space="preserve">生成过程</w:t>
             </w:r>
           </w:p>
         </w:tc>
@@ -13284,15 +12261,9 @@
             </w:pPr>
             <w:r>
               <w:rPr>
-                <w:rFonts w:hint="eastAsia" w:ascii="Times New Roman" w:hAnsi="Times New Roman" w:eastAsia="FangSong" w:cs="Times New Roman"/>
+                <w:rFonts w:ascii="Times New Roman" w:hAnsi="Times New Roman" w:eastAsia="Times New Roman" w:cs="Times New Roman"/>
               </w:rPr>
-              <w:t>质量损失</w:t>
-            </w:r>
-            <w:r>
-              <w:rPr>
-                <w:rFonts w:hint="eastAsia" w:ascii="Times New Roman" w:hAnsi="Times New Roman" w:eastAsia="Times New Roman" w:cs="Times New Roman"/>
-              </w:rPr>
-              <w:t>,%</w:t>
+              <w:t xml:space="preserve">N</w:t>
             </w:r>
           </w:p>
         </w:tc>
@@ -13307,7 +12278,48 @@
               <w:rPr>
                 <w:rFonts w:ascii="Times New Roman" w:hAnsi="Times New Roman" w:eastAsia="Times New Roman" w:cs="Times New Roman"/>
               </w:rPr>
-              <w:t xml:space="preserve">2.789</w:t>
+              <w:t xml:space="preserve">39.34% X</w:t>
+            </w:r>
+          </w:p>
+        </w:tc>
+        <w:tc>
+          <w:tcPr/>
+          <w:p>
+            <w:pPr>
+              <w:pStyle w:val="Compact"/>
+              <w:jc w:val="center"/>
+            </w:pPr>
+            <w:r>
+              <w:rPr>
+                <w:rFonts w:hint="eastAsia" w:ascii="Times New Roman" w:hAnsi="Times New Roman" w:eastAsia="FangSong" w:cs="Times New Roman"/>
+              </w:rPr>
+              <w:t xml:space="preserve">保持口味</w:t>
+            </w:r>
+          </w:p>
+        </w:tc>
+        <w:tc>
+          <w:tcPr/>
+          <w:p>
+            <w:pPr>
+              <w:pStyle w:val="Compact"/>
+              <w:jc w:val="center"/>
+            </w:pPr>
+          </w:p>
+        </w:tc>
+      </w:tr>
+      <w:tr>
+        <w:tc>
+          <w:tcPr/>
+          <w:p>
+            <w:pPr>
+              <w:pStyle w:val="Compact"/>
+              <w:jc w:val="center"/>
+            </w:pPr>
+            <w:r>
+              <w:rPr>
+                <w:rFonts w:ascii="Times New Roman" w:hAnsi="Times New Roman" w:eastAsia="Times New Roman" w:cs="Times New Roman"/>
+              </w:rPr>
+              <w:t xml:space="preserve">E171</w:t>
             </w:r>
           </w:p>
         </w:tc>
@@ -13322,7 +12334,54 @@
               <w:rPr>
                 <w:rFonts w:ascii="Times New Roman" w:hAnsi="Times New Roman" w:eastAsia="Times New Roman" w:cs="Times New Roman"/>
               </w:rPr>
-              <w:t xml:space="preserve">3.905</w:t>
+              <w:t xml:space="preserve">59.94% Y</w:t>
+            </w:r>
+          </w:p>
+        </w:tc>
+        <w:tc>
+          <w:tcPr/>
+          <w:p>
+            <w:pPr>
+              <w:pStyle w:val="Compact"/>
+              <w:jc w:val="center"/>
+            </w:pPr>
+            <w:r>
+              <w:rPr>
+                <w:rFonts w:hint="eastAsia" w:ascii="Times New Roman" w:hAnsi="Times New Roman" w:eastAsia="FangSong" w:cs="Times New Roman"/>
+              </w:rPr>
+              <w:t xml:space="preserve">食品颜色白色</w:t>
+            </w:r>
+          </w:p>
+        </w:tc>
+        <w:tc>
+          <w:tcPr/>
+          <w:p>
+            <w:pPr>
+              <w:pStyle w:val="Compact"/>
+              <w:jc w:val="center"/>
+            </w:pPr>
+            <w:r>
+              <w:rPr>
+                <w:rFonts w:hint="eastAsia" w:ascii="Times New Roman" w:hAnsi="Times New Roman" w:eastAsia="FangSong" w:cs="Times New Roman"/>
+              </w:rPr>
+              <w:t xml:space="preserve">见下方流程图</w:t>
+            </w:r>
+          </w:p>
+        </w:tc>
+      </w:tr>
+      <w:tr>
+        <w:tc>
+          <w:tcPr/>
+          <w:p>
+            <w:pPr>
+              <w:pStyle w:val="Compact"/>
+              <w:jc w:val="center"/>
+            </w:pPr>
+            <w:r>
+              <w:rPr>
+                <w:rFonts w:ascii="Times New Roman" w:hAnsi="Times New Roman" w:eastAsia="Times New Roman" w:cs="Times New Roman"/>
+              </w:rPr>
+              <w:t xml:space="preserve">E450(I)</w:t>
             </w:r>
           </w:p>
         </w:tc>
@@ -13337,7 +12396,140 @@
               <w:rPr>
                 <w:rFonts w:ascii="Times New Roman" w:hAnsi="Times New Roman" w:eastAsia="Times New Roman" w:cs="Times New Roman"/>
               </w:rPr>
-              <w:t xml:space="preserve">4.463</w:t>
+              <w:t xml:space="preserve">20.72% X</w:t>
+            </w:r>
+          </w:p>
+        </w:tc>
+        <w:tc>
+          <w:tcPr/>
+          <w:p>
+            <w:pPr>
+              <w:pStyle w:val="Compact"/>
+              <w:jc w:val="center"/>
+            </w:pPr>
+            <w:r>
+              <w:rPr>
+                <w:rFonts w:hint="eastAsia" w:ascii="Times New Roman" w:hAnsi="Times New Roman" w:eastAsia="FangSong" w:cs="Times New Roman"/>
+              </w:rPr>
+              <w:t xml:space="preserve">烘焙面粉的成分</w:t>
+            </w:r>
+          </w:p>
+        </w:tc>
+        <w:tc>
+          <w:tcPr/>
+          <w:p>
+            <w:pPr>
+              <w:pStyle w:val="Compact"/>
+              <w:jc w:val="center"/>
+            </w:pPr>
+            <m:oMath>
+              <m:r>
+                <m:t>N</m:t>
+              </m:r>
+              <m:r>
+                <m:t>a</m:t>
+              </m:r>
+              <m:sSub>
+                <m:e>
+                  <m:r>
+                    <m:t>H</m:t>
+                  </m:r>
+                </m:e>
+                <m:sub>
+                  <m:r>
+                    <m:t>2</m:t>
+                  </m:r>
+                </m:sub>
+              </m:sSub>
+              <m:r>
+                <m:t>P</m:t>
+              </m:r>
+              <m:sSub>
+                <m:e>
+                  <m:r>
+                    <m:t>O</m:t>
+                  </m:r>
+                </m:e>
+                <m:sub>
+                  <m:r>
+                    <m:t>4</m:t>
+                  </m:r>
+                </m:sub>
+              </m:sSub>
+              <m:limUpp>
+                <m:e>
+                  <m:r>
+                    <m:rPr>
+                      <m:sty m:val="p"/>
+                    </m:rPr>
+                    <m:t>→</m:t>
+                  </m:r>
+                </m:e>
+                <m:lim>
+                  <m:sSup>
+                    <m:e>
+                      <m:r>
+                        <m:t>170</m:t>
+                      </m:r>
+                    </m:e>
+                    <m:sup>
+                      <m:r>
+                        <m:rPr>
+                          <m:sty m:val="p"/>
+                        </m:rPr>
+                        <m:t>∘</m:t>
+                      </m:r>
+                    </m:sup>
+                  </m:sSup>
+                  <m:r>
+                    <m:t>C</m:t>
+                  </m:r>
+                </m:lim>
+              </m:limUpp>
+              <m:r>
+                <m:t>E</m:t>
+              </m:r>
+              <m:r>
+                <m:t>450</m:t>
+              </m:r>
+              <m:r>
+                <m:rPr>
+                  <m:sty m:val="p"/>
+                </m:rPr>
+                <m:t>(</m:t>
+              </m:r>
+              <m:r>
+                <m:t>I</m:t>
+              </m:r>
+              <m:r>
+                <m:rPr>
+                  <m:sty m:val="p"/>
+                </m:rPr>
+                <m:t>)</m:t>
+              </m:r>
+            </m:oMath>
+            <w:r>
+              <w:rPr>
+                <w:rFonts w:ascii="Times New Roman" w:hAnsi="Times New Roman" w:eastAsia="Times New Roman" w:cs="Times New Roman"/>
+              </w:rPr>
+              <w:t xml:space="preserve">​</w:t>
+            </w:r>
+          </w:p>
+        </w:tc>
+      </w:tr>
+      <w:tr>
+        <w:tc>
+          <w:tcPr/>
+          <w:p>
+            <w:pPr>
+              <w:pStyle w:val="Compact"/>
+              <w:jc w:val="center"/>
+            </w:pPr>
+            <w:r>
+              <w:rPr>
+                <w:rFonts w:ascii="Times New Roman" w:hAnsi="Times New Roman" w:eastAsia="Times New Roman" w:cs="Times New Roman"/>
+              </w:rPr>
+              <w:t xml:space="preserve">E500(II)</w:t>
             </w:r>
           </w:p>
         </w:tc>
@@ -13352,24 +12544,7 @@
               <w:rPr>
                 <w:rFonts w:ascii="Times New Roman" w:hAnsi="Times New Roman" w:eastAsia="Times New Roman" w:cs="Times New Roman"/>
               </w:rPr>
-              <w:t xml:space="preserve">6.695</w:t>
-            </w:r>
-          </w:p>
-        </w:tc>
-      </w:tr>
-      <w:tr>
-        <w:tc>
-          <w:tcPr/>
-          <w:p>
-            <w:pPr>
-              <w:pStyle w:val="Compact"/>
-              <w:jc w:val="center"/>
-            </w:pPr>
-            <w:r>
-              <w:rPr>
-                <w:rFonts w:hint="eastAsia" w:ascii="Times New Roman" w:hAnsi="Times New Roman" w:eastAsia="FangSong" w:cs="Times New Roman"/>
-              </w:rPr>
-              <w:t xml:space="preserve">生成的物质</w:t>
+              <w:t xml:space="preserve">27.37% X</w:t>
             </w:r>
           </w:p>
         </w:tc>
@@ -13382,9 +12557,9 @@
             </w:pPr>
             <w:r>
               <w:rPr>
-                <w:rFonts w:ascii="Times New Roman" w:hAnsi="Times New Roman" w:eastAsia="Times New Roman" w:cs="Times New Roman"/>
+                <w:rFonts w:hint="eastAsia" w:ascii="Times New Roman" w:hAnsi="Times New Roman" w:eastAsia="FangSong" w:cs="Times New Roman"/>
               </w:rPr>
-              <w:t xml:space="preserve">C</w:t>
+              <w:t xml:space="preserve">烘焙面粉的成分</w:t>
             </w:r>
           </w:p>
         </w:tc>
@@ -13395,41 +12570,109 @@
               <w:pStyle w:val="Compact"/>
               <w:jc w:val="center"/>
             </w:pPr>
+            <m:oMath>
+              <m:r>
+                <m:t>N</m:t>
+              </m:r>
+              <m:limUpp>
+                <m:e>
+                  <m:r>
+                    <m:rPr>
+                      <m:sty m:val="p"/>
+                    </m:rPr>
+                    <m:t>→</m:t>
+                  </m:r>
+                </m:e>
+                <m:lim>
+                  <m:r>
+                    <m:t>N</m:t>
+                  </m:r>
+                  <m:sSub>
+                    <m:e>
+                      <m:r>
+                        <m:t>H</m:t>
+                      </m:r>
+                    </m:e>
+                    <m:sub>
+                      <m:r>
+                        <m:t>3</m:t>
+                      </m:r>
+                    </m:sub>
+                  </m:sSub>
+                  <m:r>
+                    <m:rPr>
+                      <m:sty m:val="p"/>
+                    </m:rPr>
+                    <m:t>+</m:t>
+                  </m:r>
+                  <m:r>
+                    <m:t>C</m:t>
+                  </m:r>
+                  <m:sSub>
+                    <m:e>
+                      <m:r>
+                        <m:t>O</m:t>
+                      </m:r>
+                    </m:e>
+                    <m:sub>
+                      <m:r>
+                        <m:t>2</m:t>
+                      </m:r>
+                    </m:sub>
+                  </m:sSub>
+                  <m:r>
+                    <m:rPr>
+                      <m:sty m:val="p"/>
+                    </m:rPr>
+                    <m:t>+</m:t>
+                  </m:r>
+                  <m:sSub>
+                    <m:e>
+                      <m:r>
+                        <m:t>H</m:t>
+                      </m:r>
+                    </m:e>
+                    <m:sub>
+                      <m:r>
+                        <m:t>2</m:t>
+                      </m:r>
+                    </m:sub>
+                  </m:sSub>
+                  <m:r>
+                    <m:t>O</m:t>
+                  </m:r>
+                </m:lim>
+              </m:limUpp>
+              <m:r>
+                <m:t>E</m:t>
+              </m:r>
+              <m:r>
+                <m:t>500</m:t>
+              </m:r>
+              <m:r>
+                <m:rPr>
+                  <m:sty m:val="p"/>
+                </m:rPr>
+                <m:t>(</m:t>
+              </m:r>
+              <m:r>
+                <m:t>I</m:t>
+              </m:r>
+              <m:r>
+                <m:t>I</m:t>
+              </m:r>
+              <m:r>
+                <m:rPr>
+                  <m:sty m:val="p"/>
+                </m:rPr>
+                <m:t>)</m:t>
+              </m:r>
+            </m:oMath>
             <w:r>
               <w:rPr>
                 <w:rFonts w:ascii="Times New Roman" w:hAnsi="Times New Roman" w:eastAsia="Times New Roman" w:cs="Times New Roman"/>
               </w:rPr>
-              <w:t xml:space="preserve">D</w:t>
-            </w:r>
-          </w:p>
-        </w:tc>
-        <w:tc>
-          <w:tcPr/>
-          <w:p>
-            <w:pPr>
-              <w:pStyle w:val="Compact"/>
-              <w:jc w:val="center"/>
-            </w:pPr>
-            <w:r>
-              <w:rPr>
-                <w:rFonts w:ascii="Times New Roman" w:hAnsi="Times New Roman" w:eastAsia="Times New Roman" w:cs="Times New Roman"/>
-              </w:rPr>
-              <w:t xml:space="preserve">F</w:t>
-            </w:r>
-          </w:p>
-        </w:tc>
-        <w:tc>
-          <w:tcPr/>
-          <w:p>
-            <w:pPr>
-              <w:pStyle w:val="Compact"/>
-              <w:jc w:val="center"/>
-            </w:pPr>
-            <w:r>
-              <w:rPr>
-                <w:rFonts w:ascii="Times New Roman" w:hAnsi="Times New Roman" w:eastAsia="Times New Roman" w:cs="Times New Roman"/>
-              </w:rPr>
-              <w:t xml:space="preserve">G</w:t>
+              <w:t xml:space="preserve">​</w:t>
             </w:r>
           </w:p>
         </w:tc>
@@ -13438,55 +12681,53 @@
     <w:p>
       <w:pPr>
         <w:pStyle w:val="BodyText"/>
-        <w:spacing w:before="120"/>
-      </w:pPr>
-      <w:r>
-        <w:rPr>
-          <w:rFonts w:hint="eastAsia" w:ascii="Times New Roman" w:hAnsi="Times New Roman" w:eastAsia="FangSong" w:cs="Times New Roman"/>
-        </w:rPr>
-        <w:t>下图还表示了各物质之间的相互转化关系</w:t>
-      </w:r>
-      <w:r>
-        <w:rPr>
-          <w:rFonts w:hint="eastAsia" w:ascii="Times New Roman" w:hAnsi="Times New Roman" w:eastAsia="Times New Roman" w:cs="Times New Roman"/>
-        </w:rPr>
-        <w:t>（</w:t>
-      </w:r>
-      <w:r>
-        <w:rPr>
-          <w:rFonts w:hint="eastAsia" w:ascii="Times New Roman" w:hAnsi="Times New Roman" w:eastAsia="FangSong" w:cs="Times New Roman"/>
-        </w:rPr>
-        <w:t>图中省略了部分物质</w:t>
-      </w:r>
-      <w:r>
-        <w:rPr>
-          <w:rFonts w:hint="eastAsia" w:ascii="Times New Roman" w:hAnsi="Times New Roman" w:eastAsia="Times New Roman" w:cs="Times New Roman"/>
-        </w:rPr>
-        <w:t>），B</w:t>
-      </w:r>
-      <w:r>
-        <w:rPr>
-          <w:rFonts w:hint="eastAsia" w:ascii="Times New Roman" w:hAnsi="Times New Roman" w:eastAsia="FangSong" w:cs="Times New Roman"/>
-        </w:rPr>
-        <w:t>呈黑色</w:t>
-      </w:r>
-      <w:r>
-        <w:rPr>
-          <w:rFonts w:hint="eastAsia" w:ascii="Times New Roman" w:hAnsi="Times New Roman" w:eastAsia="Times New Roman" w:cs="Times New Roman"/>
-        </w:rPr>
-        <w:t>，Z</w:t>
-      </w:r>
-      <w:r>
-        <w:rPr>
-          <w:rFonts w:hint="eastAsia" w:ascii="Times New Roman" w:hAnsi="Times New Roman" w:eastAsia="FangSong" w:cs="Times New Roman"/>
-        </w:rPr>
-        <w:t>呈黄色</w:t>
-      </w:r>
-      <w:r>
-        <w:rPr>
-          <w:rFonts w:hint="eastAsia" w:ascii="Times New Roman" w:hAnsi="Times New Roman" w:eastAsia="Times New Roman" w:cs="Times New Roman"/>
-        </w:rPr>
-        <w:t>。</w:t>
+        <w:spacing w:before="160" w:after="80"/>
+        <w:jc w:val="center"/>
+      </w:pPr>
+      <w:r>
+        <w:rPr>
+          <w:rFonts w:ascii="Times New Roman" w:hAnsi="Times New Roman" w:eastAsia="Times New Roman" w:cs="Times New Roman"/>
+        </w:rPr>
+        <w:drawing>
+          <wp:inline>
+            <wp:extent cx="3600000" cy="1459458"/>
+            <wp:effectExtent b="0" l="0" r="0" t="0"/>
+            <wp:docPr descr="" title="" id="57" name="Picture"/>
+            <a:graphic>
+              <a:graphicData uri="http://schemas.openxmlformats.org/drawingml/2006/picture">
+                <pic:pic>
+                  <pic:nvPicPr>
+                    <pic:cNvPr descr="95933515f76a0f59260abc5f1560cfa345890b6d71e6fe661684d05ec844cbdf.jpg" id="58" name="Picture"/>
+                    <pic:cNvPicPr>
+                      <a:picLocks noChangeArrowheads="1" noChangeAspect="1"/>
+                    </pic:cNvPicPr>
+                  </pic:nvPicPr>
+                  <pic:blipFill>
+                    <a:blip r:embed="rId56"/>
+                    <a:stretch>
+                      <a:fillRect/>
+                    </a:stretch>
+                  </pic:blipFill>
+                  <pic:spPr bwMode="auto">
+                    <a:xfrm>
+                      <a:off x="0" y="0"/>
+                      <a:ext cx="3600000" cy="1459458"/>
+                    </a:xfrm>
+                    <a:prstGeom prst="rect">
+                      <a:avLst/>
+                    </a:prstGeom>
+                    <a:noFill/>
+                    <a:ln w="9525">
+                      <a:noFill/>
+                      <a:headEnd/>
+                      <a:tailEnd/>
+                    </a:ln>
+                  </pic:spPr>
+                </pic:pic>
+              </a:graphicData>
+            </a:graphic>
+          </wp:inline>
+        </w:drawing>
       </w:r>
     </w:p>
     <w:p>
@@ -13495,73 +12736,27 @@
       </w:pPr>
       <w:r>
         <w:rPr>
-          <w:rFonts w:ascii="Times New Roman" w:hAnsi="Times New Roman" w:eastAsia="Times New Roman" w:cs="Times New Roman"/>
-        </w:rPr>
-        <w:t xml:space="preserve">7-1 </w:t>
-      </w:r>
-      <w:r>
-        <w:rPr>
-          <w:rFonts w:hint="eastAsia" w:ascii="Times New Roman" w:hAnsi="Times New Roman" w:eastAsia="FangSong" w:cs="Times New Roman"/>
-        </w:rPr>
-        <w:t xml:space="preserve">试确定</w:t>
-      </w:r>
-      <w:r>
-        <w:rPr>
-          <w:rFonts w:ascii="Times New Roman" w:hAnsi="Times New Roman" w:eastAsia="Times New Roman" w:cs="Times New Roman"/>
-        </w:rPr>
-        <w:t xml:space="preserve"> A、F、L、Q、Z </w:t>
-      </w:r>
-      <w:r>
-        <w:rPr>
-          <w:rFonts w:hint="eastAsia" w:ascii="Times New Roman" w:hAnsi="Times New Roman" w:eastAsia="FangSong" w:cs="Times New Roman"/>
-        </w:rPr>
-        <w:t>的化学式</w:t>
-      </w:r>
-      <w:r>
-        <w:rPr>
-          <w:rFonts w:hint="eastAsia" w:ascii="Times New Roman" w:hAnsi="Times New Roman" w:eastAsia="Times New Roman" w:cs="Times New Roman"/>
-        </w:rPr>
-        <w:t>。</w:t>
-      </w:r>
-    </w:p>
-    <w:p>
-      <w:pPr>
-        <w:pStyle w:val="BodyText"/>
-      </w:pPr>
-      <w:r>
-        <w:rPr>
-          <w:rFonts w:ascii="Times New Roman" w:hAnsi="Times New Roman" w:eastAsia="Times New Roman" w:cs="Times New Roman"/>
-        </w:rPr>
-        <w:t xml:space="preserve">7-2 </w:t>
-      </w:r>
-      <w:r>
-        <w:rPr>
-          <w:rFonts w:hint="eastAsia" w:ascii="Times New Roman" w:hAnsi="Times New Roman" w:eastAsia="FangSong" w:cs="Times New Roman"/>
-        </w:rPr>
-        <w:t xml:space="preserve">写出下列化学方程式</w:t>
-      </w:r>
-      <w:r>
-        <w:rPr>
-          <w:rFonts w:ascii="Times New Roman" w:hAnsi="Times New Roman" w:eastAsia="Times New Roman" w:cs="Times New Roman"/>
-        </w:rPr>
-        <w:t xml:space="preserve"> A+B。</w:t>
-      </w:r>
-    </w:p>
-    <w:p>
-      <w:pPr>
-        <w:pStyle w:val="BodyText"/>
-      </w:pPr>
-      <w:r>
-        <w:rPr>
-          <w:rFonts w:ascii="Times New Roman" w:hAnsi="Times New Roman" w:eastAsia="Times New Roman" w:cs="Times New Roman"/>
-        </w:rPr>
-        <w:t xml:space="preserve">7-3 </w:t>
-      </w:r>
-      <w:r>
-        <w:rPr>
-          <w:rFonts w:hint="eastAsia" w:ascii="Times New Roman" w:hAnsi="Times New Roman" w:eastAsia="FangSong" w:cs="Times New Roman"/>
-        </w:rPr>
-        <w:t xml:space="preserve">写出化学方程式</w:t>
+          <w:rFonts w:hint="eastAsia" w:ascii="Times New Roman" w:hAnsi="Times New Roman" w:eastAsia="FangSong" w:cs="Times New Roman"/>
+        </w:rPr>
+        <w:t xml:space="preserve">下图画出了</w:t>
+      </w:r>
+      <w:r>
+        <w:rPr>
+          <w:rFonts w:ascii="Times New Roman" w:hAnsi="Times New Roman" w:eastAsia="Times New Roman" w:cs="Times New Roman"/>
+        </w:rPr>
+        <w:t xml:space="preserve"> </w:t>
+      </w:r>
+      <w:r>
+        <w:rPr>
+          <w:rFonts w:hint="eastAsia" w:ascii="Times New Roman" w:hAnsi="Times New Roman" w:eastAsia="Times New Roman" w:cs="Times New Roman"/>
+        </w:rPr>
+        <w:t>E171（</w:t>
+      </w:r>
+      <w:r>
+        <w:rPr>
+          <w:rFonts w:hint="eastAsia" w:ascii="Times New Roman" w:hAnsi="Times New Roman" w:eastAsia="FangSong" w:cs="Times New Roman"/>
+        </w:rPr>
+        <w:t>晶胞参数</w:t>
       </w:r>
       <w:r>
         <w:rPr>
@@ -13570,85 +12765,639 @@
         <w:t xml:space="preserve"> </w:t>
       </w:r>
       <m:oMath>
+        <m:oMathPr>
+          <m:ctrlPr>
+            <w:rPr>
+              <w:sz w:val="28"/>
+              <w:szCs w:val="28"/>
+            </w:rPr>
+          </m:ctrlPr>
+        </m:oMathPr>
+        <m:r>
+          <m:t>a</m:t>
+        </m:r>
         <m:r>
           <m:rPr>
             <m:sty m:val="p"/>
           </m:rPr>
-          <m:t>G</m:t>
+          <m:t>=</m:t>
+        </m:r>
+        <m:r>
+          <m:t>b</m:t>
         </m:r>
         <m:r>
           <m:rPr>
             <m:sty m:val="p"/>
           </m:rPr>
-          <m:t>+</m:t>
+          <m:t>=</m:t>
+        </m:r>
+        <m:r>
+          <m:t>4.59</m:t>
+        </m:r>
+        <m:r>
+          <m:t> </m:t>
+        </m:r>
+        <m:r>
+          <m:rPr>
+            <m:nor/>
+            <m:sty m:val="p"/>
+          </m:rPr>
+          <m:t>Å</m:t>
         </m:r>
         <m:r>
           <m:rPr>
             <m:sty m:val="p"/>
           </m:rPr>
-          <m:t>K</m:t>
+          <m:t>,</m:t>
+        </m:r>
+        <m:r>
+          <m:t>c</m:t>
         </m:r>
         <m:r>
           <m:rPr>
             <m:sty m:val="p"/>
           </m:rPr>
-          <m:t>C</m:t>
-        </m:r>
+          <m:t>=</m:t>
+        </m:r>
+        <m:r>
+          <m:t>2.96</m:t>
+        </m:r>
+        <m:r>
+          <m:t> </m:t>
+        </m:r>
+        <m:r>
+          <m:rPr>
+            <m:nor/>
+            <m:sty m:val="p"/>
+          </m:rPr>
+          <m:t>Å</m:t>
+        </m:r>
+        <m:r>
+          <m:rPr>
+            <m:sty m:val="p"/>
+          </m:rPr>
+          <m:t>,</m:t>
+        </m:r>
+        <m:r>
+          <m:t>α</m:t>
+        </m:r>
+        <m:r>
+          <m:rPr>
+            <m:sty m:val="p"/>
+          </m:rPr>
+          <m:t>=</m:t>
+        </m:r>
+        <m:r>
+          <m:t>β</m:t>
+        </m:r>
+        <m:r>
+          <m:rPr>
+            <m:sty m:val="p"/>
+          </m:rPr>
+          <m:t>=</m:t>
+        </m:r>
+        <m:r>
+          <m:t>γ</m:t>
+        </m:r>
+        <m:r>
+          <m:rPr>
+            <m:sty m:val="p"/>
+          </m:rPr>
+          <m:t>=</m:t>
+        </m:r>
+        <m:sSup>
+          <m:e>
+            <m:r>
+              <m:t>90</m:t>
+            </m:r>
+          </m:e>
+          <m:sup>
+            <m:r>
+              <m:rPr>
+                <m:sty m:val="p"/>
+              </m:rPr>
+              <m:t>∘</m:t>
+            </m:r>
+          </m:sup>
+        </m:sSup>
+        <m:r>
+          <m:rPr>
+            <m:sty m:val="p"/>
+          </m:rPr>
+          <m:t>,</m:t>
+        </m:r>
+        <m:r>
+          <m:t>ρ</m:t>
+        </m:r>
+        <m:r>
+          <m:rPr>
+            <m:sty m:val="p"/>
+          </m:rPr>
+          <m:t>=</m:t>
+        </m:r>
+        <m:r>
+          <m:t>4.25</m:t>
+        </m:r>
+        <m:r>
+          <m:t> </m:t>
+        </m:r>
+        <m:r>
+          <m:rPr>
+            <m:sty m:val="p"/>
+          </m:rPr>
+          <m:t>g</m:t>
+        </m:r>
+        <m:r>
+          <m:rPr>
+            <m:sty m:val="p"/>
+          </m:rPr>
+          <m:t>⋅</m:t>
+        </m:r>
+        <m:sSup>
+          <m:e>
+            <m:r>
+              <m:rPr>
+                <m:sty m:val="p"/>
+              </m:rPr>
+              <m:t>c</m:t>
+            </m:r>
+            <m:r>
+              <m:rPr>
+                <m:sty m:val="p"/>
+              </m:rPr>
+              <m:t>m</m:t>
+            </m:r>
+          </m:e>
+          <m:sup>
+            <m:r>
+              <m:rPr>
+                <m:sty m:val="p"/>
+              </m:rPr>
+              <m:t>−</m:t>
+            </m:r>
+            <m:r>
+              <m:t>3</m:t>
+            </m:r>
+          </m:sup>
+        </m:sSup>
+      </m:oMath>
+      <w:r>
+        <w:rPr>
+          <w:rFonts w:hint="eastAsia" w:ascii="Times New Roman" w:hAnsi="Times New Roman" w:eastAsia="Times New Roman" w:cs="Times New Roman"/>
+        </w:rPr>
+        <w:t>）</w:t>
+      </w:r>
+      <w:r>
+        <w:rPr>
+          <w:rFonts w:hint="eastAsia" w:ascii="Times New Roman" w:hAnsi="Times New Roman" w:eastAsia="FangSong" w:cs="Times New Roman"/>
+        </w:rPr>
+        <w:t>的</w:t>
+      </w:r>
+    </w:p>
+    <w:p>
+      <w:pPr>
+        <w:pStyle w:val="BodyText"/>
+        <w:spacing w:before="160" w:after="80"/>
+        <w:jc w:val="center"/>
+      </w:pPr>
+      <w:r>
+        <w:rPr>
+          <w:rFonts w:ascii="Times New Roman" w:hAnsi="Times New Roman" w:eastAsia="Times New Roman" w:cs="Times New Roman"/>
+        </w:rPr>
+        <w:drawing>
+          <wp:inline>
+            <wp:extent cx="3048000" cy="2019300"/>
+            <wp:effectExtent b="0" l="0" r="0" t="0"/>
+            <wp:docPr descr="" title="" id="60" name="Picture"/>
+            <a:graphic>
+              <a:graphicData uri="http://schemas.openxmlformats.org/drawingml/2006/picture">
+                <pic:pic>
+                  <pic:nvPicPr>
+                    <pic:cNvPr descr="b5e3c29a5d7e6967c0cf15a434ac59460a876449a104130f29fe58ef509aff0c.jpg" id="61" name="Picture"/>
+                    <pic:cNvPicPr>
+                      <a:picLocks noChangeArrowheads="1" noChangeAspect="1"/>
+                    </pic:cNvPicPr>
+                  </pic:nvPicPr>
+                  <pic:blipFill>
+                    <a:blip r:embed="rId59"/>
+                    <a:stretch>
+                      <a:fillRect/>
+                    </a:stretch>
+                  </pic:blipFill>
+                  <pic:spPr bwMode="auto">
+                    <a:xfrm>
+                      <a:off x="0" y="0"/>
+                      <a:ext cx="3048000" cy="2019300"/>
+                    </a:xfrm>
+                    <a:prstGeom prst="rect">
+                      <a:avLst/>
+                    </a:prstGeom>
+                    <a:noFill/>
+                    <a:ln w="9525">
+                      <a:noFill/>
+                      <a:headEnd/>
+                      <a:tailEnd/>
+                    </a:ln>
+                  </pic:spPr>
+                </pic:pic>
+              </a:graphicData>
+            </a:graphic>
+          </wp:inline>
+        </w:drawing>
+      </w:r>
+    </w:p>
+    <w:p>
+      <w:pPr>
+        <w:pStyle w:val="BodyText"/>
+      </w:pPr>
+      <w:r>
+        <w:rPr>
+          <w:rFonts w:hint="eastAsia" w:ascii="Times New Roman" w:hAnsi="Times New Roman" w:eastAsia="Times New Roman" w:cs="Times New Roman"/>
+        </w:rPr>
+        <w:t>（</w:t>
+      </w:r>
+      <w:r>
+        <w:rPr>
+          <w:rFonts w:hint="eastAsia" w:ascii="Times New Roman" w:hAnsi="Times New Roman" w:eastAsia="FangSong" w:cs="Times New Roman"/>
+        </w:rPr>
+        <w:t>灰球</w:t>
+      </w:r>
+      <w:r>
+        <w:rPr>
+          <w:rFonts w:hint="eastAsia" w:ascii="Times New Roman" w:hAnsi="Times New Roman" w:eastAsia="Times New Roman" w:cs="Times New Roman"/>
+        </w:rPr>
+        <w:t>●</w:t>
+      </w:r>
+      <w:r>
+        <w:rPr>
+          <w:rFonts w:hint="eastAsia" w:ascii="Times New Roman" w:hAnsi="Times New Roman" w:eastAsia="FangSong" w:cs="Times New Roman"/>
+        </w:rPr>
+        <w:t>为</w:t>
+      </w:r>
+      <w:r>
+        <w:rPr>
+          <w:rFonts w:hint="eastAsia" w:ascii="Times New Roman" w:hAnsi="Times New Roman" w:eastAsia="Times New Roman" w:cs="Times New Roman"/>
+        </w:rPr>
+        <w:t>Y</w:t>
+      </w:r>
+      <w:r>
+        <w:rPr>
+          <w:rFonts w:hint="eastAsia" w:ascii="Times New Roman" w:hAnsi="Times New Roman" w:eastAsia="FangSong" w:cs="Times New Roman"/>
+        </w:rPr>
+        <w:t>原子</w:t>
+      </w:r>
+      <w:r>
+        <w:rPr>
+          <w:rFonts w:hint="eastAsia" w:ascii="Times New Roman" w:hAnsi="Times New Roman" w:eastAsia="Times New Roman" w:cs="Times New Roman"/>
+        </w:rPr>
+        <w:t>）</w:t>
+      </w:r>
+    </w:p>
+    <w:p>
+      <w:pPr>
+        <w:pStyle w:val="BodyText"/>
+      </w:pPr>
+      <w:r>
+        <w:rPr>
+          <w:rFonts w:hint="eastAsia" w:ascii="Times New Roman" w:hAnsi="Times New Roman" w:eastAsia="FangSong" w:cs="Times New Roman"/>
+        </w:rPr>
+        <w:t>第</w:t>
+      </w:r>
+      <w:r>
+        <w:rPr>
+          <w:rFonts w:hint="eastAsia" w:ascii="Times New Roman" w:hAnsi="Times New Roman" w:eastAsia="Times New Roman" w:cs="Times New Roman"/>
+        </w:rPr>
+        <w:t>8</w:t>
+      </w:r>
+      <w:r>
+        <w:rPr>
+          <w:rFonts w:hint="eastAsia" w:ascii="Times New Roman" w:hAnsi="Times New Roman" w:eastAsia="FangSong" w:cs="Times New Roman"/>
+        </w:rPr>
+        <w:t>题图</w:t>
+      </w:r>
+    </w:p>
+    <w:p>
+      <w:pPr>
+        <w:pStyle w:val="BodyText"/>
+      </w:pPr>
+      <w:r>
+        <w:rPr>
+          <w:rFonts w:ascii="Times New Roman" w:hAnsi="Times New Roman" w:eastAsia="Times New Roman" w:cs="Times New Roman"/>
+        </w:rPr>
+        <w:t xml:space="preserve">8-1 </w:t>
+      </w:r>
+      <w:r>
+        <w:rPr>
+          <w:rFonts w:hint="eastAsia" w:ascii="Times New Roman" w:hAnsi="Times New Roman" w:eastAsia="FangSong" w:cs="Times New Roman"/>
+        </w:rPr>
+        <w:t>利用给出的晶胞参数</w:t>
+      </w:r>
+      <w:r>
+        <w:rPr>
+          <w:rFonts w:hint="eastAsia" w:ascii="Times New Roman" w:hAnsi="Times New Roman" w:eastAsia="Times New Roman" w:cs="Times New Roman"/>
+        </w:rPr>
+        <w:t>，</w:t>
+      </w:r>
+      <w:r>
+        <w:rPr>
+          <w:rFonts w:hint="eastAsia" w:ascii="Times New Roman" w:hAnsi="Times New Roman" w:eastAsia="FangSong" w:cs="Times New Roman"/>
+        </w:rPr>
+        <w:t>列式计算</w:t>
+      </w:r>
+      <w:r>
+        <w:rPr>
+          <w:rFonts w:ascii="Times New Roman" w:hAnsi="Times New Roman" w:eastAsia="Times New Roman" w:cs="Times New Roman"/>
+        </w:rPr>
+        <w:t xml:space="preserve"> E171 </w:t>
+      </w:r>
+      <w:r>
+        <w:rPr>
+          <w:rFonts w:hint="eastAsia" w:ascii="Times New Roman" w:hAnsi="Times New Roman" w:eastAsia="FangSong" w:cs="Times New Roman"/>
+        </w:rPr>
+        <w:t>中最小重复单元的化学式的摩尔质量</w:t>
+      </w:r>
+      <w:r>
+        <w:rPr>
+          <w:rFonts w:hint="eastAsia" w:ascii="Times New Roman" w:hAnsi="Times New Roman" w:eastAsia="Times New Roman" w:cs="Times New Roman"/>
+        </w:rPr>
+        <w:t>。</w:t>
+      </w:r>
+    </w:p>
+    <w:p>
+      <w:pPr>
+        <w:pStyle w:val="BodyText"/>
+      </w:pPr>
+      <w:r>
+        <w:rPr>
+          <w:rFonts w:ascii="Times New Roman" w:hAnsi="Times New Roman" w:eastAsia="Times New Roman" w:cs="Times New Roman"/>
+        </w:rPr>
+        <w:t xml:space="preserve">8-2 </w:t>
+      </w:r>
+      <w:r>
+        <w:rPr>
+          <w:rFonts w:hint="eastAsia" w:ascii="Times New Roman" w:hAnsi="Times New Roman" w:eastAsia="FangSong" w:cs="Times New Roman"/>
+        </w:rPr>
+        <w:t xml:space="preserve">确定</w:t>
+      </w:r>
+      <w:r>
+        <w:rPr>
+          <w:rFonts w:ascii="Times New Roman" w:hAnsi="Times New Roman" w:eastAsia="Times New Roman" w:cs="Times New Roman"/>
+        </w:rPr>
+        <w:t xml:space="preserve"> B、D </w:t>
+      </w:r>
+      <w:r>
+        <w:rPr>
+          <w:rFonts w:hint="eastAsia" w:ascii="Times New Roman" w:hAnsi="Times New Roman" w:eastAsia="FangSong" w:cs="Times New Roman"/>
+        </w:rPr>
+        <w:t>的化学式</w:t>
+      </w:r>
+      <w:r>
+        <w:rPr>
+          <w:rFonts w:hint="eastAsia" w:ascii="Times New Roman" w:hAnsi="Times New Roman" w:eastAsia="Times New Roman" w:cs="Times New Roman"/>
+        </w:rPr>
+        <w:t>，</w:t>
+      </w:r>
+      <w:r>
+        <w:rPr>
+          <w:rFonts w:hint="eastAsia" w:ascii="Times New Roman" w:hAnsi="Times New Roman" w:eastAsia="FangSong" w:cs="Times New Roman"/>
+        </w:rPr>
+        <w:t>以及</w:t>
+      </w:r>
+      <w:r>
+        <w:rPr>
+          <w:rFonts w:ascii="Times New Roman" w:hAnsi="Times New Roman" w:eastAsia="Times New Roman" w:cs="Times New Roman"/>
+        </w:rPr>
+        <w:t xml:space="preserve"> E500(II)、E171 </w:t>
+      </w:r>
+      <w:r>
+        <w:rPr>
+          <w:rFonts w:hint="eastAsia" w:ascii="Times New Roman" w:hAnsi="Times New Roman" w:eastAsia="FangSong" w:cs="Times New Roman"/>
+        </w:rPr>
+        <w:t xml:space="preserve">和</w:t>
+      </w:r>
+      <w:r>
+        <w:rPr>
+          <w:rFonts w:ascii="Times New Roman" w:hAnsi="Times New Roman" w:eastAsia="Times New Roman" w:cs="Times New Roman"/>
+        </w:rPr>
+        <w:t xml:space="preserve"> N </w:t>
+      </w:r>
+      <w:r>
+        <w:rPr>
+          <w:rFonts w:hint="eastAsia" w:ascii="Times New Roman" w:hAnsi="Times New Roman" w:eastAsia="FangSong" w:cs="Times New Roman"/>
+        </w:rPr>
+        <w:t>的化学式</w:t>
+      </w:r>
+      <w:r>
+        <w:rPr>
+          <w:rFonts w:hint="eastAsia" w:ascii="Times New Roman" w:hAnsi="Times New Roman" w:eastAsia="Times New Roman" w:cs="Times New Roman"/>
+        </w:rPr>
+        <w:t>。</w:t>
+      </w:r>
+      <w:r>
+        <w:rPr>
+          <w:rFonts w:hint="eastAsia" w:ascii="Times New Roman" w:hAnsi="Times New Roman" w:eastAsia="FangSong" w:cs="Times New Roman"/>
+        </w:rPr>
+        <w:t>注</w:t>
+      </w:r>
+      <w:r>
+        <w:rPr>
+          <w:rFonts w:hint="eastAsia" w:ascii="Times New Roman" w:hAnsi="Times New Roman" w:eastAsia="Times New Roman" w:cs="Times New Roman"/>
+        </w:rPr>
+        <w:t>：</w:t>
+      </w:r>
+      <w:r>
+        <w:rPr>
+          <w:rFonts w:hint="eastAsia" w:ascii="Times New Roman" w:hAnsi="Times New Roman" w:eastAsia="FangSong" w:cs="Times New Roman"/>
+        </w:rPr>
+        <w:t>标准状态下</w:t>
+      </w:r>
+      <w:r>
+        <w:rPr>
+          <w:rFonts w:ascii="Times New Roman" w:hAnsi="Times New Roman" w:eastAsia="Times New Roman" w:cs="Times New Roman"/>
+        </w:rPr>
+        <w:t xml:space="preserve"> D </w:t>
+      </w:r>
+      <w:r>
+        <w:rPr>
+          <w:rFonts w:hint="eastAsia" w:ascii="Times New Roman" w:hAnsi="Times New Roman" w:eastAsia="FangSong" w:cs="Times New Roman"/>
+        </w:rPr>
+        <w:t>是一种液体</w:t>
+      </w:r>
+      <w:r>
+        <w:rPr>
+          <w:rFonts w:hint="eastAsia" w:ascii="Times New Roman" w:hAnsi="Times New Roman" w:eastAsia="Times New Roman" w:cs="Times New Roman"/>
+        </w:rPr>
+        <w:t>。</w:t>
+      </w:r>
+    </w:p>
+    <w:p>
+      <w:pPr>
+        <w:pStyle w:val="BodyText"/>
+      </w:pPr>
+      <w:r>
+        <w:rPr>
+          <w:rFonts w:ascii="Times New Roman" w:hAnsi="Times New Roman" w:eastAsia="Times New Roman" w:cs="Times New Roman"/>
+        </w:rPr>
+        <w:t xml:space="preserve">8-3 </w:t>
+      </w:r>
+      <w:r>
+        <w:rPr>
+          <w:rFonts w:hint="eastAsia" w:ascii="Times New Roman" w:hAnsi="Times New Roman" w:eastAsia="FangSong" w:cs="Times New Roman"/>
+        </w:rPr>
+        <w:t xml:space="preserve">写出</w:t>
+      </w:r>
+      <w:r>
+        <w:rPr>
+          <w:rFonts w:ascii="Times New Roman" w:hAnsi="Times New Roman" w:eastAsia="Times New Roman" w:cs="Times New Roman"/>
+        </w:rPr>
+        <w:t xml:space="preserve"> </w:t>
+      </w:r>
+      <m:oMath>
+        <m:oMathPr>
+          <m:ctrlPr>
+            <w:rPr>
+              <w:sz w:val="28"/>
+              <w:szCs w:val="28"/>
+            </w:rPr>
+          </m:ctrlPr>
+        </m:oMathPr>
         <m:r>
           <m:rPr>
             <m:sty m:val="p"/>
           </m:rPr>
           <m:t>N</m:t>
         </m:r>
-      </m:oMath>
-      <w:r>
-        <w:rPr>
-          <w:rFonts w:ascii="Times New Roman" w:hAnsi="Times New Roman" w:eastAsia="Times New Roman" w:cs="Times New Roman"/>
-        </w:rPr>
-        <w:t xml:space="preserve">。</w:t>
-      </w:r>
-    </w:p>
-    <w:p>
-      <w:pPr>
-        <w:pStyle w:val="BodyText"/>
-      </w:pPr>
-      <w:r>
-        <w:rPr>
-          <w:rFonts w:ascii="Times New Roman" w:hAnsi="Times New Roman" w:eastAsia="Times New Roman" w:cs="Times New Roman"/>
-        </w:rPr>
-        <w:t xml:space="preserve">7-4 </w:t>
-      </w:r>
-      <w:r>
-        <w:rPr>
-          <w:rFonts w:hint="eastAsia" w:ascii="Times New Roman" w:hAnsi="Times New Roman" w:eastAsia="FangSong" w:cs="Times New Roman"/>
-        </w:rPr>
-        <w:t xml:space="preserve">若容器的容积等于</w:t>
-      </w:r>
-      <w:r>
-        <w:rPr>
-          <w:rFonts w:ascii="Times New Roman" w:hAnsi="Times New Roman" w:eastAsia="Times New Roman" w:cs="Times New Roman"/>
-        </w:rPr>
-        <w:t xml:space="preserve"> </w:t>
-      </w:r>
-      <m:oMath>
-        <m:r>
-          <m:t>1.00</m:t>
-        </m:r>
         <m:r>
           <m:rPr>
             <m:sty m:val="p"/>
           </m:rPr>
-          <m:t> </m:t>
-        </m:r>
+          <m:t>a</m:t>
+        </m:r>
+        <m:sSub>
+          <m:e>
+            <m:r>
+              <m:rPr>
+                <m:sty m:val="p"/>
+              </m:rPr>
+              <m:t>H</m:t>
+            </m:r>
+          </m:e>
+          <m:sub>
+            <m:r>
+              <m:rPr>
+                <m:sty m:val="p"/>
+              </m:rPr>
+              <m:t>2</m:t>
+            </m:r>
+          </m:sub>
+        </m:sSub>
         <m:r>
           <m:rPr>
             <m:sty m:val="p"/>
           </m:rPr>
-          <m:t>L</m:t>
-        </m:r>
+          <m:t>P</m:t>
+        </m:r>
+        <m:sSub>
+          <m:e>
+            <m:r>
+              <m:rPr>
+                <m:sty m:val="p"/>
+              </m:rPr>
+              <m:t>O</m:t>
+            </m:r>
+          </m:e>
+          <m:sub>
+            <m:r>
+              <m:rPr>
+                <m:sty m:val="p"/>
+              </m:rPr>
+              <m:t>4</m:t>
+            </m:r>
+          </m:sub>
+        </m:sSub>
+        <m:limUpp>
+          <m:e>
+            <m:r>
+              <m:rPr>
+                <m:sty m:val="p"/>
+              </m:rPr>
+              <m:t>→</m:t>
+            </m:r>
+          </m:e>
+          <m:lim>
+            <m:sSup>
+              <m:e>
+                <m:r>
+                  <m:t>170</m:t>
+                </m:r>
+              </m:e>
+              <m:sup>
+                <m:r>
+                  <m:rPr>
+                    <m:sty m:val="p"/>
+                  </m:rPr>
+                  <m:t>∘</m:t>
+                </m:r>
+              </m:sup>
+            </m:sSup>
+            <m:r>
+              <m:rPr>
+                <m:sty m:val="p"/>
+              </m:rPr>
+              <m:t>C</m:t>
+            </m:r>
+          </m:lim>
+        </m:limUpp>
       </m:oMath>
       <w:r>
         <w:rPr>
+          <w:rFonts w:ascii="Times New Roman" w:hAnsi="Times New Roman" w:eastAsia="Times New Roman" w:cs="Times New Roman"/>
+        </w:rPr>
+        <w:t xml:space="preserve"> </w:t>
+      </w:r>
+      <w:r>
+        <w:rPr>
+          <w:rFonts w:ascii="Times New Roman" w:hAnsi="Times New Roman" w:eastAsia="Times New Roman" w:cs="Times New Roman"/>
+        </w:rPr>
+        <w:t xml:space="preserve">E450(I) </w:t>
+      </w:r>
+      <w:r>
+        <w:rPr>
+          <w:rFonts w:hint="eastAsia" w:ascii="Times New Roman" w:hAnsi="Times New Roman" w:eastAsia="FangSong" w:cs="Times New Roman"/>
+        </w:rPr>
+        <w:t>转化的反应方程式</w:t>
+      </w:r>
+      <w:r>
+        <w:rPr>
+          <w:rFonts w:hint="eastAsia" w:ascii="Times New Roman" w:hAnsi="Times New Roman" w:eastAsia="Times New Roman" w:cs="Times New Roman"/>
+        </w:rPr>
+        <w:t>。</w:t>
+      </w:r>
+    </w:p>
+    <w:p>
+      <w:pPr>
+        <w:pStyle w:val="BodyText"/>
+      </w:pPr>
+      <w:r>
+        <w:rPr>
+          <w:rFonts w:ascii="Times New Roman" w:hAnsi="Times New Roman" w:eastAsia="Times New Roman" w:cs="Times New Roman"/>
+        </w:rPr>
+        <w:t xml:space="preserve">8-4 </w:t>
+      </w:r>
+      <w:r>
+        <w:rPr>
+          <w:rFonts w:hint="eastAsia" w:ascii="Times New Roman" w:hAnsi="Times New Roman" w:eastAsia="Times New Roman" w:cs="Times New Roman"/>
+        </w:rPr>
+        <w:t>E450(I)、E500(II)</w:t>
+      </w:r>
+      <w:r>
+        <w:rPr>
+          <w:rFonts w:hint="eastAsia" w:ascii="Times New Roman" w:hAnsi="Times New Roman" w:eastAsia="FangSong" w:cs="Times New Roman"/>
+        </w:rPr>
+        <w:t>和面粉的混合物就是发酵粉</w:t>
+      </w:r>
+      <w:r>
+        <w:rPr>
           <w:rFonts w:hint="eastAsia" w:ascii="Times New Roman" w:hAnsi="Times New Roman" w:eastAsia="Times New Roman" w:cs="Times New Roman"/>
         </w:rPr>
         <w:t>，</w:t>
@@ -13657,19 +13406,19 @@
         <w:rPr>
           <w:rFonts w:hint="eastAsia" w:ascii="Times New Roman" w:hAnsi="Times New Roman" w:eastAsia="FangSong" w:cs="Times New Roman"/>
         </w:rPr>
-        <w:t>试确定所称取的物质</w:t>
-      </w:r>
-      <w:r>
-        <w:rPr>
-          <w:rFonts w:ascii="Times New Roman" w:hAnsi="Times New Roman" w:eastAsia="Times New Roman" w:cs="Times New Roman"/>
-        </w:rPr>
-        <w:t xml:space="preserve"> A </w:t>
-      </w:r>
-      <w:r>
-        <w:rPr>
-          <w:rFonts w:hint="eastAsia" w:ascii="Times New Roman" w:hAnsi="Times New Roman" w:eastAsia="FangSong" w:cs="Times New Roman"/>
-        </w:rPr>
-        <w:t>的质量</w:t>
+        <w:t>广泛用于糕点生产中的无酵母面坯</w:t>
+      </w:r>
+      <w:r>
+        <w:rPr>
+          <w:rFonts w:hint="eastAsia" w:ascii="Times New Roman" w:hAnsi="Times New Roman" w:eastAsia="Times New Roman" w:cs="Times New Roman"/>
+        </w:rPr>
+        <w:t>。</w:t>
+      </w:r>
+      <w:r>
+        <w:rPr>
+          <w:rFonts w:hint="eastAsia" w:ascii="Times New Roman" w:hAnsi="Times New Roman" w:eastAsia="FangSong" w:cs="Times New Roman"/>
+        </w:rPr>
+        <w:t>请写出上述混合物能够使面坯疏松的反应方程式</w:t>
       </w:r>
       <w:r>
         <w:rPr>
@@ -13688,8 +13437,8 @@
         </w:pict>
       </w:r>
     </w:p>
-    <w:bookmarkEnd w:id="60"/>
-    <w:bookmarkStart w:id="61" w:name="第26题"/>
+    <w:bookmarkEnd w:id="62"/>
+    <w:bookmarkStart w:id="63" w:name="第25题"/>
     <w:p>
       <w:pPr>
         <w:pStyle w:val="Heading3"/>
@@ -13705,7 +13454,7 @@
         <w:rPr>
           <w:rFonts w:hint="eastAsia" w:ascii="Times New Roman" w:hAnsi="Times New Roman" w:eastAsia="Times New Roman" w:cs="Times New Roman"/>
         </w:rPr>
-        <w:t>26</w:t>
+        <w:t>25</w:t>
       </w:r>
       <w:r>
         <w:rPr>
@@ -14591,7 +14340,7 @@
         <w:pStyle w:val="Compact"/>
         <w:numPr>
           <w:ilvl w:val="0"/>
-          <w:numId w:val="1015"/>
+          <w:numId w:val="1016"/>
         </w:numPr>
         <w:spacing w:before="120"/>
       </w:pPr>
@@ -14643,7 +14392,7 @@
         <w:pStyle w:val="Compact"/>
         <w:numPr>
           <w:ilvl w:val="0"/>
-          <w:numId w:val="1015"/>
+          <w:numId w:val="1016"/>
         </w:numPr>
       </w:pPr>
       <w:r>
@@ -14681,8 +14430,8 @@
         </w:pict>
       </w:r>
     </w:p>
-    <w:bookmarkEnd w:id="61"/>
-    <w:bookmarkStart w:id="62" w:name="第27题"/>
+    <w:bookmarkEnd w:id="63"/>
+    <w:bookmarkStart w:id="64" w:name="第26题"/>
     <w:p>
       <w:pPr>
         <w:pStyle w:val="Heading3"/>
@@ -14698,7 +14447,7 @@
         <w:rPr>
           <w:rFonts w:hint="eastAsia" w:ascii="Times New Roman" w:hAnsi="Times New Roman" w:eastAsia="Times New Roman" w:cs="Times New Roman"/>
         </w:rPr>
-        <w:t>27</w:t>
+        <w:t>26</w:t>
       </w:r>
       <w:r>
         <w:rPr>
@@ -14887,7 +14636,7 @@
         <w:pStyle w:val="Compact"/>
         <w:numPr>
           <w:ilvl w:val="0"/>
-          <w:numId w:val="1016"/>
+          <w:numId w:val="1017"/>
         </w:numPr>
       </w:pPr>
       <w:r>
@@ -15172,7 +14921,7 @@
         <w:pStyle w:val="Compact"/>
         <w:numPr>
           <w:ilvl w:val="0"/>
-          <w:numId w:val="1016"/>
+          <w:numId w:val="1017"/>
         </w:numPr>
       </w:pPr>
       <w:r>
@@ -15314,9 +15063,9 @@
         </w:pict>
       </w:r>
     </w:p>
-    <w:bookmarkEnd w:id="62"/>
-    <w:bookmarkEnd w:id="63"/>
     <w:bookmarkEnd w:id="64"/>
+    <w:bookmarkEnd w:id="65"/>
+    <w:bookmarkEnd w:id="66"/>
     <w:sectPr>
       <w:footerReference w:type="default" r:id="rId9"/>
       <w:footnotePr>
@@ -16129,7 +15878,7 @@
     </w:lvlOverride>
   </w:num>
   <w:num w:numId="1009">
-    <w:abstractNumId w:val="99431"/>
+    <w:abstractNumId w:val="99411"/>
     <w:lvlOverride w:ilvl="0">
       <w:startOverride w:val="1"/>
     </w:lvlOverride>
@@ -16249,6 +15998,36 @@
     </w:lvlOverride>
   </w:num>
   <w:num w:numId="1013">
+    <w:abstractNumId w:val="99411"/>
+    <w:lvlOverride w:ilvl="0">
+      <w:startOverride w:val="1"/>
+    </w:lvlOverride>
+    <w:lvlOverride w:ilvl="1">
+      <w:startOverride w:val="1"/>
+    </w:lvlOverride>
+    <w:lvlOverride w:ilvl="2">
+      <w:startOverride w:val="1"/>
+    </w:lvlOverride>
+    <w:lvlOverride w:ilvl="3">
+      <w:startOverride w:val="1"/>
+    </w:lvlOverride>
+    <w:lvlOverride w:ilvl="4">
+      <w:startOverride w:val="1"/>
+    </w:lvlOverride>
+    <w:lvlOverride w:ilvl="5">
+      <w:startOverride w:val="1"/>
+    </w:lvlOverride>
+    <w:lvlOverride w:ilvl="6">
+      <w:startOverride w:val="1"/>
+    </w:lvlOverride>
+    <w:lvlOverride w:ilvl="7">
+      <w:startOverride w:val="1"/>
+    </w:lvlOverride>
+    <w:lvlOverride w:ilvl="8">
+      <w:startOverride w:val="1"/>
+    </w:lvlOverride>
+  </w:num>
+  <w:num w:numId="1014">
     <w:abstractNumId w:val="99721"/>
     <w:lvlOverride w:ilvl="0">
       <w:startOverride w:val="1"/>
@@ -16278,7 +16057,7 @@
       <w:startOverride w:val="1"/>
     </w:lvlOverride>
   </w:num>
-  <w:num w:numId="1014">
+  <w:num w:numId="1015">
     <w:abstractNumId w:val="99413"/>
     <w:lvlOverride w:ilvl="0">
       <w:startOverride w:val="3"/>
@@ -16308,7 +16087,7 @@
       <w:startOverride w:val="3"/>
     </w:lvlOverride>
   </w:num>
-  <w:num w:numId="1015">
+  <w:num w:numId="1016">
     <w:abstractNumId w:val="99411"/>
     <w:lvlOverride w:ilvl="0">
       <w:startOverride w:val="1"/>
@@ -16338,7 +16117,7 @@
       <w:startOverride w:val="1"/>
     </w:lvlOverride>
   </w:num>
-  <w:num w:numId="1016">
+  <w:num w:numId="1017">
     <w:abstractNumId w:val="99411"/>
     <w:lvlOverride w:ilvl="0">
       <w:startOverride w:val="1"/>

--- a/00-首页/题组Word/第一轮·综合套卷/第一轮综合卷03（学生版）.docx
+++ b/00-首页/题组Word/第一轮·综合套卷/第一轮综合卷03（学生版）.docx
@@ -657,14 +657,14 @@
         </w:rPr>
         <w:drawing>
           <wp:inline>
-            <wp:extent cx="3240000" cy="4584609"/>
+            <wp:extent cx="3240000" cy="3013953"/>
             <wp:effectExtent b="0" l="0" r="0" t="0"/>
             <wp:docPr descr="" title="" id="11" name="Picture"/>
             <a:graphic>
               <a:graphicData uri="http://schemas.openxmlformats.org/drawingml/2006/picture">
                 <pic:pic>
                   <pic:nvPicPr>
-                    <pic:cNvPr descr="2023-浙江预赛_p04.png" id="12" name="Picture"/>
+                    <pic:cNvPr descr="d3c6ae164b2d6b09.png" id="12" name="Picture"/>
                     <pic:cNvPicPr>
                       <a:picLocks noChangeArrowheads="1" noChangeAspect="1"/>
                     </pic:cNvPicPr>
@@ -678,7 +678,7 @@
                   <pic:spPr bwMode="auto">
                     <a:xfrm>
                       <a:off x="0" y="0"/>
-                      <a:ext cx="3240000" cy="4584609"/>
+                      <a:ext cx="3240000" cy="3013953"/>
                     </a:xfrm>
                     <a:prstGeom prst="rect">
                       <a:avLst/>
@@ -1066,14 +1066,14 @@
         </w:rPr>
         <w:drawing>
           <wp:inline>
-            <wp:extent cx="3240000" cy="4584609"/>
+            <wp:extent cx="3600000" cy="1294822"/>
             <wp:effectExtent b="0" l="0" r="0" t="0"/>
             <wp:docPr descr="" title="" id="15" name="Picture"/>
             <a:graphic>
               <a:graphicData uri="http://schemas.openxmlformats.org/drawingml/2006/picture">
                 <pic:pic>
                   <pic:nvPicPr>
-                    <pic:cNvPr descr="2023-浙江预赛_p09.png" id="16" name="Picture"/>
+                    <pic:cNvPr descr="cef87b9b4175dfe3.png" id="16" name="Picture"/>
                     <pic:cNvPicPr>
                       <a:picLocks noChangeArrowheads="1" noChangeAspect="1"/>
                     </pic:cNvPicPr>
@@ -1087,7 +1087,7 @@
                   <pic:spPr bwMode="auto">
                     <a:xfrm>
                       <a:off x="0" y="0"/>
-                      <a:ext cx="3240000" cy="4584609"/>
+                      <a:ext cx="3600000" cy="1294822"/>
                     </a:xfrm>
                     <a:prstGeom prst="rect">
                       <a:avLst/>
@@ -3482,14 +3482,14 @@
         </w:rPr>
         <w:drawing>
           <wp:inline>
-            <wp:extent cx="3240000" cy="4584609"/>
+            <wp:extent cx="3600000" cy="1059039"/>
             <wp:effectExtent b="0" l="0" r="0" t="0"/>
             <wp:docPr descr="" title="" id="33" name="Picture"/>
             <a:graphic>
               <a:graphicData uri="http://schemas.openxmlformats.org/drawingml/2006/picture">
                 <pic:pic>
                   <pic:nvPicPr>
-                    <pic:cNvPr descr="2021-浙江预赛_p14.png" id="34" name="Picture"/>
+                    <pic:cNvPr descr="b5972bef11503802.png" id="34" name="Picture"/>
                     <pic:cNvPicPr>
                       <a:picLocks noChangeArrowheads="1" noChangeAspect="1"/>
                     </pic:cNvPicPr>
@@ -3503,7 +3503,7 @@
                   <pic:spPr bwMode="auto">
                     <a:xfrm>
                       <a:off x="0" y="0"/>
-                      <a:ext cx="3240000" cy="4584609"/>
+                      <a:ext cx="3600000" cy="1059039"/>
                     </a:xfrm>
                     <a:prstGeom prst="rect">
                       <a:avLst/>

--- a/00-首页/题组Word/第一轮·综合套卷/第一轮综合卷03（学生版）.docx
+++ b/00-首页/题组Word/第一轮·综合套卷/第一轮综合卷03（学生版）.docx
@@ -253,10 +253,6 @@
     <w:p>
       <w:pPr>
         <w:pStyle w:val="Compact"/>
-        <w:numPr>
-          <w:ilvl w:val="0"/>
-          <w:numId w:val="1001"/>
-        </w:numPr>
       </w:pPr>
       <w:r>
         <w:rPr>
@@ -300,10 +296,6 @@
     <w:p>
       <w:pPr>
         <w:pStyle w:val="Compact"/>
-        <w:numPr>
-          <w:ilvl w:val="0"/>
-          <w:numId w:val="1001"/>
-        </w:numPr>
       </w:pPr>
       <w:r>
         <w:rPr>
@@ -347,10 +339,6 @@
     <w:p>
       <w:pPr>
         <w:pStyle w:val="Compact"/>
-        <w:numPr>
-          <w:ilvl w:val="0"/>
-          <w:numId w:val="1001"/>
-        </w:numPr>
       </w:pPr>
       <w:r>
         <w:rPr>
@@ -419,10 +407,6 @@
     <w:p>
       <w:pPr>
         <w:pStyle w:val="Compact"/>
-        <w:numPr>
-          <w:ilvl w:val="0"/>
-          <w:numId w:val="1001"/>
-        </w:numPr>
       </w:pPr>
       <w:r>
         <w:rPr>
@@ -525,6 +509,16 @@
         </w:rPr>
         <w:t xml:space="preserve">发生反应</w:t>
       </w:r>
+    </w:p>
+    <w:p>
+      <w:pPr>
+        <w:spacing w:before="0" w:after="0"/>
+      </w:pPr>
+    </w:p>
+    <w:p>
+      <w:pPr>
+        <w:spacing w:before="0" w:after="0"/>
+      </w:pPr>
     </w:p>
     <w:p>
       <w:pPr>
@@ -657,7 +651,7 @@
         </w:rPr>
         <w:drawing>
           <wp:inline>
-            <wp:extent cx="3240000" cy="3013953"/>
+            <wp:extent cx="2837239" cy="3013953"/>
             <wp:effectExtent b="0" l="0" r="0" t="0"/>
             <wp:docPr descr="" title="" id="11" name="Picture"/>
             <a:graphic>
@@ -678,7 +672,7 @@
                   <pic:spPr bwMode="auto">
                     <a:xfrm>
                       <a:off x="0" y="0"/>
-                      <a:ext cx="3240000" cy="3013953"/>
+                      <a:ext cx="2837239" cy="3013953"/>
                     </a:xfrm>
                     <a:prstGeom prst="rect">
                       <a:avLst/>
@@ -700,10 +694,6 @@
     <w:p>
       <w:pPr>
         <w:pStyle w:val="Compact"/>
-        <w:numPr>
-          <w:ilvl w:val="0"/>
-          <w:numId w:val="1002"/>
-        </w:numPr>
       </w:pPr>
       <w:r>
         <w:rPr>
@@ -771,10 +761,6 @@
     <w:p>
       <w:pPr>
         <w:pStyle w:val="Compact"/>
-        <w:numPr>
-          <w:ilvl w:val="0"/>
-          <w:numId w:val="1002"/>
-        </w:numPr>
       </w:pPr>
       <w:r>
         <w:rPr>
@@ -853,10 +839,6 @@
     <w:p>
       <w:pPr>
         <w:pStyle w:val="Compact"/>
-        <w:numPr>
-          <w:ilvl w:val="0"/>
-          <w:numId w:val="1002"/>
-        </w:numPr>
       </w:pPr>
       <w:r>
         <w:rPr>
@@ -898,10 +880,6 @@
     <w:p>
       <w:pPr>
         <w:pStyle w:val="Compact"/>
-        <w:numPr>
-          <w:ilvl w:val="0"/>
-          <w:numId w:val="1002"/>
-        </w:numPr>
       </w:pPr>
       <w:r>
         <w:rPr>
@@ -952,6 +930,16 @@
         </w:rPr>
         <w:t xml:space="preserve">杂化</w:t>
       </w:r>
+    </w:p>
+    <w:p>
+      <w:pPr>
+        <w:spacing w:before="0" w:after="0"/>
+      </w:pPr>
+    </w:p>
+    <w:p>
+      <w:pPr>
+        <w:spacing w:before="0" w:after="0"/>
+      </w:pPr>
     </w:p>
     <w:p>
       <w:pPr>
@@ -1109,10 +1097,6 @@
     <w:p>
       <w:pPr>
         <w:pStyle w:val="Compact"/>
-        <w:numPr>
-          <w:ilvl w:val="0"/>
-          <w:numId w:val="1003"/>
-        </w:numPr>
       </w:pPr>
       <w:r>
         <w:rPr>
@@ -1142,10 +1126,6 @@
     <w:p>
       <w:pPr>
         <w:pStyle w:val="Compact"/>
-        <w:numPr>
-          <w:ilvl w:val="0"/>
-          <w:numId w:val="1003"/>
-        </w:numPr>
       </w:pPr>
       <w:r>
         <w:rPr>
@@ -1188,10 +1168,6 @@
     <w:p>
       <w:pPr>
         <w:pStyle w:val="Compact"/>
-        <w:numPr>
-          <w:ilvl w:val="0"/>
-          <w:numId w:val="1003"/>
-        </w:numPr>
       </w:pPr>
       <w:r>
         <w:rPr>
@@ -1209,10 +1185,6 @@
     <w:p>
       <w:pPr>
         <w:pStyle w:val="Compact"/>
-        <w:numPr>
-          <w:ilvl w:val="0"/>
-          <w:numId w:val="1003"/>
-        </w:numPr>
       </w:pPr>
       <w:r>
         <w:rPr>
@@ -1258,6 +1230,16 @@
         </w:rPr>
         <w:t xml:space="preserve">模型相同</w:t>
       </w:r>
+    </w:p>
+    <w:p>
+      <w:pPr>
+        <w:spacing w:before="0" w:after="0"/>
+      </w:pPr>
+    </w:p>
+    <w:p>
+      <w:pPr>
+        <w:spacing w:before="0" w:after="0"/>
+      </w:pPr>
     </w:p>
     <w:p>
       <w:pPr>
@@ -1384,7 +1366,7 @@
         </w:rPr>
         <w:drawing>
           <wp:inline>
-            <wp:extent cx="2908300" cy="3924300"/>
+            <wp:extent cx="2908300" cy="3838956"/>
             <wp:effectExtent b="0" l="0" r="0" t="0"/>
             <wp:docPr descr="" title="" id="19" name="Picture"/>
             <a:graphic>
@@ -1405,7 +1387,7 @@
                   <pic:spPr bwMode="auto">
                     <a:xfrm>
                       <a:off x="0" y="0"/>
-                      <a:ext cx="2908300" cy="3924300"/>
+                      <a:ext cx="2908300" cy="3838956"/>
                     </a:xfrm>
                     <a:prstGeom prst="rect">
                       <a:avLst/>
@@ -1478,6 +1460,31 @@
     </w:p>
     <w:p>
       <w:pPr>
+        <w:spacing w:before="0" w:after="0"/>
+      </w:pPr>
+    </w:p>
+    <w:p>
+      <w:pPr>
+        <w:spacing w:before="0" w:after="0"/>
+      </w:pPr>
+    </w:p>
+    <w:p>
+      <w:pPr>
+        <w:spacing w:before="0" w:after="0"/>
+      </w:pPr>
+    </w:p>
+    <w:p>
+      <w:pPr>
+        <w:spacing w:before="0" w:after="0"/>
+      </w:pPr>
+    </w:p>
+    <w:p>
+      <w:pPr>
+        <w:spacing w:before="0" w:after="0"/>
+      </w:pPr>
+    </w:p>
+    <w:p>
+      <w:pPr>
         <w:spacing w:before="160" w:after="80"/>
       </w:pPr>
       <w:r>
@@ -1515,6 +1522,8 @@
     <w:p>
       <w:pPr>
         <w:pStyle w:val="FirstParagraph"/>
+        <w:ind w:left="480" w:hanging="480"/>
+        <w:spacing w:after="0"/>
       </w:pPr>
       <w:r>
         <w:rPr>
@@ -1646,6 +1655,13 @@
         </w:rPr>
         <w:t xml:space="preserve"> </w:t>
       </w:r>
+    </w:p>
+    <w:p>
+      <w:pPr>
+        <w:pStyle w:val="FirstParagraph"/>
+        <w:ind w:left="480" w:hanging="480"/>
+        <w:spacing w:before="0" w:after="0"/>
+      </w:pPr>
       <w:r>
         <w:rPr>
           <w:rFonts w:ascii="Times New Roman" w:hAnsi="Times New Roman" w:eastAsia="Times New Roman" w:cs="Times New Roman"/>
@@ -1662,7 +1678,20 @@
         <w:rPr>
           <w:rFonts w:ascii="Times New Roman" w:hAnsi="Times New Roman" w:eastAsia="Times New Roman" w:cs="Times New Roman"/>
         </w:rPr>
-        <w:t xml:space="preserve"> B. </w:t>
+        <w:t xml:space="preserve"> </w:t>
+      </w:r>
+    </w:p>
+    <w:p>
+      <w:pPr>
+        <w:pStyle w:val="FirstParagraph"/>
+        <w:ind w:left="480" w:hanging="480"/>
+        <w:spacing w:before="0" w:after="0"/>
+      </w:pPr>
+      <w:r>
+        <w:rPr>
+          <w:rFonts w:ascii="Times New Roman" w:hAnsi="Times New Roman" w:eastAsia="Times New Roman" w:cs="Times New Roman"/>
+        </w:rPr>
+        <w:t xml:space="preserve">B. </w:t>
       </w:r>
       <w:r>
         <w:rPr>
@@ -1674,7 +1703,20 @@
         <w:rPr>
           <w:rFonts w:ascii="Times New Roman" w:hAnsi="Times New Roman" w:eastAsia="Times New Roman" w:cs="Times New Roman"/>
         </w:rPr>
-        <w:t xml:space="preserve"> C. </w:t>
+        <w:t xml:space="preserve"> </w:t>
+      </w:r>
+    </w:p>
+    <w:p>
+      <w:pPr>
+        <w:pStyle w:val="FirstParagraph"/>
+        <w:ind w:left="480" w:hanging="480"/>
+        <w:spacing w:before="0" w:after="0"/>
+      </w:pPr>
+      <w:r>
+        <w:rPr>
+          <w:rFonts w:ascii="Times New Roman" w:hAnsi="Times New Roman" w:eastAsia="Times New Roman" w:cs="Times New Roman"/>
+        </w:rPr>
+        <w:t xml:space="preserve">C. </w:t>
       </w:r>
       <w:r>
         <w:rPr>
@@ -1686,7 +1728,20 @@
         <w:rPr>
           <w:rFonts w:ascii="Times New Roman" w:hAnsi="Times New Roman" w:eastAsia="Times New Roman" w:cs="Times New Roman"/>
         </w:rPr>
-        <w:t xml:space="preserve"> D. </w:t>
+        <w:t xml:space="preserve"> </w:t>
+      </w:r>
+    </w:p>
+    <w:p>
+      <w:pPr>
+        <w:pStyle w:val="FirstParagraph"/>
+        <w:ind w:left="480" w:hanging="480"/>
+        <w:spacing w:before="0" w:after="180"/>
+      </w:pPr>
+      <w:r>
+        <w:rPr>
+          <w:rFonts w:ascii="Times New Roman" w:hAnsi="Times New Roman" w:eastAsia="Times New Roman" w:cs="Times New Roman"/>
+        </w:rPr>
+        <w:t xml:space="preserve">D. </w:t>
       </w:r>
       <w:r>
         <w:rPr>
@@ -1694,6 +1749,16 @@
         </w:rPr>
         <w:t xml:space="preserve">三级</w:t>
       </w:r>
+    </w:p>
+    <w:p>
+      <w:pPr>
+        <w:spacing w:before="0" w:after="0"/>
+      </w:pPr>
+    </w:p>
+    <w:p>
+      <w:pPr>
+        <w:spacing w:before="0" w:after="0"/>
+      </w:pPr>
     </w:p>
     <w:p>
       <w:pPr>
@@ -1734,6 +1799,8 @@
     <w:p>
       <w:pPr>
         <w:pStyle w:val="FirstParagraph"/>
+        <w:ind w:left="480" w:hanging="480"/>
+        <w:spacing w:after="0"/>
       </w:pPr>
       <w:r>
         <w:rPr>
@@ -1825,12 +1892,68 @@
         </w:rPr>
         <w:t xml:space="preserve"> </w:t>
       </w:r>
-      <w:r>
-        <w:rPr>
-          <w:rFonts w:ascii="Times New Roman" w:hAnsi="Times New Roman" w:eastAsia="Times New Roman" w:cs="Times New Roman"/>
-        </w:rPr>
-        <w:t xml:space="preserve">A. 5.75 B. 74.66 C. 90.65 D. 38.57</w:t>
-      </w:r>
+    </w:p>
+    <w:p>
+      <w:pPr>
+        <w:pStyle w:val="FirstParagraph"/>
+        <w:ind w:left="480" w:hanging="480"/>
+        <w:spacing w:before="0" w:after="0"/>
+      </w:pPr>
+      <w:r>
+        <w:rPr>
+          <w:rFonts w:ascii="Times New Roman" w:hAnsi="Times New Roman" w:eastAsia="Times New Roman" w:cs="Times New Roman"/>
+        </w:rPr>
+        <w:t xml:space="preserve">A. 5.75 </w:t>
+      </w:r>
+    </w:p>
+    <w:p>
+      <w:pPr>
+        <w:pStyle w:val="FirstParagraph"/>
+        <w:ind w:left="480" w:hanging="480"/>
+        <w:spacing w:before="0" w:after="0"/>
+      </w:pPr>
+      <w:r>
+        <w:rPr>
+          <w:rFonts w:ascii="Times New Roman" w:hAnsi="Times New Roman" w:eastAsia="Times New Roman" w:cs="Times New Roman"/>
+        </w:rPr>
+        <w:t xml:space="preserve">B. 74.66 </w:t>
+      </w:r>
+    </w:p>
+    <w:p>
+      <w:pPr>
+        <w:pStyle w:val="FirstParagraph"/>
+        <w:ind w:left="480" w:hanging="480"/>
+        <w:spacing w:before="0" w:after="0"/>
+      </w:pPr>
+      <w:r>
+        <w:rPr>
+          <w:rFonts w:ascii="Times New Roman" w:hAnsi="Times New Roman" w:eastAsia="Times New Roman" w:cs="Times New Roman"/>
+        </w:rPr>
+        <w:t xml:space="preserve">C. 90.65 </w:t>
+      </w:r>
+    </w:p>
+    <w:p>
+      <w:pPr>
+        <w:pStyle w:val="FirstParagraph"/>
+        <w:ind w:left="480" w:hanging="480"/>
+        <w:spacing w:before="0" w:after="180"/>
+      </w:pPr>
+      <w:r>
+        <w:rPr>
+          <w:rFonts w:ascii="Times New Roman" w:hAnsi="Times New Roman" w:eastAsia="Times New Roman" w:cs="Times New Roman"/>
+        </w:rPr>
+        <w:t xml:space="preserve">D. 38.57</w:t>
+      </w:r>
+    </w:p>
+    <w:p>
+      <w:pPr>
+        <w:spacing w:before="0" w:after="0"/>
+      </w:pPr>
+    </w:p>
+    <w:p>
+      <w:pPr>
+        <w:spacing w:before="0" w:after="0"/>
+      </w:pPr>
     </w:p>
     <w:p>
       <w:pPr>
@@ -2467,7 +2590,7 @@
         </w:rPr>
         <w:drawing>
           <wp:inline>
-            <wp:extent cx="3600000" cy="2415669"/>
+            <wp:extent cx="3309177" cy="2415669"/>
             <wp:effectExtent b="0" l="0" r="0" t="0"/>
             <wp:docPr descr="" title="" id="25" name="Picture"/>
             <a:graphic>
@@ -2488,7 +2611,7 @@
                   <pic:spPr bwMode="auto">
                     <a:xfrm>
                       <a:off x="0" y="0"/>
-                      <a:ext cx="3600000" cy="2415669"/>
+                      <a:ext cx="3309177" cy="2415669"/>
                     </a:xfrm>
                     <a:prstGeom prst="rect">
                       <a:avLst/>
@@ -2509,6 +2632,46 @@
     </w:p>
     <w:p>
       <w:pPr>
+        <w:spacing w:before="0" w:after="0"/>
+      </w:pPr>
+    </w:p>
+    <w:p>
+      <w:pPr>
+        <w:spacing w:before="0" w:after="0"/>
+      </w:pPr>
+    </w:p>
+    <w:p>
+      <w:pPr>
+        <w:spacing w:before="0" w:after="0"/>
+      </w:pPr>
+    </w:p>
+    <w:p>
+      <w:pPr>
+        <w:spacing w:before="0" w:after="0"/>
+      </w:pPr>
+    </w:p>
+    <w:p>
+      <w:pPr>
+        <w:spacing w:before="0" w:after="0"/>
+      </w:pPr>
+    </w:p>
+    <w:p>
+      <w:pPr>
+        <w:spacing w:before="0" w:after="0"/>
+      </w:pPr>
+    </w:p>
+    <w:p>
+      <w:pPr>
+        <w:spacing w:before="0" w:after="0"/>
+      </w:pPr>
+    </w:p>
+    <w:p>
+      <w:pPr>
+        <w:spacing w:before="0" w:after="0"/>
+      </w:pPr>
+    </w:p>
+    <w:p>
+      <w:pPr>
         <w:spacing w:before="160" w:after="80"/>
       </w:pPr>
       <w:r>
@@ -3032,7 +3195,7 @@
         </w:rPr>
         <w:drawing>
           <wp:inline>
-            <wp:extent cx="3600000" cy="2191304"/>
+            <wp:extent cx="3600000" cy="2085417"/>
             <wp:effectExtent b="0" l="0" r="0" t="0"/>
             <wp:docPr descr="" title="" id="29" name="Picture"/>
             <a:graphic>
@@ -3053,7 +3216,7 @@
                   <pic:spPr bwMode="auto">
                     <a:xfrm>
                       <a:off x="0" y="0"/>
-                      <a:ext cx="3600000" cy="2191304"/>
+                      <a:ext cx="3600000" cy="2085417"/>
                     </a:xfrm>
                     <a:prstGeom prst="rect">
                       <a:avLst/>
@@ -3074,6 +3237,31 @@
     </w:p>
     <w:p>
       <w:pPr>
+        <w:spacing w:before="0" w:after="0"/>
+      </w:pPr>
+    </w:p>
+    <w:p>
+      <w:pPr>
+        <w:spacing w:before="0" w:after="0"/>
+      </w:pPr>
+    </w:p>
+    <w:p>
+      <w:pPr>
+        <w:spacing w:before="0" w:after="0"/>
+      </w:pPr>
+    </w:p>
+    <w:p>
+      <w:pPr>
+        <w:spacing w:before="0" w:after="0"/>
+      </w:pPr>
+    </w:p>
+    <w:p>
+      <w:pPr>
+        <w:spacing w:before="0" w:after="0"/>
+      </w:pPr>
+    </w:p>
+    <w:p>
+      <w:pPr>
         <w:spacing w:before="160" w:after="80"/>
       </w:pPr>
       <w:r>
@@ -3482,7 +3670,7 @@
         </w:rPr>
         <w:drawing>
           <wp:inline>
-            <wp:extent cx="3600000" cy="1059039"/>
+            <wp:extent cx="3243307" cy="1059039"/>
             <wp:effectExtent b="0" l="0" r="0" t="0"/>
             <wp:docPr descr="" title="" id="33" name="Picture"/>
             <a:graphic>
@@ -3503,7 +3691,7 @@
                   <pic:spPr bwMode="auto">
                     <a:xfrm>
                       <a:off x="0" y="0"/>
-                      <a:ext cx="3600000" cy="1059039"/>
+                      <a:ext cx="3243307" cy="1059039"/>
                     </a:xfrm>
                     <a:prstGeom prst="rect">
                       <a:avLst/>
@@ -3525,10 +3713,6 @@
     <w:p>
       <w:pPr>
         <w:pStyle w:val="Compact"/>
-        <w:numPr>
-          <w:ilvl w:val="0"/>
-          <w:numId w:val="1007"/>
-        </w:numPr>
       </w:pPr>
       <w:r>
         <w:rPr>
@@ -3653,10 +3837,6 @@
     <w:p>
       <w:pPr>
         <w:pStyle w:val="Compact"/>
-        <w:numPr>
-          <w:ilvl w:val="0"/>
-          <w:numId w:val="1007"/>
-        </w:numPr>
       </w:pPr>
       <w:r>
         <w:rPr>
@@ -3692,10 +3872,6 @@
     <w:p>
       <w:pPr>
         <w:pStyle w:val="Compact"/>
-        <w:numPr>
-          <w:ilvl w:val="0"/>
-          <w:numId w:val="1007"/>
-        </w:numPr>
       </w:pPr>
       <w:r>
         <w:rPr>
@@ -3762,10 +3938,6 @@
     <w:p>
       <w:pPr>
         <w:pStyle w:val="Compact"/>
-        <w:numPr>
-          <w:ilvl w:val="0"/>
-          <w:numId w:val="1007"/>
-        </w:numPr>
       </w:pPr>
       <w:r>
         <w:rPr>
@@ -3843,6 +4015,16 @@
         </w:rPr>
         <w:t>2-</w:t>
       </w:r>
+    </w:p>
+    <w:p>
+      <w:pPr>
+        <w:spacing w:before="0" w:after="0"/>
+      </w:pPr>
+    </w:p>
+    <w:p>
+      <w:pPr>
+        <w:spacing w:before="0" w:after="0"/>
+      </w:pPr>
     </w:p>
     <w:p>
       <w:pPr>
@@ -3956,6 +4138,21 @@
         </w:rPr>
         <w:t>。</w:t>
       </w:r>
+    </w:p>
+    <w:p>
+      <w:pPr>
+        <w:spacing w:before="0" w:after="0"/>
+      </w:pPr>
+    </w:p>
+    <w:p>
+      <w:pPr>
+        <w:spacing w:before="0" w:after="0"/>
+      </w:pPr>
+    </w:p>
+    <w:p>
+      <w:pPr>
+        <w:spacing w:before="0" w:after="0"/>
+      </w:pPr>
     </w:p>
     <w:p>
       <w:pPr>
@@ -4210,6 +4407,31 @@
     </w:p>
     <w:p>
       <w:pPr>
+        <w:spacing w:before="0" w:after="0"/>
+      </w:pPr>
+    </w:p>
+    <w:p>
+      <w:pPr>
+        <w:spacing w:before="0" w:after="0"/>
+      </w:pPr>
+    </w:p>
+    <w:p>
+      <w:pPr>
+        <w:spacing w:before="0" w:after="0"/>
+      </w:pPr>
+    </w:p>
+    <w:p>
+      <w:pPr>
+        <w:spacing w:before="0" w:after="0"/>
+      </w:pPr>
+    </w:p>
+    <w:p>
+      <w:pPr>
+        <w:spacing w:before="0" w:after="0"/>
+      </w:pPr>
+    </w:p>
+    <w:p>
+      <w:pPr>
         <w:spacing w:before="160" w:after="80"/>
       </w:pPr>
       <w:r>
@@ -4614,6 +4836,31 @@
     </w:p>
     <w:p>
       <w:pPr>
+        <w:spacing w:before="0" w:after="0"/>
+      </w:pPr>
+    </w:p>
+    <w:p>
+      <w:pPr>
+        <w:spacing w:before="0" w:after="0"/>
+      </w:pPr>
+    </w:p>
+    <w:p>
+      <w:pPr>
+        <w:spacing w:before="0" w:after="0"/>
+      </w:pPr>
+    </w:p>
+    <w:p>
+      <w:pPr>
+        <w:spacing w:before="0" w:after="0"/>
+      </w:pPr>
+    </w:p>
+    <w:p>
+      <w:pPr>
+        <w:spacing w:before="0" w:after="0"/>
+      </w:pPr>
+    </w:p>
+    <w:p>
+      <w:pPr>
         <w:spacing w:before="160" w:after="80"/>
       </w:pPr>
       <w:r>
@@ -4801,7 +5048,7 @@
         </w:rPr>
         <w:drawing>
           <wp:inline>
-            <wp:extent cx="3600000" cy="1819148"/>
+            <wp:extent cx="3580545" cy="1819148"/>
             <wp:effectExtent b="0" l="0" r="0" t="0"/>
             <wp:docPr descr="" title="" id="40" name="Picture"/>
             <a:graphic>
@@ -4822,7 +5069,7 @@
                   <pic:spPr bwMode="auto">
                     <a:xfrm>
                       <a:off x="0" y="0"/>
-                      <a:ext cx="3600000" cy="1819148"/>
+                      <a:ext cx="3580545" cy="1819148"/>
                     </a:xfrm>
                     <a:prstGeom prst="rect">
                       <a:avLst/>
@@ -4843,6 +5090,31 @@
     </w:p>
     <w:p>
       <w:pPr>
+        <w:spacing w:before="0" w:after="0"/>
+      </w:pPr>
+    </w:p>
+    <w:p>
+      <w:pPr>
+        <w:spacing w:before="0" w:after="0"/>
+      </w:pPr>
+    </w:p>
+    <w:p>
+      <w:pPr>
+        <w:spacing w:before="0" w:after="0"/>
+      </w:pPr>
+    </w:p>
+    <w:p>
+      <w:pPr>
+        <w:spacing w:before="0" w:after="0"/>
+      </w:pPr>
+    </w:p>
+    <w:p>
+      <w:pPr>
+        <w:spacing w:before="0" w:after="0"/>
+      </w:pPr>
+    </w:p>
+    <w:p>
+      <w:pPr>
         <w:spacing w:before="160" w:after="80"/>
       </w:pPr>
       <w:r>
@@ -5113,6 +5385,21 @@
         </w:rPr>
         <w:t>。</w:t>
       </w:r>
+    </w:p>
+    <w:p>
+      <w:pPr>
+        <w:spacing w:before="0" w:after="0"/>
+      </w:pPr>
+    </w:p>
+    <w:p>
+      <w:pPr>
+        <w:spacing w:before="0" w:after="0"/>
+      </w:pPr>
+    </w:p>
+    <w:p>
+      <w:pPr>
+        <w:spacing w:before="0" w:after="0"/>
+      </w:pPr>
     </w:p>
     <w:p>
       <w:pPr>
@@ -5468,7 +5755,7 @@
         </w:rPr>
         <w:drawing>
           <wp:inline>
-            <wp:extent cx="2520000" cy="4063500"/>
+            <wp:extent cx="2511982" cy="4063500"/>
             <wp:effectExtent b="0" l="0" r="0" t="0"/>
             <wp:docPr descr="" title="" id="45" name="Picture"/>
             <a:graphic>
@@ -5489,7 +5776,7 @@
                   <pic:spPr bwMode="auto">
                     <a:xfrm>
                       <a:off x="0" y="0"/>
-                      <a:ext cx="2520000" cy="4063500"/>
+                      <a:ext cx="2511982" cy="4063500"/>
                     </a:xfrm>
                     <a:prstGeom prst="rect">
                       <a:avLst/>
@@ -5507,6 +5794,31 @@
           </wp:inline>
         </w:drawing>
       </w:r>
+    </w:p>
+    <w:p>
+      <w:pPr>
+        <w:spacing w:before="0" w:after="0"/>
+      </w:pPr>
+    </w:p>
+    <w:p>
+      <w:pPr>
+        <w:spacing w:before="0" w:after="0"/>
+      </w:pPr>
+    </w:p>
+    <w:p>
+      <w:pPr>
+        <w:spacing w:before="0" w:after="0"/>
+      </w:pPr>
+    </w:p>
+    <w:p>
+      <w:pPr>
+        <w:spacing w:before="0" w:after="0"/>
+      </w:pPr>
+    </w:p>
+    <w:p>
+      <w:pPr>
+        <w:spacing w:before="0" w:after="0"/>
+      </w:pPr>
     </w:p>
     <w:p>
       <w:pPr>
@@ -7397,6 +7709,46 @@
     </w:p>
     <w:p>
       <w:pPr>
+        <w:spacing w:before="0" w:after="0"/>
+      </w:pPr>
+    </w:p>
+    <w:p>
+      <w:pPr>
+        <w:spacing w:before="0" w:after="0"/>
+      </w:pPr>
+    </w:p>
+    <w:p>
+      <w:pPr>
+        <w:spacing w:before="0" w:after="0"/>
+      </w:pPr>
+    </w:p>
+    <w:p>
+      <w:pPr>
+        <w:spacing w:before="0" w:after="0"/>
+      </w:pPr>
+    </w:p>
+    <w:p>
+      <w:pPr>
+        <w:spacing w:before="0" w:after="0"/>
+      </w:pPr>
+    </w:p>
+    <w:p>
+      <w:pPr>
+        <w:spacing w:before="0" w:after="0"/>
+      </w:pPr>
+    </w:p>
+    <w:p>
+      <w:pPr>
+        <w:spacing w:before="0" w:after="0"/>
+      </w:pPr>
+    </w:p>
+    <w:p>
+      <w:pPr>
+        <w:spacing w:before="0" w:after="0"/>
+      </w:pPr>
+    </w:p>
+    <w:p>
+      <w:pPr>
         <w:spacing w:before="160" w:after="80"/>
       </w:pPr>
       <w:r>
@@ -8642,6 +8994,46 @@
     </w:p>
     <w:p>
       <w:pPr>
+        <w:spacing w:before="0" w:after="0"/>
+      </w:pPr>
+    </w:p>
+    <w:p>
+      <w:pPr>
+        <w:spacing w:before="0" w:after="0"/>
+      </w:pPr>
+    </w:p>
+    <w:p>
+      <w:pPr>
+        <w:spacing w:before="0" w:after="0"/>
+      </w:pPr>
+    </w:p>
+    <w:p>
+      <w:pPr>
+        <w:spacing w:before="0" w:after="0"/>
+      </w:pPr>
+    </w:p>
+    <w:p>
+      <w:pPr>
+        <w:spacing w:before="0" w:after="0"/>
+      </w:pPr>
+    </w:p>
+    <w:p>
+      <w:pPr>
+        <w:spacing w:before="0" w:after="0"/>
+      </w:pPr>
+    </w:p>
+    <w:p>
+      <w:pPr>
+        <w:spacing w:before="0" w:after="0"/>
+      </w:pPr>
+    </w:p>
+    <w:p>
+      <w:pPr>
+        <w:spacing w:before="0" w:after="0"/>
+      </w:pPr>
+    </w:p>
+    <w:p>
+      <w:pPr>
         <w:spacing w:before="160" w:after="80"/>
       </w:pPr>
       <w:r>
@@ -9108,6 +9500,31 @@
         </w:rPr>
         <w:t xml:space="preserve"> .</w:t>
       </w:r>
+    </w:p>
+    <w:p>
+      <w:pPr>
+        <w:spacing w:before="0" w:after="0"/>
+      </w:pPr>
+    </w:p>
+    <w:p>
+      <w:pPr>
+        <w:spacing w:before="0" w:after="0"/>
+      </w:pPr>
+    </w:p>
+    <w:p>
+      <w:pPr>
+        <w:spacing w:before="0" w:after="0"/>
+      </w:pPr>
+    </w:p>
+    <w:p>
+      <w:pPr>
+        <w:spacing w:before="0" w:after="0"/>
+      </w:pPr>
+    </w:p>
+    <w:p>
+      <w:pPr>
+        <w:spacing w:before="0" w:after="0"/>
+      </w:pPr>
     </w:p>
     <w:p>
       <w:pPr>
@@ -10642,6 +11059,46 @@
     </w:p>
     <w:p>
       <w:pPr>
+        <w:spacing w:before="0" w:after="0"/>
+      </w:pPr>
+    </w:p>
+    <w:p>
+      <w:pPr>
+        <w:spacing w:before="0" w:after="0"/>
+      </w:pPr>
+    </w:p>
+    <w:p>
+      <w:pPr>
+        <w:spacing w:before="0" w:after="0"/>
+      </w:pPr>
+    </w:p>
+    <w:p>
+      <w:pPr>
+        <w:spacing w:before="0" w:after="0"/>
+      </w:pPr>
+    </w:p>
+    <w:p>
+      <w:pPr>
+        <w:spacing w:before="0" w:after="0"/>
+      </w:pPr>
+    </w:p>
+    <w:p>
+      <w:pPr>
+        <w:spacing w:before="0" w:after="0"/>
+      </w:pPr>
+    </w:p>
+    <w:p>
+      <w:pPr>
+        <w:spacing w:before="0" w:after="0"/>
+      </w:pPr>
+    </w:p>
+    <w:p>
+      <w:pPr>
+        <w:spacing w:before="0" w:after="0"/>
+      </w:pPr>
+    </w:p>
+    <w:p>
+      <w:pPr>
         <w:spacing w:before="160" w:after="80"/>
       </w:pPr>
       <w:r>
@@ -10860,6 +11317,31 @@
     </w:p>
     <w:p>
       <w:pPr>
+        <w:spacing w:before="0" w:after="0"/>
+      </w:pPr>
+    </w:p>
+    <w:p>
+      <w:pPr>
+        <w:spacing w:before="0" w:after="0"/>
+      </w:pPr>
+    </w:p>
+    <w:p>
+      <w:pPr>
+        <w:spacing w:before="0" w:after="0"/>
+      </w:pPr>
+    </w:p>
+    <w:p>
+      <w:pPr>
+        <w:spacing w:before="0" w:after="0"/>
+      </w:pPr>
+    </w:p>
+    <w:p>
+      <w:pPr>
+        <w:spacing w:before="0" w:after="0"/>
+      </w:pPr>
+    </w:p>
+    <w:p>
+      <w:pPr>
         <w:spacing w:before="160" w:after="80"/>
       </w:pPr>
       <w:r>
@@ -11089,6 +11571,21 @@
     </w:p>
     <w:p>
       <w:pPr>
+        <w:spacing w:before="0" w:after="0"/>
+      </w:pPr>
+    </w:p>
+    <w:p>
+      <w:pPr>
+        <w:spacing w:before="0" w:after="0"/>
+      </w:pPr>
+    </w:p>
+    <w:p>
+      <w:pPr>
+        <w:spacing w:before="0" w:after="0"/>
+      </w:pPr>
+    </w:p>
+    <w:p>
+      <w:pPr>
         <w:spacing w:before="160" w:after="80"/>
       </w:pPr>
       <w:r>
@@ -11378,6 +11875,16 @@
         </w:rPr>
         <w:t xml:space="preserve">次氯酸钠可以与亚硫酸钠共存</w:t>
       </w:r>
+    </w:p>
+    <w:p>
+      <w:pPr>
+        <w:spacing w:before="0" w:after="0"/>
+      </w:pPr>
+    </w:p>
+    <w:p>
+      <w:pPr>
+        <w:spacing w:before="0" w:after="0"/>
+      </w:pPr>
     </w:p>
     <w:p>
       <w:pPr>
@@ -12066,6 +12573,46 @@
         </w:rPr>
         <w:t>。</w:t>
       </w:r>
+    </w:p>
+    <w:p>
+      <w:pPr>
+        <w:spacing w:before="0" w:after="0"/>
+      </w:pPr>
+    </w:p>
+    <w:p>
+      <w:pPr>
+        <w:spacing w:before="0" w:after="0"/>
+      </w:pPr>
+    </w:p>
+    <w:p>
+      <w:pPr>
+        <w:spacing w:before="0" w:after="0"/>
+      </w:pPr>
+    </w:p>
+    <w:p>
+      <w:pPr>
+        <w:spacing w:before="0" w:after="0"/>
+      </w:pPr>
+    </w:p>
+    <w:p>
+      <w:pPr>
+        <w:spacing w:before="0" w:after="0"/>
+      </w:pPr>
+    </w:p>
+    <w:p>
+      <w:pPr>
+        <w:spacing w:before="0" w:after="0"/>
+      </w:pPr>
+    </w:p>
+    <w:p>
+      <w:pPr>
+        <w:spacing w:before="0" w:after="0"/>
+      </w:pPr>
+    </w:p>
+    <w:p>
+      <w:pPr>
+        <w:spacing w:before="0" w:after="0"/>
+      </w:pPr>
     </w:p>
     <w:p>
       <w:pPr>
@@ -12690,7 +13237,7 @@
         </w:rPr>
         <w:drawing>
           <wp:inline>
-            <wp:extent cx="3600000" cy="1459458"/>
+            <wp:extent cx="3592512" cy="1459458"/>
             <wp:effectExtent b="0" l="0" r="0" t="0"/>
             <wp:docPr descr="" title="" id="57" name="Picture"/>
             <a:graphic>
@@ -12711,7 +13258,7 @@
                   <pic:spPr bwMode="auto">
                     <a:xfrm>
                       <a:off x="0" y="0"/>
-                      <a:ext cx="3600000" cy="1459458"/>
+                      <a:ext cx="3592512" cy="1459458"/>
                     </a:xfrm>
                     <a:prstGeom prst="rect">
                       <a:avLst/>
@@ -12966,7 +13513,7 @@
         </w:rPr>
         <w:drawing>
           <wp:inline>
-            <wp:extent cx="3048000" cy="2019300"/>
+            <wp:extent cx="3009900" cy="2019300"/>
             <wp:effectExtent b="0" l="0" r="0" t="0"/>
             <wp:docPr descr="" title="" id="60" name="Picture"/>
             <a:graphic>
@@ -12987,7 +13534,7 @@
                   <pic:spPr bwMode="auto">
                     <a:xfrm>
                       <a:off x="0" y="0"/>
-                      <a:ext cx="3048000" cy="2019300"/>
+                      <a:ext cx="3009900" cy="2019300"/>
                     </a:xfrm>
                     <a:prstGeom prst="rect">
                       <a:avLst/>
@@ -13426,6 +13973,46 @@
         </w:rPr>
         <w:t>。</w:t>
       </w:r>
+    </w:p>
+    <w:p>
+      <w:pPr>
+        <w:spacing w:before="0" w:after="0"/>
+      </w:pPr>
+    </w:p>
+    <w:p>
+      <w:pPr>
+        <w:spacing w:before="0" w:after="0"/>
+      </w:pPr>
+    </w:p>
+    <w:p>
+      <w:pPr>
+        <w:spacing w:before="0" w:after="0"/>
+      </w:pPr>
+    </w:p>
+    <w:p>
+      <w:pPr>
+        <w:spacing w:before="0" w:after="0"/>
+      </w:pPr>
+    </w:p>
+    <w:p>
+      <w:pPr>
+        <w:spacing w:before="0" w:after="0"/>
+      </w:pPr>
+    </w:p>
+    <w:p>
+      <w:pPr>
+        <w:spacing w:before="0" w:after="0"/>
+      </w:pPr>
+    </w:p>
+    <w:p>
+      <w:pPr>
+        <w:spacing w:before="0" w:after="0"/>
+      </w:pPr>
+    </w:p>
+    <w:p>
+      <w:pPr>
+        <w:spacing w:before="0" w:after="0"/>
+      </w:pPr>
     </w:p>
     <w:p>
       <w:pPr>
@@ -14422,6 +15009,46 @@
     </w:p>
     <w:p>
       <w:pPr>
+        <w:spacing w:before="0" w:after="0"/>
+      </w:pPr>
+    </w:p>
+    <w:p>
+      <w:pPr>
+        <w:spacing w:before="0" w:after="0"/>
+      </w:pPr>
+    </w:p>
+    <w:p>
+      <w:pPr>
+        <w:spacing w:before="0" w:after="0"/>
+      </w:pPr>
+    </w:p>
+    <w:p>
+      <w:pPr>
+        <w:spacing w:before="0" w:after="0"/>
+      </w:pPr>
+    </w:p>
+    <w:p>
+      <w:pPr>
+        <w:spacing w:before="0" w:after="0"/>
+      </w:pPr>
+    </w:p>
+    <w:p>
+      <w:pPr>
+        <w:spacing w:before="0" w:after="0"/>
+      </w:pPr>
+    </w:p>
+    <w:p>
+      <w:pPr>
+        <w:spacing w:before="0" w:after="0"/>
+      </w:pPr>
+    </w:p>
+    <w:p>
+      <w:pPr>
+        <w:spacing w:before="0" w:after="0"/>
+      </w:pPr>
+    </w:p>
+    <w:p>
+      <w:pPr>
         <w:spacing w:before="160" w:after="80"/>
       </w:pPr>
       <w:r>
@@ -15052,6 +15679,31 @@
         </w:rPr>
         <w:t>。</w:t>
       </w:r>
+    </w:p>
+    <w:p>
+      <w:pPr>
+        <w:spacing w:before="0" w:after="0"/>
+      </w:pPr>
+    </w:p>
+    <w:p>
+      <w:pPr>
+        <w:spacing w:before="0" w:after="0"/>
+      </w:pPr>
+    </w:p>
+    <w:p>
+      <w:pPr>
+        <w:spacing w:before="0" w:after="0"/>
+      </w:pPr>
+    </w:p>
+    <w:p>
+      <w:pPr>
+        <w:spacing w:before="0" w:after="0"/>
+      </w:pPr>
+    </w:p>
+    <w:p>
+      <w:pPr>
+        <w:spacing w:before="0" w:after="0"/>
+      </w:pPr>
     </w:p>
     <w:p>
       <w:pPr>

--- a/00-首页/题组Word/第一轮·综合套卷/第一轮综合卷03（学生版）.docx
+++ b/00-首页/题组Word/第一轮·综合套卷/第一轮综合卷03（学生版）.docx
@@ -253,6 +253,7 @@
     <w:p>
       <w:pPr>
         <w:pStyle w:val="Compact"/>
+        <w:spacing w:before="0" w:after="0"/>
       </w:pPr>
       <w:r>
         <w:rPr>
@@ -296,6 +297,7 @@
     <w:p>
       <w:pPr>
         <w:pStyle w:val="Compact"/>
+        <w:spacing w:before="0" w:after="0"/>
       </w:pPr>
       <w:r>
         <w:rPr>
@@ -339,6 +341,7 @@
     <w:p>
       <w:pPr>
         <w:pStyle w:val="Compact"/>
+        <w:spacing w:before="0" w:after="0"/>
       </w:pPr>
       <w:r>
         <w:rPr>
@@ -407,6 +410,7 @@
     <w:p>
       <w:pPr>
         <w:pStyle w:val="Compact"/>
+        <w:spacing w:before="0" w:after="0"/>
       </w:pPr>
       <w:r>
         <w:rPr>
@@ -694,6 +698,7 @@
     <w:p>
       <w:pPr>
         <w:pStyle w:val="Compact"/>
+        <w:spacing w:before="0" w:after="0"/>
       </w:pPr>
       <w:r>
         <w:rPr>
@@ -761,6 +766,7 @@
     <w:p>
       <w:pPr>
         <w:pStyle w:val="Compact"/>
+        <w:spacing w:before="0" w:after="0"/>
       </w:pPr>
       <w:r>
         <w:rPr>
@@ -839,6 +845,7 @@
     <w:p>
       <w:pPr>
         <w:pStyle w:val="Compact"/>
+        <w:spacing w:before="0" w:after="0"/>
       </w:pPr>
       <w:r>
         <w:rPr>
@@ -880,6 +887,7 @@
     <w:p>
       <w:pPr>
         <w:pStyle w:val="Compact"/>
+        <w:spacing w:before="0" w:after="0"/>
       </w:pPr>
       <w:r>
         <w:rPr>
@@ -1097,6 +1105,7 @@
     <w:p>
       <w:pPr>
         <w:pStyle w:val="Compact"/>
+        <w:spacing w:before="0" w:after="0"/>
       </w:pPr>
       <w:r>
         <w:rPr>
@@ -1126,6 +1135,7 @@
     <w:p>
       <w:pPr>
         <w:pStyle w:val="Compact"/>
+        <w:spacing w:before="0" w:after="0"/>
       </w:pPr>
       <w:r>
         <w:rPr>
@@ -1168,6 +1178,7 @@
     <w:p>
       <w:pPr>
         <w:pStyle w:val="Compact"/>
+        <w:spacing w:before="0" w:after="0"/>
       </w:pPr>
       <w:r>
         <w:rPr>
@@ -1185,6 +1196,7 @@
     <w:p>
       <w:pPr>
         <w:pStyle w:val="Compact"/>
+        <w:spacing w:before="0" w:after="0"/>
       </w:pPr>
       <w:r>
         <w:rPr>
@@ -1522,8 +1534,8 @@
     <w:p>
       <w:pPr>
         <w:pStyle w:val="FirstParagraph"/>
+        <w:spacing w:before="0" w:after="0"/>
         <w:ind w:left="480" w:hanging="480"/>
-        <w:spacing w:after="0"/>
       </w:pPr>
       <w:r>
         <w:rPr>
@@ -1659,20 +1671,45 @@
     <w:p>
       <w:pPr>
         <w:pStyle w:val="FirstParagraph"/>
+        <w:spacing w:before="0" w:after="0"/>
         <w:ind w:left="480" w:hanging="480"/>
+      </w:pPr>
+      <w:r>
+        <w:rPr>
+          <w:rFonts w:ascii="Times New Roman" w:hAnsi="Times New Roman" w:eastAsia="Times New Roman" w:cs="Times New Roman"/>
+        </w:rPr>
+        <w:t xml:space="preserve">A. </w:t>
+      </w:r>
+      <w:r>
+        <w:rPr>
+          <w:rFonts w:hint="eastAsia" w:ascii="Times New Roman" w:hAnsi="Times New Roman" w:eastAsia="FangSong" w:cs="Times New Roman"/>
+        </w:rPr>
+        <w:t xml:space="preserve">零级</w:t>
+      </w:r>
+      <w:r>
+        <w:rPr>
+          <w:rFonts w:ascii="Times New Roman" w:hAnsi="Times New Roman" w:eastAsia="Times New Roman" w:cs="Times New Roman"/>
+        </w:rPr>
+        <w:t xml:space="preserve"> </w:t>
+      </w:r>
+    </w:p>
+    <w:p>
+      <w:pPr>
+        <w:pStyle w:val="FirstParagraph"/>
         <w:spacing w:before="0" w:after="0"/>
-      </w:pPr>
-      <w:r>
-        <w:rPr>
-          <w:rFonts w:ascii="Times New Roman" w:hAnsi="Times New Roman" w:eastAsia="Times New Roman" w:cs="Times New Roman"/>
-        </w:rPr>
-        <w:t xml:space="preserve">A. </w:t>
-      </w:r>
-      <w:r>
-        <w:rPr>
-          <w:rFonts w:hint="eastAsia" w:ascii="Times New Roman" w:hAnsi="Times New Roman" w:eastAsia="FangSong" w:cs="Times New Roman"/>
-        </w:rPr>
-        <w:t xml:space="preserve">零级</w:t>
+        <w:ind w:left="480" w:hanging="480"/>
+      </w:pPr>
+      <w:r>
+        <w:rPr>
+          <w:rFonts w:ascii="Times New Roman" w:hAnsi="Times New Roman" w:eastAsia="Times New Roman" w:cs="Times New Roman"/>
+        </w:rPr>
+        <w:t xml:space="preserve">B. </w:t>
+      </w:r>
+      <w:r>
+        <w:rPr>
+          <w:rFonts w:hint="eastAsia" w:ascii="Times New Roman" w:hAnsi="Times New Roman" w:eastAsia="FangSong" w:cs="Times New Roman"/>
+        </w:rPr>
+        <w:t xml:space="preserve">一级</w:t>
       </w:r>
       <w:r>
         <w:rPr>
@@ -1684,58 +1721,33 @@
     <w:p>
       <w:pPr>
         <w:pStyle w:val="FirstParagraph"/>
+        <w:spacing w:before="0" w:after="0"/>
         <w:ind w:left="480" w:hanging="480"/>
+      </w:pPr>
+      <w:r>
+        <w:rPr>
+          <w:rFonts w:ascii="Times New Roman" w:hAnsi="Times New Roman" w:eastAsia="Times New Roman" w:cs="Times New Roman"/>
+        </w:rPr>
+        <w:t xml:space="preserve">C. </w:t>
+      </w:r>
+      <w:r>
+        <w:rPr>
+          <w:rFonts w:hint="eastAsia" w:ascii="Times New Roman" w:hAnsi="Times New Roman" w:eastAsia="FangSong" w:cs="Times New Roman"/>
+        </w:rPr>
+        <w:t xml:space="preserve">二级</w:t>
+      </w:r>
+      <w:r>
+        <w:rPr>
+          <w:rFonts w:ascii="Times New Roman" w:hAnsi="Times New Roman" w:eastAsia="Times New Roman" w:cs="Times New Roman"/>
+        </w:rPr>
+        <w:t xml:space="preserve"> </w:t>
+      </w:r>
+    </w:p>
+    <w:p>
+      <w:pPr>
+        <w:pStyle w:val="FirstParagraph"/>
         <w:spacing w:before="0" w:after="0"/>
-      </w:pPr>
-      <w:r>
-        <w:rPr>
-          <w:rFonts w:ascii="Times New Roman" w:hAnsi="Times New Roman" w:eastAsia="Times New Roman" w:cs="Times New Roman"/>
-        </w:rPr>
-        <w:t xml:space="preserve">B. </w:t>
-      </w:r>
-      <w:r>
-        <w:rPr>
-          <w:rFonts w:hint="eastAsia" w:ascii="Times New Roman" w:hAnsi="Times New Roman" w:eastAsia="FangSong" w:cs="Times New Roman"/>
-        </w:rPr>
-        <w:t xml:space="preserve">一级</w:t>
-      </w:r>
-      <w:r>
-        <w:rPr>
-          <w:rFonts w:ascii="Times New Roman" w:hAnsi="Times New Roman" w:eastAsia="Times New Roman" w:cs="Times New Roman"/>
-        </w:rPr>
-        <w:t xml:space="preserve"> </w:t>
-      </w:r>
-    </w:p>
-    <w:p>
-      <w:pPr>
-        <w:pStyle w:val="FirstParagraph"/>
         <w:ind w:left="480" w:hanging="480"/>
-        <w:spacing w:before="0" w:after="0"/>
-      </w:pPr>
-      <w:r>
-        <w:rPr>
-          <w:rFonts w:ascii="Times New Roman" w:hAnsi="Times New Roman" w:eastAsia="Times New Roman" w:cs="Times New Roman"/>
-        </w:rPr>
-        <w:t xml:space="preserve">C. </w:t>
-      </w:r>
-      <w:r>
-        <w:rPr>
-          <w:rFonts w:hint="eastAsia" w:ascii="Times New Roman" w:hAnsi="Times New Roman" w:eastAsia="FangSong" w:cs="Times New Roman"/>
-        </w:rPr>
-        <w:t xml:space="preserve">二级</w:t>
-      </w:r>
-      <w:r>
-        <w:rPr>
-          <w:rFonts w:ascii="Times New Roman" w:hAnsi="Times New Roman" w:eastAsia="Times New Roman" w:cs="Times New Roman"/>
-        </w:rPr>
-        <w:t xml:space="preserve"> </w:t>
-      </w:r>
-    </w:p>
-    <w:p>
-      <w:pPr>
-        <w:pStyle w:val="FirstParagraph"/>
-        <w:ind w:left="480" w:hanging="480"/>
-        <w:spacing w:before="0" w:after="180"/>
       </w:pPr>
       <w:r>
         <w:rPr>
@@ -1799,8 +1811,8 @@
     <w:p>
       <w:pPr>
         <w:pStyle w:val="FirstParagraph"/>
+        <w:spacing w:before="0" w:after="0"/>
         <w:ind w:left="480" w:hanging="480"/>
-        <w:spacing w:after="0"/>
       </w:pPr>
       <w:r>
         <w:rPr>
@@ -1896,47 +1908,47 @@
     <w:p>
       <w:pPr>
         <w:pStyle w:val="FirstParagraph"/>
+        <w:spacing w:before="0" w:after="0"/>
         <w:ind w:left="480" w:hanging="480"/>
+      </w:pPr>
+      <w:r>
+        <w:rPr>
+          <w:rFonts w:ascii="Times New Roman" w:hAnsi="Times New Roman" w:eastAsia="Times New Roman" w:cs="Times New Roman"/>
+        </w:rPr>
+        <w:t xml:space="preserve">A. 5.75 </w:t>
+      </w:r>
+    </w:p>
+    <w:p>
+      <w:pPr>
+        <w:pStyle w:val="FirstParagraph"/>
         <w:spacing w:before="0" w:after="0"/>
-      </w:pPr>
-      <w:r>
-        <w:rPr>
-          <w:rFonts w:ascii="Times New Roman" w:hAnsi="Times New Roman" w:eastAsia="Times New Roman" w:cs="Times New Roman"/>
-        </w:rPr>
-        <w:t xml:space="preserve">A. 5.75 </w:t>
+        <w:ind w:left="480" w:hanging="480"/>
+      </w:pPr>
+      <w:r>
+        <w:rPr>
+          <w:rFonts w:ascii="Times New Roman" w:hAnsi="Times New Roman" w:eastAsia="Times New Roman" w:cs="Times New Roman"/>
+        </w:rPr>
+        <w:t xml:space="preserve">B. 74.66 </w:t>
       </w:r>
     </w:p>
     <w:p>
       <w:pPr>
         <w:pStyle w:val="FirstParagraph"/>
+        <w:spacing w:before="0" w:after="0"/>
         <w:ind w:left="480" w:hanging="480"/>
+      </w:pPr>
+      <w:r>
+        <w:rPr>
+          <w:rFonts w:ascii="Times New Roman" w:hAnsi="Times New Roman" w:eastAsia="Times New Roman" w:cs="Times New Roman"/>
+        </w:rPr>
+        <w:t xml:space="preserve">C. 90.65 </w:t>
+      </w:r>
+    </w:p>
+    <w:p>
+      <w:pPr>
+        <w:pStyle w:val="FirstParagraph"/>
         <w:spacing w:before="0" w:after="0"/>
-      </w:pPr>
-      <w:r>
-        <w:rPr>
-          <w:rFonts w:ascii="Times New Roman" w:hAnsi="Times New Roman" w:eastAsia="Times New Roman" w:cs="Times New Roman"/>
-        </w:rPr>
-        <w:t xml:space="preserve">B. 74.66 </w:t>
-      </w:r>
-    </w:p>
-    <w:p>
-      <w:pPr>
-        <w:pStyle w:val="FirstParagraph"/>
         <w:ind w:left="480" w:hanging="480"/>
-        <w:spacing w:before="0" w:after="0"/>
-      </w:pPr>
-      <w:r>
-        <w:rPr>
-          <w:rFonts w:ascii="Times New Roman" w:hAnsi="Times New Roman" w:eastAsia="Times New Roman" w:cs="Times New Roman"/>
-        </w:rPr>
-        <w:t xml:space="preserve">C. 90.65 </w:t>
-      </w:r>
-    </w:p>
-    <w:p>
-      <w:pPr>
-        <w:pStyle w:val="FirstParagraph"/>
-        <w:ind w:left="480" w:hanging="480"/>
-        <w:spacing w:before="0" w:after="180"/>
       </w:pPr>
       <w:r>
         <w:rPr>
@@ -3713,6 +3725,7 @@
     <w:p>
       <w:pPr>
         <w:pStyle w:val="Compact"/>
+        <w:spacing w:before="0" w:after="0"/>
       </w:pPr>
       <w:r>
         <w:rPr>
@@ -3837,6 +3850,7 @@
     <w:p>
       <w:pPr>
         <w:pStyle w:val="Compact"/>
+        <w:spacing w:before="0" w:after="0"/>
       </w:pPr>
       <w:r>
         <w:rPr>
@@ -3872,6 +3886,7 @@
     <w:p>
       <w:pPr>
         <w:pStyle w:val="Compact"/>
+        <w:spacing w:before="0" w:after="0"/>
       </w:pPr>
       <w:r>
         <w:rPr>
@@ -3938,6 +3953,7 @@
     <w:p>
       <w:pPr>
         <w:pStyle w:val="Compact"/>
+        <w:spacing w:before="0" w:after="0"/>
       </w:pPr>
       <w:r>
         <w:rPr>
@@ -11712,6 +11728,7 @@
     <w:p>
       <w:pPr>
         <w:pStyle w:val="BodyText"/>
+        <w:spacing w:before="0" w:after="0"/>
       </w:pPr>
       <w:r>
         <w:rPr>
@@ -11816,6 +11833,7 @@
     <w:p>
       <w:pPr>
         <w:pStyle w:val="BodyText"/>
+        <w:spacing w:before="0" w:after="0"/>
       </w:pPr>
       <w:r>
         <w:rPr>
@@ -11833,6 +11851,7 @@
     <w:p>
       <w:pPr>
         <w:pStyle w:val="BodyText"/>
+        <w:spacing w:before="0" w:after="0"/>
       </w:pPr>
       <w:r>
         <w:rPr>
@@ -11862,6 +11881,7 @@
     <w:p>
       <w:pPr>
         <w:pStyle w:val="BodyText"/>
+        <w:spacing w:before="0" w:after="0"/>
       </w:pPr>
       <w:r>
         <w:rPr>
@@ -12721,6 +12741,14 @@
         <w:tblStyle w:val="Table"/>
         <w:tblW w:type="pct" w:w="5000"/>
         <w:tblLayout w:type="fixed"/>
+        <w:tblBorders>
+          <w:top w:val="single" w:sz="12" w:space="0" w:color="000000"/>
+          <w:left w:val="none" w:sz="0" w:space="0" w:color="auto"/>
+          <w:bottom w:val="single" w:sz="12" w:space="0" w:color="000000"/>
+          <w:right w:val="none" w:sz="0" w:space="0" w:color="auto"/>
+          <w:insideH w:val="none" w:sz="0" w:space="0" w:color="auto"/>
+          <w:insideV w:val="none" w:sz="0" w:space="0" w:color="auto"/>
+        </w:tblBorders>
         <w:tblLook w:firstRow="1" w:lastRow="0" w:firstColumn="0" w:lastColumn="0" w:noHBand="0" w:noVBand="0" w:val="0020"/>
       </w:tblPr>
       <w:tblGrid>
@@ -12734,7 +12762,11 @@
           <w:tblHeader w:val="on"/>
         </w:trPr>
         <w:tc>
-          <w:tcPr/>
+          <w:tcPr>
+            <w:tcBorders>
+              <w:bottom w:val="single" w:sz="8" w:space="0" w:color="000000"/>
+            </w:tcBorders>
+          </w:tcPr>
           <w:p>
             <w:pPr>
               <w:pStyle w:val="Compact"/>
@@ -12750,7 +12782,11 @@
           </w:p>
         </w:tc>
         <w:tc>
-          <w:tcPr/>
+          <w:tcPr>
+            <w:tcBorders>
+              <w:bottom w:val="single" w:sz="8" w:space="0" w:color="000000"/>
+            </w:tcBorders>
+          </w:tcPr>
           <w:p>
             <w:pPr>
               <w:pStyle w:val="Compact"/>
@@ -12766,7 +12802,11 @@
           </w:p>
         </w:tc>
         <w:tc>
-          <w:tcPr/>
+          <w:tcPr>
+            <w:tcBorders>
+              <w:bottom w:val="single" w:sz="8" w:space="0" w:color="000000"/>
+            </w:tcBorders>
+          </w:tcPr>
           <w:p>
             <w:pPr>
               <w:pStyle w:val="Compact"/>
@@ -12782,7 +12822,11 @@
           </w:p>
         </w:tc>
         <w:tc>
-          <w:tcPr/>
+          <w:tcPr>
+            <w:tcBorders>
+              <w:bottom w:val="single" w:sz="8" w:space="0" w:color="000000"/>
+            </w:tcBorders>
+          </w:tcPr>
           <w:p>
             <w:pPr>
               <w:pStyle w:val="Compact"/>
@@ -14254,6 +14298,14 @@
         <w:tblStyle w:val="Table"/>
         <w:tblW w:type="pct" w:w="5000"/>
         <w:tblLayout w:type="fixed"/>
+        <w:tblBorders>
+          <w:top w:val="single" w:sz="12" w:space="0" w:color="000000"/>
+          <w:left w:val="none" w:sz="0" w:space="0" w:color="auto"/>
+          <w:bottom w:val="single" w:sz="12" w:space="0" w:color="000000"/>
+          <w:right w:val="none" w:sz="0" w:space="0" w:color="auto"/>
+          <w:insideH w:val="none" w:sz="0" w:space="0" w:color="auto"/>
+          <w:insideV w:val="none" w:sz="0" w:space="0" w:color="auto"/>
+        </w:tblBorders>
         <w:tblLook w:firstRow="1" w:lastRow="0" w:firstColumn="0" w:lastColumn="0" w:noHBand="0" w:noVBand="0" w:val="0020"/>
       </w:tblPr>
       <w:tblGrid>
@@ -14273,7 +14325,11 @@
           <w:tblHeader w:val="on"/>
         </w:trPr>
         <w:tc>
-          <w:tcPr/>
+          <w:tcPr>
+            <w:tcBorders>
+              <w:bottom w:val="single" w:sz="8" w:space="0" w:color="000000"/>
+            </w:tcBorders>
+          </w:tcPr>
           <w:p>
             <w:pPr>
               <w:pStyle w:val="Compact"/>
@@ -14289,7 +14345,11 @@
           </w:p>
         </w:tc>
         <w:tc>
-          <w:tcPr/>
+          <w:tcPr>
+            <w:tcBorders>
+              <w:bottom w:val="single" w:sz="8" w:space="0" w:color="000000"/>
+            </w:tcBorders>
+          </w:tcPr>
           <w:p>
             <w:pPr>
               <w:pStyle w:val="Compact"/>
@@ -14305,7 +14365,11 @@
           </w:p>
         </w:tc>
         <w:tc>
-          <w:tcPr/>
+          <w:tcPr>
+            <w:tcBorders>
+              <w:bottom w:val="single" w:sz="8" w:space="0" w:color="000000"/>
+            </w:tcBorders>
+          </w:tcPr>
           <w:p>
             <w:pPr>
               <w:pStyle w:val="Compact"/>
@@ -14321,7 +14385,11 @@
           </w:p>
         </w:tc>
         <w:tc>
-          <w:tcPr/>
+          <w:tcPr>
+            <w:tcBorders>
+              <w:bottom w:val="single" w:sz="8" w:space="0" w:color="000000"/>
+            </w:tcBorders>
+          </w:tcPr>
           <w:p>
             <w:pPr>
               <w:pStyle w:val="Compact"/>
@@ -14337,7 +14405,11 @@
           </w:p>
         </w:tc>
         <w:tc>
-          <w:tcPr/>
+          <w:tcPr>
+            <w:tcBorders>
+              <w:bottom w:val="single" w:sz="8" w:space="0" w:color="000000"/>
+            </w:tcBorders>
+          </w:tcPr>
           <w:p>
             <w:pPr>
               <w:pStyle w:val="Compact"/>
@@ -14353,7 +14425,11 @@
           </w:p>
         </w:tc>
         <w:tc>
-          <w:tcPr/>
+          <w:tcPr>
+            <w:tcBorders>
+              <w:bottom w:val="single" w:sz="8" w:space="0" w:color="000000"/>
+            </w:tcBorders>
+          </w:tcPr>
           <w:p>
             <w:pPr>
               <w:pStyle w:val="Compact"/>
@@ -14369,7 +14445,11 @@
           </w:p>
         </w:tc>
         <w:tc>
-          <w:tcPr/>
+          <w:tcPr>
+            <w:tcBorders>
+              <w:bottom w:val="single" w:sz="8" w:space="0" w:color="000000"/>
+            </w:tcBorders>
+          </w:tcPr>
           <w:p>
             <w:pPr>
               <w:pStyle w:val="Compact"/>
@@ -14385,7 +14465,11 @@
           </w:p>
         </w:tc>
         <w:tc>
-          <w:tcPr/>
+          <w:tcPr>
+            <w:tcBorders>
+              <w:bottom w:val="single" w:sz="8" w:space="0" w:color="000000"/>
+            </w:tcBorders>
+          </w:tcPr>
           <w:p>
             <w:pPr>
               <w:pStyle w:val="Compact"/>
@@ -14401,7 +14485,11 @@
           </w:p>
         </w:tc>
         <w:tc>
-          <w:tcPr/>
+          <w:tcPr>
+            <w:tcBorders>
+              <w:bottom w:val="single" w:sz="8" w:space="0" w:color="000000"/>
+            </w:tcBorders>
+          </w:tcPr>
           <w:p>
             <w:pPr>
               <w:pStyle w:val="Compact"/>
@@ -14417,7 +14505,11 @@
           </w:p>
         </w:tc>
         <w:tc>
-          <w:tcPr/>
+          <w:tcPr>
+            <w:tcBorders>
+              <w:bottom w:val="single" w:sz="8" w:space="0" w:color="000000"/>
+            </w:tcBorders>
+          </w:tcPr>
           <w:p>
             <w:pPr>
               <w:pStyle w:val="Compact"/>
@@ -14694,6 +14786,14 @@
       <w:tblPr>
         <w:tblStyle w:val="Table"/>
         <w:tblW w:type="auto" w:w="0"/>
+        <w:tblBorders>
+          <w:top w:val="single" w:sz="12" w:space="0" w:color="000000"/>
+          <w:left w:val="none" w:sz="0" w:space="0" w:color="auto"/>
+          <w:bottom w:val="single" w:sz="12" w:space="0" w:color="000000"/>
+          <w:right w:val="none" w:sz="0" w:space="0" w:color="auto"/>
+          <w:insideH w:val="none" w:sz="0" w:space="0" w:color="auto"/>
+          <w:insideV w:val="none" w:sz="0" w:space="0" w:color="auto"/>
+        </w:tblBorders>
         <w:tblLook w:firstRow="1" w:lastRow="0" w:firstColumn="0" w:lastColumn="0" w:noHBand="0" w:noVBand="0" w:val="0020"/>
       </w:tblPr>
       <w:tblGrid>
@@ -14708,7 +14808,11 @@
           <w:tblHeader w:val="on"/>
         </w:trPr>
         <w:tc>
-          <w:tcPr/>
+          <w:tcPr>
+            <w:tcBorders>
+              <w:bottom w:val="single" w:sz="8" w:space="0" w:color="000000"/>
+            </w:tcBorders>
+          </w:tcPr>
           <w:p>
             <w:pPr>
               <w:pStyle w:val="Compact"/>
@@ -14780,7 +14884,11 @@
           </w:p>
         </w:tc>
         <w:tc>
-          <w:tcPr/>
+          <w:tcPr>
+            <w:tcBorders>
+              <w:bottom w:val="single" w:sz="8" w:space="0" w:color="000000"/>
+            </w:tcBorders>
+          </w:tcPr>
           <w:p>
             <w:pPr>
               <w:pStyle w:val="Compact"/>
@@ -14796,7 +14904,11 @@
           </w:p>
         </w:tc>
         <w:tc>
-          <w:tcPr/>
+          <w:tcPr>
+            <w:tcBorders>
+              <w:bottom w:val="single" w:sz="8" w:space="0" w:color="000000"/>
+            </w:tcBorders>
+          </w:tcPr>
           <w:p>
             <w:pPr>
               <w:pStyle w:val="Compact"/>
@@ -14812,7 +14924,11 @@
           </w:p>
         </w:tc>
         <w:tc>
-          <w:tcPr/>
+          <w:tcPr>
+            <w:tcBorders>
+              <w:bottom w:val="single" w:sz="8" w:space="0" w:color="000000"/>
+            </w:tcBorders>
+          </w:tcPr>
           <w:p>
             <w:pPr>
               <w:pStyle w:val="Compact"/>
@@ -14828,7 +14944,11 @@
           </w:p>
         </w:tc>
         <w:tc>
-          <w:tcPr/>
+          <w:tcPr>
+            <w:tcBorders>
+              <w:bottom w:val="single" w:sz="8" w:space="0" w:color="000000"/>
+            </w:tcBorders>
+          </w:tcPr>
           <w:p>
             <w:pPr>
               <w:pStyle w:val="Compact"/>
@@ -16877,7 +16997,7 @@
     <ns0:rPr>
       <ns0:rFonts ns0:ascii="Times New Roman" ns0:cs="Times New Roman" ns0:eastAsia="SimHei" ns0:hAnsi="Times New Roman"/>
       <ns0:b/>
-      <ns0:color ns0:val="17324D"/>
+      <ns0:color ns0:val="000000"/>
       <ns0:sz ns0:val="44"/>
       <ns0:szCs ns0:val="56"/>
     </ns0:rPr>
@@ -17019,7 +17139,7 @@
     <ns0:rPr>
       <ns0:rFonts ns0:ascii="Times New Roman" ns0:cs="Times New Roman" ns0:eastAsia="SimHei" ns0:hAnsi="Times New Roman"/>
       <ns0:b/>
-      <ns0:color ns0:val="17324D"/>
+      <ns0:color ns0:val="000000"/>
       <ns0:sz ns0:val="32"/>
       <ns0:szCs ns0:val="40"/>
     </ns0:rPr>
@@ -17043,7 +17163,7 @@
     <ns0:rPr>
       <ns0:rFonts ns0:ascii="Times New Roman" ns0:cs="Times New Roman" ns0:eastAsia="SimHei" ns0:hAnsi="Times New Roman"/>
       <ns0:b/>
-      <ns0:color ns0:val="17324D"/>
+      <ns0:color ns0:val="000000"/>
       <ns0:sz ns0:val="28"/>
       <ns0:szCs ns0:val="32"/>
     </ns0:rPr>
@@ -17067,7 +17187,7 @@
     <ns0:rPr>
       <ns0:rFonts ns0:ascii="Times New Roman" ns0:cs="Times New Roman" ns0:eastAsia="SimHei" ns0:hAnsi="Times New Roman"/>
       <ns0:b/>
-      <ns0:color ns0:val="17324D"/>
+      <ns0:color ns0:val="000000"/>
       <ns0:sz ns0:val="25"/>
       <ns0:szCs ns0:val="28"/>
     </ns0:rPr>

--- a/00-首页/题组Word/第一轮·综合套卷/第一轮综合卷03（学生版）.docx
+++ b/00-首页/题组Word/第一轮·综合套卷/第一轮综合卷03（学生版）.docx
@@ -253,7 +253,10 @@
     <w:p>
       <w:pPr>
         <w:pStyle w:val="Compact"/>
-        <w:spacing w:before="0" w:after="0"/>
+        <w:numPr>
+          <w:ilvl w:val="0"/>
+          <w:numId w:val="1001"/>
+        </w:numPr>
       </w:pPr>
       <w:r>
         <w:rPr>
@@ -297,7 +300,10 @@
     <w:p>
       <w:pPr>
         <w:pStyle w:val="Compact"/>
-        <w:spacing w:before="0" w:after="0"/>
+        <w:numPr>
+          <w:ilvl w:val="0"/>
+          <w:numId w:val="1001"/>
+        </w:numPr>
       </w:pPr>
       <w:r>
         <w:rPr>
@@ -341,7 +347,10 @@
     <w:p>
       <w:pPr>
         <w:pStyle w:val="Compact"/>
-        <w:spacing w:before="0" w:after="0"/>
+        <w:numPr>
+          <w:ilvl w:val="0"/>
+          <w:numId w:val="1001"/>
+        </w:numPr>
       </w:pPr>
       <w:r>
         <w:rPr>
@@ -410,7 +419,10 @@
     <w:p>
       <w:pPr>
         <w:pStyle w:val="Compact"/>
-        <w:spacing w:before="0" w:after="0"/>
+        <w:numPr>
+          <w:ilvl w:val="0"/>
+          <w:numId w:val="1001"/>
+        </w:numPr>
       </w:pPr>
       <w:r>
         <w:rPr>
@@ -513,16 +525,6 @@
         </w:rPr>
         <w:t xml:space="preserve">发生反应</w:t>
       </w:r>
-    </w:p>
-    <w:p>
-      <w:pPr>
-        <w:spacing w:before="0" w:after="0"/>
-      </w:pPr>
-    </w:p>
-    <w:p>
-      <w:pPr>
-        <w:spacing w:before="0" w:after="0"/>
-      </w:pPr>
     </w:p>
     <w:p>
       <w:pPr>
@@ -655,7 +657,7 @@
         </w:rPr>
         <w:drawing>
           <wp:inline>
-            <wp:extent cx="2837239" cy="3013953"/>
+            <wp:extent cx="3240000" cy="3013953"/>
             <wp:effectExtent b="0" l="0" r="0" t="0"/>
             <wp:docPr descr="" title="" id="11" name="Picture"/>
             <a:graphic>
@@ -676,7 +678,7 @@
                   <pic:spPr bwMode="auto">
                     <a:xfrm>
                       <a:off x="0" y="0"/>
-                      <a:ext cx="2837239" cy="3013953"/>
+                      <a:ext cx="3240000" cy="3013953"/>
                     </a:xfrm>
                     <a:prstGeom prst="rect">
                       <a:avLst/>
@@ -698,7 +700,10 @@
     <w:p>
       <w:pPr>
         <w:pStyle w:val="Compact"/>
-        <w:spacing w:before="0" w:after="0"/>
+        <w:numPr>
+          <w:ilvl w:val="0"/>
+          <w:numId w:val="1002"/>
+        </w:numPr>
       </w:pPr>
       <w:r>
         <w:rPr>
@@ -766,7 +771,10 @@
     <w:p>
       <w:pPr>
         <w:pStyle w:val="Compact"/>
-        <w:spacing w:before="0" w:after="0"/>
+        <w:numPr>
+          <w:ilvl w:val="0"/>
+          <w:numId w:val="1002"/>
+        </w:numPr>
       </w:pPr>
       <w:r>
         <w:rPr>
@@ -845,7 +853,10 @@
     <w:p>
       <w:pPr>
         <w:pStyle w:val="Compact"/>
-        <w:spacing w:before="0" w:after="0"/>
+        <w:numPr>
+          <w:ilvl w:val="0"/>
+          <w:numId w:val="1002"/>
+        </w:numPr>
       </w:pPr>
       <w:r>
         <w:rPr>
@@ -887,7 +898,10 @@
     <w:p>
       <w:pPr>
         <w:pStyle w:val="Compact"/>
-        <w:spacing w:before="0" w:after="0"/>
+        <w:numPr>
+          <w:ilvl w:val="0"/>
+          <w:numId w:val="1002"/>
+        </w:numPr>
       </w:pPr>
       <w:r>
         <w:rPr>
@@ -938,16 +952,6 @@
         </w:rPr>
         <w:t xml:space="preserve">杂化</w:t>
       </w:r>
-    </w:p>
-    <w:p>
-      <w:pPr>
-        <w:spacing w:before="0" w:after="0"/>
-      </w:pPr>
-    </w:p>
-    <w:p>
-      <w:pPr>
-        <w:spacing w:before="0" w:after="0"/>
-      </w:pPr>
     </w:p>
     <w:p>
       <w:pPr>
@@ -1105,7 +1109,10 @@
     <w:p>
       <w:pPr>
         <w:pStyle w:val="Compact"/>
-        <w:spacing w:before="0" w:after="0"/>
+        <w:numPr>
+          <w:ilvl w:val="0"/>
+          <w:numId w:val="1003"/>
+        </w:numPr>
       </w:pPr>
       <w:r>
         <w:rPr>
@@ -1135,7 +1142,10 @@
     <w:p>
       <w:pPr>
         <w:pStyle w:val="Compact"/>
-        <w:spacing w:before="0" w:after="0"/>
+        <w:numPr>
+          <w:ilvl w:val="0"/>
+          <w:numId w:val="1003"/>
+        </w:numPr>
       </w:pPr>
       <w:r>
         <w:rPr>
@@ -1178,7 +1188,10 @@
     <w:p>
       <w:pPr>
         <w:pStyle w:val="Compact"/>
-        <w:spacing w:before="0" w:after="0"/>
+        <w:numPr>
+          <w:ilvl w:val="0"/>
+          <w:numId w:val="1003"/>
+        </w:numPr>
       </w:pPr>
       <w:r>
         <w:rPr>
@@ -1196,7 +1209,10 @@
     <w:p>
       <w:pPr>
         <w:pStyle w:val="Compact"/>
-        <w:spacing w:before="0" w:after="0"/>
+        <w:numPr>
+          <w:ilvl w:val="0"/>
+          <w:numId w:val="1003"/>
+        </w:numPr>
       </w:pPr>
       <w:r>
         <w:rPr>
@@ -1242,16 +1258,6 @@
         </w:rPr>
         <w:t xml:space="preserve">模型相同</w:t>
       </w:r>
-    </w:p>
-    <w:p>
-      <w:pPr>
-        <w:spacing w:before="0" w:after="0"/>
-      </w:pPr>
-    </w:p>
-    <w:p>
-      <w:pPr>
-        <w:spacing w:before="0" w:after="0"/>
-      </w:pPr>
     </w:p>
     <w:p>
       <w:pPr>
@@ -1378,7 +1384,7 @@
         </w:rPr>
         <w:drawing>
           <wp:inline>
-            <wp:extent cx="2908300" cy="3838956"/>
+            <wp:extent cx="2908300" cy="3924300"/>
             <wp:effectExtent b="0" l="0" r="0" t="0"/>
             <wp:docPr descr="" title="" id="19" name="Picture"/>
             <a:graphic>
@@ -1399,7 +1405,7 @@
                   <pic:spPr bwMode="auto">
                     <a:xfrm>
                       <a:off x="0" y="0"/>
-                      <a:ext cx="2908300" cy="3838956"/>
+                      <a:ext cx="2908300" cy="3924300"/>
                     </a:xfrm>
                     <a:prstGeom prst="rect">
                       <a:avLst/>
@@ -1472,31 +1478,6 @@
     </w:p>
     <w:p>
       <w:pPr>
-        <w:spacing w:before="0" w:after="0"/>
-      </w:pPr>
-    </w:p>
-    <w:p>
-      <w:pPr>
-        <w:spacing w:before="0" w:after="0"/>
-      </w:pPr>
-    </w:p>
-    <w:p>
-      <w:pPr>
-        <w:spacing w:before="0" w:after="0"/>
-      </w:pPr>
-    </w:p>
-    <w:p>
-      <w:pPr>
-        <w:spacing w:before="0" w:after="0"/>
-      </w:pPr>
-    </w:p>
-    <w:p>
-      <w:pPr>
-        <w:spacing w:before="0" w:after="0"/>
-      </w:pPr>
-    </w:p>
-    <w:p>
-      <w:pPr>
         <w:spacing w:before="160" w:after="80"/>
       </w:pPr>
       <w:r>
@@ -1534,8 +1515,6 @@
     <w:p>
       <w:pPr>
         <w:pStyle w:val="FirstParagraph"/>
-        <w:spacing w:before="0" w:after="0"/>
-        <w:ind w:left="480" w:hanging="480"/>
       </w:pPr>
       <w:r>
         <w:rPr>
@@ -1667,13 +1646,6 @@
         </w:rPr>
         <w:t xml:space="preserve"> </w:t>
       </w:r>
-    </w:p>
-    <w:p>
-      <w:pPr>
-        <w:pStyle w:val="FirstParagraph"/>
-        <w:spacing w:before="0" w:after="0"/>
-        <w:ind w:left="480" w:hanging="480"/>
-      </w:pPr>
       <w:r>
         <w:rPr>
           <w:rFonts w:ascii="Times New Roman" w:hAnsi="Times New Roman" w:eastAsia="Times New Roman" w:cs="Times New Roman"/>
@@ -1690,20 +1662,7 @@
         <w:rPr>
           <w:rFonts w:ascii="Times New Roman" w:hAnsi="Times New Roman" w:eastAsia="Times New Roman" w:cs="Times New Roman"/>
         </w:rPr>
-        <w:t xml:space="preserve"> </w:t>
-      </w:r>
-    </w:p>
-    <w:p>
-      <w:pPr>
-        <w:pStyle w:val="FirstParagraph"/>
-        <w:spacing w:before="0" w:after="0"/>
-        <w:ind w:left="480" w:hanging="480"/>
-      </w:pPr>
-      <w:r>
-        <w:rPr>
-          <w:rFonts w:ascii="Times New Roman" w:hAnsi="Times New Roman" w:eastAsia="Times New Roman" w:cs="Times New Roman"/>
-        </w:rPr>
-        <w:t xml:space="preserve">B. </w:t>
+        <w:t xml:space="preserve"> B. </w:t>
       </w:r>
       <w:r>
         <w:rPr>
@@ -1715,20 +1674,7 @@
         <w:rPr>
           <w:rFonts w:ascii="Times New Roman" w:hAnsi="Times New Roman" w:eastAsia="Times New Roman" w:cs="Times New Roman"/>
         </w:rPr>
-        <w:t xml:space="preserve"> </w:t>
-      </w:r>
-    </w:p>
-    <w:p>
-      <w:pPr>
-        <w:pStyle w:val="FirstParagraph"/>
-        <w:spacing w:before="0" w:after="0"/>
-        <w:ind w:left="480" w:hanging="480"/>
-      </w:pPr>
-      <w:r>
-        <w:rPr>
-          <w:rFonts w:ascii="Times New Roman" w:hAnsi="Times New Roman" w:eastAsia="Times New Roman" w:cs="Times New Roman"/>
-        </w:rPr>
-        <w:t xml:space="preserve">C. </w:t>
+        <w:t xml:space="preserve"> C. </w:t>
       </w:r>
       <w:r>
         <w:rPr>
@@ -1740,20 +1686,7 @@
         <w:rPr>
           <w:rFonts w:ascii="Times New Roman" w:hAnsi="Times New Roman" w:eastAsia="Times New Roman" w:cs="Times New Roman"/>
         </w:rPr>
-        <w:t xml:space="preserve"> </w:t>
-      </w:r>
-    </w:p>
-    <w:p>
-      <w:pPr>
-        <w:pStyle w:val="FirstParagraph"/>
-        <w:spacing w:before="0" w:after="0"/>
-        <w:ind w:left="480" w:hanging="480"/>
-      </w:pPr>
-      <w:r>
-        <w:rPr>
-          <w:rFonts w:ascii="Times New Roman" w:hAnsi="Times New Roman" w:eastAsia="Times New Roman" w:cs="Times New Roman"/>
-        </w:rPr>
-        <w:t xml:space="preserve">D. </w:t>
+        <w:t xml:space="preserve"> D. </w:t>
       </w:r>
       <w:r>
         <w:rPr>
@@ -1761,16 +1694,6 @@
         </w:rPr>
         <w:t xml:space="preserve">三级</w:t>
       </w:r>
-    </w:p>
-    <w:p>
-      <w:pPr>
-        <w:spacing w:before="0" w:after="0"/>
-      </w:pPr>
-    </w:p>
-    <w:p>
-      <w:pPr>
-        <w:spacing w:before="0" w:after="0"/>
-      </w:pPr>
     </w:p>
     <w:p>
       <w:pPr>
@@ -1811,8 +1734,6 @@
     <w:p>
       <w:pPr>
         <w:pStyle w:val="FirstParagraph"/>
-        <w:spacing w:before="0" w:after="0"/>
-        <w:ind w:left="480" w:hanging="480"/>
       </w:pPr>
       <w:r>
         <w:rPr>
@@ -1904,68 +1825,12 @@
         </w:rPr>
         <w:t xml:space="preserve"> </w:t>
       </w:r>
-    </w:p>
-    <w:p>
-      <w:pPr>
-        <w:pStyle w:val="FirstParagraph"/>
-        <w:spacing w:before="0" w:after="0"/>
-        <w:ind w:left="480" w:hanging="480"/>
-      </w:pPr>
-      <w:r>
-        <w:rPr>
-          <w:rFonts w:ascii="Times New Roman" w:hAnsi="Times New Roman" w:eastAsia="Times New Roman" w:cs="Times New Roman"/>
-        </w:rPr>
-        <w:t xml:space="preserve">A. 5.75 </w:t>
-      </w:r>
-    </w:p>
-    <w:p>
-      <w:pPr>
-        <w:pStyle w:val="FirstParagraph"/>
-        <w:spacing w:before="0" w:after="0"/>
-        <w:ind w:left="480" w:hanging="480"/>
-      </w:pPr>
-      <w:r>
-        <w:rPr>
-          <w:rFonts w:ascii="Times New Roman" w:hAnsi="Times New Roman" w:eastAsia="Times New Roman" w:cs="Times New Roman"/>
-        </w:rPr>
-        <w:t xml:space="preserve">B. 74.66 </w:t>
-      </w:r>
-    </w:p>
-    <w:p>
-      <w:pPr>
-        <w:pStyle w:val="FirstParagraph"/>
-        <w:spacing w:before="0" w:after="0"/>
-        <w:ind w:left="480" w:hanging="480"/>
-      </w:pPr>
-      <w:r>
-        <w:rPr>
-          <w:rFonts w:ascii="Times New Roman" w:hAnsi="Times New Roman" w:eastAsia="Times New Roman" w:cs="Times New Roman"/>
-        </w:rPr>
-        <w:t xml:space="preserve">C. 90.65 </w:t>
-      </w:r>
-    </w:p>
-    <w:p>
-      <w:pPr>
-        <w:pStyle w:val="FirstParagraph"/>
-        <w:spacing w:before="0" w:after="0"/>
-        <w:ind w:left="480" w:hanging="480"/>
-      </w:pPr>
-      <w:r>
-        <w:rPr>
-          <w:rFonts w:ascii="Times New Roman" w:hAnsi="Times New Roman" w:eastAsia="Times New Roman" w:cs="Times New Roman"/>
-        </w:rPr>
-        <w:t xml:space="preserve">D. 38.57</w:t>
-      </w:r>
-    </w:p>
-    <w:p>
-      <w:pPr>
-        <w:spacing w:before="0" w:after="0"/>
-      </w:pPr>
-    </w:p>
-    <w:p>
-      <w:pPr>
-        <w:spacing w:before="0" w:after="0"/>
-      </w:pPr>
+      <w:r>
+        <w:rPr>
+          <w:rFonts w:ascii="Times New Roman" w:hAnsi="Times New Roman" w:eastAsia="Times New Roman" w:cs="Times New Roman"/>
+        </w:rPr>
+        <w:t xml:space="preserve">A. 5.75 B. 74.66 C. 90.65 D. 38.57</w:t>
+      </w:r>
     </w:p>
     <w:p>
       <w:pPr>
@@ -2602,7 +2467,7 @@
         </w:rPr>
         <w:drawing>
           <wp:inline>
-            <wp:extent cx="3309177" cy="2415669"/>
+            <wp:extent cx="3600000" cy="2415669"/>
             <wp:effectExtent b="0" l="0" r="0" t="0"/>
             <wp:docPr descr="" title="" id="25" name="Picture"/>
             <a:graphic>
@@ -2623,7 +2488,7 @@
                   <pic:spPr bwMode="auto">
                     <a:xfrm>
                       <a:off x="0" y="0"/>
-                      <a:ext cx="3309177" cy="2415669"/>
+                      <a:ext cx="3600000" cy="2415669"/>
                     </a:xfrm>
                     <a:prstGeom prst="rect">
                       <a:avLst/>
@@ -2644,46 +2509,6 @@
     </w:p>
     <w:p>
       <w:pPr>
-        <w:spacing w:before="0" w:after="0"/>
-      </w:pPr>
-    </w:p>
-    <w:p>
-      <w:pPr>
-        <w:spacing w:before="0" w:after="0"/>
-      </w:pPr>
-    </w:p>
-    <w:p>
-      <w:pPr>
-        <w:spacing w:before="0" w:after="0"/>
-      </w:pPr>
-    </w:p>
-    <w:p>
-      <w:pPr>
-        <w:spacing w:before="0" w:after="0"/>
-      </w:pPr>
-    </w:p>
-    <w:p>
-      <w:pPr>
-        <w:spacing w:before="0" w:after="0"/>
-      </w:pPr>
-    </w:p>
-    <w:p>
-      <w:pPr>
-        <w:spacing w:before="0" w:after="0"/>
-      </w:pPr>
-    </w:p>
-    <w:p>
-      <w:pPr>
-        <w:spacing w:before="0" w:after="0"/>
-      </w:pPr>
-    </w:p>
-    <w:p>
-      <w:pPr>
-        <w:spacing w:before="0" w:after="0"/>
-      </w:pPr>
-    </w:p>
-    <w:p>
-      <w:pPr>
         <w:spacing w:before="160" w:after="80"/>
       </w:pPr>
       <w:r>
@@ -3207,7 +3032,7 @@
         </w:rPr>
         <w:drawing>
           <wp:inline>
-            <wp:extent cx="3600000" cy="2085417"/>
+            <wp:extent cx="3600000" cy="2191304"/>
             <wp:effectExtent b="0" l="0" r="0" t="0"/>
             <wp:docPr descr="" title="" id="29" name="Picture"/>
             <a:graphic>
@@ -3228,7 +3053,7 @@
                   <pic:spPr bwMode="auto">
                     <a:xfrm>
                       <a:off x="0" y="0"/>
-                      <a:ext cx="3600000" cy="2085417"/>
+                      <a:ext cx="3600000" cy="2191304"/>
                     </a:xfrm>
                     <a:prstGeom prst="rect">
                       <a:avLst/>
@@ -3249,31 +3074,6 @@
     </w:p>
     <w:p>
       <w:pPr>
-        <w:spacing w:before="0" w:after="0"/>
-      </w:pPr>
-    </w:p>
-    <w:p>
-      <w:pPr>
-        <w:spacing w:before="0" w:after="0"/>
-      </w:pPr>
-    </w:p>
-    <w:p>
-      <w:pPr>
-        <w:spacing w:before="0" w:after="0"/>
-      </w:pPr>
-    </w:p>
-    <w:p>
-      <w:pPr>
-        <w:spacing w:before="0" w:after="0"/>
-      </w:pPr>
-    </w:p>
-    <w:p>
-      <w:pPr>
-        <w:spacing w:before="0" w:after="0"/>
-      </w:pPr>
-    </w:p>
-    <w:p>
-      <w:pPr>
         <w:spacing w:before="160" w:after="80"/>
       </w:pPr>
       <w:r>
@@ -3682,7 +3482,7 @@
         </w:rPr>
         <w:drawing>
           <wp:inline>
-            <wp:extent cx="3243307" cy="1059039"/>
+            <wp:extent cx="3600000" cy="1059039"/>
             <wp:effectExtent b="0" l="0" r="0" t="0"/>
             <wp:docPr descr="" title="" id="33" name="Picture"/>
             <a:graphic>
@@ -3703,7 +3503,7 @@
                   <pic:spPr bwMode="auto">
                     <a:xfrm>
                       <a:off x="0" y="0"/>
-                      <a:ext cx="3243307" cy="1059039"/>
+                      <a:ext cx="3600000" cy="1059039"/>
                     </a:xfrm>
                     <a:prstGeom prst="rect">
                       <a:avLst/>
@@ -3725,7 +3525,10 @@
     <w:p>
       <w:pPr>
         <w:pStyle w:val="Compact"/>
-        <w:spacing w:before="0" w:after="0"/>
+        <w:numPr>
+          <w:ilvl w:val="0"/>
+          <w:numId w:val="1007"/>
+        </w:numPr>
       </w:pPr>
       <w:r>
         <w:rPr>
@@ -3850,7 +3653,10 @@
     <w:p>
       <w:pPr>
         <w:pStyle w:val="Compact"/>
-        <w:spacing w:before="0" w:after="0"/>
+        <w:numPr>
+          <w:ilvl w:val="0"/>
+          <w:numId w:val="1007"/>
+        </w:numPr>
       </w:pPr>
       <w:r>
         <w:rPr>
@@ -3886,7 +3692,10 @@
     <w:p>
       <w:pPr>
         <w:pStyle w:val="Compact"/>
-        <w:spacing w:before="0" w:after="0"/>
+        <w:numPr>
+          <w:ilvl w:val="0"/>
+          <w:numId w:val="1007"/>
+        </w:numPr>
       </w:pPr>
       <w:r>
         <w:rPr>
@@ -3953,7 +3762,10 @@
     <w:p>
       <w:pPr>
         <w:pStyle w:val="Compact"/>
-        <w:spacing w:before="0" w:after="0"/>
+        <w:numPr>
+          <w:ilvl w:val="0"/>
+          <w:numId w:val="1007"/>
+        </w:numPr>
       </w:pPr>
       <w:r>
         <w:rPr>
@@ -4031,16 +3843,6 @@
         </w:rPr>
         <w:t>2-</w:t>
       </w:r>
-    </w:p>
-    <w:p>
-      <w:pPr>
-        <w:spacing w:before="0" w:after="0"/>
-      </w:pPr>
-    </w:p>
-    <w:p>
-      <w:pPr>
-        <w:spacing w:before="0" w:after="0"/>
-      </w:pPr>
     </w:p>
     <w:p>
       <w:pPr>
@@ -4154,21 +3956,6 @@
         </w:rPr>
         <w:t>。</w:t>
       </w:r>
-    </w:p>
-    <w:p>
-      <w:pPr>
-        <w:spacing w:before="0" w:after="0"/>
-      </w:pPr>
-    </w:p>
-    <w:p>
-      <w:pPr>
-        <w:spacing w:before="0" w:after="0"/>
-      </w:pPr>
-    </w:p>
-    <w:p>
-      <w:pPr>
-        <w:spacing w:before="0" w:after="0"/>
-      </w:pPr>
     </w:p>
     <w:p>
       <w:pPr>
@@ -4423,31 +4210,6 @@
     </w:p>
     <w:p>
       <w:pPr>
-        <w:spacing w:before="0" w:after="0"/>
-      </w:pPr>
-    </w:p>
-    <w:p>
-      <w:pPr>
-        <w:spacing w:before="0" w:after="0"/>
-      </w:pPr>
-    </w:p>
-    <w:p>
-      <w:pPr>
-        <w:spacing w:before="0" w:after="0"/>
-      </w:pPr>
-    </w:p>
-    <w:p>
-      <w:pPr>
-        <w:spacing w:before="0" w:after="0"/>
-      </w:pPr>
-    </w:p>
-    <w:p>
-      <w:pPr>
-        <w:spacing w:before="0" w:after="0"/>
-      </w:pPr>
-    </w:p>
-    <w:p>
-      <w:pPr>
         <w:spacing w:before="160" w:after="80"/>
       </w:pPr>
       <w:r>
@@ -4852,31 +4614,6 @@
     </w:p>
     <w:p>
       <w:pPr>
-        <w:spacing w:before="0" w:after="0"/>
-      </w:pPr>
-    </w:p>
-    <w:p>
-      <w:pPr>
-        <w:spacing w:before="0" w:after="0"/>
-      </w:pPr>
-    </w:p>
-    <w:p>
-      <w:pPr>
-        <w:spacing w:before="0" w:after="0"/>
-      </w:pPr>
-    </w:p>
-    <w:p>
-      <w:pPr>
-        <w:spacing w:before="0" w:after="0"/>
-      </w:pPr>
-    </w:p>
-    <w:p>
-      <w:pPr>
-        <w:spacing w:before="0" w:after="0"/>
-      </w:pPr>
-    </w:p>
-    <w:p>
-      <w:pPr>
         <w:spacing w:before="160" w:after="80"/>
       </w:pPr>
       <w:r>
@@ -5064,7 +4801,7 @@
         </w:rPr>
         <w:drawing>
           <wp:inline>
-            <wp:extent cx="3580545" cy="1819148"/>
+            <wp:extent cx="3600000" cy="1819148"/>
             <wp:effectExtent b="0" l="0" r="0" t="0"/>
             <wp:docPr descr="" title="" id="40" name="Picture"/>
             <a:graphic>
@@ -5085,7 +4822,7 @@
                   <pic:spPr bwMode="auto">
                     <a:xfrm>
                       <a:off x="0" y="0"/>
-                      <a:ext cx="3580545" cy="1819148"/>
+                      <a:ext cx="3600000" cy="1819148"/>
                     </a:xfrm>
                     <a:prstGeom prst="rect">
                       <a:avLst/>
@@ -5106,31 +4843,6 @@
     </w:p>
     <w:p>
       <w:pPr>
-        <w:spacing w:before="0" w:after="0"/>
-      </w:pPr>
-    </w:p>
-    <w:p>
-      <w:pPr>
-        <w:spacing w:before="0" w:after="0"/>
-      </w:pPr>
-    </w:p>
-    <w:p>
-      <w:pPr>
-        <w:spacing w:before="0" w:after="0"/>
-      </w:pPr>
-    </w:p>
-    <w:p>
-      <w:pPr>
-        <w:spacing w:before="0" w:after="0"/>
-      </w:pPr>
-    </w:p>
-    <w:p>
-      <w:pPr>
-        <w:spacing w:before="0" w:after="0"/>
-      </w:pPr>
-    </w:p>
-    <w:p>
-      <w:pPr>
         <w:spacing w:before="160" w:after="80"/>
       </w:pPr>
       <w:r>
@@ -5401,21 +5113,6 @@
         </w:rPr>
         <w:t>。</w:t>
       </w:r>
-    </w:p>
-    <w:p>
-      <w:pPr>
-        <w:spacing w:before="0" w:after="0"/>
-      </w:pPr>
-    </w:p>
-    <w:p>
-      <w:pPr>
-        <w:spacing w:before="0" w:after="0"/>
-      </w:pPr>
-    </w:p>
-    <w:p>
-      <w:pPr>
-        <w:spacing w:before="0" w:after="0"/>
-      </w:pPr>
     </w:p>
     <w:p>
       <w:pPr>
@@ -5771,7 +5468,7 @@
         </w:rPr>
         <w:drawing>
           <wp:inline>
-            <wp:extent cx="2511982" cy="4063500"/>
+            <wp:extent cx="2520000" cy="4063500"/>
             <wp:effectExtent b="0" l="0" r="0" t="0"/>
             <wp:docPr descr="" title="" id="45" name="Picture"/>
             <a:graphic>
@@ -5792,7 +5489,7 @@
                   <pic:spPr bwMode="auto">
                     <a:xfrm>
                       <a:off x="0" y="0"/>
-                      <a:ext cx="2511982" cy="4063500"/>
+                      <a:ext cx="2520000" cy="4063500"/>
                     </a:xfrm>
                     <a:prstGeom prst="rect">
                       <a:avLst/>
@@ -5810,31 +5507,6 @@
           </wp:inline>
         </w:drawing>
       </w:r>
-    </w:p>
-    <w:p>
-      <w:pPr>
-        <w:spacing w:before="0" w:after="0"/>
-      </w:pPr>
-    </w:p>
-    <w:p>
-      <w:pPr>
-        <w:spacing w:before="0" w:after="0"/>
-      </w:pPr>
-    </w:p>
-    <w:p>
-      <w:pPr>
-        <w:spacing w:before="0" w:after="0"/>
-      </w:pPr>
-    </w:p>
-    <w:p>
-      <w:pPr>
-        <w:spacing w:before="0" w:after="0"/>
-      </w:pPr>
-    </w:p>
-    <w:p>
-      <w:pPr>
-        <w:spacing w:before="0" w:after="0"/>
-      </w:pPr>
     </w:p>
     <w:p>
       <w:pPr>
@@ -7725,46 +7397,6 @@
     </w:p>
     <w:p>
       <w:pPr>
-        <w:spacing w:before="0" w:after="0"/>
-      </w:pPr>
-    </w:p>
-    <w:p>
-      <w:pPr>
-        <w:spacing w:before="0" w:after="0"/>
-      </w:pPr>
-    </w:p>
-    <w:p>
-      <w:pPr>
-        <w:spacing w:before="0" w:after="0"/>
-      </w:pPr>
-    </w:p>
-    <w:p>
-      <w:pPr>
-        <w:spacing w:before="0" w:after="0"/>
-      </w:pPr>
-    </w:p>
-    <w:p>
-      <w:pPr>
-        <w:spacing w:before="0" w:after="0"/>
-      </w:pPr>
-    </w:p>
-    <w:p>
-      <w:pPr>
-        <w:spacing w:before="0" w:after="0"/>
-      </w:pPr>
-    </w:p>
-    <w:p>
-      <w:pPr>
-        <w:spacing w:before="0" w:after="0"/>
-      </w:pPr>
-    </w:p>
-    <w:p>
-      <w:pPr>
-        <w:spacing w:before="0" w:after="0"/>
-      </w:pPr>
-    </w:p>
-    <w:p>
-      <w:pPr>
         <w:spacing w:before="160" w:after="80"/>
       </w:pPr>
       <w:r>
@@ -9010,46 +8642,6 @@
     </w:p>
     <w:p>
       <w:pPr>
-        <w:spacing w:before="0" w:after="0"/>
-      </w:pPr>
-    </w:p>
-    <w:p>
-      <w:pPr>
-        <w:spacing w:before="0" w:after="0"/>
-      </w:pPr>
-    </w:p>
-    <w:p>
-      <w:pPr>
-        <w:spacing w:before="0" w:after="0"/>
-      </w:pPr>
-    </w:p>
-    <w:p>
-      <w:pPr>
-        <w:spacing w:before="0" w:after="0"/>
-      </w:pPr>
-    </w:p>
-    <w:p>
-      <w:pPr>
-        <w:spacing w:before="0" w:after="0"/>
-      </w:pPr>
-    </w:p>
-    <w:p>
-      <w:pPr>
-        <w:spacing w:before="0" w:after="0"/>
-      </w:pPr>
-    </w:p>
-    <w:p>
-      <w:pPr>
-        <w:spacing w:before="0" w:after="0"/>
-      </w:pPr>
-    </w:p>
-    <w:p>
-      <w:pPr>
-        <w:spacing w:before="0" w:after="0"/>
-      </w:pPr>
-    </w:p>
-    <w:p>
-      <w:pPr>
         <w:spacing w:before="160" w:after="80"/>
       </w:pPr>
       <w:r>
@@ -9516,31 +9108,6 @@
         </w:rPr>
         <w:t xml:space="preserve"> .</w:t>
       </w:r>
-    </w:p>
-    <w:p>
-      <w:pPr>
-        <w:spacing w:before="0" w:after="0"/>
-      </w:pPr>
-    </w:p>
-    <w:p>
-      <w:pPr>
-        <w:spacing w:before="0" w:after="0"/>
-      </w:pPr>
-    </w:p>
-    <w:p>
-      <w:pPr>
-        <w:spacing w:before="0" w:after="0"/>
-      </w:pPr>
-    </w:p>
-    <w:p>
-      <w:pPr>
-        <w:spacing w:before="0" w:after="0"/>
-      </w:pPr>
-    </w:p>
-    <w:p>
-      <w:pPr>
-        <w:spacing w:before="0" w:after="0"/>
-      </w:pPr>
     </w:p>
     <w:p>
       <w:pPr>
@@ -11075,46 +10642,6 @@
     </w:p>
     <w:p>
       <w:pPr>
-        <w:spacing w:before="0" w:after="0"/>
-      </w:pPr>
-    </w:p>
-    <w:p>
-      <w:pPr>
-        <w:spacing w:before="0" w:after="0"/>
-      </w:pPr>
-    </w:p>
-    <w:p>
-      <w:pPr>
-        <w:spacing w:before="0" w:after="0"/>
-      </w:pPr>
-    </w:p>
-    <w:p>
-      <w:pPr>
-        <w:spacing w:before="0" w:after="0"/>
-      </w:pPr>
-    </w:p>
-    <w:p>
-      <w:pPr>
-        <w:spacing w:before="0" w:after="0"/>
-      </w:pPr>
-    </w:p>
-    <w:p>
-      <w:pPr>
-        <w:spacing w:before="0" w:after="0"/>
-      </w:pPr>
-    </w:p>
-    <w:p>
-      <w:pPr>
-        <w:spacing w:before="0" w:after="0"/>
-      </w:pPr>
-    </w:p>
-    <w:p>
-      <w:pPr>
-        <w:spacing w:before="0" w:after="0"/>
-      </w:pPr>
-    </w:p>
-    <w:p>
-      <w:pPr>
         <w:spacing w:before="160" w:after="80"/>
       </w:pPr>
       <w:r>
@@ -11333,31 +10860,6 @@
     </w:p>
     <w:p>
       <w:pPr>
-        <w:spacing w:before="0" w:after="0"/>
-      </w:pPr>
-    </w:p>
-    <w:p>
-      <w:pPr>
-        <w:spacing w:before="0" w:after="0"/>
-      </w:pPr>
-    </w:p>
-    <w:p>
-      <w:pPr>
-        <w:spacing w:before="0" w:after="0"/>
-      </w:pPr>
-    </w:p>
-    <w:p>
-      <w:pPr>
-        <w:spacing w:before="0" w:after="0"/>
-      </w:pPr>
-    </w:p>
-    <w:p>
-      <w:pPr>
-        <w:spacing w:before="0" w:after="0"/>
-      </w:pPr>
-    </w:p>
-    <w:p>
-      <w:pPr>
         <w:spacing w:before="160" w:after="80"/>
       </w:pPr>
       <w:r>
@@ -11587,21 +11089,6 @@
     </w:p>
     <w:p>
       <w:pPr>
-        <w:spacing w:before="0" w:after="0"/>
-      </w:pPr>
-    </w:p>
-    <w:p>
-      <w:pPr>
-        <w:spacing w:before="0" w:after="0"/>
-      </w:pPr>
-    </w:p>
-    <w:p>
-      <w:pPr>
-        <w:spacing w:before="0" w:after="0"/>
-      </w:pPr>
-    </w:p>
-    <w:p>
-      <w:pPr>
         <w:spacing w:before="160" w:after="80"/>
       </w:pPr>
       <w:r>
@@ -11728,7 +11215,6 @@
     <w:p>
       <w:pPr>
         <w:pStyle w:val="BodyText"/>
-        <w:spacing w:before="0" w:after="0"/>
       </w:pPr>
       <w:r>
         <w:rPr>
@@ -11833,7 +11319,6 @@
     <w:p>
       <w:pPr>
         <w:pStyle w:val="BodyText"/>
-        <w:spacing w:before="0" w:after="0"/>
       </w:pPr>
       <w:r>
         <w:rPr>
@@ -11851,7 +11336,6 @@
     <w:p>
       <w:pPr>
         <w:pStyle w:val="BodyText"/>
-        <w:spacing w:before="0" w:after="0"/>
       </w:pPr>
       <w:r>
         <w:rPr>
@@ -11881,7 +11365,6 @@
     <w:p>
       <w:pPr>
         <w:pStyle w:val="BodyText"/>
-        <w:spacing w:before="0" w:after="0"/>
       </w:pPr>
       <w:r>
         <w:rPr>
@@ -11895,16 +11378,6 @@
         </w:rPr>
         <w:t xml:space="preserve">次氯酸钠可以与亚硫酸钠共存</w:t>
       </w:r>
-    </w:p>
-    <w:p>
-      <w:pPr>
-        <w:spacing w:before="0" w:after="0"/>
-      </w:pPr>
-    </w:p>
-    <w:p>
-      <w:pPr>
-        <w:spacing w:before="0" w:after="0"/>
-      </w:pPr>
     </w:p>
     <w:p>
       <w:pPr>
@@ -12596,46 +12069,6 @@
     </w:p>
     <w:p>
       <w:pPr>
-        <w:spacing w:before="0" w:after="0"/>
-      </w:pPr>
-    </w:p>
-    <w:p>
-      <w:pPr>
-        <w:spacing w:before="0" w:after="0"/>
-      </w:pPr>
-    </w:p>
-    <w:p>
-      <w:pPr>
-        <w:spacing w:before="0" w:after="0"/>
-      </w:pPr>
-    </w:p>
-    <w:p>
-      <w:pPr>
-        <w:spacing w:before="0" w:after="0"/>
-      </w:pPr>
-    </w:p>
-    <w:p>
-      <w:pPr>
-        <w:spacing w:before="0" w:after="0"/>
-      </w:pPr>
-    </w:p>
-    <w:p>
-      <w:pPr>
-        <w:spacing w:before="0" w:after="0"/>
-      </w:pPr>
-    </w:p>
-    <w:p>
-      <w:pPr>
-        <w:spacing w:before="0" w:after="0"/>
-      </w:pPr>
-    </w:p>
-    <w:p>
-      <w:pPr>
-        <w:spacing w:before="0" w:after="0"/>
-      </w:pPr>
-    </w:p>
-    <w:p>
-      <w:pPr>
         <w:spacing w:before="160" w:after="80"/>
       </w:pPr>
       <w:r>
@@ -12741,14 +12174,6 @@
         <w:tblStyle w:val="Table"/>
         <w:tblW w:type="pct" w:w="5000"/>
         <w:tblLayout w:type="fixed"/>
-        <w:tblBorders>
-          <w:top w:val="single" w:sz="12" w:space="0" w:color="000000"/>
-          <w:left w:val="none" w:sz="0" w:space="0" w:color="auto"/>
-          <w:bottom w:val="single" w:sz="12" w:space="0" w:color="000000"/>
-          <w:right w:val="none" w:sz="0" w:space="0" w:color="auto"/>
-          <w:insideH w:val="none" w:sz="0" w:space="0" w:color="auto"/>
-          <w:insideV w:val="none" w:sz="0" w:space="0" w:color="auto"/>
-        </w:tblBorders>
         <w:tblLook w:firstRow="1" w:lastRow="0" w:firstColumn="0" w:lastColumn="0" w:noHBand="0" w:noVBand="0" w:val="0020"/>
       </w:tblPr>
       <w:tblGrid>
@@ -12762,11 +12187,7 @@
           <w:tblHeader w:val="on"/>
         </w:trPr>
         <w:tc>
-          <w:tcPr>
-            <w:tcBorders>
-              <w:bottom w:val="single" w:sz="8" w:space="0" w:color="000000"/>
-            </w:tcBorders>
-          </w:tcPr>
+          <w:tcPr/>
           <w:p>
             <w:pPr>
               <w:pStyle w:val="Compact"/>
@@ -12782,11 +12203,7 @@
           </w:p>
         </w:tc>
         <w:tc>
-          <w:tcPr>
-            <w:tcBorders>
-              <w:bottom w:val="single" w:sz="8" w:space="0" w:color="000000"/>
-            </w:tcBorders>
-          </w:tcPr>
+          <w:tcPr/>
           <w:p>
             <w:pPr>
               <w:pStyle w:val="Compact"/>
@@ -12802,11 +12219,7 @@
           </w:p>
         </w:tc>
         <w:tc>
-          <w:tcPr>
-            <w:tcBorders>
-              <w:bottom w:val="single" w:sz="8" w:space="0" w:color="000000"/>
-            </w:tcBorders>
-          </w:tcPr>
+          <w:tcPr/>
           <w:p>
             <w:pPr>
               <w:pStyle w:val="Compact"/>
@@ -12822,11 +12235,7 @@
           </w:p>
         </w:tc>
         <w:tc>
-          <w:tcPr>
-            <w:tcBorders>
-              <w:bottom w:val="single" w:sz="8" w:space="0" w:color="000000"/>
-            </w:tcBorders>
-          </w:tcPr>
+          <w:tcPr/>
           <w:p>
             <w:pPr>
               <w:pStyle w:val="Compact"/>
@@ -13281,7 +12690,7 @@
         </w:rPr>
         <w:drawing>
           <wp:inline>
-            <wp:extent cx="3592512" cy="1459458"/>
+            <wp:extent cx="3600000" cy="1459458"/>
             <wp:effectExtent b="0" l="0" r="0" t="0"/>
             <wp:docPr descr="" title="" id="57" name="Picture"/>
             <a:graphic>
@@ -13302,7 +12711,7 @@
                   <pic:spPr bwMode="auto">
                     <a:xfrm>
                       <a:off x="0" y="0"/>
-                      <a:ext cx="3592512" cy="1459458"/>
+                      <a:ext cx="3600000" cy="1459458"/>
                     </a:xfrm>
                     <a:prstGeom prst="rect">
                       <a:avLst/>
@@ -13557,7 +12966,7 @@
         </w:rPr>
         <w:drawing>
           <wp:inline>
-            <wp:extent cx="3009900" cy="2019300"/>
+            <wp:extent cx="3048000" cy="2019300"/>
             <wp:effectExtent b="0" l="0" r="0" t="0"/>
             <wp:docPr descr="" title="" id="60" name="Picture"/>
             <a:graphic>
@@ -13578,7 +12987,7 @@
                   <pic:spPr bwMode="auto">
                     <a:xfrm>
                       <a:off x="0" y="0"/>
-                      <a:ext cx="3009900" cy="2019300"/>
+                      <a:ext cx="3048000" cy="2019300"/>
                     </a:xfrm>
                     <a:prstGeom prst="rect">
                       <a:avLst/>
@@ -14020,46 +13429,6 @@
     </w:p>
     <w:p>
       <w:pPr>
-        <w:spacing w:before="0" w:after="0"/>
-      </w:pPr>
-    </w:p>
-    <w:p>
-      <w:pPr>
-        <w:spacing w:before="0" w:after="0"/>
-      </w:pPr>
-    </w:p>
-    <w:p>
-      <w:pPr>
-        <w:spacing w:before="0" w:after="0"/>
-      </w:pPr>
-    </w:p>
-    <w:p>
-      <w:pPr>
-        <w:spacing w:before="0" w:after="0"/>
-      </w:pPr>
-    </w:p>
-    <w:p>
-      <w:pPr>
-        <w:spacing w:before="0" w:after="0"/>
-      </w:pPr>
-    </w:p>
-    <w:p>
-      <w:pPr>
-        <w:spacing w:before="0" w:after="0"/>
-      </w:pPr>
-    </w:p>
-    <w:p>
-      <w:pPr>
-        <w:spacing w:before="0" w:after="0"/>
-      </w:pPr>
-    </w:p>
-    <w:p>
-      <w:pPr>
-        <w:spacing w:before="0" w:after="0"/>
-      </w:pPr>
-    </w:p>
-    <w:p>
-      <w:pPr>
         <w:spacing w:before="160" w:after="80"/>
       </w:pPr>
       <w:r>
@@ -14298,14 +13667,6 @@
         <w:tblStyle w:val="Table"/>
         <w:tblW w:type="pct" w:w="5000"/>
         <w:tblLayout w:type="fixed"/>
-        <w:tblBorders>
-          <w:top w:val="single" w:sz="12" w:space="0" w:color="000000"/>
-          <w:left w:val="none" w:sz="0" w:space="0" w:color="auto"/>
-          <w:bottom w:val="single" w:sz="12" w:space="0" w:color="000000"/>
-          <w:right w:val="none" w:sz="0" w:space="0" w:color="auto"/>
-          <w:insideH w:val="none" w:sz="0" w:space="0" w:color="auto"/>
-          <w:insideV w:val="none" w:sz="0" w:space="0" w:color="auto"/>
-        </w:tblBorders>
         <w:tblLook w:firstRow="1" w:lastRow="0" w:firstColumn="0" w:lastColumn="0" w:noHBand="0" w:noVBand="0" w:val="0020"/>
       </w:tblPr>
       <w:tblGrid>
@@ -14325,11 +13686,7 @@
           <w:tblHeader w:val="on"/>
         </w:trPr>
         <w:tc>
-          <w:tcPr>
-            <w:tcBorders>
-              <w:bottom w:val="single" w:sz="8" w:space="0" w:color="000000"/>
-            </w:tcBorders>
-          </w:tcPr>
+          <w:tcPr/>
           <w:p>
             <w:pPr>
               <w:pStyle w:val="Compact"/>
@@ -14345,11 +13702,7 @@
           </w:p>
         </w:tc>
         <w:tc>
-          <w:tcPr>
-            <w:tcBorders>
-              <w:bottom w:val="single" w:sz="8" w:space="0" w:color="000000"/>
-            </w:tcBorders>
-          </w:tcPr>
+          <w:tcPr/>
           <w:p>
             <w:pPr>
               <w:pStyle w:val="Compact"/>
@@ -14365,11 +13718,7 @@
           </w:p>
         </w:tc>
         <w:tc>
-          <w:tcPr>
-            <w:tcBorders>
-              <w:bottom w:val="single" w:sz="8" w:space="0" w:color="000000"/>
-            </w:tcBorders>
-          </w:tcPr>
+          <w:tcPr/>
           <w:p>
             <w:pPr>
               <w:pStyle w:val="Compact"/>
@@ -14385,11 +13734,7 @@
           </w:p>
         </w:tc>
         <w:tc>
-          <w:tcPr>
-            <w:tcBorders>
-              <w:bottom w:val="single" w:sz="8" w:space="0" w:color="000000"/>
-            </w:tcBorders>
-          </w:tcPr>
+          <w:tcPr/>
           <w:p>
             <w:pPr>
               <w:pStyle w:val="Compact"/>
@@ -14405,11 +13750,7 @@
           </w:p>
         </w:tc>
         <w:tc>
-          <w:tcPr>
-            <w:tcBorders>
-              <w:bottom w:val="single" w:sz="8" w:space="0" w:color="000000"/>
-            </w:tcBorders>
-          </w:tcPr>
+          <w:tcPr/>
           <w:p>
             <w:pPr>
               <w:pStyle w:val="Compact"/>
@@ -14425,11 +13766,7 @@
           </w:p>
         </w:tc>
         <w:tc>
-          <w:tcPr>
-            <w:tcBorders>
-              <w:bottom w:val="single" w:sz="8" w:space="0" w:color="000000"/>
-            </w:tcBorders>
-          </w:tcPr>
+          <w:tcPr/>
           <w:p>
             <w:pPr>
               <w:pStyle w:val="Compact"/>
@@ -14445,11 +13782,7 @@
           </w:p>
         </w:tc>
         <w:tc>
-          <w:tcPr>
-            <w:tcBorders>
-              <w:bottom w:val="single" w:sz="8" w:space="0" w:color="000000"/>
-            </w:tcBorders>
-          </w:tcPr>
+          <w:tcPr/>
           <w:p>
             <w:pPr>
               <w:pStyle w:val="Compact"/>
@@ -14465,11 +13798,7 @@
           </w:p>
         </w:tc>
         <w:tc>
-          <w:tcPr>
-            <w:tcBorders>
-              <w:bottom w:val="single" w:sz="8" w:space="0" w:color="000000"/>
-            </w:tcBorders>
-          </w:tcPr>
+          <w:tcPr/>
           <w:p>
             <w:pPr>
               <w:pStyle w:val="Compact"/>
@@ -14485,11 +13814,7 @@
           </w:p>
         </w:tc>
         <w:tc>
-          <w:tcPr>
-            <w:tcBorders>
-              <w:bottom w:val="single" w:sz="8" w:space="0" w:color="000000"/>
-            </w:tcBorders>
-          </w:tcPr>
+          <w:tcPr/>
           <w:p>
             <w:pPr>
               <w:pStyle w:val="Compact"/>
@@ -14505,11 +13830,7 @@
           </w:p>
         </w:tc>
         <w:tc>
-          <w:tcPr>
-            <w:tcBorders>
-              <w:bottom w:val="single" w:sz="8" w:space="0" w:color="000000"/>
-            </w:tcBorders>
-          </w:tcPr>
+          <w:tcPr/>
           <w:p>
             <w:pPr>
               <w:pStyle w:val="Compact"/>
@@ -14786,14 +14107,6 @@
       <w:tblPr>
         <w:tblStyle w:val="Table"/>
         <w:tblW w:type="auto" w:w="0"/>
-        <w:tblBorders>
-          <w:top w:val="single" w:sz="12" w:space="0" w:color="000000"/>
-          <w:left w:val="none" w:sz="0" w:space="0" w:color="auto"/>
-          <w:bottom w:val="single" w:sz="12" w:space="0" w:color="000000"/>
-          <w:right w:val="none" w:sz="0" w:space="0" w:color="auto"/>
-          <w:insideH w:val="none" w:sz="0" w:space="0" w:color="auto"/>
-          <w:insideV w:val="none" w:sz="0" w:space="0" w:color="auto"/>
-        </w:tblBorders>
         <w:tblLook w:firstRow="1" w:lastRow="0" w:firstColumn="0" w:lastColumn="0" w:noHBand="0" w:noVBand="0" w:val="0020"/>
       </w:tblPr>
       <w:tblGrid>
@@ -14808,11 +14121,7 @@
           <w:tblHeader w:val="on"/>
         </w:trPr>
         <w:tc>
-          <w:tcPr>
-            <w:tcBorders>
-              <w:bottom w:val="single" w:sz="8" w:space="0" w:color="000000"/>
-            </w:tcBorders>
-          </w:tcPr>
+          <w:tcPr/>
           <w:p>
             <w:pPr>
               <w:pStyle w:val="Compact"/>
@@ -14884,11 +14193,7 @@
           </w:p>
         </w:tc>
         <w:tc>
-          <w:tcPr>
-            <w:tcBorders>
-              <w:bottom w:val="single" w:sz="8" w:space="0" w:color="000000"/>
-            </w:tcBorders>
-          </w:tcPr>
+          <w:tcPr/>
           <w:p>
             <w:pPr>
               <w:pStyle w:val="Compact"/>
@@ -14904,11 +14209,7 @@
           </w:p>
         </w:tc>
         <w:tc>
-          <w:tcPr>
-            <w:tcBorders>
-              <w:bottom w:val="single" w:sz="8" w:space="0" w:color="000000"/>
-            </w:tcBorders>
-          </w:tcPr>
+          <w:tcPr/>
           <w:p>
             <w:pPr>
               <w:pStyle w:val="Compact"/>
@@ -14924,11 +14225,7 @@
           </w:p>
         </w:tc>
         <w:tc>
-          <w:tcPr>
-            <w:tcBorders>
-              <w:bottom w:val="single" w:sz="8" w:space="0" w:color="000000"/>
-            </w:tcBorders>
-          </w:tcPr>
+          <w:tcPr/>
           <w:p>
             <w:pPr>
               <w:pStyle w:val="Compact"/>
@@ -14944,11 +14241,7 @@
           </w:p>
         </w:tc>
         <w:tc>
-          <w:tcPr>
-            <w:tcBorders>
-              <w:bottom w:val="single" w:sz="8" w:space="0" w:color="000000"/>
-            </w:tcBorders>
-          </w:tcPr>
+          <w:tcPr/>
           <w:p>
             <w:pPr>
               <w:pStyle w:val="Compact"/>
@@ -15129,46 +14422,6 @@
     </w:p>
     <w:p>
       <w:pPr>
-        <w:spacing w:before="0" w:after="0"/>
-      </w:pPr>
-    </w:p>
-    <w:p>
-      <w:pPr>
-        <w:spacing w:before="0" w:after="0"/>
-      </w:pPr>
-    </w:p>
-    <w:p>
-      <w:pPr>
-        <w:spacing w:before="0" w:after="0"/>
-      </w:pPr>
-    </w:p>
-    <w:p>
-      <w:pPr>
-        <w:spacing w:before="0" w:after="0"/>
-      </w:pPr>
-    </w:p>
-    <w:p>
-      <w:pPr>
-        <w:spacing w:before="0" w:after="0"/>
-      </w:pPr>
-    </w:p>
-    <w:p>
-      <w:pPr>
-        <w:spacing w:before="0" w:after="0"/>
-      </w:pPr>
-    </w:p>
-    <w:p>
-      <w:pPr>
-        <w:spacing w:before="0" w:after="0"/>
-      </w:pPr>
-    </w:p>
-    <w:p>
-      <w:pPr>
-        <w:spacing w:before="0" w:after="0"/>
-      </w:pPr>
-    </w:p>
-    <w:p>
-      <w:pPr>
         <w:spacing w:before="160" w:after="80"/>
       </w:pPr>
       <w:r>
@@ -15799,31 +15052,6 @@
         </w:rPr>
         <w:t>。</w:t>
       </w:r>
-    </w:p>
-    <w:p>
-      <w:pPr>
-        <w:spacing w:before="0" w:after="0"/>
-      </w:pPr>
-    </w:p>
-    <w:p>
-      <w:pPr>
-        <w:spacing w:before="0" w:after="0"/>
-      </w:pPr>
-    </w:p>
-    <w:p>
-      <w:pPr>
-        <w:spacing w:before="0" w:after="0"/>
-      </w:pPr>
-    </w:p>
-    <w:p>
-      <w:pPr>
-        <w:spacing w:before="0" w:after="0"/>
-      </w:pPr>
-    </w:p>
-    <w:p>
-      <w:pPr>
-        <w:spacing w:before="0" w:after="0"/>
-      </w:pPr>
     </w:p>
     <w:p>
       <w:pPr>
@@ -16997,7 +16225,7 @@
     <ns0:rPr>
       <ns0:rFonts ns0:ascii="Times New Roman" ns0:cs="Times New Roman" ns0:eastAsia="SimHei" ns0:hAnsi="Times New Roman"/>
       <ns0:b/>
-      <ns0:color ns0:val="000000"/>
+      <ns0:color ns0:val="17324D"/>
       <ns0:sz ns0:val="44"/>
       <ns0:szCs ns0:val="56"/>
     </ns0:rPr>
@@ -17139,7 +16367,7 @@
     <ns0:rPr>
       <ns0:rFonts ns0:ascii="Times New Roman" ns0:cs="Times New Roman" ns0:eastAsia="SimHei" ns0:hAnsi="Times New Roman"/>
       <ns0:b/>
-      <ns0:color ns0:val="000000"/>
+      <ns0:color ns0:val="17324D"/>
       <ns0:sz ns0:val="32"/>
       <ns0:szCs ns0:val="40"/>
     </ns0:rPr>
@@ -17163,7 +16391,7 @@
     <ns0:rPr>
       <ns0:rFonts ns0:ascii="Times New Roman" ns0:cs="Times New Roman" ns0:eastAsia="SimHei" ns0:hAnsi="Times New Roman"/>
       <ns0:b/>
-      <ns0:color ns0:val="000000"/>
+      <ns0:color ns0:val="17324D"/>
       <ns0:sz ns0:val="28"/>
       <ns0:szCs ns0:val="32"/>
     </ns0:rPr>
@@ -17187,7 +16415,7 @@
     <ns0:rPr>
       <ns0:rFonts ns0:ascii="Times New Roman" ns0:cs="Times New Roman" ns0:eastAsia="SimHei" ns0:hAnsi="Times New Roman"/>
       <ns0:b/>
-      <ns0:color ns0:val="000000"/>
+      <ns0:color ns0:val="17324D"/>
       <ns0:sz ns0:val="25"/>
       <ns0:szCs ns0:val="28"/>
     </ns0:rPr>

--- a/00-首页/题组Word/第一轮·综合套卷/第一轮综合卷03（学生版）.docx
+++ b/00-首页/题组Word/第一轮·综合套卷/第一轮综合卷03（学生版）.docx
@@ -2,7 +2,7 @@
 <file path=word/document.xml><?xml version="1.0" encoding="utf-8"?>
 <w:document xmlns:w="http://schemas.openxmlformats.org/wordprocessingml/2006/main" xmlns:m="http://schemas.openxmlformats.org/officeDocument/2006/math" xmlns:r="http://schemas.openxmlformats.org/officeDocument/2006/relationships" xmlns:o="urn:schemas-microsoft-com:office:office" xmlns:v="urn:schemas-microsoft-com:vml" xmlns:w10="urn:schemas-microsoft-com:office:word" xmlns:a="http://schemas.openxmlformats.org/drawingml/2006/main" xmlns:pic="http://schemas.openxmlformats.org/drawingml/2006/picture" xmlns:wp="http://schemas.openxmlformats.org/drawingml/2006/wordprocessingDrawing">
   <w:body>
-    <w:bookmarkStart w:id="66" w:name="第一轮综合练习-第03卷"/>
+    <w:bookmarkStart w:id="69" w:name="第一轮综合练习-第03卷"/>
     <w:p>
       <w:pPr>
         <w:pStyle w:val="Heading1"/>
@@ -42,6 +42,60 @@
     </w:p>
     <w:p>
       <w:pPr>
+        <w:pStyle w:val="BlockText"/>
+        <w:ind w:firstLine="420"/>
+      </w:pPr>
+      <w:r>
+        <w:rPr>
+          <w:rFonts w:hint="eastAsia" w:ascii="Times New Roman" w:hAnsi="Times New Roman" w:eastAsia="FangSong" w:cs="Times New Roman"/>
+        </w:rPr>
+        <w:t xml:space="preserve">共</w:t>
+      </w:r>
+      <w:r>
+        <w:rPr>
+          <w:rFonts w:ascii="Times New Roman" w:hAnsi="Times New Roman" w:eastAsia="Times New Roman" w:cs="Times New Roman"/>
+        </w:rPr>
+        <w:t xml:space="preserve"> 26 </w:t>
+      </w:r>
+      <w:r>
+        <w:rPr>
+          <w:rFonts w:hint="eastAsia" w:ascii="Times New Roman" w:hAnsi="Times New Roman" w:eastAsia="FangSong" w:cs="Times New Roman"/>
+        </w:rPr>
+        <w:t>题</w:t>
+      </w:r>
+      <w:r>
+        <w:rPr>
+          <w:rFonts w:hint="eastAsia" w:ascii="Times New Roman" w:hAnsi="Times New Roman" w:eastAsia="Times New Roman" w:cs="Times New Roman"/>
+        </w:rPr>
+        <w:t>。</w:t>
+      </w:r>
+      <w:r>
+        <w:rPr>
+          <w:rFonts w:hint="eastAsia" w:ascii="Times New Roman" w:hAnsi="Times New Roman" w:eastAsia="FangSong" w:cs="Times New Roman"/>
+        </w:rPr>
+        <w:t>建议先独立完成</w:t>
+      </w:r>
+      <w:r>
+        <w:rPr>
+          <w:rFonts w:hint="eastAsia" w:ascii="Times New Roman" w:hAnsi="Times New Roman" w:eastAsia="Times New Roman" w:cs="Times New Roman"/>
+        </w:rPr>
+        <w:t>，</w:t>
+      </w:r>
+      <w:r>
+        <w:rPr>
+          <w:rFonts w:hint="eastAsia" w:ascii="Times New Roman" w:hAnsi="Times New Roman" w:eastAsia="FangSong" w:cs="Times New Roman"/>
+        </w:rPr>
+        <w:t>再核对答案</w:t>
+      </w:r>
+      <w:r>
+        <w:rPr>
+          <w:rFonts w:hint="eastAsia" w:ascii="Times New Roman" w:hAnsi="Times New Roman" w:eastAsia="Times New Roman" w:cs="Times New Roman"/>
+        </w:rPr>
+        <w:t>。</w:t>
+      </w:r>
+    </w:p>
+    <w:p>
+      <w:pPr>
         <w:spacing w:before="160" w:after="80"/>
       </w:pPr>
       <w:r>
@@ -50,7 +104,7 @@
         </w:pict>
       </w:r>
     </w:p>
-    <w:bookmarkStart w:id="65" w:name="题目"/>
+    <w:bookmarkStart w:id="68" w:name="题目"/>
     <w:p>
       <w:pPr>
         <w:pStyle w:val="Heading2"/>
@@ -91,6 +145,7 @@
     <w:p>
       <w:pPr>
         <w:pStyle w:val="FirstParagraph"/>
+        <w:ind w:firstLine="420"/>
       </w:pPr>
       <w:r>
         <w:rPr>
@@ -257,6 +312,7 @@
           <w:ilvl w:val="0"/>
           <w:numId w:val="1001"/>
         </w:numPr>
+        <w:ind w:firstLine="420"/>
       </w:pPr>
       <w:r>
         <w:rPr>
@@ -304,6 +360,7 @@
           <w:ilvl w:val="0"/>
           <w:numId w:val="1001"/>
         </w:numPr>
+        <w:ind w:firstLine="420"/>
       </w:pPr>
       <w:r>
         <w:rPr>
@@ -351,6 +408,7 @@
           <w:ilvl w:val="0"/>
           <w:numId w:val="1001"/>
         </w:numPr>
+        <w:ind w:firstLine="420"/>
       </w:pPr>
       <w:r>
         <w:rPr>
@@ -423,6 +481,7 @@
           <w:ilvl w:val="0"/>
           <w:numId w:val="1001"/>
         </w:numPr>
+        <w:ind w:firstLine="420"/>
       </w:pPr>
       <w:r>
         <w:rPr>
@@ -565,6 +624,7 @@
     <w:p>
       <w:pPr>
         <w:pStyle w:val="FirstParagraph"/>
+        <w:ind w:firstLine="420"/>
       </w:pPr>
       <w:r>
         <w:rPr>
@@ -617,47 +677,17 @@
     </w:p>
     <w:p>
       <w:pPr>
-        <w:pStyle w:val="BlockText"/>
+        <w:pStyle w:val="BodyText"/>
         <w:spacing w:before="160" w:after="80"/>
         <w:jc w:val="center"/>
       </w:pPr>
       <w:r>
         <w:rPr>
-          <w:rFonts w:hint="eastAsia" w:ascii="Times New Roman" w:hAnsi="Times New Roman" w:eastAsia="Times New Roman" w:cs="Times New Roman"/>
-        </w:rPr>
-        <w:t>“</w:t>
-      </w:r>
-      <w:r>
-        <w:rPr>
-          <w:rFonts w:hint="eastAsia" w:ascii="Times New Roman" w:hAnsi="Times New Roman" w:eastAsia="FangSong" w:cs="Times New Roman"/>
-        </w:rPr>
-        <w:t>纳米小人</w:t>
-      </w:r>
-      <w:r>
-        <w:rPr>
-          <w:rFonts w:hint="eastAsia" w:ascii="Times New Roman" w:hAnsi="Times New Roman" w:eastAsia="Times New Roman" w:cs="Times New Roman"/>
-        </w:rPr>
-        <w:t>”</w:t>
-      </w:r>
-      <w:r>
-        <w:rPr>
-          <w:rFonts w:hint="eastAsia" w:ascii="Times New Roman" w:hAnsi="Times New Roman" w:eastAsia="FangSong" w:cs="Times New Roman"/>
-        </w:rPr>
-        <w:t>分子结构</w:t>
-      </w:r>
-      <w:r>
-        <w:rPr>
-          <w:rFonts w:hint="eastAsia" w:ascii="Times New Roman" w:hAnsi="Times New Roman" w:eastAsia="Times New Roman" w:cs="Times New Roman"/>
-        </w:rPr>
-        <w:t>：</w:t>
-      </w:r>
-      <w:r>
-        <w:rPr>
           <w:rFonts w:ascii="Times New Roman" w:hAnsi="Times New Roman" w:eastAsia="Times New Roman" w:cs="Times New Roman"/>
         </w:rPr>
         <w:drawing>
           <wp:inline>
-            <wp:extent cx="3240000" cy="3013953"/>
+            <wp:extent cx="2933700" cy="3911600"/>
             <wp:effectExtent b="0" l="0" r="0" t="0"/>
             <wp:docPr descr="" title="" id="11" name="Picture"/>
             <a:graphic>
@@ -678,7 +708,7 @@
                   <pic:spPr bwMode="auto">
                     <a:xfrm>
                       <a:off x="0" y="0"/>
-                      <a:ext cx="3240000" cy="3013953"/>
+                      <a:ext cx="2933700" cy="3911600"/>
                     </a:xfrm>
                     <a:prstGeom prst="rect">
                       <a:avLst/>
@@ -699,11 +729,50 @@
     </w:p>
     <w:p>
       <w:pPr>
+        <w:pStyle w:val="BodyText"/>
+        <w:ind w:firstLine="420"/>
+      </w:pPr>
+      <w:r>
+        <w:rPr>
+          <w:rFonts w:hint="eastAsia" w:ascii="Times New Roman" w:hAnsi="Times New Roman" w:eastAsia="Times New Roman" w:cs="Times New Roman"/>
+          <w:i/>
+          <w:iCs/>
+        </w:rPr>
+        <w:t>“</w:t>
+      </w:r>
+      <w:r>
+        <w:rPr>
+          <w:rFonts w:hint="eastAsia" w:ascii="Times New Roman" w:hAnsi="Times New Roman" w:eastAsia="FangSong" w:cs="Times New Roman"/>
+          <w:i/>
+          <w:iCs/>
+        </w:rPr>
+        <w:t>纳米小人</w:t>
+      </w:r>
+      <w:r>
+        <w:rPr>
+          <w:rFonts w:hint="eastAsia" w:ascii="Times New Roman" w:hAnsi="Times New Roman" w:eastAsia="Times New Roman" w:cs="Times New Roman"/>
+          <w:i/>
+          <w:iCs/>
+        </w:rPr>
+        <w:t>”</w:t>
+      </w:r>
+      <w:r>
+        <w:rPr>
+          <w:rFonts w:hint="eastAsia" w:ascii="Times New Roman" w:hAnsi="Times New Roman" w:eastAsia="FangSong" w:cs="Times New Roman"/>
+          <w:i/>
+          <w:iCs/>
+        </w:rPr>
+        <w:t xml:space="preserve">分子结构</w:t>
+      </w:r>
+    </w:p>
+    <w:p>
+      <w:pPr>
         <w:pStyle w:val="Compact"/>
         <w:numPr>
           <w:ilvl w:val="0"/>
           <w:numId w:val="1002"/>
         </w:numPr>
+        <w:ind w:firstLine="420"/>
       </w:pPr>
       <w:r>
         <w:rPr>
@@ -775,6 +844,7 @@
           <w:ilvl w:val="0"/>
           <w:numId w:val="1002"/>
         </w:numPr>
+        <w:ind w:firstLine="420"/>
       </w:pPr>
       <w:r>
         <w:rPr>
@@ -857,6 +927,7 @@
           <w:ilvl w:val="0"/>
           <w:numId w:val="1002"/>
         </w:numPr>
+        <w:ind w:firstLine="420"/>
       </w:pPr>
       <w:r>
         <w:rPr>
@@ -902,6 +973,7 @@
           <w:ilvl w:val="0"/>
           <w:numId w:val="1002"/>
         </w:numPr>
+        <w:ind w:firstLine="420"/>
       </w:pPr>
       <w:r>
         <w:rPr>
@@ -992,6 +1064,7 @@
     <w:p>
       <w:pPr>
         <w:pStyle w:val="FirstParagraph"/>
+        <w:ind w:firstLine="420"/>
       </w:pPr>
       <w:r>
         <w:rPr>
@@ -1044,22 +1117,10 @@
     </w:p>
     <w:p>
       <w:pPr>
-        <w:pStyle w:val="BlockText"/>
+        <w:pStyle w:val="BodyText"/>
         <w:spacing w:before="160" w:after="80"/>
         <w:jc w:val="center"/>
       </w:pPr>
-      <w:r>
-        <w:rPr>
-          <w:rFonts w:hint="eastAsia" w:ascii="Times New Roman" w:hAnsi="Times New Roman" w:eastAsia="FangSong" w:cs="Times New Roman"/>
-        </w:rPr>
-        <w:t>磷酸氯喹结构</w:t>
-      </w:r>
-      <w:r>
-        <w:rPr>
-          <w:rFonts w:hint="eastAsia" w:ascii="Times New Roman" w:hAnsi="Times New Roman" w:eastAsia="Times New Roman" w:cs="Times New Roman"/>
-        </w:rPr>
-        <w:t>：</w:t>
-      </w:r>
       <w:r>
         <w:rPr>
           <w:rFonts w:ascii="Times New Roman" w:hAnsi="Times New Roman" w:eastAsia="Times New Roman" w:cs="Times New Roman"/>
@@ -1108,11 +1169,26 @@
     </w:p>
     <w:p>
       <w:pPr>
+        <w:pStyle w:val="BodyText"/>
+        <w:ind w:firstLine="420"/>
+      </w:pPr>
+      <w:r>
+        <w:rPr>
+          <w:rFonts w:hint="eastAsia" w:ascii="Times New Roman" w:hAnsi="Times New Roman" w:eastAsia="FangSong" w:cs="Times New Roman"/>
+          <w:i/>
+          <w:iCs/>
+        </w:rPr>
+        <w:t xml:space="preserve">磷酸氯喹结构</w:t>
+      </w:r>
+    </w:p>
+    <w:p>
+      <w:pPr>
         <w:pStyle w:val="Compact"/>
         <w:numPr>
           <w:ilvl w:val="0"/>
           <w:numId w:val="1003"/>
         </w:numPr>
+        <w:ind w:firstLine="420"/>
       </w:pPr>
       <w:r>
         <w:rPr>
@@ -1146,6 +1222,7 @@
           <w:ilvl w:val="0"/>
           <w:numId w:val="1003"/>
         </w:numPr>
+        <w:ind w:firstLine="420"/>
       </w:pPr>
       <w:r>
         <w:rPr>
@@ -1192,6 +1269,7 @@
           <w:ilvl w:val="0"/>
           <w:numId w:val="1003"/>
         </w:numPr>
+        <w:ind w:firstLine="420"/>
       </w:pPr>
       <w:r>
         <w:rPr>
@@ -1213,6 +1291,7 @@
           <w:ilvl w:val="0"/>
           <w:numId w:val="1003"/>
         </w:numPr>
+        <w:ind w:firstLine="420"/>
       </w:pPr>
       <w:r>
         <w:rPr>
@@ -1298,6 +1377,7 @@
     <w:p>
       <w:pPr>
         <w:pStyle w:val="FirstParagraph"/>
+        <w:ind w:firstLine="420"/>
       </w:pPr>
       <w:r>
         <w:rPr>
@@ -1430,6 +1510,7 @@
           <w:ilvl w:val="0"/>
           <w:numId w:val="1004"/>
         </w:numPr>
+        <w:ind w:firstLine="420"/>
       </w:pPr>
       <w:r>
         <w:rPr>
@@ -1450,6 +1531,7 @@
           <w:ilvl w:val="0"/>
           <w:numId w:val="1004"/>
         </w:numPr>
+        <w:ind w:firstLine="420"/>
       </w:pPr>
       <w:r>
         <w:rPr>
@@ -1515,6 +1597,7 @@
     <w:p>
       <w:pPr>
         <w:pStyle w:val="FirstParagraph"/>
+        <w:ind w:firstLine="420"/>
       </w:pPr>
       <w:r>
         <w:rPr>
@@ -1650,7 +1733,7 @@
         <w:rPr>
           <w:rFonts w:ascii="Times New Roman" w:hAnsi="Times New Roman" w:eastAsia="Times New Roman" w:cs="Times New Roman"/>
         </w:rPr>
-        <w:t xml:space="preserve">A. </w:t>
+        <w:t xml:space="preserve">- A. </w:t>
       </w:r>
       <w:r>
         <w:rPr>
@@ -1662,7 +1745,13 @@
         <w:rPr>
           <w:rFonts w:ascii="Times New Roman" w:hAnsi="Times New Roman" w:eastAsia="Times New Roman" w:cs="Times New Roman"/>
         </w:rPr>
-        <w:t xml:space="preserve"> B. </w:t>
+        <w:t xml:space="preserve"> </w:t>
+      </w:r>
+      <w:r>
+        <w:rPr>
+          <w:rFonts w:ascii="Times New Roman" w:hAnsi="Times New Roman" w:eastAsia="Times New Roman" w:cs="Times New Roman"/>
+        </w:rPr>
+        <w:t xml:space="preserve">- B. </w:t>
       </w:r>
       <w:r>
         <w:rPr>
@@ -1674,7 +1763,13 @@
         <w:rPr>
           <w:rFonts w:ascii="Times New Roman" w:hAnsi="Times New Roman" w:eastAsia="Times New Roman" w:cs="Times New Roman"/>
         </w:rPr>
-        <w:t xml:space="preserve"> C. </w:t>
+        <w:t xml:space="preserve"> </w:t>
+      </w:r>
+      <w:r>
+        <w:rPr>
+          <w:rFonts w:ascii="Times New Roman" w:hAnsi="Times New Roman" w:eastAsia="Times New Roman" w:cs="Times New Roman"/>
+        </w:rPr>
+        <w:t xml:space="preserve">- C. </w:t>
       </w:r>
       <w:r>
         <w:rPr>
@@ -1686,7 +1781,13 @@
         <w:rPr>
           <w:rFonts w:ascii="Times New Roman" w:hAnsi="Times New Roman" w:eastAsia="Times New Roman" w:cs="Times New Roman"/>
         </w:rPr>
-        <w:t xml:space="preserve"> D. </w:t>
+        <w:t xml:space="preserve"> </w:t>
+      </w:r>
+      <w:r>
+        <w:rPr>
+          <w:rFonts w:ascii="Times New Roman" w:hAnsi="Times New Roman" w:eastAsia="Times New Roman" w:cs="Times New Roman"/>
+        </w:rPr>
+        <w:t xml:space="preserve">- D. </w:t>
       </w:r>
       <w:r>
         <w:rPr>
@@ -1734,6 +1835,7 @@
     <w:p>
       <w:pPr>
         <w:pStyle w:val="FirstParagraph"/>
+        <w:ind w:firstLine="420"/>
       </w:pPr>
       <w:r>
         <w:rPr>
@@ -1829,7 +1931,43 @@
         <w:rPr>
           <w:rFonts w:ascii="Times New Roman" w:hAnsi="Times New Roman" w:eastAsia="Times New Roman" w:cs="Times New Roman"/>
         </w:rPr>
-        <w:t xml:space="preserve">A. 5.75 B. 74.66 C. 90.65 D. 38.57</w:t>
+        <w:t xml:space="preserve">- A. 5.75</w:t>
+      </w:r>
+      <w:r>
+        <w:rPr>
+          <w:rFonts w:ascii="Times New Roman" w:hAnsi="Times New Roman" w:eastAsia="Times New Roman" w:cs="Times New Roman"/>
+        </w:rPr>
+        <w:t xml:space="preserve"> </w:t>
+      </w:r>
+      <w:r>
+        <w:rPr>
+          <w:rFonts w:ascii="Times New Roman" w:hAnsi="Times New Roman" w:eastAsia="Times New Roman" w:cs="Times New Roman"/>
+        </w:rPr>
+        <w:t xml:space="preserve">- B. 74.66</w:t>
+      </w:r>
+      <w:r>
+        <w:rPr>
+          <w:rFonts w:ascii="Times New Roman" w:hAnsi="Times New Roman" w:eastAsia="Times New Roman" w:cs="Times New Roman"/>
+        </w:rPr>
+        <w:t xml:space="preserve"> </w:t>
+      </w:r>
+      <w:r>
+        <w:rPr>
+          <w:rFonts w:ascii="Times New Roman" w:hAnsi="Times New Roman" w:eastAsia="Times New Roman" w:cs="Times New Roman"/>
+        </w:rPr>
+        <w:t xml:space="preserve">- C. 90.65</w:t>
+      </w:r>
+      <w:r>
+        <w:rPr>
+          <w:rFonts w:ascii="Times New Roman" w:hAnsi="Times New Roman" w:eastAsia="Times New Roman" w:cs="Times New Roman"/>
+        </w:rPr>
+        <w:t xml:space="preserve"> </w:t>
+      </w:r>
+      <w:r>
+        <w:rPr>
+          <w:rFonts w:ascii="Times New Roman" w:hAnsi="Times New Roman" w:eastAsia="Times New Roman" w:cs="Times New Roman"/>
+        </w:rPr>
+        <w:t xml:space="preserve">- D. 38.57</w:t>
       </w:r>
     </w:p>
     <w:p>
@@ -1871,6 +2009,7 @@
     <w:p>
       <w:pPr>
         <w:pStyle w:val="FirstParagraph"/>
+        <w:ind w:firstLine="420"/>
       </w:pPr>
       <w:r>
         <w:rPr>
@@ -1918,546 +2057,48 @@
         <w:rPr>
           <w:rFonts w:hint="eastAsia" w:ascii="Times New Roman" w:hAnsi="Times New Roman" w:eastAsia="Times New Roman" w:cs="Times New Roman"/>
         </w:rPr>
-        <w:t>。</w:t>
+        <w:t>（</w:t>
+      </w:r>
+      <w:r>
+        <w:rPr>
+          <w:rFonts w:hint="eastAsia" w:ascii="Times New Roman" w:hAnsi="Times New Roman" w:eastAsia="FangSong" w:cs="Times New Roman"/>
+        </w:rPr>
+        <w:t>下图为</w:t>
+      </w:r>
+      <w:r>
+        <w:rPr>
+          <w:rFonts w:ascii="Times New Roman" w:hAnsi="Times New Roman" w:eastAsia="Times New Roman" w:cs="Times New Roman"/>
+        </w:rPr>
+        <w:t xml:space="preserve"> CO </w:t>
+      </w:r>
+      <w:r>
+        <w:rPr>
+          <w:rFonts w:hint="eastAsia" w:ascii="Times New Roman" w:hAnsi="Times New Roman" w:eastAsia="FangSong" w:cs="Times New Roman"/>
+        </w:rPr>
+        <w:t xml:space="preserve">与金属之间的</w:t>
+      </w:r>
+      <w:r>
+        <w:rPr>
+          <w:rFonts w:ascii="Times New Roman" w:hAnsi="Times New Roman" w:eastAsia="Times New Roman" w:cs="Times New Roman"/>
+        </w:rPr>
+        <w:t xml:space="preserve"> σ-π </w:t>
+      </w:r>
+      <w:r>
+        <w:rPr>
+          <w:rFonts w:hint="eastAsia" w:ascii="Times New Roman" w:hAnsi="Times New Roman" w:eastAsia="FangSong" w:cs="Times New Roman"/>
+        </w:rPr>
+        <w:t>反馈键示意</w:t>
+      </w:r>
+      <w:r>
+        <w:rPr>
+          <w:rFonts w:hint="eastAsia" w:ascii="Times New Roman" w:hAnsi="Times New Roman" w:eastAsia="Times New Roman" w:cs="Times New Roman"/>
+        </w:rPr>
+        <w:t>）。</w:t>
       </w:r>
     </w:p>
     <w:p>
       <w:pPr>
-        <w:numPr>
-          <w:ilvl w:val="0"/>
-          <w:numId w:val="1005"/>
-        </w:numPr>
-      </w:pPr>
-      <w:r>
-        <w:rPr>
-          <w:rFonts w:hint="eastAsia" w:ascii="Times New Roman" w:hAnsi="Times New Roman" w:eastAsia="FangSong" w:cs="Times New Roman"/>
-        </w:rPr>
-        <w:t xml:space="preserve">用中性原子法计算</w:t>
-      </w:r>
-      <w:r>
-        <w:rPr>
-          <w:rFonts w:ascii="Times New Roman" w:hAnsi="Times New Roman" w:eastAsia="Times New Roman" w:cs="Times New Roman"/>
-        </w:rPr>
-        <w:t xml:space="preserve"> </w:t>
-      </w:r>
-      <m:oMath>
-        <m:oMathPr>
-          <m:ctrlPr>
-            <w:rPr>
-              <w:sz w:val="28"/>
-              <w:szCs w:val="28"/>
-            </w:rPr>
-          </m:ctrlPr>
-        </m:oMathPr>
-        <m:r>
-          <m:rPr>
-            <m:sty m:val="p"/>
-          </m:rPr>
-          <m:t>F</m:t>
-        </m:r>
-        <m:r>
-          <m:rPr>
-            <m:sty m:val="p"/>
-          </m:rPr>
-          <m:t>e</m:t>
-        </m:r>
-        <m:r>
-          <m:rPr>
-            <m:sty m:val="p"/>
-          </m:rPr>
-          <m:t>(</m:t>
-        </m:r>
-        <m:r>
-          <m:rPr>
-            <m:sty m:val="p"/>
-          </m:rPr>
-          <m:t>C</m:t>
-        </m:r>
-        <m:r>
-          <m:rPr>
-            <m:sty m:val="p"/>
-          </m:rPr>
-          <m:t>O</m:t>
-        </m:r>
-        <m:sSub>
-          <m:e>
-            <m:r>
-              <m:rPr>
-                <m:sty m:val="p"/>
-              </m:rPr>
-              <m:t>)</m:t>
-            </m:r>
-          </m:e>
-          <m:sub>
-            <m:r>
-              <m:rPr>
-                <m:sty m:val="p"/>
-              </m:rPr>
-              <m:t>5</m:t>
-            </m:r>
-          </m:sub>
-        </m:sSub>
-      </m:oMath>
-      <w:r>
-        <w:rPr>
-          <w:rFonts w:ascii="Times New Roman" w:hAnsi="Times New Roman" w:eastAsia="Times New Roman" w:cs="Times New Roman"/>
-        </w:rPr>
-        <w:t xml:space="preserve"> </w:t>
-      </w:r>
-      <w:r>
-        <w:rPr>
-          <w:rFonts w:hint="eastAsia" w:ascii="Times New Roman" w:hAnsi="Times New Roman" w:eastAsia="FangSong" w:cs="Times New Roman"/>
-        </w:rPr>
-        <w:t xml:space="preserve">中</w:t>
-      </w:r>
-      <w:r>
-        <w:rPr>
-          <w:rFonts w:ascii="Times New Roman" w:hAnsi="Times New Roman" w:eastAsia="Times New Roman" w:cs="Times New Roman"/>
-        </w:rPr>
-        <w:t xml:space="preserve"> Fe </w:t>
-      </w:r>
-      <w:r>
-        <w:rPr>
-          <w:rFonts w:hint="eastAsia" w:ascii="Times New Roman" w:hAnsi="Times New Roman" w:eastAsia="FangSong" w:cs="Times New Roman"/>
-        </w:rPr>
-        <w:t>原子的价电子总数</w:t>
-      </w:r>
-      <w:r>
-        <w:rPr>
-          <w:rFonts w:hint="eastAsia" w:ascii="Times New Roman" w:hAnsi="Times New Roman" w:eastAsia="Times New Roman" w:cs="Times New Roman"/>
-        </w:rPr>
-        <w:t>，</w:t>
-      </w:r>
-      <w:r>
-        <w:rPr>
-          <w:rFonts w:hint="eastAsia" w:ascii="Times New Roman" w:hAnsi="Times New Roman" w:eastAsia="FangSong" w:cs="Times New Roman"/>
-        </w:rPr>
-        <w:t>判断其是否满足</w:t>
-      </w:r>
-      <w:r>
-        <w:rPr>
-          <w:rFonts w:ascii="Times New Roman" w:hAnsi="Times New Roman" w:eastAsia="Times New Roman" w:cs="Times New Roman"/>
-        </w:rPr>
-        <w:t xml:space="preserve"> 18 </w:t>
-      </w:r>
-      <w:r>
-        <w:rPr>
-          <w:rFonts w:hint="eastAsia" w:ascii="Times New Roman" w:hAnsi="Times New Roman" w:eastAsia="FangSong" w:cs="Times New Roman"/>
-        </w:rPr>
-        <w:t>电子规则</w:t>
-      </w:r>
-      <w:r>
-        <w:rPr>
-          <w:rFonts w:hint="eastAsia" w:ascii="Times New Roman" w:hAnsi="Times New Roman" w:eastAsia="Times New Roman" w:cs="Times New Roman"/>
-        </w:rPr>
-        <w:t>。</w:t>
-      </w:r>
-    </w:p>
-    <w:p>
-      <w:pPr>
-        <w:numPr>
-          <w:ilvl w:val="0"/>
-          <w:numId w:val="1005"/>
-        </w:numPr>
-      </w:pPr>
-      <m:oMath>
-        <m:oMathPr>
-          <m:ctrlPr>
-            <w:rPr>
-              <w:sz w:val="28"/>
-              <w:szCs w:val="28"/>
-            </w:rPr>
-          </m:ctrlPr>
-        </m:oMathPr>
-        <m:r>
-          <m:rPr>
-            <m:sty m:val="p"/>
-          </m:rPr>
-          <m:t>C</m:t>
-        </m:r>
-        <m:sSub>
-          <m:e>
-            <m:r>
-              <m:rPr>
-                <m:sty m:val="p"/>
-              </m:rPr>
-              <m:t>o</m:t>
-            </m:r>
-          </m:e>
-          <m:sub>
-            <m:r>
-              <m:rPr>
-                <m:sty m:val="p"/>
-              </m:rPr>
-              <m:t>2</m:t>
-            </m:r>
-          </m:sub>
-        </m:sSub>
-        <m:r>
-          <m:rPr>
-            <m:sty m:val="p"/>
-          </m:rPr>
-          <m:t>(</m:t>
-        </m:r>
-        <m:r>
-          <m:rPr>
-            <m:sty m:val="p"/>
-          </m:rPr>
-          <m:t>C</m:t>
-        </m:r>
-        <m:r>
-          <m:rPr>
-            <m:sty m:val="p"/>
-          </m:rPr>
-          <m:t>O</m:t>
-        </m:r>
-        <m:sSub>
-          <m:e>
-            <m:r>
-              <m:rPr>
-                <m:sty m:val="p"/>
-              </m:rPr>
-              <m:t>)</m:t>
-            </m:r>
-          </m:e>
-          <m:sub>
-            <m:r>
-              <m:rPr>
-                <m:sty m:val="p"/>
-              </m:rPr>
-              <m:t>8</m:t>
-            </m:r>
-          </m:sub>
-        </m:sSub>
-      </m:oMath>
-      <w:r>
-        <w:rPr>
-          <w:rFonts w:ascii="Times New Roman" w:hAnsi="Times New Roman" w:eastAsia="Times New Roman" w:cs="Times New Roman"/>
-        </w:rPr>
-        <w:t xml:space="preserve"> </w:t>
-      </w:r>
-      <w:r>
-        <w:rPr>
-          <w:rFonts w:hint="eastAsia" w:ascii="Times New Roman" w:hAnsi="Times New Roman" w:eastAsia="FangSong" w:cs="Times New Roman"/>
-        </w:rPr>
-        <w:t>存在两种异构体</w:t>
-      </w:r>
-      <w:r>
-        <w:rPr>
-          <w:rFonts w:hint="eastAsia" w:ascii="Times New Roman" w:hAnsi="Times New Roman" w:eastAsia="Times New Roman" w:cs="Times New Roman"/>
-        </w:rPr>
-        <w:t>：</w:t>
-      </w:r>
-      <w:r>
-        <w:rPr>
-          <w:rFonts w:hint="eastAsia" w:ascii="Times New Roman" w:hAnsi="Times New Roman" w:eastAsia="FangSong" w:cs="Times New Roman"/>
-        </w:rPr>
-        <w:t>一种含桥式</w:t>
-      </w:r>
-      <w:r>
-        <w:rPr>
-          <w:rFonts w:ascii="Times New Roman" w:hAnsi="Times New Roman" w:eastAsia="Times New Roman" w:cs="Times New Roman"/>
-        </w:rPr>
-        <w:t xml:space="preserve"> </w:t>
-      </w:r>
-      <w:r>
-        <w:rPr>
-          <w:rFonts w:hint="eastAsia" w:ascii="Times New Roman" w:hAnsi="Times New Roman" w:eastAsia="Times New Roman" w:cs="Times New Roman"/>
-        </w:rPr>
-        <w:t xml:space="preserve">CO（Co—Co</w:t>
-      </w:r>
-      <w:r>
-        <w:rPr>
-          <w:rFonts w:ascii="Times New Roman" w:hAnsi="Times New Roman" w:eastAsia="Times New Roman" w:cs="Times New Roman"/>
-        </w:rPr>
-        <w:t xml:space="preserve"> </w:t>
-      </w:r>
-      <w:r>
-        <w:rPr>
-          <w:rFonts w:hint="eastAsia" w:ascii="Times New Roman" w:hAnsi="Times New Roman" w:eastAsia="FangSong" w:cs="Times New Roman"/>
-        </w:rPr>
-        <w:t xml:space="preserve">间有</w:t>
-      </w:r>
-      <w:r>
-        <w:rPr>
-          <w:rFonts w:ascii="Times New Roman" w:hAnsi="Times New Roman" w:eastAsia="Times New Roman" w:cs="Times New Roman"/>
-        </w:rPr>
-        <w:t xml:space="preserve"> CO </w:t>
-      </w:r>
-      <w:r>
-        <w:rPr>
-          <w:rFonts w:hint="eastAsia" w:ascii="Times New Roman" w:hAnsi="Times New Roman" w:eastAsia="FangSong" w:cs="Times New Roman"/>
-        </w:rPr>
-        <w:t>桥连</w:t>
-      </w:r>
-      <w:r>
-        <w:rPr>
-          <w:rFonts w:hint="eastAsia" w:ascii="Times New Roman" w:hAnsi="Times New Roman" w:eastAsia="Times New Roman" w:cs="Times New Roman"/>
-        </w:rPr>
-        <w:t>），</w:t>
-      </w:r>
-      <w:r>
-        <w:rPr>
-          <w:rFonts w:hint="eastAsia" w:ascii="Times New Roman" w:hAnsi="Times New Roman" w:eastAsia="FangSong" w:cs="Times New Roman"/>
-        </w:rPr>
-        <w:t>另一种仅含端式</w:t>
-      </w:r>
-      <w:r>
-        <w:rPr>
-          <w:rFonts w:ascii="Times New Roman" w:hAnsi="Times New Roman" w:eastAsia="Times New Roman" w:cs="Times New Roman"/>
-        </w:rPr>
-        <w:t xml:space="preserve"> </w:t>
-      </w:r>
-      <w:r>
-        <w:rPr>
-          <w:rFonts w:hint="eastAsia" w:ascii="Times New Roman" w:hAnsi="Times New Roman" w:eastAsia="Times New Roman" w:cs="Times New Roman"/>
-        </w:rPr>
-        <w:t>CO。</w:t>
-      </w:r>
-      <w:r>
-        <w:rPr>
-          <w:rFonts w:hint="eastAsia" w:ascii="Times New Roman" w:hAnsi="Times New Roman" w:eastAsia="FangSong" w:cs="Times New Roman"/>
-        </w:rPr>
-        <w:t>对于仅含端式</w:t>
-      </w:r>
-      <w:r>
-        <w:rPr>
-          <w:rFonts w:ascii="Times New Roman" w:hAnsi="Times New Roman" w:eastAsia="Times New Roman" w:cs="Times New Roman"/>
-        </w:rPr>
-        <w:t xml:space="preserve"> CO </w:t>
-      </w:r>
-      <w:r>
-        <w:rPr>
-          <w:rFonts w:hint="eastAsia" w:ascii="Times New Roman" w:hAnsi="Times New Roman" w:eastAsia="FangSong" w:cs="Times New Roman"/>
-        </w:rPr>
-        <w:t>的异构体</w:t>
-      </w:r>
-      <w:r>
-        <w:rPr>
-          <w:rFonts w:hint="eastAsia" w:ascii="Times New Roman" w:hAnsi="Times New Roman" w:eastAsia="Times New Roman" w:cs="Times New Roman"/>
-        </w:rPr>
-        <w:t>，</w:t>
-      </w:r>
-      <w:r>
-        <w:rPr>
-          <w:rFonts w:hint="eastAsia" w:ascii="Times New Roman" w:hAnsi="Times New Roman" w:eastAsia="FangSong" w:cs="Times New Roman"/>
-        </w:rPr>
-        <w:t>每个</w:t>
-      </w:r>
-      <w:r>
-        <w:rPr>
-          <w:rFonts w:ascii="Times New Roman" w:hAnsi="Times New Roman" w:eastAsia="Times New Roman" w:cs="Times New Roman"/>
-        </w:rPr>
-        <w:t xml:space="preserve"> Co </w:t>
-      </w:r>
-      <w:r>
-        <w:rPr>
-          <w:rFonts w:hint="eastAsia" w:ascii="Times New Roman" w:hAnsi="Times New Roman" w:eastAsia="FangSong" w:cs="Times New Roman"/>
-        </w:rPr>
-        <w:t xml:space="preserve">需满足</w:t>
-      </w:r>
-      <w:r>
-        <w:rPr>
-          <w:rFonts w:ascii="Times New Roman" w:hAnsi="Times New Roman" w:eastAsia="Times New Roman" w:cs="Times New Roman"/>
-        </w:rPr>
-        <w:t xml:space="preserve"> 18 </w:t>
-      </w:r>
-      <w:r>
-        <w:rPr>
-          <w:rFonts w:hint="eastAsia" w:ascii="Times New Roman" w:hAnsi="Times New Roman" w:eastAsia="FangSong" w:cs="Times New Roman"/>
-        </w:rPr>
-        <w:t>电子规则</w:t>
-      </w:r>
-      <w:r>
-        <w:rPr>
-          <w:rFonts w:hint="eastAsia" w:ascii="Times New Roman" w:hAnsi="Times New Roman" w:eastAsia="Times New Roman" w:cs="Times New Roman"/>
-        </w:rPr>
-        <w:t>，</w:t>
-      </w:r>
-      <w:r>
-        <w:rPr>
-          <w:rFonts w:hint="eastAsia" w:ascii="Times New Roman" w:hAnsi="Times New Roman" w:eastAsia="FangSong" w:cs="Times New Roman"/>
-        </w:rPr>
-        <w:t>则</w:t>
-      </w:r>
-      <w:r>
-        <w:rPr>
-          <w:rFonts w:ascii="Times New Roman" w:hAnsi="Times New Roman" w:eastAsia="Times New Roman" w:cs="Times New Roman"/>
-        </w:rPr>
-        <w:t xml:space="preserve"> Co—Co </w:t>
-      </w:r>
-      <w:r>
-        <w:rPr>
-          <w:rFonts w:hint="eastAsia" w:ascii="Times New Roman" w:hAnsi="Times New Roman" w:eastAsia="FangSong" w:cs="Times New Roman"/>
-        </w:rPr>
-        <w:t>之间应存在什么类型的键</w:t>
-      </w:r>
-      <w:r>
-        <w:rPr>
-          <w:rFonts w:hint="eastAsia" w:ascii="Times New Roman" w:hAnsi="Times New Roman" w:eastAsia="Times New Roman" w:cs="Times New Roman"/>
-        </w:rPr>
-        <w:t>？</w:t>
-      </w:r>
-      <w:r>
-        <w:rPr>
-          <w:rFonts w:hint="eastAsia" w:ascii="Times New Roman" w:hAnsi="Times New Roman" w:eastAsia="FangSong" w:cs="Times New Roman"/>
-        </w:rPr>
-        <w:t>计算每个</w:t>
-      </w:r>
-      <w:r>
-        <w:rPr>
-          <w:rFonts w:ascii="Times New Roman" w:hAnsi="Times New Roman" w:eastAsia="Times New Roman" w:cs="Times New Roman"/>
-        </w:rPr>
-        <w:t xml:space="preserve"> Co </w:t>
-      </w:r>
-      <w:r>
-        <w:rPr>
-          <w:rFonts w:hint="eastAsia" w:ascii="Times New Roman" w:hAnsi="Times New Roman" w:eastAsia="FangSong" w:cs="Times New Roman"/>
-        </w:rPr>
-        <w:t>的价电子数并加以验证</w:t>
-      </w:r>
-      <w:r>
-        <w:rPr>
-          <w:rFonts w:hint="eastAsia" w:ascii="Times New Roman" w:hAnsi="Times New Roman" w:eastAsia="Times New Roman" w:cs="Times New Roman"/>
-        </w:rPr>
-        <w:t>。</w:t>
-      </w:r>
-    </w:p>
-    <w:p>
-      <w:pPr>
-        <w:numPr>
-          <w:ilvl w:val="0"/>
-          <w:numId w:val="1005"/>
-        </w:numPr>
-      </w:pPr>
-      <w:r>
-        <w:rPr>
-          <w:rFonts w:hint="eastAsia" w:ascii="Times New Roman" w:hAnsi="Times New Roman" w:eastAsia="FangSong" w:cs="Times New Roman"/>
-        </w:rPr>
-        <w:t xml:space="preserve">预测</w:t>
-      </w:r>
-      <w:r>
-        <w:rPr>
-          <w:rFonts w:ascii="Times New Roman" w:hAnsi="Times New Roman" w:eastAsia="Times New Roman" w:cs="Times New Roman"/>
-        </w:rPr>
-        <w:t xml:space="preserve"> </w:t>
-      </w:r>
-      <m:oMath>
-        <m:oMathPr>
-          <m:ctrlPr>
-            <w:rPr>
-              <w:sz w:val="28"/>
-              <w:szCs w:val="28"/>
-            </w:rPr>
-          </m:ctrlPr>
-        </m:oMathPr>
-        <m:r>
-          <m:rPr>
-            <m:sty m:val="p"/>
-          </m:rPr>
-          <m:t>M</m:t>
-        </m:r>
-        <m:sSub>
-          <m:e>
-            <m:r>
-              <m:rPr>
-                <m:sty m:val="p"/>
-              </m:rPr>
-              <m:t>n</m:t>
-            </m:r>
-          </m:e>
-          <m:sub>
-            <m:r>
-              <m:rPr>
-                <m:sty m:val="p"/>
-              </m:rPr>
-              <m:t>2</m:t>
-            </m:r>
-          </m:sub>
-        </m:sSub>
-        <m:r>
-          <m:rPr>
-            <m:sty m:val="p"/>
-          </m:rPr>
-          <m:t>(</m:t>
-        </m:r>
-        <m:r>
-          <m:rPr>
-            <m:sty m:val="p"/>
-          </m:rPr>
-          <m:t>C</m:t>
-        </m:r>
-        <m:r>
-          <m:rPr>
-            <m:sty m:val="p"/>
-          </m:rPr>
-          <m:t>O</m:t>
-        </m:r>
-        <m:sSub>
-          <m:e>
-            <m:r>
-              <m:rPr>
-                <m:sty m:val="p"/>
-              </m:rPr>
-              <m:t>)</m:t>
-            </m:r>
-          </m:e>
-          <m:sub>
-            <m:r>
-              <m:rPr>
-                <m:sty m:val="p"/>
-              </m:rPr>
-              <m:t>10</m:t>
-            </m:r>
-          </m:sub>
-        </m:sSub>
-      </m:oMath>
-      <w:r>
-        <w:rPr>
-          <w:rFonts w:ascii="Times New Roman" w:hAnsi="Times New Roman" w:eastAsia="Times New Roman" w:cs="Times New Roman"/>
-        </w:rPr>
-        <w:t xml:space="preserve"> </w:t>
-      </w:r>
-      <w:r>
-        <w:rPr>
-          <w:rFonts w:hint="eastAsia" w:ascii="Times New Roman" w:hAnsi="Times New Roman" w:eastAsia="FangSong" w:cs="Times New Roman"/>
-        </w:rPr>
-        <w:t xml:space="preserve">中</w:t>
-      </w:r>
-      <w:r>
-        <w:rPr>
-          <w:rFonts w:ascii="Times New Roman" w:hAnsi="Times New Roman" w:eastAsia="Times New Roman" w:cs="Times New Roman"/>
-        </w:rPr>
-        <w:t xml:space="preserve"> Mn—Mn </w:t>
-      </w:r>
-      <w:r>
-        <w:rPr>
-          <w:rFonts w:hint="eastAsia" w:ascii="Times New Roman" w:hAnsi="Times New Roman" w:eastAsia="FangSong" w:cs="Times New Roman"/>
-        </w:rPr>
-        <w:t>键的类型</w:t>
-      </w:r>
-      <w:r>
-        <w:rPr>
-          <w:rFonts w:hint="eastAsia" w:ascii="Times New Roman" w:hAnsi="Times New Roman" w:eastAsia="Times New Roman" w:cs="Times New Roman"/>
-        </w:rPr>
-        <w:t>，</w:t>
-      </w:r>
-      <w:r>
-        <w:rPr>
-          <w:rFonts w:hint="eastAsia" w:ascii="Times New Roman" w:hAnsi="Times New Roman" w:eastAsia="FangSong" w:cs="Times New Roman"/>
-        </w:rPr>
-        <w:t>并计算</w:t>
-      </w:r>
-      <w:r>
-        <w:rPr>
-          <w:rFonts w:hint="eastAsia" w:ascii="Times New Roman" w:hAnsi="Times New Roman" w:eastAsia="Times New Roman" w:cs="Times New Roman"/>
-        </w:rPr>
-        <w:t>。</w:t>
-      </w:r>
-    </w:p>
-    <w:p>
-      <w:pPr>
-        <w:pStyle w:val="FirstParagraph"/>
+        <w:pStyle w:val="BodyText"/>
         <w:spacing w:before="160" w:after="80"/>
         <w:jc w:val="center"/>
       </w:pPr>
@@ -2467,7 +2108,7 @@
         </w:rPr>
         <w:drawing>
           <wp:inline>
-            <wp:extent cx="3600000" cy="2415669"/>
+            <wp:extent cx="3600000" cy="2621342"/>
             <wp:effectExtent b="0" l="0" r="0" t="0"/>
             <wp:docPr descr="" title="" id="25" name="Picture"/>
             <a:graphic>
@@ -2488,7 +2129,7 @@
                   <pic:spPr bwMode="auto">
                     <a:xfrm>
                       <a:off x="0" y="0"/>
-                      <a:ext cx="3600000" cy="2415669"/>
+                      <a:ext cx="3600000" cy="2621342"/>
                     </a:xfrm>
                     <a:prstGeom prst="rect">
                       <a:avLst/>
@@ -2509,49 +2150,17 @@
     </w:p>
     <w:p>
       <w:pPr>
-        <w:spacing w:before="160" w:after="80"/>
-      </w:pPr>
-      <w:r>
-        <w:pict>
-          <v:rect style="width:0;height:1.5pt" o:hralign="center" o:hrstd="t" o:hr="t"/>
-        </w:pict>
-      </w:r>
-    </w:p>
-    <w:bookmarkEnd w:id="27"/>
-    <w:bookmarkStart w:id="31" w:name="第8题"/>
-    <w:p>
-      <w:pPr>
-        <w:pStyle w:val="Heading3"/>
-        <w:spacing w:before="280" w:after="120"/>
-      </w:pPr>
-      <w:r>
-        <w:rPr>
-          <w:rFonts w:hint="eastAsia" w:ascii="Times New Roman" w:hAnsi="Times New Roman" w:eastAsia="SimHei" w:cs="Times New Roman"/>
-        </w:rPr>
-        <w:t>第</w:t>
-      </w:r>
-      <w:r>
-        <w:rPr>
-          <w:rFonts w:hint="eastAsia" w:ascii="Times New Roman" w:hAnsi="Times New Roman" w:eastAsia="Times New Roman" w:cs="Times New Roman"/>
-        </w:rPr>
-        <w:t>8</w:t>
-      </w:r>
-      <w:r>
-        <w:rPr>
-          <w:rFonts w:hint="eastAsia" w:ascii="Times New Roman" w:hAnsi="Times New Roman" w:eastAsia="SimHei" w:cs="Times New Roman"/>
-        </w:rPr>
-        <w:t>题</w:t>
-      </w:r>
-    </w:p>
-    <w:p>
-      <w:pPr>
-        <w:pStyle w:val="FirstParagraph"/>
-      </w:pPr>
-      <w:r>
-        <w:rPr>
-          <w:rFonts w:hint="eastAsia" w:ascii="Times New Roman" w:hAnsi="Times New Roman" w:eastAsia="FangSong" w:cs="Times New Roman"/>
-        </w:rPr>
-        <w:t xml:space="preserve">配合物</w:t>
+        <w:numPr>
+          <w:ilvl w:val="0"/>
+          <w:numId w:val="1005"/>
+        </w:numPr>
+        <w:ind w:firstLine="420"/>
+      </w:pPr>
+      <w:r>
+        <w:rPr>
+          <w:rFonts w:hint="eastAsia" w:ascii="Times New Roman" w:hAnsi="Times New Roman" w:eastAsia="FangSong" w:cs="Times New Roman"/>
+        </w:rPr>
+        <w:t xml:space="preserve">用中性原子法计算</w:t>
       </w:r>
       <w:r>
         <w:rPr>
@@ -2572,7 +2181,19 @@
           <m:rPr>
             <m:sty m:val="p"/>
           </m:rPr>
-          <m:t>[</m:t>
+          <m:t>F</m:t>
+        </m:r>
+        <m:r>
+          <m:rPr>
+            <m:sty m:val="p"/>
+          </m:rPr>
+          <m:t>e</m:t>
+        </m:r>
+        <m:r>
+          <m:rPr>
+            <m:sty m:val="p"/>
+          </m:rPr>
+          <m:t>(</m:t>
         </m:r>
         <m:r>
           <m:rPr>
@@ -2584,38 +2205,8 @@
           <m:rPr>
             <m:sty m:val="p"/>
           </m:rPr>
-          <m:t>o</m:t>
-        </m:r>
-        <m:r>
-          <m:rPr>
-            <m:sty m:val="p"/>
-          </m:rPr>
-          <m:t>(</m:t>
-        </m:r>
-        <m:r>
-          <m:rPr>
-            <m:sty m:val="p"/>
-          </m:rPr>
-          <m:t>N</m:t>
-        </m:r>
-        <m:sSub>
-          <m:e>
-            <m:r>
-              <m:rPr>
-                <m:sty m:val="p"/>
-              </m:rPr>
-              <m:t>H</m:t>
-            </m:r>
-          </m:e>
-          <m:sub>
-            <m:r>
-              <m:rPr>
-                <m:sty m:val="p"/>
-              </m:rPr>
-              <m:t>3</m:t>
-            </m:r>
-          </m:sub>
-        </m:sSub>
+          <m:t>O</m:t>
+        </m:r>
         <m:sSub>
           <m:e>
             <m:r>
@@ -2630,157 +2221,7 @@
               <m:rPr>
                 <m:sty m:val="p"/>
               </m:rPr>
-              <m:t>4</m:t>
-            </m:r>
-          </m:sub>
-        </m:sSub>
-        <m:r>
-          <m:rPr>
-            <m:sty m:val="p"/>
-          </m:rPr>
-          <m:t>C</m:t>
-        </m:r>
-        <m:sSub>
-          <m:e>
-            <m:r>
-              <m:rPr>
-                <m:sty m:val="p"/>
-              </m:rPr>
-              <m:t>l</m:t>
-            </m:r>
-          </m:e>
-          <m:sub>
-            <m:r>
-              <m:rPr>
-                <m:sty m:val="p"/>
-              </m:rPr>
-              <m:t>2</m:t>
-            </m:r>
-          </m:sub>
-        </m:sSub>
-        <m:sSup>
-          <m:e>
-            <m:r>
-              <m:rPr>
-                <m:sty m:val="p"/>
-              </m:rPr>
-              <m:t>]</m:t>
-            </m:r>
-          </m:e>
-          <m:sup>
-            <m:r>
-              <m:rPr>
-                <m:sty m:val="p"/>
-              </m:rPr>
-              <m:t>+</m:t>
-            </m:r>
-          </m:sup>
-        </m:sSup>
-      </m:oMath>
-      <w:r>
-        <w:rPr>
-          <w:rFonts w:ascii="Times New Roman" w:hAnsi="Times New Roman" w:eastAsia="Times New Roman" w:cs="Times New Roman"/>
-        </w:rPr>
-        <w:t xml:space="preserve"> </w:t>
-      </w:r>
-      <w:r>
-        <w:rPr>
-          <w:rFonts w:hint="eastAsia" w:ascii="Times New Roman" w:hAnsi="Times New Roman" w:eastAsia="FangSong" w:cs="Times New Roman"/>
-        </w:rPr>
-        <w:t>具有八面体几何构型</w:t>
-      </w:r>
-      <w:r>
-        <w:rPr>
-          <w:rFonts w:hint="eastAsia" w:ascii="Times New Roman" w:hAnsi="Times New Roman" w:eastAsia="Times New Roman" w:cs="Times New Roman"/>
-        </w:rPr>
-        <w:t>。</w:t>
-      </w:r>
-    </w:p>
-    <w:p>
-      <w:pPr>
-        <w:numPr>
-          <w:ilvl w:val="0"/>
-          <w:numId w:val="1006"/>
-        </w:numPr>
-      </w:pPr>
-      <w:r>
-        <w:rPr>
-          <w:rFonts w:hint="eastAsia" w:ascii="Times New Roman" w:hAnsi="Times New Roman" w:eastAsia="FangSong" w:cs="Times New Roman"/>
-        </w:rPr>
-        <w:t>写出该配合物所有可能的几何异构体</w:t>
-      </w:r>
-      <w:r>
-        <w:rPr>
-          <w:rFonts w:hint="eastAsia" w:ascii="Times New Roman" w:hAnsi="Times New Roman" w:eastAsia="Times New Roman" w:cs="Times New Roman"/>
-        </w:rPr>
-        <w:t>，</w:t>
-      </w:r>
-      <w:r>
-        <w:rPr>
-          <w:rFonts w:hint="eastAsia" w:ascii="Times New Roman" w:hAnsi="Times New Roman" w:eastAsia="FangSong" w:cs="Times New Roman"/>
-        </w:rPr>
-        <w:t>并判断每种几何异构体是否具有光学活性</w:t>
-      </w:r>
-      <w:r>
-        <w:rPr>
-          <w:rFonts w:hint="eastAsia" w:ascii="Times New Roman" w:hAnsi="Times New Roman" w:eastAsia="Times New Roman" w:cs="Times New Roman"/>
-        </w:rPr>
-        <w:t>（</w:t>
-      </w:r>
-      <w:r>
-        <w:rPr>
-          <w:rFonts w:hint="eastAsia" w:ascii="Times New Roman" w:hAnsi="Times New Roman" w:eastAsia="FangSong" w:cs="Times New Roman"/>
-        </w:rPr>
-        <w:t>旋光异构</w:t>
-      </w:r>
-      <w:r>
-        <w:rPr>
-          <w:rFonts w:hint="eastAsia" w:ascii="Times New Roman" w:hAnsi="Times New Roman" w:eastAsia="Times New Roman" w:cs="Times New Roman"/>
-        </w:rPr>
-        <w:t>）。</w:t>
-      </w:r>
-    </w:p>
-    <w:p>
-      <w:pPr>
-        <w:numPr>
-          <w:ilvl w:val="0"/>
-          <w:numId w:val="1006"/>
-        </w:numPr>
-      </w:pPr>
-      <w:r>
-        <w:rPr>
-          <w:rFonts w:hint="eastAsia" w:ascii="Times New Roman" w:hAnsi="Times New Roman" w:eastAsia="FangSong" w:cs="Times New Roman"/>
-        </w:rPr>
-        <w:t xml:space="preserve">若将该配合物中的一个</w:t>
-      </w:r>
-      <w:r>
-        <w:rPr>
-          <w:rFonts w:ascii="Times New Roman" w:hAnsi="Times New Roman" w:eastAsia="Times New Roman" w:cs="Times New Roman"/>
-        </w:rPr>
-        <w:t xml:space="preserve"> </w:t>
-      </w:r>
-      <m:oMath>
-        <m:r>
-          <m:rPr>
-            <m:sty m:val="p"/>
-          </m:rPr>
-          <m:t>N</m:t>
-        </m:r>
-        <m:sSub>
-          <m:e>
-            <m:r>
-              <m:rPr>
-                <m:sty m:val="p"/>
-              </m:rPr>
-              <m:t>H</m:t>
-            </m:r>
-          </m:e>
-          <m:sub>
-            <m:r>
-              <m:rPr>
-                <m:sty m:val="p"/>
-              </m:rPr>
-              <m:t>3</m:t>
+              <m:t>5</m:t>
             </m:r>
           </m:sub>
         </m:sSub>
@@ -2795,40 +2236,20 @@
         <w:rPr>
           <w:rFonts w:hint="eastAsia" w:ascii="Times New Roman" w:hAnsi="Times New Roman" w:eastAsia="FangSong" w:cs="Times New Roman"/>
         </w:rPr>
-        <w:t xml:space="preserve">替换为</w:t>
-      </w:r>
-      <w:r>
-        <w:rPr>
-          <w:rFonts w:ascii="Times New Roman" w:hAnsi="Times New Roman" w:eastAsia="Times New Roman" w:cs="Times New Roman"/>
-        </w:rPr>
-        <w:t xml:space="preserve"> </w:t>
-      </w:r>
-      <m:oMath>
-        <m:sSup>
-          <m:e>
-            <m:r>
-              <m:rPr>
-                <m:sty m:val="p"/>
-              </m:rPr>
-              <m:t>B</m:t>
-            </m:r>
-            <m:r>
-              <m:rPr>
-                <m:sty m:val="p"/>
-              </m:rPr>
-              <m:t>r</m:t>
-            </m:r>
-          </m:e>
-          <m:sup>
-            <m:r>
-              <m:rPr>
-                <m:sty m:val="p"/>
-              </m:rPr>
-              <m:t>−</m:t>
-            </m:r>
-          </m:sup>
-        </m:sSup>
-      </m:oMath>
+        <w:t xml:space="preserve">中</w:t>
+      </w:r>
+      <w:r>
+        <w:rPr>
+          <w:rFonts w:ascii="Times New Roman" w:hAnsi="Times New Roman" w:eastAsia="Times New Roman" w:cs="Times New Roman"/>
+        </w:rPr>
+        <w:t xml:space="preserve"> Fe </w:t>
+      </w:r>
+      <w:r>
+        <w:rPr>
+          <w:rFonts w:hint="eastAsia" w:ascii="Times New Roman" w:hAnsi="Times New Roman" w:eastAsia="FangSong" w:cs="Times New Roman"/>
+        </w:rPr>
+        <w:t>原子的价电子总数</w:t>
+      </w:r>
       <w:r>
         <w:rPr>
           <w:rFonts w:hint="eastAsia" w:ascii="Times New Roman" w:hAnsi="Times New Roman" w:eastAsia="Times New Roman" w:cs="Times New Roman"/>
@@ -2839,14 +2260,35 @@
         <w:rPr>
           <w:rFonts w:hint="eastAsia" w:ascii="Times New Roman" w:hAnsi="Times New Roman" w:eastAsia="FangSong" w:cs="Times New Roman"/>
         </w:rPr>
-        <w:t>得到</w:t>
-      </w:r>
-      <w:r>
-        <w:rPr>
-          <w:rFonts w:ascii="Times New Roman" w:hAnsi="Times New Roman" w:eastAsia="Times New Roman" w:cs="Times New Roman"/>
-        </w:rPr>
-        <w:t xml:space="preserve"> </w:t>
-      </w:r>
+        <w:t>判断其是否满足</w:t>
+      </w:r>
+      <w:r>
+        <w:rPr>
+          <w:rFonts w:ascii="Times New Roman" w:hAnsi="Times New Roman" w:eastAsia="Times New Roman" w:cs="Times New Roman"/>
+        </w:rPr>
+        <w:t xml:space="preserve"> 18 </w:t>
+      </w:r>
+      <w:r>
+        <w:rPr>
+          <w:rFonts w:hint="eastAsia" w:ascii="Times New Roman" w:hAnsi="Times New Roman" w:eastAsia="FangSong" w:cs="Times New Roman"/>
+        </w:rPr>
+        <w:t>电子规则</w:t>
+      </w:r>
+      <w:r>
+        <w:rPr>
+          <w:rFonts w:hint="eastAsia" w:ascii="Times New Roman" w:hAnsi="Times New Roman" w:eastAsia="Times New Roman" w:cs="Times New Roman"/>
+        </w:rPr>
+        <w:t>。</w:t>
+      </w:r>
+    </w:p>
+    <w:p>
+      <w:pPr>
+        <w:numPr>
+          <w:ilvl w:val="0"/>
+          <w:numId w:val="1005"/>
+        </w:numPr>
+        <w:ind w:firstLine="420"/>
+      </w:pPr>
       <m:oMath>
         <m:oMathPr>
           <m:ctrlPr>
@@ -2860,6 +2302,455 @@
           <m:rPr>
             <m:sty m:val="p"/>
           </m:rPr>
+          <m:t>C</m:t>
+        </m:r>
+        <m:sSub>
+          <m:e>
+            <m:r>
+              <m:rPr>
+                <m:sty m:val="p"/>
+              </m:rPr>
+              <m:t>o</m:t>
+            </m:r>
+          </m:e>
+          <m:sub>
+            <m:r>
+              <m:rPr>
+                <m:sty m:val="p"/>
+              </m:rPr>
+              <m:t>2</m:t>
+            </m:r>
+          </m:sub>
+        </m:sSub>
+        <m:r>
+          <m:rPr>
+            <m:sty m:val="p"/>
+          </m:rPr>
+          <m:t>(</m:t>
+        </m:r>
+        <m:r>
+          <m:rPr>
+            <m:sty m:val="p"/>
+          </m:rPr>
+          <m:t>C</m:t>
+        </m:r>
+        <m:r>
+          <m:rPr>
+            <m:sty m:val="p"/>
+          </m:rPr>
+          <m:t>O</m:t>
+        </m:r>
+        <m:sSub>
+          <m:e>
+            <m:r>
+              <m:rPr>
+                <m:sty m:val="p"/>
+              </m:rPr>
+              <m:t>)</m:t>
+            </m:r>
+          </m:e>
+          <m:sub>
+            <m:r>
+              <m:rPr>
+                <m:sty m:val="p"/>
+              </m:rPr>
+              <m:t>8</m:t>
+            </m:r>
+          </m:sub>
+        </m:sSub>
+      </m:oMath>
+      <w:r>
+        <w:rPr>
+          <w:rFonts w:ascii="Times New Roman" w:hAnsi="Times New Roman" w:eastAsia="Times New Roman" w:cs="Times New Roman"/>
+        </w:rPr>
+        <w:t xml:space="preserve"> </w:t>
+      </w:r>
+      <w:r>
+        <w:rPr>
+          <w:rFonts w:hint="eastAsia" w:ascii="Times New Roman" w:hAnsi="Times New Roman" w:eastAsia="FangSong" w:cs="Times New Roman"/>
+        </w:rPr>
+        <w:t>存在两种异构体</w:t>
+      </w:r>
+      <w:r>
+        <w:rPr>
+          <w:rFonts w:hint="eastAsia" w:ascii="Times New Roman" w:hAnsi="Times New Roman" w:eastAsia="Times New Roman" w:cs="Times New Roman"/>
+        </w:rPr>
+        <w:t>：</w:t>
+      </w:r>
+      <w:r>
+        <w:rPr>
+          <w:rFonts w:hint="eastAsia" w:ascii="Times New Roman" w:hAnsi="Times New Roman" w:eastAsia="FangSong" w:cs="Times New Roman"/>
+        </w:rPr>
+        <w:t>一种含桥式</w:t>
+      </w:r>
+      <w:r>
+        <w:rPr>
+          <w:rFonts w:ascii="Times New Roman" w:hAnsi="Times New Roman" w:eastAsia="Times New Roman" w:cs="Times New Roman"/>
+        </w:rPr>
+        <w:t xml:space="preserve"> </w:t>
+      </w:r>
+      <w:r>
+        <w:rPr>
+          <w:rFonts w:hint="eastAsia" w:ascii="Times New Roman" w:hAnsi="Times New Roman" w:eastAsia="Times New Roman" w:cs="Times New Roman"/>
+        </w:rPr>
+        <w:t xml:space="preserve">CO（Co—Co</w:t>
+      </w:r>
+      <w:r>
+        <w:rPr>
+          <w:rFonts w:ascii="Times New Roman" w:hAnsi="Times New Roman" w:eastAsia="Times New Roman" w:cs="Times New Roman"/>
+        </w:rPr>
+        <w:t xml:space="preserve"> </w:t>
+      </w:r>
+      <w:r>
+        <w:rPr>
+          <w:rFonts w:hint="eastAsia" w:ascii="Times New Roman" w:hAnsi="Times New Roman" w:eastAsia="FangSong" w:cs="Times New Roman"/>
+        </w:rPr>
+        <w:t xml:space="preserve">间有</w:t>
+      </w:r>
+      <w:r>
+        <w:rPr>
+          <w:rFonts w:ascii="Times New Roman" w:hAnsi="Times New Roman" w:eastAsia="Times New Roman" w:cs="Times New Roman"/>
+        </w:rPr>
+        <w:t xml:space="preserve"> CO </w:t>
+      </w:r>
+      <w:r>
+        <w:rPr>
+          <w:rFonts w:hint="eastAsia" w:ascii="Times New Roman" w:hAnsi="Times New Roman" w:eastAsia="FangSong" w:cs="Times New Roman"/>
+        </w:rPr>
+        <w:t>桥连</w:t>
+      </w:r>
+      <w:r>
+        <w:rPr>
+          <w:rFonts w:hint="eastAsia" w:ascii="Times New Roman" w:hAnsi="Times New Roman" w:eastAsia="Times New Roman" w:cs="Times New Roman"/>
+        </w:rPr>
+        <w:t>），</w:t>
+      </w:r>
+      <w:r>
+        <w:rPr>
+          <w:rFonts w:hint="eastAsia" w:ascii="Times New Roman" w:hAnsi="Times New Roman" w:eastAsia="FangSong" w:cs="Times New Roman"/>
+        </w:rPr>
+        <w:t>另一种仅含端式</w:t>
+      </w:r>
+      <w:r>
+        <w:rPr>
+          <w:rFonts w:ascii="Times New Roman" w:hAnsi="Times New Roman" w:eastAsia="Times New Roman" w:cs="Times New Roman"/>
+        </w:rPr>
+        <w:t xml:space="preserve"> </w:t>
+      </w:r>
+      <w:r>
+        <w:rPr>
+          <w:rFonts w:hint="eastAsia" w:ascii="Times New Roman" w:hAnsi="Times New Roman" w:eastAsia="Times New Roman" w:cs="Times New Roman"/>
+        </w:rPr>
+        <w:t>CO。</w:t>
+      </w:r>
+      <w:r>
+        <w:rPr>
+          <w:rFonts w:hint="eastAsia" w:ascii="Times New Roman" w:hAnsi="Times New Roman" w:eastAsia="FangSong" w:cs="Times New Roman"/>
+        </w:rPr>
+        <w:t>对于仅含端式</w:t>
+      </w:r>
+      <w:r>
+        <w:rPr>
+          <w:rFonts w:ascii="Times New Roman" w:hAnsi="Times New Roman" w:eastAsia="Times New Roman" w:cs="Times New Roman"/>
+        </w:rPr>
+        <w:t xml:space="preserve"> CO </w:t>
+      </w:r>
+      <w:r>
+        <w:rPr>
+          <w:rFonts w:hint="eastAsia" w:ascii="Times New Roman" w:hAnsi="Times New Roman" w:eastAsia="FangSong" w:cs="Times New Roman"/>
+        </w:rPr>
+        <w:t>的异构体</w:t>
+      </w:r>
+      <w:r>
+        <w:rPr>
+          <w:rFonts w:hint="eastAsia" w:ascii="Times New Roman" w:hAnsi="Times New Roman" w:eastAsia="Times New Roman" w:cs="Times New Roman"/>
+        </w:rPr>
+        <w:t>，</w:t>
+      </w:r>
+      <w:r>
+        <w:rPr>
+          <w:rFonts w:hint="eastAsia" w:ascii="Times New Roman" w:hAnsi="Times New Roman" w:eastAsia="FangSong" w:cs="Times New Roman"/>
+        </w:rPr>
+        <w:t>每个</w:t>
+      </w:r>
+      <w:r>
+        <w:rPr>
+          <w:rFonts w:ascii="Times New Roman" w:hAnsi="Times New Roman" w:eastAsia="Times New Roman" w:cs="Times New Roman"/>
+        </w:rPr>
+        <w:t xml:space="preserve"> Co </w:t>
+      </w:r>
+      <w:r>
+        <w:rPr>
+          <w:rFonts w:hint="eastAsia" w:ascii="Times New Roman" w:hAnsi="Times New Roman" w:eastAsia="FangSong" w:cs="Times New Roman"/>
+        </w:rPr>
+        <w:t xml:space="preserve">需满足</w:t>
+      </w:r>
+      <w:r>
+        <w:rPr>
+          <w:rFonts w:ascii="Times New Roman" w:hAnsi="Times New Roman" w:eastAsia="Times New Roman" w:cs="Times New Roman"/>
+        </w:rPr>
+        <w:t xml:space="preserve"> 18 </w:t>
+      </w:r>
+      <w:r>
+        <w:rPr>
+          <w:rFonts w:hint="eastAsia" w:ascii="Times New Roman" w:hAnsi="Times New Roman" w:eastAsia="FangSong" w:cs="Times New Roman"/>
+        </w:rPr>
+        <w:t>电子规则</w:t>
+      </w:r>
+      <w:r>
+        <w:rPr>
+          <w:rFonts w:hint="eastAsia" w:ascii="Times New Roman" w:hAnsi="Times New Roman" w:eastAsia="Times New Roman" w:cs="Times New Roman"/>
+        </w:rPr>
+        <w:t>，</w:t>
+      </w:r>
+      <w:r>
+        <w:rPr>
+          <w:rFonts w:hint="eastAsia" w:ascii="Times New Roman" w:hAnsi="Times New Roman" w:eastAsia="FangSong" w:cs="Times New Roman"/>
+        </w:rPr>
+        <w:t>则</w:t>
+      </w:r>
+      <w:r>
+        <w:rPr>
+          <w:rFonts w:ascii="Times New Roman" w:hAnsi="Times New Roman" w:eastAsia="Times New Roman" w:cs="Times New Roman"/>
+        </w:rPr>
+        <w:t xml:space="preserve"> Co—Co </w:t>
+      </w:r>
+      <w:r>
+        <w:rPr>
+          <w:rFonts w:hint="eastAsia" w:ascii="Times New Roman" w:hAnsi="Times New Roman" w:eastAsia="FangSong" w:cs="Times New Roman"/>
+        </w:rPr>
+        <w:t>之间应存在什么类型的键</w:t>
+      </w:r>
+      <w:r>
+        <w:rPr>
+          <w:rFonts w:hint="eastAsia" w:ascii="Times New Roman" w:hAnsi="Times New Roman" w:eastAsia="Times New Roman" w:cs="Times New Roman"/>
+        </w:rPr>
+        <w:t>？</w:t>
+      </w:r>
+      <w:r>
+        <w:rPr>
+          <w:rFonts w:hint="eastAsia" w:ascii="Times New Roman" w:hAnsi="Times New Roman" w:eastAsia="FangSong" w:cs="Times New Roman"/>
+        </w:rPr>
+        <w:t>计算每个</w:t>
+      </w:r>
+      <w:r>
+        <w:rPr>
+          <w:rFonts w:ascii="Times New Roman" w:hAnsi="Times New Roman" w:eastAsia="Times New Roman" w:cs="Times New Roman"/>
+        </w:rPr>
+        <w:t xml:space="preserve"> Co </w:t>
+      </w:r>
+      <w:r>
+        <w:rPr>
+          <w:rFonts w:hint="eastAsia" w:ascii="Times New Roman" w:hAnsi="Times New Roman" w:eastAsia="FangSong" w:cs="Times New Roman"/>
+        </w:rPr>
+        <w:t>的价电子数并加以验证</w:t>
+      </w:r>
+      <w:r>
+        <w:rPr>
+          <w:rFonts w:hint="eastAsia" w:ascii="Times New Roman" w:hAnsi="Times New Roman" w:eastAsia="Times New Roman" w:cs="Times New Roman"/>
+        </w:rPr>
+        <w:t>。</w:t>
+      </w:r>
+    </w:p>
+    <w:p>
+      <w:pPr>
+        <w:numPr>
+          <w:ilvl w:val="0"/>
+          <w:numId w:val="1005"/>
+        </w:numPr>
+        <w:ind w:firstLine="420"/>
+      </w:pPr>
+      <w:r>
+        <w:rPr>
+          <w:rFonts w:hint="eastAsia" w:ascii="Times New Roman" w:hAnsi="Times New Roman" w:eastAsia="FangSong" w:cs="Times New Roman"/>
+        </w:rPr>
+        <w:t xml:space="preserve">预测</w:t>
+      </w:r>
+      <w:r>
+        <w:rPr>
+          <w:rFonts w:ascii="Times New Roman" w:hAnsi="Times New Roman" w:eastAsia="Times New Roman" w:cs="Times New Roman"/>
+        </w:rPr>
+        <w:t xml:space="preserve"> </w:t>
+      </w:r>
+      <m:oMath>
+        <m:oMathPr>
+          <m:ctrlPr>
+            <w:rPr>
+              <w:sz w:val="28"/>
+              <w:szCs w:val="28"/>
+            </w:rPr>
+          </m:ctrlPr>
+        </m:oMathPr>
+        <m:r>
+          <m:rPr>
+            <m:sty m:val="p"/>
+          </m:rPr>
+          <m:t>M</m:t>
+        </m:r>
+        <m:sSub>
+          <m:e>
+            <m:r>
+              <m:rPr>
+                <m:sty m:val="p"/>
+              </m:rPr>
+              <m:t>n</m:t>
+            </m:r>
+          </m:e>
+          <m:sub>
+            <m:r>
+              <m:rPr>
+                <m:sty m:val="p"/>
+              </m:rPr>
+              <m:t>2</m:t>
+            </m:r>
+          </m:sub>
+        </m:sSub>
+        <m:r>
+          <m:rPr>
+            <m:sty m:val="p"/>
+          </m:rPr>
+          <m:t>(</m:t>
+        </m:r>
+        <m:r>
+          <m:rPr>
+            <m:sty m:val="p"/>
+          </m:rPr>
+          <m:t>C</m:t>
+        </m:r>
+        <m:r>
+          <m:rPr>
+            <m:sty m:val="p"/>
+          </m:rPr>
+          <m:t>O</m:t>
+        </m:r>
+        <m:sSub>
+          <m:e>
+            <m:r>
+              <m:rPr>
+                <m:sty m:val="p"/>
+              </m:rPr>
+              <m:t>)</m:t>
+            </m:r>
+          </m:e>
+          <m:sub>
+            <m:r>
+              <m:rPr>
+                <m:sty m:val="p"/>
+              </m:rPr>
+              <m:t>10</m:t>
+            </m:r>
+          </m:sub>
+        </m:sSub>
+      </m:oMath>
+      <w:r>
+        <w:rPr>
+          <w:rFonts w:ascii="Times New Roman" w:hAnsi="Times New Roman" w:eastAsia="Times New Roman" w:cs="Times New Roman"/>
+        </w:rPr>
+        <w:t xml:space="preserve"> </w:t>
+      </w:r>
+      <w:r>
+        <w:rPr>
+          <w:rFonts w:hint="eastAsia" w:ascii="Times New Roman" w:hAnsi="Times New Roman" w:eastAsia="FangSong" w:cs="Times New Roman"/>
+        </w:rPr>
+        <w:t xml:space="preserve">中</w:t>
+      </w:r>
+      <w:r>
+        <w:rPr>
+          <w:rFonts w:ascii="Times New Roman" w:hAnsi="Times New Roman" w:eastAsia="Times New Roman" w:cs="Times New Roman"/>
+        </w:rPr>
+        <w:t xml:space="preserve"> Mn—Mn </w:t>
+      </w:r>
+      <w:r>
+        <w:rPr>
+          <w:rFonts w:hint="eastAsia" w:ascii="Times New Roman" w:hAnsi="Times New Roman" w:eastAsia="FangSong" w:cs="Times New Roman"/>
+        </w:rPr>
+        <w:t>键的类型</w:t>
+      </w:r>
+      <w:r>
+        <w:rPr>
+          <w:rFonts w:hint="eastAsia" w:ascii="Times New Roman" w:hAnsi="Times New Roman" w:eastAsia="Times New Roman" w:cs="Times New Roman"/>
+        </w:rPr>
+        <w:t>，</w:t>
+      </w:r>
+      <w:r>
+        <w:rPr>
+          <w:rFonts w:hint="eastAsia" w:ascii="Times New Roman" w:hAnsi="Times New Roman" w:eastAsia="FangSong" w:cs="Times New Roman"/>
+        </w:rPr>
+        <w:t>并计算</w:t>
+      </w:r>
+      <w:r>
+        <w:rPr>
+          <w:rFonts w:hint="eastAsia" w:ascii="Times New Roman" w:hAnsi="Times New Roman" w:eastAsia="Times New Roman" w:cs="Times New Roman"/>
+        </w:rPr>
+        <w:t>。</w:t>
+      </w:r>
+    </w:p>
+    <w:p>
+      <w:pPr>
+        <w:spacing w:before="160" w:after="80"/>
+      </w:pPr>
+      <w:r>
+        <w:pict>
+          <v:rect style="width:0;height:1.5pt" o:hralign="center" o:hrstd="t" o:hr="t"/>
+        </w:pict>
+      </w:r>
+    </w:p>
+    <w:bookmarkEnd w:id="27"/>
+    <w:bookmarkStart w:id="31" w:name="第8题"/>
+    <w:p>
+      <w:pPr>
+        <w:pStyle w:val="Heading3"/>
+        <w:spacing w:before="280" w:after="120"/>
+      </w:pPr>
+      <w:r>
+        <w:rPr>
+          <w:rFonts w:hint="eastAsia" w:ascii="Times New Roman" w:hAnsi="Times New Roman" w:eastAsia="SimHei" w:cs="Times New Roman"/>
+        </w:rPr>
+        <w:t>第</w:t>
+      </w:r>
+      <w:r>
+        <w:rPr>
+          <w:rFonts w:hint="eastAsia" w:ascii="Times New Roman" w:hAnsi="Times New Roman" w:eastAsia="Times New Roman" w:cs="Times New Roman"/>
+        </w:rPr>
+        <w:t>8</w:t>
+      </w:r>
+      <w:r>
+        <w:rPr>
+          <w:rFonts w:hint="eastAsia" w:ascii="Times New Roman" w:hAnsi="Times New Roman" w:eastAsia="SimHei" w:cs="Times New Roman"/>
+        </w:rPr>
+        <w:t>题</w:t>
+      </w:r>
+    </w:p>
+    <w:p>
+      <w:pPr>
+        <w:pStyle w:val="FirstParagraph"/>
+        <w:ind w:firstLine="420"/>
+      </w:pPr>
+      <w:r>
+        <w:rPr>
+          <w:rFonts w:hint="eastAsia" w:ascii="Times New Roman" w:hAnsi="Times New Roman" w:eastAsia="FangSong" w:cs="Times New Roman"/>
+        </w:rPr>
+        <w:t xml:space="preserve">配合物</w:t>
+      </w:r>
+      <w:r>
+        <w:rPr>
+          <w:rFonts w:ascii="Times New Roman" w:hAnsi="Times New Roman" w:eastAsia="Times New Roman" w:cs="Times New Roman"/>
+        </w:rPr>
+        <w:t xml:space="preserve"> </w:t>
+      </w:r>
+      <m:oMath>
+        <m:oMathPr>
+          <m:ctrlPr>
+            <w:rPr>
+              <w:sz w:val="28"/>
+              <w:szCs w:val="28"/>
+            </w:rPr>
+          </m:ctrlPr>
+        </m:oMathPr>
+        <m:r>
+          <m:rPr>
+            <m:sty m:val="p"/>
+          </m:rPr>
           <m:t>[</m:t>
         </m:r>
         <m:r>
@@ -2918,22 +2809,10 @@
               <m:rPr>
                 <m:sty m:val="p"/>
               </m:rPr>
-              <m:t>3</m:t>
+              <m:t>4</m:t>
             </m:r>
           </m:sub>
         </m:sSub>
-        <m:r>
-          <m:rPr>
-            <m:sty m:val="p"/>
-          </m:rPr>
-          <m:t>B</m:t>
-        </m:r>
-        <m:r>
-          <m:rPr>
-            <m:sty m:val="p"/>
-          </m:rPr>
-          <m:t>r</m:t>
-        </m:r>
         <m:r>
           <m:rPr>
             <m:sty m:val="p"/>
@@ -2958,6 +2837,308 @@
             </m:r>
           </m:sub>
         </m:sSub>
+        <m:sSup>
+          <m:e>
+            <m:r>
+              <m:rPr>
+                <m:sty m:val="p"/>
+              </m:rPr>
+              <m:t>]</m:t>
+            </m:r>
+          </m:e>
+          <m:sup>
+            <m:r>
+              <m:rPr>
+                <m:sty m:val="p"/>
+              </m:rPr>
+              <m:t>+</m:t>
+            </m:r>
+          </m:sup>
+        </m:sSup>
+      </m:oMath>
+      <w:r>
+        <w:rPr>
+          <w:rFonts w:ascii="Times New Roman" w:hAnsi="Times New Roman" w:eastAsia="Times New Roman" w:cs="Times New Roman"/>
+        </w:rPr>
+        <w:t xml:space="preserve"> </w:t>
+      </w:r>
+      <w:r>
+        <w:rPr>
+          <w:rFonts w:hint="eastAsia" w:ascii="Times New Roman" w:hAnsi="Times New Roman" w:eastAsia="FangSong" w:cs="Times New Roman"/>
+        </w:rPr>
+        <w:t>具有八面体几何构型</w:t>
+      </w:r>
+      <w:r>
+        <w:rPr>
+          <w:rFonts w:hint="eastAsia" w:ascii="Times New Roman" w:hAnsi="Times New Roman" w:eastAsia="Times New Roman" w:cs="Times New Roman"/>
+        </w:rPr>
+        <w:t>。</w:t>
+      </w:r>
+    </w:p>
+    <w:p>
+      <w:pPr>
+        <w:numPr>
+          <w:ilvl w:val="0"/>
+          <w:numId w:val="1006"/>
+        </w:numPr>
+        <w:ind w:firstLine="420"/>
+      </w:pPr>
+      <w:r>
+        <w:rPr>
+          <w:rFonts w:hint="eastAsia" w:ascii="Times New Roman" w:hAnsi="Times New Roman" w:eastAsia="FangSong" w:cs="Times New Roman"/>
+        </w:rPr>
+        <w:t>写出该配合物所有可能的几何异构体</w:t>
+      </w:r>
+      <w:r>
+        <w:rPr>
+          <w:rFonts w:hint="eastAsia" w:ascii="Times New Roman" w:hAnsi="Times New Roman" w:eastAsia="Times New Roman" w:cs="Times New Roman"/>
+        </w:rPr>
+        <w:t>，</w:t>
+      </w:r>
+      <w:r>
+        <w:rPr>
+          <w:rFonts w:hint="eastAsia" w:ascii="Times New Roman" w:hAnsi="Times New Roman" w:eastAsia="FangSong" w:cs="Times New Roman"/>
+        </w:rPr>
+        <w:t>并判断每种几何异构体是否具有光学活性</w:t>
+      </w:r>
+      <w:r>
+        <w:rPr>
+          <w:rFonts w:hint="eastAsia" w:ascii="Times New Roman" w:hAnsi="Times New Roman" w:eastAsia="Times New Roman" w:cs="Times New Roman"/>
+        </w:rPr>
+        <w:t>（</w:t>
+      </w:r>
+      <w:r>
+        <w:rPr>
+          <w:rFonts w:hint="eastAsia" w:ascii="Times New Roman" w:hAnsi="Times New Roman" w:eastAsia="FangSong" w:cs="Times New Roman"/>
+        </w:rPr>
+        <w:t>旋光异构</w:t>
+      </w:r>
+      <w:r>
+        <w:rPr>
+          <w:rFonts w:hint="eastAsia" w:ascii="Times New Roman" w:hAnsi="Times New Roman" w:eastAsia="Times New Roman" w:cs="Times New Roman"/>
+        </w:rPr>
+        <w:t>）。</w:t>
+      </w:r>
+    </w:p>
+    <w:p>
+      <w:pPr>
+        <w:numPr>
+          <w:ilvl w:val="0"/>
+          <w:numId w:val="1006"/>
+        </w:numPr>
+        <w:ind w:firstLine="420"/>
+      </w:pPr>
+      <w:r>
+        <w:rPr>
+          <w:rFonts w:hint="eastAsia" w:ascii="Times New Roman" w:hAnsi="Times New Roman" w:eastAsia="FangSong" w:cs="Times New Roman"/>
+        </w:rPr>
+        <w:t xml:space="preserve">若将该配合物中的一个</w:t>
+      </w:r>
+      <w:r>
+        <w:rPr>
+          <w:rFonts w:ascii="Times New Roman" w:hAnsi="Times New Roman" w:eastAsia="Times New Roman" w:cs="Times New Roman"/>
+        </w:rPr>
+        <w:t xml:space="preserve"> </w:t>
+      </w:r>
+      <m:oMath>
+        <m:r>
+          <m:rPr>
+            <m:sty m:val="p"/>
+          </m:rPr>
+          <m:t>N</m:t>
+        </m:r>
+        <m:sSub>
+          <m:e>
+            <m:r>
+              <m:rPr>
+                <m:sty m:val="p"/>
+              </m:rPr>
+              <m:t>H</m:t>
+            </m:r>
+          </m:e>
+          <m:sub>
+            <m:r>
+              <m:rPr>
+                <m:sty m:val="p"/>
+              </m:rPr>
+              <m:t>3</m:t>
+            </m:r>
+          </m:sub>
+        </m:sSub>
+      </m:oMath>
+      <w:r>
+        <w:rPr>
+          <w:rFonts w:ascii="Times New Roman" w:hAnsi="Times New Roman" w:eastAsia="Times New Roman" w:cs="Times New Roman"/>
+        </w:rPr>
+        <w:t xml:space="preserve"> </w:t>
+      </w:r>
+      <w:r>
+        <w:rPr>
+          <w:rFonts w:hint="eastAsia" w:ascii="Times New Roman" w:hAnsi="Times New Roman" w:eastAsia="FangSong" w:cs="Times New Roman"/>
+        </w:rPr>
+        <w:t xml:space="preserve">替换为</w:t>
+      </w:r>
+      <w:r>
+        <w:rPr>
+          <w:rFonts w:ascii="Times New Roman" w:hAnsi="Times New Roman" w:eastAsia="Times New Roman" w:cs="Times New Roman"/>
+        </w:rPr>
+        <w:t xml:space="preserve"> </w:t>
+      </w:r>
+      <m:oMath>
+        <m:sSup>
+          <m:e>
+            <m:r>
+              <m:rPr>
+                <m:sty m:val="p"/>
+              </m:rPr>
+              <m:t>B</m:t>
+            </m:r>
+            <m:r>
+              <m:rPr>
+                <m:sty m:val="p"/>
+              </m:rPr>
+              <m:t>r</m:t>
+            </m:r>
+          </m:e>
+          <m:sup>
+            <m:r>
+              <m:rPr>
+                <m:sty m:val="p"/>
+              </m:rPr>
+              <m:t>−</m:t>
+            </m:r>
+          </m:sup>
+        </m:sSup>
+      </m:oMath>
+      <w:r>
+        <w:rPr>
+          <w:rFonts w:hint="eastAsia" w:ascii="Times New Roman" w:hAnsi="Times New Roman" w:eastAsia="Times New Roman" w:cs="Times New Roman"/>
+        </w:rPr>
+        <w:t>，</w:t>
+      </w:r>
+      <w:r>
+        <w:rPr>
+          <w:rFonts w:hint="eastAsia" w:ascii="Times New Roman" w:hAnsi="Times New Roman" w:eastAsia="FangSong" w:cs="Times New Roman"/>
+        </w:rPr>
+        <w:t>得到</w:t>
+      </w:r>
+      <w:r>
+        <w:rPr>
+          <w:rFonts w:ascii="Times New Roman" w:hAnsi="Times New Roman" w:eastAsia="Times New Roman" w:cs="Times New Roman"/>
+        </w:rPr>
+        <w:t xml:space="preserve"> </w:t>
+      </w:r>
+      <m:oMath>
+        <m:oMathPr>
+          <m:ctrlPr>
+            <w:rPr>
+              <w:sz w:val="28"/>
+              <w:szCs w:val="28"/>
+            </w:rPr>
+          </m:ctrlPr>
+        </m:oMathPr>
+        <m:r>
+          <m:rPr>
+            <m:sty m:val="p"/>
+          </m:rPr>
+          <m:t>[</m:t>
+        </m:r>
+        <m:r>
+          <m:rPr>
+            <m:sty m:val="p"/>
+          </m:rPr>
+          <m:t>C</m:t>
+        </m:r>
+        <m:r>
+          <m:rPr>
+            <m:sty m:val="p"/>
+          </m:rPr>
+          <m:t>o</m:t>
+        </m:r>
+        <m:r>
+          <m:rPr>
+            <m:sty m:val="p"/>
+          </m:rPr>
+          <m:t>(</m:t>
+        </m:r>
+        <m:r>
+          <m:rPr>
+            <m:sty m:val="p"/>
+          </m:rPr>
+          <m:t>N</m:t>
+        </m:r>
+        <m:sSub>
+          <m:e>
+            <m:r>
+              <m:rPr>
+                <m:sty m:val="p"/>
+              </m:rPr>
+              <m:t>H</m:t>
+            </m:r>
+          </m:e>
+          <m:sub>
+            <m:r>
+              <m:rPr>
+                <m:sty m:val="p"/>
+              </m:rPr>
+              <m:t>3</m:t>
+            </m:r>
+          </m:sub>
+        </m:sSub>
+        <m:sSub>
+          <m:e>
+            <m:r>
+              <m:rPr>
+                <m:sty m:val="p"/>
+              </m:rPr>
+              <m:t>)</m:t>
+            </m:r>
+          </m:e>
+          <m:sub>
+            <m:r>
+              <m:rPr>
+                <m:sty m:val="p"/>
+              </m:rPr>
+              <m:t>3</m:t>
+            </m:r>
+          </m:sub>
+        </m:sSub>
+        <m:r>
+          <m:rPr>
+            <m:sty m:val="p"/>
+          </m:rPr>
+          <m:t>B</m:t>
+        </m:r>
+        <m:r>
+          <m:rPr>
+            <m:sty m:val="p"/>
+          </m:rPr>
+          <m:t>r</m:t>
+        </m:r>
+        <m:r>
+          <m:rPr>
+            <m:sty m:val="p"/>
+          </m:rPr>
+          <m:t>C</m:t>
+        </m:r>
+        <m:sSub>
+          <m:e>
+            <m:r>
+              <m:rPr>
+                <m:sty m:val="p"/>
+              </m:rPr>
+              <m:t>l</m:t>
+            </m:r>
+          </m:e>
+          <m:sub>
+            <m:r>
+              <m:rPr>
+                <m:sty m:val="p"/>
+              </m:rPr>
+              <m:t>2</m:t>
+            </m:r>
+          </m:sub>
+        </m:sSub>
         <m:r>
           <m:rPr>
             <m:sty m:val="p"/>
@@ -3032,7 +3213,7 @@
         </w:rPr>
         <w:drawing>
           <wp:inline>
-            <wp:extent cx="3600000" cy="2191304"/>
+            <wp:extent cx="3600000" cy="2047916"/>
             <wp:effectExtent b="0" l="0" r="0" t="0"/>
             <wp:docPr descr="" title="" id="29" name="Picture"/>
             <a:graphic>
@@ -3053,7 +3234,7 @@
                   <pic:spPr bwMode="auto">
                     <a:xfrm>
                       <a:off x="0" y="0"/>
-                      <a:ext cx="3600000" cy="2191304"/>
+                      <a:ext cx="3600000" cy="2047916"/>
                     </a:xfrm>
                     <a:prstGeom prst="rect">
                       <a:avLst/>
@@ -3074,6 +3255,44 @@
     </w:p>
     <w:p>
       <w:pPr>
+        <w:pStyle w:val="BodyText"/>
+        <w:ind w:firstLine="420"/>
+      </w:pPr>
+      <w:r>
+        <w:rPr>
+          <w:rFonts w:hint="eastAsia" w:ascii="Times New Roman" w:hAnsi="Times New Roman" w:eastAsia="FangSong" w:cs="Times New Roman"/>
+          <w:i/>
+          <w:iCs/>
+        </w:rPr>
+        <w:t>配合物异构现象分类体系</w:t>
+      </w:r>
+      <w:r>
+        <w:rPr>
+          <w:rFonts w:hint="eastAsia" w:ascii="Times New Roman" w:hAnsi="Times New Roman" w:eastAsia="Times New Roman" w:cs="Times New Roman"/>
+          <w:i/>
+          <w:iCs/>
+        </w:rPr>
+        <w:t>（</w:t>
+      </w:r>
+      <w:r>
+        <w:rPr>
+          <w:rFonts w:hint="eastAsia" w:ascii="Times New Roman" w:hAnsi="Times New Roman" w:eastAsia="FangSong" w:cs="Times New Roman"/>
+          <w:i/>
+          <w:iCs/>
+        </w:rPr>
+        <w:t>供解题参考</w:t>
+      </w:r>
+      <w:r>
+        <w:rPr>
+          <w:rFonts w:hint="eastAsia" w:ascii="Times New Roman" w:hAnsi="Times New Roman" w:eastAsia="Times New Roman" w:cs="Times New Roman"/>
+          <w:i/>
+          <w:iCs/>
+        </w:rPr>
+        <w:t>）</w:t>
+      </w:r>
+    </w:p>
+    <w:p>
+      <w:pPr>
         <w:spacing w:before="160" w:after="80"/>
       </w:pPr>
       <w:r>
@@ -3111,6 +3330,7 @@
     <w:p>
       <w:pPr>
         <w:pStyle w:val="FirstParagraph"/>
+        <w:ind w:firstLine="420"/>
       </w:pPr>
       <w:r>
         <w:rPr>
@@ -3460,22 +3680,10 @@
     </w:p>
     <w:p>
       <w:pPr>
-        <w:pStyle w:val="BlockText"/>
+        <w:pStyle w:val="BodyText"/>
         <w:spacing w:before="160" w:after="80"/>
         <w:jc w:val="center"/>
       </w:pPr>
-      <w:r>
-        <w:rPr>
-          <w:rFonts w:hint="eastAsia" w:ascii="Times New Roman" w:hAnsi="Times New Roman" w:eastAsia="FangSong" w:cs="Times New Roman"/>
-        </w:rPr>
-        <w:t>颜色变化实验图</w:t>
-      </w:r>
-      <w:r>
-        <w:rPr>
-          <w:rFonts w:hint="eastAsia" w:ascii="Times New Roman" w:hAnsi="Times New Roman" w:eastAsia="Times New Roman" w:cs="Times New Roman"/>
-        </w:rPr>
-        <w:t>：</w:t>
-      </w:r>
       <w:r>
         <w:rPr>
           <w:rFonts w:ascii="Times New Roman" w:hAnsi="Times New Roman" w:eastAsia="Times New Roman" w:cs="Times New Roman"/>
@@ -3524,11 +3732,26 @@
     </w:p>
     <w:p>
       <w:pPr>
+        <w:pStyle w:val="BodyText"/>
+        <w:ind w:firstLine="420"/>
+      </w:pPr>
+      <w:r>
+        <w:rPr>
+          <w:rFonts w:hint="eastAsia" w:ascii="Times New Roman" w:hAnsi="Times New Roman" w:eastAsia="FangSong" w:cs="Times New Roman"/>
+          <w:i/>
+          <w:iCs/>
+        </w:rPr>
+        <w:t xml:space="preserve">溶液颜色变化实验图</w:t>
+      </w:r>
+    </w:p>
+    <w:p>
+      <w:pPr>
         <w:pStyle w:val="Compact"/>
         <w:numPr>
           <w:ilvl w:val="0"/>
           <w:numId w:val="1007"/>
         </w:numPr>
+        <w:ind w:firstLine="420"/>
       </w:pPr>
       <w:r>
         <w:rPr>
@@ -3657,6 +3880,7 @@
           <w:ilvl w:val="0"/>
           <w:numId w:val="1007"/>
         </w:numPr>
+        <w:ind w:firstLine="420"/>
       </w:pPr>
       <w:r>
         <w:rPr>
@@ -3696,6 +3920,7 @@
           <w:ilvl w:val="0"/>
           <w:numId w:val="1007"/>
         </w:numPr>
+        <w:ind w:firstLine="420"/>
       </w:pPr>
       <w:r>
         <w:rPr>
@@ -3766,6 +3991,7 @@
           <w:ilvl w:val="0"/>
           <w:numId w:val="1007"/>
         </w:numPr>
+        <w:ind w:firstLine="420"/>
       </w:pPr>
       <w:r>
         <w:rPr>
@@ -3883,6 +4109,7 @@
     <w:p>
       <w:pPr>
         <w:pStyle w:val="FirstParagraph"/>
+        <w:ind w:firstLine="420"/>
       </w:pPr>
       <w:r>
         <w:rPr>
@@ -3996,6 +4223,7 @@
     <w:p>
       <w:pPr>
         <w:pStyle w:val="FirstParagraph"/>
+        <w:ind w:firstLine="420"/>
       </w:pPr>
       <w:r>
         <w:rPr>
@@ -4030,6 +4258,16 @@
           <w:numId w:val="1008"/>
         </w:numPr>
       </w:pPr>
+    </w:p>
+    <w:p>
+      <w:pPr>
+        <w:pStyle w:val="Compact"/>
+        <w:numPr>
+          <w:ilvl w:val="1"/>
+          <w:numId w:val="1009"/>
+        </w:numPr>
+        <w:ind w:firstLine="420"/>
+      </w:pPr>
       <w:r>
         <w:rPr>
           <w:rFonts w:hint="eastAsia" w:ascii="Times New Roman" w:hAnsi="Times New Roman" w:eastAsia="FangSong" w:cs="Times New Roman"/>
@@ -4040,13 +4278,13 @@
         <w:rPr>
           <w:rFonts w:hint="eastAsia" w:ascii="Times New Roman" w:hAnsi="Times New Roman" w:eastAsia="Times New Roman" w:cs="Times New Roman"/>
         </w:rPr>
-        <w:t>:</w:t>
-      </w:r>
-      <w:r>
-        <w:rPr>
-          <w:rFonts w:ascii="Times New Roman" w:hAnsi="Times New Roman" w:eastAsia="Times New Roman" w:cs="Times New Roman"/>
-        </w:rPr>
-        <w:t xml:space="preserve"> HI&gt;HCl</w:t>
+        <w:t>：HI</w:t>
+      </w:r>
+      <w:r>
+        <w:rPr>
+          <w:rFonts w:ascii="Times New Roman" w:hAnsi="Times New Roman" w:eastAsia="Times New Roman" w:cs="Times New Roman"/>
+        </w:rPr>
+        <w:t xml:space="preserve"> &gt; HCl</w:t>
       </w:r>
     </w:p>
     <w:p>
@@ -4057,6 +4295,16 @@
           <w:numId w:val="1008"/>
         </w:numPr>
       </w:pPr>
+    </w:p>
+    <w:p>
+      <w:pPr>
+        <w:pStyle w:val="Compact"/>
+        <w:numPr>
+          <w:ilvl w:val="1"/>
+          <w:numId w:val="1010"/>
+        </w:numPr>
+        <w:ind w:firstLine="420"/>
+      </w:pPr>
       <w:r>
         <w:rPr>
           <w:rFonts w:hint="eastAsia" w:ascii="Times New Roman" w:hAnsi="Times New Roman" w:eastAsia="FangSong" w:cs="Times New Roman"/>
@@ -4067,19 +4315,13 @@
         <w:rPr>
           <w:rFonts w:hint="eastAsia" w:ascii="Times New Roman" w:hAnsi="Times New Roman" w:eastAsia="Times New Roman" w:cs="Times New Roman"/>
         </w:rPr>
-        <w:t>:</w:t>
-      </w:r>
-      <w:r>
-        <w:rPr>
-          <w:rFonts w:ascii="Times New Roman" w:hAnsi="Times New Roman" w:eastAsia="Times New Roman" w:cs="Times New Roman"/>
-        </w:rPr>
-        <w:t xml:space="preserve"> </w:t>
-      </w:r>
-      <w:r>
-        <w:rPr>
-          <w:rFonts w:hint="eastAsia" w:ascii="Times New Roman" w:hAnsi="Times New Roman" w:eastAsia="FangSong" w:cs="Times New Roman"/>
-        </w:rPr>
-        <w:t xml:space="preserve">浓</w:t>
+        <w:t>：</w:t>
+      </w:r>
+      <w:r>
+        <w:rPr>
+          <w:rFonts w:hint="eastAsia" w:ascii="Times New Roman" w:hAnsi="Times New Roman" w:eastAsia="FangSong" w:cs="Times New Roman"/>
+        </w:rPr>
+        <w:t>浓</w:t>
       </w:r>
       <w:r>
         <w:rPr>
@@ -4091,26 +4333,41 @@
         <m:sSub>
           <m:e>
             <m:r>
+              <m:rPr>
+                <m:sty m:val="p"/>
+              </m:rPr>
               <m:t>H</m:t>
             </m:r>
           </m:e>
           <m:sub>
             <m:r>
+              <m:rPr>
+                <m:sty m:val="p"/>
+              </m:rPr>
               <m:t>2</m:t>
             </m:r>
           </m:sub>
         </m:sSub>
         <m:r>
+          <m:rPr>
+            <m:sty m:val="p"/>
+          </m:rPr>
           <m:t>S</m:t>
         </m:r>
         <m:sSub>
           <m:e>
             <m:r>
+              <m:rPr>
+                <m:sty m:val="p"/>
+              </m:rPr>
               <m:t>O</m:t>
             </m:r>
           </m:e>
           <m:sub>
             <m:r>
+              <m:rPr>
+                <m:sty m:val="p"/>
+              </m:rPr>
               <m:t>4</m:t>
             </m:r>
           </m:sub>
@@ -4124,15 +4381,15 @@
       </w:r>
       <w:r>
         <w:rPr>
-          <w:rFonts w:hint="eastAsia" w:ascii="Times New Roman" w:hAnsi="Times New Roman" w:eastAsia="Times New Roman" w:cs="Times New Roman"/>
-        </w:rPr>
-        <w:t>&gt;</w:t>
-      </w:r>
-      <w:r>
-        <w:rPr>
-          <w:rFonts w:hint="eastAsia" w:ascii="Times New Roman" w:hAnsi="Times New Roman" w:eastAsia="FangSong" w:cs="Times New Roman"/>
-        </w:rPr>
-        <w:t>浓</w:t>
+          <w:rFonts w:ascii="Times New Roman" w:hAnsi="Times New Roman" w:eastAsia="Times New Roman" w:cs="Times New Roman"/>
+        </w:rPr>
+        <w:t xml:space="preserve">&gt; </w:t>
+      </w:r>
+      <w:r>
+        <w:rPr>
+          <w:rFonts w:hint="eastAsia" w:ascii="Times New Roman" w:hAnsi="Times New Roman" w:eastAsia="FangSong" w:cs="Times New Roman"/>
+        </w:rPr>
+        <w:t xml:space="preserve">浓</w:t>
       </w:r>
       <w:r>
         <w:rPr>
@@ -4152,29 +4409,47 @@
         <m:sSub>
           <m:e>
             <m:r>
+              <m:rPr>
+                <m:sty m:val="p"/>
+              </m:rPr>
               <m:t>H</m:t>
             </m:r>
           </m:e>
           <m:sub>
             <m:r>
+              <m:rPr>
+                <m:sty m:val="p"/>
+              </m:rPr>
               <m:t>2</m:t>
             </m:r>
           </m:sub>
         </m:sSub>
         <m:r>
+          <m:rPr>
+            <m:sty m:val="p"/>
+          </m:rPr>
           <m:t>S</m:t>
         </m:r>
         <m:r>
+          <m:rPr>
+            <m:sty m:val="p"/>
+          </m:rPr>
           <m:t>e</m:t>
         </m:r>
         <m:sSub>
           <m:e>
             <m:r>
+              <m:rPr>
+                <m:sty m:val="p"/>
+              </m:rPr>
               <m:t>O</m:t>
             </m:r>
           </m:e>
           <m:sub>
             <m:r>
+              <m:rPr>
+                <m:sty m:val="p"/>
+              </m:rPr>
               <m:t>4</m:t>
             </m:r>
           </m:sub>
@@ -4189,6 +4464,16 @@
           <w:numId w:val="1008"/>
         </w:numPr>
       </w:pPr>
+    </w:p>
+    <w:p>
+      <w:pPr>
+        <w:pStyle w:val="Compact"/>
+        <w:numPr>
+          <w:ilvl w:val="1"/>
+          <w:numId w:val="1011"/>
+        </w:numPr>
+        <w:ind w:firstLine="420"/>
+      </w:pPr>
       <w:r>
         <w:rPr>
           <w:rFonts w:hint="eastAsia" w:ascii="Times New Roman" w:hAnsi="Times New Roman" w:eastAsia="FangSong" w:cs="Times New Roman"/>
@@ -4199,13 +4484,13 @@
         <w:rPr>
           <w:rFonts w:hint="eastAsia" w:ascii="Times New Roman" w:hAnsi="Times New Roman" w:eastAsia="Times New Roman" w:cs="Times New Roman"/>
         </w:rPr>
-        <w:t>:</w:t>
-      </w:r>
-      <w:r>
-        <w:rPr>
-          <w:rFonts w:ascii="Times New Roman" w:hAnsi="Times New Roman" w:eastAsia="Times New Roman" w:cs="Times New Roman"/>
-        </w:rPr>
-        <w:t xml:space="preserve"> C—Cl&gt;C—F</w:t>
+        <w:t>：C—Cl</w:t>
+      </w:r>
+      <w:r>
+        <w:rPr>
+          <w:rFonts w:ascii="Times New Roman" w:hAnsi="Times New Roman" w:eastAsia="Times New Roman" w:cs="Times New Roman"/>
+        </w:rPr>
+        <w:t xml:space="preserve"> &gt; C—F</w:t>
       </w:r>
     </w:p>
     <w:p>
@@ -4247,6 +4532,7 @@
     <w:p>
       <w:pPr>
         <w:pStyle w:val="FirstParagraph"/>
+        <w:ind w:firstLine="420"/>
       </w:pPr>
       <w:r>
         <w:rPr>
@@ -4614,6 +4900,273 @@
     </w:p>
     <w:p>
       <w:pPr>
+        <w:numPr>
+          <w:ilvl w:val="0"/>
+          <w:numId w:val="1012"/>
+        </w:numPr>
+        <w:ind w:firstLine="420"/>
+      </w:pPr>
+      <w:r>
+        <w:rPr>
+          <w:rFonts w:hint="eastAsia" w:ascii="Times New Roman" w:hAnsi="Times New Roman" w:eastAsia="FangSong" w:cs="Times New Roman"/>
+        </w:rPr>
+        <w:t>通过计算给出该化合物的化学式</w:t>
+      </w:r>
+      <w:r>
+        <w:rPr>
+          <w:rFonts w:hint="eastAsia" w:ascii="Times New Roman" w:hAnsi="Times New Roman" w:eastAsia="Times New Roman" w:cs="Times New Roman"/>
+        </w:rPr>
+        <w:t>。</w:t>
+      </w:r>
+    </w:p>
+    <w:p>
+      <w:pPr>
+        <w:numPr>
+          <w:ilvl w:val="0"/>
+          <w:numId w:val="1012"/>
+        </w:numPr>
+        <w:ind w:firstLine="420"/>
+      </w:pPr>
+      <w:r>
+        <w:rPr>
+          <w:rFonts w:hint="eastAsia" w:ascii="Times New Roman" w:hAnsi="Times New Roman" w:eastAsia="FangSong" w:cs="Times New Roman"/>
+        </w:rPr>
+        <w:t xml:space="preserve">分别指出</w:t>
+      </w:r>
+      <w:r>
+        <w:rPr>
+          <w:rFonts w:ascii="Times New Roman" w:hAnsi="Times New Roman" w:eastAsia="Times New Roman" w:cs="Times New Roman"/>
+        </w:rPr>
+        <w:t xml:space="preserve"> Al </w:t>
+      </w:r>
+      <w:r>
+        <w:rPr>
+          <w:rFonts w:hint="eastAsia" w:ascii="Times New Roman" w:hAnsi="Times New Roman" w:eastAsia="FangSong" w:cs="Times New Roman"/>
+        </w:rPr>
+        <w:t xml:space="preserve">原子和</w:t>
+      </w:r>
+      <w:r>
+        <w:rPr>
+          <w:rFonts w:ascii="Times New Roman" w:hAnsi="Times New Roman" w:eastAsia="Times New Roman" w:cs="Times New Roman"/>
+        </w:rPr>
+        <w:t xml:space="preserve"> C </w:t>
+      </w:r>
+      <w:r>
+        <w:rPr>
+          <w:rFonts w:hint="eastAsia" w:ascii="Times New Roman" w:hAnsi="Times New Roman" w:eastAsia="FangSong" w:cs="Times New Roman"/>
+        </w:rPr>
+        <w:t>原子的填隙率</w:t>
+      </w:r>
+      <w:r>
+        <w:rPr>
+          <w:rFonts w:hint="eastAsia" w:ascii="Times New Roman" w:hAnsi="Times New Roman" w:eastAsia="Times New Roman" w:cs="Times New Roman"/>
+        </w:rPr>
+        <w:t>。</w:t>
+      </w:r>
+      <w:r>
+        <w:rPr>
+          <w:rFonts w:hint="eastAsia" w:ascii="Times New Roman" w:hAnsi="Times New Roman" w:eastAsia="FangSong" w:cs="Times New Roman"/>
+        </w:rPr>
+        <w:t>若碳原子填满所有的八面体空隙</w:t>
+      </w:r>
+      <w:r>
+        <w:rPr>
+          <w:rFonts w:hint="eastAsia" w:ascii="Times New Roman" w:hAnsi="Times New Roman" w:eastAsia="Times New Roman" w:cs="Times New Roman"/>
+        </w:rPr>
+        <w:t>，</w:t>
+      </w:r>
+      <w:r>
+        <w:rPr>
+          <w:rFonts w:hint="eastAsia" w:ascii="Times New Roman" w:hAnsi="Times New Roman" w:eastAsia="FangSong" w:cs="Times New Roman"/>
+        </w:rPr>
+        <w:t>试给出该化合物的化学式</w:t>
+      </w:r>
+      <w:r>
+        <w:rPr>
+          <w:rFonts w:hint="eastAsia" w:ascii="Times New Roman" w:hAnsi="Times New Roman" w:eastAsia="Times New Roman" w:cs="Times New Roman"/>
+        </w:rPr>
+        <w:t>。</w:t>
+      </w:r>
+    </w:p>
+    <w:p>
+      <w:pPr>
+        <w:numPr>
+          <w:ilvl w:val="0"/>
+          <w:numId w:val="1012"/>
+        </w:numPr>
+        <w:ind w:firstLine="420"/>
+      </w:pPr>
+      <w:r>
+        <w:rPr>
+          <w:rFonts w:hint="eastAsia" w:ascii="Times New Roman" w:hAnsi="Times New Roman" w:eastAsia="FangSong" w:cs="Times New Roman"/>
+        </w:rPr>
+        <w:t xml:space="preserve">已知相邻的</w:t>
+      </w:r>
+      <w:r>
+        <w:rPr>
+          <w:rFonts w:ascii="Times New Roman" w:hAnsi="Times New Roman" w:eastAsia="Times New Roman" w:cs="Times New Roman"/>
+        </w:rPr>
+        <w:t xml:space="preserve"> A </w:t>
+      </w:r>
+      <w:r>
+        <w:rPr>
+          <w:rFonts w:hint="eastAsia" w:ascii="Times New Roman" w:hAnsi="Times New Roman" w:eastAsia="FangSong" w:cs="Times New Roman"/>
+        </w:rPr>
+        <w:t xml:space="preserve">层和</w:t>
+      </w:r>
+      <w:r>
+        <w:rPr>
+          <w:rFonts w:ascii="Times New Roman" w:hAnsi="Times New Roman" w:eastAsia="Times New Roman" w:cs="Times New Roman"/>
+        </w:rPr>
+        <w:t xml:space="preserve"> B </w:t>
+      </w:r>
+      <w:r>
+        <w:rPr>
+          <w:rFonts w:hint="eastAsia" w:ascii="Times New Roman" w:hAnsi="Times New Roman" w:eastAsia="FangSong" w:cs="Times New Roman"/>
+        </w:rPr>
+        <w:t>层之间</w:t>
+      </w:r>
+      <w:r>
+        <w:rPr>
+          <w:rFonts w:hint="eastAsia" w:ascii="Times New Roman" w:hAnsi="Times New Roman" w:eastAsia="Times New Roman" w:cs="Times New Roman"/>
+        </w:rPr>
+        <w:t>、</w:t>
+      </w:r>
+      <w:r>
+        <w:rPr>
+          <w:rFonts w:hint="eastAsia" w:ascii="Times New Roman" w:hAnsi="Times New Roman" w:eastAsia="FangSong" w:cs="Times New Roman"/>
+        </w:rPr>
+        <w:t>相邻的</w:t>
+      </w:r>
+      <w:r>
+        <w:rPr>
+          <w:rFonts w:ascii="Times New Roman" w:hAnsi="Times New Roman" w:eastAsia="Times New Roman" w:cs="Times New Roman"/>
+        </w:rPr>
+        <w:t xml:space="preserve"> B </w:t>
+      </w:r>
+      <w:r>
+        <w:rPr>
+          <w:rFonts w:hint="eastAsia" w:ascii="Times New Roman" w:hAnsi="Times New Roman" w:eastAsia="FangSong" w:cs="Times New Roman"/>
+        </w:rPr>
+        <w:t xml:space="preserve">层和</w:t>
+      </w:r>
+      <w:r>
+        <w:rPr>
+          <w:rFonts w:ascii="Times New Roman" w:hAnsi="Times New Roman" w:eastAsia="Times New Roman" w:cs="Times New Roman"/>
+        </w:rPr>
+        <w:t xml:space="preserve"> C </w:t>
+      </w:r>
+      <w:r>
+        <w:rPr>
+          <w:rFonts w:hint="eastAsia" w:ascii="Times New Roman" w:hAnsi="Times New Roman" w:eastAsia="FangSong" w:cs="Times New Roman"/>
+        </w:rPr>
+        <w:t>层之间的八面体空隙全被占据</w:t>
+      </w:r>
+      <w:r>
+        <w:rPr>
+          <w:rFonts w:hint="eastAsia" w:ascii="Times New Roman" w:hAnsi="Times New Roman" w:eastAsia="Times New Roman" w:cs="Times New Roman"/>
+        </w:rPr>
+        <w:t>。</w:t>
+      </w:r>
+      <w:r>
+        <w:rPr>
+          <w:rFonts w:hint="eastAsia" w:ascii="Times New Roman" w:hAnsi="Times New Roman" w:eastAsia="FangSong" w:cs="Times New Roman"/>
+        </w:rPr>
+        <w:t>若只看相邻的</w:t>
+      </w:r>
+      <w:r>
+        <w:rPr>
+          <w:rFonts w:ascii="Times New Roman" w:hAnsi="Times New Roman" w:eastAsia="Times New Roman" w:cs="Times New Roman"/>
+        </w:rPr>
+        <w:t xml:space="preserve"> A </w:t>
+      </w:r>
+      <w:r>
+        <w:rPr>
+          <w:rFonts w:hint="eastAsia" w:ascii="Times New Roman" w:hAnsi="Times New Roman" w:eastAsia="FangSong" w:cs="Times New Roman"/>
+        </w:rPr>
+        <w:t xml:space="preserve">层和</w:t>
+      </w:r>
+      <w:r>
+        <w:rPr>
+          <w:rFonts w:ascii="Times New Roman" w:hAnsi="Times New Roman" w:eastAsia="Times New Roman" w:cs="Times New Roman"/>
+        </w:rPr>
+        <w:t xml:space="preserve"> C </w:t>
+      </w:r>
+      <w:r>
+        <w:rPr>
+          <w:rFonts w:hint="eastAsia" w:ascii="Times New Roman" w:hAnsi="Times New Roman" w:eastAsia="FangSong" w:cs="Times New Roman"/>
+        </w:rPr>
+        <w:t xml:space="preserve">层的</w:t>
+      </w:r>
+      <w:r>
+        <w:rPr>
+          <w:rFonts w:ascii="Times New Roman" w:hAnsi="Times New Roman" w:eastAsia="Times New Roman" w:cs="Times New Roman"/>
+        </w:rPr>
+        <w:t xml:space="preserve"> V </w:t>
+      </w:r>
+      <w:r>
+        <w:rPr>
+          <w:rFonts w:hint="eastAsia" w:ascii="Times New Roman" w:hAnsi="Times New Roman" w:eastAsia="FangSong" w:cs="Times New Roman"/>
+        </w:rPr>
+        <w:t>原子</w:t>
+      </w:r>
+      <w:r>
+        <w:rPr>
+          <w:rFonts w:hint="eastAsia" w:ascii="Times New Roman" w:hAnsi="Times New Roman" w:eastAsia="Times New Roman" w:cs="Times New Roman"/>
+        </w:rPr>
+        <w:t>，</w:t>
+      </w:r>
+      <w:r>
+        <w:rPr>
+          <w:rFonts w:hint="eastAsia" w:ascii="Times New Roman" w:hAnsi="Times New Roman" w:eastAsia="FangSong" w:cs="Times New Roman"/>
+        </w:rPr>
+        <w:t>以及它们之间填充的原子</w:t>
+      </w:r>
+      <w:r>
+        <w:rPr>
+          <w:rFonts w:hint="eastAsia" w:ascii="Times New Roman" w:hAnsi="Times New Roman" w:eastAsia="Times New Roman" w:cs="Times New Roman"/>
+        </w:rPr>
+        <w:t>，</w:t>
+      </w:r>
+      <w:r>
+        <w:rPr>
+          <w:rFonts w:hint="eastAsia" w:ascii="Times New Roman" w:hAnsi="Times New Roman" w:eastAsia="FangSong" w:cs="Times New Roman"/>
+        </w:rPr>
+        <w:t>试画出这三层原子沿</w:t>
+      </w:r>
+      <w:r>
+        <w:rPr>
+          <w:rFonts w:ascii="Times New Roman" w:hAnsi="Times New Roman" w:eastAsia="Times New Roman" w:cs="Times New Roman"/>
+        </w:rPr>
+        <w:t xml:space="preserve"> c </w:t>
+      </w:r>
+      <w:r>
+        <w:rPr>
+          <w:rFonts w:hint="eastAsia" w:ascii="Times New Roman" w:hAnsi="Times New Roman" w:eastAsia="FangSong" w:cs="Times New Roman"/>
+        </w:rPr>
+        <w:t>轴的投影图</w:t>
+      </w:r>
+      <w:r>
+        <w:rPr>
+          <w:rFonts w:hint="eastAsia" w:ascii="Times New Roman" w:hAnsi="Times New Roman" w:eastAsia="Times New Roman" w:cs="Times New Roman"/>
+        </w:rPr>
+        <w:t>，</w:t>
+      </w:r>
+      <w:r>
+        <w:rPr>
+          <w:rFonts w:hint="eastAsia" w:ascii="Times New Roman" w:hAnsi="Times New Roman" w:eastAsia="FangSong" w:cs="Times New Roman"/>
+        </w:rPr>
+        <w:t>注意标出原子种类和晶胞边界</w:t>
+      </w:r>
+      <w:r>
+        <w:rPr>
+          <w:rFonts w:hint="eastAsia" w:ascii="Times New Roman" w:hAnsi="Times New Roman" w:eastAsia="Times New Roman" w:cs="Times New Roman"/>
+        </w:rPr>
+        <w:t>。</w:t>
+      </w:r>
+    </w:p>
+    <w:p>
+      <w:pPr>
         <w:spacing w:before="160" w:after="80"/>
       </w:pPr>
       <w:r>
@@ -4651,6 +5204,7 @@
     <w:p>
       <w:pPr>
         <w:pStyle w:val="FirstParagraph"/>
+        <w:ind w:firstLine="420"/>
       </w:pPr>
       <w:r>
         <w:rPr>
@@ -4843,6 +5397,266 @@
     </w:p>
     <w:p>
       <w:pPr>
+        <w:numPr>
+          <w:ilvl w:val="0"/>
+          <w:numId w:val="1013"/>
+        </w:numPr>
+        <w:ind w:firstLine="420"/>
+      </w:pPr>
+      <w:r>
+        <w:rPr>
+          <w:rFonts w:hint="eastAsia" w:ascii="Times New Roman" w:hAnsi="Times New Roman" w:eastAsia="FangSong" w:cs="Times New Roman"/>
+        </w:rPr>
+        <w:t xml:space="preserve">试画出</w:t>
+      </w:r>
+      <w:r>
+        <w:rPr>
+          <w:rFonts w:ascii="Times New Roman" w:hAnsi="Times New Roman" w:eastAsia="Times New Roman" w:cs="Times New Roman"/>
+        </w:rPr>
+        <w:t xml:space="preserve"> BaFCl </w:t>
+      </w:r>
+      <w:r>
+        <w:rPr>
+          <w:rFonts w:hint="eastAsia" w:ascii="Times New Roman" w:hAnsi="Times New Roman" w:eastAsia="FangSong" w:cs="Times New Roman"/>
+        </w:rPr>
+        <w:t>的晶胞图</w:t>
+      </w:r>
+      <w:r>
+        <w:rPr>
+          <w:rFonts w:hint="eastAsia" w:ascii="Times New Roman" w:hAnsi="Times New Roman" w:eastAsia="Times New Roman" w:cs="Times New Roman"/>
+        </w:rPr>
+        <w:t>。</w:t>
+      </w:r>
+    </w:p>
+    <w:p>
+      <w:pPr>
+        <w:numPr>
+          <w:ilvl w:val="0"/>
+          <w:numId w:val="1013"/>
+        </w:numPr>
+        <w:ind w:firstLine="420"/>
+      </w:pPr>
+      <w:r>
+        <w:rPr>
+          <w:rFonts w:hint="eastAsia" w:ascii="Times New Roman" w:hAnsi="Times New Roman" w:eastAsia="FangSong" w:cs="Times New Roman"/>
+        </w:rPr>
+        <w:t>写出该晶体的结构基元的化学式</w:t>
+      </w:r>
+      <w:r>
+        <w:rPr>
+          <w:rFonts w:hint="eastAsia" w:ascii="Times New Roman" w:hAnsi="Times New Roman" w:eastAsia="Times New Roman" w:cs="Times New Roman"/>
+        </w:rPr>
+        <w:t>。</w:t>
+      </w:r>
+    </w:p>
+    <w:p>
+      <w:pPr>
+        <w:numPr>
+          <w:ilvl w:val="0"/>
+          <w:numId w:val="1013"/>
+        </w:numPr>
+        <w:ind w:firstLine="420"/>
+      </w:pPr>
+      <w:r>
+        <w:rPr>
+          <w:rFonts w:hint="eastAsia" w:ascii="Times New Roman" w:hAnsi="Times New Roman" w:eastAsia="FangSong" w:cs="Times New Roman"/>
+        </w:rPr>
+        <w:t xml:space="preserve">写出</w:t>
+      </w:r>
+      <w:r>
+        <w:rPr>
+          <w:rFonts w:ascii="Times New Roman" w:hAnsi="Times New Roman" w:eastAsia="Times New Roman" w:cs="Times New Roman"/>
+        </w:rPr>
+        <w:t xml:space="preserve"> Ba </w:t>
+      </w:r>
+      <w:r>
+        <w:rPr>
+          <w:rFonts w:hint="eastAsia" w:ascii="Times New Roman" w:hAnsi="Times New Roman" w:eastAsia="FangSong" w:cs="Times New Roman"/>
+        </w:rPr>
+        <w:t>的平均配位数</w:t>
+      </w:r>
+      <w:r>
+        <w:rPr>
+          <w:rFonts w:hint="eastAsia" w:ascii="Times New Roman" w:hAnsi="Times New Roman" w:eastAsia="Times New Roman" w:cs="Times New Roman"/>
+        </w:rPr>
+        <w:t>。</w:t>
+      </w:r>
+    </w:p>
+    <w:p>
+      <w:pPr>
+        <w:numPr>
+          <w:ilvl w:val="0"/>
+          <w:numId w:val="1013"/>
+        </w:numPr>
+        <w:ind w:firstLine="420"/>
+      </w:pPr>
+      <w:r>
+        <w:rPr>
+          <w:rFonts w:hint="eastAsia" w:ascii="Times New Roman" w:hAnsi="Times New Roman" w:eastAsia="FangSong" w:cs="Times New Roman"/>
+        </w:rPr>
+        <w:t xml:space="preserve">已知</w:t>
+      </w:r>
+      <w:r>
+        <w:rPr>
+          <w:rFonts w:ascii="Times New Roman" w:hAnsi="Times New Roman" w:eastAsia="Times New Roman" w:cs="Times New Roman"/>
+        </w:rPr>
+        <w:t xml:space="preserve"> </w:t>
+      </w:r>
+      <m:oMath>
+        <m:oMathPr>
+          <m:ctrlPr>
+            <w:rPr>
+              <w:sz w:val="28"/>
+              <w:szCs w:val="28"/>
+            </w:rPr>
+          </m:ctrlPr>
+        </m:oMathPr>
+        <m:r>
+          <m:t>a</m:t>
+        </m:r>
+        <m:r>
+          <m:rPr>
+            <m:sty m:val="p"/>
+          </m:rPr>
+          <m:t>=</m:t>
+        </m:r>
+        <m:r>
+          <m:t>430</m:t>
+        </m:r>
+        <m:r>
+          <m:t> </m:t>
+        </m:r>
+        <m:r>
+          <m:rPr>
+            <m:sty m:val="p"/>
+          </m:rPr>
+          <m:t>p</m:t>
+        </m:r>
+        <m:r>
+          <m:rPr>
+            <m:sty m:val="p"/>
+          </m:rPr>
+          <m:t>m</m:t>
+        </m:r>
+      </m:oMath>
+      <w:r>
+        <w:rPr>
+          <w:rFonts w:hint="eastAsia" w:ascii="Times New Roman" w:hAnsi="Times New Roman" w:eastAsia="Times New Roman" w:cs="Times New Roman"/>
+        </w:rPr>
+        <w:t>，</w:t>
+      </w:r>
+      <w:r>
+        <w:rPr>
+          <w:rFonts w:hint="eastAsia" w:ascii="Times New Roman" w:hAnsi="Times New Roman" w:eastAsia="FangSong" w:cs="Times New Roman"/>
+        </w:rPr>
+        <w:t>密度</w:t>
+      </w:r>
+      <w:r>
+        <w:rPr>
+          <w:rFonts w:ascii="Times New Roman" w:hAnsi="Times New Roman" w:eastAsia="Times New Roman" w:cs="Times New Roman"/>
+        </w:rPr>
+        <w:t xml:space="preserve"> </w:t>
+      </w:r>
+      <m:oMath>
+        <m:oMathPr>
+          <m:ctrlPr>
+            <w:rPr>
+              <w:sz w:val="28"/>
+              <w:szCs w:val="28"/>
+            </w:rPr>
+          </m:ctrlPr>
+        </m:oMathPr>
+        <m:r>
+          <m:t>ρ</m:t>
+        </m:r>
+        <m:r>
+          <m:rPr>
+            <m:sty m:val="p"/>
+          </m:rPr>
+          <m:t>=</m:t>
+        </m:r>
+        <m:r>
+          <m:t>4.56</m:t>
+        </m:r>
+        <m:r>
+          <m:t> </m:t>
+        </m:r>
+        <m:r>
+          <m:rPr>
+            <m:sty m:val="p"/>
+          </m:rPr>
+          <m:t>g</m:t>
+        </m:r>
+        <m:r>
+          <m:rPr>
+            <m:sty m:val="p"/>
+          </m:rPr>
+          <m:t>⋅</m:t>
+        </m:r>
+        <m:r>
+          <m:rPr>
+            <m:sty m:val="p"/>
+          </m:rPr>
+          <m:t>c</m:t>
+        </m:r>
+        <m:sSup>
+          <m:e>
+            <m:r>
+              <m:rPr>
+                <m:sty m:val="p"/>
+              </m:rPr>
+              <m:t>m</m:t>
+            </m:r>
+          </m:e>
+          <m:sup>
+            <m:r>
+              <m:rPr>
+                <m:sty m:val="p"/>
+              </m:rPr>
+              <m:t>−</m:t>
+            </m:r>
+            <m:r>
+              <m:rPr>
+                <m:sty m:val="p"/>
+              </m:rPr>
+              <m:t>3</m:t>
+            </m:r>
+          </m:sup>
+        </m:sSup>
+      </m:oMath>
+      <w:r>
+        <w:rPr>
+          <w:rFonts w:hint="eastAsia" w:ascii="Times New Roman" w:hAnsi="Times New Roman" w:eastAsia="Times New Roman" w:cs="Times New Roman"/>
+        </w:rPr>
+        <w:t>，</w:t>
+      </w:r>
+      <w:r>
+        <w:rPr>
+          <w:rFonts w:hint="eastAsia" w:ascii="Times New Roman" w:hAnsi="Times New Roman" w:eastAsia="FangSong" w:cs="Times New Roman"/>
+        </w:rPr>
+        <w:t>试求</w:t>
+      </w:r>
+      <w:r>
+        <w:rPr>
+          <w:rFonts w:ascii="Times New Roman" w:hAnsi="Times New Roman" w:eastAsia="Times New Roman" w:cs="Times New Roman"/>
+        </w:rPr>
+        <w:t xml:space="preserve"> c </w:t>
+      </w:r>
+      <w:r>
+        <w:rPr>
+          <w:rFonts w:hint="eastAsia" w:ascii="Times New Roman" w:hAnsi="Times New Roman" w:eastAsia="FangSong" w:cs="Times New Roman"/>
+        </w:rPr>
+        <w:t>的值</w:t>
+      </w:r>
+      <w:r>
+        <w:rPr>
+          <w:rFonts w:hint="eastAsia" w:ascii="Times New Roman" w:hAnsi="Times New Roman" w:eastAsia="Times New Roman" w:cs="Times New Roman"/>
+        </w:rPr>
+        <w:t>。</w:t>
+      </w:r>
+    </w:p>
+    <w:p>
+      <w:pPr>
         <w:spacing w:before="160" w:after="80"/>
       </w:pPr>
       <w:r>
@@ -4880,6 +5694,7 @@
     <w:p>
       <w:pPr>
         <w:pStyle w:val="FirstParagraph"/>
+        <w:ind w:firstLine="420"/>
       </w:pPr>
       <w:r>
         <w:rPr>
@@ -5116,6 +5931,531 @@
     </w:p>
     <w:p>
       <w:pPr>
+        <w:numPr>
+          <w:ilvl w:val="0"/>
+          <w:numId w:val="1014"/>
+        </w:numPr>
+        <w:ind w:firstLine="420"/>
+      </w:pPr>
+      <w:r>
+        <w:rPr>
+          <w:rFonts w:hint="eastAsia" w:ascii="Times New Roman" w:hAnsi="Times New Roman" w:eastAsia="FangSong" w:cs="Times New Roman"/>
+        </w:rPr>
+        <w:t xml:space="preserve">画出一层</w:t>
+      </w:r>
+      <w:r>
+        <w:rPr>
+          <w:rFonts w:ascii="Times New Roman" w:hAnsi="Times New Roman" w:eastAsia="Times New Roman" w:cs="Times New Roman"/>
+        </w:rPr>
+        <w:t xml:space="preserve"> </w:t>
+      </w:r>
+      <m:oMath>
+        <m:sSup>
+          <m:e>
+            <m:r>
+              <m:rPr>
+                <m:sty m:val="p"/>
+              </m:rPr>
+              <m:t>K</m:t>
+            </m:r>
+          </m:e>
+          <m:sup>
+            <m:r>
+              <m:rPr>
+                <m:sty m:val="p"/>
+              </m:rPr>
+              <m:t>+</m:t>
+            </m:r>
+          </m:sup>
+        </m:sSup>
+      </m:oMath>
+      <w:r>
+        <w:rPr>
+          <w:rFonts w:ascii="Times New Roman" w:hAnsi="Times New Roman" w:eastAsia="Times New Roman" w:cs="Times New Roman"/>
+        </w:rPr>
+        <w:t xml:space="preserve"> </w:t>
+      </w:r>
+      <w:r>
+        <w:rPr>
+          <w:rFonts w:hint="eastAsia" w:ascii="Times New Roman" w:hAnsi="Times New Roman" w:eastAsia="FangSong" w:cs="Times New Roman"/>
+        </w:rPr>
+        <w:t>的堆积情况</w:t>
+      </w:r>
+      <w:r>
+        <w:rPr>
+          <w:rFonts w:hint="eastAsia" w:ascii="Times New Roman" w:hAnsi="Times New Roman" w:eastAsia="Times New Roman" w:cs="Times New Roman"/>
+        </w:rPr>
+        <w:t>，</w:t>
+      </w:r>
+      <w:r>
+        <w:rPr>
+          <w:rFonts w:hint="eastAsia" w:ascii="Times New Roman" w:hAnsi="Times New Roman" w:eastAsia="FangSong" w:cs="Times New Roman"/>
+        </w:rPr>
+        <w:t>在其中示意出</w:t>
+      </w:r>
+      <w:r>
+        <w:rPr>
+          <w:rFonts w:ascii="Times New Roman" w:hAnsi="Times New Roman" w:eastAsia="Times New Roman" w:cs="Times New Roman"/>
+        </w:rPr>
+        <w:t xml:space="preserve"> </w:t>
+      </w:r>
+      <m:oMath>
+        <m:sSup>
+          <m:e>
+            <m:r>
+              <m:rPr>
+                <m:sty m:val="p"/>
+              </m:rPr>
+              <m:t>N</m:t>
+            </m:r>
+          </m:e>
+          <m:sup>
+            <m:r>
+              <m:t>3</m:t>
+            </m:r>
+            <m:r>
+              <m:rPr>
+                <m:sty m:val="p"/>
+              </m:rPr>
+              <m:t>−</m:t>
+            </m:r>
+          </m:sup>
+        </m:sSup>
+      </m:oMath>
+      <w:r>
+        <w:rPr>
+          <w:rFonts w:ascii="Times New Roman" w:hAnsi="Times New Roman" w:eastAsia="Times New Roman" w:cs="Times New Roman"/>
+        </w:rPr>
+        <w:t xml:space="preserve"> </w:t>
+      </w:r>
+      <w:r>
+        <w:rPr>
+          <w:rFonts w:hint="eastAsia" w:ascii="Times New Roman" w:hAnsi="Times New Roman" w:eastAsia="FangSong" w:cs="Times New Roman"/>
+        </w:rPr>
+        <w:t xml:space="preserve">的位置并给出以</w:t>
+      </w:r>
+      <w:r>
+        <w:rPr>
+          <w:rFonts w:ascii="Times New Roman" w:hAnsi="Times New Roman" w:eastAsia="Times New Roman" w:cs="Times New Roman"/>
+        </w:rPr>
+        <w:t xml:space="preserve"> </w:t>
+      </w:r>
+      <m:oMath>
+        <m:sSup>
+          <m:e>
+            <m:r>
+              <m:rPr>
+                <m:sty m:val="p"/>
+              </m:rPr>
+              <m:t>N</m:t>
+            </m:r>
+          </m:e>
+          <m:sup>
+            <m:r>
+              <m:t>3</m:t>
+            </m:r>
+            <m:r>
+              <m:rPr>
+                <m:sty m:val="p"/>
+              </m:rPr>
+              <m:t>−</m:t>
+            </m:r>
+          </m:sup>
+        </m:sSup>
+      </m:oMath>
+      <w:r>
+        <w:rPr>
+          <w:rFonts w:ascii="Times New Roman" w:hAnsi="Times New Roman" w:eastAsia="Times New Roman" w:cs="Times New Roman"/>
+        </w:rPr>
+        <w:t xml:space="preserve"> </w:t>
+      </w:r>
+      <w:r>
+        <w:rPr>
+          <w:rFonts w:hint="eastAsia" w:ascii="Times New Roman" w:hAnsi="Times New Roman" w:eastAsia="FangSong" w:cs="Times New Roman"/>
+        </w:rPr>
+        <w:t>为顶点的晶胞</w:t>
+      </w:r>
+      <w:r>
+        <w:rPr>
+          <w:rFonts w:hint="eastAsia" w:ascii="Times New Roman" w:hAnsi="Times New Roman" w:eastAsia="Times New Roman" w:cs="Times New Roman"/>
+        </w:rPr>
+        <w:t>。</w:t>
+      </w:r>
+    </w:p>
+    <w:p>
+      <w:pPr>
+        <w:numPr>
+          <w:ilvl w:val="0"/>
+          <w:numId w:val="1014"/>
+        </w:numPr>
+        <w:ind w:firstLine="420"/>
+      </w:pPr>
+      <w:r>
+        <w:rPr>
+          <w:rFonts w:hint="eastAsia" w:ascii="Times New Roman" w:hAnsi="Times New Roman" w:eastAsia="FangSong" w:cs="Times New Roman"/>
+        </w:rPr>
+        <w:t xml:space="preserve">若一个</w:t>
+      </w:r>
+      <w:r>
+        <w:rPr>
+          <w:rFonts w:ascii="Times New Roman" w:hAnsi="Times New Roman" w:eastAsia="Times New Roman" w:cs="Times New Roman"/>
+        </w:rPr>
+        <w:t xml:space="preserve"> </w:t>
+      </w:r>
+      <m:oMath>
+        <m:sSup>
+          <m:e>
+            <m:r>
+              <m:rPr>
+                <m:sty m:val="p"/>
+              </m:rPr>
+              <m:t>K</m:t>
+            </m:r>
+          </m:e>
+          <m:sup>
+            <m:r>
+              <m:rPr>
+                <m:sty m:val="p"/>
+              </m:rPr>
+              <m:t>+</m:t>
+            </m:r>
+          </m:sup>
+        </m:sSup>
+      </m:oMath>
+      <w:r>
+        <w:rPr>
+          <w:rFonts w:ascii="Times New Roman" w:hAnsi="Times New Roman" w:eastAsia="Times New Roman" w:cs="Times New Roman"/>
+        </w:rPr>
+        <w:t xml:space="preserve"> </w:t>
+      </w:r>
+      <w:r>
+        <w:rPr>
+          <w:rFonts w:hint="eastAsia" w:ascii="Times New Roman" w:hAnsi="Times New Roman" w:eastAsia="FangSong" w:cs="Times New Roman"/>
+        </w:rPr>
+        <w:t xml:space="preserve">的坐标为</w:t>
+      </w:r>
+      <w:r>
+        <w:rPr>
+          <w:rFonts w:ascii="Times New Roman" w:hAnsi="Times New Roman" w:eastAsia="Times New Roman" w:cs="Times New Roman"/>
+        </w:rPr>
+        <w:t xml:space="preserve"> </w:t>
+      </w:r>
+      <m:oMath>
+        <m:oMathPr>
+          <m:ctrlPr>
+            <w:rPr>
+              <w:sz w:val="28"/>
+              <w:szCs w:val="28"/>
+            </w:rPr>
+          </m:ctrlPr>
+        </m:oMathPr>
+        <m:r>
+          <m:rPr>
+            <m:sty m:val="p"/>
+          </m:rPr>
+          <m:t>(</m:t>
+        </m:r>
+        <m:r>
+          <m:t>0.000</m:t>
+        </m:r>
+        <m:r>
+          <m:rPr>
+            <m:sty m:val="p"/>
+          </m:rPr>
+          <m:t>,</m:t>
+        </m:r>
+        <m:r>
+          <m:t>0.260</m:t>
+        </m:r>
+        <m:r>
+          <m:rPr>
+            <m:sty m:val="p"/>
+          </m:rPr>
+          <m:t>,</m:t>
+        </m:r>
+        <m:r>
+          <m:t>0.250</m:t>
+        </m:r>
+        <m:r>
+          <m:rPr>
+            <m:sty m:val="p"/>
+          </m:rPr>
+          <m:t>)</m:t>
+        </m:r>
+      </m:oMath>
+      <w:r>
+        <w:rPr>
+          <w:rFonts w:ascii="Times New Roman" w:hAnsi="Times New Roman" w:eastAsia="Times New Roman" w:cs="Times New Roman"/>
+        </w:rPr>
+        <w:t xml:space="preserve"> </w:t>
+      </w:r>
+      <w:r>
+        <w:rPr>
+          <w:rFonts w:hint="eastAsia" w:ascii="Times New Roman" w:hAnsi="Times New Roman" w:eastAsia="Times New Roman" w:cs="Times New Roman"/>
+        </w:rPr>
+        <w:t>，</w:t>
+      </w:r>
+      <w:r>
+        <w:rPr>
+          <w:rFonts w:hint="eastAsia" w:ascii="Times New Roman" w:hAnsi="Times New Roman" w:eastAsia="FangSong" w:cs="Times New Roman"/>
+        </w:rPr>
+        <w:t>由此给出晶胞中所有</w:t>
+      </w:r>
+      <w:r>
+        <w:rPr>
+          <w:rFonts w:ascii="Times New Roman" w:hAnsi="Times New Roman" w:eastAsia="Times New Roman" w:cs="Times New Roman"/>
+        </w:rPr>
+        <w:t xml:space="preserve"> </w:t>
+      </w:r>
+      <m:oMath>
+        <m:sSup>
+          <m:e>
+            <m:r>
+              <m:rPr>
+                <m:sty m:val="p"/>
+              </m:rPr>
+              <m:t>K</m:t>
+            </m:r>
+          </m:e>
+          <m:sup>
+            <m:r>
+              <m:rPr>
+                <m:sty m:val="p"/>
+              </m:rPr>
+              <m:t>+</m:t>
+            </m:r>
+          </m:sup>
+        </m:sSup>
+      </m:oMath>
+      <w:r>
+        <w:rPr>
+          <w:rFonts w:ascii="Times New Roman" w:hAnsi="Times New Roman" w:eastAsia="Times New Roman" w:cs="Times New Roman"/>
+        </w:rPr>
+        <w:t xml:space="preserve"> </w:t>
+      </w:r>
+      <w:r>
+        <w:rPr>
+          <w:rFonts w:hint="eastAsia" w:ascii="Times New Roman" w:hAnsi="Times New Roman" w:eastAsia="FangSong" w:cs="Times New Roman"/>
+        </w:rPr>
+        <w:t>的分数坐标</w:t>
+      </w:r>
+      <w:r>
+        <w:rPr>
+          <w:rFonts w:hint="eastAsia" w:ascii="Times New Roman" w:hAnsi="Times New Roman" w:eastAsia="Times New Roman" w:cs="Times New Roman"/>
+        </w:rPr>
+        <w:t>。</w:t>
+      </w:r>
+    </w:p>
+    <w:p>
+      <w:pPr>
+        <w:numPr>
+          <w:ilvl w:val="0"/>
+          <w:numId w:val="1014"/>
+        </w:numPr>
+        <w:ind w:firstLine="420"/>
+      </w:pPr>
+      <w:r>
+        <w:rPr>
+          <w:rFonts w:hint="eastAsia" w:ascii="Times New Roman" w:hAnsi="Times New Roman" w:eastAsia="FangSong" w:cs="Times New Roman"/>
+        </w:rPr>
+        <w:t>接上一问</w:t>
+      </w:r>
+      <w:r>
+        <w:rPr>
+          <w:rFonts w:hint="eastAsia" w:ascii="Times New Roman" w:hAnsi="Times New Roman" w:eastAsia="Times New Roman" w:cs="Times New Roman"/>
+        </w:rPr>
+        <w:t>，</w:t>
+      </w:r>
+      <w:r>
+        <w:rPr>
+          <w:rFonts w:hint="eastAsia" w:ascii="Times New Roman" w:hAnsi="Times New Roman" w:eastAsia="FangSong" w:cs="Times New Roman"/>
+        </w:rPr>
+        <w:t>晶胞参数</w:t>
+      </w:r>
+      <w:r>
+        <w:rPr>
+          <w:rFonts w:ascii="Times New Roman" w:hAnsi="Times New Roman" w:eastAsia="Times New Roman" w:cs="Times New Roman"/>
+        </w:rPr>
+        <w:t xml:space="preserve"> </w:t>
+      </w:r>
+      <m:oMath>
+        <m:oMathPr>
+          <m:ctrlPr>
+            <w:rPr>
+              <w:sz w:val="28"/>
+              <w:szCs w:val="28"/>
+            </w:rPr>
+          </m:ctrlPr>
+        </m:oMathPr>
+        <m:r>
+          <m:t>c</m:t>
+        </m:r>
+        <m:r>
+          <m:rPr>
+            <m:sty m:val="p"/>
+          </m:rPr>
+          <m:t>=</m:t>
+        </m:r>
+        <m:r>
+          <m:t>759.2</m:t>
+        </m:r>
+        <m:r>
+          <m:t> </m:t>
+        </m:r>
+        <m:r>
+          <m:rPr>
+            <m:sty m:val="p"/>
+          </m:rPr>
+          <m:t>p</m:t>
+        </m:r>
+        <m:r>
+          <m:rPr>
+            <m:sty m:val="p"/>
+          </m:rPr>
+          <m:t>m</m:t>
+        </m:r>
+      </m:oMath>
+      <w:r>
+        <w:rPr>
+          <w:rFonts w:ascii="Times New Roman" w:hAnsi="Times New Roman" w:eastAsia="Times New Roman" w:cs="Times New Roman"/>
+        </w:rPr>
+        <w:t xml:space="preserve"> </w:t>
+      </w:r>
+      <w:r>
+        <w:rPr>
+          <w:rFonts w:hint="eastAsia" w:ascii="Times New Roman" w:hAnsi="Times New Roman" w:eastAsia="Times New Roman" w:cs="Times New Roman"/>
+        </w:rPr>
+        <w:t>，</w:t>
+      </w:r>
+      <w:r>
+        <w:rPr>
+          <w:rFonts w:hint="eastAsia" w:ascii="Times New Roman" w:hAnsi="Times New Roman" w:eastAsia="FangSong" w:cs="Times New Roman"/>
+        </w:rPr>
+        <w:t>最近的</w:t>
+      </w:r>
+      <w:r>
+        <w:rPr>
+          <w:rFonts w:ascii="Times New Roman" w:hAnsi="Times New Roman" w:eastAsia="Times New Roman" w:cs="Times New Roman"/>
+        </w:rPr>
+        <w:t xml:space="preserve"> </w:t>
+      </w:r>
+      <m:oMath>
+        <m:sSup>
+          <m:e>
+            <m:r>
+              <m:rPr>
+                <m:sty m:val="p"/>
+              </m:rPr>
+              <m:t>K</m:t>
+            </m:r>
+          </m:e>
+          <m:sup>
+            <m:r>
+              <m:rPr>
+                <m:sty m:val="p"/>
+              </m:rPr>
+              <m:t>+</m:t>
+            </m:r>
+          </m:sup>
+        </m:sSup>
+        <m:r>
+          <m:rPr>
+            <m:sty m:val="p"/>
+          </m:rPr>
+          <m:t>−</m:t>
+        </m:r>
+        <m:sSup>
+          <m:e>
+            <m:r>
+              <m:rPr>
+                <m:sty m:val="p"/>
+              </m:rPr>
+              <m:t>K</m:t>
+            </m:r>
+          </m:e>
+          <m:sup>
+            <m:r>
+              <m:rPr>
+                <m:sty m:val="p"/>
+              </m:rPr>
+              <m:t>+</m:t>
+            </m:r>
+          </m:sup>
+        </m:sSup>
+      </m:oMath>
+      <w:r>
+        <w:rPr>
+          <w:rFonts w:ascii="Times New Roman" w:hAnsi="Times New Roman" w:eastAsia="Times New Roman" w:cs="Times New Roman"/>
+        </w:rPr>
+        <w:t xml:space="preserve"> </w:t>
+      </w:r>
+      <w:r>
+        <w:rPr>
+          <w:rFonts w:hint="eastAsia" w:ascii="Times New Roman" w:hAnsi="Times New Roman" w:eastAsia="FangSong" w:cs="Times New Roman"/>
+        </w:rPr>
+        <w:t xml:space="preserve">之间的距离为</w:t>
+      </w:r>
+      <w:r>
+        <w:rPr>
+          <w:rFonts w:ascii="Times New Roman" w:hAnsi="Times New Roman" w:eastAsia="Times New Roman" w:cs="Times New Roman"/>
+        </w:rPr>
+        <w:t xml:space="preserve"> </w:t>
+      </w:r>
+      <m:oMath>
+        <m:oMathPr>
+          <m:ctrlPr>
+            <w:rPr>
+              <w:sz w:val="28"/>
+              <w:szCs w:val="28"/>
+            </w:rPr>
+          </m:ctrlPr>
+        </m:oMathPr>
+        <m:r>
+          <m:t>351.2</m:t>
+        </m:r>
+        <m:r>
+          <m:t> </m:t>
+        </m:r>
+        <m:r>
+          <m:rPr>
+            <m:sty m:val="p"/>
+          </m:rPr>
+          <m:t>p</m:t>
+        </m:r>
+        <m:r>
+          <m:rPr>
+            <m:sty m:val="p"/>
+          </m:rPr>
+          <m:t>m</m:t>
+        </m:r>
+      </m:oMath>
+      <w:r>
+        <w:rPr>
+          <w:rFonts w:ascii="Times New Roman" w:hAnsi="Times New Roman" w:eastAsia="Times New Roman" w:cs="Times New Roman"/>
+        </w:rPr>
+        <w:t xml:space="preserve"> </w:t>
+      </w:r>
+      <w:r>
+        <w:rPr>
+          <w:rFonts w:hint="eastAsia" w:ascii="Times New Roman" w:hAnsi="Times New Roman" w:eastAsia="Times New Roman" w:cs="Times New Roman"/>
+        </w:rPr>
+        <w:t>，</w:t>
+      </w:r>
+      <w:r>
+        <w:rPr>
+          <w:rFonts w:hint="eastAsia" w:ascii="Times New Roman" w:hAnsi="Times New Roman" w:eastAsia="FangSong" w:cs="Times New Roman"/>
+        </w:rPr>
+        <w:t>求晶体的理论密度</w:t>
+      </w:r>
+      <w:r>
+        <w:rPr>
+          <w:rFonts w:hint="eastAsia" w:ascii="Times New Roman" w:hAnsi="Times New Roman" w:eastAsia="Times New Roman" w:cs="Times New Roman"/>
+        </w:rPr>
+        <w:t>。</w:t>
+      </w:r>
+    </w:p>
+    <w:p>
+      <w:pPr>
         <w:spacing w:before="160" w:after="80"/>
       </w:pPr>
       <w:r>
@@ -5125,7 +6465,7 @@
       </w:r>
     </w:p>
     <w:bookmarkEnd w:id="43"/>
-    <w:bookmarkStart w:id="47" w:name="第15题"/>
+    <w:bookmarkStart w:id="50" w:name="第15题"/>
     <w:p>
       <w:pPr>
         <w:pStyle w:val="Heading3"/>
@@ -5153,6 +6493,7 @@
     <w:p>
       <w:pPr>
         <w:pStyle w:val="FirstParagraph"/>
+        <w:ind w:firstLine="420"/>
       </w:pPr>
       <w:r>
         <w:rPr>
@@ -5510,6 +6851,266 @@
     </w:p>
     <w:p>
       <w:pPr>
+        <w:pStyle w:val="BodyText"/>
+        <w:ind w:firstLine="420"/>
+      </w:pPr>
+      <w:r>
+        <w:rPr>
+          <w:rFonts w:hint="eastAsia" w:ascii="Times New Roman" w:hAnsi="Times New Roman" w:eastAsia="FangSong" w:cs="Times New Roman"/>
+          <w:i/>
+          <w:iCs/>
+        </w:rPr>
+        <w:t>高温相</w:t>
+      </w:r>
+      <w:r>
+        <w:rPr>
+          <w:rFonts w:hint="eastAsia" w:ascii="Times New Roman" w:hAnsi="Times New Roman" w:eastAsia="Times New Roman" w:cs="Times New Roman"/>
+          <w:i/>
+          <w:iCs/>
+        </w:rPr>
+        <w:t>（</w:t>
+      </w:r>
+      <w:r>
+        <w:rPr>
+          <w:rFonts w:hint="eastAsia" w:ascii="Times New Roman" w:hAnsi="Times New Roman" w:eastAsia="FangSong" w:cs="Times New Roman"/>
+          <w:i/>
+          <w:iCs/>
+        </w:rPr>
+        <w:t>结构示意</w:t>
+      </w:r>
+      <w:r>
+        <w:rPr>
+          <w:rFonts w:hint="eastAsia" w:ascii="Times New Roman" w:hAnsi="Times New Roman" w:eastAsia="Times New Roman" w:cs="Times New Roman"/>
+          <w:i/>
+          <w:iCs/>
+        </w:rPr>
+        <w:t>）</w:t>
+      </w:r>
+    </w:p>
+    <w:p>
+      <w:pPr>
+        <w:pStyle w:val="BodyText"/>
+        <w:spacing w:before="160" w:after="80"/>
+        <w:jc w:val="center"/>
+      </w:pPr>
+      <w:r>
+        <w:rPr>
+          <w:rFonts w:ascii="Times New Roman" w:hAnsi="Times New Roman" w:eastAsia="Times New Roman" w:cs="Times New Roman"/>
+        </w:rPr>
+        <w:drawing>
+          <wp:inline>
+            <wp:extent cx="2520000" cy="3982222"/>
+            <wp:effectExtent b="0" l="0" r="0" t="0"/>
+            <wp:docPr descr="" title="" id="48" name="Picture"/>
+            <a:graphic>
+              <a:graphicData uri="http://schemas.openxmlformats.org/drawingml/2006/picture">
+                <pic:pic>
+                  <pic:nvPicPr>
+                    <pic:cNvPr descr="01c23745db13c812f99b2283913b6675d03a03831a92c3e449c843245f59bc90.jpg" id="49" name="Picture"/>
+                    <pic:cNvPicPr>
+                      <a:picLocks noChangeArrowheads="1" noChangeAspect="1"/>
+                    </pic:cNvPicPr>
+                  </pic:nvPicPr>
+                  <pic:blipFill>
+                    <a:blip r:embed="rId47"/>
+                    <a:stretch>
+                      <a:fillRect/>
+                    </a:stretch>
+                  </pic:blipFill>
+                  <pic:spPr bwMode="auto">
+                    <a:xfrm>
+                      <a:off x="0" y="0"/>
+                      <a:ext cx="2520000" cy="3982222"/>
+                    </a:xfrm>
+                    <a:prstGeom prst="rect">
+                      <a:avLst/>
+                    </a:prstGeom>
+                    <a:noFill/>
+                    <a:ln w="9525">
+                      <a:noFill/>
+                      <a:headEnd/>
+                      <a:tailEnd/>
+                    </a:ln>
+                  </pic:spPr>
+                </pic:pic>
+              </a:graphicData>
+            </a:graphic>
+          </wp:inline>
+        </w:drawing>
+      </w:r>
+    </w:p>
+    <w:p>
+      <w:pPr>
+        <w:pStyle w:val="BodyText"/>
+        <w:ind w:firstLine="420"/>
+      </w:pPr>
+      <w:r>
+        <w:rPr>
+          <w:rFonts w:hint="eastAsia" w:ascii="Times New Roman" w:hAnsi="Times New Roman" w:eastAsia="FangSong" w:cs="Times New Roman"/>
+          <w:i/>
+          <w:iCs/>
+        </w:rPr>
+        <w:t>低温相</w:t>
+      </w:r>
+      <w:r>
+        <w:rPr>
+          <w:rFonts w:hint="eastAsia" w:ascii="Times New Roman" w:hAnsi="Times New Roman" w:eastAsia="Times New Roman" w:cs="Times New Roman"/>
+          <w:i/>
+          <w:iCs/>
+        </w:rPr>
+        <w:t>（</w:t>
+      </w:r>
+      <w:r>
+        <w:rPr>
+          <w:rFonts w:hint="eastAsia" w:ascii="Times New Roman" w:hAnsi="Times New Roman" w:eastAsia="FangSong" w:cs="Times New Roman"/>
+          <w:i/>
+          <w:iCs/>
+        </w:rPr>
+        <w:t>结构示意</w:t>
+      </w:r>
+      <w:r>
+        <w:rPr>
+          <w:rFonts w:hint="eastAsia" w:ascii="Times New Roman" w:hAnsi="Times New Roman" w:eastAsia="Times New Roman" w:cs="Times New Roman"/>
+          <w:i/>
+          <w:iCs/>
+        </w:rPr>
+        <w:t>）</w:t>
+      </w:r>
+    </w:p>
+    <w:p>
+      <w:pPr>
+        <w:numPr>
+          <w:ilvl w:val="0"/>
+          <w:numId w:val="1015"/>
+        </w:numPr>
+        <w:ind w:firstLine="420"/>
+      </w:pPr>
+      <w:r>
+        <w:rPr>
+          <w:rFonts w:hint="eastAsia" w:ascii="Times New Roman" w:hAnsi="Times New Roman" w:eastAsia="FangSong" w:cs="Times New Roman"/>
+        </w:rPr>
+        <w:t>推出这种电解质的化学式</w:t>
+      </w:r>
+      <w:r>
+        <w:rPr>
+          <w:rFonts w:hint="eastAsia" w:ascii="Times New Roman" w:hAnsi="Times New Roman" w:eastAsia="Times New Roman" w:cs="Times New Roman"/>
+        </w:rPr>
+        <w:t>。</w:t>
+      </w:r>
+    </w:p>
+    <w:p>
+      <w:pPr>
+        <w:numPr>
+          <w:ilvl w:val="0"/>
+          <w:numId w:val="1015"/>
+        </w:numPr>
+        <w:ind w:firstLine="420"/>
+      </w:pPr>
+      <w:r>
+        <w:rPr>
+          <w:rFonts w:hint="eastAsia" w:ascii="Times New Roman" w:hAnsi="Times New Roman" w:eastAsia="FangSong" w:cs="Times New Roman"/>
+        </w:rPr>
+        <w:t>温度变化会导致晶体在立方晶系和四方晶系之间转换</w:t>
+      </w:r>
+      <w:r>
+        <w:rPr>
+          <w:rFonts w:hint="eastAsia" w:ascii="Times New Roman" w:hAnsi="Times New Roman" w:eastAsia="Times New Roman" w:cs="Times New Roman"/>
+        </w:rPr>
+        <w:t>，</w:t>
+      </w:r>
+      <w:r>
+        <w:rPr>
+          <w:rFonts w:hint="eastAsia" w:ascii="Times New Roman" w:hAnsi="Times New Roman" w:eastAsia="FangSong" w:cs="Times New Roman"/>
+        </w:rPr>
+        <w:t>哪种晶相属于立方晶系</w:t>
+      </w:r>
+      <w:r>
+        <w:rPr>
+          <w:rFonts w:hint="eastAsia" w:ascii="Times New Roman" w:hAnsi="Times New Roman" w:eastAsia="Times New Roman" w:cs="Times New Roman"/>
+        </w:rPr>
+        <w:t>？</w:t>
+      </w:r>
+    </w:p>
+    <w:p>
+      <w:pPr>
+        <w:numPr>
+          <w:ilvl w:val="0"/>
+          <w:numId w:val="1015"/>
+        </w:numPr>
+        <w:ind w:firstLine="420"/>
+      </w:pPr>
+      <w:r>
+        <w:rPr>
+          <w:rFonts w:hint="eastAsia" w:ascii="Times New Roman" w:hAnsi="Times New Roman" w:eastAsia="FangSong" w:cs="Times New Roman"/>
+        </w:rPr>
+        <w:t>写出负离子的堆积方式及形成的空隙类型</w:t>
+      </w:r>
+      <w:r>
+        <w:rPr>
+          <w:rFonts w:hint="eastAsia" w:ascii="Times New Roman" w:hAnsi="Times New Roman" w:eastAsia="Times New Roman" w:cs="Times New Roman"/>
+        </w:rPr>
+        <w:t>。</w:t>
+      </w:r>
+      <w:r>
+        <w:rPr>
+          <w:rFonts w:hint="eastAsia" w:ascii="Times New Roman" w:hAnsi="Times New Roman" w:eastAsia="FangSong" w:cs="Times New Roman"/>
+        </w:rPr>
+        <w:t>指出正离子占据的空隙类型以及占有率</w:t>
+      </w:r>
+      <w:r>
+        <w:rPr>
+          <w:rFonts w:hint="eastAsia" w:ascii="Times New Roman" w:hAnsi="Times New Roman" w:eastAsia="Times New Roman" w:cs="Times New Roman"/>
+        </w:rPr>
+        <w:t>。</w:t>
+      </w:r>
+    </w:p>
+    <w:p>
+      <w:pPr>
+        <w:numPr>
+          <w:ilvl w:val="0"/>
+          <w:numId w:val="1015"/>
+        </w:numPr>
+        <w:ind w:firstLine="420"/>
+      </w:pPr>
+      <w:r>
+        <w:rPr>
+          <w:rFonts w:hint="eastAsia" w:ascii="Times New Roman" w:hAnsi="Times New Roman" w:eastAsia="FangSong" w:cs="Times New Roman"/>
+        </w:rPr>
+        <w:t>高温相具有良好的离子导电性</w:t>
+      </w:r>
+      <w:r>
+        <w:rPr>
+          <w:rFonts w:hint="eastAsia" w:ascii="Times New Roman" w:hAnsi="Times New Roman" w:eastAsia="Times New Roman" w:cs="Times New Roman"/>
+        </w:rPr>
+        <w:t>，</w:t>
+      </w:r>
+      <w:r>
+        <w:rPr>
+          <w:rFonts w:hint="eastAsia" w:ascii="Times New Roman" w:hAnsi="Times New Roman" w:eastAsia="FangSong" w:cs="Times New Roman"/>
+        </w:rPr>
+        <w:t>这源于哪种离子的迁移</w:t>
+      </w:r>
+      <w:r>
+        <w:rPr>
+          <w:rFonts w:hint="eastAsia" w:ascii="Times New Roman" w:hAnsi="Times New Roman" w:eastAsia="Times New Roman" w:cs="Times New Roman"/>
+        </w:rPr>
+        <w:t>？</w:t>
+      </w:r>
+      <w:r>
+        <w:rPr>
+          <w:rFonts w:hint="eastAsia" w:ascii="Times New Roman" w:hAnsi="Times New Roman" w:eastAsia="FangSong" w:cs="Times New Roman"/>
+        </w:rPr>
+        <w:t>简述导电性与结构的关系</w:t>
+      </w:r>
+      <w:r>
+        <w:rPr>
+          <w:rFonts w:hint="eastAsia" w:ascii="Times New Roman" w:hAnsi="Times New Roman" w:eastAsia="Times New Roman" w:cs="Times New Roman"/>
+        </w:rPr>
+        <w:t>。</w:t>
+      </w:r>
+    </w:p>
+    <w:p>
+      <w:pPr>
         <w:spacing w:before="160" w:after="80"/>
       </w:pPr>
       <w:r>
@@ -5518,8 +7119,8 @@
         </w:pict>
       </w:r>
     </w:p>
-    <w:bookmarkEnd w:id="47"/>
-    <w:bookmarkStart w:id="48" w:name="第16题"/>
+    <w:bookmarkEnd w:id="50"/>
+    <w:bookmarkStart w:id="51" w:name="第16题"/>
     <w:p>
       <w:pPr>
         <w:pStyle w:val="Heading3"/>
@@ -5547,347 +7148,39 @@
     <w:p>
       <w:pPr>
         <w:pStyle w:val="FirstParagraph"/>
-      </w:pPr>
-      <w:r>
-        <w:rPr>
-          <w:rFonts w:hint="eastAsia" w:ascii="Times New Roman" w:hAnsi="Times New Roman" w:eastAsia="FangSong" w:cs="Times New Roman"/>
-        </w:rPr>
-        <w:t>写出反应的离子方程式</w:t>
-      </w:r>
-      <w:r>
-        <w:rPr>
-          <w:rFonts w:hint="eastAsia" w:ascii="Times New Roman" w:hAnsi="Times New Roman" w:eastAsia="Times New Roman" w:cs="Times New Roman"/>
-        </w:rPr>
-        <w:t>，</w:t>
-      </w:r>
-      <w:r>
-        <w:rPr>
-          <w:rFonts w:hint="eastAsia" w:ascii="Times New Roman" w:hAnsi="Times New Roman" w:eastAsia="FangSong" w:cs="Times New Roman"/>
-        </w:rPr>
-        <w:t>并画出</w:t>
-      </w:r>
-      <w:r>
-        <w:rPr>
-          <w:rFonts w:hint="eastAsia" w:ascii="Times New Roman" w:hAnsi="Times New Roman" w:eastAsia="Times New Roman" w:cs="Times New Roman"/>
-        </w:rPr>
-        <w:t>[Fe(CN)…</w:t>
-      </w:r>
-    </w:p>
-    <w:p>
-      <w:pPr>
-        <w:pStyle w:val="BodyText"/>
-      </w:pPr>
-      <w:r>
-        <w:rPr>
-          <w:rFonts w:hint="eastAsia" w:ascii="Times New Roman" w:hAnsi="Times New Roman" w:eastAsia="FangSong" w:cs="Times New Roman"/>
-        </w:rPr>
-        <w:t>水溶液检验</w:t>
-      </w:r>
-      <w:r>
-        <w:rPr>
-          <w:rFonts w:hint="eastAsia" w:ascii="Times New Roman" w:hAnsi="Times New Roman" w:eastAsia="Times New Roman" w:cs="Times New Roman"/>
-        </w:rPr>
-        <w:t>S</w:t>
-      </w:r>
-      <w:r>
-        <w:rPr>
-          <w:rFonts w:hint="eastAsia" w:ascii="Times New Roman" w:hAnsi="Times New Roman" w:eastAsia="Times New Roman" w:cs="Times New Roman"/>
-          <w:vertAlign w:val="superscript"/>
-        </w:rPr>
-        <w:t>-</w:t>
-      </w:r>
-      <w:r>
-        <w:rPr>
-          <w:rFonts w:ascii="Times New Roman" w:hAnsi="Times New Roman" w:eastAsia="Times New Roman" w:cs="Times New Roman"/>
-        </w:rPr>
-        <w:t xml:space="preserve"> </w:t>
-      </w:r>
-      <w:r>
-        <w:rPr>
-          <w:rFonts w:hint="eastAsia" w:ascii="Times New Roman" w:hAnsi="Times New Roman" w:eastAsia="FangSong" w:cs="Times New Roman"/>
-        </w:rPr>
-        <w:t>的一种方法是颜色体</w:t>
-      </w:r>
-      <w:r>
-        <w:rPr>
-          <w:rFonts w:hint="eastAsia" w:ascii="Times New Roman" w:hAnsi="Times New Roman" w:eastAsia="Times New Roman" w:cs="Times New Roman"/>
-        </w:rPr>
-        <w:t>。</w:t>
-      </w:r>
-    </w:p>
-    <w:p>
-      <w:pPr>
-        <w:numPr>
-          <w:ilvl w:val="0"/>
-          <w:numId w:val="1009"/>
-        </w:numPr>
-      </w:pPr>
-      <w:r>
-        <w:rPr>
-          <w:rFonts w:hint="eastAsia" w:ascii="Times New Roman" w:hAnsi="Times New Roman" w:eastAsia="FangSong" w:cs="Times New Roman"/>
-        </w:rPr>
-        <w:t>写出反应的离子方程式</w:t>
-      </w:r>
-      <w:r>
-        <w:rPr>
-          <w:rFonts w:hint="eastAsia" w:ascii="Times New Roman" w:hAnsi="Times New Roman" w:eastAsia="Times New Roman" w:cs="Times New Roman"/>
-        </w:rPr>
-        <w:t>，</w:t>
-      </w:r>
-      <w:r>
-        <w:rPr>
-          <w:rFonts w:hint="eastAsia" w:ascii="Times New Roman" w:hAnsi="Times New Roman" w:eastAsia="FangSong" w:cs="Times New Roman"/>
-        </w:rPr>
-        <w:t>并画出</w:t>
-      </w:r>
-      <w:r>
-        <w:rPr>
-          <w:rFonts w:hint="eastAsia" w:ascii="Times New Roman" w:hAnsi="Times New Roman" w:eastAsia="Times New Roman" w:cs="Times New Roman"/>
-        </w:rPr>
-        <w:t>[Fe(CN)</w:t>
-      </w:r>
-      <w:r>
-        <w:rPr>
-          <w:rFonts w:hint="eastAsia" w:ascii="Times New Roman" w:hAnsi="Times New Roman" w:eastAsia="Times New Roman" w:cs="Times New Roman"/>
-          <w:vertAlign w:val="subscript"/>
-        </w:rPr>
-        <w:t>5</w:t>
-      </w:r>
-      <w:r>
-        <w:rPr>
-          <w:rFonts w:ascii="Times New Roman" w:hAnsi="Times New Roman" w:eastAsia="Times New Roman" w:cs="Times New Roman"/>
-        </w:rPr>
-        <w:t xml:space="preserve"> NO]</w:t>
-      </w:r>
-      <w:r>
-        <w:rPr>
-          <w:rFonts w:ascii="Times New Roman" w:hAnsi="Times New Roman" w:eastAsia="Times New Roman" w:cs="Times New Roman"/>
-          <w:vertAlign w:val="superscript"/>
-        </w:rPr>
-        <w:t>3+</w:t>
-      </w:r>
-      <w:r>
-        <w:rPr>
-          <w:rFonts w:ascii="Times New Roman" w:hAnsi="Times New Roman" w:eastAsia="Times New Roman" w:cs="Times New Roman"/>
-        </w:rPr>
-        <w:t xml:space="preserve"> </w:t>
-      </w:r>
-      <w:r>
-        <w:rPr>
-          <w:rFonts w:hint="eastAsia" w:ascii="Times New Roman" w:hAnsi="Times New Roman" w:eastAsia="FangSong" w:cs="Times New Roman"/>
-        </w:rPr>
-        <w:t xml:space="preserve">或</w:t>
-      </w:r>
-      <w:r>
-        <w:rPr>
-          <w:rFonts w:ascii="Times New Roman" w:hAnsi="Times New Roman" w:eastAsia="Times New Roman" w:cs="Times New Roman"/>
-        </w:rPr>
-        <w:t xml:space="preserve"> [Fe(CN)</w:t>
-      </w:r>
-      <w:r>
-        <w:rPr>
-          <w:rFonts w:ascii="Times New Roman" w:hAnsi="Times New Roman" w:eastAsia="Times New Roman" w:cs="Times New Roman"/>
-          <w:vertAlign w:val="subscript"/>
-        </w:rPr>
-        <w:t>5</w:t>
-      </w:r>
-      <w:r>
-        <w:rPr>
-          <w:rFonts w:ascii="Times New Roman" w:hAnsi="Times New Roman" w:eastAsia="Times New Roman" w:cs="Times New Roman"/>
-        </w:rPr>
-        <w:t xml:space="preserve"> NO]</w:t>
-      </w:r>
-      <w:r>
-        <w:rPr>
-          <w:rFonts w:ascii="Times New Roman" w:hAnsi="Times New Roman" w:eastAsia="Times New Roman" w:cs="Times New Roman"/>
-          <w:vertAlign w:val="superscript"/>
-        </w:rPr>
-        <w:t>3-</w:t>
-      </w:r>
-      <w:r>
-        <w:rPr>
-          <w:rFonts w:ascii="Times New Roman" w:hAnsi="Times New Roman" w:eastAsia="Times New Roman" w:cs="Times New Roman"/>
-        </w:rPr>
-        <w:t xml:space="preserve"> </w:t>
-      </w:r>
-      <w:r>
-        <w:rPr>
-          <w:rFonts w:hint="eastAsia" w:ascii="Times New Roman" w:hAnsi="Times New Roman" w:eastAsia="FangSong" w:cs="Times New Roman"/>
-        </w:rPr>
-        <w:t xml:space="preserve">与</w:t>
-      </w:r>
-      <w:r>
-        <w:rPr>
-          <w:rFonts w:ascii="Times New Roman" w:hAnsi="Times New Roman" w:eastAsia="Times New Roman" w:cs="Times New Roman"/>
-        </w:rPr>
-        <w:t xml:space="preserve"> S</w:t>
-      </w:r>
-      <w:r>
-        <w:rPr>
-          <w:rFonts w:ascii="Times New Roman" w:hAnsi="Times New Roman" w:eastAsia="Times New Roman" w:cs="Times New Roman"/>
-          <w:vertAlign w:val="superscript"/>
-        </w:rPr>
-        <w:t>2-</w:t>
-      </w:r>
-      <w:r>
-        <w:rPr>
-          <w:rFonts w:ascii="Times New Roman" w:hAnsi="Times New Roman" w:eastAsia="Times New Roman" w:cs="Times New Roman"/>
-        </w:rPr>
-        <w:t xml:space="preserve"> </w:t>
-      </w:r>
-      <w:r>
-        <w:rPr>
-          <w:rFonts w:hint="eastAsia" w:ascii="Times New Roman" w:hAnsi="Times New Roman" w:eastAsia="FangSong" w:cs="Times New Roman"/>
-        </w:rPr>
-        <w:t xml:space="preserve">的反应活性不如</w:t>
-      </w:r>
-      <w:r>
-        <w:rPr>
-          <w:rFonts w:ascii="Times New Roman" w:hAnsi="Times New Roman" w:eastAsia="Times New Roman" w:cs="Times New Roman"/>
-        </w:rPr>
-        <w:t xml:space="preserve"> [Fe(CN)</w:t>
-      </w:r>
-      <w:r>
-        <w:rPr>
-          <w:rFonts w:ascii="Times New Roman" w:hAnsi="Times New Roman" w:eastAsia="Times New Roman" w:cs="Times New Roman"/>
-          <w:vertAlign w:val="subscript"/>
-        </w:rPr>
-        <w:t>5</w:t>
-      </w:r>
-      <w:r>
-        <w:rPr>
-          <w:rFonts w:ascii="Times New Roman" w:hAnsi="Times New Roman" w:eastAsia="Times New Roman" w:cs="Times New Roman"/>
-        </w:rPr>
-        <w:t xml:space="preserve"> NO]</w:t>
-      </w:r>
-      <w:r>
-        <w:rPr>
-          <w:rFonts w:ascii="Times New Roman" w:hAnsi="Times New Roman" w:eastAsia="Times New Roman" w:cs="Times New Roman"/>
-          <w:vertAlign w:val="superscript"/>
-        </w:rPr>
-        <w:t>2-</w:t>
-      </w:r>
-      <w:r>
-        <w:rPr>
-          <w:rFonts w:ascii="Times New Roman" w:hAnsi="Times New Roman" w:eastAsia="Times New Roman" w:cs="Times New Roman"/>
-        </w:rPr>
-        <w:t xml:space="preserve"> , </w:t>
-      </w:r>
-      <w:r>
-        <w:rPr>
-          <w:rFonts w:hint="eastAsia" w:ascii="Times New Roman" w:hAnsi="Times New Roman" w:eastAsia="FangSong" w:cs="Times New Roman"/>
-        </w:rPr>
-        <w:t>解释原因</w:t>
-      </w:r>
-      <w:r>
-        <w:rPr>
-          <w:rFonts w:hint="eastAsia" w:ascii="Times New Roman" w:hAnsi="Times New Roman" w:eastAsia="Times New Roman" w:cs="Times New Roman"/>
-        </w:rPr>
-        <w:t>。</w:t>
-      </w:r>
-    </w:p>
-    <w:p>
-      <w:pPr>
-        <w:numPr>
-          <w:ilvl w:val="0"/>
-          <w:numId w:val="1009"/>
-        </w:numPr>
-      </w:pPr>
+        <w:ind w:firstLine="420"/>
+      </w:pPr>
+      <w:r>
+        <w:rPr>
+          <w:rFonts w:hint="eastAsia" w:ascii="Times New Roman" w:hAnsi="Times New Roman" w:eastAsia="FangSong" w:cs="Times New Roman"/>
+        </w:rPr>
+        <w:t xml:space="preserve">水溶液检验</w:t>
+      </w:r>
+      <w:r>
+        <w:rPr>
+          <w:rFonts w:ascii="Times New Roman" w:hAnsi="Times New Roman" w:eastAsia="Times New Roman" w:cs="Times New Roman"/>
+        </w:rPr>
+        <w:t xml:space="preserve"> </w:t>
+      </w:r>
       <m:oMath>
-        <m:oMathPr>
-          <m:ctrlPr>
-            <w:rPr>
-              <w:sz w:val="28"/>
-              <w:szCs w:val="28"/>
-            </w:rPr>
-          </m:ctrlPr>
-        </m:oMathPr>
         <m:sSup>
           <m:e>
-            <m:d>
-              <m:dPr>
-                <m:begChr m:val="["/>
-                <m:sepChr m:val=""/>
-                <m:endChr m:val="]"/>
-                <m:grow/>
-              </m:dPr>
-              <m:e>
-                <m:r>
-                  <m:rPr>
-                    <m:sty m:val="p"/>
-                  </m:rPr>
-                  <m:t>F</m:t>
-                </m:r>
-                <m:r>
-                  <m:rPr>
-                    <m:sty m:val="p"/>
-                  </m:rPr>
-                  <m:t>e</m:t>
-                </m:r>
-                <m:sSub>
-                  <m:e>
-                    <m:d>
-                      <m:dPr>
-                        <m:begChr m:val="("/>
-                        <m:sepChr m:val=""/>
-                        <m:endChr m:val=")"/>
-                        <m:grow/>
-                      </m:dPr>
-                      <m:e>
-                        <m:sSub>
-                          <m:e>
-                            <m:r>
-                              <m:rPr>
-                                <m:sty m:val="p"/>
-                              </m:rPr>
-                              <m:t>H</m:t>
-                            </m:r>
-                          </m:e>
-                          <m:sub>
-                            <m:r>
-                              <m:t>2</m:t>
-                            </m:r>
-                          </m:sub>
-                        </m:sSub>
-                        <m:r>
-                          <m:rPr>
-                            <m:sty m:val="p"/>
-                          </m:rPr>
-                          <m:t>O</m:t>
-                        </m:r>
-                      </m:e>
-                    </m:d>
-                  </m:e>
-                  <m:sub>
-                    <m:r>
-                      <m:t>5</m:t>
-                    </m:r>
-                  </m:sub>
-                </m:sSub>
-                <m:r>
-                  <m:rPr>
-                    <m:sty m:val="p"/>
-                  </m:rPr>
-                  <m:t>N</m:t>
-                </m:r>
-                <m:r>
-                  <m:rPr>
-                    <m:sty m:val="p"/>
-                  </m:rPr>
-                  <m:t>O</m:t>
-                </m:r>
-              </m:e>
-            </m:d>
-          </m:e>
-          <m:sup>
-            <m:r>
-              <m:t>3</m:t>
-            </m:r>
             <m:r>
               <m:rPr>
                 <m:sty m:val="p"/>
               </m:rPr>
-              <m:t>+</m:t>
+              <m:t>S</m:t>
+            </m:r>
+          </m:e>
+          <m:sup>
+            <m:r>
+              <m:t>2</m:t>
+            </m:r>
+            <m:r>
+              <m:rPr>
+                <m:sty m:val="p"/>
+              </m:rPr>
+              <m:t>−</m:t>
             </m:r>
           </m:sup>
         </m:sSup>
@@ -5902,7 +7195,31 @@
         <w:rPr>
           <w:rFonts w:hint="eastAsia" w:ascii="Times New Roman" w:hAnsi="Times New Roman" w:eastAsia="FangSong" w:cs="Times New Roman"/>
         </w:rPr>
-        <w:t xml:space="preserve">或</w:t>
+        <w:t>的一种方法是显色反应</w:t>
+      </w:r>
+      <w:r>
+        <w:rPr>
+          <w:rFonts w:hint="eastAsia" w:ascii="Times New Roman" w:hAnsi="Times New Roman" w:eastAsia="Times New Roman" w:cs="Times New Roman"/>
+        </w:rPr>
+        <w:t>：</w:t>
+      </w:r>
+      <w:r>
+        <w:rPr>
+          <w:rFonts w:hint="eastAsia" w:ascii="Times New Roman" w:hAnsi="Times New Roman" w:eastAsia="FangSong" w:cs="Times New Roman"/>
+        </w:rPr>
+        <w:t>亚硝酰五氰合铁</w:t>
+      </w:r>
+      <w:r>
+        <w:rPr>
+          <w:rFonts w:hint="eastAsia" w:ascii="Times New Roman" w:hAnsi="Times New Roman" w:eastAsia="Times New Roman" w:cs="Times New Roman"/>
+        </w:rPr>
+        <w:t>(Ⅱ)</w:t>
+      </w:r>
+      <w:r>
+        <w:rPr>
+          <w:rFonts w:hint="eastAsia" w:ascii="Times New Roman" w:hAnsi="Times New Roman" w:eastAsia="FangSong" w:cs="Times New Roman"/>
+        </w:rPr>
+        <w:t>酸根</w:t>
       </w:r>
       <w:r>
         <w:rPr>
@@ -5970,10 +7287,227 @@
                   </m:e>
                   <m:sub>
                     <m:r>
-                      <m:t>3</m:t>
+                      <m:rPr>
+                        <m:sty m:val="p"/>
+                      </m:rPr>
+                      <m:t>5</m:t>
                     </m:r>
                   </m:sub>
                 </m:sSub>
+                <m:r>
+                  <m:rPr>
+                    <m:sty m:val="p"/>
+                  </m:rPr>
+                  <m:t>N</m:t>
+                </m:r>
+                <m:r>
+                  <m:rPr>
+                    <m:sty m:val="p"/>
+                  </m:rPr>
+                  <m:t>O</m:t>
+                </m:r>
+              </m:e>
+            </m:d>
+          </m:e>
+          <m:sup>
+            <m:r>
+              <m:t>2</m:t>
+            </m:r>
+            <m:r>
+              <m:rPr>
+                <m:sty m:val="p"/>
+              </m:rPr>
+              <m:t>−</m:t>
+            </m:r>
+          </m:sup>
+        </m:sSup>
+      </m:oMath>
+      <w:r>
+        <w:rPr>
+          <w:rFonts w:hint="eastAsia" w:ascii="Times New Roman" w:hAnsi="Times New Roman" w:eastAsia="Times New Roman" w:cs="Times New Roman"/>
+        </w:rPr>
+        <w:t>（</w:t>
+      </w:r>
+      <w:r>
+        <w:rPr>
+          <w:rFonts w:hint="eastAsia" w:ascii="Times New Roman" w:hAnsi="Times New Roman" w:eastAsia="FangSong" w:cs="Times New Roman"/>
+        </w:rPr>
+        <w:t>硝普盐</w:t>
+      </w:r>
+      <w:r>
+        <w:rPr>
+          <w:rFonts w:hint="eastAsia" w:ascii="Times New Roman" w:hAnsi="Times New Roman" w:eastAsia="Times New Roman" w:cs="Times New Roman"/>
+        </w:rPr>
+        <w:t>）</w:t>
+      </w:r>
+      <w:r>
+        <w:rPr>
+          <w:rFonts w:hint="eastAsia" w:ascii="Times New Roman" w:hAnsi="Times New Roman" w:eastAsia="FangSong" w:cs="Times New Roman"/>
+        </w:rPr>
+        <w:t>与</w:t>
+      </w:r>
+      <w:r>
+        <w:rPr>
+          <w:rFonts w:ascii="Times New Roman" w:hAnsi="Times New Roman" w:eastAsia="Times New Roman" w:cs="Times New Roman"/>
+        </w:rPr>
+        <w:t xml:space="preserve"> </w:t>
+      </w:r>
+      <m:oMath>
+        <m:sSup>
+          <m:e>
+            <m:r>
+              <m:rPr>
+                <m:sty m:val="p"/>
+              </m:rPr>
+              <m:t>S</m:t>
+            </m:r>
+          </m:e>
+          <m:sup>
+            <m:r>
+              <m:t>2</m:t>
+            </m:r>
+            <m:r>
+              <m:rPr>
+                <m:sty m:val="p"/>
+              </m:rPr>
+              <m:t>−</m:t>
+            </m:r>
+          </m:sup>
+        </m:sSup>
+      </m:oMath>
+      <w:r>
+        <w:rPr>
+          <w:rFonts w:ascii="Times New Roman" w:hAnsi="Times New Roman" w:eastAsia="Times New Roman" w:cs="Times New Roman"/>
+        </w:rPr>
+        <w:t xml:space="preserve"> </w:t>
+      </w:r>
+      <w:r>
+        <w:rPr>
+          <w:rFonts w:hint="eastAsia" w:ascii="Times New Roman" w:hAnsi="Times New Roman" w:eastAsia="FangSong" w:cs="Times New Roman"/>
+        </w:rPr>
+        <w:t>作用</w:t>
+      </w:r>
+      <w:r>
+        <w:rPr>
+          <w:rFonts w:hint="eastAsia" w:ascii="Times New Roman" w:hAnsi="Times New Roman" w:eastAsia="Times New Roman" w:cs="Times New Roman"/>
+        </w:rPr>
+        <w:t>，</w:t>
+      </w:r>
+      <w:r>
+        <w:rPr>
+          <w:rFonts w:hint="eastAsia" w:ascii="Times New Roman" w:hAnsi="Times New Roman" w:eastAsia="FangSong" w:cs="Times New Roman"/>
+        </w:rPr>
+        <w:t>生成特征颜色的物种</w:t>
+      </w:r>
+      <w:r>
+        <w:rPr>
+          <w:rFonts w:ascii="Times New Roman" w:hAnsi="Times New Roman" w:eastAsia="Times New Roman" w:cs="Times New Roman"/>
+        </w:rPr>
+        <w:t xml:space="preserve"> X。</w:t>
+      </w:r>
+    </w:p>
+    <w:p>
+      <w:pPr>
+        <w:numPr>
+          <w:ilvl w:val="0"/>
+          <w:numId w:val="1016"/>
+        </w:numPr>
+        <w:ind w:firstLine="420"/>
+      </w:pPr>
+      <w:r>
+        <w:rPr>
+          <w:rFonts w:hint="eastAsia" w:ascii="Times New Roman" w:hAnsi="Times New Roman" w:eastAsia="FangSong" w:cs="Times New Roman"/>
+        </w:rPr>
+        <w:t>写出该检验反应的离子方程式</w:t>
+      </w:r>
+      <w:r>
+        <w:rPr>
+          <w:rFonts w:hint="eastAsia" w:ascii="Times New Roman" w:hAnsi="Times New Roman" w:eastAsia="Times New Roman" w:cs="Times New Roman"/>
+        </w:rPr>
+        <w:t>，</w:t>
+      </w:r>
+      <w:r>
+        <w:rPr>
+          <w:rFonts w:hint="eastAsia" w:ascii="Times New Roman" w:hAnsi="Times New Roman" w:eastAsia="FangSong" w:cs="Times New Roman"/>
+        </w:rPr>
+        <w:t>并画出产物</w:t>
+      </w:r>
+      <w:r>
+        <w:rPr>
+          <w:rFonts w:ascii="Times New Roman" w:hAnsi="Times New Roman" w:eastAsia="Times New Roman" w:cs="Times New Roman"/>
+        </w:rPr>
+        <w:t xml:space="preserve"> X </w:t>
+      </w:r>
+      <w:r>
+        <w:rPr>
+          <w:rFonts w:hint="eastAsia" w:ascii="Times New Roman" w:hAnsi="Times New Roman" w:eastAsia="FangSong" w:cs="Times New Roman"/>
+        </w:rPr>
+        <w:t>的结构</w:t>
+      </w:r>
+      <w:r>
+        <w:rPr>
+          <w:rFonts w:hint="eastAsia" w:ascii="Times New Roman" w:hAnsi="Times New Roman" w:eastAsia="Times New Roman" w:cs="Times New Roman"/>
+        </w:rPr>
+        <w:t>。</w:t>
+      </w:r>
+    </w:p>
+    <w:p>
+      <w:pPr>
+        <w:numPr>
+          <w:ilvl w:val="0"/>
+          <w:numId w:val="1016"/>
+        </w:numPr>
+        <w:ind w:firstLine="420"/>
+      </w:pPr>
+      <w:r>
+        <w:rPr>
+          <w:rFonts w:hint="eastAsia" w:ascii="Times New Roman" w:hAnsi="Times New Roman" w:eastAsia="FangSong" w:cs="Times New Roman"/>
+        </w:rPr>
+        <w:t xml:space="preserve">实验表明</w:t>
+      </w:r>
+      <w:r>
+        <w:rPr>
+          <w:rFonts w:ascii="Times New Roman" w:hAnsi="Times New Roman" w:eastAsia="Times New Roman" w:cs="Times New Roman"/>
+        </w:rPr>
+        <w:t xml:space="preserve"> </w:t>
+      </w:r>
+      <m:oMath>
+        <m:oMathPr>
+          <m:ctrlPr>
+            <w:rPr>
+              <w:sz w:val="28"/>
+              <w:szCs w:val="28"/>
+            </w:rPr>
+          </m:ctrlPr>
+        </m:oMathPr>
+        <m:sSup>
+          <m:e>
+            <m:d>
+              <m:dPr>
+                <m:begChr m:val="["/>
+                <m:sepChr m:val=""/>
+                <m:endChr m:val="]"/>
+                <m:grow/>
+              </m:dPr>
+              <m:e>
+                <m:r>
+                  <m:rPr>
+                    <m:sty m:val="p"/>
+                  </m:rPr>
+                  <m:t>F</m:t>
+                </m:r>
+                <m:r>
+                  <m:rPr>
+                    <m:sty m:val="p"/>
+                  </m:rPr>
+                  <m:t>e</m:t>
+                </m:r>
+                <m:r>
+                  <m:rPr>
+                    <m:sty m:val="p"/>
+                  </m:rPr>
+                  <m:t>(</m:t>
+                </m:r>
                 <m:sSub>
                   <m:e>
                     <m:r>
@@ -5985,6 +7519,9 @@
                   </m:e>
                   <m:sub>
                     <m:r>
+                      <m:rPr>
+                        <m:sty m:val="p"/>
+                      </m:rPr>
                       <m:t>2</m:t>
                     </m:r>
                   </m:sub>
@@ -5995,101 +7532,63 @@
                   </m:rPr>
                   <m:t>O</m:t>
                 </m:r>
+                <m:sSub>
+                  <m:e>
+                    <m:r>
+                      <m:rPr>
+                        <m:sty m:val="p"/>
+                      </m:rPr>
+                      <m:t>)</m:t>
+                    </m:r>
+                  </m:e>
+                  <m:sub>
+                    <m:r>
+                      <m:rPr>
+                        <m:sty m:val="p"/>
+                      </m:rPr>
+                      <m:t>5</m:t>
+                    </m:r>
+                  </m:sub>
+                </m:sSub>
+                <m:r>
+                  <m:rPr>
+                    <m:sty m:val="p"/>
+                  </m:rPr>
+                  <m:t>N</m:t>
+                </m:r>
+                <m:r>
+                  <m:rPr>
+                    <m:sty m:val="p"/>
+                  </m:rPr>
+                  <m:t>O</m:t>
+                </m:r>
               </m:e>
             </m:d>
           </m:e>
           <m:sup>
             <m:r>
-              <m:t>3</m:t>
+              <m:t>2</m:t>
             </m:r>
             <m:r>
               <m:rPr>
                 <m:sty m:val="p"/>
               </m:rPr>
-              <m:t>−</m:t>
+              <m:t>+</m:t>
             </m:r>
           </m:sup>
         </m:sSup>
       </m:oMath>
-    </w:p>
-    <w:p>
-      <w:pPr>
-        <w:numPr>
-          <w:ilvl w:val="0"/>
-          <w:numId w:val="1009"/>
-        </w:numPr>
-      </w:pPr>
-      <w:r>
-        <w:rPr>
-          <w:rFonts w:hint="eastAsia" w:ascii="Times New Roman" w:hAnsi="Times New Roman" w:eastAsia="FangSong" w:cs="Times New Roman"/>
-        </w:rPr>
-        <w:t>实际上</w:t>
-      </w:r>
-      <w:r>
-        <w:rPr>
-          <w:rFonts w:hint="eastAsia" w:ascii="Times New Roman" w:hAnsi="Times New Roman" w:eastAsia="Times New Roman" w:cs="Times New Roman"/>
-        </w:rPr>
-        <w:t>,</w:t>
-      </w:r>
-      <w:r>
-        <w:rPr>
-          <w:rFonts w:ascii="Times New Roman" w:hAnsi="Times New Roman" w:eastAsia="Times New Roman" w:cs="Times New Roman"/>
-        </w:rPr>
-        <w:t xml:space="preserve"> </w:t>
-      </w:r>
-      <w:r>
-        <w:rPr>
-          <w:rFonts w:hint="eastAsia" w:ascii="Times New Roman" w:hAnsi="Times New Roman" w:eastAsia="FangSong" w:cs="Times New Roman"/>
-        </w:rPr>
-        <w:t>反应过程中溶液会显紧红色与蓝色</w:t>
-      </w:r>
-      <w:r>
-        <w:rPr>
-          <w:rFonts w:hint="eastAsia" w:ascii="Times New Roman" w:hAnsi="Times New Roman" w:eastAsia="Times New Roman" w:cs="Times New Roman"/>
-        </w:rPr>
-        <w:t>,</w:t>
-      </w:r>
-      <w:r>
-        <w:rPr>
-          <w:rFonts w:ascii="Times New Roman" w:hAnsi="Times New Roman" w:eastAsia="Times New Roman" w:cs="Times New Roman"/>
-        </w:rPr>
-        <w:t xml:space="preserve"> </w:t>
-      </w:r>
-      <w:r>
-        <w:rPr>
-          <w:rFonts w:hint="eastAsia" w:ascii="Times New Roman" w:hAnsi="Times New Roman" w:eastAsia="FangSong" w:cs="Times New Roman"/>
-        </w:rPr>
-        <w:t>用液体加入气体</w:t>
-      </w:r>
-      <w:r>
-        <w:rPr>
-          <w:rFonts w:hint="eastAsia" w:ascii="Times New Roman" w:hAnsi="Times New Roman" w:eastAsia="Times New Roman" w:cs="Times New Roman"/>
-        </w:rPr>
-        <w:t>,</w:t>
-      </w:r>
-      <w:r>
-        <w:rPr>
-          <w:rFonts w:ascii="Times New Roman" w:hAnsi="Times New Roman" w:eastAsia="Times New Roman" w:cs="Times New Roman"/>
-        </w:rPr>
-        <w:t xml:space="preserve"> </w:t>
-      </w:r>
-      <w:r>
-        <w:rPr>
-          <w:rFonts w:hint="eastAsia" w:ascii="Times New Roman" w:hAnsi="Times New Roman" w:eastAsia="FangSong" w:cs="Times New Roman"/>
-        </w:rPr>
-        <w:t xml:space="preserve">用气体通过气体分离成质子化的</w:t>
-      </w:r>
-      <w:r>
-        <w:rPr>
-          <w:rFonts w:ascii="Times New Roman" w:hAnsi="Times New Roman" w:eastAsia="Times New Roman" w:cs="Times New Roman"/>
-        </w:rPr>
-        <w:t xml:space="preserve"> X </w:t>
-      </w:r>
-      <w:r>
-        <w:rPr>
-          <w:rFonts w:hint="eastAsia" w:ascii="Times New Roman" w:hAnsi="Times New Roman" w:eastAsia="FangSong" w:cs="Times New Roman"/>
-        </w:rPr>
-        <w:t xml:space="preserve">解离得到</w:t>
+      <w:r>
+        <w:rPr>
+          <w:rFonts w:ascii="Times New Roman" w:hAnsi="Times New Roman" w:eastAsia="Times New Roman" w:cs="Times New Roman"/>
+        </w:rPr>
+        <w:t xml:space="preserve"> </w:t>
+      </w:r>
+      <w:r>
+        <w:rPr>
+          <w:rFonts w:hint="eastAsia" w:ascii="Times New Roman" w:hAnsi="Times New Roman" w:eastAsia="FangSong" w:cs="Times New Roman"/>
+        </w:rPr>
+        <w:t xml:space="preserve">与</w:t>
       </w:r>
       <w:r>
         <w:rPr>
@@ -6157,6 +7656,9 @@
                   </m:e>
                   <m:sub>
                     <m:r>
+                      <m:rPr>
+                        <m:sty m:val="p"/>
+                      </m:rPr>
                       <m:t>5</m:t>
                     </m:r>
                   </m:sub>
@@ -6199,61 +7701,48 @@
         <w:rPr>
           <w:rFonts w:hint="eastAsia" w:ascii="Times New Roman" w:hAnsi="Times New Roman" w:eastAsia="FangSong" w:cs="Times New Roman"/>
         </w:rPr>
-        <w:t xml:space="preserve">与自由基负离子</w:t>
-      </w:r>
-      <w:r>
-        <w:rPr>
-          <w:rFonts w:ascii="Times New Roman" w:hAnsi="Times New Roman" w:eastAsia="Times New Roman" w:cs="Times New Roman"/>
-        </w:rPr>
-        <w:t xml:space="preserve"> A </w:t>
-      </w:r>
-      <w:r>
-        <w:rPr>
-          <w:rFonts w:hint="eastAsia" w:ascii="Times New Roman" w:hAnsi="Times New Roman" w:eastAsia="FangSong" w:cs="Times New Roman"/>
-        </w:rPr>
-        <w:t>后</w:t>
-      </w:r>
-      <w:r>
-        <w:rPr>
-          <w:rFonts w:hint="eastAsia" w:ascii="Times New Roman" w:hAnsi="Times New Roman" w:eastAsia="Times New Roman" w:cs="Times New Roman"/>
-        </w:rPr>
-        <w:t>,</w:t>
-      </w:r>
-      <w:r>
-        <w:rPr>
-          <w:rFonts w:ascii="Times New Roman" w:hAnsi="Times New Roman" w:eastAsia="Times New Roman" w:cs="Times New Roman"/>
-        </w:rPr>
-        <w:t xml:space="preserve"> A </w:t>
-      </w:r>
-      <w:r>
-        <w:rPr>
-          <w:rFonts w:hint="eastAsia" w:ascii="Times New Roman" w:hAnsi="Times New Roman" w:eastAsia="FangSong" w:cs="Times New Roman"/>
-        </w:rPr>
-        <w:t xml:space="preserve">在水溶液中可二聚得到物种</w:t>
-      </w:r>
-      <w:r>
-        <w:rPr>
-          <w:rFonts w:ascii="Times New Roman" w:hAnsi="Times New Roman" w:eastAsia="Times New Roman" w:cs="Times New Roman"/>
-        </w:rPr>
-        <w:t xml:space="preserve"> B, B </w:t>
-      </w:r>
-      <w:r>
-        <w:rPr>
-          <w:rFonts w:hint="eastAsia" w:ascii="Times New Roman" w:hAnsi="Times New Roman" w:eastAsia="FangSong" w:cs="Times New Roman"/>
-        </w:rPr>
-        <w:t xml:space="preserve">再与</w:t>
-      </w:r>
-      <w:r>
-        <w:rPr>
-          <w:rFonts w:ascii="Times New Roman" w:hAnsi="Times New Roman" w:eastAsia="Times New Roman" w:cs="Times New Roman"/>
-        </w:rPr>
-        <w:t xml:space="preserve"> X </w:t>
-      </w:r>
-      <w:r>
-        <w:rPr>
-          <w:rFonts w:hint="eastAsia" w:ascii="Times New Roman" w:hAnsi="Times New Roman" w:eastAsia="FangSong" w:cs="Times New Roman"/>
-        </w:rPr>
-        <w:t xml:space="preserve">或</w:t>
+        <w:t xml:space="preserve">和</w:t>
+      </w:r>
+      <w:r>
+        <w:rPr>
+          <w:rFonts w:ascii="Times New Roman" w:hAnsi="Times New Roman" w:eastAsia="Times New Roman" w:cs="Times New Roman"/>
+        </w:rPr>
+        <w:t xml:space="preserve"> </w:t>
+      </w:r>
+      <m:oMath>
+        <m:sSup>
+          <m:e>
+            <m:r>
+              <m:rPr>
+                <m:sty m:val="p"/>
+              </m:rPr>
+              <m:t>S</m:t>
+            </m:r>
+          </m:e>
+          <m:sup>
+            <m:r>
+              <m:t>2</m:t>
+            </m:r>
+            <m:r>
+              <m:rPr>
+                <m:sty m:val="p"/>
+              </m:rPr>
+              <m:t>−</m:t>
+            </m:r>
+          </m:sup>
+        </m:sSup>
+      </m:oMath>
+      <w:r>
+        <w:rPr>
+          <w:rFonts w:ascii="Times New Roman" w:hAnsi="Times New Roman" w:eastAsia="Times New Roman" w:cs="Times New Roman"/>
+        </w:rPr>
+        <w:t xml:space="preserve"> </w:t>
+      </w:r>
+      <w:r>
+        <w:rPr>
+          <w:rFonts w:hint="eastAsia" w:ascii="Times New Roman" w:hAnsi="Times New Roman" w:eastAsia="FangSong" w:cs="Times New Roman"/>
+        </w:rPr>
+        <w:t xml:space="preserve">的反应活性都不如</w:t>
       </w:r>
       <w:r>
         <w:rPr>
@@ -6321,6 +7810,9 @@
                   </m:e>
                   <m:sub>
                     <m:r>
+                      <m:rPr>
+                        <m:sty m:val="p"/>
+                      </m:rPr>
                       <m:t>5</m:t>
                     </m:r>
                   </m:sub>
@@ -6355,39 +7847,15 @@
       </m:oMath>
       <w:r>
         <w:rPr>
-          <w:rFonts w:ascii="Times New Roman" w:hAnsi="Times New Roman" w:eastAsia="Times New Roman" w:cs="Times New Roman"/>
-        </w:rPr>
-        <w:t xml:space="preserve"> </w:t>
-      </w:r>
-      <w:r>
-        <w:rPr>
-          <w:rFonts w:hint="eastAsia" w:ascii="Times New Roman" w:hAnsi="Times New Roman" w:eastAsia="FangSong" w:cs="Times New Roman"/>
-        </w:rPr>
-        <w:t xml:space="preserve">反应都可得</w:t>
-      </w:r>
-      <w:r>
-        <w:rPr>
-          <w:rFonts w:ascii="Times New Roman" w:hAnsi="Times New Roman" w:eastAsia="Times New Roman" w:cs="Times New Roman"/>
-        </w:rPr>
-        <w:t xml:space="preserve"> Y, </w:t>
-      </w:r>
-      <w:r>
-        <w:rPr>
-          <w:rFonts w:hint="eastAsia" w:ascii="Times New Roman" w:hAnsi="Times New Roman" w:eastAsia="FangSong" w:cs="Times New Roman"/>
-        </w:rPr>
-        <w:t xml:space="preserve">画出</w:t>
-      </w:r>
-      <w:r>
-        <w:rPr>
-          <w:rFonts w:ascii="Times New Roman" w:hAnsi="Times New Roman" w:eastAsia="Times New Roman" w:cs="Times New Roman"/>
-        </w:rPr>
-        <w:t xml:space="preserve"> Y </w:t>
-      </w:r>
-      <w:r>
-        <w:rPr>
-          <w:rFonts w:hint="eastAsia" w:ascii="Times New Roman" w:hAnsi="Times New Roman" w:eastAsia="FangSong" w:cs="Times New Roman"/>
-        </w:rPr>
-        <w:t>的结构</w:t>
+          <w:rFonts w:hint="eastAsia" w:ascii="Times New Roman" w:hAnsi="Times New Roman" w:eastAsia="Times New Roman" w:cs="Times New Roman"/>
+        </w:rPr>
+        <w:t>，</w:t>
+      </w:r>
+      <w:r>
+        <w:rPr>
+          <w:rFonts w:hint="eastAsia" w:ascii="Times New Roman" w:hAnsi="Times New Roman" w:eastAsia="FangSong" w:cs="Times New Roman"/>
+        </w:rPr>
+        <w:t>解释原因</w:t>
       </w:r>
       <w:r>
         <w:rPr>
@@ -6398,13 +7866,398 @@
     </w:p>
     <w:p>
       <w:pPr>
-        <w:pStyle w:val="FirstParagraph"/>
-      </w:pPr>
-      <w:r>
-        <w:rPr>
-          <w:rFonts w:hint="eastAsia" w:ascii="Times New Roman" w:hAnsi="Times New Roman" w:eastAsia="FangSong" w:cs="Times New Roman"/>
-        </w:rPr>
-        <w:t>回答下列与配位化学有关的问题</w:t>
+        <w:numPr>
+          <w:ilvl w:val="0"/>
+          <w:numId w:val="1016"/>
+        </w:numPr>
+        <w:ind w:firstLine="420"/>
+      </w:pPr>
+      <w:r>
+        <w:rPr>
+          <w:rFonts w:hint="eastAsia" w:ascii="Times New Roman" w:hAnsi="Times New Roman" w:eastAsia="FangSong" w:cs="Times New Roman"/>
+        </w:rPr>
+        <w:t>反应过程中溶液先后呈现红紫色与蓝色</w:t>
+      </w:r>
+      <w:r>
+        <w:rPr>
+          <w:rFonts w:hint="eastAsia" w:ascii="Times New Roman" w:hAnsi="Times New Roman" w:eastAsia="Times New Roman" w:cs="Times New Roman"/>
+        </w:rPr>
+        <w:t>。</w:t>
+      </w:r>
+      <m:oMath>
+        <m:oMathPr>
+          <m:ctrlPr>
+            <w:rPr>
+              <w:sz w:val="28"/>
+              <w:szCs w:val="28"/>
+            </w:rPr>
+          </m:ctrlPr>
+        </m:oMathPr>
+        <m:sSup>
+          <m:e>
+            <m:d>
+              <m:dPr>
+                <m:begChr m:val="["/>
+                <m:sepChr m:val=""/>
+                <m:endChr m:val="]"/>
+                <m:grow/>
+              </m:dPr>
+              <m:e>
+                <m:r>
+                  <m:rPr>
+                    <m:sty m:val="p"/>
+                  </m:rPr>
+                  <m:t>F</m:t>
+                </m:r>
+                <m:r>
+                  <m:rPr>
+                    <m:sty m:val="p"/>
+                  </m:rPr>
+                  <m:t>e</m:t>
+                </m:r>
+                <m:r>
+                  <m:rPr>
+                    <m:sty m:val="p"/>
+                  </m:rPr>
+                  <m:t>(</m:t>
+                </m:r>
+                <m:r>
+                  <m:rPr>
+                    <m:sty m:val="p"/>
+                  </m:rPr>
+                  <m:t>C</m:t>
+                </m:r>
+                <m:r>
+                  <m:rPr>
+                    <m:sty m:val="p"/>
+                  </m:rPr>
+                  <m:t>N</m:t>
+                </m:r>
+                <m:sSub>
+                  <m:e>
+                    <m:r>
+                      <m:rPr>
+                        <m:sty m:val="p"/>
+                      </m:rPr>
+                      <m:t>)</m:t>
+                    </m:r>
+                  </m:e>
+                  <m:sub>
+                    <m:r>
+                      <m:rPr>
+                        <m:sty m:val="p"/>
+                      </m:rPr>
+                      <m:t>5</m:t>
+                    </m:r>
+                  </m:sub>
+                </m:sSub>
+                <m:r>
+                  <m:rPr>
+                    <m:sty m:val="p"/>
+                  </m:rPr>
+                  <m:t>N</m:t>
+                </m:r>
+                <m:r>
+                  <m:rPr>
+                    <m:sty m:val="p"/>
+                  </m:rPr>
+                  <m:t>O</m:t>
+                </m:r>
+              </m:e>
+            </m:d>
+          </m:e>
+          <m:sup>
+            <m:r>
+              <m:t>2</m:t>
+            </m:r>
+            <m:r>
+              <m:rPr>
+                <m:sty m:val="p"/>
+              </m:rPr>
+              <m:t>−</m:t>
+            </m:r>
+          </m:sup>
+        </m:sSup>
+      </m:oMath>
+      <w:r>
+        <w:rPr>
+          <w:rFonts w:ascii="Times New Roman" w:hAnsi="Times New Roman" w:eastAsia="Times New Roman" w:cs="Times New Roman"/>
+        </w:rPr>
+        <w:t xml:space="preserve"> </w:t>
+      </w:r>
+      <w:r>
+        <w:rPr>
+          <w:rFonts w:hint="eastAsia" w:ascii="Times New Roman" w:hAnsi="Times New Roman" w:eastAsia="FangSong" w:cs="Times New Roman"/>
+        </w:rPr>
+        <w:t xml:space="preserve">与</w:t>
+      </w:r>
+      <w:r>
+        <w:rPr>
+          <w:rFonts w:ascii="Times New Roman" w:hAnsi="Times New Roman" w:eastAsia="Times New Roman" w:cs="Times New Roman"/>
+        </w:rPr>
+        <w:t xml:space="preserve"> </w:t>
+      </w:r>
+      <m:oMath>
+        <m:sSup>
+          <m:e>
+            <m:r>
+              <m:rPr>
+                <m:sty m:val="p"/>
+              </m:rPr>
+              <m:t>S</m:t>
+            </m:r>
+          </m:e>
+          <m:sup>
+            <m:r>
+              <m:t>2</m:t>
+            </m:r>
+            <m:r>
+              <m:rPr>
+                <m:sty m:val="p"/>
+              </m:rPr>
+              <m:t>−</m:t>
+            </m:r>
+          </m:sup>
+        </m:sSup>
+      </m:oMath>
+      <w:r>
+        <w:rPr>
+          <w:rFonts w:ascii="Times New Roman" w:hAnsi="Times New Roman" w:eastAsia="Times New Roman" w:cs="Times New Roman"/>
+        </w:rPr>
+        <w:t xml:space="preserve"> </w:t>
+      </w:r>
+      <w:r>
+        <w:rPr>
+          <w:rFonts w:hint="eastAsia" w:ascii="Times New Roman" w:hAnsi="Times New Roman" w:eastAsia="FangSong" w:cs="Times New Roman"/>
+        </w:rPr>
+        <w:t>作用时</w:t>
+      </w:r>
+      <w:r>
+        <w:rPr>
+          <w:rFonts w:hint="eastAsia" w:ascii="Times New Roman" w:hAnsi="Times New Roman" w:eastAsia="Times New Roman" w:cs="Times New Roman"/>
+        </w:rPr>
+        <w:t>，</w:t>
+      </w:r>
+      <w:r>
+        <w:rPr>
+          <w:rFonts w:hint="eastAsia" w:ascii="Times New Roman" w:hAnsi="Times New Roman" w:eastAsia="FangSong" w:cs="Times New Roman"/>
+        </w:rPr>
+        <w:t>可生成质子化的</w:t>
+      </w:r>
+      <w:r>
+        <w:rPr>
+          <w:rFonts w:ascii="Times New Roman" w:hAnsi="Times New Roman" w:eastAsia="Times New Roman" w:cs="Times New Roman"/>
+        </w:rPr>
+        <w:t xml:space="preserve"> X </w:t>
+      </w:r>
+      <w:r>
+        <w:rPr>
+          <w:rFonts w:hint="eastAsia" w:ascii="Times New Roman" w:hAnsi="Times New Roman" w:eastAsia="FangSong" w:cs="Times New Roman"/>
+        </w:rPr>
+        <w:t xml:space="preserve">与自由基负离子</w:t>
+      </w:r>
+      <w:r>
+        <w:rPr>
+          <w:rFonts w:ascii="Times New Roman" w:hAnsi="Times New Roman" w:eastAsia="Times New Roman" w:cs="Times New Roman"/>
+        </w:rPr>
+        <w:t xml:space="preserve"> </w:t>
+      </w:r>
+      <w:r>
+        <w:rPr>
+          <w:rFonts w:hint="eastAsia" w:ascii="Times New Roman" w:hAnsi="Times New Roman" w:eastAsia="Times New Roman" w:cs="Times New Roman"/>
+        </w:rPr>
+        <w:t xml:space="preserve">A；A</w:t>
+      </w:r>
+      <w:r>
+        <w:rPr>
+          <w:rFonts w:ascii="Times New Roman" w:hAnsi="Times New Roman" w:eastAsia="Times New Roman" w:cs="Times New Roman"/>
+        </w:rPr>
+        <w:t xml:space="preserve"> </w:t>
+      </w:r>
+      <w:r>
+        <w:rPr>
+          <w:rFonts w:hint="eastAsia" w:ascii="Times New Roman" w:hAnsi="Times New Roman" w:eastAsia="FangSong" w:cs="Times New Roman"/>
+        </w:rPr>
+        <w:t xml:space="preserve">在水溶液中二聚得到物种</w:t>
+      </w:r>
+      <w:r>
+        <w:rPr>
+          <w:rFonts w:ascii="Times New Roman" w:hAnsi="Times New Roman" w:eastAsia="Times New Roman" w:cs="Times New Roman"/>
+        </w:rPr>
+        <w:t xml:space="preserve"> </w:t>
+      </w:r>
+      <w:r>
+        <w:rPr>
+          <w:rFonts w:hint="eastAsia" w:ascii="Times New Roman" w:hAnsi="Times New Roman" w:eastAsia="Times New Roman" w:cs="Times New Roman"/>
+        </w:rPr>
+        <w:t xml:space="preserve">B，B</w:t>
+      </w:r>
+      <w:r>
+        <w:rPr>
+          <w:rFonts w:ascii="Times New Roman" w:hAnsi="Times New Roman" w:eastAsia="Times New Roman" w:cs="Times New Roman"/>
+        </w:rPr>
+        <w:t xml:space="preserve"> </w:t>
+      </w:r>
+      <w:r>
+        <w:rPr>
+          <w:rFonts w:hint="eastAsia" w:ascii="Times New Roman" w:hAnsi="Times New Roman" w:eastAsia="FangSong" w:cs="Times New Roman"/>
+        </w:rPr>
+        <w:t xml:space="preserve">再与</w:t>
+      </w:r>
+      <w:r>
+        <w:rPr>
+          <w:rFonts w:ascii="Times New Roman" w:hAnsi="Times New Roman" w:eastAsia="Times New Roman" w:cs="Times New Roman"/>
+        </w:rPr>
+        <w:t xml:space="preserve"> X </w:t>
+      </w:r>
+      <w:r>
+        <w:rPr>
+          <w:rFonts w:hint="eastAsia" w:ascii="Times New Roman" w:hAnsi="Times New Roman" w:eastAsia="FangSong" w:cs="Times New Roman"/>
+        </w:rPr>
+        <w:t xml:space="preserve">或</w:t>
+      </w:r>
+      <w:r>
+        <w:rPr>
+          <w:rFonts w:ascii="Times New Roman" w:hAnsi="Times New Roman" w:eastAsia="Times New Roman" w:cs="Times New Roman"/>
+        </w:rPr>
+        <w:t xml:space="preserve"> </w:t>
+      </w:r>
+      <m:oMath>
+        <m:oMathPr>
+          <m:ctrlPr>
+            <w:rPr>
+              <w:sz w:val="28"/>
+              <w:szCs w:val="28"/>
+            </w:rPr>
+          </m:ctrlPr>
+        </m:oMathPr>
+        <m:sSup>
+          <m:e>
+            <m:d>
+              <m:dPr>
+                <m:begChr m:val="["/>
+                <m:sepChr m:val=""/>
+                <m:endChr m:val="]"/>
+                <m:grow/>
+              </m:dPr>
+              <m:e>
+                <m:r>
+                  <m:rPr>
+                    <m:sty m:val="p"/>
+                  </m:rPr>
+                  <m:t>F</m:t>
+                </m:r>
+                <m:r>
+                  <m:rPr>
+                    <m:sty m:val="p"/>
+                  </m:rPr>
+                  <m:t>e</m:t>
+                </m:r>
+                <m:r>
+                  <m:rPr>
+                    <m:sty m:val="p"/>
+                  </m:rPr>
+                  <m:t>(</m:t>
+                </m:r>
+                <m:r>
+                  <m:rPr>
+                    <m:sty m:val="p"/>
+                  </m:rPr>
+                  <m:t>C</m:t>
+                </m:r>
+                <m:r>
+                  <m:rPr>
+                    <m:sty m:val="p"/>
+                  </m:rPr>
+                  <m:t>N</m:t>
+                </m:r>
+                <m:sSub>
+                  <m:e>
+                    <m:r>
+                      <m:rPr>
+                        <m:sty m:val="p"/>
+                      </m:rPr>
+                      <m:t>)</m:t>
+                    </m:r>
+                  </m:e>
+                  <m:sub>
+                    <m:r>
+                      <m:rPr>
+                        <m:sty m:val="p"/>
+                      </m:rPr>
+                      <m:t>5</m:t>
+                    </m:r>
+                  </m:sub>
+                </m:sSub>
+                <m:r>
+                  <m:rPr>
+                    <m:sty m:val="p"/>
+                  </m:rPr>
+                  <m:t>N</m:t>
+                </m:r>
+                <m:r>
+                  <m:rPr>
+                    <m:sty m:val="p"/>
+                  </m:rPr>
+                  <m:t>O</m:t>
+                </m:r>
+              </m:e>
+            </m:d>
+          </m:e>
+          <m:sup>
+            <m:r>
+              <m:t>2</m:t>
+            </m:r>
+            <m:r>
+              <m:rPr>
+                <m:sty m:val="p"/>
+              </m:rPr>
+              <m:t>−</m:t>
+            </m:r>
+          </m:sup>
+        </m:sSup>
+      </m:oMath>
+      <w:r>
+        <w:rPr>
+          <w:rFonts w:ascii="Times New Roman" w:hAnsi="Times New Roman" w:eastAsia="Times New Roman" w:cs="Times New Roman"/>
+        </w:rPr>
+        <w:t xml:space="preserve"> </w:t>
+      </w:r>
+      <w:r>
+        <w:rPr>
+          <w:rFonts w:hint="eastAsia" w:ascii="Times New Roman" w:hAnsi="Times New Roman" w:eastAsia="FangSong" w:cs="Times New Roman"/>
+        </w:rPr>
+        <w:t xml:space="preserve">反应都得到</w:t>
+      </w:r>
+      <w:r>
+        <w:rPr>
+          <w:rFonts w:ascii="Times New Roman" w:hAnsi="Times New Roman" w:eastAsia="Times New Roman" w:cs="Times New Roman"/>
+        </w:rPr>
+        <w:t xml:space="preserve"> </w:t>
+      </w:r>
+      <w:r>
+        <w:rPr>
+          <w:rFonts w:hint="eastAsia" w:ascii="Times New Roman" w:hAnsi="Times New Roman" w:eastAsia="Times New Roman" w:cs="Times New Roman"/>
+        </w:rPr>
+        <w:t>Y。</w:t>
+      </w:r>
+      <w:r>
+        <w:rPr>
+          <w:rFonts w:hint="eastAsia" w:ascii="Times New Roman" w:hAnsi="Times New Roman" w:eastAsia="FangSong" w:cs="Times New Roman"/>
+        </w:rPr>
+        <w:t>画出</w:t>
+      </w:r>
+      <w:r>
+        <w:rPr>
+          <w:rFonts w:ascii="Times New Roman" w:hAnsi="Times New Roman" w:eastAsia="Times New Roman" w:cs="Times New Roman"/>
+        </w:rPr>
+        <w:t xml:space="preserve"> Y </w:t>
+      </w:r>
+      <w:r>
+        <w:rPr>
+          <w:rFonts w:hint="eastAsia" w:ascii="Times New Roman" w:hAnsi="Times New Roman" w:eastAsia="FangSong" w:cs="Times New Roman"/>
+        </w:rPr>
+        <w:t>的结构</w:t>
       </w:r>
       <w:r>
         <w:rPr>
@@ -6415,11 +8268,29 @@
     </w:p>
     <w:p>
       <w:pPr>
-        <w:pStyle w:val="Compact"/>
+        <w:pStyle w:val="FirstParagraph"/>
+        <w:ind w:firstLine="420"/>
+      </w:pPr>
+      <w:r>
+        <w:rPr>
+          <w:rFonts w:hint="eastAsia" w:ascii="Times New Roman" w:hAnsi="Times New Roman" w:eastAsia="FangSong" w:cs="Times New Roman"/>
+        </w:rPr>
+        <w:t>回答下列与配位化学有关的问题</w:t>
+      </w:r>
+      <w:r>
+        <w:rPr>
+          <w:rFonts w:hint="eastAsia" w:ascii="Times New Roman" w:hAnsi="Times New Roman" w:eastAsia="Times New Roman" w:cs="Times New Roman"/>
+        </w:rPr>
+        <w:t>。</w:t>
+      </w:r>
+    </w:p>
+    <w:p>
+      <w:pPr>
         <w:numPr>
           <w:ilvl w:val="0"/>
-          <w:numId w:val="1010"/>
+          <w:numId w:val="1017"/>
         </w:numPr>
+        <w:ind w:firstLine="420"/>
       </w:pPr>
       <w:r>
         <w:rPr>
@@ -6649,11 +8520,11 @@
     </w:p>
     <w:p>
       <w:pPr>
-        <w:pStyle w:val="Compact"/>
         <w:numPr>
           <w:ilvl w:val="0"/>
-          <w:numId w:val="1010"/>
+          <w:numId w:val="1017"/>
         </w:numPr>
+        <w:ind w:firstLine="420"/>
       </w:pPr>
       <w:r>
         <w:rPr>
@@ -6790,7 +8661,13 @@
         <w:rPr>
           <w:rFonts w:hint="eastAsia" w:ascii="Times New Roman" w:hAnsi="Times New Roman" w:eastAsia="FangSong" w:cs="Times New Roman"/>
         </w:rPr>
-        <w:t>为</w:t>
+        <w:t xml:space="preserve">为</w:t>
+      </w:r>
+      <w:r>
+        <w:rPr>
+          <w:rFonts w:ascii="Times New Roman" w:hAnsi="Times New Roman" w:eastAsia="Times New Roman" w:cs="Times New Roman"/>
+        </w:rPr>
+        <w:t xml:space="preserve"> </w:t>
       </w:r>
       <w:r>
         <w:rPr>
@@ -6919,22 +8796,28 @@
         <w:rPr>
           <w:rFonts w:hint="eastAsia" w:ascii="Times New Roman" w:hAnsi="Times New Roman" w:eastAsia="FangSong" w:cs="Times New Roman"/>
         </w:rPr>
-        <w:t>只有</w:t>
-      </w:r>
-      <w:r>
-        <w:rPr>
-          <w:rFonts w:hint="eastAsia" w:ascii="Times New Roman" w:hAnsi="Times New Roman" w:eastAsia="Times New Roman" w:cs="Times New Roman"/>
-        </w:rPr>
-        <w:t>6.0？</w:t>
+        <w:t xml:space="preserve">只有</w:t>
+      </w:r>
+      <w:r>
+        <w:rPr>
+          <w:rFonts w:ascii="Times New Roman" w:hAnsi="Times New Roman" w:eastAsia="Times New Roman" w:cs="Times New Roman"/>
+        </w:rPr>
+        <w:t xml:space="preserve"> </w:t>
+      </w:r>
+      <w:r>
+        <w:rPr>
+          <w:rFonts w:hint="eastAsia" w:ascii="Times New Roman" w:hAnsi="Times New Roman" w:eastAsia="Times New Roman" w:cs="Times New Roman"/>
+        </w:rPr>
+        <w:t xml:space="preserve">6.0？</w:t>
       </w:r>
     </w:p>
     <w:p>
       <w:pPr>
-        <w:pStyle w:val="Compact"/>
         <w:numPr>
           <w:ilvl w:val="0"/>
-          <w:numId w:val="1010"/>
+          <w:numId w:val="1017"/>
         </w:numPr>
+        <w:ind w:firstLine="420"/>
       </w:pPr>
       <w:r>
         <w:rPr>
@@ -7405,8 +9288,8 @@
         </w:pict>
       </w:r>
     </w:p>
-    <w:bookmarkEnd w:id="48"/>
-    <w:bookmarkStart w:id="49" w:name="第17题"/>
+    <w:bookmarkEnd w:id="51"/>
+    <w:bookmarkStart w:id="52" w:name="第17题"/>
     <w:p>
       <w:pPr>
         <w:pStyle w:val="Heading3"/>
@@ -7434,6 +9317,7 @@
     <w:p>
       <w:pPr>
         <w:pStyle w:val="FirstParagraph"/>
+        <w:ind w:firstLine="420"/>
       </w:pPr>
       <w:r>
         <w:rPr>
@@ -7750,15 +9634,24 @@
       </w:r>
       <w:r>
         <w:rPr>
-          <w:rFonts w:hint="eastAsia" w:ascii="Times New Roman" w:hAnsi="Times New Roman" w:eastAsia="Times New Roman" w:cs="Times New Roman"/>
-        </w:rPr>
-        <w:t>。</w:t>
-      </w:r>
-      <w:r>
-        <w:rPr>
-          <w:rFonts w:hint="eastAsia" w:ascii="Times New Roman" w:hAnsi="Times New Roman" w:eastAsia="FangSong" w:cs="Times New Roman"/>
-        </w:rPr>
-        <w:t>在总压</w:t>
+          <w:rFonts w:ascii="Times New Roman" w:hAnsi="Times New Roman" w:eastAsia="Times New Roman" w:cs="Times New Roman"/>
+        </w:rPr>
+        <w:t xml:space="preserve">。</w:t>
+      </w:r>
+    </w:p>
+    <w:p>
+      <w:pPr>
+        <w:numPr>
+          <w:ilvl w:val="0"/>
+          <w:numId w:val="1018"/>
+        </w:numPr>
+        <w:ind w:firstLine="420"/>
+      </w:pPr>
+      <w:r>
+        <w:rPr>
+          <w:rFonts w:hint="eastAsia" w:ascii="Times New Roman" w:hAnsi="Times New Roman" w:eastAsia="FangSong" w:cs="Times New Roman"/>
+        </w:rPr>
+        <w:t xml:space="preserve">在总压</w:t>
       </w:r>
       <w:r>
         <w:rPr>
@@ -7965,18 +9858,15 @@
         </w:rPr>
         <w:t>。</w:t>
       </w:r>
-      <w:r>
-        <w:rPr>
-          <w:rFonts w:ascii="Times New Roman" w:hAnsi="Times New Roman" w:eastAsia="Times New Roman" w:cs="Times New Roman"/>
-        </w:rPr>
-        <w:t xml:space="preserve"> </w:t>
-      </w:r>
-      <w:r>
-        <w:rPr>
-          <w:rFonts w:ascii="Times New Roman" w:hAnsi="Times New Roman" w:eastAsia="Times New Roman" w:cs="Times New Roman"/>
-        </w:rPr>
-        <w:t xml:space="preserve">2. </w:t>
-      </w:r>
+    </w:p>
+    <w:p>
+      <w:pPr>
+        <w:numPr>
+          <w:ilvl w:val="0"/>
+          <w:numId w:val="1018"/>
+        </w:numPr>
+        <w:ind w:firstLine="420"/>
+      </w:pPr>
       <w:r>
         <w:rPr>
           <w:rFonts w:hint="eastAsia" w:ascii="Times New Roman" w:hAnsi="Times New Roman" w:eastAsia="FangSong" w:cs="Times New Roman"/>
@@ -8650,8 +10540,8 @@
         </w:pict>
       </w:r>
     </w:p>
-    <w:bookmarkEnd w:id="49"/>
-    <w:bookmarkStart w:id="50" w:name="第18题"/>
+    <w:bookmarkEnd w:id="52"/>
+    <w:bookmarkStart w:id="53" w:name="第18题"/>
     <w:p>
       <w:pPr>
         <w:pStyle w:val="Heading3"/>
@@ -8678,17 +10568,53 @@
     </w:p>
     <w:p>
       <w:pPr>
-        <w:pStyle w:val="Compact"/>
+        <w:pStyle w:val="FirstParagraph"/>
+        <w:ind w:firstLine="420"/>
+      </w:pPr>
+      <w:r>
+        <w:rPr>
+          <w:rFonts w:hint="eastAsia" w:ascii="Times New Roman" w:hAnsi="Times New Roman" w:eastAsia="FangSong" w:cs="Times New Roman"/>
+        </w:rPr>
+        <w:t xml:space="preserve">求下列体系的</w:t>
+      </w:r>
+      <w:r>
+        <w:rPr>
+          <w:rFonts w:ascii="Times New Roman" w:hAnsi="Times New Roman" w:eastAsia="Times New Roman" w:cs="Times New Roman"/>
+        </w:rPr>
+        <w:t xml:space="preserve"> </w:t>
+      </w:r>
+      <w:r>
+        <w:rPr>
+          <w:rFonts w:hint="eastAsia" w:ascii="Times New Roman" w:hAnsi="Times New Roman" w:eastAsia="Times New Roman" w:cs="Times New Roman"/>
+        </w:rPr>
+        <w:t>pH（</w:t>
+      </w:r>
+      <w:r>
+        <w:rPr>
+          <w:rFonts w:hint="eastAsia" w:ascii="Times New Roman" w:hAnsi="Times New Roman" w:eastAsia="FangSong" w:cs="Times New Roman"/>
+        </w:rPr>
+        <w:t>数据自查</w:t>
+      </w:r>
+      <w:r>
+        <w:rPr>
+          <w:rFonts w:hint="eastAsia" w:ascii="Times New Roman" w:hAnsi="Times New Roman" w:eastAsia="Times New Roman" w:cs="Times New Roman"/>
+        </w:rPr>
+        <w:t>）：</w:t>
+      </w:r>
+    </w:p>
+    <w:p>
+      <w:pPr>
         <w:numPr>
           <w:ilvl w:val="0"/>
-          <w:numId w:val="1011"/>
+          <w:numId w:val="1019"/>
         </w:numPr>
-      </w:pPr>
-      <w:r>
-        <w:rPr>
-          <w:rFonts w:ascii="Times New Roman" w:hAnsi="Times New Roman" w:eastAsia="Times New Roman" w:cs="Times New Roman"/>
-        </w:rPr>
-        <w:t xml:space="preserve">0.10mol/L</w:t>
+        <w:ind w:firstLine="420"/>
+      </w:pPr>
+      <w:r>
+        <w:rPr>
+          <w:rFonts w:ascii="Times New Roman" w:hAnsi="Times New Roman" w:eastAsia="Times New Roman" w:cs="Times New Roman"/>
+        </w:rPr>
+        <w:t xml:space="preserve">0.10 mol/L</w:t>
       </w:r>
       <w:r>
         <w:rPr>
@@ -8706,16 +10632,25 @@
           </m:ctrlPr>
         </m:oMathPr>
         <m:r>
+          <m:rPr>
+            <m:sty m:val="p"/>
+          </m:rPr>
           <m:t>N</m:t>
         </m:r>
         <m:sSub>
           <m:e>
             <m:r>
+              <m:rPr>
+                <m:sty m:val="p"/>
+              </m:rPr>
               <m:t>a</m:t>
             </m:r>
           </m:e>
           <m:sub>
             <m:r>
+              <m:rPr>
+                <m:sty m:val="p"/>
+              </m:rPr>
               <m:t>2</m:t>
             </m:r>
           </m:sub>
@@ -8723,11 +10658,17 @@
         <m:sSub>
           <m:e>
             <m:r>
+              <m:rPr>
+                <m:sty m:val="p"/>
+              </m:rPr>
               <m:t>B</m:t>
             </m:r>
           </m:e>
           <m:sub>
             <m:r>
+              <m:rPr>
+                <m:sty m:val="p"/>
+              </m:rPr>
               <m:t>4</m:t>
             </m:r>
           </m:sub>
@@ -8735,11 +10676,17 @@
         <m:sSub>
           <m:e>
             <m:r>
+              <m:rPr>
+                <m:sty m:val="p"/>
+              </m:rPr>
               <m:t>O</m:t>
             </m:r>
           </m:e>
           <m:sub>
             <m:r>
+              <m:rPr>
+                <m:sty m:val="p"/>
+              </m:rPr>
               <m:t>6</m:t>
             </m:r>
           </m:sub>
@@ -8751,9 +10698,15 @@
           <m:t>(</m:t>
         </m:r>
         <m:r>
+          <m:rPr>
+            <m:sty m:val="p"/>
+          </m:rPr>
           <m:t>O</m:t>
         </m:r>
         <m:r>
+          <m:rPr>
+            <m:sty m:val="p"/>
+          </m:rPr>
           <m:t>H</m:t>
         </m:r>
         <m:sSub>
@@ -8767,6 +10720,9 @@
           </m:e>
           <m:sub>
             <m:r>
+              <m:rPr>
+                <m:sty m:val="p"/>
+              </m:rPr>
               <m:t>4</m:t>
             </m:r>
           </m:sub>
@@ -8776,57 +10732,19 @@
         <w:rPr>
           <w:rFonts w:ascii="Times New Roman" w:hAnsi="Times New Roman" w:eastAsia="Times New Roman" w:cs="Times New Roman"/>
         </w:rPr>
-        <w:t xml:space="preserve">…</w:t>
-      </w:r>
-    </w:p>
-    <w:p>
-      <w:pPr>
-        <w:pStyle w:val="FirstParagraph"/>
-      </w:pPr>
-      <w:r>
-        <w:rPr>
-          <w:rFonts w:hint="eastAsia" w:ascii="Times New Roman" w:hAnsi="Times New Roman" w:eastAsia="FangSong" w:cs="Times New Roman"/>
-        </w:rPr>
-        <w:t xml:space="preserve">求下列体系的</w:t>
-      </w:r>
-      <w:r>
-        <w:rPr>
-          <w:rFonts w:ascii="Times New Roman" w:hAnsi="Times New Roman" w:eastAsia="Times New Roman" w:cs="Times New Roman"/>
-        </w:rPr>
-        <w:t xml:space="preserve"> </w:t>
-      </w:r>
-      <w:r>
-        <w:rPr>
-          <w:rFonts w:hint="eastAsia" w:ascii="Times New Roman" w:hAnsi="Times New Roman" w:eastAsia="Times New Roman" w:cs="Times New Roman"/>
-        </w:rPr>
-        <w:t>pH(</w:t>
-      </w:r>
-      <w:r>
-        <w:rPr>
-          <w:rFonts w:hint="eastAsia" w:ascii="Times New Roman" w:hAnsi="Times New Roman" w:eastAsia="FangSong" w:cs="Times New Roman"/>
-        </w:rPr>
-        <w:t>数据自查</w:t>
-      </w:r>
-      <w:r>
-        <w:rPr>
-          <w:rFonts w:hint="eastAsia" w:ascii="Times New Roman" w:hAnsi="Times New Roman" w:eastAsia="Times New Roman" w:cs="Times New Roman"/>
-        </w:rPr>
-        <w:t>):</w:t>
-      </w:r>
-    </w:p>
-    <w:p>
-      <w:pPr>
-        <w:pStyle w:val="Compact"/>
-        <w:numPr>
-          <w:ilvl w:val="0"/>
-          <w:numId w:val="1012"/>
-        </w:numPr>
-      </w:pPr>
-      <w:r>
-        <w:rPr>
-          <w:rFonts w:ascii="Times New Roman" w:hAnsi="Times New Roman" w:eastAsia="Times New Roman" w:cs="Times New Roman"/>
-        </w:rPr>
-        <w:t xml:space="preserve">0.10mol/L</w:t>
+        <w:t xml:space="preserve"> </w:t>
+      </w:r>
+      <w:r>
+        <w:rPr>
+          <w:rFonts w:hint="eastAsia" w:ascii="Times New Roman" w:hAnsi="Times New Roman" w:eastAsia="FangSong" w:cs="Times New Roman"/>
+        </w:rPr>
+        <w:t xml:space="preserve">和</w:t>
+      </w:r>
+      <w:r>
+        <w:rPr>
+          <w:rFonts w:ascii="Times New Roman" w:hAnsi="Times New Roman" w:eastAsia="Times New Roman" w:cs="Times New Roman"/>
+        </w:rPr>
+        <w:t xml:space="preserve"> 0.20 mol/L</w:t>
       </w:r>
       <w:r>
         <w:rPr>
@@ -8844,44 +10762,53 @@
           </m:ctrlPr>
         </m:oMathPr>
         <m:r>
+          <m:rPr>
+            <m:sty m:val="p"/>
+          </m:rPr>
           <m:t>N</m:t>
+        </m:r>
+        <m:r>
+          <m:rPr>
+            <m:sty m:val="p"/>
+          </m:rPr>
+          <m:t>a</m:t>
         </m:r>
         <m:sSub>
           <m:e>
             <m:r>
-              <m:t>a</m:t>
+              <m:rPr>
+                <m:sty m:val="p"/>
+              </m:rPr>
+              <m:t>B</m:t>
             </m:r>
           </m:e>
           <m:sub>
             <m:r>
-              <m:t>2</m:t>
+              <m:rPr>
+                <m:sty m:val="p"/>
+              </m:rPr>
+              <m:t>5</m:t>
             </m:r>
           </m:sub>
         </m:sSub>
         <m:sSub>
           <m:e>
             <m:r>
-              <m:t>B</m:t>
+              <m:rPr>
+                <m:sty m:val="p"/>
+              </m:rPr>
+              <m:t>O</m:t>
             </m:r>
           </m:e>
           <m:sub>
             <m:r>
-              <m:t>4</m:t>
+              <m:rPr>
+                <m:sty m:val="p"/>
+              </m:rPr>
+              <m:t>6</m:t>
             </m:r>
           </m:sub>
         </m:sSub>
-        <m:sSub>
-          <m:e>
-            <m:r>
-              <m:t>O</m:t>
-            </m:r>
-          </m:e>
-          <m:sub>
-            <m:r>
-              <m:t>6</m:t>
-            </m:r>
-          </m:sub>
-        </m:sSub>
         <m:r>
           <m:rPr>
             <m:sty m:val="p"/>
@@ -8889,9 +10816,15 @@
           <m:t>(</m:t>
         </m:r>
         <m:r>
+          <m:rPr>
+            <m:sty m:val="p"/>
+          </m:rPr>
           <m:t>O</m:t>
         </m:r>
         <m:r>
+          <m:rPr>
+            <m:sty m:val="p"/>
+          </m:rPr>
           <m:t>H</m:t>
         </m:r>
         <m:sSub>
@@ -8905,6 +10838,9 @@
           </m:e>
           <m:sub>
             <m:r>
+              <m:rPr>
+                <m:sty m:val="p"/>
+              </m:rPr>
               <m:t>4</m:t>
             </m:r>
           </m:sub>
@@ -8920,13 +10856,27 @@
         <w:rPr>
           <w:rFonts w:hint="eastAsia" w:ascii="Times New Roman" w:hAnsi="Times New Roman" w:eastAsia="FangSong" w:cs="Times New Roman"/>
         </w:rPr>
-        <w:t xml:space="preserve">和</w:t>
-      </w:r>
-      <w:r>
-        <w:rPr>
-          <w:rFonts w:ascii="Times New Roman" w:hAnsi="Times New Roman" w:eastAsia="Times New Roman" w:cs="Times New Roman"/>
-        </w:rPr>
-        <w:t xml:space="preserve"> 0.20mol/L</w:t>
+        <w:t>的混合物</w:t>
+      </w:r>
+      <w:r>
+        <w:rPr>
+          <w:rFonts w:hint="eastAsia" w:ascii="Times New Roman" w:hAnsi="Times New Roman" w:eastAsia="Times New Roman" w:cs="Times New Roman"/>
+        </w:rPr>
+        <w:t>；</w:t>
+      </w:r>
+    </w:p>
+    <w:p>
+      <w:pPr>
+        <w:numPr>
+          <w:ilvl w:val="0"/>
+          <w:numId w:val="1019"/>
+        </w:numPr>
+      </w:pPr>
+      <w:r>
+        <w:rPr>
+          <w:rFonts w:ascii="Times New Roman" w:hAnsi="Times New Roman" w:eastAsia="Times New Roman" w:cs="Times New Roman"/>
+        </w:rPr>
+        <w:t xml:space="preserve">0.10 mol/L</w:t>
       </w:r>
       <w:r>
         <w:rPr>
@@ -8944,50 +10894,38 @@
           </m:ctrlPr>
         </m:oMathPr>
         <m:r>
+          <m:rPr>
+            <m:sty m:val="p"/>
+          </m:rPr>
+          <m:t>(</m:t>
+        </m:r>
+        <m:r>
+          <m:rPr>
+            <m:sty m:val="p"/>
+          </m:rPr>
           <m:t>N</m:t>
-        </m:r>
-        <m:r>
-          <m:t>a</m:t>
         </m:r>
         <m:sSub>
           <m:e>
             <m:r>
-              <m:t>B</m:t>
+              <m:rPr>
+                <m:sty m:val="p"/>
+              </m:rPr>
+              <m:t>H</m:t>
             </m:r>
           </m:e>
           <m:sub>
             <m:r>
-              <m:t>5</m:t>
+              <m:rPr>
+                <m:sty m:val="p"/>
+              </m:rPr>
+              <m:t>4</m:t>
             </m:r>
           </m:sub>
         </m:sSub>
         <m:sSub>
           <m:e>
             <m:r>
-              <m:t>O</m:t>
-            </m:r>
-          </m:e>
-          <m:sub>
-            <m:r>
-              <m:t>6</m:t>
-            </m:r>
-          </m:sub>
-        </m:sSub>
-        <m:r>
-          <m:rPr>
-            <m:sty m:val="p"/>
-          </m:rPr>
-          <m:t>(</m:t>
-        </m:r>
-        <m:r>
-          <m:t>O</m:t>
-        </m:r>
-        <m:r>
-          <m:t>H</m:t>
-        </m:r>
-        <m:sSub>
-          <m:e>
-            <m:r>
               <m:rPr>
                 <m:sty m:val="p"/>
               </m:rPr>
@@ -8996,117 +10934,130 @@
           </m:e>
           <m:sub>
             <m:r>
-              <m:t>4</m:t>
+              <m:t>2</m:t>
+            </m:r>
+          </m:sub>
+        </m:sSub>
+        <m:r>
+          <m:rPr>
+            <m:sty m:val="p"/>
+          </m:rPr>
+          <m:t>S</m:t>
+        </m:r>
+        <m:sSub>
+          <m:e>
+            <m:r>
+              <m:rPr>
+                <m:sty m:val="p"/>
+              </m:rPr>
+              <m:t>O</m:t>
+            </m:r>
+          </m:e>
+          <m:sub>
+            <m:r>
+              <m:rPr>
+                <m:sty m:val="p"/>
+              </m:rPr>
+              <m:t>3</m:t>
             </m:r>
           </m:sub>
         </m:sSub>
       </m:oMath>
       <w:r>
         <w:rPr>
-          <w:rFonts w:ascii="Times New Roman" w:hAnsi="Times New Roman" w:eastAsia="Times New Roman" w:cs="Times New Roman"/>
-        </w:rPr>
-        <w:t xml:space="preserve"> </w:t>
-      </w:r>
-      <w:r>
-        <w:rPr>
-          <w:rFonts w:hint="eastAsia" w:ascii="Times New Roman" w:hAnsi="Times New Roman" w:eastAsia="FangSong" w:cs="Times New Roman"/>
-        </w:rPr>
-        <w:t>的混合物</w:t>
-      </w:r>
-      <w:r>
-        <w:rPr>
-          <w:rFonts w:hint="eastAsia" w:ascii="Times New Roman" w:hAnsi="Times New Roman" w:eastAsia="Times New Roman" w:cs="Times New Roman"/>
-        </w:rPr>
-        <w:t>；</w:t>
-      </w:r>
-      <w:r>
-        <w:rPr>
-          <w:rFonts w:ascii="Times New Roman" w:hAnsi="Times New Roman" w:eastAsia="Times New Roman" w:cs="Times New Roman"/>
-        </w:rPr>
-        <w:t xml:space="preserve"> </w:t>
-      </w:r>
-      <w:r>
-        <w:rPr>
-          <w:rFonts w:ascii="Times New Roman" w:hAnsi="Times New Roman" w:eastAsia="Times New Roman" w:cs="Times New Roman"/>
-        </w:rPr>
-        <w:t>2.0.10mol/L(NH</w:t>
-      </w:r>
-      <w:r>
-        <w:rPr>
-          <w:rFonts w:ascii="Times New Roman" w:hAnsi="Times New Roman" w:eastAsia="Times New Roman" w:cs="Times New Roman"/>
-          <w:vertAlign w:val="subscript"/>
-        </w:rPr>
-        <w:t>4</w:t>
-      </w:r>
-      <w:r>
-        <w:rPr>
-          <w:rFonts w:ascii="Times New Roman" w:hAnsi="Times New Roman" w:eastAsia="Times New Roman" w:cs="Times New Roman"/>
-        </w:rPr>
-        <w:t xml:space="preserve"> )</w:t>
-      </w:r>
-      <w:r>
-        <w:rPr>
-          <w:rFonts w:ascii="Times New Roman" w:hAnsi="Times New Roman" w:eastAsia="Times New Roman" w:cs="Times New Roman"/>
-          <w:vertAlign w:val="subscript"/>
-        </w:rPr>
-        <w:t>2</w:t>
-      </w:r>
-      <w:r>
-        <w:rPr>
-          <w:rFonts w:ascii="Times New Roman" w:hAnsi="Times New Roman" w:eastAsia="Times New Roman" w:cs="Times New Roman"/>
-        </w:rPr>
-        <w:t xml:space="preserve"> SO</w:t>
-      </w:r>
-      <w:r>
-        <w:rPr>
-          <w:rFonts w:ascii="Times New Roman" w:hAnsi="Times New Roman" w:eastAsia="Times New Roman" w:cs="Times New Roman"/>
-          <w:vertAlign w:val="subscript"/>
-        </w:rPr>
-        <w:t>3</w:t>
-      </w:r>
-      <w:r>
-        <w:rPr>
-          <w:rFonts w:ascii="Times New Roman" w:hAnsi="Times New Roman" w:eastAsia="Times New Roman" w:cs="Times New Roman"/>
-        </w:rPr>
-        <w:t xml:space="preserve"> ;</w:t>
-      </w:r>
-      <w:r>
-        <w:rPr>
-          <w:rFonts w:ascii="Times New Roman" w:hAnsi="Times New Roman" w:eastAsia="Times New Roman" w:cs="Times New Roman"/>
-        </w:rPr>
-        <w:t xml:space="preserve"> </w:t>
-      </w:r>
-      <w:r>
-        <w:rPr>
-          <w:rFonts w:ascii="Times New Roman" w:hAnsi="Times New Roman" w:eastAsia="Times New Roman" w:cs="Times New Roman"/>
-        </w:rPr>
-        <w:t>3.0.10mol/LNH</w:t>
-      </w:r>
-      <w:r>
-        <w:rPr>
-          <w:rFonts w:ascii="Times New Roman" w:hAnsi="Times New Roman" w:eastAsia="Times New Roman" w:cs="Times New Roman"/>
-          <w:vertAlign w:val="subscript"/>
-        </w:rPr>
-        <w:t>4</w:t>
-      </w:r>
-      <w:r>
-        <w:rPr>
-          <w:rFonts w:ascii="Times New Roman" w:hAnsi="Times New Roman" w:eastAsia="Times New Roman" w:cs="Times New Roman"/>
-        </w:rPr>
-        <w:t xml:space="preserve"> HSO</w:t>
-      </w:r>
-      <w:r>
-        <w:rPr>
-          <w:rFonts w:ascii="Times New Roman" w:hAnsi="Times New Roman" w:eastAsia="Times New Roman" w:cs="Times New Roman"/>
-          <w:vertAlign w:val="subscript"/>
-        </w:rPr>
-        <w:t>3</w:t>
-      </w:r>
-      <w:r>
-        <w:rPr>
-          <w:rFonts w:ascii="Times New Roman" w:hAnsi="Times New Roman" w:eastAsia="Times New Roman" w:cs="Times New Roman"/>
-        </w:rPr>
-        <w:t xml:space="preserve"> .</w:t>
+          <w:rFonts w:hint="eastAsia" w:ascii="Times New Roman" w:hAnsi="Times New Roman" w:eastAsia="Times New Roman" w:cs="Times New Roman"/>
+        </w:rPr>
+        <w:t xml:space="preserve">；</w:t>
+      </w:r>
+    </w:p>
+    <w:p>
+      <w:pPr>
+        <w:numPr>
+          <w:ilvl w:val="0"/>
+          <w:numId w:val="1019"/>
+        </w:numPr>
+      </w:pPr>
+      <w:r>
+        <w:rPr>
+          <w:rFonts w:ascii="Times New Roman" w:hAnsi="Times New Roman" w:eastAsia="Times New Roman" w:cs="Times New Roman"/>
+        </w:rPr>
+        <w:t xml:space="preserve">0.10 mol/L</w:t>
+      </w:r>
+      <w:r>
+        <w:rPr>
+          <w:rFonts w:ascii="Times New Roman" w:hAnsi="Times New Roman" w:eastAsia="Times New Roman" w:cs="Times New Roman"/>
+        </w:rPr>
+        <w:t xml:space="preserve"> </w:t>
+      </w:r>
+      <m:oMath>
+        <m:oMathPr>
+          <m:ctrlPr>
+            <w:rPr>
+              <w:sz w:val="28"/>
+              <w:szCs w:val="28"/>
+            </w:rPr>
+          </m:ctrlPr>
+        </m:oMathPr>
+        <m:r>
+          <m:rPr>
+            <m:sty m:val="p"/>
+          </m:rPr>
+          <m:t>N</m:t>
+        </m:r>
+        <m:sSub>
+          <m:e>
+            <m:r>
+              <m:rPr>
+                <m:sty m:val="p"/>
+              </m:rPr>
+              <m:t>H</m:t>
+            </m:r>
+          </m:e>
+          <m:sub>
+            <m:r>
+              <m:rPr>
+                <m:sty m:val="p"/>
+              </m:rPr>
+              <m:t>4</m:t>
+            </m:r>
+          </m:sub>
+        </m:sSub>
+        <m:r>
+          <m:rPr>
+            <m:sty m:val="p"/>
+          </m:rPr>
+          <m:t>H</m:t>
+        </m:r>
+        <m:r>
+          <m:rPr>
+            <m:sty m:val="p"/>
+          </m:rPr>
+          <m:t>S</m:t>
+        </m:r>
+        <m:sSub>
+          <m:e>
+            <m:r>
+              <m:rPr>
+                <m:sty m:val="p"/>
+              </m:rPr>
+              <m:t>O</m:t>
+            </m:r>
+          </m:e>
+          <m:sub>
+            <m:r>
+              <m:rPr>
+                <m:sty m:val="p"/>
+              </m:rPr>
+              <m:t>3</m:t>
+            </m:r>
+          </m:sub>
+        </m:sSub>
+      </m:oMath>
+      <w:r>
+        <w:rPr>
+          <w:rFonts w:ascii="Times New Roman" w:hAnsi="Times New Roman" w:eastAsia="Times New Roman" w:cs="Times New Roman"/>
+        </w:rPr>
+        <w:t xml:space="preserve">。</w:t>
       </w:r>
     </w:p>
     <w:p>
@@ -9119,8 +11070,8 @@
         </w:pict>
       </w:r>
     </w:p>
-    <w:bookmarkEnd w:id="50"/>
-    <w:bookmarkStart w:id="51" w:name="第19题"/>
+    <w:bookmarkEnd w:id="53"/>
+    <w:bookmarkStart w:id="54" w:name="第19题"/>
     <w:p>
       <w:pPr>
         <w:pStyle w:val="Heading3"/>
@@ -9148,6 +11099,7 @@
     <w:p>
       <w:pPr>
         <w:pStyle w:val="FirstParagraph"/>
+        <w:ind w:firstLine="420"/>
       </w:pPr>
       <w:r>
         <w:rPr>
@@ -10043,8 +11995,9 @@
         <w:pStyle w:val="Compact"/>
         <w:numPr>
           <w:ilvl w:val="0"/>
-          <w:numId w:val="1013"/>
+          <w:numId w:val="1020"/>
         </w:numPr>
+        <w:ind w:firstLine="420"/>
       </w:pPr>
       <w:r>
         <w:rPr>
@@ -10186,8 +12139,9 @@
         <w:pStyle w:val="Compact"/>
         <w:numPr>
           <w:ilvl w:val="0"/>
-          <w:numId w:val="1013"/>
+          <w:numId w:val="1020"/>
         </w:numPr>
+        <w:ind w:firstLine="420"/>
       </w:pPr>
       <w:r>
         <w:rPr>
@@ -10285,8 +12239,9 @@
         <w:pStyle w:val="Compact"/>
         <w:numPr>
           <w:ilvl w:val="0"/>
-          <w:numId w:val="1014"/>
+          <w:numId w:val="1021"/>
         </w:numPr>
+        <w:ind w:firstLine="420"/>
       </w:pPr>
       <w:r>
         <w:rPr>
@@ -10383,8 +12338,9 @@
         <w:pStyle w:val="Compact"/>
         <w:numPr>
           <w:ilvl w:val="0"/>
-          <w:numId w:val="1014"/>
+          <w:numId w:val="1021"/>
         </w:numPr>
+        <w:ind w:firstLine="420"/>
       </w:pPr>
       <w:r>
         <w:rPr>
@@ -10513,8 +12469,9 @@
         <w:pStyle w:val="Compact"/>
         <w:numPr>
           <w:ilvl w:val="0"/>
-          <w:numId w:val="1015"/>
+          <w:numId w:val="1022"/>
         </w:numPr>
+        <w:ind w:firstLine="420"/>
       </w:pPr>
       <w:r>
         <w:rPr>
@@ -10650,8 +12607,8 @@
         </w:pict>
       </w:r>
     </w:p>
-    <w:bookmarkEnd w:id="51"/>
-    <w:bookmarkStart w:id="52" w:name="第20题"/>
+    <w:bookmarkEnd w:id="54"/>
+    <w:bookmarkStart w:id="55" w:name="第20题"/>
     <w:p>
       <w:pPr>
         <w:pStyle w:val="Heading3"/>
@@ -10679,6 +12636,7 @@
     <w:p>
       <w:pPr>
         <w:pStyle w:val="FirstParagraph"/>
+        <w:ind w:firstLine="420"/>
       </w:pPr>
       <w:r>
         <w:rPr>
@@ -10868,8 +12826,8 @@
         </w:pict>
       </w:r>
     </w:p>
-    <w:bookmarkEnd w:id="52"/>
-    <w:bookmarkStart w:id="53" w:name="第21题"/>
+    <w:bookmarkEnd w:id="55"/>
+    <w:bookmarkStart w:id="56" w:name="第21题"/>
     <w:p>
       <w:pPr>
         <w:pStyle w:val="Heading3"/>
@@ -10897,6 +12855,7 @@
     <w:p>
       <w:pPr>
         <w:pStyle w:val="FirstParagraph"/>
+        <w:ind w:firstLine="420"/>
       </w:pPr>
       <w:r>
         <w:rPr>
@@ -11097,8 +13056,8 @@
         </w:pict>
       </w:r>
     </w:p>
-    <w:bookmarkEnd w:id="53"/>
-    <w:bookmarkStart w:id="54" w:name="第22题"/>
+    <w:bookmarkEnd w:id="56"/>
+    <w:bookmarkStart w:id="57" w:name="第22题"/>
     <w:p>
       <w:pPr>
         <w:pStyle w:val="Heading3"/>
@@ -11126,6 +13085,7 @@
     <w:p>
       <w:pPr>
         <w:pStyle w:val="FirstParagraph"/>
+        <w:ind w:firstLine="420"/>
       </w:pPr>
       <w:r>
         <w:rPr>
@@ -11214,7 +13174,12 @@
     </w:p>
     <w:p>
       <w:pPr>
-        <w:pStyle w:val="BodyText"/>
+        <w:pStyle w:val="Compact"/>
+        <w:numPr>
+          <w:ilvl w:val="0"/>
+          <w:numId w:val="1023"/>
+        </w:numPr>
+        <w:ind w:firstLine="420"/>
       </w:pPr>
       <w:r>
         <w:rPr>
@@ -11318,7 +13283,12 @@
     </w:p>
     <w:p>
       <w:pPr>
-        <w:pStyle w:val="BodyText"/>
+        <w:pStyle w:val="Compact"/>
+        <w:numPr>
+          <w:ilvl w:val="0"/>
+          <w:numId w:val="1023"/>
+        </w:numPr>
+        <w:ind w:firstLine="420"/>
       </w:pPr>
       <w:r>
         <w:rPr>
@@ -11335,7 +13305,12 @@
     </w:p>
     <w:p>
       <w:pPr>
-        <w:pStyle w:val="BodyText"/>
+        <w:pStyle w:val="Compact"/>
+        <w:numPr>
+          <w:ilvl w:val="0"/>
+          <w:numId w:val="1023"/>
+        </w:numPr>
+        <w:ind w:firstLine="420"/>
       </w:pPr>
       <w:r>
         <w:rPr>
@@ -11364,7 +13339,12 @@
     </w:p>
     <w:p>
       <w:pPr>
-        <w:pStyle w:val="BodyText"/>
+        <w:pStyle w:val="Compact"/>
+        <w:numPr>
+          <w:ilvl w:val="0"/>
+          <w:numId w:val="1023"/>
+        </w:numPr>
+        <w:ind w:firstLine="420"/>
       </w:pPr>
       <w:r>
         <w:rPr>
@@ -11389,8 +13369,8 @@
         </w:pict>
       </w:r>
     </w:p>
-    <w:bookmarkEnd w:id="54"/>
-    <w:bookmarkStart w:id="55" w:name="第23题"/>
+    <w:bookmarkEnd w:id="57"/>
+    <w:bookmarkStart w:id="58" w:name="第23题"/>
     <w:p>
       <w:pPr>
         <w:pStyle w:val="Heading3"/>
@@ -11418,6 +13398,7 @@
     <w:p>
       <w:pPr>
         <w:pStyle w:val="FirstParagraph"/>
+        <w:ind w:firstLine="420"/>
       </w:pPr>
       <w:r>
         <w:rPr>
@@ -11629,6 +13610,7 @@
     <w:p>
       <w:pPr>
         <w:pStyle w:val="BodyText"/>
+        <w:ind w:firstLine="420"/>
       </w:pPr>
       <w:r>
         <w:rPr>
@@ -11645,13 +13627,17 @@
     </w:p>
     <w:p>
       <w:pPr>
-        <w:pStyle w:val="BodyText"/>
-      </w:pPr>
-      <w:r>
-        <w:rPr>
-          <w:rFonts w:ascii="Times New Roman" w:hAnsi="Times New Roman" w:eastAsia="Times New Roman" w:cs="Times New Roman"/>
-        </w:rPr>
-        <w:t xml:space="preserve">6-1 A </w:t>
+        <w:numPr>
+          <w:ilvl w:val="0"/>
+          <w:numId w:val="1024"/>
+        </w:numPr>
+        <w:ind w:firstLine="420"/>
+      </w:pPr>
+      <w:r>
+        <w:rPr>
+          <w:rFonts w:ascii="Times New Roman" w:hAnsi="Times New Roman" w:eastAsia="Times New Roman" w:cs="Times New Roman"/>
+        </w:rPr>
+        <w:t xml:space="preserve">A </w:t>
       </w:r>
       <w:r>
         <w:rPr>
@@ -11663,19 +13649,17 @@
         <w:rPr>
           <w:rFonts w:ascii="Times New Roman" w:hAnsi="Times New Roman" w:eastAsia="Times New Roman" w:cs="Times New Roman"/>
         </w:rPr>
-        <w:t xml:space="preserve"> ____。</w:t>
+        <w:t xml:space="preserve"> ______。</w:t>
       </w:r>
     </w:p>
     <w:p>
       <w:pPr>
-        <w:pStyle w:val="BodyText"/>
-      </w:pPr>
-      <w:r>
-        <w:rPr>
-          <w:rFonts w:ascii="Times New Roman" w:hAnsi="Times New Roman" w:eastAsia="Times New Roman" w:cs="Times New Roman"/>
-        </w:rPr>
-        <w:t xml:space="preserve">6-2 </w:t>
-      </w:r>
+        <w:numPr>
+          <w:ilvl w:val="0"/>
+          <w:numId w:val="1024"/>
+        </w:numPr>
+        <w:ind w:firstLine="420"/>
+      </w:pPr>
       <w:r>
         <w:rPr>
           <w:rFonts w:hint="eastAsia" w:ascii="Times New Roman" w:hAnsi="Times New Roman" w:eastAsia="FangSong" w:cs="Times New Roman"/>
@@ -11704,7 +13688,7 @@
         <w:rPr>
           <w:rFonts w:hint="eastAsia" w:ascii="Times New Roman" w:hAnsi="Times New Roman" w:eastAsia="Times New Roman" w:cs="Times New Roman"/>
         </w:rPr>
-        <w:t xml:space="preserve">____；A</w:t>
+        <w:t xml:space="preserve">______；A</w:t>
       </w:r>
       <w:r>
         <w:rPr>
@@ -11722,19 +13706,17 @@
         <w:rPr>
           <w:rFonts w:ascii="Times New Roman" w:hAnsi="Times New Roman" w:eastAsia="Times New Roman" w:cs="Times New Roman"/>
         </w:rPr>
-        <w:t xml:space="preserve"> ____。</w:t>
+        <w:t xml:space="preserve"> ______。</w:t>
       </w:r>
     </w:p>
     <w:p>
       <w:pPr>
-        <w:pStyle w:val="BodyText"/>
-      </w:pPr>
-      <w:r>
-        <w:rPr>
-          <w:rFonts w:ascii="Times New Roman" w:hAnsi="Times New Roman" w:eastAsia="Times New Roman" w:cs="Times New Roman"/>
-        </w:rPr>
-        <w:t xml:space="preserve">6-3 </w:t>
-      </w:r>
+        <w:numPr>
+          <w:ilvl w:val="0"/>
+          <w:numId w:val="1024"/>
+        </w:numPr>
+        <w:ind w:firstLine="420"/>
+      </w:pPr>
       <w:r>
         <w:rPr>
           <w:rFonts w:hint="eastAsia" w:ascii="Times New Roman" w:hAnsi="Times New Roman" w:eastAsia="FangSong" w:cs="Times New Roman"/>
@@ -11830,19 +13812,17 @@
         <w:rPr>
           <w:rFonts w:ascii="Times New Roman" w:hAnsi="Times New Roman" w:eastAsia="Times New Roman" w:cs="Times New Roman"/>
         </w:rPr>
-        <w:t xml:space="preserve"> ____。</w:t>
+        <w:t xml:space="preserve"> ______。</w:t>
       </w:r>
     </w:p>
     <w:p>
       <w:pPr>
-        <w:pStyle w:val="BodyText"/>
-      </w:pPr>
-      <w:r>
-        <w:rPr>
-          <w:rFonts w:ascii="Times New Roman" w:hAnsi="Times New Roman" w:eastAsia="Times New Roman" w:cs="Times New Roman"/>
-        </w:rPr>
-        <w:t xml:space="preserve">6-4 </w:t>
-      </w:r>
+        <w:numPr>
+          <w:ilvl w:val="0"/>
+          <w:numId w:val="1024"/>
+        </w:numPr>
+        <w:ind w:firstLine="420"/>
+      </w:pPr>
       <w:r>
         <w:rPr>
           <w:rFonts w:hint="eastAsia" w:ascii="Times New Roman" w:hAnsi="Times New Roman" w:eastAsia="FangSong" w:cs="Times New Roman"/>
@@ -11877,11 +13857,17 @@
         <m:sSub>
           <m:e>
             <m:r>
+              <m:rPr>
+                <m:sty m:val="p"/>
+              </m:rPr>
               <m:t>H</m:t>
             </m:r>
           </m:e>
           <m:sub>
             <m:r>
+              <m:rPr>
+                <m:sty m:val="p"/>
+              </m:rPr>
               <m:t>2</m:t>
             </m:r>
           </m:sub>
@@ -11889,11 +13875,17 @@
         <m:sSub>
           <m:e>
             <m:r>
+              <m:rPr>
+                <m:sty m:val="p"/>
+              </m:rPr>
               <m:t>O</m:t>
             </m:r>
           </m:e>
           <m:sub>
             <m:r>
+              <m:rPr>
+                <m:sty m:val="p"/>
+              </m:rPr>
               <m:t>2</m:t>
             </m:r>
           </m:sub>
@@ -11999,18 +13991,13 @@
         <w:rPr>
           <w:rFonts w:hint="eastAsia" w:ascii="Times New Roman" w:hAnsi="Times New Roman" w:eastAsia="Times New Roman" w:cs="Times New Roman"/>
         </w:rPr>
-        <w:t>。</w:t>
-      </w:r>
-    </w:p>
-    <w:p>
-      <w:pPr>
-        <w:pStyle w:val="BodyText"/>
-      </w:pPr>
-      <w:r>
-        <w:rPr>
-          <w:rFonts w:ascii="Times New Roman" w:hAnsi="Times New Roman" w:eastAsia="Times New Roman" w:cs="Times New Roman"/>
-        </w:rPr>
-        <w:t xml:space="preserve">① </w:t>
+        <w:t>。①</w:t>
+      </w:r>
+      <w:r>
+        <w:rPr>
+          <w:rFonts w:ascii="Times New Roman" w:hAnsi="Times New Roman" w:eastAsia="Times New Roman" w:cs="Times New Roman"/>
+        </w:rPr>
+        <w:t xml:space="preserve"> </w:t>
       </w:r>
       <w:r>
         <w:rPr>
@@ -12077,8 +14064,8 @@
         </w:pict>
       </w:r>
     </w:p>
-    <w:bookmarkEnd w:id="55"/>
-    <w:bookmarkStart w:id="62" w:name="第24题"/>
+    <w:bookmarkEnd w:id="58"/>
+    <w:bookmarkStart w:id="65" w:name="第24题"/>
     <w:p>
       <w:pPr>
         <w:pStyle w:val="Heading3"/>
@@ -12107,6 +14094,7 @@
       <w:pPr>
         <w:pStyle w:val="FirstParagraph"/>
         <w:spacing w:after="80"/>
+        <w:ind w:firstLine="420"/>
       </w:pPr>
       <w:r>
         <w:rPr>
@@ -12175,6 +14163,15 @@
         <w:tblW w:type="pct" w:w="5000"/>
         <w:tblLayout w:type="fixed"/>
         <w:tblLook w:firstRow="1" w:lastRow="0" w:firstColumn="0" w:lastColumn="0" w:noHBand="0" w:noVBand="0" w:val="0020"/>
+        <w:jc w:val="center"/>
+        <w:tblBorders>
+          <w:top w:val="single" w:sz="12" w:space="0" w:color="333333"/>
+          <w:bottom w:val="single" w:sz="12" w:space="0" w:color="333333"/>
+          <w:left w:val="none"/>
+          <w:right w:val="none"/>
+          <w:insideH w:val="none"/>
+          <w:insideV w:val="none"/>
+        </w:tblBorders>
       </w:tblPr>
       <w:tblGrid>
         <w:gridCol w:w="1980"/>
@@ -12187,7 +14184,11 @@
           <w:tblHeader w:val="on"/>
         </w:trPr>
         <w:tc>
-          <w:tcPr/>
+          <w:tcPr>
+            <w:tcBorders>
+              <w:bottom w:val="single" w:sz="6" w:space="0" w:color="333333"/>
+            </w:tcBorders>
+          </w:tcPr>
           <w:p>
             <w:pPr>
               <w:pStyle w:val="Compact"/>
@@ -12203,7 +14204,11 @@
           </w:p>
         </w:tc>
         <w:tc>
-          <w:tcPr/>
+          <w:tcPr>
+            <w:tcBorders>
+              <w:bottom w:val="single" w:sz="6" w:space="0" w:color="333333"/>
+            </w:tcBorders>
+          </w:tcPr>
           <w:p>
             <w:pPr>
               <w:pStyle w:val="Compact"/>
@@ -12219,7 +14224,11 @@
           </w:p>
         </w:tc>
         <w:tc>
-          <w:tcPr/>
+          <w:tcPr>
+            <w:tcBorders>
+              <w:bottom w:val="single" w:sz="6" w:space="0" w:color="333333"/>
+            </w:tcBorders>
+          </w:tcPr>
           <w:p>
             <w:pPr>
               <w:pStyle w:val="Compact"/>
@@ -12235,7 +14244,11 @@
           </w:p>
         </w:tc>
         <w:tc>
-          <w:tcPr/>
+          <w:tcPr>
+            <w:tcBorders>
+              <w:bottom w:val="single" w:sz="6" w:space="0" w:color="333333"/>
+            </w:tcBorders>
+          </w:tcPr>
           <w:p>
             <w:pPr>
               <w:pStyle w:val="Compact"/>
@@ -12692,18 +14705,18 @@
           <wp:inline>
             <wp:extent cx="3600000" cy="1459458"/>
             <wp:effectExtent b="0" l="0" r="0" t="0"/>
-            <wp:docPr descr="" title="" id="57" name="Picture"/>
+            <wp:docPr descr="" title="" id="60" name="Picture"/>
             <a:graphic>
               <a:graphicData uri="http://schemas.openxmlformats.org/drawingml/2006/picture">
                 <pic:pic>
                   <pic:nvPicPr>
-                    <pic:cNvPr descr="95933515f76a0f59260abc5f1560cfa345890b6d71e6fe661684d05ec844cbdf.jpg" id="58" name="Picture"/>
+                    <pic:cNvPr descr="95933515f76a0f59260abc5f1560cfa345890b6d71e6fe661684d05ec844cbdf.jpg" id="61" name="Picture"/>
                     <pic:cNvPicPr>
                       <a:picLocks noChangeArrowheads="1" noChangeAspect="1"/>
                     </pic:cNvPicPr>
                   </pic:nvPicPr>
                   <pic:blipFill>
-                    <a:blip r:embed="rId56"/>
+                    <a:blip r:embed="rId59"/>
                     <a:stretch>
                       <a:fillRect/>
                     </a:stretch>
@@ -12733,6 +14746,29 @@
     <w:p>
       <w:pPr>
         <w:pStyle w:val="BodyText"/>
+        <w:ind w:firstLine="420"/>
+      </w:pPr>
+      <w:r>
+        <w:rPr>
+          <w:rFonts w:ascii="Times New Roman" w:hAnsi="Times New Roman" w:eastAsia="Times New Roman" w:cs="Times New Roman"/>
+          <w:i/>
+          <w:iCs/>
+        </w:rPr>
+        <w:t xml:space="preserve">E171 </w:t>
+      </w:r>
+      <w:r>
+        <w:rPr>
+          <w:rFonts w:hint="eastAsia" w:ascii="Times New Roman" w:hAnsi="Times New Roman" w:eastAsia="FangSong" w:cs="Times New Roman"/>
+          <w:i/>
+          <w:iCs/>
+        </w:rPr>
+        <w:t xml:space="preserve">的制备流程图</w:t>
+      </w:r>
+    </w:p>
+    <w:p>
+      <w:pPr>
+        <w:pStyle w:val="BodyText"/>
+        <w:ind w:firstLine="420"/>
       </w:pPr>
       <w:r>
         <w:rPr>
@@ -12744,13 +14780,19 @@
         <w:rPr>
           <w:rFonts w:ascii="Times New Roman" w:hAnsi="Times New Roman" w:eastAsia="Times New Roman" w:cs="Times New Roman"/>
         </w:rPr>
-        <w:t xml:space="preserve"> </w:t>
-      </w:r>
-      <w:r>
-        <w:rPr>
-          <w:rFonts w:hint="eastAsia" w:ascii="Times New Roman" w:hAnsi="Times New Roman" w:eastAsia="Times New Roman" w:cs="Times New Roman"/>
-        </w:rPr>
-        <w:t>E171（</w:t>
+        <w:t xml:space="preserve"> E171 </w:t>
+      </w:r>
+      <w:r>
+        <w:rPr>
+          <w:rFonts w:hint="eastAsia" w:ascii="Times New Roman" w:hAnsi="Times New Roman" w:eastAsia="FangSong" w:cs="Times New Roman"/>
+        </w:rPr>
+        <w:t>的晶胞</w:t>
+      </w:r>
+      <w:r>
+        <w:rPr>
+          <w:rFonts w:hint="eastAsia" w:ascii="Times New Roman" w:hAnsi="Times New Roman" w:eastAsia="Times New Roman" w:cs="Times New Roman"/>
+        </w:rPr>
+        <w:t>（</w:t>
       </w:r>
       <w:r>
         <w:rPr>
@@ -12811,6 +14853,9 @@
           <m:t>,</m:t>
         </m:r>
         <m:r>
+          <m:t> </m:t>
+        </m:r>
+        <m:r>
           <m:t>c</m:t>
         </m:r>
         <m:r>
@@ -12837,6 +14882,9 @@
             <m:sty m:val="p"/>
           </m:rPr>
           <m:t>,</m:t>
+        </m:r>
+        <m:r>
+          <m:t> </m:t>
         </m:r>
         <m:r>
           <m:t>α</m:t>
@@ -12887,6 +14935,9 @@
           <m:t>,</m:t>
         </m:r>
         <m:r>
+          <m:t> </m:t>
+        </m:r>
+        <m:r>
           <m:t>ρ</m:t>
         </m:r>
         <m:r>
@@ -12945,13 +14996,31 @@
         <w:rPr>
           <w:rFonts w:hint="eastAsia" w:ascii="Times New Roman" w:hAnsi="Times New Roman" w:eastAsia="Times New Roman" w:cs="Times New Roman"/>
         </w:rPr>
-        <w:t>）</w:t>
-      </w:r>
-      <w:r>
-        <w:rPr>
-          <w:rFonts w:hint="eastAsia" w:ascii="Times New Roman" w:hAnsi="Times New Roman" w:eastAsia="FangSong" w:cs="Times New Roman"/>
-        </w:rPr>
-        <w:t>的</w:t>
+        <w:t>，</w:t>
+      </w:r>
+      <w:r>
+        <w:rPr>
+          <w:rFonts w:hint="eastAsia" w:ascii="Times New Roman" w:hAnsi="Times New Roman" w:eastAsia="FangSong" w:cs="Times New Roman"/>
+        </w:rPr>
+        <w:t>灰球为</w:t>
+      </w:r>
+      <w:r>
+        <w:rPr>
+          <w:rFonts w:ascii="Times New Roman" w:hAnsi="Times New Roman" w:eastAsia="Times New Roman" w:cs="Times New Roman"/>
+        </w:rPr>
+        <w:t xml:space="preserve"> Y </w:t>
+      </w:r>
+      <w:r>
+        <w:rPr>
+          <w:rFonts w:hint="eastAsia" w:ascii="Times New Roman" w:hAnsi="Times New Roman" w:eastAsia="FangSong" w:cs="Times New Roman"/>
+        </w:rPr>
+        <w:t>原子</w:t>
+      </w:r>
+      <w:r>
+        <w:rPr>
+          <w:rFonts w:hint="eastAsia" w:ascii="Times New Roman" w:hAnsi="Times New Roman" w:eastAsia="Times New Roman" w:cs="Times New Roman"/>
+        </w:rPr>
+        <w:t>）。</w:t>
       </w:r>
     </w:p>
     <w:p>
@@ -12968,18 +15037,18 @@
           <wp:inline>
             <wp:extent cx="3048000" cy="2019300"/>
             <wp:effectExtent b="0" l="0" r="0" t="0"/>
-            <wp:docPr descr="" title="" id="60" name="Picture"/>
+            <wp:docPr descr="" title="" id="63" name="Picture"/>
             <a:graphic>
               <a:graphicData uri="http://schemas.openxmlformats.org/drawingml/2006/picture">
                 <pic:pic>
                   <pic:nvPicPr>
-                    <pic:cNvPr descr="b5e3c29a5d7e6967c0cf15a434ac59460a876449a104130f29fe58ef509aff0c.jpg" id="61" name="Picture"/>
+                    <pic:cNvPr descr="b5e3c29a5d7e6967c0cf15a434ac59460a876449a104130f29fe58ef509aff0c.jpg" id="64" name="Picture"/>
                     <pic:cNvPicPr>
                       <a:picLocks noChangeArrowheads="1" noChangeAspect="1"/>
                     </pic:cNvPicPr>
                   </pic:nvPicPr>
                   <pic:blipFill>
-                    <a:blip r:embed="rId59"/>
+                    <a:blip r:embed="rId62"/>
                     <a:stretch>
                       <a:fillRect/>
                     </a:stretch>
@@ -13008,238 +15077,162 @@
     </w:p>
     <w:p>
       <w:pPr>
-        <w:pStyle w:val="BodyText"/>
-      </w:pPr>
-      <w:r>
-        <w:rPr>
-          <w:rFonts w:hint="eastAsia" w:ascii="Times New Roman" w:hAnsi="Times New Roman" w:eastAsia="Times New Roman" w:cs="Times New Roman"/>
-        </w:rPr>
-        <w:t>（</w:t>
-      </w:r>
-      <w:r>
-        <w:rPr>
-          <w:rFonts w:hint="eastAsia" w:ascii="Times New Roman" w:hAnsi="Times New Roman" w:eastAsia="FangSong" w:cs="Times New Roman"/>
-        </w:rPr>
-        <w:t>灰球</w:t>
-      </w:r>
-      <w:r>
-        <w:rPr>
-          <w:rFonts w:hint="eastAsia" w:ascii="Times New Roman" w:hAnsi="Times New Roman" w:eastAsia="Times New Roman" w:cs="Times New Roman"/>
-        </w:rPr>
-        <w:t>●</w:t>
-      </w:r>
-      <w:r>
-        <w:rPr>
-          <w:rFonts w:hint="eastAsia" w:ascii="Times New Roman" w:hAnsi="Times New Roman" w:eastAsia="FangSong" w:cs="Times New Roman"/>
-        </w:rPr>
-        <w:t>为</w:t>
-      </w:r>
-      <w:r>
-        <w:rPr>
-          <w:rFonts w:hint="eastAsia" w:ascii="Times New Roman" w:hAnsi="Times New Roman" w:eastAsia="Times New Roman" w:cs="Times New Roman"/>
-        </w:rPr>
-        <w:t>Y</w:t>
-      </w:r>
-      <w:r>
-        <w:rPr>
-          <w:rFonts w:hint="eastAsia" w:ascii="Times New Roman" w:hAnsi="Times New Roman" w:eastAsia="FangSong" w:cs="Times New Roman"/>
-        </w:rPr>
-        <w:t>原子</w:t>
-      </w:r>
-      <w:r>
-        <w:rPr>
-          <w:rFonts w:hint="eastAsia" w:ascii="Times New Roman" w:hAnsi="Times New Roman" w:eastAsia="Times New Roman" w:cs="Times New Roman"/>
-        </w:rPr>
-        <w:t>）</w:t>
+        <w:numPr>
+          <w:ilvl w:val="0"/>
+          <w:numId w:val="1025"/>
+        </w:numPr>
+        <w:ind w:firstLine="420"/>
+      </w:pPr>
+      <w:r>
+        <w:rPr>
+          <w:rFonts w:hint="eastAsia" w:ascii="Times New Roman" w:hAnsi="Times New Roman" w:eastAsia="FangSong" w:cs="Times New Roman"/>
+        </w:rPr>
+        <w:t>利用给出的晶胞参数</w:t>
+      </w:r>
+      <w:r>
+        <w:rPr>
+          <w:rFonts w:hint="eastAsia" w:ascii="Times New Roman" w:hAnsi="Times New Roman" w:eastAsia="Times New Roman" w:cs="Times New Roman"/>
+        </w:rPr>
+        <w:t>，</w:t>
+      </w:r>
+      <w:r>
+        <w:rPr>
+          <w:rFonts w:hint="eastAsia" w:ascii="Times New Roman" w:hAnsi="Times New Roman" w:eastAsia="FangSong" w:cs="Times New Roman"/>
+        </w:rPr>
+        <w:t>列式计算</w:t>
+      </w:r>
+      <w:r>
+        <w:rPr>
+          <w:rFonts w:ascii="Times New Roman" w:hAnsi="Times New Roman" w:eastAsia="Times New Roman" w:cs="Times New Roman"/>
+        </w:rPr>
+        <w:t xml:space="preserve"> E171 </w:t>
+      </w:r>
+      <w:r>
+        <w:rPr>
+          <w:rFonts w:hint="eastAsia" w:ascii="Times New Roman" w:hAnsi="Times New Roman" w:eastAsia="FangSong" w:cs="Times New Roman"/>
+        </w:rPr>
+        <w:t>中最小重复单元的化学式的摩尔质量</w:t>
+      </w:r>
+      <w:r>
+        <w:rPr>
+          <w:rFonts w:hint="eastAsia" w:ascii="Times New Roman" w:hAnsi="Times New Roman" w:eastAsia="Times New Roman" w:cs="Times New Roman"/>
+        </w:rPr>
+        <w:t>。</w:t>
       </w:r>
     </w:p>
     <w:p>
       <w:pPr>
-        <w:pStyle w:val="BodyText"/>
-      </w:pPr>
-      <w:r>
-        <w:rPr>
-          <w:rFonts w:hint="eastAsia" w:ascii="Times New Roman" w:hAnsi="Times New Roman" w:eastAsia="FangSong" w:cs="Times New Roman"/>
-        </w:rPr>
-        <w:t>第</w:t>
-      </w:r>
-      <w:r>
-        <w:rPr>
-          <w:rFonts w:hint="eastAsia" w:ascii="Times New Roman" w:hAnsi="Times New Roman" w:eastAsia="Times New Roman" w:cs="Times New Roman"/>
-        </w:rPr>
-        <w:t>8</w:t>
-      </w:r>
-      <w:r>
-        <w:rPr>
-          <w:rFonts w:hint="eastAsia" w:ascii="Times New Roman" w:hAnsi="Times New Roman" w:eastAsia="FangSong" w:cs="Times New Roman"/>
-        </w:rPr>
-        <w:t>题图</w:t>
+        <w:numPr>
+          <w:ilvl w:val="0"/>
+          <w:numId w:val="1025"/>
+        </w:numPr>
+        <w:ind w:firstLine="420"/>
+      </w:pPr>
+      <w:r>
+        <w:rPr>
+          <w:rFonts w:hint="eastAsia" w:ascii="Times New Roman" w:hAnsi="Times New Roman" w:eastAsia="FangSong" w:cs="Times New Roman"/>
+        </w:rPr>
+        <w:t xml:space="preserve">确定</w:t>
+      </w:r>
+      <w:r>
+        <w:rPr>
+          <w:rFonts w:ascii="Times New Roman" w:hAnsi="Times New Roman" w:eastAsia="Times New Roman" w:cs="Times New Roman"/>
+        </w:rPr>
+        <w:t xml:space="preserve"> B、D </w:t>
+      </w:r>
+      <w:r>
+        <w:rPr>
+          <w:rFonts w:hint="eastAsia" w:ascii="Times New Roman" w:hAnsi="Times New Roman" w:eastAsia="FangSong" w:cs="Times New Roman"/>
+        </w:rPr>
+        <w:t>的化学式</w:t>
+      </w:r>
+      <w:r>
+        <w:rPr>
+          <w:rFonts w:hint="eastAsia" w:ascii="Times New Roman" w:hAnsi="Times New Roman" w:eastAsia="Times New Roman" w:cs="Times New Roman"/>
+        </w:rPr>
+        <w:t>，</w:t>
+      </w:r>
+      <w:r>
+        <w:rPr>
+          <w:rFonts w:hint="eastAsia" w:ascii="Times New Roman" w:hAnsi="Times New Roman" w:eastAsia="FangSong" w:cs="Times New Roman"/>
+        </w:rPr>
+        <w:t>以及</w:t>
+      </w:r>
+      <w:r>
+        <w:rPr>
+          <w:rFonts w:ascii="Times New Roman" w:hAnsi="Times New Roman" w:eastAsia="Times New Roman" w:cs="Times New Roman"/>
+        </w:rPr>
+        <w:t xml:space="preserve"> E500(II)、E171 </w:t>
+      </w:r>
+      <w:r>
+        <w:rPr>
+          <w:rFonts w:hint="eastAsia" w:ascii="Times New Roman" w:hAnsi="Times New Roman" w:eastAsia="FangSong" w:cs="Times New Roman"/>
+        </w:rPr>
+        <w:t xml:space="preserve">和</w:t>
+      </w:r>
+      <w:r>
+        <w:rPr>
+          <w:rFonts w:ascii="Times New Roman" w:hAnsi="Times New Roman" w:eastAsia="Times New Roman" w:cs="Times New Roman"/>
+        </w:rPr>
+        <w:t xml:space="preserve"> N </w:t>
+      </w:r>
+      <w:r>
+        <w:rPr>
+          <w:rFonts w:hint="eastAsia" w:ascii="Times New Roman" w:hAnsi="Times New Roman" w:eastAsia="FangSong" w:cs="Times New Roman"/>
+        </w:rPr>
+        <w:t>的化学式</w:t>
+      </w:r>
+      <w:r>
+        <w:rPr>
+          <w:rFonts w:hint="eastAsia" w:ascii="Times New Roman" w:hAnsi="Times New Roman" w:eastAsia="Times New Roman" w:cs="Times New Roman"/>
+        </w:rPr>
+        <w:t>。</w:t>
+      </w:r>
+      <w:r>
+        <w:rPr>
+          <w:rFonts w:hint="eastAsia" w:ascii="Times New Roman" w:hAnsi="Times New Roman" w:eastAsia="FangSong" w:cs="Times New Roman"/>
+        </w:rPr>
+        <w:t>注</w:t>
+      </w:r>
+      <w:r>
+        <w:rPr>
+          <w:rFonts w:hint="eastAsia" w:ascii="Times New Roman" w:hAnsi="Times New Roman" w:eastAsia="Times New Roman" w:cs="Times New Roman"/>
+        </w:rPr>
+        <w:t>：</w:t>
+      </w:r>
+      <w:r>
+        <w:rPr>
+          <w:rFonts w:hint="eastAsia" w:ascii="Times New Roman" w:hAnsi="Times New Roman" w:eastAsia="FangSong" w:cs="Times New Roman"/>
+        </w:rPr>
+        <w:t>标准状态下</w:t>
+      </w:r>
+      <w:r>
+        <w:rPr>
+          <w:rFonts w:ascii="Times New Roman" w:hAnsi="Times New Roman" w:eastAsia="Times New Roman" w:cs="Times New Roman"/>
+        </w:rPr>
+        <w:t xml:space="preserve"> D </w:t>
+      </w:r>
+      <w:r>
+        <w:rPr>
+          <w:rFonts w:hint="eastAsia" w:ascii="Times New Roman" w:hAnsi="Times New Roman" w:eastAsia="FangSong" w:cs="Times New Roman"/>
+        </w:rPr>
+        <w:t>是一种液体</w:t>
+      </w:r>
+      <w:r>
+        <w:rPr>
+          <w:rFonts w:hint="eastAsia" w:ascii="Times New Roman" w:hAnsi="Times New Roman" w:eastAsia="Times New Roman" w:cs="Times New Roman"/>
+        </w:rPr>
+        <w:t>。</w:t>
       </w:r>
     </w:p>
     <w:p>
       <w:pPr>
-        <w:pStyle w:val="BodyText"/>
-      </w:pPr>
-      <w:r>
-        <w:rPr>
-          <w:rFonts w:ascii="Times New Roman" w:hAnsi="Times New Roman" w:eastAsia="Times New Roman" w:cs="Times New Roman"/>
-        </w:rPr>
-        <w:t xml:space="preserve">8-1 </w:t>
-      </w:r>
-      <w:r>
-        <w:rPr>
-          <w:rFonts w:hint="eastAsia" w:ascii="Times New Roman" w:hAnsi="Times New Roman" w:eastAsia="FangSong" w:cs="Times New Roman"/>
-        </w:rPr>
-        <w:t>利用给出的晶胞参数</w:t>
-      </w:r>
-      <w:r>
-        <w:rPr>
-          <w:rFonts w:hint="eastAsia" w:ascii="Times New Roman" w:hAnsi="Times New Roman" w:eastAsia="Times New Roman" w:cs="Times New Roman"/>
-        </w:rPr>
-        <w:t>，</w:t>
-      </w:r>
-      <w:r>
-        <w:rPr>
-          <w:rFonts w:hint="eastAsia" w:ascii="Times New Roman" w:hAnsi="Times New Roman" w:eastAsia="FangSong" w:cs="Times New Roman"/>
-        </w:rPr>
-        <w:t>列式计算</w:t>
-      </w:r>
-      <w:r>
-        <w:rPr>
-          <w:rFonts w:ascii="Times New Roman" w:hAnsi="Times New Roman" w:eastAsia="Times New Roman" w:cs="Times New Roman"/>
-        </w:rPr>
-        <w:t xml:space="preserve"> E171 </w:t>
-      </w:r>
-      <w:r>
-        <w:rPr>
-          <w:rFonts w:hint="eastAsia" w:ascii="Times New Roman" w:hAnsi="Times New Roman" w:eastAsia="FangSong" w:cs="Times New Roman"/>
-        </w:rPr>
-        <w:t>中最小重复单元的化学式的摩尔质量</w:t>
-      </w:r>
-      <w:r>
-        <w:rPr>
-          <w:rFonts w:hint="eastAsia" w:ascii="Times New Roman" w:hAnsi="Times New Roman" w:eastAsia="Times New Roman" w:cs="Times New Roman"/>
-        </w:rPr>
-        <w:t>。</w:t>
-      </w:r>
-    </w:p>
-    <w:p>
-      <w:pPr>
-        <w:pStyle w:val="BodyText"/>
-      </w:pPr>
-      <w:r>
-        <w:rPr>
-          <w:rFonts w:ascii="Times New Roman" w:hAnsi="Times New Roman" w:eastAsia="Times New Roman" w:cs="Times New Roman"/>
-        </w:rPr>
-        <w:t xml:space="preserve">8-2 </w:t>
-      </w:r>
-      <w:r>
-        <w:rPr>
-          <w:rFonts w:hint="eastAsia" w:ascii="Times New Roman" w:hAnsi="Times New Roman" w:eastAsia="FangSong" w:cs="Times New Roman"/>
-        </w:rPr>
-        <w:t xml:space="preserve">确定</w:t>
-      </w:r>
-      <w:r>
-        <w:rPr>
-          <w:rFonts w:ascii="Times New Roman" w:hAnsi="Times New Roman" w:eastAsia="Times New Roman" w:cs="Times New Roman"/>
-        </w:rPr>
-        <w:t xml:space="preserve"> B、D </w:t>
-      </w:r>
-      <w:r>
-        <w:rPr>
-          <w:rFonts w:hint="eastAsia" w:ascii="Times New Roman" w:hAnsi="Times New Roman" w:eastAsia="FangSong" w:cs="Times New Roman"/>
-        </w:rPr>
-        <w:t>的化学式</w:t>
-      </w:r>
-      <w:r>
-        <w:rPr>
-          <w:rFonts w:hint="eastAsia" w:ascii="Times New Roman" w:hAnsi="Times New Roman" w:eastAsia="Times New Roman" w:cs="Times New Roman"/>
-        </w:rPr>
-        <w:t>，</w:t>
-      </w:r>
-      <w:r>
-        <w:rPr>
-          <w:rFonts w:hint="eastAsia" w:ascii="Times New Roman" w:hAnsi="Times New Roman" w:eastAsia="FangSong" w:cs="Times New Roman"/>
-        </w:rPr>
-        <w:t>以及</w:t>
-      </w:r>
-      <w:r>
-        <w:rPr>
-          <w:rFonts w:ascii="Times New Roman" w:hAnsi="Times New Roman" w:eastAsia="Times New Roman" w:cs="Times New Roman"/>
-        </w:rPr>
-        <w:t xml:space="preserve"> E500(II)、E171 </w:t>
-      </w:r>
-      <w:r>
-        <w:rPr>
-          <w:rFonts w:hint="eastAsia" w:ascii="Times New Roman" w:hAnsi="Times New Roman" w:eastAsia="FangSong" w:cs="Times New Roman"/>
-        </w:rPr>
-        <w:t xml:space="preserve">和</w:t>
-      </w:r>
-      <w:r>
-        <w:rPr>
-          <w:rFonts w:ascii="Times New Roman" w:hAnsi="Times New Roman" w:eastAsia="Times New Roman" w:cs="Times New Roman"/>
-        </w:rPr>
-        <w:t xml:space="preserve"> N </w:t>
-      </w:r>
-      <w:r>
-        <w:rPr>
-          <w:rFonts w:hint="eastAsia" w:ascii="Times New Roman" w:hAnsi="Times New Roman" w:eastAsia="FangSong" w:cs="Times New Roman"/>
-        </w:rPr>
-        <w:t>的化学式</w:t>
-      </w:r>
-      <w:r>
-        <w:rPr>
-          <w:rFonts w:hint="eastAsia" w:ascii="Times New Roman" w:hAnsi="Times New Roman" w:eastAsia="Times New Roman" w:cs="Times New Roman"/>
-        </w:rPr>
-        <w:t>。</w:t>
-      </w:r>
-      <w:r>
-        <w:rPr>
-          <w:rFonts w:hint="eastAsia" w:ascii="Times New Roman" w:hAnsi="Times New Roman" w:eastAsia="FangSong" w:cs="Times New Roman"/>
-        </w:rPr>
-        <w:t>注</w:t>
-      </w:r>
-      <w:r>
-        <w:rPr>
-          <w:rFonts w:hint="eastAsia" w:ascii="Times New Roman" w:hAnsi="Times New Roman" w:eastAsia="Times New Roman" w:cs="Times New Roman"/>
-        </w:rPr>
-        <w:t>：</w:t>
-      </w:r>
-      <w:r>
-        <w:rPr>
-          <w:rFonts w:hint="eastAsia" w:ascii="Times New Roman" w:hAnsi="Times New Roman" w:eastAsia="FangSong" w:cs="Times New Roman"/>
-        </w:rPr>
-        <w:t>标准状态下</w:t>
-      </w:r>
-      <w:r>
-        <w:rPr>
-          <w:rFonts w:ascii="Times New Roman" w:hAnsi="Times New Roman" w:eastAsia="Times New Roman" w:cs="Times New Roman"/>
-        </w:rPr>
-        <w:t xml:space="preserve"> D </w:t>
-      </w:r>
-      <w:r>
-        <w:rPr>
-          <w:rFonts w:hint="eastAsia" w:ascii="Times New Roman" w:hAnsi="Times New Roman" w:eastAsia="FangSong" w:cs="Times New Roman"/>
-        </w:rPr>
-        <w:t>是一种液体</w:t>
-      </w:r>
-      <w:r>
-        <w:rPr>
-          <w:rFonts w:hint="eastAsia" w:ascii="Times New Roman" w:hAnsi="Times New Roman" w:eastAsia="Times New Roman" w:cs="Times New Roman"/>
-        </w:rPr>
-        <w:t>。</w:t>
-      </w:r>
-    </w:p>
-    <w:p>
-      <w:pPr>
-        <w:pStyle w:val="BodyText"/>
-      </w:pPr>
-      <w:r>
-        <w:rPr>
-          <w:rFonts w:ascii="Times New Roman" w:hAnsi="Times New Roman" w:eastAsia="Times New Roman" w:cs="Times New Roman"/>
-        </w:rPr>
-        <w:t xml:space="preserve">8-3 </w:t>
-      </w:r>
+        <w:numPr>
+          <w:ilvl w:val="0"/>
+          <w:numId w:val="1025"/>
+        </w:numPr>
+        <w:ind w:firstLine="420"/>
+      </w:pPr>
       <w:r>
         <w:rPr>
           <w:rFonts w:hint="eastAsia" w:ascii="Times New Roman" w:hAnsi="Times New Roman" w:eastAsia="FangSong" w:cs="Times New Roman"/>
@@ -13376,19 +15369,17 @@
     </w:p>
     <w:p>
       <w:pPr>
-        <w:pStyle w:val="BodyText"/>
-      </w:pPr>
-      <w:r>
-        <w:rPr>
-          <w:rFonts w:ascii="Times New Roman" w:hAnsi="Times New Roman" w:eastAsia="Times New Roman" w:cs="Times New Roman"/>
-        </w:rPr>
-        <w:t xml:space="preserve">8-4 </w:t>
-      </w:r>
-      <w:r>
-        <w:rPr>
-          <w:rFonts w:hint="eastAsia" w:ascii="Times New Roman" w:hAnsi="Times New Roman" w:eastAsia="Times New Roman" w:cs="Times New Roman"/>
-        </w:rPr>
-        <w:t>E450(I)、E500(II)</w:t>
+        <w:numPr>
+          <w:ilvl w:val="0"/>
+          <w:numId w:val="1025"/>
+        </w:numPr>
+        <w:ind w:firstLine="420"/>
+      </w:pPr>
+      <w:r>
+        <w:rPr>
+          <w:rFonts w:ascii="Times New Roman" w:hAnsi="Times New Roman" w:eastAsia="Times New Roman" w:cs="Times New Roman"/>
+        </w:rPr>
+        <w:t xml:space="preserve">E450(I)、E500(II) </w:t>
       </w:r>
       <w:r>
         <w:rPr>
@@ -13437,8 +15428,8 @@
         </w:pict>
       </w:r>
     </w:p>
-    <w:bookmarkEnd w:id="62"/>
-    <w:bookmarkStart w:id="63" w:name="第25题"/>
+    <w:bookmarkEnd w:id="65"/>
+    <w:bookmarkStart w:id="66" w:name="第25题"/>
     <w:p>
       <w:pPr>
         <w:pStyle w:val="Heading3"/>
@@ -13467,6 +15458,7 @@
       <w:pPr>
         <w:pStyle w:val="FirstParagraph"/>
         <w:spacing w:after="80"/>
+        <w:ind w:firstLine="420"/>
       </w:pPr>
       <w:r>
         <w:rPr>
@@ -13668,6 +15660,15 @@
         <w:tblW w:type="pct" w:w="5000"/>
         <w:tblLayout w:type="fixed"/>
         <w:tblLook w:firstRow="1" w:lastRow="0" w:firstColumn="0" w:lastColumn="0" w:noHBand="0" w:noVBand="0" w:val="0020"/>
+        <w:jc w:val="center"/>
+        <w:tblBorders>
+          <w:top w:val="single" w:sz="12" w:space="0" w:color="333333"/>
+          <w:bottom w:val="single" w:sz="12" w:space="0" w:color="333333"/>
+          <w:left w:val="none"/>
+          <w:right w:val="none"/>
+          <w:insideH w:val="none"/>
+          <w:insideV w:val="none"/>
+        </w:tblBorders>
       </w:tblPr>
       <w:tblGrid>
         <w:gridCol w:w="939"/>
@@ -13686,7 +15687,11 @@
           <w:tblHeader w:val="on"/>
         </w:trPr>
         <w:tc>
-          <w:tcPr/>
+          <w:tcPr>
+            <w:tcBorders>
+              <w:bottom w:val="single" w:sz="6" w:space="0" w:color="333333"/>
+            </w:tcBorders>
+          </w:tcPr>
           <w:p>
             <w:pPr>
               <w:pStyle w:val="Compact"/>
@@ -13702,7 +15707,11 @@
           </w:p>
         </w:tc>
         <w:tc>
-          <w:tcPr/>
+          <w:tcPr>
+            <w:tcBorders>
+              <w:bottom w:val="single" w:sz="6" w:space="0" w:color="333333"/>
+            </w:tcBorders>
+          </w:tcPr>
           <w:p>
             <w:pPr>
               <w:pStyle w:val="Compact"/>
@@ -13718,7 +15727,11 @@
           </w:p>
         </w:tc>
         <w:tc>
-          <w:tcPr/>
+          <w:tcPr>
+            <w:tcBorders>
+              <w:bottom w:val="single" w:sz="6" w:space="0" w:color="333333"/>
+            </w:tcBorders>
+          </w:tcPr>
           <w:p>
             <w:pPr>
               <w:pStyle w:val="Compact"/>
@@ -13734,7 +15747,11 @@
           </w:p>
         </w:tc>
         <w:tc>
-          <w:tcPr/>
+          <w:tcPr>
+            <w:tcBorders>
+              <w:bottom w:val="single" w:sz="6" w:space="0" w:color="333333"/>
+            </w:tcBorders>
+          </w:tcPr>
           <w:p>
             <w:pPr>
               <w:pStyle w:val="Compact"/>
@@ -13750,7 +15767,11 @@
           </w:p>
         </w:tc>
         <w:tc>
-          <w:tcPr/>
+          <w:tcPr>
+            <w:tcBorders>
+              <w:bottom w:val="single" w:sz="6" w:space="0" w:color="333333"/>
+            </w:tcBorders>
+          </w:tcPr>
           <w:p>
             <w:pPr>
               <w:pStyle w:val="Compact"/>
@@ -13766,7 +15787,11 @@
           </w:p>
         </w:tc>
         <w:tc>
-          <w:tcPr/>
+          <w:tcPr>
+            <w:tcBorders>
+              <w:bottom w:val="single" w:sz="6" w:space="0" w:color="333333"/>
+            </w:tcBorders>
+          </w:tcPr>
           <w:p>
             <w:pPr>
               <w:pStyle w:val="Compact"/>
@@ -13782,7 +15807,11 @@
           </w:p>
         </w:tc>
         <w:tc>
-          <w:tcPr/>
+          <w:tcPr>
+            <w:tcBorders>
+              <w:bottom w:val="single" w:sz="6" w:space="0" w:color="333333"/>
+            </w:tcBorders>
+          </w:tcPr>
           <w:p>
             <w:pPr>
               <w:pStyle w:val="Compact"/>
@@ -13798,7 +15827,11 @@
           </w:p>
         </w:tc>
         <w:tc>
-          <w:tcPr/>
+          <w:tcPr>
+            <w:tcBorders>
+              <w:bottom w:val="single" w:sz="6" w:space="0" w:color="333333"/>
+            </w:tcBorders>
+          </w:tcPr>
           <w:p>
             <w:pPr>
               <w:pStyle w:val="Compact"/>
@@ -13814,7 +15847,11 @@
           </w:p>
         </w:tc>
         <w:tc>
-          <w:tcPr/>
+          <w:tcPr>
+            <w:tcBorders>
+              <w:bottom w:val="single" w:sz="6" w:space="0" w:color="333333"/>
+            </w:tcBorders>
+          </w:tcPr>
           <w:p>
             <w:pPr>
               <w:pStyle w:val="Compact"/>
@@ -13830,7 +15867,11 @@
           </w:p>
         </w:tc>
         <w:tc>
-          <w:tcPr/>
+          <w:tcPr>
+            <w:tcBorders>
+              <w:bottom w:val="single" w:sz="6" w:space="0" w:color="333333"/>
+            </w:tcBorders>
+          </w:tcPr>
           <w:p>
             <w:pPr>
               <w:pStyle w:val="Compact"/>
@@ -14003,6 +16044,7 @@
       <w:pPr>
         <w:pStyle w:val="BodyText"/>
         <w:spacing w:before="120" w:after="80"/>
+        <w:ind w:firstLine="420"/>
       </w:pPr>
       <w:r>
         <w:rPr>
@@ -14108,6 +16150,15 @@
         <w:tblStyle w:val="Table"/>
         <w:tblW w:type="auto" w:w="0"/>
         <w:tblLook w:firstRow="1" w:lastRow="0" w:firstColumn="0" w:lastColumn="0" w:noHBand="0" w:noVBand="0" w:val="0020"/>
+        <w:jc w:val="center"/>
+        <w:tblBorders>
+          <w:top w:val="single" w:sz="12" w:space="0" w:color="333333"/>
+          <w:bottom w:val="single" w:sz="12" w:space="0" w:color="333333"/>
+          <w:left w:val="none"/>
+          <w:right w:val="none"/>
+          <w:insideH w:val="none"/>
+          <w:insideV w:val="none"/>
+        </w:tblBorders>
       </w:tblPr>
       <w:tblGrid>
         <w:gridCol w:w="1584"/>
@@ -14121,7 +16172,11 @@
           <w:tblHeader w:val="on"/>
         </w:trPr>
         <w:tc>
-          <w:tcPr/>
+          <w:tcPr>
+            <w:tcBorders>
+              <w:bottom w:val="single" w:sz="6" w:space="0" w:color="333333"/>
+            </w:tcBorders>
+          </w:tcPr>
           <w:p>
             <w:pPr>
               <w:pStyle w:val="Compact"/>
@@ -14193,7 +16248,11 @@
           </w:p>
         </w:tc>
         <w:tc>
-          <w:tcPr/>
+          <w:tcPr>
+            <w:tcBorders>
+              <w:bottom w:val="single" w:sz="6" w:space="0" w:color="333333"/>
+            </w:tcBorders>
+          </w:tcPr>
           <w:p>
             <w:pPr>
               <w:pStyle w:val="Compact"/>
@@ -14209,7 +16268,11 @@
           </w:p>
         </w:tc>
         <w:tc>
-          <w:tcPr/>
+          <w:tcPr>
+            <w:tcBorders>
+              <w:bottom w:val="single" w:sz="6" w:space="0" w:color="333333"/>
+            </w:tcBorders>
+          </w:tcPr>
           <w:p>
             <w:pPr>
               <w:pStyle w:val="Compact"/>
@@ -14225,7 +16288,11 @@
           </w:p>
         </w:tc>
         <w:tc>
-          <w:tcPr/>
+          <w:tcPr>
+            <w:tcBorders>
+              <w:bottom w:val="single" w:sz="6" w:space="0" w:color="333333"/>
+            </w:tcBorders>
+          </w:tcPr>
           <w:p>
             <w:pPr>
               <w:pStyle w:val="Compact"/>
@@ -14241,7 +16308,11 @@
           </w:p>
         </w:tc>
         <w:tc>
-          <w:tcPr/>
+          <w:tcPr>
+            <w:tcBorders>
+              <w:bottom w:val="single" w:sz="6" w:space="0" w:color="333333"/>
+            </w:tcBorders>
+          </w:tcPr>
           <w:p>
             <w:pPr>
               <w:pStyle w:val="Compact"/>
@@ -14340,9 +16411,10 @@
         <w:pStyle w:val="Compact"/>
         <w:numPr>
           <w:ilvl w:val="0"/>
-          <w:numId w:val="1016"/>
+          <w:numId w:val="1026"/>
         </w:numPr>
         <w:spacing w:before="120"/>
+        <w:ind w:firstLine="420"/>
       </w:pPr>
       <w:r>
         <w:rPr>
@@ -14392,8 +16464,9 @@
         <w:pStyle w:val="Compact"/>
         <w:numPr>
           <w:ilvl w:val="0"/>
-          <w:numId w:val="1016"/>
+          <w:numId w:val="1026"/>
         </w:numPr>
+        <w:ind w:firstLine="420"/>
       </w:pPr>
       <w:r>
         <w:rPr>
@@ -14430,8 +16503,8 @@
         </w:pict>
       </w:r>
     </w:p>
-    <w:bookmarkEnd w:id="63"/>
-    <w:bookmarkStart w:id="64" w:name="第26题"/>
+    <w:bookmarkEnd w:id="66"/>
+    <w:bookmarkStart w:id="67" w:name="第26题"/>
     <w:p>
       <w:pPr>
         <w:pStyle w:val="Heading3"/>
@@ -14459,6 +16532,7 @@
     <w:p>
       <w:pPr>
         <w:pStyle w:val="FirstParagraph"/>
+        <w:ind w:firstLine="420"/>
       </w:pPr>
       <w:r>
         <w:rPr>
@@ -14636,8 +16710,9 @@
         <w:pStyle w:val="Compact"/>
         <w:numPr>
           <w:ilvl w:val="0"/>
-          <w:numId w:val="1017"/>
+          <w:numId w:val="1027"/>
         </w:numPr>
+        <w:ind w:firstLine="420"/>
       </w:pPr>
       <w:r>
         <w:rPr>
@@ -14921,8 +16996,9 @@
         <w:pStyle w:val="Compact"/>
         <w:numPr>
           <w:ilvl w:val="0"/>
-          <w:numId w:val="1017"/>
+          <w:numId w:val="1027"/>
         </w:numPr>
+        <w:ind w:firstLine="420"/>
       </w:pPr>
       <w:r>
         <w:rPr>
@@ -15063,9 +17139,9 @@
         </w:pict>
       </w:r>
     </w:p>
-    <w:bookmarkEnd w:id="64"/>
-    <w:bookmarkEnd w:id="65"/>
-    <w:bookmarkEnd w:id="66"/>
+    <w:bookmarkEnd w:id="67"/>
+    <w:bookmarkEnd w:id="68"/>
+    <w:bookmarkEnd w:id="69"/>
     <w:sectPr>
       <w:footerReference w:type="default" r:id="rId9"/>
       <w:footnotePr>
@@ -15481,6 +17557,261 @@
       <w:start w:val="1"/>
       <w:numFmt w:val="lowerLetter"/>
       <w:lvlText w:val="%9."/>
+      <w:lvlJc w:val="left"/>
+      <w:pPr>
+        <w:ind w:left="6480" w:hanging="360"/>
+      </w:pPr>
+    </w:lvl>
+  </w:abstractNum>
+  <w:abstractNum w:abstractNumId="99712">
+    <w:nsid w:val="00A99712"/>
+    <w:multiLevelType w:val="multilevel"/>
+    <w:lvl w:ilvl="0">
+      <w:start w:val="2"/>
+      <w:numFmt w:val="lowerLetter"/>
+      <w:lvlText w:val="%1."/>
+      <w:lvlJc w:val="left"/>
+      <w:pPr>
+        <w:ind w:left="720" w:hanging="360"/>
+      </w:pPr>
+    </w:lvl>
+    <w:lvl w:ilvl="1">
+      <w:start w:val="2"/>
+      <w:numFmt w:val="lowerLetter"/>
+      <w:lvlText w:val="%2."/>
+      <w:lvlJc w:val="left"/>
+      <w:pPr>
+        <w:ind w:left="1440" w:hanging="360"/>
+      </w:pPr>
+    </w:lvl>
+    <w:lvl w:ilvl="2">
+      <w:start w:val="2"/>
+      <w:numFmt w:val="lowerLetter"/>
+      <w:lvlText w:val="%3."/>
+      <w:lvlJc w:val="left"/>
+      <w:pPr>
+        <w:ind w:left="2160" w:hanging="360"/>
+      </w:pPr>
+    </w:lvl>
+    <w:lvl w:ilvl="3">
+      <w:start w:val="2"/>
+      <w:numFmt w:val="lowerLetter"/>
+      <w:lvlText w:val="%4."/>
+      <w:lvlJc w:val="left"/>
+      <w:pPr>
+        <w:ind w:left="2880" w:hanging="360"/>
+      </w:pPr>
+    </w:lvl>
+    <w:lvl w:ilvl="4">
+      <w:start w:val="2"/>
+      <w:numFmt w:val="lowerLetter"/>
+      <w:lvlText w:val="%5."/>
+      <w:lvlJc w:val="left"/>
+      <w:pPr>
+        <w:ind w:left="3600" w:hanging="360"/>
+      </w:pPr>
+    </w:lvl>
+    <w:lvl w:ilvl="5">
+      <w:start w:val="2"/>
+      <w:numFmt w:val="lowerLetter"/>
+      <w:lvlText w:val="%6."/>
+      <w:lvlJc w:val="left"/>
+      <w:pPr>
+        <w:ind w:left="4320" w:hanging="360"/>
+      </w:pPr>
+    </w:lvl>
+    <w:lvl w:ilvl="6">
+      <w:start w:val="2"/>
+      <w:numFmt w:val="lowerLetter"/>
+      <w:lvlText w:val="%7."/>
+      <w:lvlJc w:val="left"/>
+      <w:pPr>
+        <w:ind w:left="5040" w:hanging="360"/>
+      </w:pPr>
+    </w:lvl>
+    <w:lvl w:ilvl="7">
+      <w:start w:val="2"/>
+      <w:numFmt w:val="lowerLetter"/>
+      <w:lvlText w:val="%8."/>
+      <w:lvlJc w:val="left"/>
+      <w:pPr>
+        <w:ind w:left="5760" w:hanging="360"/>
+      </w:pPr>
+    </w:lvl>
+    <w:lvl w:ilvl="8">
+      <w:start w:val="2"/>
+      <w:numFmt w:val="lowerLetter"/>
+      <w:lvlText w:val="%9."/>
+      <w:lvlJc w:val="left"/>
+      <w:pPr>
+        <w:ind w:left="6480" w:hanging="360"/>
+      </w:pPr>
+    </w:lvl>
+  </w:abstractNum>
+  <w:abstractNum w:abstractNumId="99713">
+    <w:nsid w:val="00A99713"/>
+    <w:multiLevelType w:val="multilevel"/>
+    <w:lvl w:ilvl="0">
+      <w:start w:val="3"/>
+      <w:numFmt w:val="lowerLetter"/>
+      <w:lvlText w:val="%1."/>
+      <w:lvlJc w:val="left"/>
+      <w:pPr>
+        <w:ind w:left="720" w:hanging="360"/>
+      </w:pPr>
+    </w:lvl>
+    <w:lvl w:ilvl="1">
+      <w:start w:val="3"/>
+      <w:numFmt w:val="lowerLetter"/>
+      <w:lvlText w:val="%2."/>
+      <w:lvlJc w:val="left"/>
+      <w:pPr>
+        <w:ind w:left="1440" w:hanging="360"/>
+      </w:pPr>
+    </w:lvl>
+    <w:lvl w:ilvl="2">
+      <w:start w:val="3"/>
+      <w:numFmt w:val="lowerLetter"/>
+      <w:lvlText w:val="%3."/>
+      <w:lvlJc w:val="left"/>
+      <w:pPr>
+        <w:ind w:left="2160" w:hanging="360"/>
+      </w:pPr>
+    </w:lvl>
+    <w:lvl w:ilvl="3">
+      <w:start w:val="3"/>
+      <w:numFmt w:val="lowerLetter"/>
+      <w:lvlText w:val="%4."/>
+      <w:lvlJc w:val="left"/>
+      <w:pPr>
+        <w:ind w:left="2880" w:hanging="360"/>
+      </w:pPr>
+    </w:lvl>
+    <w:lvl w:ilvl="4">
+      <w:start w:val="3"/>
+      <w:numFmt w:val="lowerLetter"/>
+      <w:lvlText w:val="%5."/>
+      <w:lvlJc w:val="left"/>
+      <w:pPr>
+        <w:ind w:left="3600" w:hanging="360"/>
+      </w:pPr>
+    </w:lvl>
+    <w:lvl w:ilvl="5">
+      <w:start w:val="3"/>
+      <w:numFmt w:val="lowerLetter"/>
+      <w:lvlText w:val="%6."/>
+      <w:lvlJc w:val="left"/>
+      <w:pPr>
+        <w:ind w:left="4320" w:hanging="360"/>
+      </w:pPr>
+    </w:lvl>
+    <w:lvl w:ilvl="6">
+      <w:start w:val="3"/>
+      <w:numFmt w:val="lowerLetter"/>
+      <w:lvlText w:val="%7."/>
+      <w:lvlJc w:val="left"/>
+      <w:pPr>
+        <w:ind w:left="5040" w:hanging="360"/>
+      </w:pPr>
+    </w:lvl>
+    <w:lvl w:ilvl="7">
+      <w:start w:val="3"/>
+      <w:numFmt w:val="lowerLetter"/>
+      <w:lvlText w:val="%8."/>
+      <w:lvlJc w:val="left"/>
+      <w:pPr>
+        <w:ind w:left="5760" w:hanging="360"/>
+      </w:pPr>
+    </w:lvl>
+    <w:lvl w:ilvl="8">
+      <w:start w:val="3"/>
+      <w:numFmt w:val="lowerLetter"/>
+      <w:lvlText w:val="%9."/>
+      <w:lvlJc w:val="left"/>
+      <w:pPr>
+        <w:ind w:left="6480" w:hanging="360"/>
+      </w:pPr>
+    </w:lvl>
+  </w:abstractNum>
+  <w:abstractNum w:abstractNumId="99434">
+    <w:nsid w:val="00A99434"/>
+    <w:multiLevelType w:val="multilevel"/>
+    <w:lvl w:ilvl="0">
+      <w:start w:val="4"/>
+      <w:numFmt w:val="decimal"/>
+      <w:lvlText w:val="(%1)"/>
+      <w:lvlJc w:val="left"/>
+      <w:pPr>
+        <w:ind w:left="720" w:hanging="360"/>
+      </w:pPr>
+    </w:lvl>
+    <w:lvl w:ilvl="1">
+      <w:start w:val="4"/>
+      <w:numFmt w:val="decimal"/>
+      <w:lvlText w:val="(%2)"/>
+      <w:lvlJc w:val="left"/>
+      <w:pPr>
+        <w:ind w:left="1440" w:hanging="360"/>
+      </w:pPr>
+    </w:lvl>
+    <w:lvl w:ilvl="2">
+      <w:start w:val="4"/>
+      <w:numFmt w:val="decimal"/>
+      <w:lvlText w:val="(%3)"/>
+      <w:lvlJc w:val="left"/>
+      <w:pPr>
+        <w:ind w:left="2160" w:hanging="360"/>
+      </w:pPr>
+    </w:lvl>
+    <w:lvl w:ilvl="3">
+      <w:start w:val="4"/>
+      <w:numFmt w:val="decimal"/>
+      <w:lvlText w:val="(%4)"/>
+      <w:lvlJc w:val="left"/>
+      <w:pPr>
+        <w:ind w:left="2880" w:hanging="360"/>
+      </w:pPr>
+    </w:lvl>
+    <w:lvl w:ilvl="4">
+      <w:start w:val="4"/>
+      <w:numFmt w:val="decimal"/>
+      <w:lvlText w:val="(%5)"/>
+      <w:lvlJc w:val="left"/>
+      <w:pPr>
+        <w:ind w:left="3600" w:hanging="360"/>
+      </w:pPr>
+    </w:lvl>
+    <w:lvl w:ilvl="5">
+      <w:start w:val="4"/>
+      <w:numFmt w:val="decimal"/>
+      <w:lvlText w:val="(%6)"/>
+      <w:lvlJc w:val="left"/>
+      <w:pPr>
+        <w:ind w:left="4320" w:hanging="360"/>
+      </w:pPr>
+    </w:lvl>
+    <w:lvl w:ilvl="6">
+      <w:start w:val="4"/>
+      <w:numFmt w:val="decimal"/>
+      <w:lvlText w:val="(%7)"/>
+      <w:lvlJc w:val="left"/>
+      <w:pPr>
+        <w:ind w:left="5040" w:hanging="360"/>
+      </w:pPr>
+    </w:lvl>
+    <w:lvl w:ilvl="7">
+      <w:start w:val="4"/>
+      <w:numFmt w:val="decimal"/>
+      <w:lvlText w:val="(%8)"/>
+      <w:lvlJc w:val="left"/>
+      <w:pPr>
+        <w:ind w:left="5760" w:hanging="360"/>
+      </w:pPr>
+    </w:lvl>
+    <w:lvl w:ilvl="8">
+      <w:start w:val="4"/>
+      <w:numFmt w:val="decimal"/>
+      <w:lvlText w:val="(%9)"/>
       <w:lvlJc w:val="left"/>
       <w:pPr>
         <w:ind w:left="6480" w:hanging="360"/>
@@ -15848,6 +18179,9 @@
     <w:abstractNumId w:val="991"/>
   </w:num>
   <w:num w:numId="1008">
+    <w:abstractNumId w:val="991"/>
+  </w:num>
+  <w:num w:numId="1009">
     <w:abstractNumId w:val="99711"/>
     <w:lvlOverride w:ilvl="0">
       <w:startOverride w:val="1"/>
@@ -15877,7 +18211,307 @@
       <w:startOverride w:val="1"/>
     </w:lvlOverride>
   </w:num>
-  <w:num w:numId="1009">
+  <w:num w:numId="1010">
+    <w:abstractNumId w:val="99712"/>
+    <w:lvlOverride w:ilvl="0">
+      <w:startOverride w:val="2"/>
+    </w:lvlOverride>
+    <w:lvlOverride w:ilvl="1">
+      <w:startOverride w:val="2"/>
+    </w:lvlOverride>
+    <w:lvlOverride w:ilvl="2">
+      <w:startOverride w:val="2"/>
+    </w:lvlOverride>
+    <w:lvlOverride w:ilvl="3">
+      <w:startOverride w:val="2"/>
+    </w:lvlOverride>
+    <w:lvlOverride w:ilvl="4">
+      <w:startOverride w:val="2"/>
+    </w:lvlOverride>
+    <w:lvlOverride w:ilvl="5">
+      <w:startOverride w:val="2"/>
+    </w:lvlOverride>
+    <w:lvlOverride w:ilvl="6">
+      <w:startOverride w:val="2"/>
+    </w:lvlOverride>
+    <w:lvlOverride w:ilvl="7">
+      <w:startOverride w:val="2"/>
+    </w:lvlOverride>
+    <w:lvlOverride w:ilvl="8">
+      <w:startOverride w:val="2"/>
+    </w:lvlOverride>
+  </w:num>
+  <w:num w:numId="1011">
+    <w:abstractNumId w:val="99713"/>
+    <w:lvlOverride w:ilvl="0">
+      <w:startOverride w:val="3"/>
+    </w:lvlOverride>
+    <w:lvlOverride w:ilvl="1">
+      <w:startOverride w:val="3"/>
+    </w:lvlOverride>
+    <w:lvlOverride w:ilvl="2">
+      <w:startOverride w:val="3"/>
+    </w:lvlOverride>
+    <w:lvlOverride w:ilvl="3">
+      <w:startOverride w:val="3"/>
+    </w:lvlOverride>
+    <w:lvlOverride w:ilvl="4">
+      <w:startOverride w:val="3"/>
+    </w:lvlOverride>
+    <w:lvlOverride w:ilvl="5">
+      <w:startOverride w:val="3"/>
+    </w:lvlOverride>
+    <w:lvlOverride w:ilvl="6">
+      <w:startOverride w:val="3"/>
+    </w:lvlOverride>
+    <w:lvlOverride w:ilvl="7">
+      <w:startOverride w:val="3"/>
+    </w:lvlOverride>
+    <w:lvlOverride w:ilvl="8">
+      <w:startOverride w:val="3"/>
+    </w:lvlOverride>
+  </w:num>
+  <w:num w:numId="1012">
+    <w:abstractNumId w:val="99431"/>
+    <w:lvlOverride w:ilvl="0">
+      <w:startOverride w:val="1"/>
+    </w:lvlOverride>
+    <w:lvlOverride w:ilvl="1">
+      <w:startOverride w:val="1"/>
+    </w:lvlOverride>
+    <w:lvlOverride w:ilvl="2">
+      <w:startOverride w:val="1"/>
+    </w:lvlOverride>
+    <w:lvlOverride w:ilvl="3">
+      <w:startOverride w:val="1"/>
+    </w:lvlOverride>
+    <w:lvlOverride w:ilvl="4">
+      <w:startOverride w:val="1"/>
+    </w:lvlOverride>
+    <w:lvlOverride w:ilvl="5">
+      <w:startOverride w:val="1"/>
+    </w:lvlOverride>
+    <w:lvlOverride w:ilvl="6">
+      <w:startOverride w:val="1"/>
+    </w:lvlOverride>
+    <w:lvlOverride w:ilvl="7">
+      <w:startOverride w:val="1"/>
+    </w:lvlOverride>
+    <w:lvlOverride w:ilvl="8">
+      <w:startOverride w:val="1"/>
+    </w:lvlOverride>
+  </w:num>
+  <w:num w:numId="1013">
+    <w:abstractNumId w:val="99431"/>
+    <w:lvlOverride w:ilvl="0">
+      <w:startOverride w:val="1"/>
+    </w:lvlOverride>
+    <w:lvlOverride w:ilvl="1">
+      <w:startOverride w:val="1"/>
+    </w:lvlOverride>
+    <w:lvlOverride w:ilvl="2">
+      <w:startOverride w:val="1"/>
+    </w:lvlOverride>
+    <w:lvlOverride w:ilvl="3">
+      <w:startOverride w:val="1"/>
+    </w:lvlOverride>
+    <w:lvlOverride w:ilvl="4">
+      <w:startOverride w:val="1"/>
+    </w:lvlOverride>
+    <w:lvlOverride w:ilvl="5">
+      <w:startOverride w:val="1"/>
+    </w:lvlOverride>
+    <w:lvlOverride w:ilvl="6">
+      <w:startOverride w:val="1"/>
+    </w:lvlOverride>
+    <w:lvlOverride w:ilvl="7">
+      <w:startOverride w:val="1"/>
+    </w:lvlOverride>
+    <w:lvlOverride w:ilvl="8">
+      <w:startOverride w:val="1"/>
+    </w:lvlOverride>
+  </w:num>
+  <w:num w:numId="1014">
+    <w:abstractNumId w:val="99431"/>
+    <w:lvlOverride w:ilvl="0">
+      <w:startOverride w:val="1"/>
+    </w:lvlOverride>
+    <w:lvlOverride w:ilvl="1">
+      <w:startOverride w:val="1"/>
+    </w:lvlOverride>
+    <w:lvlOverride w:ilvl="2">
+      <w:startOverride w:val="1"/>
+    </w:lvlOverride>
+    <w:lvlOverride w:ilvl="3">
+      <w:startOverride w:val="1"/>
+    </w:lvlOverride>
+    <w:lvlOverride w:ilvl="4">
+      <w:startOverride w:val="1"/>
+    </w:lvlOverride>
+    <w:lvlOverride w:ilvl="5">
+      <w:startOverride w:val="1"/>
+    </w:lvlOverride>
+    <w:lvlOverride w:ilvl="6">
+      <w:startOverride w:val="1"/>
+    </w:lvlOverride>
+    <w:lvlOverride w:ilvl="7">
+      <w:startOverride w:val="1"/>
+    </w:lvlOverride>
+    <w:lvlOverride w:ilvl="8">
+      <w:startOverride w:val="1"/>
+    </w:lvlOverride>
+  </w:num>
+  <w:num w:numId="1015">
+    <w:abstractNumId w:val="99431"/>
+    <w:lvlOverride w:ilvl="0">
+      <w:startOverride w:val="1"/>
+    </w:lvlOverride>
+    <w:lvlOverride w:ilvl="1">
+      <w:startOverride w:val="1"/>
+    </w:lvlOverride>
+    <w:lvlOverride w:ilvl="2">
+      <w:startOverride w:val="1"/>
+    </w:lvlOverride>
+    <w:lvlOverride w:ilvl="3">
+      <w:startOverride w:val="1"/>
+    </w:lvlOverride>
+    <w:lvlOverride w:ilvl="4">
+      <w:startOverride w:val="1"/>
+    </w:lvlOverride>
+    <w:lvlOverride w:ilvl="5">
+      <w:startOverride w:val="1"/>
+    </w:lvlOverride>
+    <w:lvlOverride w:ilvl="6">
+      <w:startOverride w:val="1"/>
+    </w:lvlOverride>
+    <w:lvlOverride w:ilvl="7">
+      <w:startOverride w:val="1"/>
+    </w:lvlOverride>
+    <w:lvlOverride w:ilvl="8">
+      <w:startOverride w:val="1"/>
+    </w:lvlOverride>
+  </w:num>
+  <w:num w:numId="1016">
+    <w:abstractNumId w:val="99431"/>
+    <w:lvlOverride w:ilvl="0">
+      <w:startOverride w:val="1"/>
+    </w:lvlOverride>
+    <w:lvlOverride w:ilvl="1">
+      <w:startOverride w:val="1"/>
+    </w:lvlOverride>
+    <w:lvlOverride w:ilvl="2">
+      <w:startOverride w:val="1"/>
+    </w:lvlOverride>
+    <w:lvlOverride w:ilvl="3">
+      <w:startOverride w:val="1"/>
+    </w:lvlOverride>
+    <w:lvlOverride w:ilvl="4">
+      <w:startOverride w:val="1"/>
+    </w:lvlOverride>
+    <w:lvlOverride w:ilvl="5">
+      <w:startOverride w:val="1"/>
+    </w:lvlOverride>
+    <w:lvlOverride w:ilvl="6">
+      <w:startOverride w:val="1"/>
+    </w:lvlOverride>
+    <w:lvlOverride w:ilvl="7">
+      <w:startOverride w:val="1"/>
+    </w:lvlOverride>
+    <w:lvlOverride w:ilvl="8">
+      <w:startOverride w:val="1"/>
+    </w:lvlOverride>
+  </w:num>
+  <w:num w:numId="1017">
+    <w:abstractNumId w:val="99434"/>
+    <w:lvlOverride w:ilvl="0">
+      <w:startOverride w:val="4"/>
+    </w:lvlOverride>
+    <w:lvlOverride w:ilvl="1">
+      <w:startOverride w:val="4"/>
+    </w:lvlOverride>
+    <w:lvlOverride w:ilvl="2">
+      <w:startOverride w:val="4"/>
+    </w:lvlOverride>
+    <w:lvlOverride w:ilvl="3">
+      <w:startOverride w:val="4"/>
+    </w:lvlOverride>
+    <w:lvlOverride w:ilvl="4">
+      <w:startOverride w:val="4"/>
+    </w:lvlOverride>
+    <w:lvlOverride w:ilvl="5">
+      <w:startOverride w:val="4"/>
+    </w:lvlOverride>
+    <w:lvlOverride w:ilvl="6">
+      <w:startOverride w:val="4"/>
+    </w:lvlOverride>
+    <w:lvlOverride w:ilvl="7">
+      <w:startOverride w:val="4"/>
+    </w:lvlOverride>
+    <w:lvlOverride w:ilvl="8">
+      <w:startOverride w:val="4"/>
+    </w:lvlOverride>
+  </w:num>
+  <w:num w:numId="1018">
+    <w:abstractNumId w:val="99431"/>
+    <w:lvlOverride w:ilvl="0">
+      <w:startOverride w:val="1"/>
+    </w:lvlOverride>
+    <w:lvlOverride w:ilvl="1">
+      <w:startOverride w:val="1"/>
+    </w:lvlOverride>
+    <w:lvlOverride w:ilvl="2">
+      <w:startOverride w:val="1"/>
+    </w:lvlOverride>
+    <w:lvlOverride w:ilvl="3">
+      <w:startOverride w:val="1"/>
+    </w:lvlOverride>
+    <w:lvlOverride w:ilvl="4">
+      <w:startOverride w:val="1"/>
+    </w:lvlOverride>
+    <w:lvlOverride w:ilvl="5">
+      <w:startOverride w:val="1"/>
+    </w:lvlOverride>
+    <w:lvlOverride w:ilvl="6">
+      <w:startOverride w:val="1"/>
+    </w:lvlOverride>
+    <w:lvlOverride w:ilvl="7">
+      <w:startOverride w:val="1"/>
+    </w:lvlOverride>
+    <w:lvlOverride w:ilvl="8">
+      <w:startOverride w:val="1"/>
+    </w:lvlOverride>
+  </w:num>
+  <w:num w:numId="1019">
+    <w:abstractNumId w:val="99431"/>
+    <w:lvlOverride w:ilvl="0">
+      <w:startOverride w:val="1"/>
+    </w:lvlOverride>
+    <w:lvlOverride w:ilvl="1">
+      <w:startOverride w:val="1"/>
+    </w:lvlOverride>
+    <w:lvlOverride w:ilvl="2">
+      <w:startOverride w:val="1"/>
+    </w:lvlOverride>
+    <w:lvlOverride w:ilvl="3">
+      <w:startOverride w:val="1"/>
+    </w:lvlOverride>
+    <w:lvlOverride w:ilvl="4">
+      <w:startOverride w:val="1"/>
+    </w:lvlOverride>
+    <w:lvlOverride w:ilvl="5">
+      <w:startOverride w:val="1"/>
+    </w:lvlOverride>
+    <w:lvlOverride w:ilvl="6">
+      <w:startOverride w:val="1"/>
+    </w:lvlOverride>
+    <w:lvlOverride w:ilvl="7">
+      <w:startOverride w:val="1"/>
+    </w:lvlOverride>
+    <w:lvlOverride w:ilvl="8">
+      <w:startOverride w:val="1"/>
+    </w:lvlOverride>
+  </w:num>
+  <w:num w:numId="1020">
     <w:abstractNumId w:val="99411"/>
     <w:lvlOverride w:ilvl="0">
       <w:startOverride w:val="1"/>
@@ -15907,7 +18541,130 @@
       <w:startOverride w:val="1"/>
     </w:lvlOverride>
   </w:num>
-  <w:num w:numId="1010">
+  <w:num w:numId="1021">
+    <w:abstractNumId w:val="99721"/>
+    <w:lvlOverride w:ilvl="0">
+      <w:startOverride w:val="1"/>
+    </w:lvlOverride>
+    <w:lvlOverride w:ilvl="1">
+      <w:startOverride w:val="1"/>
+    </w:lvlOverride>
+    <w:lvlOverride w:ilvl="2">
+      <w:startOverride w:val="1"/>
+    </w:lvlOverride>
+    <w:lvlOverride w:ilvl="3">
+      <w:startOverride w:val="1"/>
+    </w:lvlOverride>
+    <w:lvlOverride w:ilvl="4">
+      <w:startOverride w:val="1"/>
+    </w:lvlOverride>
+    <w:lvlOverride w:ilvl="5">
+      <w:startOverride w:val="1"/>
+    </w:lvlOverride>
+    <w:lvlOverride w:ilvl="6">
+      <w:startOverride w:val="1"/>
+    </w:lvlOverride>
+    <w:lvlOverride w:ilvl="7">
+      <w:startOverride w:val="1"/>
+    </w:lvlOverride>
+    <w:lvlOverride w:ilvl="8">
+      <w:startOverride w:val="1"/>
+    </w:lvlOverride>
+  </w:num>
+  <w:num w:numId="1022">
+    <w:abstractNumId w:val="99413"/>
+    <w:lvlOverride w:ilvl="0">
+      <w:startOverride w:val="3"/>
+    </w:lvlOverride>
+    <w:lvlOverride w:ilvl="1">
+      <w:startOverride w:val="3"/>
+    </w:lvlOverride>
+    <w:lvlOverride w:ilvl="2">
+      <w:startOverride w:val="3"/>
+    </w:lvlOverride>
+    <w:lvlOverride w:ilvl="3">
+      <w:startOverride w:val="3"/>
+    </w:lvlOverride>
+    <w:lvlOverride w:ilvl="4">
+      <w:startOverride w:val="3"/>
+    </w:lvlOverride>
+    <w:lvlOverride w:ilvl="5">
+      <w:startOverride w:val="3"/>
+    </w:lvlOverride>
+    <w:lvlOverride w:ilvl="6">
+      <w:startOverride w:val="3"/>
+    </w:lvlOverride>
+    <w:lvlOverride w:ilvl="7">
+      <w:startOverride w:val="3"/>
+    </w:lvlOverride>
+    <w:lvlOverride w:ilvl="8">
+      <w:startOverride w:val="3"/>
+    </w:lvlOverride>
+  </w:num>
+  <w:num w:numId="1023">
+    <w:abstractNumId w:val="991"/>
+  </w:num>
+  <w:num w:numId="1024">
+    <w:abstractNumId w:val="99431"/>
+    <w:lvlOverride w:ilvl="0">
+      <w:startOverride w:val="1"/>
+    </w:lvlOverride>
+    <w:lvlOverride w:ilvl="1">
+      <w:startOverride w:val="1"/>
+    </w:lvlOverride>
+    <w:lvlOverride w:ilvl="2">
+      <w:startOverride w:val="1"/>
+    </w:lvlOverride>
+    <w:lvlOverride w:ilvl="3">
+      <w:startOverride w:val="1"/>
+    </w:lvlOverride>
+    <w:lvlOverride w:ilvl="4">
+      <w:startOverride w:val="1"/>
+    </w:lvlOverride>
+    <w:lvlOverride w:ilvl="5">
+      <w:startOverride w:val="1"/>
+    </w:lvlOverride>
+    <w:lvlOverride w:ilvl="6">
+      <w:startOverride w:val="1"/>
+    </w:lvlOverride>
+    <w:lvlOverride w:ilvl="7">
+      <w:startOverride w:val="1"/>
+    </w:lvlOverride>
+    <w:lvlOverride w:ilvl="8">
+      <w:startOverride w:val="1"/>
+    </w:lvlOverride>
+  </w:num>
+  <w:num w:numId="1025">
+    <w:abstractNumId w:val="99431"/>
+    <w:lvlOverride w:ilvl="0">
+      <w:startOverride w:val="1"/>
+    </w:lvlOverride>
+    <w:lvlOverride w:ilvl="1">
+      <w:startOverride w:val="1"/>
+    </w:lvlOverride>
+    <w:lvlOverride w:ilvl="2">
+      <w:startOverride w:val="1"/>
+    </w:lvlOverride>
+    <w:lvlOverride w:ilvl="3">
+      <w:startOverride w:val="1"/>
+    </w:lvlOverride>
+    <w:lvlOverride w:ilvl="4">
+      <w:startOverride w:val="1"/>
+    </w:lvlOverride>
+    <w:lvlOverride w:ilvl="5">
+      <w:startOverride w:val="1"/>
+    </w:lvlOverride>
+    <w:lvlOverride w:ilvl="6">
+      <w:startOverride w:val="1"/>
+    </w:lvlOverride>
+    <w:lvlOverride w:ilvl="7">
+      <w:startOverride w:val="1"/>
+    </w:lvlOverride>
+    <w:lvlOverride w:ilvl="8">
+      <w:startOverride w:val="1"/>
+    </w:lvlOverride>
+  </w:num>
+  <w:num w:numId="1026">
     <w:abstractNumId w:val="99411"/>
     <w:lvlOverride w:ilvl="0">
       <w:startOverride w:val="1"/>
@@ -15937,187 +18694,7 @@
       <w:startOverride w:val="1"/>
     </w:lvlOverride>
   </w:num>
-  <w:num w:numId="1011">
-    <w:abstractNumId w:val="99411"/>
-    <w:lvlOverride w:ilvl="0">
-      <w:startOverride w:val="1"/>
-    </w:lvlOverride>
-    <w:lvlOverride w:ilvl="1">
-      <w:startOverride w:val="1"/>
-    </w:lvlOverride>
-    <w:lvlOverride w:ilvl="2">
-      <w:startOverride w:val="1"/>
-    </w:lvlOverride>
-    <w:lvlOverride w:ilvl="3">
-      <w:startOverride w:val="1"/>
-    </w:lvlOverride>
-    <w:lvlOverride w:ilvl="4">
-      <w:startOverride w:val="1"/>
-    </w:lvlOverride>
-    <w:lvlOverride w:ilvl="5">
-      <w:startOverride w:val="1"/>
-    </w:lvlOverride>
-    <w:lvlOverride w:ilvl="6">
-      <w:startOverride w:val="1"/>
-    </w:lvlOverride>
-    <w:lvlOverride w:ilvl="7">
-      <w:startOverride w:val="1"/>
-    </w:lvlOverride>
-    <w:lvlOverride w:ilvl="8">
-      <w:startOverride w:val="1"/>
-    </w:lvlOverride>
-  </w:num>
-  <w:num w:numId="1012">
-    <w:abstractNumId w:val="99411"/>
-    <w:lvlOverride w:ilvl="0">
-      <w:startOverride w:val="1"/>
-    </w:lvlOverride>
-    <w:lvlOverride w:ilvl="1">
-      <w:startOverride w:val="1"/>
-    </w:lvlOverride>
-    <w:lvlOverride w:ilvl="2">
-      <w:startOverride w:val="1"/>
-    </w:lvlOverride>
-    <w:lvlOverride w:ilvl="3">
-      <w:startOverride w:val="1"/>
-    </w:lvlOverride>
-    <w:lvlOverride w:ilvl="4">
-      <w:startOverride w:val="1"/>
-    </w:lvlOverride>
-    <w:lvlOverride w:ilvl="5">
-      <w:startOverride w:val="1"/>
-    </w:lvlOverride>
-    <w:lvlOverride w:ilvl="6">
-      <w:startOverride w:val="1"/>
-    </w:lvlOverride>
-    <w:lvlOverride w:ilvl="7">
-      <w:startOverride w:val="1"/>
-    </w:lvlOverride>
-    <w:lvlOverride w:ilvl="8">
-      <w:startOverride w:val="1"/>
-    </w:lvlOverride>
-  </w:num>
-  <w:num w:numId="1013">
-    <w:abstractNumId w:val="99411"/>
-    <w:lvlOverride w:ilvl="0">
-      <w:startOverride w:val="1"/>
-    </w:lvlOverride>
-    <w:lvlOverride w:ilvl="1">
-      <w:startOverride w:val="1"/>
-    </w:lvlOverride>
-    <w:lvlOverride w:ilvl="2">
-      <w:startOverride w:val="1"/>
-    </w:lvlOverride>
-    <w:lvlOverride w:ilvl="3">
-      <w:startOverride w:val="1"/>
-    </w:lvlOverride>
-    <w:lvlOverride w:ilvl="4">
-      <w:startOverride w:val="1"/>
-    </w:lvlOverride>
-    <w:lvlOverride w:ilvl="5">
-      <w:startOverride w:val="1"/>
-    </w:lvlOverride>
-    <w:lvlOverride w:ilvl="6">
-      <w:startOverride w:val="1"/>
-    </w:lvlOverride>
-    <w:lvlOverride w:ilvl="7">
-      <w:startOverride w:val="1"/>
-    </w:lvlOverride>
-    <w:lvlOverride w:ilvl="8">
-      <w:startOverride w:val="1"/>
-    </w:lvlOverride>
-  </w:num>
-  <w:num w:numId="1014">
-    <w:abstractNumId w:val="99721"/>
-    <w:lvlOverride w:ilvl="0">
-      <w:startOverride w:val="1"/>
-    </w:lvlOverride>
-    <w:lvlOverride w:ilvl="1">
-      <w:startOverride w:val="1"/>
-    </w:lvlOverride>
-    <w:lvlOverride w:ilvl="2">
-      <w:startOverride w:val="1"/>
-    </w:lvlOverride>
-    <w:lvlOverride w:ilvl="3">
-      <w:startOverride w:val="1"/>
-    </w:lvlOverride>
-    <w:lvlOverride w:ilvl="4">
-      <w:startOverride w:val="1"/>
-    </w:lvlOverride>
-    <w:lvlOverride w:ilvl="5">
-      <w:startOverride w:val="1"/>
-    </w:lvlOverride>
-    <w:lvlOverride w:ilvl="6">
-      <w:startOverride w:val="1"/>
-    </w:lvlOverride>
-    <w:lvlOverride w:ilvl="7">
-      <w:startOverride w:val="1"/>
-    </w:lvlOverride>
-    <w:lvlOverride w:ilvl="8">
-      <w:startOverride w:val="1"/>
-    </w:lvlOverride>
-  </w:num>
-  <w:num w:numId="1015">
-    <w:abstractNumId w:val="99413"/>
-    <w:lvlOverride w:ilvl="0">
-      <w:startOverride w:val="3"/>
-    </w:lvlOverride>
-    <w:lvlOverride w:ilvl="1">
-      <w:startOverride w:val="3"/>
-    </w:lvlOverride>
-    <w:lvlOverride w:ilvl="2">
-      <w:startOverride w:val="3"/>
-    </w:lvlOverride>
-    <w:lvlOverride w:ilvl="3">
-      <w:startOverride w:val="3"/>
-    </w:lvlOverride>
-    <w:lvlOverride w:ilvl="4">
-      <w:startOverride w:val="3"/>
-    </w:lvlOverride>
-    <w:lvlOverride w:ilvl="5">
-      <w:startOverride w:val="3"/>
-    </w:lvlOverride>
-    <w:lvlOverride w:ilvl="6">
-      <w:startOverride w:val="3"/>
-    </w:lvlOverride>
-    <w:lvlOverride w:ilvl="7">
-      <w:startOverride w:val="3"/>
-    </w:lvlOverride>
-    <w:lvlOverride w:ilvl="8">
-      <w:startOverride w:val="3"/>
-    </w:lvlOverride>
-  </w:num>
-  <w:num w:numId="1016">
-    <w:abstractNumId w:val="99411"/>
-    <w:lvlOverride w:ilvl="0">
-      <w:startOverride w:val="1"/>
-    </w:lvlOverride>
-    <w:lvlOverride w:ilvl="1">
-      <w:startOverride w:val="1"/>
-    </w:lvlOverride>
-    <w:lvlOverride w:ilvl="2">
-      <w:startOverride w:val="1"/>
-    </w:lvlOverride>
-    <w:lvlOverride w:ilvl="3">
-      <w:startOverride w:val="1"/>
-    </w:lvlOverride>
-    <w:lvlOverride w:ilvl="4">
-      <w:startOverride w:val="1"/>
-    </w:lvlOverride>
-    <w:lvlOverride w:ilvl="5">
-      <w:startOverride w:val="1"/>
-    </w:lvlOverride>
-    <w:lvlOverride w:ilvl="6">
-      <w:startOverride w:val="1"/>
-    </w:lvlOverride>
-    <w:lvlOverride w:ilvl="7">
-      <w:startOverride w:val="1"/>
-    </w:lvlOverride>
-    <w:lvlOverride w:ilvl="8">
-      <w:startOverride w:val="1"/>
-    </w:lvlOverride>
-  </w:num>
-  <w:num w:numId="1017">
+  <w:num w:numId="1027">
     <w:abstractNumId w:val="99411"/>
     <w:lvlOverride w:ilvl="0">
       <w:startOverride w:val="1"/>

--- a/00-首页/题组Word/第一轮·综合套卷/第一轮综合卷03（学生版）.docx
+++ b/00-首页/题组Word/第一轮·综合套卷/第一轮综合卷03（学生版）.docx
@@ -8268,1018 +8268,6 @@
     </w:p>
     <w:p>
       <w:pPr>
-        <w:pStyle w:val="FirstParagraph"/>
-        <w:ind w:firstLine="420"/>
-      </w:pPr>
-      <w:r>
-        <w:rPr>
-          <w:rFonts w:hint="eastAsia" w:ascii="Times New Roman" w:hAnsi="Times New Roman" w:eastAsia="FangSong" w:cs="Times New Roman"/>
-        </w:rPr>
-        <w:t>回答下列与配位化学有关的问题</w:t>
-      </w:r>
-      <w:r>
-        <w:rPr>
-          <w:rFonts w:hint="eastAsia" w:ascii="Times New Roman" w:hAnsi="Times New Roman" w:eastAsia="Times New Roman" w:cs="Times New Roman"/>
-        </w:rPr>
-        <w:t>。</w:t>
-      </w:r>
-    </w:p>
-    <w:p>
-      <w:pPr>
-        <w:numPr>
-          <w:ilvl w:val="0"/>
-          <w:numId w:val="1017"/>
-        </w:numPr>
-        <w:ind w:firstLine="420"/>
-      </w:pPr>
-      <w:r>
-        <w:rPr>
-          <w:rFonts w:hint="eastAsia" w:ascii="Times New Roman" w:hAnsi="Times New Roman" w:eastAsia="FangSong" w:cs="Times New Roman"/>
-        </w:rPr>
-        <w:t xml:space="preserve">为什么</w:t>
-      </w:r>
-      <w:r>
-        <w:rPr>
-          <w:rFonts w:ascii="Times New Roman" w:hAnsi="Times New Roman" w:eastAsia="Times New Roman" w:cs="Times New Roman"/>
-        </w:rPr>
-        <w:t xml:space="preserve"> </w:t>
-      </w:r>
-      <m:oMath>
-        <m:oMathPr>
-          <m:ctrlPr>
-            <w:rPr>
-              <w:sz w:val="28"/>
-              <w:szCs w:val="28"/>
-            </w:rPr>
-          </m:ctrlPr>
-        </m:oMathPr>
-        <m:sSup>
-          <m:e>
-            <m:d>
-              <m:dPr>
-                <m:begChr m:val="["/>
-                <m:sepChr m:val=""/>
-                <m:endChr m:val="]"/>
-                <m:grow/>
-              </m:dPr>
-              <m:e>
-                <m:r>
-                  <m:rPr>
-                    <m:sty m:val="p"/>
-                  </m:rPr>
-                  <m:t>N</m:t>
-                </m:r>
-                <m:r>
-                  <m:rPr>
-                    <m:sty m:val="p"/>
-                  </m:rPr>
-                  <m:t>i</m:t>
-                </m:r>
-                <m:sSub>
-                  <m:e>
-                    <m:d>
-                      <m:dPr>
-                        <m:begChr m:val="("/>
-                        <m:sepChr m:val=""/>
-                        <m:endChr m:val=")"/>
-                        <m:grow/>
-                      </m:dPr>
-                      <m:e>
-                        <m:sSub>
-                          <m:e>
-                            <m:r>
-                              <m:rPr>
-                                <m:sty m:val="p"/>
-                              </m:rPr>
-                              <m:t>H</m:t>
-                            </m:r>
-                          </m:e>
-                          <m:sub>
-                            <m:r>
-                              <m:t>2</m:t>
-                            </m:r>
-                          </m:sub>
-                        </m:sSub>
-                        <m:r>
-                          <m:rPr>
-                            <m:sty m:val="p"/>
-                          </m:rPr>
-                          <m:t>O</m:t>
-                        </m:r>
-                      </m:e>
-                    </m:d>
-                  </m:e>
-                  <m:sub>
-                    <m:r>
-                      <m:t>4</m:t>
-                    </m:r>
-                  </m:sub>
-                </m:sSub>
-              </m:e>
-            </m:d>
-          </m:e>
-          <m:sup>
-            <m:r>
-              <m:t>2</m:t>
-            </m:r>
-            <m:r>
-              <m:rPr>
-                <m:sty m:val="p"/>
-              </m:rPr>
-              <m:t>+</m:t>
-            </m:r>
-          </m:sup>
-        </m:sSup>
-      </m:oMath>
-      <w:r>
-        <w:rPr>
-          <w:rFonts w:ascii="Times New Roman" w:hAnsi="Times New Roman" w:eastAsia="Times New Roman" w:cs="Times New Roman"/>
-        </w:rPr>
-        <w:t xml:space="preserve"> </w:t>
-      </w:r>
-      <w:r>
-        <w:rPr>
-          <w:rFonts w:hint="eastAsia" w:ascii="Times New Roman" w:hAnsi="Times New Roman" w:eastAsia="FangSong" w:cs="Times New Roman"/>
-        </w:rPr>
-        <w:t>的空间结构为四面体</w:t>
-      </w:r>
-      <w:r>
-        <w:rPr>
-          <w:rFonts w:hint="eastAsia" w:ascii="Times New Roman" w:hAnsi="Times New Roman" w:eastAsia="Times New Roman" w:cs="Times New Roman"/>
-        </w:rPr>
-        <w:t>，</w:t>
-      </w:r>
-      <w:r>
-        <w:rPr>
-          <w:rFonts w:hint="eastAsia" w:ascii="Times New Roman" w:hAnsi="Times New Roman" w:eastAsia="FangSong" w:cs="Times New Roman"/>
-        </w:rPr>
-        <w:t>而</w:t>
-      </w:r>
-      <w:r>
-        <w:rPr>
-          <w:rFonts w:ascii="Times New Roman" w:hAnsi="Times New Roman" w:eastAsia="Times New Roman" w:cs="Times New Roman"/>
-        </w:rPr>
-        <w:t xml:space="preserve"> </w:t>
-      </w:r>
-      <m:oMath>
-        <m:oMathPr>
-          <m:ctrlPr>
-            <w:rPr>
-              <w:sz w:val="28"/>
-              <w:szCs w:val="28"/>
-            </w:rPr>
-          </m:ctrlPr>
-        </m:oMathPr>
-        <m:sSup>
-          <m:e>
-            <m:d>
-              <m:dPr>
-                <m:begChr m:val="["/>
-                <m:sepChr m:val=""/>
-                <m:endChr m:val="]"/>
-                <m:grow/>
-              </m:dPr>
-              <m:e>
-                <m:r>
-                  <m:rPr>
-                    <m:sty m:val="p"/>
-                  </m:rPr>
-                  <m:t>N</m:t>
-                </m:r>
-                <m:r>
-                  <m:rPr>
-                    <m:sty m:val="p"/>
-                  </m:rPr>
-                  <m:t>i</m:t>
-                </m:r>
-                <m:sSub>
-                  <m:e>
-                    <m:d>
-                      <m:dPr>
-                        <m:begChr m:val="("/>
-                        <m:sepChr m:val=""/>
-                        <m:endChr m:val=")"/>
-                        <m:grow/>
-                      </m:dPr>
-                      <m:e>
-                        <m:r>
-                          <m:rPr>
-                            <m:sty m:val="p"/>
-                          </m:rPr>
-                          <m:t>C</m:t>
-                        </m:r>
-                        <m:r>
-                          <m:rPr>
-                            <m:sty m:val="p"/>
-                          </m:rPr>
-                          <m:t>N</m:t>
-                        </m:r>
-                      </m:e>
-                    </m:d>
-                  </m:e>
-                  <m:sub>
-                    <m:r>
-                      <m:t>4</m:t>
-                    </m:r>
-                  </m:sub>
-                </m:sSub>
-              </m:e>
-            </m:d>
-          </m:e>
-          <m:sup>
-            <m:r>
-              <m:t>2</m:t>
-            </m:r>
-            <m:r>
-              <m:rPr>
-                <m:sty m:val="p"/>
-              </m:rPr>
-              <m:t>−</m:t>
-            </m:r>
-          </m:sup>
-        </m:sSup>
-      </m:oMath>
-      <w:r>
-        <w:rPr>
-          <w:rFonts w:ascii="Times New Roman" w:hAnsi="Times New Roman" w:eastAsia="Times New Roman" w:cs="Times New Roman"/>
-        </w:rPr>
-        <w:t xml:space="preserve"> </w:t>
-      </w:r>
-      <w:r>
-        <w:rPr>
-          <w:rFonts w:hint="eastAsia" w:ascii="Times New Roman" w:hAnsi="Times New Roman" w:eastAsia="FangSong" w:cs="Times New Roman"/>
-        </w:rPr>
-        <w:t>的空间结构为正方形</w:t>
-      </w:r>
-      <w:r>
-        <w:rPr>
-          <w:rFonts w:hint="eastAsia" w:ascii="Times New Roman" w:hAnsi="Times New Roman" w:eastAsia="Times New Roman" w:cs="Times New Roman"/>
-        </w:rPr>
-        <w:t>？</w:t>
-      </w:r>
-    </w:p>
-    <w:p>
-      <w:pPr>
-        <w:numPr>
-          <w:ilvl w:val="0"/>
-          <w:numId w:val="1017"/>
-        </w:numPr>
-        <w:ind w:firstLine="420"/>
-      </w:pPr>
-      <w:r>
-        <w:rPr>
-          <w:rFonts w:hint="eastAsia" w:ascii="Times New Roman" w:hAnsi="Times New Roman" w:eastAsia="FangSong" w:cs="Times New Roman"/>
-        </w:rPr>
-        <w:t xml:space="preserve">为什么</w:t>
-      </w:r>
-      <w:r>
-        <w:rPr>
-          <w:rFonts w:ascii="Times New Roman" w:hAnsi="Times New Roman" w:eastAsia="Times New Roman" w:cs="Times New Roman"/>
-        </w:rPr>
-        <w:t xml:space="preserve"> </w:t>
-      </w:r>
-      <m:oMath>
-        <m:oMathPr>
-          <m:ctrlPr>
-            <w:rPr>
-              <w:sz w:val="28"/>
-              <w:szCs w:val="28"/>
-            </w:rPr>
-          </m:ctrlPr>
-        </m:oMathPr>
-        <m:sSup>
-          <m:e>
-            <m:d>
-              <m:dPr>
-                <m:begChr m:val="["/>
-                <m:sepChr m:val=""/>
-                <m:endChr m:val="]"/>
-                <m:grow/>
-              </m:dPr>
-              <m:e>
-                <m:r>
-                  <m:rPr>
-                    <m:sty m:val="p"/>
-                  </m:rPr>
-                  <m:t>A</m:t>
-                </m:r>
-                <m:r>
-                  <m:rPr>
-                    <m:sty m:val="p"/>
-                  </m:rPr>
-                  <m:t>g</m:t>
-                </m:r>
-                <m:sSub>
-                  <m:e>
-                    <m:d>
-                      <m:dPr>
-                        <m:begChr m:val="("/>
-                        <m:sepChr m:val=""/>
-                        <m:endChr m:val=")"/>
-                        <m:grow/>
-                      </m:dPr>
-                      <m:e>
-                        <m:sSub>
-                          <m:e>
-                            <m:r>
-                              <m:rPr>
-                                <m:sty m:val="p"/>
-                              </m:rPr>
-                              <m:t>N</m:t>
-                            </m:r>
-                            <m:r>
-                              <m:rPr>
-                                <m:sty m:val="p"/>
-                              </m:rPr>
-                              <m:t>H</m:t>
-                            </m:r>
-                          </m:e>
-                          <m:sub>
-                            <m:r>
-                              <m:t>3</m:t>
-                            </m:r>
-                          </m:sub>
-                        </m:sSub>
-                      </m:e>
-                    </m:d>
-                  </m:e>
-                  <m:sub>
-                    <m:r>
-                      <m:t>2</m:t>
-                    </m:r>
-                  </m:sub>
-                </m:sSub>
-              </m:e>
-            </m:d>
-          </m:e>
-          <m:sup>
-            <m:r>
-              <m:rPr>
-                <m:sty m:val="p"/>
-              </m:rPr>
-              <m:t>+</m:t>
-            </m:r>
-          </m:sup>
-        </m:sSup>
-      </m:oMath>
-      <w:r>
-        <w:rPr>
-          <w:rFonts w:ascii="Times New Roman" w:hAnsi="Times New Roman" w:eastAsia="Times New Roman" w:cs="Times New Roman"/>
-        </w:rPr>
-        <w:t xml:space="preserve"> </w:t>
-      </w:r>
-      <w:r>
-        <w:rPr>
-          <w:rFonts w:hint="eastAsia" w:ascii="Times New Roman" w:hAnsi="Times New Roman" w:eastAsia="FangSong" w:cs="Times New Roman"/>
-        </w:rPr>
-        <w:t xml:space="preserve">的</w:t>
-      </w:r>
-      <w:r>
-        <w:rPr>
-          <w:rFonts w:ascii="Times New Roman" w:hAnsi="Times New Roman" w:eastAsia="Times New Roman" w:cs="Times New Roman"/>
-        </w:rPr>
-        <w:t xml:space="preserve"> </w:t>
-      </w:r>
-      <m:oMath>
-        <m:r>
-          <m:rPr>
-            <m:sty m:val="p"/>
-          </m:rPr>
-          <m:t>lg</m:t>
-        </m:r>
-        <m:r>
-          <m:t>β</m:t>
-        </m:r>
-      </m:oMath>
-      <w:r>
-        <w:rPr>
-          <w:rFonts w:ascii="Times New Roman" w:hAnsi="Times New Roman" w:eastAsia="Times New Roman" w:cs="Times New Roman"/>
-        </w:rPr>
-        <w:t xml:space="preserve"> </w:t>
-      </w:r>
-      <w:r>
-        <w:rPr>
-          <w:rFonts w:hint="eastAsia" w:ascii="Times New Roman" w:hAnsi="Times New Roman" w:eastAsia="FangSong" w:cs="Times New Roman"/>
-        </w:rPr>
-        <w:t xml:space="preserve">为</w:t>
-      </w:r>
-      <w:r>
-        <w:rPr>
-          <w:rFonts w:ascii="Times New Roman" w:hAnsi="Times New Roman" w:eastAsia="Times New Roman" w:cs="Times New Roman"/>
-        </w:rPr>
-        <w:t xml:space="preserve"> </w:t>
-      </w:r>
-      <w:r>
-        <w:rPr>
-          <w:rFonts w:hint="eastAsia" w:ascii="Times New Roman" w:hAnsi="Times New Roman" w:eastAsia="Times New Roman" w:cs="Times New Roman"/>
-        </w:rPr>
-        <w:t>7.2，</w:t>
-      </w:r>
-      <w:r>
-        <w:rPr>
-          <w:rFonts w:hint="eastAsia" w:ascii="Times New Roman" w:hAnsi="Times New Roman" w:eastAsia="FangSong" w:cs="Times New Roman"/>
-        </w:rPr>
-        <w:t>而</w:t>
-      </w:r>
-      <w:r>
-        <w:rPr>
-          <w:rFonts w:ascii="Times New Roman" w:hAnsi="Times New Roman" w:eastAsia="Times New Roman" w:cs="Times New Roman"/>
-        </w:rPr>
-        <w:t xml:space="preserve"> </w:t>
-      </w:r>
-      <m:oMath>
-        <m:oMathPr>
-          <m:ctrlPr>
-            <w:rPr>
-              <w:sz w:val="28"/>
-              <w:szCs w:val="28"/>
-            </w:rPr>
-          </m:ctrlPr>
-        </m:oMathPr>
-        <m:r>
-          <m:rPr>
-            <m:sty m:val="p"/>
-          </m:rPr>
-          <m:t>[</m:t>
-        </m:r>
-        <m:r>
-          <m:rPr>
-            <m:sty m:val="p"/>
-          </m:rPr>
-          <m:t>A</m:t>
-        </m:r>
-        <m:r>
-          <m:rPr>
-            <m:sty m:val="p"/>
-          </m:rPr>
-          <m:t>g</m:t>
-        </m:r>
-        <m:r>
-          <m:rPr>
-            <m:sty m:val="p"/>
-          </m:rPr>
-          <m:t>(</m:t>
-        </m:r>
-        <m:r>
-          <m:rPr>
-            <m:sty m:val="p"/>
-          </m:rPr>
-          <m:t>e</m:t>
-        </m:r>
-        <m:r>
-          <m:rPr>
-            <m:sty m:val="p"/>
-          </m:rPr>
-          <m:t>n</m:t>
-        </m:r>
-        <m:r>
-          <m:rPr>
-            <m:sty m:val="p"/>
-          </m:rPr>
-          <m:t>)</m:t>
-        </m:r>
-        <m:sSup>
-          <m:e>
-            <m:r>
-              <m:rPr>
-                <m:sty m:val="p"/>
-              </m:rPr>
-              <m:t>]</m:t>
-            </m:r>
-          </m:e>
-          <m:sup>
-            <m:r>
-              <m:rPr>
-                <m:sty m:val="p"/>
-              </m:rPr>
-              <m:t>+</m:t>
-            </m:r>
-          </m:sup>
-        </m:sSup>
-      </m:oMath>
-      <w:r>
-        <w:rPr>
-          <w:rFonts w:ascii="Times New Roman" w:hAnsi="Times New Roman" w:eastAsia="Times New Roman" w:cs="Times New Roman"/>
-        </w:rPr>
-        <w:t xml:space="preserve"> </w:t>
-      </w:r>
-      <w:r>
-        <w:rPr>
-          <w:rFonts w:hint="eastAsia" w:ascii="Times New Roman" w:hAnsi="Times New Roman" w:eastAsia="FangSong" w:cs="Times New Roman"/>
-        </w:rPr>
-        <w:t xml:space="preserve">的</w:t>
-      </w:r>
-      <w:r>
-        <w:rPr>
-          <w:rFonts w:ascii="Times New Roman" w:hAnsi="Times New Roman" w:eastAsia="Times New Roman" w:cs="Times New Roman"/>
-        </w:rPr>
-        <w:t xml:space="preserve"> </w:t>
-      </w:r>
-      <m:oMath>
-        <m:r>
-          <m:rPr>
-            <m:sty m:val="p"/>
-          </m:rPr>
-          <m:t>lg</m:t>
-        </m:r>
-        <m:r>
-          <m:t>β</m:t>
-        </m:r>
-      </m:oMath>
-      <w:r>
-        <w:rPr>
-          <w:rFonts w:ascii="Times New Roman" w:hAnsi="Times New Roman" w:eastAsia="Times New Roman" w:cs="Times New Roman"/>
-        </w:rPr>
-        <w:t xml:space="preserve"> </w:t>
-      </w:r>
-      <w:r>
-        <w:rPr>
-          <w:rFonts w:hint="eastAsia" w:ascii="Times New Roman" w:hAnsi="Times New Roman" w:eastAsia="FangSong" w:cs="Times New Roman"/>
-        </w:rPr>
-        <w:t xml:space="preserve">只有</w:t>
-      </w:r>
-      <w:r>
-        <w:rPr>
-          <w:rFonts w:ascii="Times New Roman" w:hAnsi="Times New Roman" w:eastAsia="Times New Roman" w:cs="Times New Roman"/>
-        </w:rPr>
-        <w:t xml:space="preserve"> </w:t>
-      </w:r>
-      <w:r>
-        <w:rPr>
-          <w:rFonts w:hint="eastAsia" w:ascii="Times New Roman" w:hAnsi="Times New Roman" w:eastAsia="Times New Roman" w:cs="Times New Roman"/>
-        </w:rPr>
-        <w:t xml:space="preserve">6.0？</w:t>
-      </w:r>
-    </w:p>
-    <w:p>
-      <w:pPr>
-        <w:numPr>
-          <w:ilvl w:val="0"/>
-          <w:numId w:val="1017"/>
-        </w:numPr>
-        <w:ind w:firstLine="420"/>
-      </w:pPr>
-      <w:r>
-        <w:rPr>
-          <w:rFonts w:hint="eastAsia" w:ascii="Times New Roman" w:hAnsi="Times New Roman" w:eastAsia="FangSong" w:cs="Times New Roman"/>
-        </w:rPr>
-        <w:t xml:space="preserve">为什么</w:t>
-      </w:r>
-      <w:r>
-        <w:rPr>
-          <w:rFonts w:ascii="Times New Roman" w:hAnsi="Times New Roman" w:eastAsia="Times New Roman" w:cs="Times New Roman"/>
-        </w:rPr>
-        <w:t xml:space="preserve"> </w:t>
-      </w:r>
-      <m:oMath>
-        <m:oMathPr>
-          <m:ctrlPr>
-            <w:rPr>
-              <w:sz w:val="28"/>
-              <w:szCs w:val="28"/>
-            </w:rPr>
-          </m:ctrlPr>
-        </m:oMathPr>
-        <m:sSup>
-          <m:e>
-            <m:d>
-              <m:dPr>
-                <m:begChr m:val="["/>
-                <m:sepChr m:val=""/>
-                <m:endChr m:val="]"/>
-                <m:grow/>
-              </m:dPr>
-              <m:e>
-                <m:r>
-                  <m:rPr>
-                    <m:sty m:val="p"/>
-                  </m:rPr>
-                  <m:t>C</m:t>
-                </m:r>
-                <m:r>
-                  <m:rPr>
-                    <m:sty m:val="p"/>
-                  </m:rPr>
-                  <m:t>o</m:t>
-                </m:r>
-                <m:r>
-                  <m:rPr>
-                    <m:sty m:val="p"/>
-                  </m:rPr>
-                  <m:t>(</m:t>
-                </m:r>
-                <m:r>
-                  <m:rPr>
-                    <m:sty m:val="p"/>
-                  </m:rPr>
-                  <m:t>S</m:t>
-                </m:r>
-                <m:r>
-                  <m:rPr>
-                    <m:sty m:val="p"/>
-                  </m:rPr>
-                  <m:t>C</m:t>
-                </m:r>
-                <m:r>
-                  <m:rPr>
-                    <m:sty m:val="p"/>
-                  </m:rPr>
-                  <m:t>N</m:t>
-                </m:r>
-                <m:sSub>
-                  <m:e>
-                    <m:r>
-                      <m:rPr>
-                        <m:sty m:val="p"/>
-                      </m:rPr>
-                      <m:t>)</m:t>
-                    </m:r>
-                  </m:e>
-                  <m:sub>
-                    <m:r>
-                      <m:t>6</m:t>
-                    </m:r>
-                  </m:sub>
-                </m:sSub>
-              </m:e>
-            </m:d>
-          </m:e>
-          <m:sup>
-            <m:r>
-              <m:t>4</m:t>
-            </m:r>
-            <m:r>
-              <m:rPr>
-                <m:sty m:val="p"/>
-              </m:rPr>
-              <m:t>−</m:t>
-            </m:r>
-          </m:sup>
-        </m:sSup>
-      </m:oMath>
-      <w:r>
-        <w:rPr>
-          <w:rFonts w:ascii="Times New Roman" w:hAnsi="Times New Roman" w:eastAsia="Times New Roman" w:cs="Times New Roman"/>
-        </w:rPr>
-        <w:t xml:space="preserve"> </w:t>
-      </w:r>
-      <w:r>
-        <w:rPr>
-          <w:rFonts w:hint="eastAsia" w:ascii="Times New Roman" w:hAnsi="Times New Roman" w:eastAsia="FangSong" w:cs="Times New Roman"/>
-        </w:rPr>
-        <w:t xml:space="preserve">的稳定常数比</w:t>
-      </w:r>
-      <w:r>
-        <w:rPr>
-          <w:rFonts w:ascii="Times New Roman" w:hAnsi="Times New Roman" w:eastAsia="Times New Roman" w:cs="Times New Roman"/>
-        </w:rPr>
-        <w:t xml:space="preserve"> </w:t>
-      </w:r>
-      <m:oMath>
-        <m:oMathPr>
-          <m:ctrlPr>
-            <w:rPr>
-              <w:sz w:val="28"/>
-              <w:szCs w:val="28"/>
-            </w:rPr>
-          </m:ctrlPr>
-        </m:oMathPr>
-        <m:sSup>
-          <m:e>
-            <m:d>
-              <m:dPr>
-                <m:begChr m:val="["/>
-                <m:sepChr m:val=""/>
-                <m:endChr m:val="]"/>
-                <m:grow/>
-              </m:dPr>
-              <m:e>
-                <m:r>
-                  <m:rPr>
-                    <m:sty m:val="p"/>
-                  </m:rPr>
-                  <m:t>C</m:t>
-                </m:r>
-                <m:r>
-                  <m:rPr>
-                    <m:sty m:val="p"/>
-                  </m:rPr>
-                  <m:t>o</m:t>
-                </m:r>
-                <m:r>
-                  <m:rPr>
-                    <m:sty m:val="p"/>
-                  </m:rPr>
-                  <m:t>(</m:t>
-                </m:r>
-                <m:sSub>
-                  <m:e>
-                    <m:r>
-                      <m:rPr>
-                        <m:sty m:val="p"/>
-                      </m:rPr>
-                      <m:t>N</m:t>
-                    </m:r>
-                    <m:r>
-                      <m:rPr>
-                        <m:sty m:val="p"/>
-                      </m:rPr>
-                      <m:t>H</m:t>
-                    </m:r>
-                  </m:e>
-                  <m:sub>
-                    <m:r>
-                      <m:t>3</m:t>
-                    </m:r>
-                  </m:sub>
-                </m:sSub>
-                <m:sSub>
-                  <m:e>
-                    <m:r>
-                      <m:rPr>
-                        <m:sty m:val="p"/>
-                      </m:rPr>
-                      <m:t>)</m:t>
-                    </m:r>
-                  </m:e>
-                  <m:sub>
-                    <m:r>
-                      <m:t>6</m:t>
-                    </m:r>
-                  </m:sub>
-                </m:sSub>
-              </m:e>
-            </m:d>
-          </m:e>
-          <m:sup>
-            <m:r>
-              <m:t>2</m:t>
-            </m:r>
-            <m:r>
-              <m:rPr>
-                <m:sty m:val="p"/>
-              </m:rPr>
-              <m:t>+</m:t>
-            </m:r>
-          </m:sup>
-        </m:sSup>
-      </m:oMath>
-      <w:r>
-        <w:rPr>
-          <w:rFonts w:ascii="Times New Roman" w:hAnsi="Times New Roman" w:eastAsia="Times New Roman" w:cs="Times New Roman"/>
-        </w:rPr>
-        <w:t xml:space="preserve"> </w:t>
-      </w:r>
-      <w:r>
-        <w:rPr>
-          <w:rFonts w:hint="eastAsia" w:ascii="Times New Roman" w:hAnsi="Times New Roman" w:eastAsia="FangSong" w:cs="Times New Roman"/>
-        </w:rPr>
-        <w:t>小</w:t>
-      </w:r>
-      <w:r>
-        <w:rPr>
-          <w:rFonts w:hint="eastAsia" w:ascii="Times New Roman" w:hAnsi="Times New Roman" w:eastAsia="Times New Roman" w:cs="Times New Roman"/>
-        </w:rPr>
-        <w:t>，</w:t>
-      </w:r>
-      <w:r>
-        <w:rPr>
-          <w:rFonts w:hint="eastAsia" w:ascii="Times New Roman" w:hAnsi="Times New Roman" w:eastAsia="FangSong" w:cs="Times New Roman"/>
-        </w:rPr>
-        <w:t>但在酸性溶液中</w:t>
-      </w:r>
-      <w:r>
-        <w:rPr>
-          <w:rFonts w:hint="eastAsia" w:ascii="Times New Roman" w:hAnsi="Times New Roman" w:eastAsia="Times New Roman" w:cs="Times New Roman"/>
-        </w:rPr>
-        <w:t>，</w:t>
-      </w:r>
-      <w:r>
-        <w:rPr>
-          <w:rFonts w:ascii="Times New Roman" w:hAnsi="Times New Roman" w:eastAsia="Times New Roman" w:cs="Times New Roman"/>
-        </w:rPr>
-        <w:t xml:space="preserve"> </w:t>
-      </w:r>
-      <m:oMath>
-        <m:oMathPr>
-          <m:ctrlPr>
-            <w:rPr>
-              <w:sz w:val="28"/>
-              <w:szCs w:val="28"/>
-            </w:rPr>
-          </m:ctrlPr>
-        </m:oMathPr>
-        <m:sSup>
-          <m:e>
-            <m:d>
-              <m:dPr>
-                <m:begChr m:val="["/>
-                <m:sepChr m:val=""/>
-                <m:endChr m:val="]"/>
-                <m:grow/>
-              </m:dPr>
-              <m:e>
-                <m:r>
-                  <m:rPr>
-                    <m:sty m:val="p"/>
-                  </m:rPr>
-                  <m:t>C</m:t>
-                </m:r>
-                <m:r>
-                  <m:rPr>
-                    <m:sty m:val="p"/>
-                  </m:rPr>
-                  <m:t>o</m:t>
-                </m:r>
-                <m:r>
-                  <m:rPr>
-                    <m:sty m:val="p"/>
-                  </m:rPr>
-                  <m:t>(</m:t>
-                </m:r>
-                <m:r>
-                  <m:rPr>
-                    <m:sty m:val="p"/>
-                  </m:rPr>
-                  <m:t>S</m:t>
-                </m:r>
-                <m:r>
-                  <m:rPr>
-                    <m:sty m:val="p"/>
-                  </m:rPr>
-                  <m:t>C</m:t>
-                </m:r>
-                <m:r>
-                  <m:rPr>
-                    <m:sty m:val="p"/>
-                  </m:rPr>
-                  <m:t>N</m:t>
-                </m:r>
-                <m:sSub>
-                  <m:e>
-                    <m:r>
-                      <m:rPr>
-                        <m:sty m:val="p"/>
-                      </m:rPr>
-                      <m:t>)</m:t>
-                    </m:r>
-                  </m:e>
-                  <m:sub>
-                    <m:r>
-                      <m:t>6</m:t>
-                    </m:r>
-                  </m:sub>
-                </m:sSub>
-              </m:e>
-            </m:d>
-          </m:e>
-          <m:sup>
-            <m:r>
-              <m:t>4</m:t>
-            </m:r>
-            <m:r>
-              <m:rPr>
-                <m:sty m:val="p"/>
-              </m:rPr>
-              <m:t>−</m:t>
-            </m:r>
-          </m:sup>
-        </m:sSup>
-      </m:oMath>
-      <w:r>
-        <w:rPr>
-          <w:rFonts w:ascii="Times New Roman" w:hAnsi="Times New Roman" w:eastAsia="Times New Roman" w:cs="Times New Roman"/>
-        </w:rPr>
-        <w:t xml:space="preserve"> </w:t>
-      </w:r>
-      <w:r>
-        <w:rPr>
-          <w:rFonts w:hint="eastAsia" w:ascii="Times New Roman" w:hAnsi="Times New Roman" w:eastAsia="FangSong" w:cs="Times New Roman"/>
-        </w:rPr>
-        <w:t>可以存在</w:t>
-      </w:r>
-      <w:r>
-        <w:rPr>
-          <w:rFonts w:hint="eastAsia" w:ascii="Times New Roman" w:hAnsi="Times New Roman" w:eastAsia="Times New Roman" w:cs="Times New Roman"/>
-        </w:rPr>
-        <w:t>，</w:t>
-      </w:r>
-      <w:r>
-        <w:rPr>
-          <w:rFonts w:ascii="Times New Roman" w:hAnsi="Times New Roman" w:eastAsia="Times New Roman" w:cs="Times New Roman"/>
-        </w:rPr>
-        <w:t xml:space="preserve"> </w:t>
-      </w:r>
-      <m:oMath>
-        <m:oMathPr>
-          <m:ctrlPr>
-            <w:rPr>
-              <w:sz w:val="28"/>
-              <w:szCs w:val="28"/>
-            </w:rPr>
-          </m:ctrlPr>
-        </m:oMathPr>
-        <m:sSup>
-          <m:e>
-            <m:d>
-              <m:dPr>
-                <m:begChr m:val="["/>
-                <m:sepChr m:val=""/>
-                <m:endChr m:val="]"/>
-                <m:grow/>
-              </m:dPr>
-              <m:e>
-                <m:r>
-                  <m:rPr>
-                    <m:sty m:val="p"/>
-                  </m:rPr>
-                  <m:t>C</m:t>
-                </m:r>
-                <m:r>
-                  <m:rPr>
-                    <m:sty m:val="p"/>
-                  </m:rPr>
-                  <m:t>o</m:t>
-                </m:r>
-                <m:r>
-                  <m:rPr>
-                    <m:sty m:val="p"/>
-                  </m:rPr>
-                  <m:t>(</m:t>
-                </m:r>
-                <m:sSub>
-                  <m:e>
-                    <m:r>
-                      <m:rPr>
-                        <m:sty m:val="p"/>
-                      </m:rPr>
-                      <m:t>N</m:t>
-                    </m:r>
-                    <m:r>
-                      <m:rPr>
-                        <m:sty m:val="p"/>
-                      </m:rPr>
-                      <m:t>H</m:t>
-                    </m:r>
-                  </m:e>
-                  <m:sub>
-                    <m:r>
-                      <m:t>3</m:t>
-                    </m:r>
-                  </m:sub>
-                </m:sSub>
-                <m:sSub>
-                  <m:e>
-                    <m:r>
-                      <m:rPr>
-                        <m:sty m:val="p"/>
-                      </m:rPr>
-                      <m:t>)</m:t>
-                    </m:r>
-                  </m:e>
-                  <m:sub>
-                    <m:r>
-                      <m:t>6</m:t>
-                    </m:r>
-                  </m:sub>
-                </m:sSub>
-              </m:e>
-            </m:d>
-          </m:e>
-          <m:sup>
-            <m:r>
-              <m:t>2</m:t>
-            </m:r>
-            <m:r>
-              <m:rPr>
-                <m:sty m:val="p"/>
-              </m:rPr>
-              <m:t>+</m:t>
-            </m:r>
-          </m:sup>
-        </m:sSup>
-      </m:oMath>
-      <w:r>
-        <w:rPr>
-          <w:rFonts w:ascii="Times New Roman" w:hAnsi="Times New Roman" w:eastAsia="Times New Roman" w:cs="Times New Roman"/>
-        </w:rPr>
-        <w:t xml:space="preserve"> </w:t>
-      </w:r>
-      <w:r>
-        <w:rPr>
-          <w:rFonts w:hint="eastAsia" w:ascii="Times New Roman" w:hAnsi="Times New Roman" w:eastAsia="FangSong" w:cs="Times New Roman"/>
-        </w:rPr>
-        <w:t>不能存在</w:t>
-      </w:r>
-      <w:r>
-        <w:rPr>
-          <w:rFonts w:hint="eastAsia" w:ascii="Times New Roman" w:hAnsi="Times New Roman" w:eastAsia="Times New Roman" w:cs="Times New Roman"/>
-        </w:rPr>
-        <w:t>？</w:t>
-      </w:r>
-    </w:p>
-    <w:p>
-      <w:pPr>
         <w:spacing w:before="160" w:after="80"/>
       </w:pPr>
       <w:r>
@@ -9643,7 +8631,7 @@
       <w:pPr>
         <w:numPr>
           <w:ilvl w:val="0"/>
-          <w:numId w:val="1018"/>
+          <w:numId w:val="1017"/>
         </w:numPr>
         <w:ind w:firstLine="420"/>
       </w:pPr>
@@ -9863,7 +8851,7 @@
       <w:pPr>
         <w:numPr>
           <w:ilvl w:val="0"/>
-          <w:numId w:val="1018"/>
+          <w:numId w:val="1017"/>
         </w:numPr>
         <w:ind w:firstLine="420"/>
       </w:pPr>
@@ -10606,7 +9594,7 @@
       <w:pPr>
         <w:numPr>
           <w:ilvl w:val="0"/>
-          <w:numId w:val="1019"/>
+          <w:numId w:val="1018"/>
         </w:numPr>
         <w:ind w:firstLine="420"/>
       </w:pPr>
@@ -10869,7 +9857,7 @@
       <w:pPr>
         <w:numPr>
           <w:ilvl w:val="0"/>
-          <w:numId w:val="1019"/>
+          <w:numId w:val="1018"/>
         </w:numPr>
       </w:pPr>
       <w:r>
@@ -10974,7 +9962,7 @@
       <w:pPr>
         <w:numPr>
           <w:ilvl w:val="0"/>
-          <w:numId w:val="1019"/>
+          <w:numId w:val="1018"/>
         </w:numPr>
       </w:pPr>
       <w:r>
@@ -11995,7 +10983,7 @@
         <w:pStyle w:val="Compact"/>
         <w:numPr>
           <w:ilvl w:val="0"/>
-          <w:numId w:val="1020"/>
+          <w:numId w:val="1019"/>
         </w:numPr>
         <w:ind w:firstLine="420"/>
       </w:pPr>
@@ -12139,6 +11127,106 @@
         <w:pStyle w:val="Compact"/>
         <w:numPr>
           <w:ilvl w:val="0"/>
+          <w:numId w:val="1019"/>
+        </w:numPr>
+        <w:ind w:firstLine="420"/>
+      </w:pPr>
+      <w:r>
+        <w:rPr>
+          <w:rFonts w:hint="eastAsia" w:ascii="Times New Roman" w:hAnsi="Times New Roman" w:eastAsia="FangSong" w:cs="Times New Roman"/>
+        </w:rPr>
+        <w:t>若在水中分别添加酸碱</w:t>
+      </w:r>
+      <w:r>
+        <w:rPr>
+          <w:rFonts w:hint="eastAsia" w:ascii="Times New Roman" w:hAnsi="Times New Roman" w:eastAsia="Times New Roman" w:cs="Times New Roman"/>
+        </w:rPr>
+        <w:t>，</w:t>
+      </w:r>
+      <w:r>
+        <w:rPr>
+          <w:rFonts w:hint="eastAsia" w:ascii="Times New Roman" w:hAnsi="Times New Roman" w:eastAsia="FangSong" w:cs="Times New Roman"/>
+        </w:rPr>
+        <w:t>使得</w:t>
+      </w:r>
+      <w:r>
+        <w:rPr>
+          <w:rFonts w:ascii="Times New Roman" w:hAnsi="Times New Roman" w:eastAsia="Times New Roman" w:cs="Times New Roman"/>
+        </w:rPr>
+        <w:t xml:space="preserve"> pH </w:t>
+      </w:r>
+      <w:r>
+        <w:rPr>
+          <w:rFonts w:hint="eastAsia" w:ascii="Times New Roman" w:hAnsi="Times New Roman" w:eastAsia="FangSong" w:cs="Times New Roman"/>
+        </w:rPr>
+        <w:t xml:space="preserve">增加</w:t>
+      </w:r>
+      <w:r>
+        <w:rPr>
+          <w:rFonts w:ascii="Times New Roman" w:hAnsi="Times New Roman" w:eastAsia="Times New Roman" w:cs="Times New Roman"/>
+        </w:rPr>
+        <w:t xml:space="preserve"> 1 </w:t>
+      </w:r>
+      <w:r>
+        <w:rPr>
+          <w:rFonts w:hint="eastAsia" w:ascii="Times New Roman" w:hAnsi="Times New Roman" w:eastAsia="FangSong" w:cs="Times New Roman"/>
+        </w:rPr>
+        <w:t xml:space="preserve">或者</w:t>
+      </w:r>
+      <w:r>
+        <w:rPr>
+          <w:rFonts w:ascii="Times New Roman" w:hAnsi="Times New Roman" w:eastAsia="Times New Roman" w:cs="Times New Roman"/>
+        </w:rPr>
+        <w:t xml:space="preserve"> pH </w:t>
+      </w:r>
+      <w:r>
+        <w:rPr>
+          <w:rFonts w:hint="eastAsia" w:ascii="Times New Roman" w:hAnsi="Times New Roman" w:eastAsia="FangSong" w:cs="Times New Roman"/>
+        </w:rPr>
+        <w:t xml:space="preserve">减少</w:t>
+      </w:r>
+      <w:r>
+        <w:rPr>
+          <w:rFonts w:ascii="Times New Roman" w:hAnsi="Times New Roman" w:eastAsia="Times New Roman" w:cs="Times New Roman"/>
+        </w:rPr>
+        <w:t xml:space="preserve"> </w:t>
+      </w:r>
+      <w:r>
+        <w:rPr>
+          <w:rFonts w:hint="eastAsia" w:ascii="Times New Roman" w:hAnsi="Times New Roman" w:eastAsia="Times New Roman" w:cs="Times New Roman"/>
+        </w:rPr>
+        <w:t>1,</w:t>
+      </w:r>
+      <w:r>
+        <w:rPr>
+          <w:rFonts w:hint="eastAsia" w:ascii="Times New Roman" w:hAnsi="Times New Roman" w:eastAsia="FangSong" w:cs="Times New Roman"/>
+        </w:rPr>
+        <w:t>然后再让系统达到平衡</w:t>
+      </w:r>
+      <w:r>
+        <w:rPr>
+          <w:rFonts w:hint="eastAsia" w:ascii="Times New Roman" w:hAnsi="Times New Roman" w:eastAsia="Times New Roman" w:cs="Times New Roman"/>
+        </w:rPr>
+        <w:t>。</w:t>
+      </w:r>
+      <w:r>
+        <w:rPr>
+          <w:rFonts w:hint="eastAsia" w:ascii="Times New Roman" w:hAnsi="Times New Roman" w:eastAsia="FangSong" w:cs="Times New Roman"/>
+        </w:rPr>
+        <w:t>判断以下说法的正确性</w:t>
+      </w:r>
+      <w:r>
+        <w:rPr>
+          <w:rFonts w:hint="eastAsia" w:ascii="Times New Roman" w:hAnsi="Times New Roman" w:eastAsia="Times New Roman" w:cs="Times New Roman"/>
+        </w:rPr>
+        <w:t>:</w:t>
+      </w:r>
+    </w:p>
+    <w:p>
+      <w:pPr>
+        <w:pStyle w:val="Compact"/>
+        <w:numPr>
+          <w:ilvl w:val="0"/>
           <w:numId w:val="1020"/>
         </w:numPr>
         <w:ind w:firstLine="420"/>
@@ -12147,19 +11235,7 @@
         <w:rPr>
           <w:rFonts w:hint="eastAsia" w:ascii="Times New Roman" w:hAnsi="Times New Roman" w:eastAsia="FangSong" w:cs="Times New Roman"/>
         </w:rPr>
-        <w:t>若在水中分别添加酸碱</w:t>
-      </w:r>
-      <w:r>
-        <w:rPr>
-          <w:rFonts w:hint="eastAsia" w:ascii="Times New Roman" w:hAnsi="Times New Roman" w:eastAsia="Times New Roman" w:cs="Times New Roman"/>
-        </w:rPr>
-        <w:t>，</w:t>
-      </w:r>
-      <w:r>
-        <w:rPr>
-          <w:rFonts w:hint="eastAsia" w:ascii="Times New Roman" w:hAnsi="Times New Roman" w:eastAsia="FangSong" w:cs="Times New Roman"/>
-        </w:rPr>
-        <w:t>使得</w:t>
+        <w:t xml:space="preserve">若添加碱使得</w:t>
       </w:r>
       <w:r>
         <w:rPr>
@@ -12177,31 +11253,120 @@
         <w:rPr>
           <w:rFonts w:ascii="Times New Roman" w:hAnsi="Times New Roman" w:eastAsia="Times New Roman" w:cs="Times New Roman"/>
         </w:rPr>
-        <w:t xml:space="preserve"> 1 </w:t>
-      </w:r>
-      <w:r>
-        <w:rPr>
-          <w:rFonts w:hint="eastAsia" w:ascii="Times New Roman" w:hAnsi="Times New Roman" w:eastAsia="FangSong" w:cs="Times New Roman"/>
-        </w:rPr>
-        <w:t xml:space="preserve">或者</w:t>
-      </w:r>
-      <w:r>
-        <w:rPr>
-          <w:rFonts w:ascii="Times New Roman" w:hAnsi="Times New Roman" w:eastAsia="Times New Roman" w:cs="Times New Roman"/>
-        </w:rPr>
-        <w:t xml:space="preserve"> pH </w:t>
-      </w:r>
-      <w:r>
-        <w:rPr>
-          <w:rFonts w:hint="eastAsia" w:ascii="Times New Roman" w:hAnsi="Times New Roman" w:eastAsia="FangSong" w:cs="Times New Roman"/>
-        </w:rPr>
-        <w:t xml:space="preserve">减少</w:t>
-      </w:r>
-      <w:r>
-        <w:rPr>
-          <w:rFonts w:ascii="Times New Roman" w:hAnsi="Times New Roman" w:eastAsia="Times New Roman" w:cs="Times New Roman"/>
-        </w:rPr>
-        <w:t xml:space="preserve"> </w:t>
+        <w:t xml:space="preserve"> 1, </w:t>
+      </w:r>
+      <w:r>
+        <w:rPr>
+          <w:rFonts w:hint="eastAsia" w:ascii="Times New Roman" w:hAnsi="Times New Roman" w:eastAsia="FangSong" w:cs="Times New Roman"/>
+        </w:rPr>
+        <w:t>系统达到平衡后</w:t>
+      </w:r>
+      <w:r>
+        <w:rPr>
+          <w:rFonts w:hint="eastAsia" w:ascii="Times New Roman" w:hAnsi="Times New Roman" w:eastAsia="Times New Roman" w:cs="Times New Roman"/>
+        </w:rPr>
+        <w:t>,</w:t>
+      </w:r>
+      <w:r>
+        <w:rPr>
+          <w:rFonts w:ascii="Times New Roman" w:hAnsi="Times New Roman" w:eastAsia="Times New Roman" w:cs="Times New Roman"/>
+        </w:rPr>
+        <w:t xml:space="preserve"> </w:t>
+      </w:r>
+      <w:r>
+        <w:rPr>
+          <w:rFonts w:hint="eastAsia" w:ascii="Times New Roman" w:hAnsi="Times New Roman" w:eastAsia="FangSong" w:cs="Times New Roman"/>
+        </w:rPr>
+        <w:t xml:space="preserve">水中吸收的</w:t>
+      </w:r>
+      <w:r>
+        <w:rPr>
+          <w:rFonts w:ascii="Times New Roman" w:hAnsi="Times New Roman" w:eastAsia="Times New Roman" w:cs="Times New Roman"/>
+        </w:rPr>
+        <w:t xml:space="preserve"> </w:t>
+      </w:r>
+      <m:oMath>
+        <m:r>
+          <m:t>C</m:t>
+        </m:r>
+        <m:sSub>
+          <m:e>
+            <m:r>
+              <m:t>O</m:t>
+            </m:r>
+          </m:e>
+          <m:sub>
+            <m:r>
+              <m:t>2</m:t>
+            </m:r>
+          </m:sub>
+        </m:sSub>
+      </m:oMath>
+      <w:r>
+        <w:rPr>
+          <w:rFonts w:ascii="Times New Roman" w:hAnsi="Times New Roman" w:eastAsia="Times New Roman" w:cs="Times New Roman"/>
+        </w:rPr>
+        <w:t xml:space="preserve"> </w:t>
+      </w:r>
+      <w:r>
+        <w:rPr>
+          <w:rFonts w:hint="eastAsia" w:ascii="Times New Roman" w:hAnsi="Times New Roman" w:eastAsia="FangSong" w:cs="Times New Roman"/>
+        </w:rPr>
+        <w:t>总量比原来的两倍还多</w:t>
+      </w:r>
+      <w:r>
+        <w:rPr>
+          <w:rFonts w:hint="eastAsia" w:ascii="Times New Roman" w:hAnsi="Times New Roman" w:eastAsia="Times New Roman" w:cs="Times New Roman"/>
+        </w:rPr>
+        <w:t>。</w:t>
+      </w:r>
+    </w:p>
+    <w:p>
+      <w:pPr>
+        <w:pStyle w:val="Compact"/>
+        <w:numPr>
+          <w:ilvl w:val="0"/>
+          <w:numId w:val="1020"/>
+        </w:numPr>
+        <w:ind w:firstLine="420"/>
+      </w:pPr>
+      <w:r>
+        <w:rPr>
+          <w:rFonts w:hint="eastAsia" w:ascii="Times New Roman" w:hAnsi="Times New Roman" w:eastAsia="FangSong" w:cs="Times New Roman"/>
+        </w:rPr>
+        <w:t xml:space="preserve">若添加酸使得</w:t>
+      </w:r>
+      <w:r>
+        <w:rPr>
+          <w:rFonts w:ascii="Times New Roman" w:hAnsi="Times New Roman" w:eastAsia="Times New Roman" w:cs="Times New Roman"/>
+        </w:rPr>
+        <w:t xml:space="preserve"> </w:t>
+      </w:r>
+      <m:oMath>
+        <m:r>
+          <m:rPr>
+            <m:sty m:val="p"/>
+          </m:rPr>
+          <m:t>p</m:t>
+        </m:r>
+        <m:r>
+          <m:rPr>
+            <m:sty m:val="p"/>
+          </m:rPr>
+          <m:t>H</m:t>
+        </m:r>
+      </m:oMath>
+      <w:r>
+        <w:rPr>
+          <w:rFonts w:ascii="Times New Roman" w:hAnsi="Times New Roman" w:eastAsia="Times New Roman" w:cs="Times New Roman"/>
+        </w:rPr>
+        <w:t xml:space="preserve"> </w:t>
+      </w:r>
+      <w:r>
+        <w:rPr>
+          <w:rFonts w:hint="eastAsia" w:ascii="Times New Roman" w:hAnsi="Times New Roman" w:eastAsia="FangSong" w:cs="Times New Roman"/>
+        </w:rPr>
+        <w:t>减少</w:t>
       </w:r>
       <w:r>
         <w:rPr>
@@ -12211,27 +11376,80 @@
       </w:r>
       <w:r>
         <w:rPr>
-          <w:rFonts w:hint="eastAsia" w:ascii="Times New Roman" w:hAnsi="Times New Roman" w:eastAsia="FangSong" w:cs="Times New Roman"/>
-        </w:rPr>
-        <w:t>然后再让系统达到平衡</w:t>
+          <w:rFonts w:ascii="Times New Roman" w:hAnsi="Times New Roman" w:eastAsia="Times New Roman" w:cs="Times New Roman"/>
+        </w:rPr>
+        <w:t xml:space="preserve"> </w:t>
+      </w:r>
+      <w:r>
+        <w:rPr>
+          <w:rFonts w:hint="eastAsia" w:ascii="Times New Roman" w:hAnsi="Times New Roman" w:eastAsia="FangSong" w:cs="Times New Roman"/>
+        </w:rPr>
+        <w:t>系统达到平衡后</w:t>
+      </w:r>
+      <w:r>
+        <w:rPr>
+          <w:rFonts w:hint="eastAsia" w:ascii="Times New Roman" w:hAnsi="Times New Roman" w:eastAsia="Times New Roman" w:cs="Times New Roman"/>
+        </w:rPr>
+        <w:t>,</w:t>
+      </w:r>
+      <w:r>
+        <w:rPr>
+          <w:rFonts w:ascii="Times New Roman" w:hAnsi="Times New Roman" w:eastAsia="Times New Roman" w:cs="Times New Roman"/>
+        </w:rPr>
+        <w:t xml:space="preserve"> </w:t>
+      </w:r>
+      <w:r>
+        <w:rPr>
+          <w:rFonts w:hint="eastAsia" w:ascii="Times New Roman" w:hAnsi="Times New Roman" w:eastAsia="FangSong" w:cs="Times New Roman"/>
+        </w:rPr>
+        <w:t xml:space="preserve">水中吸收的</w:t>
+      </w:r>
+      <w:r>
+        <w:rPr>
+          <w:rFonts w:ascii="Times New Roman" w:hAnsi="Times New Roman" w:eastAsia="Times New Roman" w:cs="Times New Roman"/>
+        </w:rPr>
+        <w:t xml:space="preserve"> </w:t>
+      </w:r>
+      <m:oMath>
+        <m:sSub>
+          <m:e>
+            <m:r>
+              <m:rPr>
+                <m:sty m:val="p"/>
+              </m:rPr>
+              <m:t>C</m:t>
+            </m:r>
+            <m:r>
+              <m:rPr>
+                <m:sty m:val="p"/>
+              </m:rPr>
+              <m:t>O</m:t>
+            </m:r>
+          </m:e>
+          <m:sub>
+            <m:r>
+              <m:t>2</m:t>
+            </m:r>
+          </m:sub>
+        </m:sSub>
+      </m:oMath>
+      <w:r>
+        <w:rPr>
+          <w:rFonts w:ascii="Times New Roman" w:hAnsi="Times New Roman" w:eastAsia="Times New Roman" w:cs="Times New Roman"/>
+        </w:rPr>
+        <w:t xml:space="preserve"> </w:t>
+      </w:r>
+      <w:r>
+        <w:rPr>
+          <w:rFonts w:hint="eastAsia" w:ascii="Times New Roman" w:hAnsi="Times New Roman" w:eastAsia="FangSong" w:cs="Times New Roman"/>
+        </w:rPr>
+        <w:t>总量比原来的一半要多</w:t>
       </w:r>
       <w:r>
         <w:rPr>
           <w:rFonts w:hint="eastAsia" w:ascii="Times New Roman" w:hAnsi="Times New Roman" w:eastAsia="Times New Roman" w:cs="Times New Roman"/>
         </w:rPr>
         <w:t>。</w:t>
-      </w:r>
-      <w:r>
-        <w:rPr>
-          <w:rFonts w:hint="eastAsia" w:ascii="Times New Roman" w:hAnsi="Times New Roman" w:eastAsia="FangSong" w:cs="Times New Roman"/>
-        </w:rPr>
-        <w:t>判断以下说法的正确性</w:t>
-      </w:r>
-      <w:r>
-        <w:rPr>
-          <w:rFonts w:hint="eastAsia" w:ascii="Times New Roman" w:hAnsi="Times New Roman" w:eastAsia="Times New Roman" w:cs="Times New Roman"/>
-        </w:rPr>
-        <w:t>:</w:t>
       </w:r>
     </w:p>
     <w:p>
@@ -12240,236 +11458,6 @@
         <w:numPr>
           <w:ilvl w:val="0"/>
           <w:numId w:val="1021"/>
-        </w:numPr>
-        <w:ind w:firstLine="420"/>
-      </w:pPr>
-      <w:r>
-        <w:rPr>
-          <w:rFonts w:hint="eastAsia" w:ascii="Times New Roman" w:hAnsi="Times New Roman" w:eastAsia="FangSong" w:cs="Times New Roman"/>
-        </w:rPr>
-        <w:t xml:space="preserve">若添加碱使得</w:t>
-      </w:r>
-      <w:r>
-        <w:rPr>
-          <w:rFonts w:ascii="Times New Roman" w:hAnsi="Times New Roman" w:eastAsia="Times New Roman" w:cs="Times New Roman"/>
-        </w:rPr>
-        <w:t xml:space="preserve"> pH </w:t>
-      </w:r>
-      <w:r>
-        <w:rPr>
-          <w:rFonts w:hint="eastAsia" w:ascii="Times New Roman" w:hAnsi="Times New Roman" w:eastAsia="FangSong" w:cs="Times New Roman"/>
-        </w:rPr>
-        <w:t xml:space="preserve">增加</w:t>
-      </w:r>
-      <w:r>
-        <w:rPr>
-          <w:rFonts w:ascii="Times New Roman" w:hAnsi="Times New Roman" w:eastAsia="Times New Roman" w:cs="Times New Roman"/>
-        </w:rPr>
-        <w:t xml:space="preserve"> 1, </w:t>
-      </w:r>
-      <w:r>
-        <w:rPr>
-          <w:rFonts w:hint="eastAsia" w:ascii="Times New Roman" w:hAnsi="Times New Roman" w:eastAsia="FangSong" w:cs="Times New Roman"/>
-        </w:rPr>
-        <w:t>系统达到平衡后</w:t>
-      </w:r>
-      <w:r>
-        <w:rPr>
-          <w:rFonts w:hint="eastAsia" w:ascii="Times New Roman" w:hAnsi="Times New Roman" w:eastAsia="Times New Roman" w:cs="Times New Roman"/>
-        </w:rPr>
-        <w:t>,</w:t>
-      </w:r>
-      <w:r>
-        <w:rPr>
-          <w:rFonts w:ascii="Times New Roman" w:hAnsi="Times New Roman" w:eastAsia="Times New Roman" w:cs="Times New Roman"/>
-        </w:rPr>
-        <w:t xml:space="preserve"> </w:t>
-      </w:r>
-      <w:r>
-        <w:rPr>
-          <w:rFonts w:hint="eastAsia" w:ascii="Times New Roman" w:hAnsi="Times New Roman" w:eastAsia="FangSong" w:cs="Times New Roman"/>
-        </w:rPr>
-        <w:t xml:space="preserve">水中吸收的</w:t>
-      </w:r>
-      <w:r>
-        <w:rPr>
-          <w:rFonts w:ascii="Times New Roman" w:hAnsi="Times New Roman" w:eastAsia="Times New Roman" w:cs="Times New Roman"/>
-        </w:rPr>
-        <w:t xml:space="preserve"> </w:t>
-      </w:r>
-      <m:oMath>
-        <m:r>
-          <m:t>C</m:t>
-        </m:r>
-        <m:sSub>
-          <m:e>
-            <m:r>
-              <m:t>O</m:t>
-            </m:r>
-          </m:e>
-          <m:sub>
-            <m:r>
-              <m:t>2</m:t>
-            </m:r>
-          </m:sub>
-        </m:sSub>
-      </m:oMath>
-      <w:r>
-        <w:rPr>
-          <w:rFonts w:ascii="Times New Roman" w:hAnsi="Times New Roman" w:eastAsia="Times New Roman" w:cs="Times New Roman"/>
-        </w:rPr>
-        <w:t xml:space="preserve"> </w:t>
-      </w:r>
-      <w:r>
-        <w:rPr>
-          <w:rFonts w:hint="eastAsia" w:ascii="Times New Roman" w:hAnsi="Times New Roman" w:eastAsia="FangSong" w:cs="Times New Roman"/>
-        </w:rPr>
-        <w:t>总量比原来的两倍还多</w:t>
-      </w:r>
-      <w:r>
-        <w:rPr>
-          <w:rFonts w:hint="eastAsia" w:ascii="Times New Roman" w:hAnsi="Times New Roman" w:eastAsia="Times New Roman" w:cs="Times New Roman"/>
-        </w:rPr>
-        <w:t>。</w:t>
-      </w:r>
-    </w:p>
-    <w:p>
-      <w:pPr>
-        <w:pStyle w:val="Compact"/>
-        <w:numPr>
-          <w:ilvl w:val="0"/>
-          <w:numId w:val="1021"/>
-        </w:numPr>
-        <w:ind w:firstLine="420"/>
-      </w:pPr>
-      <w:r>
-        <w:rPr>
-          <w:rFonts w:hint="eastAsia" w:ascii="Times New Roman" w:hAnsi="Times New Roman" w:eastAsia="FangSong" w:cs="Times New Roman"/>
-        </w:rPr>
-        <w:t xml:space="preserve">若添加酸使得</w:t>
-      </w:r>
-      <w:r>
-        <w:rPr>
-          <w:rFonts w:ascii="Times New Roman" w:hAnsi="Times New Roman" w:eastAsia="Times New Roman" w:cs="Times New Roman"/>
-        </w:rPr>
-        <w:t xml:space="preserve"> </w:t>
-      </w:r>
-      <m:oMath>
-        <m:r>
-          <m:rPr>
-            <m:sty m:val="p"/>
-          </m:rPr>
-          <m:t>p</m:t>
-        </m:r>
-        <m:r>
-          <m:rPr>
-            <m:sty m:val="p"/>
-          </m:rPr>
-          <m:t>H</m:t>
-        </m:r>
-      </m:oMath>
-      <w:r>
-        <w:rPr>
-          <w:rFonts w:ascii="Times New Roman" w:hAnsi="Times New Roman" w:eastAsia="Times New Roman" w:cs="Times New Roman"/>
-        </w:rPr>
-        <w:t xml:space="preserve"> </w:t>
-      </w:r>
-      <w:r>
-        <w:rPr>
-          <w:rFonts w:hint="eastAsia" w:ascii="Times New Roman" w:hAnsi="Times New Roman" w:eastAsia="FangSong" w:cs="Times New Roman"/>
-        </w:rPr>
-        <w:t>减少</w:t>
-      </w:r>
-      <w:r>
-        <w:rPr>
-          <w:rFonts w:hint="eastAsia" w:ascii="Times New Roman" w:hAnsi="Times New Roman" w:eastAsia="Times New Roman" w:cs="Times New Roman"/>
-        </w:rPr>
-        <w:t>1,</w:t>
-      </w:r>
-      <w:r>
-        <w:rPr>
-          <w:rFonts w:ascii="Times New Roman" w:hAnsi="Times New Roman" w:eastAsia="Times New Roman" w:cs="Times New Roman"/>
-        </w:rPr>
-        <w:t xml:space="preserve"> </w:t>
-      </w:r>
-      <w:r>
-        <w:rPr>
-          <w:rFonts w:hint="eastAsia" w:ascii="Times New Roman" w:hAnsi="Times New Roman" w:eastAsia="FangSong" w:cs="Times New Roman"/>
-        </w:rPr>
-        <w:t>系统达到平衡后</w:t>
-      </w:r>
-      <w:r>
-        <w:rPr>
-          <w:rFonts w:hint="eastAsia" w:ascii="Times New Roman" w:hAnsi="Times New Roman" w:eastAsia="Times New Roman" w:cs="Times New Roman"/>
-        </w:rPr>
-        <w:t>,</w:t>
-      </w:r>
-      <w:r>
-        <w:rPr>
-          <w:rFonts w:ascii="Times New Roman" w:hAnsi="Times New Roman" w:eastAsia="Times New Roman" w:cs="Times New Roman"/>
-        </w:rPr>
-        <w:t xml:space="preserve"> </w:t>
-      </w:r>
-      <w:r>
-        <w:rPr>
-          <w:rFonts w:hint="eastAsia" w:ascii="Times New Roman" w:hAnsi="Times New Roman" w:eastAsia="FangSong" w:cs="Times New Roman"/>
-        </w:rPr>
-        <w:t xml:space="preserve">水中吸收的</w:t>
-      </w:r>
-      <w:r>
-        <w:rPr>
-          <w:rFonts w:ascii="Times New Roman" w:hAnsi="Times New Roman" w:eastAsia="Times New Roman" w:cs="Times New Roman"/>
-        </w:rPr>
-        <w:t xml:space="preserve"> </w:t>
-      </w:r>
-      <m:oMath>
-        <m:sSub>
-          <m:e>
-            <m:r>
-              <m:rPr>
-                <m:sty m:val="p"/>
-              </m:rPr>
-              <m:t>C</m:t>
-            </m:r>
-            <m:r>
-              <m:rPr>
-                <m:sty m:val="p"/>
-              </m:rPr>
-              <m:t>O</m:t>
-            </m:r>
-          </m:e>
-          <m:sub>
-            <m:r>
-              <m:t>2</m:t>
-            </m:r>
-          </m:sub>
-        </m:sSub>
-      </m:oMath>
-      <w:r>
-        <w:rPr>
-          <w:rFonts w:ascii="Times New Roman" w:hAnsi="Times New Roman" w:eastAsia="Times New Roman" w:cs="Times New Roman"/>
-        </w:rPr>
-        <w:t xml:space="preserve"> </w:t>
-      </w:r>
-      <w:r>
-        <w:rPr>
-          <w:rFonts w:hint="eastAsia" w:ascii="Times New Roman" w:hAnsi="Times New Roman" w:eastAsia="FangSong" w:cs="Times New Roman"/>
-        </w:rPr>
-        <w:t>总量比原来的一半要多</w:t>
-      </w:r>
-      <w:r>
-        <w:rPr>
-          <w:rFonts w:hint="eastAsia" w:ascii="Times New Roman" w:hAnsi="Times New Roman" w:eastAsia="Times New Roman" w:cs="Times New Roman"/>
-        </w:rPr>
-        <w:t>。</w:t>
-      </w:r>
-    </w:p>
-    <w:p>
-      <w:pPr>
-        <w:pStyle w:val="Compact"/>
-        <w:numPr>
-          <w:ilvl w:val="0"/>
-          <w:numId w:val="1022"/>
         </w:numPr>
         <w:ind w:firstLine="420"/>
       </w:pPr>
@@ -13177,7 +12165,7 @@
         <w:pStyle w:val="Compact"/>
         <w:numPr>
           <w:ilvl w:val="0"/>
-          <w:numId w:val="1023"/>
+          <w:numId w:val="1022"/>
         </w:numPr>
         <w:ind w:firstLine="420"/>
       </w:pPr>
@@ -13286,7 +12274,7 @@
         <w:pStyle w:val="Compact"/>
         <w:numPr>
           <w:ilvl w:val="0"/>
-          <w:numId w:val="1023"/>
+          <w:numId w:val="1022"/>
         </w:numPr>
         <w:ind w:firstLine="420"/>
       </w:pPr>
@@ -13308,7 +12296,7 @@
         <w:pStyle w:val="Compact"/>
         <w:numPr>
           <w:ilvl w:val="0"/>
-          <w:numId w:val="1023"/>
+          <w:numId w:val="1022"/>
         </w:numPr>
         <w:ind w:firstLine="420"/>
       </w:pPr>
@@ -13342,7 +12330,7 @@
         <w:pStyle w:val="Compact"/>
         <w:numPr>
           <w:ilvl w:val="0"/>
-          <w:numId w:val="1023"/>
+          <w:numId w:val="1022"/>
         </w:numPr>
         <w:ind w:firstLine="420"/>
       </w:pPr>
@@ -13629,7 +12617,7 @@
       <w:pPr>
         <w:numPr>
           <w:ilvl w:val="0"/>
-          <w:numId w:val="1024"/>
+          <w:numId w:val="1023"/>
         </w:numPr>
         <w:ind w:firstLine="420"/>
       </w:pPr>
@@ -13656,7 +12644,7 @@
       <w:pPr>
         <w:numPr>
           <w:ilvl w:val="0"/>
-          <w:numId w:val="1024"/>
+          <w:numId w:val="1023"/>
         </w:numPr>
         <w:ind w:firstLine="420"/>
       </w:pPr>
@@ -13713,7 +12701,7 @@
       <w:pPr>
         <w:numPr>
           <w:ilvl w:val="0"/>
-          <w:numId w:val="1024"/>
+          <w:numId w:val="1023"/>
         </w:numPr>
         <w:ind w:firstLine="420"/>
       </w:pPr>
@@ -13819,7 +12807,7 @@
       <w:pPr>
         <w:numPr>
           <w:ilvl w:val="0"/>
-          <w:numId w:val="1024"/>
+          <w:numId w:val="1023"/>
         </w:numPr>
         <w:ind w:firstLine="420"/>
       </w:pPr>
@@ -15079,7 +14067,7 @@
       <w:pPr>
         <w:numPr>
           <w:ilvl w:val="0"/>
-          <w:numId w:val="1025"/>
+          <w:numId w:val="1024"/>
         </w:numPr>
         <w:ind w:firstLine="420"/>
       </w:pPr>
@@ -15124,7 +14112,7 @@
       <w:pPr>
         <w:numPr>
           <w:ilvl w:val="0"/>
-          <w:numId w:val="1025"/>
+          <w:numId w:val="1024"/>
         </w:numPr>
         <w:ind w:firstLine="420"/>
       </w:pPr>
@@ -15229,7 +14217,7 @@
       <w:pPr>
         <w:numPr>
           <w:ilvl w:val="0"/>
-          <w:numId w:val="1025"/>
+          <w:numId w:val="1024"/>
         </w:numPr>
         <w:ind w:firstLine="420"/>
       </w:pPr>
@@ -15371,7 +14359,7 @@
       <w:pPr>
         <w:numPr>
           <w:ilvl w:val="0"/>
-          <w:numId w:val="1025"/>
+          <w:numId w:val="1024"/>
         </w:numPr>
         <w:ind w:firstLine="420"/>
       </w:pPr>
@@ -16411,7 +15399,7 @@
         <w:pStyle w:val="Compact"/>
         <w:numPr>
           <w:ilvl w:val="0"/>
-          <w:numId w:val="1026"/>
+          <w:numId w:val="1025"/>
         </w:numPr>
         <w:spacing w:before="120"/>
         <w:ind w:firstLine="420"/>
@@ -16464,7 +15452,7 @@
         <w:pStyle w:val="Compact"/>
         <w:numPr>
           <w:ilvl w:val="0"/>
-          <w:numId w:val="1026"/>
+          <w:numId w:val="1025"/>
         </w:numPr>
         <w:ind w:firstLine="420"/>
       </w:pPr>
@@ -16710,7 +15698,7 @@
         <w:pStyle w:val="Compact"/>
         <w:numPr>
           <w:ilvl w:val="0"/>
-          <w:numId w:val="1027"/>
+          <w:numId w:val="1026"/>
         </w:numPr>
         <w:ind w:firstLine="420"/>
       </w:pPr>
@@ -16996,7 +15984,7 @@
         <w:pStyle w:val="Compact"/>
         <w:numPr>
           <w:ilvl w:val="0"/>
-          <w:numId w:val="1027"/>
+          <w:numId w:val="1026"/>
         </w:numPr>
         <w:ind w:firstLine="420"/>
       </w:pPr>
@@ -17727,91 +16715,6 @@
       <w:start w:val="3"/>
       <w:numFmt w:val="lowerLetter"/>
       <w:lvlText w:val="%9."/>
-      <w:lvlJc w:val="left"/>
-      <w:pPr>
-        <w:ind w:left="6480" w:hanging="360"/>
-      </w:pPr>
-    </w:lvl>
-  </w:abstractNum>
-  <w:abstractNum w:abstractNumId="99434">
-    <w:nsid w:val="00A99434"/>
-    <w:multiLevelType w:val="multilevel"/>
-    <w:lvl w:ilvl="0">
-      <w:start w:val="4"/>
-      <w:numFmt w:val="decimal"/>
-      <w:lvlText w:val="(%1)"/>
-      <w:lvlJc w:val="left"/>
-      <w:pPr>
-        <w:ind w:left="720" w:hanging="360"/>
-      </w:pPr>
-    </w:lvl>
-    <w:lvl w:ilvl="1">
-      <w:start w:val="4"/>
-      <w:numFmt w:val="decimal"/>
-      <w:lvlText w:val="(%2)"/>
-      <w:lvlJc w:val="left"/>
-      <w:pPr>
-        <w:ind w:left="1440" w:hanging="360"/>
-      </w:pPr>
-    </w:lvl>
-    <w:lvl w:ilvl="2">
-      <w:start w:val="4"/>
-      <w:numFmt w:val="decimal"/>
-      <w:lvlText w:val="(%3)"/>
-      <w:lvlJc w:val="left"/>
-      <w:pPr>
-        <w:ind w:left="2160" w:hanging="360"/>
-      </w:pPr>
-    </w:lvl>
-    <w:lvl w:ilvl="3">
-      <w:start w:val="4"/>
-      <w:numFmt w:val="decimal"/>
-      <w:lvlText w:val="(%4)"/>
-      <w:lvlJc w:val="left"/>
-      <w:pPr>
-        <w:ind w:left="2880" w:hanging="360"/>
-      </w:pPr>
-    </w:lvl>
-    <w:lvl w:ilvl="4">
-      <w:start w:val="4"/>
-      <w:numFmt w:val="decimal"/>
-      <w:lvlText w:val="(%5)"/>
-      <w:lvlJc w:val="left"/>
-      <w:pPr>
-        <w:ind w:left="3600" w:hanging="360"/>
-      </w:pPr>
-    </w:lvl>
-    <w:lvl w:ilvl="5">
-      <w:start w:val="4"/>
-      <w:numFmt w:val="decimal"/>
-      <w:lvlText w:val="(%6)"/>
-      <w:lvlJc w:val="left"/>
-      <w:pPr>
-        <w:ind w:left="4320" w:hanging="360"/>
-      </w:pPr>
-    </w:lvl>
-    <w:lvl w:ilvl="6">
-      <w:start w:val="4"/>
-      <w:numFmt w:val="decimal"/>
-      <w:lvlText w:val="(%7)"/>
-      <w:lvlJc w:val="left"/>
-      <w:pPr>
-        <w:ind w:left="5040" w:hanging="360"/>
-      </w:pPr>
-    </w:lvl>
-    <w:lvl w:ilvl="7">
-      <w:start w:val="4"/>
-      <w:numFmt w:val="decimal"/>
-      <w:lvlText w:val="(%8)"/>
-      <w:lvlJc w:val="left"/>
-      <w:pPr>
-        <w:ind w:left="5760" w:hanging="360"/>
-      </w:pPr>
-    </w:lvl>
-    <w:lvl w:ilvl="8">
-      <w:start w:val="4"/>
-      <w:numFmt w:val="decimal"/>
-      <w:lvlText w:val="(%9)"/>
       <w:lvlJc w:val="left"/>
       <w:pPr>
         <w:ind w:left="6480" w:hanging="360"/>
@@ -18422,33 +17325,33 @@
     </w:lvlOverride>
   </w:num>
   <w:num w:numId="1017">
-    <w:abstractNumId w:val="99434"/>
+    <w:abstractNumId w:val="99431"/>
     <w:lvlOverride w:ilvl="0">
-      <w:startOverride w:val="4"/>
+      <w:startOverride w:val="1"/>
     </w:lvlOverride>
     <w:lvlOverride w:ilvl="1">
-      <w:startOverride w:val="4"/>
+      <w:startOverride w:val="1"/>
     </w:lvlOverride>
     <w:lvlOverride w:ilvl="2">
-      <w:startOverride w:val="4"/>
+      <w:startOverride w:val="1"/>
     </w:lvlOverride>
     <w:lvlOverride w:ilvl="3">
-      <w:startOverride w:val="4"/>
+      <w:startOverride w:val="1"/>
     </w:lvlOverride>
     <w:lvlOverride w:ilvl="4">
-      <w:startOverride w:val="4"/>
+      <w:startOverride w:val="1"/>
     </w:lvlOverride>
     <w:lvlOverride w:ilvl="5">
-      <w:startOverride w:val="4"/>
+      <w:startOverride w:val="1"/>
     </w:lvlOverride>
     <w:lvlOverride w:ilvl="6">
-      <w:startOverride w:val="4"/>
+      <w:startOverride w:val="1"/>
     </w:lvlOverride>
     <w:lvlOverride w:ilvl="7">
-      <w:startOverride w:val="4"/>
+      <w:startOverride w:val="1"/>
     </w:lvlOverride>
     <w:lvlOverride w:ilvl="8">
-      <w:startOverride w:val="4"/>
+      <w:startOverride w:val="1"/>
     </w:lvlOverride>
   </w:num>
   <w:num w:numId="1018">
@@ -18482,7 +17385,7 @@
     </w:lvlOverride>
   </w:num>
   <w:num w:numId="1019">
-    <w:abstractNumId w:val="99431"/>
+    <w:abstractNumId w:val="99411"/>
     <w:lvlOverride w:ilvl="0">
       <w:startOverride w:val="1"/>
     </w:lvlOverride>
@@ -18512,7 +17415,7 @@
     </w:lvlOverride>
   </w:num>
   <w:num w:numId="1020">
-    <w:abstractNumId w:val="99411"/>
+    <w:abstractNumId w:val="99721"/>
     <w:lvlOverride w:ilvl="0">
       <w:startOverride w:val="1"/>
     </w:lvlOverride>
@@ -18542,36 +17445,6 @@
     </w:lvlOverride>
   </w:num>
   <w:num w:numId="1021">
-    <w:abstractNumId w:val="99721"/>
-    <w:lvlOverride w:ilvl="0">
-      <w:startOverride w:val="1"/>
-    </w:lvlOverride>
-    <w:lvlOverride w:ilvl="1">
-      <w:startOverride w:val="1"/>
-    </w:lvlOverride>
-    <w:lvlOverride w:ilvl="2">
-      <w:startOverride w:val="1"/>
-    </w:lvlOverride>
-    <w:lvlOverride w:ilvl="3">
-      <w:startOverride w:val="1"/>
-    </w:lvlOverride>
-    <w:lvlOverride w:ilvl="4">
-      <w:startOverride w:val="1"/>
-    </w:lvlOverride>
-    <w:lvlOverride w:ilvl="5">
-      <w:startOverride w:val="1"/>
-    </w:lvlOverride>
-    <w:lvlOverride w:ilvl="6">
-      <w:startOverride w:val="1"/>
-    </w:lvlOverride>
-    <w:lvlOverride w:ilvl="7">
-      <w:startOverride w:val="1"/>
-    </w:lvlOverride>
-    <w:lvlOverride w:ilvl="8">
-      <w:startOverride w:val="1"/>
-    </w:lvlOverride>
-  </w:num>
-  <w:num w:numId="1022">
     <w:abstractNumId w:val="99413"/>
     <w:lvlOverride w:ilvl="0">
       <w:startOverride w:val="3"/>
@@ -18601,8 +17474,38 @@
       <w:startOverride w:val="3"/>
     </w:lvlOverride>
   </w:num>
+  <w:num w:numId="1022">
+    <w:abstractNumId w:val="991"/>
+  </w:num>
   <w:num w:numId="1023">
-    <w:abstractNumId w:val="991"/>
+    <w:abstractNumId w:val="99431"/>
+    <w:lvlOverride w:ilvl="0">
+      <w:startOverride w:val="1"/>
+    </w:lvlOverride>
+    <w:lvlOverride w:ilvl="1">
+      <w:startOverride w:val="1"/>
+    </w:lvlOverride>
+    <w:lvlOverride w:ilvl="2">
+      <w:startOverride w:val="1"/>
+    </w:lvlOverride>
+    <w:lvlOverride w:ilvl="3">
+      <w:startOverride w:val="1"/>
+    </w:lvlOverride>
+    <w:lvlOverride w:ilvl="4">
+      <w:startOverride w:val="1"/>
+    </w:lvlOverride>
+    <w:lvlOverride w:ilvl="5">
+      <w:startOverride w:val="1"/>
+    </w:lvlOverride>
+    <w:lvlOverride w:ilvl="6">
+      <w:startOverride w:val="1"/>
+    </w:lvlOverride>
+    <w:lvlOverride w:ilvl="7">
+      <w:startOverride w:val="1"/>
+    </w:lvlOverride>
+    <w:lvlOverride w:ilvl="8">
+      <w:startOverride w:val="1"/>
+    </w:lvlOverride>
   </w:num>
   <w:num w:numId="1024">
     <w:abstractNumId w:val="99431"/>
@@ -18635,7 +17538,7 @@
     </w:lvlOverride>
   </w:num>
   <w:num w:numId="1025">
-    <w:abstractNumId w:val="99431"/>
+    <w:abstractNumId w:val="99411"/>
     <w:lvlOverride w:ilvl="0">
       <w:startOverride w:val="1"/>
     </w:lvlOverride>
@@ -18665,36 +17568,6 @@
     </w:lvlOverride>
   </w:num>
   <w:num w:numId="1026">
-    <w:abstractNumId w:val="99411"/>
-    <w:lvlOverride w:ilvl="0">
-      <w:startOverride w:val="1"/>
-    </w:lvlOverride>
-    <w:lvlOverride w:ilvl="1">
-      <w:startOverride w:val="1"/>
-    </w:lvlOverride>
-    <w:lvlOverride w:ilvl="2">
-      <w:startOverride w:val="1"/>
-    </w:lvlOverride>
-    <w:lvlOverride w:ilvl="3">
-      <w:startOverride w:val="1"/>
-    </w:lvlOverride>
-    <w:lvlOverride w:ilvl="4">
-      <w:startOverride w:val="1"/>
-    </w:lvlOverride>
-    <w:lvlOverride w:ilvl="5">
-      <w:startOverride w:val="1"/>
-    </w:lvlOverride>
-    <w:lvlOverride w:ilvl="6">
-      <w:startOverride w:val="1"/>
-    </w:lvlOverride>
-    <w:lvlOverride w:ilvl="7">
-      <w:startOverride w:val="1"/>
-    </w:lvlOverride>
-    <w:lvlOverride w:ilvl="8">
-      <w:startOverride w:val="1"/>
-    </w:lvlOverride>
-  </w:num>
-  <w:num w:numId="1027">
     <w:abstractNumId w:val="99411"/>
     <w:lvlOverride w:ilvl="0">
       <w:startOverride w:val="1"/>
